--- a/EXPORTS/DOCX/published/niveau3/English/KITLV.docx
+++ b/EXPORTS/DOCX/published/niveau3/English/KITLV.docx
@@ -175,7 +175,7 @@
           <w:rFonts w:ascii="Charis SIL Regular" w:hAnsi="Charis SIL Regular" w:eastAsia="Charis SIL Regular"/>
           <w:b w:val="0"/>
           <w:i w:val="0"/>
-          <w:color w:val="0066CC"/>
+          <w:color w:val="0000FF"/>
           <w:sz w:val="24"/>
           <w:u w:val="single"/>
         </w:rPr>
@@ -193,7 +193,7 @@
           <w:rFonts w:ascii="Charis SIL Regular" w:hAnsi="Charis SIL Regular" w:eastAsia="Charis SIL Regular"/>
           <w:b w:val="0"/>
           <w:i w:val="0"/>
-          <w:color w:val="0066CC"/>
+          <w:color w:val="0000FF"/>
           <w:sz w:val="24"/>
           <w:u w:val="single"/>
         </w:rPr>
@@ -204,7 +204,7 @@
           <w:rFonts w:ascii="Charis SIL Regular" w:hAnsi="Charis SIL Regular" w:eastAsia="Charis SIL Regular"/>
           <w:b w:val="0"/>
           <w:i w:val="0"/>
-          <w:color w:val="0066CC"/>
+          <w:color w:val="0000FF"/>
           <w:sz w:val="24"/>
           <w:u w:val="single"/>
         </w:rPr>
@@ -222,7 +222,7 @@
           <w:rFonts w:ascii="Charis SIL Regular" w:hAnsi="Charis SIL Regular" w:eastAsia="Charis SIL Regular"/>
           <w:b w:val="0"/>
           <w:i w:val="0"/>
-          <w:color w:val="0066CC"/>
+          <w:color w:val="0000FF"/>
           <w:sz w:val="24"/>
           <w:u w:val="single"/>
         </w:rPr>
@@ -233,7 +233,7 @@
           <w:rFonts w:ascii="Charis SIL Regular" w:hAnsi="Charis SIL Regular" w:eastAsia="Charis SIL Regular"/>
           <w:b w:val="0"/>
           <w:i w:val="0"/>
-          <w:color w:val="0066CC"/>
+          <w:color w:val="0000FF"/>
           <w:sz w:val="24"/>
           <w:u w:val="single"/>
         </w:rPr>
@@ -261,7 +261,7 @@
           <w:rFonts w:ascii="Charis SIL Regular" w:hAnsi="Charis SIL Regular" w:eastAsia="Charis SIL Regular"/>
           <w:b w:val="0"/>
           <w:i w:val="0"/>
-          <w:color w:val="0066CC"/>
+          <w:color w:val="0000FF"/>
           <w:sz w:val="24"/>
           <w:u w:val="single"/>
         </w:rPr>
@@ -279,7 +279,7 @@
           <w:rFonts w:ascii="Charis SIL Regular" w:hAnsi="Charis SIL Regular" w:eastAsia="Charis SIL Regular"/>
           <w:b w:val="0"/>
           <w:i w:val="0"/>
-          <w:color w:val="0066CC"/>
+          <w:color w:val="0000FF"/>
           <w:sz w:val="24"/>
           <w:u w:val="single"/>
         </w:rPr>
@@ -290,7 +290,7 @@
           <w:rFonts w:ascii="Charis SIL Regular" w:hAnsi="Charis SIL Regular" w:eastAsia="Charis SIL Regular"/>
           <w:b w:val="0"/>
           <w:i w:val="0"/>
-          <w:color w:val="0066CC"/>
+          <w:color w:val="0000FF"/>
           <w:sz w:val="24"/>
           <w:u w:val="single"/>
         </w:rPr>
@@ -318,7 +318,7 @@
           <w:rFonts w:ascii="Charis SIL Regular" w:hAnsi="Charis SIL Regular" w:eastAsia="Charis SIL Regular"/>
           <w:b w:val="0"/>
           <w:i w:val="0"/>
-          <w:color w:val="0066CC"/>
+          <w:color w:val="0000FF"/>
           <w:sz w:val="24"/>
           <w:u w:val="single"/>
         </w:rPr>
@@ -336,7 +336,7 @@
           <w:rFonts w:ascii="Charis SIL Regular" w:hAnsi="Charis SIL Regular" w:eastAsia="Charis SIL Regular"/>
           <w:b w:val="0"/>
           <w:i w:val="0"/>
-          <w:color w:val="0066CC"/>
+          <w:color w:val="0000FF"/>
           <w:sz w:val="24"/>
           <w:u w:val="single"/>
         </w:rPr>
@@ -347,7 +347,7 @@
           <w:rFonts w:ascii="Charis SIL Regular" w:hAnsi="Charis SIL Regular" w:eastAsia="Charis SIL Regular"/>
           <w:b w:val="0"/>
           <w:i w:val="0"/>
-          <w:color w:val="0066CC"/>
+          <w:color w:val="0000FF"/>
           <w:sz w:val="24"/>
           <w:u w:val="single"/>
         </w:rPr>
@@ -378,75 +378,11 @@
           <w:color w:val="000000"/>
           <w:sz w:val="24"/>
         </w:rPr>
-        <w:t>studies, or geograph</w:t>
-      </w:r>
-      <w:r>
-        <w:rPr>
-          <w:u w:val="single" w:color="0066cc"/>
-          <w:rFonts w:ascii="Charis SIL Regular" w:hAnsi="Charis SIL Regular" w:eastAsia="Charis SIL Regular"/>
-          <w:b w:val="0"/>
-          <w:i w:val="0"/>
-          <w:color w:val="000000"/>
-          <w:sz w:val="24"/>
-        </w:rPr>
-        <w:hyperlink r:id="rId9" w:history="1">
-          <w:r>
-            <w:rPr>
-              <w:rStyle w:val="Hyperlink"/>
-            </w:rPr>
-            <w:t>y, w</w:t>
-          </w:r>
-        </w:hyperlink>
-      </w:r>
-      <w:r>
-        <w:rPr>
-          <w:u w:val="single" w:color="0066cc"/>
-          <w:rFonts w:ascii="Charis SIL Regular" w:hAnsi="Charis SIL Regular" w:eastAsia="Charis SIL Regular"/>
-          <w:b w:val="0"/>
-          <w:i w:val="0"/>
-          <w:color w:val="000000"/>
-          <w:sz w:val="24"/>
-        </w:rPr>
-        <w:hyperlink r:id="rId9" w:history="1">
-          <w:r>
-            <w:rPr>
-              <w:rStyle w:val="Hyperlink"/>
-            </w:rPr>
-            <w:t>a</w:t>
-          </w:r>
-        </w:hyperlink>
-      </w:r>
-      <w:r>
-        <w:rPr>
-          <w:u w:val="single" w:color="0066cc"/>
-          <w:rFonts w:ascii="Charis SIL Regular" w:hAnsi="Charis SIL Regular" w:eastAsia="Charis SIL Regular"/>
-          <w:b w:val="0"/>
-          <w:i w:val="0"/>
-          <w:color w:val="000000"/>
-          <w:sz w:val="24"/>
-        </w:rPr>
-        <w:hyperlink r:id="rId9" w:history="1">
-          <w:r>
-            <w:rPr>
-              <w:rStyle w:val="Hyperlink"/>
-            </w:rPr>
-            <w:t xml:space="preserve">s left to </w:t>
-          </w:r>
-        </w:hyperlink>
-      </w:r>
-      <w:r>
-        <w:rPr>
-          <w:rFonts w:ascii="Charis SIL Regular" w:hAnsi="Charis SIL Regular" w:eastAsia="Charis SIL Regular"/>
-          <w:b w:val="0"/>
-          <w:i w:val="0"/>
-          <w:color w:val="000000"/>
-          <w:sz w:val="24"/>
-        </w:rPr>
-        <w:t>t</w:t>
-      </w:r>
-      <w:r>
-        <w:rPr>
-          <w:u w:val="single" w:color="0066cc"/>
+        <w:t>studies, or geography, was left to t</w:t>
+      </w:r>
+      <w:r>
+        <w:rPr>
+          <w:u w:val="single" w:color="0000ff"/>
           <w:rFonts w:ascii="Charis SIL Regular" w:hAnsi="Charis SIL Regular" w:eastAsia="Charis SIL Regular"/>
           <w:b w:val="0"/>
           <w:i w:val="0"/>
@@ -474,7 +410,7 @@
       </w:r>
       <w:r>
         <w:rPr>
-          <w:u w:val="single" w:color="0066cc"/>
+          <w:u w:val="single" w:color="0000ff"/>
           <w:rFonts w:ascii="Charis SIL Regular" w:hAnsi="Charis SIL Regular" w:eastAsia="Charis SIL Regular"/>
           <w:b w:val="0"/>
           <w:i w:val="0"/>
@@ -492,7 +428,7 @@
       </w:r>
       <w:r>
         <w:rPr>
-          <w:u w:val="single" w:color="0066cc"/>
+          <w:u w:val="single" w:color="0000ff"/>
           <w:rFonts w:ascii="Charis SIL Regular" w:hAnsi="Charis SIL Regular" w:eastAsia="Charis SIL Regular"/>
           <w:b w:val="0"/>
           <w:i w:val="0"/>
@@ -510,7 +446,7 @@
       </w:r>
       <w:r>
         <w:rPr>
-          <w:u w:val="single" w:color="0066cc"/>
+          <w:u w:val="single" w:color="0000ff"/>
           <w:rFonts w:ascii="Charis SIL Regular" w:hAnsi="Charis SIL Regular" w:eastAsia="Charis SIL Regular"/>
           <w:b w:val="0"/>
           <w:i w:val="0"/>
@@ -538,7 +474,7 @@
       </w:r>
       <w:r>
         <w:rPr>
-          <w:u w:val="single" w:color="0066cc"/>
+          <w:u w:val="single" w:color="0000ff"/>
           <w:rFonts w:ascii="Charis SIL Regular" w:hAnsi="Charis SIL Regular" w:eastAsia="Charis SIL Regular"/>
           <w:b w:val="0"/>
           <w:i w:val="0"/>
@@ -556,7 +492,7 @@
       </w:r>
       <w:r>
         <w:rPr>
-          <w:u w:val="single" w:color="0066cc"/>
+          <w:u w:val="single" w:color="0000ff"/>
           <w:rFonts w:ascii="Charis SIL Regular" w:hAnsi="Charis SIL Regular" w:eastAsia="Charis SIL Regular"/>
           <w:b w:val="0"/>
           <w:i w:val="0"/>
@@ -807,7 +743,7 @@
           <w:rFonts w:ascii="Charis SIL Regular" w:hAnsi="Charis SIL Regular" w:eastAsia="Charis SIL Regular"/>
           <w:b w:val="0"/>
           <w:i w:val="0"/>
-          <w:color w:val="0066CC"/>
+          <w:color w:val="0000FF"/>
           <w:sz w:val="24"/>
           <w:u w:val="single"/>
         </w:rPr>
@@ -825,7 +761,7 @@
           <w:rFonts w:ascii="Charis SIL Regular" w:hAnsi="Charis SIL Regular" w:eastAsia="Charis SIL Regular"/>
           <w:b w:val="0"/>
           <w:i w:val="0"/>
-          <w:color w:val="0066CC"/>
+          <w:color w:val="0000FF"/>
           <w:sz w:val="24"/>
           <w:u w:val="single"/>
         </w:rPr>
@@ -1092,7 +1028,7 @@
           <w:rFonts w:ascii="Charis SIL Regular" w:hAnsi="Charis SIL Regular" w:eastAsia="Charis SIL Regular"/>
           <w:b w:val="0"/>
           <w:i w:val="0"/>
-          <w:color w:val="0066CC"/>
+          <w:color w:val="0000FF"/>
           <w:sz w:val="24"/>
           <w:u w:val="single"/>
         </w:rPr>
@@ -1110,7 +1046,7 @@
           <w:rFonts w:ascii="Charis SIL Regular" w:hAnsi="Charis SIL Regular" w:eastAsia="Charis SIL Regular"/>
           <w:b w:val="0"/>
           <w:i w:val="0"/>
-          <w:color w:val="0066CC"/>
+          <w:color w:val="0000FF"/>
           <w:sz w:val="24"/>
           <w:u w:val="single"/>
         </w:rPr>
@@ -1121,7 +1057,7 @@
           <w:rFonts w:ascii="Charis SIL Regular" w:hAnsi="Charis SIL Regular" w:eastAsia="Charis SIL Regular"/>
           <w:b w:val="0"/>
           <w:i w:val="0"/>
-          <w:color w:val="0066CC"/>
+          <w:color w:val="0000FF"/>
           <w:sz w:val="24"/>
           <w:u w:val="single"/>
         </w:rPr>
@@ -1156,7 +1092,7 @@
       </w:r>
       <w:r>
         <w:rPr>
-          <w:u w:val="single" w:color="0066cc"/>
+          <w:u w:val="single" w:color="0000ff"/>
           <w:rFonts w:ascii="Charis SIL Regular" w:hAnsi="Charis SIL Regular" w:eastAsia="Charis SIL Regular"/>
           <w:b w:val="0"/>
           <w:i w:val="0"/>
@@ -1174,7 +1110,7 @@
       </w:r>
       <w:r>
         <w:rPr>
-          <w:u w:val="single" w:color="0066cc"/>
+          <w:u w:val="single" w:color="0000ff"/>
           <w:rFonts w:ascii="Charis SIL Regular" w:hAnsi="Charis SIL Regular" w:eastAsia="Charis SIL Regular"/>
           <w:b w:val="0"/>
           <w:i w:val="0"/>
@@ -1192,7 +1128,7 @@
       </w:r>
       <w:r>
         <w:rPr>
-          <w:u w:val="single" w:color="0066cc"/>
+          <w:u w:val="single" w:color="0000ff"/>
           <w:rFonts w:ascii="Charis SIL Regular" w:hAnsi="Charis SIL Regular" w:eastAsia="Charis SIL Regular"/>
           <w:b w:val="0"/>
           <w:i w:val="0"/>
@@ -1286,7 +1222,7 @@
           <w:rFonts w:ascii="Charis SIL Regular" w:hAnsi="Charis SIL Regular" w:eastAsia="Charis SIL Regular"/>
           <w:b w:val="0"/>
           <w:i w:val="0"/>
-          <w:color w:val="0066CC"/>
+          <w:color w:val="0000FF"/>
           <w:sz w:val="24"/>
           <w:u w:val="single"/>
         </w:rPr>
@@ -1304,7 +1240,7 @@
           <w:rFonts w:ascii="Charis SIL Regular" w:hAnsi="Charis SIL Regular" w:eastAsia="Charis SIL Regular"/>
           <w:b w:val="0"/>
           <w:i w:val="0"/>
-          <w:color w:val="0066CC"/>
+          <w:color w:val="0000FF"/>
           <w:sz w:val="24"/>
           <w:u w:val="single"/>
         </w:rPr>
@@ -1315,7 +1251,7 @@
           <w:rFonts w:ascii="Charis SIL Regular" w:hAnsi="Charis SIL Regular" w:eastAsia="Charis SIL Regular"/>
           <w:b w:val="0"/>
           <w:i w:val="0"/>
-          <w:color w:val="0066CC"/>
+          <w:color w:val="0000FF"/>
           <w:sz w:val="24"/>
           <w:u w:val="single"/>
         </w:rPr>
@@ -1353,11 +1289,11 @@
           <w:rFonts w:ascii="Charis SIL Regular" w:hAnsi="Charis SIL Regular" w:eastAsia="Charis SIL Regular"/>
           <w:b w:val="0"/>
           <w:i w:val="0"/>
-          <w:color w:val="0066CC"/>
+          <w:color w:val="0000FF"/>
           <w:sz w:val="24"/>
           <w:u w:val="single"/>
         </w:rPr>
-        <w:hyperlink r:id="rId14" w:history="1">
+        <w:hyperlink r:id="rId15" w:history="1">
           <w:r>
             <w:rPr>
               <w:rStyle w:val="Hyperlink"/>
@@ -1371,11 +1307,11 @@
           <w:rFonts w:ascii="Charis SIL Regular" w:hAnsi="Charis SIL Regular" w:eastAsia="Charis SIL Regular"/>
           <w:b w:val="0"/>
           <w:i w:val="0"/>
-          <w:color w:val="0066CC"/>
+          <w:color w:val="0000FF"/>
           <w:sz w:val="24"/>
           <w:u w:val="single"/>
         </w:rPr>
-        <w:hyperlink r:id="rId14" w:history="1">
+        <w:hyperlink r:id="rId15" w:history="1">
           <w:r>
             <w:rPr>
               <w:rStyle w:val="Hyperlink"/>
@@ -1389,7 +1325,7 @@
           <w:rFonts w:ascii="Charis SIL Regular" w:hAnsi="Charis SIL Regular" w:eastAsia="Charis SIL Regular"/>
           <w:b w:val="0"/>
           <w:i w:val="0"/>
-          <w:color w:val="0066CC"/>
+          <w:color w:val="0000FF"/>
           <w:sz w:val="24"/>
           <w:u w:val="single"/>
         </w:rPr>
@@ -1407,7 +1343,7 @@
           <w:rFonts w:ascii="Charis SIL Regular" w:hAnsi="Charis SIL Regular" w:eastAsia="Charis SIL Regular"/>
           <w:b w:val="0"/>
           <w:i w:val="0"/>
-          <w:color w:val="0066CC"/>
+          <w:color w:val="0000FF"/>
           <w:sz w:val="24"/>
           <w:u w:val="single"/>
         </w:rPr>
@@ -1418,7 +1354,7 @@
           <w:rFonts w:ascii="Charis SIL Regular" w:hAnsi="Charis SIL Regular" w:eastAsia="Charis SIL Regular"/>
           <w:b w:val="0"/>
           <w:i w:val="0"/>
-          <w:color w:val="0066CC"/>
+          <w:color w:val="0000FF"/>
           <w:sz w:val="24"/>
           <w:u w:val="single"/>
         </w:rPr>
@@ -1436,7 +1372,7 @@
           <w:rFonts w:ascii="Charis SIL Regular" w:hAnsi="Charis SIL Regular" w:eastAsia="Charis SIL Regular"/>
           <w:b w:val="0"/>
           <w:i w:val="0"/>
-          <w:color w:val="0066CC"/>
+          <w:color w:val="0000FF"/>
           <w:sz w:val="24"/>
           <w:u w:val="single"/>
         </w:rPr>
@@ -1494,7 +1430,7 @@
           <w:rFonts w:ascii="Charis SIL Regular" w:hAnsi="Charis SIL Regular" w:eastAsia="Charis SIL Regular"/>
           <w:b w:val="0"/>
           <w:i w:val="0"/>
-          <w:color w:val="0066CC"/>
+          <w:color w:val="0000FF"/>
           <w:sz w:val="24"/>
           <w:u w:val="single"/>
         </w:rPr>
@@ -1512,7 +1448,7 @@
           <w:rFonts w:ascii="Charis SIL Regular" w:hAnsi="Charis SIL Regular" w:eastAsia="Charis SIL Regular"/>
           <w:b w:val="0"/>
           <w:i w:val="0"/>
-          <w:color w:val="0066CC"/>
+          <w:color w:val="0000FF"/>
           <w:sz w:val="24"/>
           <w:u w:val="single"/>
         </w:rPr>
@@ -1523,7 +1459,7 @@
           <w:rFonts w:ascii="Charis SIL Regular" w:hAnsi="Charis SIL Regular" w:eastAsia="Charis SIL Regular"/>
           <w:b w:val="0"/>
           <w:i w:val="0"/>
-          <w:color w:val="0066CC"/>
+          <w:color w:val="0000FF"/>
           <w:sz w:val="24"/>
           <w:u w:val="single"/>
         </w:rPr>
@@ -1558,7 +1494,7 @@
       </w:r>
       <w:r>
         <w:rPr>
-          <w:u w:val="single" w:color="0066cc"/>
+          <w:u w:val="single" w:color="0000ff"/>
           <w:rFonts w:ascii="Charis SIL Regular" w:hAnsi="Charis SIL Regular" w:eastAsia="Charis SIL Regular"/>
           <w:b w:val="0"/>
           <w:i w:val="0"/>
@@ -1569,7 +1505,7 @@
       </w:r>
       <w:r>
         <w:rPr>
-          <w:u w:val="single" w:color="0066cc"/>
+          <w:u w:val="single" w:color="0000ff"/>
           <w:rFonts w:ascii="Charis SIL Regular" w:hAnsi="Charis SIL Regular" w:eastAsia="Charis SIL Regular"/>
           <w:b w:val="0"/>
           <w:i w:val="0"/>
@@ -1587,7 +1523,7 @@
       </w:r>
       <w:r>
         <w:rPr>
-          <w:u w:val="single" w:color="0066cc"/>
+          <w:u w:val="single" w:color="0000ff"/>
           <w:rFonts w:ascii="Charis SIL Regular" w:hAnsi="Charis SIL Regular" w:eastAsia="Charis SIL Regular"/>
           <w:b w:val="0"/>
           <w:i w:val="0"/>
@@ -1605,7 +1541,7 @@
       </w:r>
       <w:r>
         <w:rPr>
-          <w:u w:val="single" w:color="0066cc"/>
+          <w:u w:val="single" w:color="0000ff"/>
           <w:rFonts w:ascii="Charis SIL Regular" w:hAnsi="Charis SIL Regular" w:eastAsia="Charis SIL Regular"/>
           <w:b w:val="0"/>
           <w:i w:val="0"/>
@@ -1636,7 +1572,7 @@
           <w:rFonts w:ascii="Charis SIL Regular" w:hAnsi="Charis SIL Regular" w:eastAsia="Charis SIL Regular"/>
           <w:b w:val="0"/>
           <w:i w:val="0"/>
-          <w:color w:val="0066CC"/>
+          <w:color w:val="0000FF"/>
           <w:sz w:val="24"/>
           <w:u w:val="single"/>
         </w:rPr>
@@ -1654,7 +1590,7 @@
           <w:rFonts w:ascii="Charis SIL Regular" w:hAnsi="Charis SIL Regular" w:eastAsia="Charis SIL Regular"/>
           <w:b w:val="0"/>
           <w:i w:val="0"/>
-          <w:color w:val="0066CC"/>
+          <w:color w:val="0000FF"/>
           <w:sz w:val="24"/>
           <w:u w:val="single"/>
         </w:rPr>
@@ -1665,7 +1601,7 @@
           <w:rFonts w:ascii="Charis SIL Regular" w:hAnsi="Charis SIL Regular" w:eastAsia="Charis SIL Regular"/>
           <w:b w:val="0"/>
           <w:i w:val="0"/>
-          <w:color w:val="0066CC"/>
+          <w:color w:val="0000FF"/>
           <w:sz w:val="24"/>
           <w:u w:val="single"/>
         </w:rPr>
@@ -1683,7 +1619,7 @@
           <w:rFonts w:ascii="Charis SIL Regular" w:hAnsi="Charis SIL Regular" w:eastAsia="Charis SIL Regular"/>
           <w:b w:val="0"/>
           <w:i w:val="0"/>
-          <w:color w:val="0066CC"/>
+          <w:color w:val="0000FF"/>
           <w:sz w:val="24"/>
           <w:u w:val="single"/>
         </w:rPr>
@@ -1694,7 +1630,7 @@
           <w:rFonts w:ascii="Charis SIL Regular" w:hAnsi="Charis SIL Regular" w:eastAsia="Charis SIL Regular"/>
           <w:b w:val="0"/>
           <w:i w:val="0"/>
-          <w:color w:val="0066CC"/>
+          <w:color w:val="0000FF"/>
           <w:sz w:val="24"/>
           <w:u w:val="single"/>
         </w:rPr>
@@ -1712,7 +1648,7 @@
           <w:rFonts w:ascii="Charis SIL Regular" w:hAnsi="Charis SIL Regular" w:eastAsia="Charis SIL Regular"/>
           <w:b w:val="0"/>
           <w:i w:val="0"/>
-          <w:color w:val="0066CC"/>
+          <w:color w:val="0000FF"/>
           <w:sz w:val="24"/>
           <w:u w:val="single"/>
         </w:rPr>
@@ -1723,7 +1659,7 @@
           <w:rFonts w:ascii="Charis SIL Regular" w:hAnsi="Charis SIL Regular" w:eastAsia="Charis SIL Regular"/>
           <w:b w:val="0"/>
           <w:i w:val="0"/>
-          <w:color w:val="0066CC"/>
+          <w:color w:val="0000FF"/>
           <w:sz w:val="24"/>
           <w:u w:val="single"/>
         </w:rPr>
@@ -1751,7 +1687,7 @@
           <w:rFonts w:ascii="Charis SIL Regular" w:hAnsi="Charis SIL Regular" w:eastAsia="Charis SIL Regular"/>
           <w:b w:val="0"/>
           <w:i w:val="0"/>
-          <w:color w:val="0066CC"/>
+          <w:color w:val="0000FF"/>
           <w:sz w:val="24"/>
           <w:u w:val="single"/>
         </w:rPr>
@@ -1769,7 +1705,7 @@
           <w:rFonts w:ascii="Charis SIL Regular" w:hAnsi="Charis SIL Regular" w:eastAsia="Charis SIL Regular"/>
           <w:b w:val="0"/>
           <w:i w:val="0"/>
-          <w:color w:val="0066CC"/>
+          <w:color w:val="0000FF"/>
           <w:sz w:val="24"/>
           <w:u w:val="single"/>
         </w:rPr>
@@ -1780,7 +1716,7 @@
           <w:rFonts w:ascii="Charis SIL Regular" w:hAnsi="Charis SIL Regular" w:eastAsia="Charis SIL Regular"/>
           <w:b w:val="0"/>
           <w:i w:val="0"/>
-          <w:color w:val="0066CC"/>
+          <w:color w:val="0000FF"/>
           <w:sz w:val="24"/>
           <w:u w:val="single"/>
         </w:rPr>
@@ -1798,7 +1734,7 @@
           <w:rFonts w:ascii="Charis SIL Regular" w:hAnsi="Charis SIL Regular" w:eastAsia="Charis SIL Regular"/>
           <w:b w:val="0"/>
           <w:i w:val="0"/>
-          <w:color w:val="0066CC"/>
+          <w:color w:val="0000FF"/>
           <w:sz w:val="24"/>
           <w:u w:val="single"/>
         </w:rPr>
@@ -1809,7 +1745,7 @@
           <w:rFonts w:ascii="Charis SIL Regular" w:hAnsi="Charis SIL Regular" w:eastAsia="Charis SIL Regular"/>
           <w:b w:val="0"/>
           <w:i w:val="0"/>
-          <w:color w:val="0066CC"/>
+          <w:color w:val="0000FF"/>
           <w:sz w:val="24"/>
           <w:u w:val="single"/>
         </w:rPr>
@@ -1817,24 +1753,43 @@
       </w:r>
       <w:r>
         <w:rPr>
+          <w:u w:val="single" w:color="0000ff"/>
           <w:rFonts w:ascii="Charis SIL Regular" w:hAnsi="Charis SIL Regular" w:eastAsia="Charis SIL Regular"/>
           <w:b w:val="0"/>
           <w:i w:val="0"/>
           <w:color w:val="000000"/>
           <w:sz w:val="24"/>
         </w:rPr>
-        <w:t xml:space="preserve"> (SMGI) and the </w:t>
-      </w:r>
-      <w:r>
-        <w:rPr>
+        <w:hyperlink r:id="rId17" w:history="1">
+          <w:r>
+            <w:rPr>
+              <w:rStyle w:val="Hyperlink"/>
+            </w:rPr>
+            <w:t xml:space="preserve"> (SMG</w:t>
+          </w:r>
+        </w:hyperlink>
+      </w:r>
+      <w:r>
+        <w:rPr>
+          <w:u w:val="single" w:color="0000ff"/>
           <w:rFonts w:ascii="Charis SIL Regular" w:hAnsi="Charis SIL Regular" w:eastAsia="Charis SIL Regular"/>
           <w:b w:val="0"/>
           <w:i w:val="0"/>
-          <w:color w:val="0066CC"/>
+          <w:color w:val="000000"/>
+          <w:sz w:val="24"/>
+        </w:rPr>
+        <w:t xml:space="preserve">I) and the </w:t>
+      </w:r>
+      <w:r>
+        <w:rPr>
+          <w:rFonts w:ascii="Charis SIL Regular" w:hAnsi="Charis SIL Regular" w:eastAsia="Charis SIL Regular"/>
+          <w:b w:val="0"/>
+          <w:i w:val="0"/>
+          <w:color w:val="0000FF"/>
           <w:sz w:val="24"/>
           <w:u w:val="single"/>
         </w:rPr>
-        <w:hyperlink r:id="rId17" w:history="1">
+        <w:hyperlink r:id="rId19" w:history="1">
           <w:r>
             <w:rPr>
               <w:rStyle w:val="Hyperlink"/>
@@ -1848,11 +1803,11 @@
           <w:rFonts w:ascii="Charis SIL Regular" w:hAnsi="Charis SIL Regular" w:eastAsia="Charis SIL Regular"/>
           <w:b w:val="0"/>
           <w:i w:val="0"/>
-          <w:color w:val="0066CC"/>
+          <w:color w:val="0000FF"/>
           <w:sz w:val="24"/>
           <w:u w:val="single"/>
         </w:rPr>
-        <w:hyperlink r:id="rId17" w:history="1">
+        <w:hyperlink r:id="rId19" w:history="1">
           <w:r>
             <w:rPr>
               <w:rStyle w:val="Hyperlink"/>
@@ -1866,11 +1821,11 @@
           <w:rFonts w:ascii="Charis SIL Regular" w:hAnsi="Charis SIL Regular" w:eastAsia="Charis SIL Regular"/>
           <w:b w:val="0"/>
           <w:i w:val="0"/>
-          <w:color w:val="0066CC"/>
+          <w:color w:val="0000FF"/>
           <w:sz w:val="24"/>
           <w:u w:val="single"/>
         </w:rPr>
-        <w:hyperlink r:id="rId17" w:history="1">
+        <w:hyperlink r:id="rId19" w:history="1">
           <w:r>
             <w:rPr>
               <w:rStyle w:val="Hyperlink"/>
@@ -1884,7 +1839,7 @@
           <w:rFonts w:ascii="Charis SIL Regular" w:hAnsi="Charis SIL Regular" w:eastAsia="Charis SIL Regular"/>
           <w:b w:val="0"/>
           <w:i w:val="0"/>
-          <w:color w:val="0066CC"/>
+          <w:color w:val="0000FF"/>
           <w:sz w:val="24"/>
           <w:u w:val="single"/>
         </w:rPr>
@@ -1895,7 +1850,7 @@
           <w:rFonts w:ascii="Charis SIL Regular" w:hAnsi="Charis SIL Regular" w:eastAsia="Charis SIL Regular"/>
           <w:b w:val="0"/>
           <w:i w:val="0"/>
-          <w:color w:val="0066CC"/>
+          <w:color w:val="0000FF"/>
           <w:sz w:val="24"/>
           <w:u w:val="single"/>
         </w:rPr>
@@ -1913,7 +1868,7 @@
           <w:rFonts w:ascii="Charis SIL Regular" w:hAnsi="Charis SIL Regular" w:eastAsia="Charis SIL Regular"/>
           <w:b w:val="0"/>
           <w:i w:val="0"/>
-          <w:color w:val="0066CC"/>
+          <w:color w:val="0000FF"/>
           <w:sz w:val="24"/>
           <w:u w:val="single"/>
         </w:rPr>
@@ -1924,7 +1879,7 @@
           <w:rFonts w:ascii="Charis SIL Regular" w:hAnsi="Charis SIL Regular" w:eastAsia="Charis SIL Regular"/>
           <w:b w:val="0"/>
           <w:i w:val="0"/>
-          <w:color w:val="0066CC"/>
+          <w:color w:val="0000FF"/>
           <w:sz w:val="24"/>
           <w:u w:val="single"/>
         </w:rPr>
@@ -1942,7 +1897,7 @@
           <w:rFonts w:ascii="Charis SIL Regular" w:hAnsi="Charis SIL Regular" w:eastAsia="Charis SIL Regular"/>
           <w:b w:val="0"/>
           <w:i w:val="0"/>
-          <w:color w:val="0066CC"/>
+          <w:color w:val="0000FF"/>
           <w:sz w:val="24"/>
           <w:u w:val="single"/>
         </w:rPr>
@@ -1960,7 +1915,7 @@
           <w:rFonts w:ascii="Charis SIL Regular" w:hAnsi="Charis SIL Regular" w:eastAsia="Charis SIL Regular"/>
           <w:b w:val="0"/>
           <w:i w:val="0"/>
-          <w:color w:val="0066CC"/>
+          <w:color w:val="0000FF"/>
           <w:sz w:val="24"/>
           <w:u w:val="single"/>
         </w:rPr>
@@ -1971,7 +1926,7 @@
           <w:rFonts w:ascii="Charis SIL Regular" w:hAnsi="Charis SIL Regular" w:eastAsia="Charis SIL Regular"/>
           <w:b w:val="0"/>
           <w:i w:val="0"/>
-          <w:color w:val="0066CC"/>
+          <w:color w:val="0000FF"/>
           <w:sz w:val="24"/>
           <w:u w:val="single"/>
         </w:rPr>
@@ -1996,7 +1951,7 @@
       </w:r>
       <w:r>
         <w:rPr>
-          <w:u w:val="single" w:color="0066cc"/>
+          <w:u w:val="single" w:color="0000ff"/>
           <w:rFonts w:ascii="Charis SIL Regular" w:hAnsi="Charis SIL Regular" w:eastAsia="Charis SIL Regular"/>
           <w:b w:val="0"/>
           <w:i w:val="0"/>
@@ -2014,7 +1969,7 @@
       </w:r>
       <w:r>
         <w:rPr>
-          <w:u w:val="single" w:color="0066cc"/>
+          <w:u w:val="single" w:color="0000ff"/>
           <w:rFonts w:ascii="Charis SIL Regular" w:hAnsi="Charis SIL Regular" w:eastAsia="Charis SIL Regular"/>
           <w:b w:val="0"/>
           <w:i w:val="0"/>
@@ -2032,7 +1987,7 @@
       </w:r>
       <w:r>
         <w:rPr>
-          <w:u w:val="single" w:color="0066cc"/>
+          <w:u w:val="single" w:color="0000ff"/>
           <w:rFonts w:ascii="Charis SIL Regular" w:hAnsi="Charis SIL Regular" w:eastAsia="Charis SIL Regular"/>
           <w:b w:val="0"/>
           <w:i w:val="0"/>
@@ -2043,7 +1998,7 @@
       </w:r>
       <w:r>
         <w:rPr>
-          <w:u w:val="single" w:color="0066cc"/>
+          <w:u w:val="single" w:color="0000ff"/>
           <w:rFonts w:ascii="Charis SIL Regular" w:hAnsi="Charis SIL Regular" w:eastAsia="Charis SIL Regular"/>
           <w:b w:val="0"/>
           <w:i w:val="0"/>
@@ -2061,7 +2016,7 @@
       </w:r>
       <w:r>
         <w:rPr>
-          <w:u w:val="single" w:color="0066cc"/>
+          <w:u w:val="single" w:color="0000ff"/>
           <w:rFonts w:ascii="Charis SIL Regular" w:hAnsi="Charis SIL Regular" w:eastAsia="Charis SIL Regular"/>
           <w:b w:val="0"/>
           <w:i w:val="0"/>
@@ -2079,7 +2034,7 @@
       </w:r>
       <w:r>
         <w:rPr>
-          <w:u w:val="single" w:color="0066cc"/>
+          <w:u w:val="single" w:color="0000ff"/>
           <w:rFonts w:ascii="Charis SIL Regular" w:hAnsi="Charis SIL Regular" w:eastAsia="Charis SIL Regular"/>
           <w:b w:val="0"/>
           <w:i w:val="0"/>
@@ -2120,7 +2075,7 @@
           <w:rFonts w:ascii="Charis SIL Regular" w:hAnsi="Charis SIL Regular" w:eastAsia="Charis SIL Regular"/>
           <w:b w:val="0"/>
           <w:i w:val="0"/>
-          <w:color w:val="0066CC"/>
+          <w:color w:val="0000FF"/>
           <w:sz w:val="24"/>
           <w:u w:val="single"/>
         </w:rPr>
@@ -2138,7 +2093,7 @@
           <w:rFonts w:ascii="Charis SIL Regular" w:hAnsi="Charis SIL Regular" w:eastAsia="Charis SIL Regular"/>
           <w:b w:val="0"/>
           <w:i w:val="0"/>
-          <w:color w:val="0066CC"/>
+          <w:color w:val="0000FF"/>
           <w:sz w:val="24"/>
           <w:u w:val="single"/>
         </w:rPr>
@@ -2149,7 +2104,7 @@
           <w:rFonts w:ascii="Charis SIL Regular" w:hAnsi="Charis SIL Regular" w:eastAsia="Charis SIL Regular"/>
           <w:b w:val="0"/>
           <w:i w:val="0"/>
-          <w:color w:val="0066CC"/>
+          <w:color w:val="0000FF"/>
           <w:sz w:val="24"/>
           <w:u w:val="single"/>
         </w:rPr>
@@ -2184,7 +2139,7 @@
       </w:r>
       <w:r>
         <w:rPr>
-          <w:u w:val="single" w:color="0066cc"/>
+          <w:u w:val="single" w:color="0000ff"/>
           <w:rFonts w:ascii="Charis SIL Regular" w:hAnsi="Charis SIL Regular" w:eastAsia="Charis SIL Regular"/>
           <w:b w:val="0"/>
           <w:i w:val="0"/>
@@ -2202,7 +2157,7 @@
       </w:r>
       <w:r>
         <w:rPr>
-          <w:u w:val="single" w:color="0066cc"/>
+          <w:u w:val="single" w:color="0000ff"/>
           <w:rFonts w:ascii="Charis SIL Regular" w:hAnsi="Charis SIL Regular" w:eastAsia="Charis SIL Regular"/>
           <w:b w:val="0"/>
           <w:i w:val="0"/>
@@ -2220,7 +2175,7 @@
       </w:r>
       <w:r>
         <w:rPr>
-          <w:u w:val="single" w:color="0066cc"/>
+          <w:u w:val="single" w:color="0000ff"/>
           <w:rFonts w:ascii="Charis SIL Regular" w:hAnsi="Charis SIL Regular" w:eastAsia="Charis SIL Regular"/>
           <w:b w:val="0"/>
           <w:i w:val="0"/>
@@ -2311,7 +2266,7 @@
           <w:rFonts w:ascii="Charis SIL Regular" w:hAnsi="Charis SIL Regular" w:eastAsia="Charis SIL Regular"/>
           <w:b w:val="0"/>
           <w:i w:val="0"/>
-          <w:color w:val="0066CC"/>
+          <w:color w:val="0000FF"/>
           <w:sz w:val="24"/>
           <w:u w:val="single"/>
         </w:rPr>
@@ -2335,22 +2290,22 @@
           <w:rFonts w:ascii="Charis SIL Regular" w:hAnsi="Charis SIL Regular" w:eastAsia="Charis SIL Regular"/>
           <w:b w:val="0"/>
           <w:i w:val="0"/>
-          <w:color w:val="0066CC"/>
+          <w:color w:val="0000FF"/>
           <w:sz w:val="24"/>
           <w:u w:val="single"/>
         </w:rPr>
-        <w:t>Civil ser</w:t>
+        <w:t>Civil se</w:t>
       </w:r>
       <w:r>
         <w:rPr>
           <w:rFonts w:ascii="Charis SIL Regular" w:hAnsi="Charis SIL Regular" w:eastAsia="Charis SIL Regular"/>
           <w:b w:val="0"/>
           <w:i w:val="0"/>
-          <w:color w:val="0066CC"/>
+          <w:color w:val="0000FF"/>
           <w:sz w:val="24"/>
           <w:u w:val="single"/>
         </w:rPr>
-        <w:t>vants in colonised territories</w:t>
+        <w:t>rvants in colonised territories</w:t>
       </w:r>
       <w:r>
         <w:br/>
@@ -2370,32 +2325,33 @@
           <w:rFonts w:ascii="Charis SIL Regular" w:hAnsi="Charis SIL Regular" w:eastAsia="Charis SIL Regular"/>
           <w:b w:val="0"/>
           <w:i w:val="0"/>
-          <w:color w:val="0066CC"/>
+          <w:color w:val="0000FF"/>
           <w:sz w:val="24"/>
           <w:u w:val="single"/>
         </w:rPr>
-        <w:t>Scientific research in colonised terri</w:t>
+        <w:t>Scientific research in colonised terr</w:t>
       </w:r>
       <w:r>
         <w:rPr>
           <w:rFonts w:ascii="Charis SIL Regular" w:hAnsi="Charis SIL Regular" w:eastAsia="Charis SIL Regular"/>
           <w:b w:val="0"/>
           <w:i w:val="0"/>
-          <w:color w:val="0066CC"/>
+          <w:color w:val="0000FF"/>
           <w:sz w:val="24"/>
           <w:u w:val="single"/>
         </w:rPr>
-        <w:t>torie</w:t>
+        <w:t>i</w:t>
       </w:r>
       <w:r>
         <w:rPr>
           <w:rFonts w:ascii="Charis SIL Regular" w:hAnsi="Charis SIL Regular" w:eastAsia="Charis SIL Regular"/>
           <w:b w:val="0"/>
           <w:i w:val="0"/>
-          <w:color w:val="0066CC"/>
-          <w:sz w:val="24"/>
-        </w:rPr>
-        <w:t>s</w:t>
+          <w:color w:val="0000FF"/>
+          <w:sz w:val="24"/>
+          <w:u w:val="single"/>
+        </w:rPr>
+        <w:t>tories</w:t>
       </w:r>
       <w:r>
         <w:br/>
@@ -2415,7 +2371,7 @@
           <w:rFonts w:ascii="Charis SIL Regular" w:hAnsi="Charis SIL Regular" w:eastAsia="Charis SIL Regular"/>
           <w:b w:val="0"/>
           <w:i w:val="0"/>
-          <w:color w:val="0066CC"/>
+          <w:color w:val="0000FF"/>
           <w:sz w:val="24"/>
           <w:u w:val="single"/>
         </w:rPr>
@@ -2439,11 +2395,22 @@
           <w:rFonts w:ascii="Charis SIL Regular" w:hAnsi="Charis SIL Regular" w:eastAsia="Charis SIL Regular"/>
           <w:b w:val="0"/>
           <w:i w:val="0"/>
-          <w:color w:val="0066CC"/>
+          <w:color w:val="0000FF"/>
           <w:sz w:val="24"/>
           <w:u w:val="single"/>
         </w:rPr>
-        <w:t>Koninklijk Bataviaasch Genootschap van Wetenschappen en Kunsten</w:t>
+        <w:t>Koninklijk</w:t>
+      </w:r>
+      <w:r>
+        <w:rPr>
+          <w:rFonts w:ascii="Charis SIL Regular" w:hAnsi="Charis SIL Regular" w:eastAsia="Charis SIL Regular"/>
+          <w:b w:val="0"/>
+          <w:i w:val="0"/>
+          <w:color w:val="0000FF"/>
+          <w:sz w:val="24"/>
+          <w:u w:val="single"/>
+        </w:rPr>
+        <w:t xml:space="preserve"> Bataviaasch Genootschap van Wetenschappen en Kunsten</w:t>
       </w:r>
       <w:r>
         <w:rPr>
@@ -2460,7 +2427,7 @@
           <w:rFonts w:ascii="Charis SIL Regular" w:hAnsi="Charis SIL Regular" w:eastAsia="Charis SIL Regular"/>
           <w:b w:val="0"/>
           <w:i w:val="0"/>
-          <w:color w:val="0066CC"/>
+          <w:color w:val="0000FF"/>
           <w:sz w:val="24"/>
           <w:u w:val="single"/>
         </w:rPr>
@@ -2484,7 +2451,7 @@
           <w:rFonts w:ascii="Charis SIL Regular" w:hAnsi="Charis SIL Regular" w:eastAsia="Charis SIL Regular"/>
           <w:b w:val="0"/>
           <w:i w:val="0"/>
-          <w:color w:val="0066CC"/>
+          <w:color w:val="0000FF"/>
           <w:sz w:val="24"/>
           <w:u w:val="single"/>
         </w:rPr>
@@ -2508,7 +2475,7 @@
           <w:rFonts w:ascii="Charis SIL Regular" w:hAnsi="Charis SIL Regular" w:eastAsia="Charis SIL Regular"/>
           <w:b w:val="0"/>
           <w:i w:val="0"/>
-          <w:color w:val="0066CC"/>
+          <w:color w:val="0000FF"/>
           <w:sz w:val="24"/>
           <w:u w:val="single"/>
         </w:rPr>
@@ -2519,7 +2486,7 @@
           <w:rFonts w:ascii="Charis SIL Regular" w:hAnsi="Charis SIL Regular" w:eastAsia="Charis SIL Regular"/>
           <w:b w:val="0"/>
           <w:i w:val="0"/>
-          <w:color w:val="0066CC"/>
+          <w:color w:val="0000FF"/>
           <w:sz w:val="24"/>
           <w:u w:val="single"/>
         </w:rPr>
@@ -2543,7 +2510,7 @@
           <w:rFonts w:ascii="Charis SIL Regular" w:hAnsi="Charis SIL Regular" w:eastAsia="Charis SIL Regular"/>
           <w:b w:val="0"/>
           <w:i w:val="0"/>
-          <w:color w:val="0066CC"/>
+          <w:color w:val="0000FF"/>
           <w:sz w:val="24"/>
           <w:u w:val="single"/>
         </w:rPr>
@@ -2554,7 +2521,7 @@
           <w:rFonts w:ascii="Charis SIL Regular" w:hAnsi="Charis SIL Regular" w:eastAsia="Charis SIL Regular"/>
           <w:b w:val="0"/>
           <w:i w:val="0"/>
-          <w:color w:val="0066CC"/>
+          <w:color w:val="0000FF"/>
           <w:sz w:val="24"/>
           <w:u w:val="single"/>
         </w:rPr>
@@ -2578,7 +2545,7 @@
           <w:rFonts w:ascii="Charis SIL Regular" w:hAnsi="Charis SIL Regular" w:eastAsia="Charis SIL Regular"/>
           <w:b w:val="0"/>
           <w:i w:val="0"/>
-          <w:color w:val="0066CC"/>
+          <w:color w:val="0000FF"/>
           <w:sz w:val="24"/>
           <w:u w:val="single"/>
         </w:rPr>
@@ -2602,7 +2569,7 @@
           <w:rFonts w:ascii="Charis SIL Regular" w:hAnsi="Charis SIL Regular" w:eastAsia="Charis SIL Regular"/>
           <w:b w:val="0"/>
           <w:i w:val="0"/>
-          <w:color w:val="0066CC"/>
+          <w:color w:val="0000FF"/>
           <w:sz w:val="24"/>
           <w:u w:val="single"/>
         </w:rPr>
@@ -2613,7 +2580,7 @@
           <w:rFonts w:ascii="Charis SIL Regular" w:hAnsi="Charis SIL Regular" w:eastAsia="Charis SIL Regular"/>
           <w:b w:val="0"/>
           <w:i w:val="0"/>
-          <w:color w:val="0066CC"/>
+          <w:color w:val="0000FF"/>
           <w:sz w:val="24"/>
           <w:u w:val="single"/>
         </w:rPr>
@@ -2624,7 +2591,7 @@
           <w:rFonts w:ascii="Charis SIL Regular" w:hAnsi="Charis SIL Regular" w:eastAsia="Charis SIL Regular"/>
           <w:b w:val="0"/>
           <w:i w:val="0"/>
-          <w:color w:val="0066CC"/>
+          <w:color w:val="0000FF"/>
           <w:sz w:val="24"/>
         </w:rPr>
         <w:t>y</w:t>
@@ -2754,7 +2721,7 @@
           <w:rFonts w:ascii="Charis SIL Regular" w:hAnsi="Charis SIL Regular" w:eastAsia="Charis SIL Regular"/>
           <w:b w:val="0"/>
           <w:i w:val="0"/>
-          <w:color w:val="0066CC"/>
+          <w:color w:val="0000FF"/>
           <w:sz w:val="24"/>
           <w:u w:val="single"/>
         </w:rPr>
@@ -2772,7 +2739,7 @@
           <w:rFonts w:ascii="Charis SIL Regular" w:hAnsi="Charis SIL Regular" w:eastAsia="Charis SIL Regular"/>
           <w:b w:val="0"/>
           <w:i w:val="0"/>
-          <w:color w:val="0066CC"/>
+          <w:color w:val="0000FF"/>
           <w:sz w:val="24"/>
           <w:u w:val="single"/>
         </w:rPr>
@@ -2790,7 +2757,7 @@
           <w:rFonts w:ascii="Charis SIL Regular" w:hAnsi="Charis SIL Regular" w:eastAsia="Charis SIL Regular"/>
           <w:b w:val="0"/>
           <w:i w:val="0"/>
-          <w:color w:val="0066CC"/>
+          <w:color w:val="0000FF"/>
           <w:sz w:val="24"/>
           <w:u w:val="single"/>
         </w:rPr>
@@ -2808,7 +2775,7 @@
           <w:rFonts w:ascii="Charis SIL Regular" w:hAnsi="Charis SIL Regular" w:eastAsia="Charis SIL Regular"/>
           <w:b w:val="0"/>
           <w:i w:val="0"/>
-          <w:color w:val="0066CC"/>
+          <w:color w:val="0000FF"/>
           <w:sz w:val="24"/>
           <w:u w:val="single"/>
         </w:rPr>
@@ -2935,7 +2902,7 @@
           <w:rFonts w:ascii="Charis SIL Regular" w:hAnsi="Charis SIL Regular" w:eastAsia="Charis SIL Regular"/>
           <w:b w:val="0"/>
           <w:i w:val="0"/>
-          <w:color w:val="0066CC"/>
+          <w:color w:val="0000FF"/>
           <w:sz w:val="24"/>
           <w:u w:val="single"/>
         </w:rPr>
@@ -2953,7 +2920,7 @@
           <w:rFonts w:ascii="Charis SIL Regular" w:hAnsi="Charis SIL Regular" w:eastAsia="Charis SIL Regular"/>
           <w:b w:val="0"/>
           <w:i w:val="0"/>
-          <w:color w:val="0066CC"/>
+          <w:color w:val="0000FF"/>
           <w:sz w:val="24"/>
           <w:u w:val="single"/>
         </w:rPr>
@@ -2971,7 +2938,7 @@
           <w:rFonts w:ascii="Charis SIL Regular" w:hAnsi="Charis SIL Regular" w:eastAsia="Charis SIL Regular"/>
           <w:b w:val="0"/>
           <w:i w:val="0"/>
-          <w:color w:val="0066CC"/>
+          <w:color w:val="0000FF"/>
           <w:sz w:val="24"/>
           <w:u w:val="single"/>
         </w:rPr>
@@ -2989,7 +2956,7 @@
           <w:rFonts w:ascii="Charis SIL Regular" w:hAnsi="Charis SIL Regular" w:eastAsia="Charis SIL Regular"/>
           <w:b w:val="0"/>
           <w:i w:val="0"/>
-          <w:color w:val="0066CC"/>
+          <w:color w:val="0000FF"/>
           <w:sz w:val="24"/>
           <w:u w:val="single"/>
         </w:rPr>
@@ -3007,7 +2974,7 @@
           <w:rFonts w:ascii="Charis SIL Regular" w:hAnsi="Charis SIL Regular" w:eastAsia="Charis SIL Regular"/>
           <w:b w:val="0"/>
           <w:i w:val="0"/>
-          <w:color w:val="0066CC"/>
+          <w:color w:val="0000FF"/>
           <w:sz w:val="24"/>
           <w:u w:val="single"/>
         </w:rPr>
@@ -3041,7 +3008,7 @@
           <w:rFonts w:ascii="Charis SIL Regular" w:hAnsi="Charis SIL Regular" w:eastAsia="Charis SIL Regular"/>
           <w:b w:val="0"/>
           <w:i w:val="0"/>
-          <w:color w:val="0066CC"/>
+          <w:color w:val="0000FF"/>
           <w:sz w:val="24"/>
         </w:rPr>
         <w:hyperlink r:id="rId14" w:history="1">
@@ -3058,7 +3025,7 @@
           <w:rFonts w:ascii="Charis SIL Regular" w:hAnsi="Charis SIL Regular" w:eastAsia="Charis SIL Regular"/>
           <w:b w:val="0"/>
           <w:i w:val="0"/>
-          <w:color w:val="0066CC"/>
+          <w:color w:val="0000FF"/>
           <w:sz w:val="24"/>
         </w:rPr>
         <w:hyperlink r:id="rId14" w:history="1">
@@ -3075,7 +3042,7 @@
           <w:rFonts w:ascii="Charis SIL Regular" w:hAnsi="Charis SIL Regular" w:eastAsia="Charis SIL Regular"/>
           <w:b w:val="0"/>
           <w:i w:val="0"/>
-          <w:color w:val="0066CC"/>
+          <w:color w:val="0000FF"/>
           <w:sz w:val="24"/>
         </w:rPr>
         <w:hyperlink r:id="rId14" w:history="1">
@@ -3092,7 +3059,7 @@
           <w:rFonts w:ascii="Charis SIL Regular" w:hAnsi="Charis SIL Regular" w:eastAsia="Charis SIL Regular"/>
           <w:b w:val="0"/>
           <w:i w:val="0"/>
-          <w:color w:val="0066CC"/>
+          <w:color w:val="0000FF"/>
           <w:sz w:val="24"/>
         </w:rPr>
         <w:hyperlink r:id="rId14" w:history="1">
@@ -3109,7 +3076,7 @@
           <w:rFonts w:ascii="Charis SIL Regular" w:hAnsi="Charis SIL Regular" w:eastAsia="Charis SIL Regular"/>
           <w:b w:val="0"/>
           <w:i w:val="0"/>
-          <w:color w:val="0066CC"/>
+          <w:color w:val="0000FF"/>
           <w:sz w:val="24"/>
         </w:rPr>
         <w:hyperlink r:id="rId14" w:history="1">
@@ -3126,7 +3093,7 @@
           <w:rFonts w:ascii="Charis SIL Regular" w:hAnsi="Charis SIL Regular" w:eastAsia="Charis SIL Regular"/>
           <w:b w:val="0"/>
           <w:i w:val="0"/>
-          <w:color w:val="0066CC"/>
+          <w:color w:val="0000FF"/>
           <w:sz w:val="24"/>
         </w:rPr>
         <w:hyperlink r:id="rId14" w:history="1">
@@ -3221,7 +3188,7 @@
           <w:rFonts w:ascii="Charis SIL Regular" w:hAnsi="Charis SIL Regular" w:eastAsia="Charis SIL Regular"/>
           <w:b w:val="0"/>
           <w:i w:val="0"/>
-          <w:color w:val="0066CC"/>
+          <w:color w:val="0000FF"/>
           <w:sz w:val="24"/>
           <w:u w:val="single"/>
         </w:rPr>
@@ -3239,7 +3206,7 @@
           <w:rFonts w:ascii="Charis SIL Regular" w:hAnsi="Charis SIL Regular" w:eastAsia="Charis SIL Regular"/>
           <w:b w:val="0"/>
           <w:i w:val="0"/>
-          <w:color w:val="0066CC"/>
+          <w:color w:val="0000FF"/>
           <w:sz w:val="24"/>
           <w:u w:val="single"/>
         </w:rPr>
@@ -3257,7 +3224,7 @@
           <w:rFonts w:ascii="Charis SIL Regular" w:hAnsi="Charis SIL Regular" w:eastAsia="Charis SIL Regular"/>
           <w:b w:val="0"/>
           <w:i w:val="0"/>
-          <w:color w:val="0066CC"/>
+          <w:color w:val="0000FF"/>
           <w:sz w:val="24"/>
           <w:u w:val="single"/>
         </w:rPr>
@@ -3275,7 +3242,7 @@
           <w:rFonts w:ascii="Charis SIL Regular" w:hAnsi="Charis SIL Regular" w:eastAsia="Charis SIL Regular"/>
           <w:b w:val="0"/>
           <w:i w:val="0"/>
-          <w:color w:val="0066CC"/>
+          <w:color w:val="0000FF"/>
           <w:sz w:val="24"/>
           <w:u w:val="single"/>
         </w:rPr>
@@ -3293,7 +3260,7 @@
           <w:rFonts w:ascii="Charis SIL Regular" w:hAnsi="Charis SIL Regular" w:eastAsia="Charis SIL Regular"/>
           <w:b w:val="0"/>
           <w:i w:val="0"/>
-          <w:color w:val="0066CC"/>
+          <w:color w:val="0000FF"/>
           <w:sz w:val="24"/>
           <w:u w:val="single"/>
         </w:rPr>
@@ -3327,7 +3294,7 @@
           <w:rFonts w:ascii="Charis SIL Regular" w:hAnsi="Charis SIL Regular" w:eastAsia="Charis SIL Regular"/>
           <w:b w:val="0"/>
           <w:i w:val="0"/>
-          <w:color w:val="0066CC"/>
+          <w:color w:val="0000FF"/>
           <w:sz w:val="24"/>
         </w:rPr>
         <w:hyperlink r:id="rId15" w:history="1">
@@ -3344,7 +3311,7 @@
           <w:rFonts w:ascii="Charis SIL Regular" w:hAnsi="Charis SIL Regular" w:eastAsia="Charis SIL Regular"/>
           <w:b w:val="0"/>
           <w:i w:val="0"/>
-          <w:color w:val="0066CC"/>
+          <w:color w:val="0000FF"/>
           <w:sz w:val="24"/>
         </w:rPr>
         <w:hyperlink r:id="rId15" w:history="1">
@@ -3361,7 +3328,7 @@
           <w:rFonts w:ascii="Charis SIL Regular" w:hAnsi="Charis SIL Regular" w:eastAsia="Charis SIL Regular"/>
           <w:b w:val="0"/>
           <w:i w:val="0"/>
-          <w:color w:val="0066CC"/>
+          <w:color w:val="0000FF"/>
           <w:sz w:val="24"/>
         </w:rPr>
         <w:hyperlink r:id="rId15" w:history="1">
@@ -3378,7 +3345,7 @@
           <w:rFonts w:ascii="Charis SIL Regular" w:hAnsi="Charis SIL Regular" w:eastAsia="Charis SIL Regular"/>
           <w:b w:val="0"/>
           <w:i w:val="0"/>
-          <w:color w:val="0066CC"/>
+          <w:color w:val="0000FF"/>
           <w:sz w:val="24"/>
         </w:rPr>
         <w:hyperlink r:id="rId15" w:history="1">
@@ -3395,7 +3362,7 @@
           <w:rFonts w:ascii="Charis SIL Regular" w:hAnsi="Charis SIL Regular" w:eastAsia="Charis SIL Regular"/>
           <w:b w:val="0"/>
           <w:i w:val="0"/>
-          <w:color w:val="0066CC"/>
+          <w:color w:val="0000FF"/>
           <w:sz w:val="24"/>
         </w:rPr>
         <w:hyperlink r:id="rId15" w:history="1">
@@ -3412,7 +3379,7 @@
           <w:rFonts w:ascii="Charis SIL Regular" w:hAnsi="Charis SIL Regular" w:eastAsia="Charis SIL Regular"/>
           <w:b w:val="0"/>
           <w:i w:val="0"/>
-          <w:color w:val="0066CC"/>
+          <w:color w:val="0000FF"/>
           <w:sz w:val="24"/>
         </w:rPr>
         <w:hyperlink r:id="rId15" w:history="1">
@@ -3529,7 +3496,7 @@
           <w:rFonts w:ascii="Charis SIL Regular" w:hAnsi="Charis SIL Regular" w:eastAsia="Charis SIL Regular"/>
           <w:b w:val="0"/>
           <w:i w:val="0"/>
-          <w:color w:val="0066CC"/>
+          <w:color w:val="0000FF"/>
           <w:sz w:val="24"/>
         </w:rPr>
         <w:hyperlink r:id="rId16" w:history="1">
@@ -3546,7 +3513,7 @@
           <w:rFonts w:ascii="Charis SIL Regular" w:hAnsi="Charis SIL Regular" w:eastAsia="Charis SIL Regular"/>
           <w:b w:val="0"/>
           <w:i w:val="0"/>
-          <w:color w:val="0066CC"/>
+          <w:color w:val="0000FF"/>
           <w:sz w:val="24"/>
         </w:rPr>
         <w:hyperlink r:id="rId16" w:history="1">
@@ -3563,7 +3530,7 @@
           <w:rFonts w:ascii="Charis SIL Regular" w:hAnsi="Charis SIL Regular" w:eastAsia="Charis SIL Regular"/>
           <w:b w:val="0"/>
           <w:i w:val="0"/>
-          <w:color w:val="0066CC"/>
+          <w:color w:val="0000FF"/>
           <w:sz w:val="24"/>
         </w:rPr>
         <w:hyperlink r:id="rId16" w:history="1">
@@ -3580,7 +3547,7 @@
           <w:rFonts w:ascii="Charis SIL Regular" w:hAnsi="Charis SIL Regular" w:eastAsia="Charis SIL Regular"/>
           <w:b w:val="0"/>
           <w:i w:val="0"/>
-          <w:color w:val="0066CC"/>
+          <w:color w:val="0000FF"/>
           <w:sz w:val="24"/>
         </w:rPr>
         <w:hyperlink r:id="rId16" w:history="1">
@@ -3597,7 +3564,7 @@
           <w:rFonts w:ascii="Charis SIL Regular" w:hAnsi="Charis SIL Regular" w:eastAsia="Charis SIL Regular"/>
           <w:b w:val="0"/>
           <w:i w:val="0"/>
-          <w:color w:val="0066CC"/>
+          <w:color w:val="0000FF"/>
           <w:sz w:val="24"/>
         </w:rPr>
         <w:hyperlink r:id="rId16" w:history="1">
@@ -3718,7 +3685,7 @@
           <w:rFonts w:ascii="Charis SIL Regular" w:hAnsi="Charis SIL Regular" w:eastAsia="Charis SIL Regular"/>
           <w:b w:val="0"/>
           <w:i w:val="0"/>
-          <w:color w:val="0066CC"/>
+          <w:color w:val="0000FF"/>
           <w:sz w:val="24"/>
         </w:rPr>
         <w:hyperlink r:id="rId17" w:history="1">
@@ -3735,7 +3702,7 @@
           <w:rFonts w:ascii="Charis SIL Regular" w:hAnsi="Charis SIL Regular" w:eastAsia="Charis SIL Regular"/>
           <w:b w:val="0"/>
           <w:i w:val="0"/>
-          <w:color w:val="0066CC"/>
+          <w:color w:val="0000FF"/>
           <w:sz w:val="24"/>
         </w:rPr>
         <w:hyperlink r:id="rId17" w:history="1">
@@ -3752,7 +3719,7 @@
           <w:rFonts w:ascii="Charis SIL Regular" w:hAnsi="Charis SIL Regular" w:eastAsia="Charis SIL Regular"/>
           <w:b w:val="0"/>
           <w:i w:val="0"/>
-          <w:color w:val="0066CC"/>
+          <w:color w:val="0000FF"/>
           <w:sz w:val="24"/>
         </w:rPr>
         <w:hyperlink r:id="rId17" w:history="1">
@@ -3769,7 +3736,7 @@
           <w:rFonts w:ascii="Charis SIL Regular" w:hAnsi="Charis SIL Regular" w:eastAsia="Charis SIL Regular"/>
           <w:b w:val="0"/>
           <w:i w:val="0"/>
-          <w:color w:val="0066CC"/>
+          <w:color w:val="0000FF"/>
           <w:sz w:val="24"/>
         </w:rPr>
         <w:hyperlink r:id="rId17" w:history="1">
@@ -3786,7 +3753,7 @@
           <w:rFonts w:ascii="Charis SIL Regular" w:hAnsi="Charis SIL Regular" w:eastAsia="Charis SIL Regular"/>
           <w:b w:val="0"/>
           <w:i w:val="0"/>
-          <w:color w:val="0066CC"/>
+          <w:color w:val="0000FF"/>
           <w:sz w:val="24"/>
         </w:rPr>
         <w:hyperlink r:id="rId17" w:history="1">
@@ -3894,7 +3861,7 @@
           <w:rFonts w:ascii="Charis SIL Regular" w:hAnsi="Charis SIL Regular" w:eastAsia="Charis SIL Regular"/>
           <w:b w:val="0"/>
           <w:i w:val="0"/>
-          <w:color w:val="0066CC"/>
+          <w:color w:val="0000FF"/>
           <w:sz w:val="24"/>
           <w:u w:val="single"/>
         </w:rPr>
@@ -3912,7 +3879,7 @@
           <w:rFonts w:ascii="Charis SIL Regular" w:hAnsi="Charis SIL Regular" w:eastAsia="Charis SIL Regular"/>
           <w:b w:val="0"/>
           <w:i w:val="0"/>
-          <w:color w:val="0066CC"/>
+          <w:color w:val="0000FF"/>
           <w:sz w:val="24"/>
           <w:u w:val="single"/>
         </w:rPr>
@@ -3930,7 +3897,7 @@
           <w:rFonts w:ascii="Charis SIL Regular" w:hAnsi="Charis SIL Regular" w:eastAsia="Charis SIL Regular"/>
           <w:b w:val="0"/>
           <w:i w:val="0"/>
-          <w:color w:val="0066CC"/>
+          <w:color w:val="0000FF"/>
           <w:sz w:val="24"/>
           <w:u w:val="single"/>
         </w:rPr>
@@ -3948,7 +3915,7 @@
           <w:rFonts w:ascii="Charis SIL Regular" w:hAnsi="Charis SIL Regular" w:eastAsia="Charis SIL Regular"/>
           <w:b w:val="0"/>
           <w:i w:val="0"/>
-          <w:color w:val="0066CC"/>
+          <w:color w:val="0000FF"/>
           <w:sz w:val="24"/>
           <w:u w:val="single"/>
         </w:rPr>
@@ -3966,7 +3933,7 @@
           <w:rFonts w:ascii="Charis SIL Regular" w:hAnsi="Charis SIL Regular" w:eastAsia="Charis SIL Regular"/>
           <w:b w:val="0"/>
           <w:i w:val="0"/>
-          <w:color w:val="0066CC"/>
+          <w:color w:val="0000FF"/>
           <w:sz w:val="24"/>
           <w:u w:val="single"/>
         </w:rPr>
@@ -4046,7 +4013,7 @@
           <w:rFonts w:ascii="Charis SIL Regular" w:hAnsi="Charis SIL Regular" w:eastAsia="Charis SIL Regular"/>
           <w:b w:val="0"/>
           <w:i w:val="0"/>
-          <w:color w:val="0066CC"/>
+          <w:color w:val="0000FF"/>
           <w:sz w:val="24"/>
           <w:u w:val="single"/>
         </w:rPr>
@@ -4064,7 +4031,7 @@
           <w:rFonts w:ascii="Charis SIL Regular" w:hAnsi="Charis SIL Regular" w:eastAsia="Charis SIL Regular"/>
           <w:b w:val="0"/>
           <w:i w:val="0"/>
-          <w:color w:val="0066CC"/>
+          <w:color w:val="0000FF"/>
           <w:sz w:val="24"/>
           <w:u w:val="single"/>
         </w:rPr>
@@ -4082,7 +4049,7 @@
           <w:rFonts w:ascii="Charis SIL Regular" w:hAnsi="Charis SIL Regular" w:eastAsia="Charis SIL Regular"/>
           <w:b w:val="0"/>
           <w:i w:val="0"/>
-          <w:color w:val="0066CC"/>
+          <w:color w:val="0000FF"/>
           <w:sz w:val="24"/>
           <w:u w:val="single"/>
         </w:rPr>
@@ -4282,7 +4249,7 @@
           <w:rFonts w:ascii="Charis SIL Regular" w:hAnsi="Charis SIL Regular" w:eastAsia="Charis SIL Regular"/>
           <w:b w:val="0"/>
           <w:i w:val="0"/>
-          <w:color w:val="0066CC"/>
+          <w:color w:val="0000FF"/>
           <w:sz w:val="24"/>
           <w:u w:val="single"/>
         </w:rPr>
@@ -4300,7 +4267,7 @@
           <w:rFonts w:ascii="Charis SIL Regular" w:hAnsi="Charis SIL Regular" w:eastAsia="Charis SIL Regular"/>
           <w:b w:val="0"/>
           <w:i w:val="0"/>
-          <w:color w:val="0066CC"/>
+          <w:color w:val="0000FF"/>
           <w:sz w:val="24"/>
           <w:u w:val="single"/>
         </w:rPr>
@@ -4318,7 +4285,7 @@
           <w:rFonts w:ascii="Charis SIL Regular" w:hAnsi="Charis SIL Regular" w:eastAsia="Charis SIL Regular"/>
           <w:b w:val="0"/>
           <w:i w:val="0"/>
-          <w:color w:val="0066CC"/>
+          <w:color w:val="0000FF"/>
           <w:sz w:val="24"/>
           <w:u w:val="single"/>
         </w:rPr>
@@ -4336,7 +4303,7 @@
           <w:rFonts w:ascii="Charis SIL Regular" w:hAnsi="Charis SIL Regular" w:eastAsia="Charis SIL Regular"/>
           <w:b w:val="0"/>
           <w:i w:val="0"/>
-          <w:color w:val="0066CC"/>
+          <w:color w:val="0000FF"/>
           <w:sz w:val="24"/>
           <w:u w:val="single"/>
         </w:rPr>
@@ -4464,7 +4431,7 @@
           <w:rFonts w:ascii="Charis SIL Regular" w:hAnsi="Charis SIL Regular" w:eastAsia="Charis SIL Regular"/>
           <w:b w:val="0"/>
           <w:i w:val="0"/>
-          <w:color w:val="0066CC"/>
+          <w:color w:val="0000FF"/>
           <w:sz w:val="24"/>
           <w:u w:val="single"/>
         </w:rPr>
@@ -4482,7 +4449,7 @@
           <w:rFonts w:ascii="Charis SIL Regular" w:hAnsi="Charis SIL Regular" w:eastAsia="Charis SIL Regular"/>
           <w:b w:val="0"/>
           <w:i w:val="0"/>
-          <w:color w:val="0066CC"/>
+          <w:color w:val="0000FF"/>
           <w:sz w:val="24"/>
           <w:u w:val="single"/>
         </w:rPr>
@@ -4500,7 +4467,7 @@
           <w:rFonts w:ascii="Charis SIL Regular" w:hAnsi="Charis SIL Regular" w:eastAsia="Charis SIL Regular"/>
           <w:b w:val="0"/>
           <w:i w:val="0"/>
-          <w:color w:val="0066CC"/>
+          <w:color w:val="0000FF"/>
           <w:sz w:val="24"/>
           <w:u w:val="single"/>
         </w:rPr>
@@ -4518,7 +4485,7 @@
           <w:rFonts w:ascii="Charis SIL Regular" w:hAnsi="Charis SIL Regular" w:eastAsia="Charis SIL Regular"/>
           <w:b w:val="0"/>
           <w:i w:val="0"/>
-          <w:color w:val="0066CC"/>
+          <w:color w:val="0000FF"/>
           <w:sz w:val="24"/>
           <w:u w:val="single"/>
         </w:rPr>
@@ -4536,7 +4503,7 @@
           <w:rFonts w:ascii="Charis SIL Regular" w:hAnsi="Charis SIL Regular" w:eastAsia="Charis SIL Regular"/>
           <w:b w:val="0"/>
           <w:i w:val="0"/>
-          <w:color w:val="0066CC"/>
+          <w:color w:val="0000FF"/>
           <w:sz w:val="24"/>
           <w:u w:val="single"/>
         </w:rPr>
@@ -4554,7 +4521,7 @@
           <w:rFonts w:ascii="Charis SIL Regular" w:hAnsi="Charis SIL Regular" w:eastAsia="Charis SIL Regular"/>
           <w:b w:val="0"/>
           <w:i w:val="0"/>
-          <w:color w:val="0066CC"/>
+          <w:color w:val="0000FF"/>
           <w:sz w:val="24"/>
           <w:u w:val="single"/>
         </w:rPr>
@@ -4572,7 +4539,7 @@
           <w:rFonts w:ascii="Charis SIL Regular" w:hAnsi="Charis SIL Regular" w:eastAsia="Charis SIL Regular"/>
           <w:b w:val="0"/>
           <w:i w:val="0"/>
-          <w:color w:val="0066CC"/>
+          <w:color w:val="0000FF"/>
           <w:sz w:val="24"/>
           <w:u w:val="single"/>
         </w:rPr>

--- a/EXPORTS/DOCX/published/niveau3/English/KITLV.docx
+++ b/EXPORTS/DOCX/published/niveau3/English/KITLV.docx
@@ -378,7 +378,72 @@
           <w:color w:val="000000"/>
           <w:sz w:val="24"/>
         </w:rPr>
-        <w:t>studies, or geography, was left to t</w:t>
+        <w:t>studies, or geograph</w:t>
+      </w:r>
+      <w:r>
+        <w:rPr>
+          <w:u w:val="single" w:color="0000ff"/>
+          <w:rFonts w:ascii="Charis SIL Regular" w:hAnsi="Charis SIL Regular" w:eastAsia="Charis SIL Regular"/>
+          <w:b w:val="0"/>
+          <w:i w:val="0"/>
+          <w:color w:val="000000"/>
+          <w:sz w:val="24"/>
+        </w:rPr>
+        <w:hyperlink r:id="rId9" w:history="1">
+          <w:r>
+            <w:rPr>
+              <w:rStyle w:val="Hyperlink"/>
+            </w:rPr>
+            <w:t>y, w</w:t>
+          </w:r>
+        </w:hyperlink>
+      </w:r>
+      <w:r>
+        <w:rPr>
+          <w:u w:val="single" w:color="0000ff"/>
+          <w:rFonts w:ascii="Charis SIL Regular" w:hAnsi="Charis SIL Regular" w:eastAsia="Charis SIL Regular"/>
+          <w:b w:val="0"/>
+          <w:i w:val="0"/>
+          <w:color w:val="000000"/>
+          <w:sz w:val="24"/>
+        </w:rPr>
+        <w:hyperlink r:id="rId9" w:history="1">
+          <w:r>
+            <w:rPr>
+              <w:rStyle w:val="Hyperlink"/>
+            </w:rPr>
+            <w:t>a</w:t>
+          </w:r>
+        </w:hyperlink>
+      </w:r>
+      <w:r>
+        <w:rPr>
+          <w:u w:val="single" w:color="0000ff"/>
+          <w:rFonts w:ascii="Charis SIL Regular" w:hAnsi="Charis SIL Regular" w:eastAsia="Charis SIL Regular"/>
+          <w:b w:val="0"/>
+          <w:i w:val="0"/>
+          <w:color w:val="000000"/>
+          <w:sz w:val="24"/>
+        </w:rPr>
+        <w:hyperlink r:id="rId9" w:history="1">
+          <w:r>
+            <w:rPr>
+              <w:rStyle w:val="Hyperlink"/>
+            </w:rPr>
+            <w:t xml:space="preserve">s left to </w:t>
+          </w:r>
+        </w:hyperlink>
+      </w:r>
+      <w:r>
+        <w:rPr>
+          <w:u w:val="single" w:color="0000ff"/>
+          <w:rFonts w:ascii="Charis SIL Regular" w:hAnsi="Charis SIL Regular" w:eastAsia="Charis SIL Regular"/>
+          <w:b w:val="0"/>
+          <w:i w:val="0"/>
+          <w:color w:val="000000"/>
+          <w:sz w:val="24"/>
+        </w:rPr>
+        <w:t>t</w:t>
       </w:r>
       <w:r>
         <w:rPr>
@@ -428,6 +493,16 @@
       </w:r>
       <w:r>
         <w:rPr>
+          <w:rFonts w:ascii="Charis SIL Regular" w:hAnsi="Charis SIL Regular" w:eastAsia="Charis SIL Regular"/>
+          <w:b w:val="0"/>
+          <w:i w:val="0"/>
+          <w:color w:val="000000"/>
+          <w:sz w:val="24"/>
+        </w:rPr>
+        <w:t>jk Nederland</w:t>
+      </w:r>
+      <w:r>
+        <w:rPr>
           <w:u w:val="single" w:color="0000ff"/>
           <w:rFonts w:ascii="Charis SIL Regular" w:hAnsi="Charis SIL Regular" w:eastAsia="Charis SIL Regular"/>
           <w:b w:val="0"/>
@@ -435,60 +510,7 @@
           <w:color w:val="000000"/>
           <w:sz w:val="24"/>
         </w:rPr>
-        <w:hyperlink r:id="rId10" w:history="1">
-          <w:r>
-            <w:rPr>
-              <w:rStyle w:val="Hyperlink"/>
-            </w:rPr>
-            <w:t>j</w:t>
-          </w:r>
-        </w:hyperlink>
-      </w:r>
-      <w:r>
-        <w:rPr>
-          <w:u w:val="single" w:color="0000ff"/>
-          <w:rFonts w:ascii="Charis SIL Regular" w:hAnsi="Charis SIL Regular" w:eastAsia="Charis SIL Regular"/>
-          <w:b w:val="0"/>
-          <w:i w:val="0"/>
-          <w:color w:val="000000"/>
-          <w:sz w:val="24"/>
-        </w:rPr>
-        <w:hyperlink r:id="rId10" w:history="1">
-          <w:r>
-            <w:rPr>
-              <w:rStyle w:val="Hyperlink"/>
-            </w:rPr>
-            <w:t>k Nede</w:t>
-          </w:r>
-        </w:hyperlink>
-      </w:r>
-      <w:r>
-        <w:rPr>
-          <w:rFonts w:ascii="Charis SIL Regular" w:hAnsi="Charis SIL Regular" w:eastAsia="Charis SIL Regular"/>
-          <w:b w:val="0"/>
-          <w:i w:val="0"/>
-          <w:color w:val="000000"/>
-          <w:sz w:val="24"/>
-        </w:rPr>
-        <w:t>rland</w:t>
-      </w:r>
-      <w:r>
-        <w:rPr>
-          <w:u w:val="single" w:color="0000ff"/>
-          <w:rFonts w:ascii="Charis SIL Regular" w:hAnsi="Charis SIL Regular" w:eastAsia="Charis SIL Regular"/>
-          <w:b w:val="0"/>
-          <w:i w:val="0"/>
-          <w:color w:val="000000"/>
-          <w:sz w:val="24"/>
-        </w:rPr>
-        <w:hyperlink r:id="rId11" w:history="1">
-          <w:r>
-            <w:rPr>
-              <w:rStyle w:val="Hyperlink"/>
-            </w:rPr>
-            <w:t>s Aard</w:t>
-          </w:r>
-        </w:hyperlink>
+        <w:t>s Aard</w:t>
       </w:r>
       <w:r>
         <w:rPr>
@@ -1329,7 +1351,7 @@
           <w:sz w:val="24"/>
           <w:u w:val="single"/>
         </w:rPr>
-        <w:hyperlink r:id="rId14" w:history="1">
+        <w:hyperlink r:id="rId15" w:history="1">
           <w:r>
             <w:rPr>
               <w:rStyle w:val="Hyperlink"/>
@@ -1358,7 +1380,7 @@
           <w:sz w:val="24"/>
           <w:u w:val="single"/>
         </w:rPr>
-        <w:hyperlink r:id="rId14" w:history="1">
+        <w:hyperlink r:id="rId15" w:history="1">
           <w:r>
             <w:rPr>
               <w:rStyle w:val="Hyperlink"/>
@@ -1490,82 +1512,7 @@
           <w:color w:val="000000"/>
           <w:sz w:val="24"/>
         </w:rPr>
-        <w:t>This also a</w:t>
-      </w:r>
-      <w:r>
-        <w:rPr>
-          <w:u w:val="single" w:color="0000ff"/>
-          <w:rFonts w:ascii="Charis SIL Regular" w:hAnsi="Charis SIL Regular" w:eastAsia="Charis SIL Regular"/>
-          <w:b w:val="0"/>
-          <w:i w:val="0"/>
-          <w:color w:val="000000"/>
-          <w:sz w:val="24"/>
-        </w:rPr>
-        <w:t>p</w:t>
-      </w:r>
-      <w:r>
-        <w:rPr>
-          <w:u w:val="single" w:color="0000ff"/>
-          <w:rFonts w:ascii="Charis SIL Regular" w:hAnsi="Charis SIL Regular" w:eastAsia="Charis SIL Regular"/>
-          <w:b w:val="0"/>
-          <w:i w:val="0"/>
-          <w:color w:val="000000"/>
-          <w:sz w:val="24"/>
-        </w:rPr>
-        <w:hyperlink r:id="rId16" w:history="1">
-          <w:r>
-            <w:rPr>
-              <w:rStyle w:val="Hyperlink"/>
-            </w:rPr>
-            <w:t>plie</w:t>
-          </w:r>
-        </w:hyperlink>
-      </w:r>
-      <w:r>
-        <w:rPr>
-          <w:u w:val="single" w:color="0000ff"/>
-          <w:rFonts w:ascii="Charis SIL Regular" w:hAnsi="Charis SIL Regular" w:eastAsia="Charis SIL Regular"/>
-          <w:b w:val="0"/>
-          <w:i w:val="0"/>
-          <w:color w:val="000000"/>
-          <w:sz w:val="24"/>
-        </w:rPr>
-        <w:hyperlink r:id="rId16" w:history="1">
-          <w:r>
-            <w:rPr>
-              <w:rStyle w:val="Hyperlink"/>
-            </w:rPr>
-            <w:t>s</w:t>
-          </w:r>
-        </w:hyperlink>
-      </w:r>
-      <w:r>
-        <w:rPr>
-          <w:u w:val="single" w:color="0000ff"/>
-          <w:rFonts w:ascii="Charis SIL Regular" w:hAnsi="Charis SIL Regular" w:eastAsia="Charis SIL Regular"/>
-          <w:b w:val="0"/>
-          <w:i w:val="0"/>
-          <w:color w:val="000000"/>
-          <w:sz w:val="24"/>
-        </w:rPr>
-        <w:hyperlink r:id="rId16" w:history="1">
-          <w:r>
-            <w:rPr>
-              <w:rStyle w:val="Hyperlink"/>
-            </w:rPr>
-            <w:t xml:space="preserve"> to the KI</w:t>
-          </w:r>
-        </w:hyperlink>
-      </w:r>
-      <w:r>
-        <w:rPr>
-          <w:rFonts w:ascii="Charis SIL Regular" w:hAnsi="Charis SIL Regular" w:eastAsia="Charis SIL Regular"/>
-          <w:b w:val="0"/>
-          <w:i w:val="0"/>
-          <w:color w:val="000000"/>
-          <w:sz w:val="24"/>
-        </w:rPr>
-        <w:t xml:space="preserve">TLV </w:t>
+        <w:t xml:space="preserve">This also applies to the KITLV </w:t>
       </w:r>
       <w:r>
         <w:rPr>
@@ -1736,20 +1683,8 @@
           <w:i w:val="0"/>
           <w:color w:val="0000FF"/>
           <w:sz w:val="24"/>
-          <w:u w:val="single"/>
-        </w:rPr>
-        <w:t xml:space="preserve"> </w:t>
-      </w:r>
-      <w:r>
-        <w:rPr>
-          <w:rFonts w:ascii="Charis SIL Regular" w:hAnsi="Charis SIL Regular" w:eastAsia="Charis SIL Regular"/>
-          <w:b w:val="0"/>
-          <w:i w:val="0"/>
-          <w:color w:val="0000FF"/>
-          <w:sz w:val="24"/>
-          <w:u w:val="single"/>
-        </w:rPr>
-        <w:t>Archive Indonesia</w:t>
+        </w:rPr>
+        <w:t xml:space="preserve"> Archive Indonesia</w:t>
       </w:r>
       <w:r>
         <w:rPr>
@@ -1987,7 +1922,6 @@
       </w:r>
       <w:r>
         <w:rPr>
-          <w:u w:val="single" w:color="0000ff"/>
           <w:rFonts w:ascii="Charis SIL Regular" w:hAnsi="Charis SIL Regular" w:eastAsia="Charis SIL Regular"/>
           <w:b w:val="0"/>
           <w:i w:val="0"/>

--- a/EXPORTS/DOCX/published/niveau3/English/KITLV.docx
+++ b/EXPORTS/DOCX/published/niveau3/English/KITLV.docx
@@ -378,72 +378,7 @@
           <w:color w:val="000000"/>
           <w:sz w:val="24"/>
         </w:rPr>
-        <w:t>studies, or geograph</w:t>
-      </w:r>
-      <w:r>
-        <w:rPr>
-          <w:u w:val="single" w:color="0000ff"/>
-          <w:rFonts w:ascii="Charis SIL Regular" w:hAnsi="Charis SIL Regular" w:eastAsia="Charis SIL Regular"/>
-          <w:b w:val="0"/>
-          <w:i w:val="0"/>
-          <w:color w:val="000000"/>
-          <w:sz w:val="24"/>
-        </w:rPr>
-        <w:hyperlink r:id="rId9" w:history="1">
-          <w:r>
-            <w:rPr>
-              <w:rStyle w:val="Hyperlink"/>
-            </w:rPr>
-            <w:t>y, w</w:t>
-          </w:r>
-        </w:hyperlink>
-      </w:r>
-      <w:r>
-        <w:rPr>
-          <w:u w:val="single" w:color="0000ff"/>
-          <w:rFonts w:ascii="Charis SIL Regular" w:hAnsi="Charis SIL Regular" w:eastAsia="Charis SIL Regular"/>
-          <w:b w:val="0"/>
-          <w:i w:val="0"/>
-          <w:color w:val="000000"/>
-          <w:sz w:val="24"/>
-        </w:rPr>
-        <w:hyperlink r:id="rId9" w:history="1">
-          <w:r>
-            <w:rPr>
-              <w:rStyle w:val="Hyperlink"/>
-            </w:rPr>
-            <w:t>a</w:t>
-          </w:r>
-        </w:hyperlink>
-      </w:r>
-      <w:r>
-        <w:rPr>
-          <w:u w:val="single" w:color="0000ff"/>
-          <w:rFonts w:ascii="Charis SIL Regular" w:hAnsi="Charis SIL Regular" w:eastAsia="Charis SIL Regular"/>
-          <w:b w:val="0"/>
-          <w:i w:val="0"/>
-          <w:color w:val="000000"/>
-          <w:sz w:val="24"/>
-        </w:rPr>
-        <w:hyperlink r:id="rId9" w:history="1">
-          <w:r>
-            <w:rPr>
-              <w:rStyle w:val="Hyperlink"/>
-            </w:rPr>
-            <w:t xml:space="preserve">s left to </w:t>
-          </w:r>
-        </w:hyperlink>
-      </w:r>
-      <w:r>
-        <w:rPr>
-          <w:u w:val="single" w:color="0000ff"/>
-          <w:rFonts w:ascii="Charis SIL Regular" w:hAnsi="Charis SIL Regular" w:eastAsia="Charis SIL Regular"/>
-          <w:b w:val="0"/>
-          <w:i w:val="0"/>
-          <w:color w:val="000000"/>
-          <w:sz w:val="24"/>
-        </w:rPr>
-        <w:t>t</w:t>
+        <w:t>studies, or geography, was left to t</w:t>
       </w:r>
       <w:r>
         <w:rPr>
@@ -493,13 +428,21 @@
       </w:r>
       <w:r>
         <w:rPr>
+          <w:u w:val="single" w:color="0000ff"/>
           <w:rFonts w:ascii="Charis SIL Regular" w:hAnsi="Charis SIL Regular" w:eastAsia="Charis SIL Regular"/>
           <w:b w:val="0"/>
           <w:i w:val="0"/>
           <w:color w:val="000000"/>
           <w:sz w:val="24"/>
         </w:rPr>
-        <w:t>jk Nederland</w:t>
+        <w:hyperlink r:id="rId10" w:history="1">
+          <w:r>
+            <w:rPr>
+              <w:rStyle w:val="Hyperlink"/>
+            </w:rPr>
+            <w:t>j</w:t>
+          </w:r>
+        </w:hyperlink>
       </w:r>
       <w:r>
         <w:rPr>
@@ -510,7 +453,42 @@
           <w:color w:val="000000"/>
           <w:sz w:val="24"/>
         </w:rPr>
-        <w:t>s Aard</w:t>
+        <w:hyperlink r:id="rId10" w:history="1">
+          <w:r>
+            <w:rPr>
+              <w:rStyle w:val="Hyperlink"/>
+            </w:rPr>
+            <w:t>k Nede</w:t>
+          </w:r>
+        </w:hyperlink>
+      </w:r>
+      <w:r>
+        <w:rPr>
+          <w:rFonts w:ascii="Charis SIL Regular" w:hAnsi="Charis SIL Regular" w:eastAsia="Charis SIL Regular"/>
+          <w:b w:val="0"/>
+          <w:i w:val="0"/>
+          <w:color w:val="000000"/>
+          <w:sz w:val="24"/>
+        </w:rPr>
+        <w:t>rland</w:t>
+      </w:r>
+      <w:r>
+        <w:rPr>
+          <w:u w:val="single" w:color="0000ff"/>
+          <w:rFonts w:ascii="Charis SIL Regular" w:hAnsi="Charis SIL Regular" w:eastAsia="Charis SIL Regular"/>
+          <w:b w:val="0"/>
+          <w:i w:val="0"/>
+          <w:color w:val="000000"/>
+          <w:sz w:val="24"/>
+        </w:rPr>
+        <w:hyperlink r:id="rId11" w:history="1">
+          <w:r>
+            <w:rPr>
+              <w:rStyle w:val="Hyperlink"/>
+            </w:rPr>
+            <w:t>s Aard</w:t>
+          </w:r>
+        </w:hyperlink>
       </w:r>
       <w:r>
         <w:rPr>
@@ -1315,7 +1293,7 @@
           <w:sz w:val="24"/>
           <w:u w:val="single"/>
         </w:rPr>
-        <w:hyperlink r:id="rId15" w:history="1">
+        <w:hyperlink r:id="rId14" w:history="1">
           <w:r>
             <w:rPr>
               <w:rStyle w:val="Hyperlink"/>
@@ -1333,7 +1311,7 @@
           <w:sz w:val="24"/>
           <w:u w:val="single"/>
         </w:rPr>
-        <w:hyperlink r:id="rId15" w:history="1">
+        <w:hyperlink r:id="rId14" w:history="1">
           <w:r>
             <w:rPr>
               <w:rStyle w:val="Hyperlink"/>
@@ -1351,7 +1329,7 @@
           <w:sz w:val="24"/>
           <w:u w:val="single"/>
         </w:rPr>
-        <w:hyperlink r:id="rId15" w:history="1">
+        <w:hyperlink r:id="rId14" w:history="1">
           <w:r>
             <w:rPr>
               <w:rStyle w:val="Hyperlink"/>
@@ -1380,7 +1358,7 @@
           <w:sz w:val="24"/>
           <w:u w:val="single"/>
         </w:rPr>
-        <w:hyperlink r:id="rId15" w:history="1">
+        <w:hyperlink r:id="rId14" w:history="1">
           <w:r>
             <w:rPr>
               <w:rStyle w:val="Hyperlink"/>
@@ -1512,7 +1490,82 @@
           <w:color w:val="000000"/>
           <w:sz w:val="24"/>
         </w:rPr>
-        <w:t xml:space="preserve">This also applies to the KITLV </w:t>
+        <w:t>This also a</w:t>
+      </w:r>
+      <w:r>
+        <w:rPr>
+          <w:u w:val="single" w:color="0000ff"/>
+          <w:rFonts w:ascii="Charis SIL Regular" w:hAnsi="Charis SIL Regular" w:eastAsia="Charis SIL Regular"/>
+          <w:b w:val="0"/>
+          <w:i w:val="0"/>
+          <w:color w:val="000000"/>
+          <w:sz w:val="24"/>
+        </w:rPr>
+        <w:t>p</w:t>
+      </w:r>
+      <w:r>
+        <w:rPr>
+          <w:u w:val="single" w:color="0000ff"/>
+          <w:rFonts w:ascii="Charis SIL Regular" w:hAnsi="Charis SIL Regular" w:eastAsia="Charis SIL Regular"/>
+          <w:b w:val="0"/>
+          <w:i w:val="0"/>
+          <w:color w:val="000000"/>
+          <w:sz w:val="24"/>
+        </w:rPr>
+        <w:hyperlink r:id="rId16" w:history="1">
+          <w:r>
+            <w:rPr>
+              <w:rStyle w:val="Hyperlink"/>
+            </w:rPr>
+            <w:t>plie</w:t>
+          </w:r>
+        </w:hyperlink>
+      </w:r>
+      <w:r>
+        <w:rPr>
+          <w:u w:val="single" w:color="0000ff"/>
+          <w:rFonts w:ascii="Charis SIL Regular" w:hAnsi="Charis SIL Regular" w:eastAsia="Charis SIL Regular"/>
+          <w:b w:val="0"/>
+          <w:i w:val="0"/>
+          <w:color w:val="000000"/>
+          <w:sz w:val="24"/>
+        </w:rPr>
+        <w:hyperlink r:id="rId16" w:history="1">
+          <w:r>
+            <w:rPr>
+              <w:rStyle w:val="Hyperlink"/>
+            </w:rPr>
+            <w:t>s</w:t>
+          </w:r>
+        </w:hyperlink>
+      </w:r>
+      <w:r>
+        <w:rPr>
+          <w:u w:val="single" w:color="0000ff"/>
+          <w:rFonts w:ascii="Charis SIL Regular" w:hAnsi="Charis SIL Regular" w:eastAsia="Charis SIL Regular"/>
+          <w:b w:val="0"/>
+          <w:i w:val="0"/>
+          <w:color w:val="000000"/>
+          <w:sz w:val="24"/>
+        </w:rPr>
+        <w:hyperlink r:id="rId16" w:history="1">
+          <w:r>
+            <w:rPr>
+              <w:rStyle w:val="Hyperlink"/>
+            </w:rPr>
+            <w:t xml:space="preserve"> to the KI</w:t>
+          </w:r>
+        </w:hyperlink>
+      </w:r>
+      <w:r>
+        <w:rPr>
+          <w:rFonts w:ascii="Charis SIL Regular" w:hAnsi="Charis SIL Regular" w:eastAsia="Charis SIL Regular"/>
+          <w:b w:val="0"/>
+          <w:i w:val="0"/>
+          <w:color w:val="000000"/>
+          <w:sz w:val="24"/>
+        </w:rPr>
+        <w:t xml:space="preserve">TLV </w:t>
       </w:r>
       <w:r>
         <w:rPr>
@@ -1636,55 +1689,8 @@
           <w:i w:val="0"/>
           <w:color w:val="0000FF"/>
           <w:sz w:val="24"/>
-          <w:u w:val="single"/>
-        </w:rPr>
-        <w:hyperlink r:id="rId18" w:history="1">
-          <w:r>
-            <w:rPr>
-              <w:rStyle w:val="Hyperlink"/>
-            </w:rPr>
-            <w:t>Oral</w:t>
-          </w:r>
-        </w:hyperlink>
-      </w:r>
-      <w:r>
-        <w:rPr>
-          <w:rFonts w:ascii="Charis SIL Regular" w:hAnsi="Charis SIL Regular" w:eastAsia="Charis SIL Regular"/>
-          <w:b w:val="0"/>
-          <w:i w:val="0"/>
-          <w:color w:val="0000FF"/>
-          <w:sz w:val="24"/>
-          <w:u w:val="single"/>
-        </w:rPr>
-        <w:t xml:space="preserve"> </w:t>
-      </w:r>
-      <w:r>
-        <w:rPr>
-          <w:rFonts w:ascii="Charis SIL Regular" w:hAnsi="Charis SIL Regular" w:eastAsia="Charis SIL Regular"/>
-          <w:b w:val="0"/>
-          <w:i w:val="0"/>
-          <w:color w:val="0000FF"/>
-          <w:sz w:val="24"/>
-          <w:u w:val="single"/>
-        </w:rPr>
-        <w:hyperlink r:id="rId18" w:history="1">
-          <w:r>
-            <w:rPr>
-              <w:rStyle w:val="Hyperlink"/>
-            </w:rPr>
-            <w:t>History</w:t>
-          </w:r>
-        </w:hyperlink>
-      </w:r>
-      <w:r>
-        <w:rPr>
-          <w:rFonts w:ascii="Charis SIL Regular" w:hAnsi="Charis SIL Regular" w:eastAsia="Charis SIL Regular"/>
-          <w:b w:val="0"/>
-          <w:i w:val="0"/>
-          <w:color w:val="0000FF"/>
-          <w:sz w:val="24"/>
-        </w:rPr>
-        <w:t xml:space="preserve"> Archive Indonesia</w:t>
+        </w:rPr>
+        <w:t>Oral History Archive Indonesia</w:t>
       </w:r>
       <w:r>
         <w:rPr>
@@ -1713,7 +1719,50 @@
           <w:color w:val="000000"/>
           <w:sz w:val="24"/>
         </w:rPr>
-        <w:t xml:space="preserve">I) and the </w:t>
+        <w:hyperlink r:id="rId17" w:history="1">
+          <w:r>
+            <w:rPr>
+              <w:rStyle w:val="Hyperlink"/>
+            </w:rPr>
+            <w:t>I</w:t>
+          </w:r>
+        </w:hyperlink>
+      </w:r>
+      <w:r>
+        <w:rPr>
+          <w:u w:val="single" w:color="0000ff"/>
+          <w:rFonts w:ascii="Charis SIL Regular" w:hAnsi="Charis SIL Regular" w:eastAsia="Charis SIL Regular"/>
+          <w:b w:val="0"/>
+          <w:i w:val="0"/>
+          <w:color w:val="000000"/>
+          <w:sz w:val="24"/>
+        </w:rPr>
+        <w:hyperlink r:id="rId17" w:history="1">
+          <w:r>
+            <w:rPr>
+              <w:rStyle w:val="Hyperlink"/>
+            </w:rPr>
+            <w:t>) an</w:t>
+          </w:r>
+        </w:hyperlink>
+      </w:r>
+      <w:r>
+        <w:rPr>
+          <w:u w:val="single" w:color="0000ff"/>
+          <w:rFonts w:ascii="Charis SIL Regular" w:hAnsi="Charis SIL Regular" w:eastAsia="Charis SIL Regular"/>
+          <w:b w:val="0"/>
+          <w:i w:val="0"/>
+          <w:color w:val="000000"/>
+          <w:sz w:val="24"/>
+        </w:rPr>
+        <w:hyperlink r:id="rId17" w:history="1">
+          <w:r>
+            <w:rPr>
+              <w:rStyle w:val="Hyperlink"/>
+            </w:rPr>
+            <w:t xml:space="preserve">d the </w:t>
+          </w:r>
+        </w:hyperlink>
       </w:r>
       <w:r>
         <w:rPr>
@@ -1724,7 +1773,7 @@
           <w:sz w:val="24"/>
           <w:u w:val="single"/>
         </w:rPr>
-        <w:hyperlink r:id="rId19" w:history="1">
+        <w:hyperlink r:id="rId18" w:history="1">
           <w:r>
             <w:rPr>
               <w:rStyle w:val="Hyperlink"/>
@@ -1742,7 +1791,7 @@
           <w:sz w:val="24"/>
           <w:u w:val="single"/>
         </w:rPr>
-        <w:hyperlink r:id="rId19" w:history="1">
+        <w:hyperlink r:id="rId18" w:history="1">
           <w:r>
             <w:rPr>
               <w:rStyle w:val="Hyperlink"/>
@@ -1760,7 +1809,7 @@
           <w:sz w:val="24"/>
           <w:u w:val="single"/>
         </w:rPr>
-        <w:hyperlink r:id="rId19" w:history="1">
+        <w:hyperlink r:id="rId18" w:history="1">
           <w:r>
             <w:rPr>
               <w:rStyle w:val="Hyperlink"/>
@@ -1789,7 +1838,7 @@
           <w:sz w:val="24"/>
           <w:u w:val="single"/>
         </w:rPr>
-        <w:hyperlink r:id="rId19" w:history="1">
+        <w:hyperlink r:id="rId18" w:history="1">
           <w:r>
             <w:rPr>
               <w:rStyle w:val="Hyperlink"/>
@@ -1818,7 +1867,7 @@
           <w:sz w:val="24"/>
           <w:u w:val="single"/>
         </w:rPr>
-        <w:hyperlink r:id="rId19" w:history="1">
+        <w:hyperlink r:id="rId18" w:history="1">
           <w:r>
             <w:rPr>
               <w:rStyle w:val="Hyperlink"/>
@@ -1836,7 +1885,7 @@
           <w:sz w:val="24"/>
           <w:u w:val="single"/>
         </w:rPr>
-        <w:hyperlink r:id="rId19" w:history="1">
+        <w:hyperlink r:id="rId18" w:history="1">
           <w:r>
             <w:rPr>
               <w:rStyle w:val="Hyperlink"/>
@@ -1865,7 +1914,7 @@
           <w:sz w:val="24"/>
           <w:u w:val="single"/>
         </w:rPr>
-        <w:hyperlink r:id="rId19" w:history="1">
+        <w:hyperlink r:id="rId18" w:history="1">
           <w:r>
             <w:rPr>
               <w:rStyle w:val="Hyperlink"/>
@@ -1886,14 +1935,13 @@
       </w:r>
       <w:r>
         <w:rPr>
-          <w:u w:val="single" w:color="0000ff"/>
           <w:rFonts w:ascii="Charis SIL Regular" w:hAnsi="Charis SIL Regular" w:eastAsia="Charis SIL Regular"/>
           <w:b w:val="0"/>
           <w:i w:val="0"/>
           <w:color w:val="000000"/>
           <w:sz w:val="24"/>
         </w:rPr>
-        <w:hyperlink r:id="rId18" w:history="1">
+        <w:hyperlink r:id="rId19" w:history="1">
           <w:r>
             <w:rPr>
               <w:rStyle w:val="Hyperlink"/>
@@ -1904,14 +1952,13 @@
       </w:r>
       <w:r>
         <w:rPr>
-          <w:u w:val="single" w:color="0000ff"/>
           <w:rFonts w:ascii="Charis SIL Regular" w:hAnsi="Charis SIL Regular" w:eastAsia="Charis SIL Regular"/>
           <w:b w:val="0"/>
           <w:i w:val="0"/>
           <w:color w:val="000000"/>
           <w:sz w:val="24"/>
         </w:rPr>
-        <w:hyperlink r:id="rId18" w:history="1">
+        <w:hyperlink r:id="rId19" w:history="1">
           <w:r>
             <w:rPr>
               <w:rStyle w:val="Hyperlink"/>
@@ -1932,14 +1979,13 @@
       </w:r>
       <w:r>
         <w:rPr>
-          <w:u w:val="single" w:color="0000ff"/>
           <w:rFonts w:ascii="Charis SIL Regular" w:hAnsi="Charis SIL Regular" w:eastAsia="Charis SIL Regular"/>
           <w:b w:val="0"/>
           <w:i w:val="0"/>
           <w:color w:val="000000"/>
           <w:sz w:val="24"/>
         </w:rPr>
-        <w:hyperlink r:id="rId18" w:history="1">
+        <w:hyperlink r:id="rId19" w:history="1">
           <w:r>
             <w:rPr>
               <w:rStyle w:val="Hyperlink"/>
@@ -1950,14 +1996,13 @@
       </w:r>
       <w:r>
         <w:rPr>
-          <w:u w:val="single" w:color="0000ff"/>
           <w:rFonts w:ascii="Charis SIL Regular" w:hAnsi="Charis SIL Regular" w:eastAsia="Charis SIL Regular"/>
           <w:b w:val="0"/>
           <w:i w:val="0"/>
           <w:color w:val="000000"/>
           <w:sz w:val="24"/>
         </w:rPr>
-        <w:hyperlink r:id="rId18" w:history="1">
+        <w:hyperlink r:id="rId19" w:history="1">
           <w:r>
             <w:rPr>
               <w:rStyle w:val="Hyperlink"/>
@@ -1968,14 +2013,13 @@
       </w:r>
       <w:r>
         <w:rPr>
-          <w:u w:val="single" w:color="0000ff"/>
           <w:rFonts w:ascii="Charis SIL Regular" w:hAnsi="Charis SIL Regular" w:eastAsia="Charis SIL Regular"/>
           <w:b w:val="0"/>
           <w:i w:val="0"/>
           <w:color w:val="000000"/>
           <w:sz w:val="24"/>
         </w:rPr>
-        <w:hyperlink r:id="rId18" w:history="1">
+        <w:hyperlink r:id="rId19" w:history="1">
           <w:r>
             <w:rPr>
               <w:rStyle w:val="Hyperlink"/>
@@ -2263,7 +2307,7 @@
           <w:sz w:val="24"/>
           <w:u w:val="single"/>
         </w:rPr>
-        <w:t>Scientific research in colonised terr</w:t>
+        <w:t>Scientific research in colonised terri</w:t>
       </w:r>
       <w:r>
         <w:rPr>
@@ -2274,7 +2318,7 @@
           <w:sz w:val="24"/>
           <w:u w:val="single"/>
         </w:rPr>
-        <w:t>i</w:t>
+        <w:t>torie</w:t>
       </w:r>
       <w:r>
         <w:rPr>
@@ -2283,9 +2327,8 @@
           <w:i w:val="0"/>
           <w:color w:val="0000FF"/>
           <w:sz w:val="24"/>
-          <w:u w:val="single"/>
-        </w:rPr>
-        <w:t>tories</w:t>
+        </w:rPr>
+        <w:t>s</w:t>
       </w:r>
       <w:r>
         <w:br/>
@@ -3799,7 +3842,7 @@
           <w:sz w:val="24"/>
           <w:u w:val="single"/>
         </w:rPr>
-        <w:hyperlink r:id="rId18" w:history="1">
+        <w:hyperlink r:id="rId19" w:history="1">
           <w:r>
             <w:rPr>
               <w:rStyle w:val="Hyperlink"/>
@@ -3817,7 +3860,7 @@
           <w:sz w:val="24"/>
           <w:u w:val="single"/>
         </w:rPr>
-        <w:hyperlink r:id="rId18" w:history="1">
+        <w:hyperlink r:id="rId19" w:history="1">
           <w:r>
             <w:rPr>
               <w:rStyle w:val="Hyperlink"/>
@@ -3835,7 +3878,7 @@
           <w:sz w:val="24"/>
           <w:u w:val="single"/>
         </w:rPr>
-        <w:hyperlink r:id="rId18" w:history="1">
+        <w:hyperlink r:id="rId19" w:history="1">
           <w:r>
             <w:rPr>
               <w:rStyle w:val="Hyperlink"/>
@@ -3853,7 +3896,7 @@
           <w:sz w:val="24"/>
           <w:u w:val="single"/>
         </w:rPr>
-        <w:hyperlink r:id="rId18" w:history="1">
+        <w:hyperlink r:id="rId19" w:history="1">
           <w:r>
             <w:rPr>
               <w:rStyle w:val="Hyperlink"/>
@@ -3871,7 +3914,7 @@
           <w:sz w:val="24"/>
           <w:u w:val="single"/>
         </w:rPr>
-        <w:hyperlink r:id="rId18" w:history="1">
+        <w:hyperlink r:id="rId19" w:history="1">
           <w:r>
             <w:rPr>
               <w:rStyle w:val="Hyperlink"/>
@@ -3951,7 +3994,7 @@
           <w:sz w:val="24"/>
           <w:u w:val="single"/>
         </w:rPr>
-        <w:hyperlink r:id="rId19" w:history="1">
+        <w:hyperlink r:id="rId18" w:history="1">
           <w:r>
             <w:rPr>
               <w:rStyle w:val="Hyperlink"/>
@@ -3969,7 +4012,7 @@
           <w:sz w:val="24"/>
           <w:u w:val="single"/>
         </w:rPr>
-        <w:hyperlink r:id="rId19" w:history="1">
+        <w:hyperlink r:id="rId18" w:history="1">
           <w:r>
             <w:rPr>
               <w:rStyle w:val="Hyperlink"/>
@@ -3987,7 +4030,7 @@
           <w:sz w:val="24"/>
           <w:u w:val="single"/>
         </w:rPr>
-        <w:hyperlink r:id="rId19" w:history="1">
+        <w:hyperlink r:id="rId18" w:history="1">
           <w:r>
             <w:rPr>
               <w:rStyle w:val="Hyperlink"/>

--- a/EXPORTS/DOCX/published/niveau3/English/KITLV.docx
+++ b/EXPORTS/DOCX/published/niveau3/English/KITLV.docx
@@ -378,7 +378,72 @@
           <w:color w:val="000000"/>
           <w:sz w:val="24"/>
         </w:rPr>
-        <w:t>studies, or geography, was left to t</w:t>
+        <w:t>studies, or geograph</w:t>
+      </w:r>
+      <w:r>
+        <w:rPr>
+          <w:u w:val="single" w:color="0000ff"/>
+          <w:rFonts w:ascii="Charis SIL Regular" w:hAnsi="Charis SIL Regular" w:eastAsia="Charis SIL Regular"/>
+          <w:b w:val="0"/>
+          <w:i w:val="0"/>
+          <w:color w:val="000000"/>
+          <w:sz w:val="24"/>
+        </w:rPr>
+        <w:hyperlink r:id="rId9" w:history="1">
+          <w:r>
+            <w:rPr>
+              <w:rStyle w:val="Hyperlink"/>
+            </w:rPr>
+            <w:t>y, w</w:t>
+          </w:r>
+        </w:hyperlink>
+      </w:r>
+      <w:r>
+        <w:rPr>
+          <w:u w:val="single" w:color="0000ff"/>
+          <w:rFonts w:ascii="Charis SIL Regular" w:hAnsi="Charis SIL Regular" w:eastAsia="Charis SIL Regular"/>
+          <w:b w:val="0"/>
+          <w:i w:val="0"/>
+          <w:color w:val="000000"/>
+          <w:sz w:val="24"/>
+        </w:rPr>
+        <w:hyperlink r:id="rId9" w:history="1">
+          <w:r>
+            <w:rPr>
+              <w:rStyle w:val="Hyperlink"/>
+            </w:rPr>
+            <w:t>a</w:t>
+          </w:r>
+        </w:hyperlink>
+      </w:r>
+      <w:r>
+        <w:rPr>
+          <w:u w:val="single" w:color="0000ff"/>
+          <w:rFonts w:ascii="Charis SIL Regular" w:hAnsi="Charis SIL Regular" w:eastAsia="Charis SIL Regular"/>
+          <w:b w:val="0"/>
+          <w:i w:val="0"/>
+          <w:color w:val="000000"/>
+          <w:sz w:val="24"/>
+        </w:rPr>
+        <w:hyperlink r:id="rId9" w:history="1">
+          <w:r>
+            <w:rPr>
+              <w:rStyle w:val="Hyperlink"/>
+            </w:rPr>
+            <w:t xml:space="preserve">s left to </w:t>
+          </w:r>
+        </w:hyperlink>
+      </w:r>
+      <w:r>
+        <w:rPr>
+          <w:u w:val="single" w:color="0000ff"/>
+          <w:rFonts w:ascii="Charis SIL Regular" w:hAnsi="Charis SIL Regular" w:eastAsia="Charis SIL Regular"/>
+          <w:b w:val="0"/>
+          <w:i w:val="0"/>
+          <w:color w:val="000000"/>
+          <w:sz w:val="24"/>
+        </w:rPr>
+        <w:t>t</w:t>
       </w:r>
       <w:r>
         <w:rPr>
@@ -1490,82 +1555,7 @@
           <w:color w:val="000000"/>
           <w:sz w:val="24"/>
         </w:rPr>
-        <w:t>This also a</w:t>
-      </w:r>
-      <w:r>
-        <w:rPr>
-          <w:u w:val="single" w:color="0000ff"/>
-          <w:rFonts w:ascii="Charis SIL Regular" w:hAnsi="Charis SIL Regular" w:eastAsia="Charis SIL Regular"/>
-          <w:b w:val="0"/>
-          <w:i w:val="0"/>
-          <w:color w:val="000000"/>
-          <w:sz w:val="24"/>
-        </w:rPr>
-        <w:t>p</w:t>
-      </w:r>
-      <w:r>
-        <w:rPr>
-          <w:u w:val="single" w:color="0000ff"/>
-          <w:rFonts w:ascii="Charis SIL Regular" w:hAnsi="Charis SIL Regular" w:eastAsia="Charis SIL Regular"/>
-          <w:b w:val="0"/>
-          <w:i w:val="0"/>
-          <w:color w:val="000000"/>
-          <w:sz w:val="24"/>
-        </w:rPr>
-        <w:hyperlink r:id="rId16" w:history="1">
-          <w:r>
-            <w:rPr>
-              <w:rStyle w:val="Hyperlink"/>
-            </w:rPr>
-            <w:t>plie</w:t>
-          </w:r>
-        </w:hyperlink>
-      </w:r>
-      <w:r>
-        <w:rPr>
-          <w:u w:val="single" w:color="0000ff"/>
-          <w:rFonts w:ascii="Charis SIL Regular" w:hAnsi="Charis SIL Regular" w:eastAsia="Charis SIL Regular"/>
-          <w:b w:val="0"/>
-          <w:i w:val="0"/>
-          <w:color w:val="000000"/>
-          <w:sz w:val="24"/>
-        </w:rPr>
-        <w:hyperlink r:id="rId16" w:history="1">
-          <w:r>
-            <w:rPr>
-              <w:rStyle w:val="Hyperlink"/>
-            </w:rPr>
-            <w:t>s</w:t>
-          </w:r>
-        </w:hyperlink>
-      </w:r>
-      <w:r>
-        <w:rPr>
-          <w:u w:val="single" w:color="0000ff"/>
-          <w:rFonts w:ascii="Charis SIL Regular" w:hAnsi="Charis SIL Regular" w:eastAsia="Charis SIL Regular"/>
-          <w:b w:val="0"/>
-          <w:i w:val="0"/>
-          <w:color w:val="000000"/>
-          <w:sz w:val="24"/>
-        </w:rPr>
-        <w:hyperlink r:id="rId16" w:history="1">
-          <w:r>
-            <w:rPr>
-              <w:rStyle w:val="Hyperlink"/>
-            </w:rPr>
-            <w:t xml:space="preserve"> to the KI</w:t>
-          </w:r>
-        </w:hyperlink>
-      </w:r>
-      <w:r>
-        <w:rPr>
-          <w:rFonts w:ascii="Charis SIL Regular" w:hAnsi="Charis SIL Regular" w:eastAsia="Charis SIL Regular"/>
-          <w:b w:val="0"/>
-          <w:i w:val="0"/>
-          <w:color w:val="000000"/>
-          <w:sz w:val="24"/>
-        </w:rPr>
-        <w:t xml:space="preserve">TLV </w:t>
+        <w:t xml:space="preserve">This also applies to the KITLV </w:t>
       </w:r>
       <w:r>
         <w:rPr>
@@ -1689,8 +1679,55 @@
           <w:i w:val="0"/>
           <w:color w:val="0000FF"/>
           <w:sz w:val="24"/>
-        </w:rPr>
-        <w:t>Oral History Archive Indonesia</w:t>
+          <w:u w:val="single"/>
+        </w:rPr>
+        <w:hyperlink r:id="rId18" w:history="1">
+          <w:r>
+            <w:rPr>
+              <w:rStyle w:val="Hyperlink"/>
+            </w:rPr>
+            <w:t>Oral</w:t>
+          </w:r>
+        </w:hyperlink>
+      </w:r>
+      <w:r>
+        <w:rPr>
+          <w:rFonts w:ascii="Charis SIL Regular" w:hAnsi="Charis SIL Regular" w:eastAsia="Charis SIL Regular"/>
+          <w:b w:val="0"/>
+          <w:i w:val="0"/>
+          <w:color w:val="0000FF"/>
+          <w:sz w:val="24"/>
+          <w:u w:val="single"/>
+        </w:rPr>
+        <w:t xml:space="preserve"> </w:t>
+      </w:r>
+      <w:r>
+        <w:rPr>
+          <w:rFonts w:ascii="Charis SIL Regular" w:hAnsi="Charis SIL Regular" w:eastAsia="Charis SIL Regular"/>
+          <w:b w:val="0"/>
+          <w:i w:val="0"/>
+          <w:color w:val="0000FF"/>
+          <w:sz w:val="24"/>
+          <w:u w:val="single"/>
+        </w:rPr>
+        <w:hyperlink r:id="rId18" w:history="1">
+          <w:r>
+            <w:rPr>
+              <w:rStyle w:val="Hyperlink"/>
+            </w:rPr>
+            <w:t>History</w:t>
+          </w:r>
+        </w:hyperlink>
+      </w:r>
+      <w:r>
+        <w:rPr>
+          <w:rFonts w:ascii="Charis SIL Regular" w:hAnsi="Charis SIL Regular" w:eastAsia="Charis SIL Regular"/>
+          <w:b w:val="0"/>
+          <w:i w:val="0"/>
+          <w:color w:val="0000FF"/>
+          <w:sz w:val="24"/>
+        </w:rPr>
+        <w:t xml:space="preserve"> Archive Indonesia</w:t>
       </w:r>
       <w:r>
         <w:rPr>
@@ -1737,32 +1774,7 @@
           <w:color w:val="000000"/>
           <w:sz w:val="24"/>
         </w:rPr>
-        <w:hyperlink r:id="rId17" w:history="1">
-          <w:r>
-            <w:rPr>
-              <w:rStyle w:val="Hyperlink"/>
-            </w:rPr>
-            <w:t>) an</w:t>
-          </w:r>
-        </w:hyperlink>
-      </w:r>
-      <w:r>
-        <w:rPr>
-          <w:u w:val="single" w:color="0000ff"/>
-          <w:rFonts w:ascii="Charis SIL Regular" w:hAnsi="Charis SIL Regular" w:eastAsia="Charis SIL Regular"/>
-          <w:b w:val="0"/>
-          <w:i w:val="0"/>
-          <w:color w:val="000000"/>
-          <w:sz w:val="24"/>
-        </w:rPr>
-        <w:hyperlink r:id="rId17" w:history="1">
-          <w:r>
-            <w:rPr>
-              <w:rStyle w:val="Hyperlink"/>
-            </w:rPr>
-            <w:t xml:space="preserve">d the </w:t>
-          </w:r>
-        </w:hyperlink>
+        <w:t xml:space="preserve">) and the </w:t>
       </w:r>
       <w:r>
         <w:rPr>
@@ -1773,7 +1785,7 @@
           <w:sz w:val="24"/>
           <w:u w:val="single"/>
         </w:rPr>
-        <w:hyperlink r:id="rId18" w:history="1">
+        <w:hyperlink r:id="rId19" w:history="1">
           <w:r>
             <w:rPr>
               <w:rStyle w:val="Hyperlink"/>
@@ -1791,7 +1803,7 @@
           <w:sz w:val="24"/>
           <w:u w:val="single"/>
         </w:rPr>
-        <w:hyperlink r:id="rId18" w:history="1">
+        <w:hyperlink r:id="rId19" w:history="1">
           <w:r>
             <w:rPr>
               <w:rStyle w:val="Hyperlink"/>
@@ -1809,7 +1821,7 @@
           <w:sz w:val="24"/>
           <w:u w:val="single"/>
         </w:rPr>
-        <w:hyperlink r:id="rId18" w:history="1">
+        <w:hyperlink r:id="rId17" w:history="1">
           <w:r>
             <w:rPr>
               <w:rStyle w:val="Hyperlink"/>
@@ -1838,7 +1850,7 @@
           <w:sz w:val="24"/>
           <w:u w:val="single"/>
         </w:rPr>
-        <w:hyperlink r:id="rId18" w:history="1">
+        <w:hyperlink r:id="rId17" w:history="1">
           <w:r>
             <w:rPr>
               <w:rStyle w:val="Hyperlink"/>
@@ -1867,7 +1879,7 @@
           <w:sz w:val="24"/>
           <w:u w:val="single"/>
         </w:rPr>
-        <w:hyperlink r:id="rId18" w:history="1">
+        <w:hyperlink r:id="rId17" w:history="1">
           <w:r>
             <w:rPr>
               <w:rStyle w:val="Hyperlink"/>
@@ -1885,7 +1897,7 @@
           <w:sz w:val="24"/>
           <w:u w:val="single"/>
         </w:rPr>
-        <w:hyperlink r:id="rId18" w:history="1">
+        <w:hyperlink r:id="rId19" w:history="1">
           <w:r>
             <w:rPr>
               <w:rStyle w:val="Hyperlink"/>
@@ -1914,7 +1926,7 @@
           <w:sz w:val="24"/>
           <w:u w:val="single"/>
         </w:rPr>
-        <w:hyperlink r:id="rId18" w:history="1">
+        <w:hyperlink r:id="rId19" w:history="1">
           <w:r>
             <w:rPr>
               <w:rStyle w:val="Hyperlink"/>
@@ -1935,13 +1947,14 @@
       </w:r>
       <w:r>
         <w:rPr>
+          <w:u w:val="single" w:color="0000ff"/>
           <w:rFonts w:ascii="Charis SIL Regular" w:hAnsi="Charis SIL Regular" w:eastAsia="Charis SIL Regular"/>
           <w:b w:val="0"/>
           <w:i w:val="0"/>
           <w:color w:val="000000"/>
           <w:sz w:val="24"/>
         </w:rPr>
-        <w:hyperlink r:id="rId19" w:history="1">
+        <w:hyperlink r:id="rId18" w:history="1">
           <w:r>
             <w:rPr>
               <w:rStyle w:val="Hyperlink"/>
@@ -1952,13 +1965,14 @@
       </w:r>
       <w:r>
         <w:rPr>
+          <w:u w:val="single" w:color="0000ff"/>
           <w:rFonts w:ascii="Charis SIL Regular" w:hAnsi="Charis SIL Regular" w:eastAsia="Charis SIL Regular"/>
           <w:b w:val="0"/>
           <w:i w:val="0"/>
           <w:color w:val="000000"/>
           <w:sz w:val="24"/>
         </w:rPr>
-        <w:hyperlink r:id="rId19" w:history="1">
+        <w:hyperlink r:id="rId18" w:history="1">
           <w:r>
             <w:rPr>
               <w:rStyle w:val="Hyperlink"/>
@@ -1979,13 +1993,14 @@
       </w:r>
       <w:r>
         <w:rPr>
+          <w:u w:val="single" w:color="0000ff"/>
           <w:rFonts w:ascii="Charis SIL Regular" w:hAnsi="Charis SIL Regular" w:eastAsia="Charis SIL Regular"/>
           <w:b w:val="0"/>
           <w:i w:val="0"/>
           <w:color w:val="000000"/>
           <w:sz w:val="24"/>
         </w:rPr>
-        <w:hyperlink r:id="rId19" w:history="1">
+        <w:hyperlink r:id="rId18" w:history="1">
           <w:r>
             <w:rPr>
               <w:rStyle w:val="Hyperlink"/>
@@ -1996,13 +2011,14 @@
       </w:r>
       <w:r>
         <w:rPr>
+          <w:u w:val="single" w:color="0000ff"/>
           <w:rFonts w:ascii="Charis SIL Regular" w:hAnsi="Charis SIL Regular" w:eastAsia="Charis SIL Regular"/>
           <w:b w:val="0"/>
           <w:i w:val="0"/>
           <w:color w:val="000000"/>
           <w:sz w:val="24"/>
         </w:rPr>
-        <w:hyperlink r:id="rId19" w:history="1">
+        <w:hyperlink r:id="rId18" w:history="1">
           <w:r>
             <w:rPr>
               <w:rStyle w:val="Hyperlink"/>
@@ -2013,13 +2029,14 @@
       </w:r>
       <w:r>
         <w:rPr>
+          <w:u w:val="single" w:color="0000ff"/>
           <w:rFonts w:ascii="Charis SIL Regular" w:hAnsi="Charis SIL Regular" w:eastAsia="Charis SIL Regular"/>
           <w:b w:val="0"/>
           <w:i w:val="0"/>
           <w:color w:val="000000"/>
           <w:sz w:val="24"/>
         </w:rPr>
-        <w:hyperlink r:id="rId19" w:history="1">
+        <w:hyperlink r:id="rId18" w:history="1">
           <w:r>
             <w:rPr>
               <w:rStyle w:val="Hyperlink"/>
@@ -2307,7 +2324,7 @@
           <w:sz w:val="24"/>
           <w:u w:val="single"/>
         </w:rPr>
-        <w:t>Scientific research in colonised terri</w:t>
+        <w:t>Scientific research in colonised terr</w:t>
       </w:r>
       <w:r>
         <w:rPr>
@@ -2318,7 +2335,7 @@
           <w:sz w:val="24"/>
           <w:u w:val="single"/>
         </w:rPr>
-        <w:t>torie</w:t>
+        <w:t>i</w:t>
       </w:r>
       <w:r>
         <w:rPr>
@@ -2327,8 +2344,9 @@
           <w:i w:val="0"/>
           <w:color w:val="0000FF"/>
           <w:sz w:val="24"/>
-        </w:rPr>
-        <w:t>s</w:t>
+          <w:u w:val="single"/>
+        </w:rPr>
+        <w:t>tories</w:t>
       </w:r>
       <w:r>
         <w:br/>
@@ -3842,7 +3860,7 @@
           <w:sz w:val="24"/>
           <w:u w:val="single"/>
         </w:rPr>
-        <w:hyperlink r:id="rId19" w:history="1">
+        <w:hyperlink r:id="rId18" w:history="1">
           <w:r>
             <w:rPr>
               <w:rStyle w:val="Hyperlink"/>
@@ -3860,7 +3878,7 @@
           <w:sz w:val="24"/>
           <w:u w:val="single"/>
         </w:rPr>
-        <w:hyperlink r:id="rId19" w:history="1">
+        <w:hyperlink r:id="rId18" w:history="1">
           <w:r>
             <w:rPr>
               <w:rStyle w:val="Hyperlink"/>
@@ -3878,7 +3896,7 @@
           <w:sz w:val="24"/>
           <w:u w:val="single"/>
         </w:rPr>
-        <w:hyperlink r:id="rId19" w:history="1">
+        <w:hyperlink r:id="rId18" w:history="1">
           <w:r>
             <w:rPr>
               <w:rStyle w:val="Hyperlink"/>
@@ -3896,7 +3914,7 @@
           <w:sz w:val="24"/>
           <w:u w:val="single"/>
         </w:rPr>
-        <w:hyperlink r:id="rId19" w:history="1">
+        <w:hyperlink r:id="rId18" w:history="1">
           <w:r>
             <w:rPr>
               <w:rStyle w:val="Hyperlink"/>
@@ -3914,7 +3932,7 @@
           <w:sz w:val="24"/>
           <w:u w:val="single"/>
         </w:rPr>
-        <w:hyperlink r:id="rId19" w:history="1">
+        <w:hyperlink r:id="rId18" w:history="1">
           <w:r>
             <w:rPr>
               <w:rStyle w:val="Hyperlink"/>
@@ -3994,7 +4012,7 @@
           <w:sz w:val="24"/>
           <w:u w:val="single"/>
         </w:rPr>
-        <w:hyperlink r:id="rId18" w:history="1">
+        <w:hyperlink r:id="rId19" w:history="1">
           <w:r>
             <w:rPr>
               <w:rStyle w:val="Hyperlink"/>
@@ -4012,7 +4030,7 @@
           <w:sz w:val="24"/>
           <w:u w:val="single"/>
         </w:rPr>
-        <w:hyperlink r:id="rId18" w:history="1">
+        <w:hyperlink r:id="rId19" w:history="1">
           <w:r>
             <w:rPr>
               <w:rStyle w:val="Hyperlink"/>
@@ -4030,7 +4048,7 @@
           <w:sz w:val="24"/>
           <w:u w:val="single"/>
         </w:rPr>
-        <w:hyperlink r:id="rId18" w:history="1">
+        <w:hyperlink r:id="rId19" w:history="1">
           <w:r>
             <w:rPr>
               <w:rStyle w:val="Hyperlink"/>

--- a/EXPORTS/DOCX/published/niveau3/English/KITLV.docx
+++ b/EXPORTS/DOCX/published/niveau3/English/KITLV.docx
@@ -378,72 +378,7 @@
           <w:color w:val="000000"/>
           <w:sz w:val="24"/>
         </w:rPr>
-        <w:t>studies, or geograph</w:t>
-      </w:r>
-      <w:r>
-        <w:rPr>
-          <w:u w:val="single" w:color="0000ff"/>
-          <w:rFonts w:ascii="Charis SIL Regular" w:hAnsi="Charis SIL Regular" w:eastAsia="Charis SIL Regular"/>
-          <w:b w:val="0"/>
-          <w:i w:val="0"/>
-          <w:color w:val="000000"/>
-          <w:sz w:val="24"/>
-        </w:rPr>
-        <w:hyperlink r:id="rId9" w:history="1">
-          <w:r>
-            <w:rPr>
-              <w:rStyle w:val="Hyperlink"/>
-            </w:rPr>
-            <w:t>y, w</w:t>
-          </w:r>
-        </w:hyperlink>
-      </w:r>
-      <w:r>
-        <w:rPr>
-          <w:u w:val="single" w:color="0000ff"/>
-          <w:rFonts w:ascii="Charis SIL Regular" w:hAnsi="Charis SIL Regular" w:eastAsia="Charis SIL Regular"/>
-          <w:b w:val="0"/>
-          <w:i w:val="0"/>
-          <w:color w:val="000000"/>
-          <w:sz w:val="24"/>
-        </w:rPr>
-        <w:hyperlink r:id="rId9" w:history="1">
-          <w:r>
-            <w:rPr>
-              <w:rStyle w:val="Hyperlink"/>
-            </w:rPr>
-            <w:t>a</w:t>
-          </w:r>
-        </w:hyperlink>
-      </w:r>
-      <w:r>
-        <w:rPr>
-          <w:u w:val="single" w:color="0000ff"/>
-          <w:rFonts w:ascii="Charis SIL Regular" w:hAnsi="Charis SIL Regular" w:eastAsia="Charis SIL Regular"/>
-          <w:b w:val="0"/>
-          <w:i w:val="0"/>
-          <w:color w:val="000000"/>
-          <w:sz w:val="24"/>
-        </w:rPr>
-        <w:hyperlink r:id="rId9" w:history="1">
-          <w:r>
-            <w:rPr>
-              <w:rStyle w:val="Hyperlink"/>
-            </w:rPr>
-            <w:t xml:space="preserve">s left to </w:t>
-          </w:r>
-        </w:hyperlink>
-      </w:r>
-      <w:r>
-        <w:rPr>
-          <w:u w:val="single" w:color="0000ff"/>
-          <w:rFonts w:ascii="Charis SIL Regular" w:hAnsi="Charis SIL Regular" w:eastAsia="Charis SIL Regular"/>
-          <w:b w:val="0"/>
-          <w:i w:val="0"/>
-          <w:color w:val="000000"/>
-          <w:sz w:val="24"/>
-        </w:rPr>
-        <w:t>t</w:t>
+        <w:t>studies, or geography, was left to t</w:t>
       </w:r>
       <w:r>
         <w:rPr>
@@ -1358,7 +1293,7 @@
           <w:sz w:val="24"/>
           <w:u w:val="single"/>
         </w:rPr>
-        <w:hyperlink r:id="rId14" w:history="1">
+        <w:hyperlink r:id="rId15" w:history="1">
           <w:r>
             <w:rPr>
               <w:rStyle w:val="Hyperlink"/>
@@ -1376,7 +1311,7 @@
           <w:sz w:val="24"/>
           <w:u w:val="single"/>
         </w:rPr>
-        <w:hyperlink r:id="rId14" w:history="1">
+        <w:hyperlink r:id="rId15" w:history="1">
           <w:r>
             <w:rPr>
               <w:rStyle w:val="Hyperlink"/>
@@ -1555,7 +1490,82 @@
           <w:color w:val="000000"/>
           <w:sz w:val="24"/>
         </w:rPr>
-        <w:t xml:space="preserve">This also applies to the KITLV </w:t>
+        <w:t>This also a</w:t>
+      </w:r>
+      <w:r>
+        <w:rPr>
+          <w:u w:val="single" w:color="0000ff"/>
+          <w:rFonts w:ascii="Charis SIL Regular" w:hAnsi="Charis SIL Regular" w:eastAsia="Charis SIL Regular"/>
+          <w:b w:val="0"/>
+          <w:i w:val="0"/>
+          <w:color w:val="000000"/>
+          <w:sz w:val="24"/>
+        </w:rPr>
+        <w:t>p</w:t>
+      </w:r>
+      <w:r>
+        <w:rPr>
+          <w:u w:val="single" w:color="0000ff"/>
+          <w:rFonts w:ascii="Charis SIL Regular" w:hAnsi="Charis SIL Regular" w:eastAsia="Charis SIL Regular"/>
+          <w:b w:val="0"/>
+          <w:i w:val="0"/>
+          <w:color w:val="000000"/>
+          <w:sz w:val="24"/>
+        </w:rPr>
+        <w:hyperlink r:id="rId16" w:history="1">
+          <w:r>
+            <w:rPr>
+              <w:rStyle w:val="Hyperlink"/>
+            </w:rPr>
+            <w:t>plie</w:t>
+          </w:r>
+        </w:hyperlink>
+      </w:r>
+      <w:r>
+        <w:rPr>
+          <w:u w:val="single" w:color="0000ff"/>
+          <w:rFonts w:ascii="Charis SIL Regular" w:hAnsi="Charis SIL Regular" w:eastAsia="Charis SIL Regular"/>
+          <w:b w:val="0"/>
+          <w:i w:val="0"/>
+          <w:color w:val="000000"/>
+          <w:sz w:val="24"/>
+        </w:rPr>
+        <w:hyperlink r:id="rId16" w:history="1">
+          <w:r>
+            <w:rPr>
+              <w:rStyle w:val="Hyperlink"/>
+            </w:rPr>
+            <w:t>s</w:t>
+          </w:r>
+        </w:hyperlink>
+      </w:r>
+      <w:r>
+        <w:rPr>
+          <w:u w:val="single" w:color="0000ff"/>
+          <w:rFonts w:ascii="Charis SIL Regular" w:hAnsi="Charis SIL Regular" w:eastAsia="Charis SIL Regular"/>
+          <w:b w:val="0"/>
+          <w:i w:val="0"/>
+          <w:color w:val="000000"/>
+          <w:sz w:val="24"/>
+        </w:rPr>
+        <w:hyperlink r:id="rId16" w:history="1">
+          <w:r>
+            <w:rPr>
+              <w:rStyle w:val="Hyperlink"/>
+            </w:rPr>
+            <w:t xml:space="preserve"> to the KI</w:t>
+          </w:r>
+        </w:hyperlink>
+      </w:r>
+      <w:r>
+        <w:rPr>
+          <w:rFonts w:ascii="Charis SIL Regular" w:hAnsi="Charis SIL Regular" w:eastAsia="Charis SIL Regular"/>
+          <w:b w:val="0"/>
+          <w:i w:val="0"/>
+          <w:color w:val="000000"/>
+          <w:sz w:val="24"/>
+        </w:rPr>
+        <w:t xml:space="preserve">TLV </w:t>
       </w:r>
       <w:r>
         <w:rPr>
@@ -1726,55 +1736,65 @@
           <w:i w:val="0"/>
           <w:color w:val="0000FF"/>
           <w:sz w:val="24"/>
-        </w:rPr>
-        <w:t xml:space="preserve"> Archive Indonesia</w:t>
-      </w:r>
-      <w:r>
-        <w:rPr>
-          <w:u w:val="single" w:color="0000ff"/>
+          <w:u w:val="single"/>
+        </w:rPr>
+        <w:t xml:space="preserve"> </w:t>
+      </w:r>
+      <w:r>
+        <w:rPr>
           <w:rFonts w:ascii="Charis SIL Regular" w:hAnsi="Charis SIL Regular" w:eastAsia="Charis SIL Regular"/>
           <w:b w:val="0"/>
           <w:i w:val="0"/>
-          <w:color w:val="000000"/>
-          <w:sz w:val="24"/>
-        </w:rPr>
-        <w:hyperlink r:id="rId17" w:history="1">
+          <w:color w:val="0000FF"/>
+          <w:sz w:val="24"/>
+          <w:u w:val="single"/>
+        </w:rPr>
+        <w:hyperlink r:id="rId18" w:history="1">
           <w:r>
             <w:rPr>
               <w:rStyle w:val="Hyperlink"/>
             </w:rPr>
-            <w:t xml:space="preserve"> (SMG</w:t>
+            <w:t>Archive</w:t>
           </w:r>
         </w:hyperlink>
       </w:r>
       <w:r>
         <w:rPr>
-          <w:u w:val="single" w:color="0000ff"/>
           <w:rFonts w:ascii="Charis SIL Regular" w:hAnsi="Charis SIL Regular" w:eastAsia="Charis SIL Regular"/>
           <w:b w:val="0"/>
           <w:i w:val="0"/>
-          <w:color w:val="000000"/>
-          <w:sz w:val="24"/>
-        </w:rPr>
-        <w:hyperlink r:id="rId17" w:history="1">
+          <w:color w:val="0000FF"/>
+          <w:sz w:val="24"/>
+          <w:u w:val="single"/>
+        </w:rPr>
+        <w:t xml:space="preserve"> </w:t>
+      </w:r>
+      <w:r>
+        <w:rPr>
+          <w:rFonts w:ascii="Charis SIL Regular" w:hAnsi="Charis SIL Regular" w:eastAsia="Charis SIL Regular"/>
+          <w:b w:val="0"/>
+          <w:i w:val="0"/>
+          <w:color w:val="0000FF"/>
+          <w:sz w:val="24"/>
+        </w:rPr>
+        <w:hyperlink r:id="rId18" w:history="1">
           <w:r>
             <w:rPr>
               <w:rStyle w:val="Hyperlink"/>
             </w:rPr>
-            <w:t>I</w:t>
+            <w:t>Indonesia</w:t>
           </w:r>
         </w:hyperlink>
       </w:r>
       <w:r>
         <w:rPr>
-          <w:u w:val="single" w:color="0000ff"/>
           <w:rFonts w:ascii="Charis SIL Regular" w:hAnsi="Charis SIL Regular" w:eastAsia="Charis SIL Regular"/>
           <w:b w:val="0"/>
           <w:i w:val="0"/>
           <w:color w:val="000000"/>
           <w:sz w:val="24"/>
         </w:rPr>
-        <w:t xml:space="preserve">) and the </w:t>
+        <w:t xml:space="preserve"> (SMGI) and the </w:t>
       </w:r>
       <w:r>
         <w:rPr>
@@ -1821,7 +1841,7 @@
           <w:sz w:val="24"/>
           <w:u w:val="single"/>
         </w:rPr>
-        <w:hyperlink r:id="rId17" w:history="1">
+        <w:hyperlink r:id="rId19" w:history="1">
           <w:r>
             <w:rPr>
               <w:rStyle w:val="Hyperlink"/>
@@ -1850,7 +1870,7 @@
           <w:sz w:val="24"/>
           <w:u w:val="single"/>
         </w:rPr>
-        <w:hyperlink r:id="rId17" w:history="1">
+        <w:hyperlink r:id="rId19" w:history="1">
           <w:r>
             <w:rPr>
               <w:rStyle w:val="Hyperlink"/>
@@ -1879,7 +1899,7 @@
           <w:sz w:val="24"/>
           <w:u w:val="single"/>
         </w:rPr>
-        <w:hyperlink r:id="rId17" w:history="1">
+        <w:hyperlink r:id="rId19" w:history="1">
           <w:r>
             <w:rPr>
               <w:rStyle w:val="Hyperlink"/>

--- a/EXPORTS/DOCX/published/niveau3/English/KITLV.docx
+++ b/EXPORTS/DOCX/published/niveau3/English/KITLV.docx
@@ -378,117 +378,7 @@
           <w:color w:val="000000"/>
           <w:sz w:val="24"/>
         </w:rPr>
-        <w:t>studies, or geography, was left to t</w:t>
-      </w:r>
-      <w:r>
-        <w:rPr>
-          <w:u w:val="single" w:color="0000ff"/>
-          <w:rFonts w:ascii="Charis SIL Regular" w:hAnsi="Charis SIL Regular" w:eastAsia="Charis SIL Regular"/>
-          <w:b w:val="0"/>
-          <w:i w:val="0"/>
-          <w:color w:val="000000"/>
-          <w:sz w:val="24"/>
-        </w:rPr>
-        <w:hyperlink r:id="rId9" w:history="1">
-          <w:r>
-            <w:rPr>
-              <w:rStyle w:val="Hyperlink"/>
-            </w:rPr>
-            <w:t>he Ko</w:t>
-          </w:r>
-        </w:hyperlink>
-      </w:r>
-      <w:r>
-        <w:rPr>
-          <w:rFonts w:ascii="Charis SIL Regular" w:hAnsi="Charis SIL Regular" w:eastAsia="Charis SIL Regular"/>
-          <w:b w:val="0"/>
-          <w:i w:val="0"/>
-          <w:color w:val="000000"/>
-          <w:sz w:val="24"/>
-        </w:rPr>
-        <w:t>n</w:t>
-      </w:r>
-      <w:r>
-        <w:rPr>
-          <w:u w:val="single" w:color="0000ff"/>
-          <w:rFonts w:ascii="Charis SIL Regular" w:hAnsi="Charis SIL Regular" w:eastAsia="Charis SIL Regular"/>
-          <w:b w:val="0"/>
-          <w:i w:val="0"/>
-          <w:color w:val="000000"/>
-          <w:sz w:val="24"/>
-        </w:rPr>
-        <w:hyperlink r:id="rId10" w:history="1">
-          <w:r>
-            <w:rPr>
-              <w:rStyle w:val="Hyperlink"/>
-            </w:rPr>
-            <w:t>inkli</w:t>
-          </w:r>
-        </w:hyperlink>
-      </w:r>
-      <w:r>
-        <w:rPr>
-          <w:u w:val="single" w:color="0000ff"/>
-          <w:rFonts w:ascii="Charis SIL Regular" w:hAnsi="Charis SIL Regular" w:eastAsia="Charis SIL Regular"/>
-          <w:b w:val="0"/>
-          <w:i w:val="0"/>
-          <w:color w:val="000000"/>
-          <w:sz w:val="24"/>
-        </w:rPr>
-        <w:hyperlink r:id="rId10" w:history="1">
-          <w:r>
-            <w:rPr>
-              <w:rStyle w:val="Hyperlink"/>
-            </w:rPr>
-            <w:t>j</w:t>
-          </w:r>
-        </w:hyperlink>
-      </w:r>
-      <w:r>
-        <w:rPr>
-          <w:u w:val="single" w:color="0000ff"/>
-          <w:rFonts w:ascii="Charis SIL Regular" w:hAnsi="Charis SIL Regular" w:eastAsia="Charis SIL Regular"/>
-          <w:b w:val="0"/>
-          <w:i w:val="0"/>
-          <w:color w:val="000000"/>
-          <w:sz w:val="24"/>
-        </w:rPr>
-        <w:hyperlink r:id="rId10" w:history="1">
-          <w:r>
-            <w:rPr>
-              <w:rStyle w:val="Hyperlink"/>
-            </w:rPr>
-            <w:t>k Nede</w:t>
-          </w:r>
-        </w:hyperlink>
-      </w:r>
-      <w:r>
-        <w:rPr>
-          <w:rFonts w:ascii="Charis SIL Regular" w:hAnsi="Charis SIL Regular" w:eastAsia="Charis SIL Regular"/>
-          <w:b w:val="0"/>
-          <w:i w:val="0"/>
-          <w:color w:val="000000"/>
-          <w:sz w:val="24"/>
-        </w:rPr>
-        <w:t>rland</w:t>
-      </w:r>
-      <w:r>
-        <w:rPr>
-          <w:u w:val="single" w:color="0000ff"/>
-          <w:rFonts w:ascii="Charis SIL Regular" w:hAnsi="Charis SIL Regular" w:eastAsia="Charis SIL Regular"/>
-          <w:b w:val="0"/>
-          <w:i w:val="0"/>
-          <w:color w:val="000000"/>
-          <w:sz w:val="24"/>
-        </w:rPr>
-        <w:hyperlink r:id="rId11" w:history="1">
-          <w:r>
-            <w:rPr>
-              <w:rStyle w:val="Hyperlink"/>
-            </w:rPr>
-            <w:t>s Aard</w:t>
-          </w:r>
-        </w:hyperlink>
+        <w:t>studies, or geography, was left to the Koninklijk Nederlands Aard</w:t>
       </w:r>
       <w:r>
         <w:rPr>
@@ -1311,7 +1201,7 @@
           <w:sz w:val="24"/>
           <w:u w:val="single"/>
         </w:rPr>
-        <w:hyperlink r:id="rId15" w:history="1">
+        <w:hyperlink r:id="rId14" w:history="1">
           <w:r>
             <w:rPr>
               <w:rStyle w:val="Hyperlink"/>
@@ -1490,82 +1380,7 @@
           <w:color w:val="000000"/>
           <w:sz w:val="24"/>
         </w:rPr>
-        <w:t>This also a</w:t>
-      </w:r>
-      <w:r>
-        <w:rPr>
-          <w:u w:val="single" w:color="0000ff"/>
-          <w:rFonts w:ascii="Charis SIL Regular" w:hAnsi="Charis SIL Regular" w:eastAsia="Charis SIL Regular"/>
-          <w:b w:val="0"/>
-          <w:i w:val="0"/>
-          <w:color w:val="000000"/>
-          <w:sz w:val="24"/>
-        </w:rPr>
-        <w:t>p</w:t>
-      </w:r>
-      <w:r>
-        <w:rPr>
-          <w:u w:val="single" w:color="0000ff"/>
-          <w:rFonts w:ascii="Charis SIL Regular" w:hAnsi="Charis SIL Regular" w:eastAsia="Charis SIL Regular"/>
-          <w:b w:val="0"/>
-          <w:i w:val="0"/>
-          <w:color w:val="000000"/>
-          <w:sz w:val="24"/>
-        </w:rPr>
-        <w:hyperlink r:id="rId16" w:history="1">
-          <w:r>
-            <w:rPr>
-              <w:rStyle w:val="Hyperlink"/>
-            </w:rPr>
-            <w:t>plie</w:t>
-          </w:r>
-        </w:hyperlink>
-      </w:r>
-      <w:r>
-        <w:rPr>
-          <w:u w:val="single" w:color="0000ff"/>
-          <w:rFonts w:ascii="Charis SIL Regular" w:hAnsi="Charis SIL Regular" w:eastAsia="Charis SIL Regular"/>
-          <w:b w:val="0"/>
-          <w:i w:val="0"/>
-          <w:color w:val="000000"/>
-          <w:sz w:val="24"/>
-        </w:rPr>
-        <w:hyperlink r:id="rId16" w:history="1">
-          <w:r>
-            <w:rPr>
-              <w:rStyle w:val="Hyperlink"/>
-            </w:rPr>
-            <w:t>s</w:t>
-          </w:r>
-        </w:hyperlink>
-      </w:r>
-      <w:r>
-        <w:rPr>
-          <w:u w:val="single" w:color="0000ff"/>
-          <w:rFonts w:ascii="Charis SIL Regular" w:hAnsi="Charis SIL Regular" w:eastAsia="Charis SIL Regular"/>
-          <w:b w:val="0"/>
-          <w:i w:val="0"/>
-          <w:color w:val="000000"/>
-          <w:sz w:val="24"/>
-        </w:rPr>
-        <w:hyperlink r:id="rId16" w:history="1">
-          <w:r>
-            <w:rPr>
-              <w:rStyle w:val="Hyperlink"/>
-            </w:rPr>
-            <w:t xml:space="preserve"> to the KI</w:t>
-          </w:r>
-        </w:hyperlink>
-      </w:r>
-      <w:r>
-        <w:rPr>
-          <w:rFonts w:ascii="Charis SIL Regular" w:hAnsi="Charis SIL Regular" w:eastAsia="Charis SIL Regular"/>
-          <w:b w:val="0"/>
-          <w:i w:val="0"/>
-          <w:color w:val="000000"/>
-          <w:sz w:val="24"/>
-        </w:rPr>
-        <w:t xml:space="preserve">TLV </w:t>
+        <w:t xml:space="preserve">This also applies to the KITLV </w:t>
       </w:r>
       <w:r>
         <w:rPr>
@@ -1738,63 +1553,36 @@
           <w:sz w:val="24"/>
           <w:u w:val="single"/>
         </w:rPr>
-        <w:t xml:space="preserve"> </w:t>
-      </w:r>
-      <w:r>
-        <w:rPr>
-          <w:rFonts w:ascii="Charis SIL Regular" w:hAnsi="Charis SIL Regular" w:eastAsia="Charis SIL Regular"/>
-          <w:b w:val="0"/>
-          <w:i w:val="0"/>
-          <w:color w:val="0000FF"/>
-          <w:sz w:val="24"/>
-          <w:u w:val="single"/>
-        </w:rPr>
-        <w:hyperlink r:id="rId18" w:history="1">
-          <w:r>
-            <w:rPr>
-              <w:rStyle w:val="Hyperlink"/>
-            </w:rPr>
-            <w:t>Archive</w:t>
-          </w:r>
-        </w:hyperlink>
-      </w:r>
-      <w:r>
-        <w:rPr>
-          <w:rFonts w:ascii="Charis SIL Regular" w:hAnsi="Charis SIL Regular" w:eastAsia="Charis SIL Regular"/>
-          <w:b w:val="0"/>
-          <w:i w:val="0"/>
-          <w:color w:val="0000FF"/>
-          <w:sz w:val="24"/>
-          <w:u w:val="single"/>
-        </w:rPr>
-        <w:t xml:space="preserve"> </w:t>
-      </w:r>
-      <w:r>
-        <w:rPr>
-          <w:rFonts w:ascii="Charis SIL Regular" w:hAnsi="Charis SIL Regular" w:eastAsia="Charis SIL Regular"/>
-          <w:b w:val="0"/>
-          <w:i w:val="0"/>
-          <w:color w:val="0000FF"/>
-          <w:sz w:val="24"/>
-        </w:rPr>
-        <w:hyperlink r:id="rId18" w:history="1">
-          <w:r>
-            <w:rPr>
-              <w:rStyle w:val="Hyperlink"/>
-            </w:rPr>
-            <w:t>Indonesia</w:t>
-          </w:r>
-        </w:hyperlink>
-      </w:r>
-      <w:r>
-        <w:rPr>
+        <w:t xml:space="preserve"> Archive Indonesia</w:t>
+      </w:r>
+      <w:r>
+        <w:rPr>
+          <w:u w:val="single" w:color="0000ff"/>
           <w:rFonts w:ascii="Charis SIL Regular" w:hAnsi="Charis SIL Regular" w:eastAsia="Charis SIL Regular"/>
           <w:b w:val="0"/>
           <w:i w:val="0"/>
           <w:color w:val="000000"/>
           <w:sz w:val="24"/>
         </w:rPr>
-        <w:t xml:space="preserve"> (SMGI) and the </w:t>
+        <w:hyperlink r:id="rId17" w:history="1">
+          <w:r>
+            <w:rPr>
+              <w:rStyle w:val="Hyperlink"/>
+            </w:rPr>
+            <w:t xml:space="preserve"> (SMG</w:t>
+          </w:r>
+        </w:hyperlink>
+      </w:r>
+      <w:r>
+        <w:rPr>
+          <w:u w:val="single" w:color="0000ff"/>
+          <w:rFonts w:ascii="Charis SIL Regular" w:hAnsi="Charis SIL Regular" w:eastAsia="Charis SIL Regular"/>
+          <w:b w:val="0"/>
+          <w:i w:val="0"/>
+          <w:color w:val="000000"/>
+          <w:sz w:val="24"/>
+        </w:rPr>
+        <w:t xml:space="preserve">I) and the </w:t>
       </w:r>
       <w:r>
         <w:rPr>
@@ -1841,7 +1629,7 @@
           <w:sz w:val="24"/>
           <w:u w:val="single"/>
         </w:rPr>
-        <w:hyperlink r:id="rId19" w:history="1">
+        <w:hyperlink r:id="rId17" w:history="1">
           <w:r>
             <w:rPr>
               <w:rStyle w:val="Hyperlink"/>
@@ -1870,7 +1658,7 @@
           <w:sz w:val="24"/>
           <w:u w:val="single"/>
         </w:rPr>
-        <w:hyperlink r:id="rId19" w:history="1">
+        <w:hyperlink r:id="rId17" w:history="1">
           <w:r>
             <w:rPr>
               <w:rStyle w:val="Hyperlink"/>
@@ -1899,7 +1687,7 @@
           <w:sz w:val="24"/>
           <w:u w:val="single"/>
         </w:rPr>
-        <w:hyperlink r:id="rId19" w:history="1">
+        <w:hyperlink r:id="rId17" w:history="1">
           <w:r>
             <w:rPr>
               <w:rStyle w:val="Hyperlink"/>
@@ -2003,6 +1791,7 @@
       </w:r>
       <w:r>
         <w:rPr>
+          <w:u w:val="single" w:color="0000ff"/>
           <w:rFonts w:ascii="Charis SIL Regular" w:hAnsi="Charis SIL Regular" w:eastAsia="Charis SIL Regular"/>
           <w:b w:val="0"/>
           <w:i w:val="0"/>

--- a/EXPORTS/DOCX/published/niveau3/English/KITLV.docx
+++ b/EXPORTS/DOCX/published/niveau3/English/KITLV.docx
@@ -378,7 +378,181 @@
           <w:color w:val="000000"/>
           <w:sz w:val="24"/>
         </w:rPr>
-        <w:t>studies, or geography, was left to the Koninklijk Nederlands Aard</w:t>
+        <w:t>studies, or geograph</w:t>
+      </w:r>
+      <w:r>
+        <w:rPr>
+          <w:u w:val="single" w:color="0000ff"/>
+          <w:rFonts w:ascii="Charis SIL Regular" w:hAnsi="Charis SIL Regular" w:eastAsia="Charis SIL Regular"/>
+          <w:b w:val="0"/>
+          <w:i w:val="0"/>
+          <w:color w:val="000000"/>
+          <w:sz w:val="24"/>
+        </w:rPr>
+        <w:hyperlink r:id="rId9" w:history="1">
+          <w:r>
+            <w:rPr>
+              <w:rStyle w:val="Hyperlink"/>
+            </w:rPr>
+            <w:t>y, w</w:t>
+          </w:r>
+        </w:hyperlink>
+      </w:r>
+      <w:r>
+        <w:rPr>
+          <w:u w:val="single" w:color="0000ff"/>
+          <w:rFonts w:ascii="Charis SIL Regular" w:hAnsi="Charis SIL Regular" w:eastAsia="Charis SIL Regular"/>
+          <w:b w:val="0"/>
+          <w:i w:val="0"/>
+          <w:color w:val="000000"/>
+          <w:sz w:val="24"/>
+        </w:rPr>
+        <w:hyperlink r:id="rId9" w:history="1">
+          <w:r>
+            <w:rPr>
+              <w:rStyle w:val="Hyperlink"/>
+            </w:rPr>
+            <w:t>a</w:t>
+          </w:r>
+        </w:hyperlink>
+      </w:r>
+      <w:r>
+        <w:rPr>
+          <w:u w:val="single" w:color="0000ff"/>
+          <w:rFonts w:ascii="Charis SIL Regular" w:hAnsi="Charis SIL Regular" w:eastAsia="Charis SIL Regular"/>
+          <w:b w:val="0"/>
+          <w:i w:val="0"/>
+          <w:color w:val="000000"/>
+          <w:sz w:val="24"/>
+        </w:rPr>
+        <w:hyperlink r:id="rId9" w:history="1">
+          <w:r>
+            <w:rPr>
+              <w:rStyle w:val="Hyperlink"/>
+            </w:rPr>
+            <w:t xml:space="preserve">s left to </w:t>
+          </w:r>
+        </w:hyperlink>
+      </w:r>
+      <w:r>
+        <w:rPr>
+          <w:rFonts w:ascii="Charis SIL Regular" w:hAnsi="Charis SIL Regular" w:eastAsia="Charis SIL Regular"/>
+          <w:b w:val="0"/>
+          <w:i w:val="0"/>
+          <w:color w:val="000000"/>
+          <w:sz w:val="24"/>
+        </w:rPr>
+        <w:t>t</w:t>
+      </w:r>
+      <w:r>
+        <w:rPr>
+          <w:u w:val="single" w:color="0000ff"/>
+          <w:rFonts w:ascii="Charis SIL Regular" w:hAnsi="Charis SIL Regular" w:eastAsia="Charis SIL Regular"/>
+          <w:b w:val="0"/>
+          <w:i w:val="0"/>
+          <w:color w:val="000000"/>
+          <w:sz w:val="24"/>
+        </w:rPr>
+        <w:hyperlink r:id="rId9" w:history="1">
+          <w:r>
+            <w:rPr>
+              <w:rStyle w:val="Hyperlink"/>
+            </w:rPr>
+            <w:t>he Ko</w:t>
+          </w:r>
+        </w:hyperlink>
+      </w:r>
+      <w:r>
+        <w:rPr>
+          <w:rFonts w:ascii="Charis SIL Regular" w:hAnsi="Charis SIL Regular" w:eastAsia="Charis SIL Regular"/>
+          <w:b w:val="0"/>
+          <w:i w:val="0"/>
+          <w:color w:val="000000"/>
+          <w:sz w:val="24"/>
+        </w:rPr>
+        <w:t>n</w:t>
+      </w:r>
+      <w:r>
+        <w:rPr>
+          <w:u w:val="single" w:color="0000ff"/>
+          <w:rFonts w:ascii="Charis SIL Regular" w:hAnsi="Charis SIL Regular" w:eastAsia="Charis SIL Regular"/>
+          <w:b w:val="0"/>
+          <w:i w:val="0"/>
+          <w:color w:val="000000"/>
+          <w:sz w:val="24"/>
+        </w:rPr>
+        <w:hyperlink r:id="rId10" w:history="1">
+          <w:r>
+            <w:rPr>
+              <w:rStyle w:val="Hyperlink"/>
+            </w:rPr>
+            <w:t>inkli</w:t>
+          </w:r>
+        </w:hyperlink>
+      </w:r>
+      <w:r>
+        <w:rPr>
+          <w:u w:val="single" w:color="0000ff"/>
+          <w:rFonts w:ascii="Charis SIL Regular" w:hAnsi="Charis SIL Regular" w:eastAsia="Charis SIL Regular"/>
+          <w:b w:val="0"/>
+          <w:i w:val="0"/>
+          <w:color w:val="000000"/>
+          <w:sz w:val="24"/>
+        </w:rPr>
+        <w:hyperlink r:id="rId10" w:history="1">
+          <w:r>
+            <w:rPr>
+              <w:rStyle w:val="Hyperlink"/>
+            </w:rPr>
+            <w:t>j</w:t>
+          </w:r>
+        </w:hyperlink>
+      </w:r>
+      <w:r>
+        <w:rPr>
+          <w:u w:val="single" w:color="0000ff"/>
+          <w:rFonts w:ascii="Charis SIL Regular" w:hAnsi="Charis SIL Regular" w:eastAsia="Charis SIL Regular"/>
+          <w:b w:val="0"/>
+          <w:i w:val="0"/>
+          <w:color w:val="000000"/>
+          <w:sz w:val="24"/>
+        </w:rPr>
+        <w:hyperlink r:id="rId10" w:history="1">
+          <w:r>
+            <w:rPr>
+              <w:rStyle w:val="Hyperlink"/>
+            </w:rPr>
+            <w:t>k Nede</w:t>
+          </w:r>
+        </w:hyperlink>
+      </w:r>
+      <w:r>
+        <w:rPr>
+          <w:rFonts w:ascii="Charis SIL Regular" w:hAnsi="Charis SIL Regular" w:eastAsia="Charis SIL Regular"/>
+          <w:b w:val="0"/>
+          <w:i w:val="0"/>
+          <w:color w:val="000000"/>
+          <w:sz w:val="24"/>
+        </w:rPr>
+        <w:t>rland</w:t>
+      </w:r>
+      <w:r>
+        <w:rPr>
+          <w:u w:val="single" w:color="0000ff"/>
+          <w:rFonts w:ascii="Charis SIL Regular" w:hAnsi="Charis SIL Regular" w:eastAsia="Charis SIL Regular"/>
+          <w:b w:val="0"/>
+          <w:i w:val="0"/>
+          <w:color w:val="000000"/>
+          <w:sz w:val="24"/>
+        </w:rPr>
+        <w:hyperlink r:id="rId11" w:history="1">
+          <w:r>
+            <w:rPr>
+              <w:rStyle w:val="Hyperlink"/>
+            </w:rPr>
+            <w:t>s Aard</w:t>
+          </w:r>
+        </w:hyperlink>
       </w:r>
       <w:r>
         <w:rPr>
@@ -1201,7 +1375,7 @@
           <w:sz w:val="24"/>
           <w:u w:val="single"/>
         </w:rPr>
-        <w:hyperlink r:id="rId14" w:history="1">
+        <w:hyperlink r:id="rId15" w:history="1">
           <w:r>
             <w:rPr>
               <w:rStyle w:val="Hyperlink"/>
@@ -1553,7 +1727,18 @@
           <w:sz w:val="24"/>
           <w:u w:val="single"/>
         </w:rPr>
-        <w:t xml:space="preserve"> Archive Indonesia</w:t>
+        <w:t xml:space="preserve"> </w:t>
+      </w:r>
+      <w:r>
+        <w:rPr>
+          <w:rFonts w:ascii="Charis SIL Regular" w:hAnsi="Charis SIL Regular" w:eastAsia="Charis SIL Regular"/>
+          <w:b w:val="0"/>
+          <w:i w:val="0"/>
+          <w:color w:val="0000FF"/>
+          <w:sz w:val="24"/>
+          <w:u w:val="single"/>
+        </w:rPr>
+        <w:t>Archive Indonesia</w:t>
       </w:r>
       <w:r>
         <w:rPr>
@@ -1629,7 +1814,7 @@
           <w:sz w:val="24"/>
           <w:u w:val="single"/>
         </w:rPr>
-        <w:hyperlink r:id="rId17" w:history="1">
+        <w:hyperlink r:id="rId19" w:history="1">
           <w:r>
             <w:rPr>
               <w:rStyle w:val="Hyperlink"/>
@@ -1658,7 +1843,7 @@
           <w:sz w:val="24"/>
           <w:u w:val="single"/>
         </w:rPr>
-        <w:hyperlink r:id="rId17" w:history="1">
+        <w:hyperlink r:id="rId19" w:history="1">
           <w:r>
             <w:rPr>
               <w:rStyle w:val="Hyperlink"/>
@@ -1687,7 +1872,7 @@
           <w:sz w:val="24"/>
           <w:u w:val="single"/>
         </w:rPr>
-        <w:hyperlink r:id="rId17" w:history="1">
+        <w:hyperlink r:id="rId19" w:history="1">
           <w:r>
             <w:rPr>
               <w:rStyle w:val="Hyperlink"/>

--- a/EXPORTS/DOCX/published/niveau3/English/KITLV.docx
+++ b/EXPORTS/DOCX/published/niveau3/English/KITLV.docx
@@ -436,6 +436,7 @@
       </w:r>
       <w:r>
         <w:rPr>
+          <w:u w:val="single" w:color="0000ff"/>
           <w:rFonts w:ascii="Charis SIL Regular" w:hAnsi="Charis SIL Regular" w:eastAsia="Charis SIL Regular"/>
           <w:b w:val="0"/>
           <w:i w:val="0"/>
@@ -1357,7 +1358,7 @@
           <w:sz w:val="24"/>
           <w:u w:val="single"/>
         </w:rPr>
-        <w:hyperlink r:id="rId15" w:history="1">
+        <w:hyperlink r:id="rId14" w:history="1">
           <w:r>
             <w:rPr>
               <w:rStyle w:val="Hyperlink"/>
@@ -1375,7 +1376,7 @@
           <w:sz w:val="24"/>
           <w:u w:val="single"/>
         </w:rPr>
-        <w:hyperlink r:id="rId15" w:history="1">
+        <w:hyperlink r:id="rId14" w:history="1">
           <w:r>
             <w:rPr>
               <w:rStyle w:val="Hyperlink"/>
@@ -1554,7 +1555,64 @@
           <w:color w:val="000000"/>
           <w:sz w:val="24"/>
         </w:rPr>
-        <w:t xml:space="preserve">This also applies to the KITLV </w:t>
+        <w:t>This also a</w:t>
+      </w:r>
+      <w:r>
+        <w:rPr>
+          <w:u w:val="single" w:color="0000ff"/>
+          <w:rFonts w:ascii="Charis SIL Regular" w:hAnsi="Charis SIL Regular" w:eastAsia="Charis SIL Regular"/>
+          <w:b w:val="0"/>
+          <w:i w:val="0"/>
+          <w:color w:val="000000"/>
+          <w:sz w:val="24"/>
+        </w:rPr>
+        <w:t>p</w:t>
+      </w:r>
+      <w:r>
+        <w:rPr>
+          <w:u w:val="single" w:color="0000ff"/>
+          <w:rFonts w:ascii="Charis SIL Regular" w:hAnsi="Charis SIL Regular" w:eastAsia="Charis SIL Regular"/>
+          <w:b w:val="0"/>
+          <w:i w:val="0"/>
+          <w:color w:val="000000"/>
+          <w:sz w:val="24"/>
+        </w:rPr>
+        <w:hyperlink r:id="rId16" w:history="1">
+          <w:r>
+            <w:rPr>
+              <w:rStyle w:val="Hyperlink"/>
+            </w:rPr>
+            <w:t>plie</w:t>
+          </w:r>
+        </w:hyperlink>
+      </w:r>
+      <w:r>
+        <w:rPr>
+          <w:u w:val="single" w:color="0000ff"/>
+          <w:rFonts w:ascii="Charis SIL Regular" w:hAnsi="Charis SIL Regular" w:eastAsia="Charis SIL Regular"/>
+          <w:b w:val="0"/>
+          <w:i w:val="0"/>
+          <w:color w:val="000000"/>
+          <w:sz w:val="24"/>
+        </w:rPr>
+        <w:hyperlink r:id="rId16" w:history="1">
+          <w:r>
+            <w:rPr>
+              <w:rStyle w:val="Hyperlink"/>
+            </w:rPr>
+            <w:t>s</w:t>
+          </w:r>
+        </w:hyperlink>
+      </w:r>
+      <w:r>
+        <w:rPr>
+          <w:rFonts w:ascii="Charis SIL Regular" w:hAnsi="Charis SIL Regular" w:eastAsia="Charis SIL Regular"/>
+          <w:b w:val="0"/>
+          <w:i w:val="0"/>
+          <w:color w:val="000000"/>
+          <w:sz w:val="24"/>
+        </w:rPr>
+        <w:t xml:space="preserve"> to the KITLV </w:t>
       </w:r>
       <w:r>
         <w:rPr>
@@ -1678,67 +1736,8 @@
           <w:i w:val="0"/>
           <w:color w:val="0000FF"/>
           <w:sz w:val="24"/>
-          <w:u w:val="single"/>
-        </w:rPr>
-        <w:hyperlink r:id="rId18" w:history="1">
-          <w:r>
-            <w:rPr>
-              <w:rStyle w:val="Hyperlink"/>
-            </w:rPr>
-            <w:t>Oral</w:t>
-          </w:r>
-        </w:hyperlink>
-      </w:r>
-      <w:r>
-        <w:rPr>
-          <w:rFonts w:ascii="Charis SIL Regular" w:hAnsi="Charis SIL Regular" w:eastAsia="Charis SIL Regular"/>
-          <w:b w:val="0"/>
-          <w:i w:val="0"/>
-          <w:color w:val="0000FF"/>
-          <w:sz w:val="24"/>
-          <w:u w:val="single"/>
-        </w:rPr>
-        <w:t xml:space="preserve"> </w:t>
-      </w:r>
-      <w:r>
-        <w:rPr>
-          <w:rFonts w:ascii="Charis SIL Regular" w:hAnsi="Charis SIL Regular" w:eastAsia="Charis SIL Regular"/>
-          <w:b w:val="0"/>
-          <w:i w:val="0"/>
-          <w:color w:val="0000FF"/>
-          <w:sz w:val="24"/>
-          <w:u w:val="single"/>
-        </w:rPr>
-        <w:hyperlink r:id="rId18" w:history="1">
-          <w:r>
-            <w:rPr>
-              <w:rStyle w:val="Hyperlink"/>
-            </w:rPr>
-            <w:t>History</w:t>
-          </w:r>
-        </w:hyperlink>
-      </w:r>
-      <w:r>
-        <w:rPr>
-          <w:rFonts w:ascii="Charis SIL Regular" w:hAnsi="Charis SIL Regular" w:eastAsia="Charis SIL Regular"/>
-          <w:b w:val="0"/>
-          <w:i w:val="0"/>
-          <w:color w:val="0000FF"/>
-          <w:sz w:val="24"/>
-          <w:u w:val="single"/>
-        </w:rPr>
-        <w:t xml:space="preserve"> </w:t>
-      </w:r>
-      <w:r>
-        <w:rPr>
-          <w:rFonts w:ascii="Charis SIL Regular" w:hAnsi="Charis SIL Regular" w:eastAsia="Charis SIL Regular"/>
-          <w:b w:val="0"/>
-          <w:i w:val="0"/>
-          <w:color w:val="0000FF"/>
-          <w:sz w:val="24"/>
-          <w:u w:val="single"/>
-        </w:rPr>
-        <w:t>Archive Indonesia</w:t>
+        </w:rPr>
+        <w:t>Oral History Archive Indonesia</w:t>
       </w:r>
       <w:r>
         <w:rPr>
@@ -1767,7 +1766,43 @@
           <w:color w:val="000000"/>
           <w:sz w:val="24"/>
         </w:rPr>
-        <w:t xml:space="preserve">I) and the </w:t>
+        <w:hyperlink r:id="rId17" w:history="1">
+          <w:r>
+            <w:rPr>
+              <w:rStyle w:val="Hyperlink"/>
+            </w:rPr>
+            <w:t>I</w:t>
+          </w:r>
+        </w:hyperlink>
+      </w:r>
+      <w:r>
+        <w:rPr>
+          <w:u w:val="single" w:color="0000ff"/>
+          <w:rFonts w:ascii="Charis SIL Regular" w:hAnsi="Charis SIL Regular" w:eastAsia="Charis SIL Regular"/>
+          <w:b w:val="0"/>
+          <w:i w:val="0"/>
+          <w:color w:val="000000"/>
+          <w:sz w:val="24"/>
+        </w:rPr>
+        <w:hyperlink r:id="rId17" w:history="1">
+          <w:r>
+            <w:rPr>
+              <w:rStyle w:val="Hyperlink"/>
+            </w:rPr>
+            <w:t>) an</w:t>
+          </w:r>
+        </w:hyperlink>
+      </w:r>
+      <w:r>
+        <w:rPr>
+          <w:u w:val="single" w:color="0000ff"/>
+          <w:rFonts w:ascii="Charis SIL Regular" w:hAnsi="Charis SIL Regular" w:eastAsia="Charis SIL Regular"/>
+          <w:b w:val="0"/>
+          <w:i w:val="0"/>
+          <w:color w:val="000000"/>
+          <w:sz w:val="24"/>
+        </w:rPr>
+        <w:t xml:space="preserve">d the </w:t>
       </w:r>
       <w:r>
         <w:rPr>
@@ -1778,7 +1813,7 @@
           <w:sz w:val="24"/>
           <w:u w:val="single"/>
         </w:rPr>
-        <w:hyperlink r:id="rId19" w:history="1">
+        <w:hyperlink r:id="rId18" w:history="1">
           <w:r>
             <w:rPr>
               <w:rStyle w:val="Hyperlink"/>
@@ -1796,7 +1831,7 @@
           <w:sz w:val="24"/>
           <w:u w:val="single"/>
         </w:rPr>
-        <w:hyperlink r:id="rId19" w:history="1">
+        <w:hyperlink r:id="rId18" w:history="1">
           <w:r>
             <w:rPr>
               <w:rStyle w:val="Hyperlink"/>
@@ -1814,7 +1849,7 @@
           <w:sz w:val="24"/>
           <w:u w:val="single"/>
         </w:rPr>
-        <w:hyperlink r:id="rId19" w:history="1">
+        <w:hyperlink r:id="rId18" w:history="1">
           <w:r>
             <w:rPr>
               <w:rStyle w:val="Hyperlink"/>
@@ -1843,7 +1878,7 @@
           <w:sz w:val="24"/>
           <w:u w:val="single"/>
         </w:rPr>
-        <w:hyperlink r:id="rId19" w:history="1">
+        <w:hyperlink r:id="rId18" w:history="1">
           <w:r>
             <w:rPr>
               <w:rStyle w:val="Hyperlink"/>
@@ -1872,7 +1907,7 @@
           <w:sz w:val="24"/>
           <w:u w:val="single"/>
         </w:rPr>
-        <w:hyperlink r:id="rId19" w:history="1">
+        <w:hyperlink r:id="rId18" w:history="1">
           <w:r>
             <w:rPr>
               <w:rStyle w:val="Hyperlink"/>
@@ -1890,7 +1925,7 @@
           <w:sz w:val="24"/>
           <w:u w:val="single"/>
         </w:rPr>
-        <w:hyperlink r:id="rId19" w:history="1">
+        <w:hyperlink r:id="rId18" w:history="1">
           <w:r>
             <w:rPr>
               <w:rStyle w:val="Hyperlink"/>
@@ -1919,7 +1954,7 @@
           <w:sz w:val="24"/>
           <w:u w:val="single"/>
         </w:rPr>
-        <w:hyperlink r:id="rId19" w:history="1">
+        <w:hyperlink r:id="rId18" w:history="1">
           <w:r>
             <w:rPr>
               <w:rStyle w:val="Hyperlink"/>
@@ -1940,14 +1975,13 @@
       </w:r>
       <w:r>
         <w:rPr>
-          <w:u w:val="single" w:color="0000ff"/>
           <w:rFonts w:ascii="Charis SIL Regular" w:hAnsi="Charis SIL Regular" w:eastAsia="Charis SIL Regular"/>
           <w:b w:val="0"/>
           <w:i w:val="0"/>
           <w:color w:val="000000"/>
           <w:sz w:val="24"/>
         </w:rPr>
-        <w:hyperlink r:id="rId18" w:history="1">
+        <w:hyperlink r:id="rId19" w:history="1">
           <w:r>
             <w:rPr>
               <w:rStyle w:val="Hyperlink"/>
@@ -1958,14 +1992,13 @@
       </w:r>
       <w:r>
         <w:rPr>
-          <w:u w:val="single" w:color="0000ff"/>
           <w:rFonts w:ascii="Charis SIL Regular" w:hAnsi="Charis SIL Regular" w:eastAsia="Charis SIL Regular"/>
           <w:b w:val="0"/>
           <w:i w:val="0"/>
           <w:color w:val="000000"/>
           <w:sz w:val="24"/>
         </w:rPr>
-        <w:hyperlink r:id="rId18" w:history="1">
+        <w:hyperlink r:id="rId19" w:history="1">
           <w:r>
             <w:rPr>
               <w:rStyle w:val="Hyperlink"/>
@@ -1976,7 +2009,6 @@
       </w:r>
       <w:r>
         <w:rPr>
-          <w:u w:val="single" w:color="0000ff"/>
           <w:rFonts w:ascii="Charis SIL Regular" w:hAnsi="Charis SIL Regular" w:eastAsia="Charis SIL Regular"/>
           <w:b w:val="0"/>
           <w:i w:val="0"/>
@@ -1987,14 +2019,13 @@
       </w:r>
       <w:r>
         <w:rPr>
-          <w:u w:val="single" w:color="0000ff"/>
           <w:rFonts w:ascii="Charis SIL Regular" w:hAnsi="Charis SIL Regular" w:eastAsia="Charis SIL Regular"/>
           <w:b w:val="0"/>
           <w:i w:val="0"/>
           <w:color w:val="000000"/>
           <w:sz w:val="24"/>
         </w:rPr>
-        <w:hyperlink r:id="rId18" w:history="1">
+        <w:hyperlink r:id="rId19" w:history="1">
           <w:r>
             <w:rPr>
               <w:rStyle w:val="Hyperlink"/>
@@ -2005,14 +2036,13 @@
       </w:r>
       <w:r>
         <w:rPr>
-          <w:u w:val="single" w:color="0000ff"/>
           <w:rFonts w:ascii="Charis SIL Regular" w:hAnsi="Charis SIL Regular" w:eastAsia="Charis SIL Regular"/>
           <w:b w:val="0"/>
           <w:i w:val="0"/>
           <w:color w:val="000000"/>
           <w:sz w:val="24"/>
         </w:rPr>
-        <w:hyperlink r:id="rId18" w:history="1">
+        <w:hyperlink r:id="rId19" w:history="1">
           <w:r>
             <w:rPr>
               <w:rStyle w:val="Hyperlink"/>
@@ -2023,14 +2053,13 @@
       </w:r>
       <w:r>
         <w:rPr>
-          <w:u w:val="single" w:color="0000ff"/>
           <w:rFonts w:ascii="Charis SIL Regular" w:hAnsi="Charis SIL Regular" w:eastAsia="Charis SIL Regular"/>
           <w:b w:val="0"/>
           <w:i w:val="0"/>
           <w:color w:val="000000"/>
           <w:sz w:val="24"/>
         </w:rPr>
-        <w:hyperlink r:id="rId18" w:history="1">
+        <w:hyperlink r:id="rId19" w:history="1">
           <w:r>
             <w:rPr>
               <w:rStyle w:val="Hyperlink"/>
@@ -2318,7 +2347,7 @@
           <w:sz w:val="24"/>
           <w:u w:val="single"/>
         </w:rPr>
-        <w:t>Scientific research in colonised terr</w:t>
+        <w:t>Scientific research in colonised terri</w:t>
       </w:r>
       <w:r>
         <w:rPr>
@@ -2329,7 +2358,7 @@
           <w:sz w:val="24"/>
           <w:u w:val="single"/>
         </w:rPr>
-        <w:t>i</w:t>
+        <w:t>torie</w:t>
       </w:r>
       <w:r>
         <w:rPr>
@@ -2338,9 +2367,8 @@
           <w:i w:val="0"/>
           <w:color w:val="0000FF"/>
           <w:sz w:val="24"/>
-          <w:u w:val="single"/>
-        </w:rPr>
-        <w:t>tories</w:t>
+        </w:rPr>
+        <w:t>s</w:t>
       </w:r>
       <w:r>
         <w:br/>
@@ -3854,7 +3882,7 @@
           <w:sz w:val="24"/>
           <w:u w:val="single"/>
         </w:rPr>
-        <w:hyperlink r:id="rId18" w:history="1">
+        <w:hyperlink r:id="rId19" w:history="1">
           <w:r>
             <w:rPr>
               <w:rStyle w:val="Hyperlink"/>
@@ -3872,7 +3900,7 @@
           <w:sz w:val="24"/>
           <w:u w:val="single"/>
         </w:rPr>
-        <w:hyperlink r:id="rId18" w:history="1">
+        <w:hyperlink r:id="rId19" w:history="1">
           <w:r>
             <w:rPr>
               <w:rStyle w:val="Hyperlink"/>
@@ -3890,7 +3918,7 @@
           <w:sz w:val="24"/>
           <w:u w:val="single"/>
         </w:rPr>
-        <w:hyperlink r:id="rId18" w:history="1">
+        <w:hyperlink r:id="rId19" w:history="1">
           <w:r>
             <w:rPr>
               <w:rStyle w:val="Hyperlink"/>
@@ -3908,7 +3936,7 @@
           <w:sz w:val="24"/>
           <w:u w:val="single"/>
         </w:rPr>
-        <w:hyperlink r:id="rId18" w:history="1">
+        <w:hyperlink r:id="rId19" w:history="1">
           <w:r>
             <w:rPr>
               <w:rStyle w:val="Hyperlink"/>
@@ -3926,7 +3954,7 @@
           <w:sz w:val="24"/>
           <w:u w:val="single"/>
         </w:rPr>
-        <w:hyperlink r:id="rId18" w:history="1">
+        <w:hyperlink r:id="rId19" w:history="1">
           <w:r>
             <w:rPr>
               <w:rStyle w:val="Hyperlink"/>
@@ -4006,7 +4034,7 @@
           <w:sz w:val="24"/>
           <w:u w:val="single"/>
         </w:rPr>
-        <w:hyperlink r:id="rId19" w:history="1">
+        <w:hyperlink r:id="rId18" w:history="1">
           <w:r>
             <w:rPr>
               <w:rStyle w:val="Hyperlink"/>
@@ -4024,7 +4052,7 @@
           <w:sz w:val="24"/>
           <w:u w:val="single"/>
         </w:rPr>
-        <w:hyperlink r:id="rId19" w:history="1">
+        <w:hyperlink r:id="rId18" w:history="1">
           <w:r>
             <w:rPr>
               <w:rStyle w:val="Hyperlink"/>
@@ -4042,7 +4070,7 @@
           <w:sz w:val="24"/>
           <w:u w:val="single"/>
         </w:rPr>
-        <w:hyperlink r:id="rId19" w:history="1">
+        <w:hyperlink r:id="rId18" w:history="1">
           <w:r>
             <w:rPr>
               <w:rStyle w:val="Hyperlink"/>

--- a/EXPORTS/DOCX/published/niveau3/English/KITLV.docx
+++ b/EXPORTS/DOCX/published/niveau3/English/KITLV.docx
@@ -425,25 +425,7 @@
           <w:color w:val="000000"/>
           <w:sz w:val="24"/>
         </w:rPr>
-        <w:hyperlink r:id="rId9" w:history="1">
-          <w:r>
-            <w:rPr>
-              <w:rStyle w:val="Hyperlink"/>
-            </w:rPr>
-            <w:t xml:space="preserve">s left to </w:t>
-          </w:r>
-        </w:hyperlink>
-      </w:r>
-      <w:r>
-        <w:rPr>
-          <w:u w:val="single" w:color="0000ff"/>
-          <w:rFonts w:ascii="Charis SIL Regular" w:hAnsi="Charis SIL Regular" w:eastAsia="Charis SIL Regular"/>
-          <w:b w:val="0"/>
-          <w:i w:val="0"/>
-          <w:color w:val="000000"/>
-          <w:sz w:val="24"/>
-        </w:rPr>
-        <w:t>t</w:t>
+        <w:t>s left to t</w:t>
       </w:r>
       <w:r>
         <w:rPr>
@@ -1358,7 +1340,7 @@
           <w:sz w:val="24"/>
           <w:u w:val="single"/>
         </w:rPr>
-        <w:hyperlink r:id="rId14" w:history="1">
+        <w:hyperlink r:id="rId15" w:history="1">
           <w:r>
             <w:rPr>
               <w:rStyle w:val="Hyperlink"/>
@@ -1376,7 +1358,7 @@
           <w:sz w:val="24"/>
           <w:u w:val="single"/>
         </w:rPr>
-        <w:hyperlink r:id="rId14" w:history="1">
+        <w:hyperlink r:id="rId15" w:history="1">
           <w:r>
             <w:rPr>
               <w:rStyle w:val="Hyperlink"/>
@@ -1394,7 +1376,7 @@
           <w:sz w:val="24"/>
           <w:u w:val="single"/>
         </w:rPr>
-        <w:hyperlink r:id="rId14" w:history="1">
+        <w:hyperlink r:id="rId15" w:history="1">
           <w:r>
             <w:rPr>
               <w:rStyle w:val="Hyperlink"/>
@@ -1423,7 +1405,7 @@
           <w:sz w:val="24"/>
           <w:u w:val="single"/>
         </w:rPr>
-        <w:hyperlink r:id="rId14" w:history="1">
+        <w:hyperlink r:id="rId15" w:history="1">
           <w:r>
             <w:rPr>
               <w:rStyle w:val="Hyperlink"/>
@@ -1555,64 +1537,7 @@
           <w:color w:val="000000"/>
           <w:sz w:val="24"/>
         </w:rPr>
-        <w:t>This also a</w:t>
-      </w:r>
-      <w:r>
-        <w:rPr>
-          <w:u w:val="single" w:color="0000ff"/>
-          <w:rFonts w:ascii="Charis SIL Regular" w:hAnsi="Charis SIL Regular" w:eastAsia="Charis SIL Regular"/>
-          <w:b w:val="0"/>
-          <w:i w:val="0"/>
-          <w:color w:val="000000"/>
-          <w:sz w:val="24"/>
-        </w:rPr>
-        <w:t>p</w:t>
-      </w:r>
-      <w:r>
-        <w:rPr>
-          <w:u w:val="single" w:color="0000ff"/>
-          <w:rFonts w:ascii="Charis SIL Regular" w:hAnsi="Charis SIL Regular" w:eastAsia="Charis SIL Regular"/>
-          <w:b w:val="0"/>
-          <w:i w:val="0"/>
-          <w:color w:val="000000"/>
-          <w:sz w:val="24"/>
-        </w:rPr>
-        <w:hyperlink r:id="rId16" w:history="1">
-          <w:r>
-            <w:rPr>
-              <w:rStyle w:val="Hyperlink"/>
-            </w:rPr>
-            <w:t>plie</w:t>
-          </w:r>
-        </w:hyperlink>
-      </w:r>
-      <w:r>
-        <w:rPr>
-          <w:u w:val="single" w:color="0000ff"/>
-          <w:rFonts w:ascii="Charis SIL Regular" w:hAnsi="Charis SIL Regular" w:eastAsia="Charis SIL Regular"/>
-          <w:b w:val="0"/>
-          <w:i w:val="0"/>
-          <w:color w:val="000000"/>
-          <w:sz w:val="24"/>
-        </w:rPr>
-        <w:hyperlink r:id="rId16" w:history="1">
-          <w:r>
-            <w:rPr>
-              <w:rStyle w:val="Hyperlink"/>
-            </w:rPr>
-            <w:t>s</w:t>
-          </w:r>
-        </w:hyperlink>
-      </w:r>
-      <w:r>
-        <w:rPr>
-          <w:rFonts w:ascii="Charis SIL Regular" w:hAnsi="Charis SIL Regular" w:eastAsia="Charis SIL Regular"/>
-          <w:b w:val="0"/>
-          <w:i w:val="0"/>
-          <w:color w:val="000000"/>
-          <w:sz w:val="24"/>
-        </w:rPr>
-        <w:t xml:space="preserve"> to the KITLV </w:t>
+        <w:t xml:space="preserve">This also applies to the KITLV </w:t>
       </w:r>
       <w:r>
         <w:rPr>
@@ -1736,8 +1661,66 @@
           <w:i w:val="0"/>
           <w:color w:val="0000FF"/>
           <w:sz w:val="24"/>
-        </w:rPr>
-        <w:t>Oral History Archive Indonesia</w:t>
+          <w:u w:val="single"/>
+        </w:rPr>
+        <w:hyperlink r:id="rId18" w:history="1">
+          <w:r>
+            <w:rPr>
+              <w:rStyle w:val="Hyperlink"/>
+            </w:rPr>
+            <w:t>Oral</w:t>
+          </w:r>
+        </w:hyperlink>
+      </w:r>
+      <w:r>
+        <w:rPr>
+          <w:rFonts w:ascii="Charis SIL Regular" w:hAnsi="Charis SIL Regular" w:eastAsia="Charis SIL Regular"/>
+          <w:b w:val="0"/>
+          <w:i w:val="0"/>
+          <w:color w:val="0000FF"/>
+          <w:sz w:val="24"/>
+          <w:u w:val="single"/>
+        </w:rPr>
+        <w:t xml:space="preserve"> </w:t>
+      </w:r>
+      <w:r>
+        <w:rPr>
+          <w:rFonts w:ascii="Charis SIL Regular" w:hAnsi="Charis SIL Regular" w:eastAsia="Charis SIL Regular"/>
+          <w:b w:val="0"/>
+          <w:i w:val="0"/>
+          <w:color w:val="0000FF"/>
+          <w:sz w:val="24"/>
+          <w:u w:val="single"/>
+        </w:rPr>
+        <w:hyperlink r:id="rId18" w:history="1">
+          <w:r>
+            <w:rPr>
+              <w:rStyle w:val="Hyperlink"/>
+            </w:rPr>
+            <w:t>History</w:t>
+          </w:r>
+        </w:hyperlink>
+      </w:r>
+      <w:r>
+        <w:rPr>
+          <w:rFonts w:ascii="Charis SIL Regular" w:hAnsi="Charis SIL Regular" w:eastAsia="Charis SIL Regular"/>
+          <w:b w:val="0"/>
+          <w:i w:val="0"/>
+          <w:color w:val="0000FF"/>
+          <w:sz w:val="24"/>
+          <w:u w:val="single"/>
+        </w:rPr>
+        <w:t xml:space="preserve"> </w:t>
+      </w:r>
+      <w:r>
+        <w:rPr>
+          <w:rFonts w:ascii="Charis SIL Regular" w:hAnsi="Charis SIL Regular" w:eastAsia="Charis SIL Regular"/>
+          <w:b w:val="0"/>
+          <w:i w:val="0"/>
+          <w:color w:val="0000FF"/>
+          <w:sz w:val="24"/>
+        </w:rPr>
+        <w:t>Archive Indonesia</w:t>
       </w:r>
       <w:r>
         <w:rPr>
@@ -1784,25 +1767,7 @@
           <w:color w:val="000000"/>
           <w:sz w:val="24"/>
         </w:rPr>
-        <w:hyperlink r:id="rId17" w:history="1">
-          <w:r>
-            <w:rPr>
-              <w:rStyle w:val="Hyperlink"/>
-            </w:rPr>
-            <w:t>) an</w:t>
-          </w:r>
-        </w:hyperlink>
-      </w:r>
-      <w:r>
-        <w:rPr>
-          <w:u w:val="single" w:color="0000ff"/>
-          <w:rFonts w:ascii="Charis SIL Regular" w:hAnsi="Charis SIL Regular" w:eastAsia="Charis SIL Regular"/>
-          <w:b w:val="0"/>
-          <w:i w:val="0"/>
-          <w:color w:val="000000"/>
-          <w:sz w:val="24"/>
-        </w:rPr>
-        <w:t xml:space="preserve">d the </w:t>
+        <w:t xml:space="preserve">) and the </w:t>
       </w:r>
       <w:r>
         <w:rPr>
@@ -1813,7 +1778,7 @@
           <w:sz w:val="24"/>
           <w:u w:val="single"/>
         </w:rPr>
-        <w:hyperlink r:id="rId18" w:history="1">
+        <w:hyperlink r:id="rId19" w:history="1">
           <w:r>
             <w:rPr>
               <w:rStyle w:val="Hyperlink"/>
@@ -1831,7 +1796,7 @@
           <w:sz w:val="24"/>
           <w:u w:val="single"/>
         </w:rPr>
-        <w:hyperlink r:id="rId18" w:history="1">
+        <w:hyperlink r:id="rId19" w:history="1">
           <w:r>
             <w:rPr>
               <w:rStyle w:val="Hyperlink"/>
@@ -1849,7 +1814,7 @@
           <w:sz w:val="24"/>
           <w:u w:val="single"/>
         </w:rPr>
-        <w:hyperlink r:id="rId18" w:history="1">
+        <w:hyperlink r:id="rId19" w:history="1">
           <w:r>
             <w:rPr>
               <w:rStyle w:val="Hyperlink"/>
@@ -1878,7 +1843,7 @@
           <w:sz w:val="24"/>
           <w:u w:val="single"/>
         </w:rPr>
-        <w:hyperlink r:id="rId18" w:history="1">
+        <w:hyperlink r:id="rId19" w:history="1">
           <w:r>
             <w:rPr>
               <w:rStyle w:val="Hyperlink"/>
@@ -1907,7 +1872,7 @@
           <w:sz w:val="24"/>
           <w:u w:val="single"/>
         </w:rPr>
-        <w:hyperlink r:id="rId18" w:history="1">
+        <w:hyperlink r:id="rId19" w:history="1">
           <w:r>
             <w:rPr>
               <w:rStyle w:val="Hyperlink"/>
@@ -1925,7 +1890,7 @@
           <w:sz w:val="24"/>
           <w:u w:val="single"/>
         </w:rPr>
-        <w:hyperlink r:id="rId18" w:history="1">
+        <w:hyperlink r:id="rId19" w:history="1">
           <w:r>
             <w:rPr>
               <w:rStyle w:val="Hyperlink"/>
@@ -1954,7 +1919,7 @@
           <w:sz w:val="24"/>
           <w:u w:val="single"/>
         </w:rPr>
-        <w:hyperlink r:id="rId18" w:history="1">
+        <w:hyperlink r:id="rId19" w:history="1">
           <w:r>
             <w:rPr>
               <w:rStyle w:val="Hyperlink"/>
@@ -1981,51 +1946,18 @@
           <w:color w:val="000000"/>
           <w:sz w:val="24"/>
         </w:rPr>
-        <w:hyperlink r:id="rId19" w:history="1">
-          <w:r>
-            <w:rPr>
-              <w:rStyle w:val="Hyperlink"/>
-            </w:rPr>
-            <w:t>have</w:t>
-          </w:r>
-        </w:hyperlink>
-      </w:r>
-      <w:r>
-        <w:rPr>
+        <w:t>have their ow</w:t>
+      </w:r>
+      <w:r>
+        <w:rPr>
+          <w:u w:val="single" w:color="0000ff"/>
           <w:rFonts w:ascii="Charis SIL Regular" w:hAnsi="Charis SIL Regular" w:eastAsia="Charis SIL Regular"/>
           <w:b w:val="0"/>
           <w:i w:val="0"/>
           <w:color w:val="000000"/>
           <w:sz w:val="24"/>
         </w:rPr>
-        <w:hyperlink r:id="rId19" w:history="1">
-          <w:r>
-            <w:rPr>
-              <w:rStyle w:val="Hyperlink"/>
-            </w:rPr>
-            <w:t xml:space="preserve"> their o</w:t>
-          </w:r>
-        </w:hyperlink>
-      </w:r>
-      <w:r>
-        <w:rPr>
-          <w:rFonts w:ascii="Charis SIL Regular" w:hAnsi="Charis SIL Regular" w:eastAsia="Charis SIL Regular"/>
-          <w:b w:val="0"/>
-          <w:i w:val="0"/>
-          <w:color w:val="000000"/>
-          <w:sz w:val="24"/>
-        </w:rPr>
-        <w:t>w</w:t>
-      </w:r>
-      <w:r>
-        <w:rPr>
-          <w:rFonts w:ascii="Charis SIL Regular" w:hAnsi="Charis SIL Regular" w:eastAsia="Charis SIL Regular"/>
-          <w:b w:val="0"/>
-          <w:i w:val="0"/>
-          <w:color w:val="000000"/>
-          <w:sz w:val="24"/>
-        </w:rPr>
-        <w:hyperlink r:id="rId19" w:history="1">
+        <w:hyperlink r:id="rId18" w:history="1">
           <w:r>
             <w:rPr>
               <w:rStyle w:val="Hyperlink"/>
@@ -2036,13 +1968,14 @@
       </w:r>
       <w:r>
         <w:rPr>
+          <w:u w:val="single" w:color="0000ff"/>
           <w:rFonts w:ascii="Charis SIL Regular" w:hAnsi="Charis SIL Regular" w:eastAsia="Charis SIL Regular"/>
           <w:b w:val="0"/>
           <w:i w:val="0"/>
           <w:color w:val="000000"/>
           <w:sz w:val="24"/>
         </w:rPr>
-        <w:hyperlink r:id="rId19" w:history="1">
+        <w:hyperlink r:id="rId18" w:history="1">
           <w:r>
             <w:rPr>
               <w:rStyle w:val="Hyperlink"/>
@@ -2053,13 +1986,14 @@
       </w:r>
       <w:r>
         <w:rPr>
+          <w:u w:val="single" w:color="0000ff"/>
           <w:rFonts w:ascii="Charis SIL Regular" w:hAnsi="Charis SIL Regular" w:eastAsia="Charis SIL Regular"/>
           <w:b w:val="0"/>
           <w:i w:val="0"/>
           <w:color w:val="000000"/>
           <w:sz w:val="24"/>
         </w:rPr>
-        <w:hyperlink r:id="rId19" w:history="1">
+        <w:hyperlink r:id="rId18" w:history="1">
           <w:r>
             <w:rPr>
               <w:rStyle w:val="Hyperlink"/>
@@ -2347,7 +2281,7 @@
           <w:sz w:val="24"/>
           <w:u w:val="single"/>
         </w:rPr>
-        <w:t>Scientific research in colonised terri</w:t>
+        <w:t>Scientific research in colonised terr</w:t>
       </w:r>
       <w:r>
         <w:rPr>
@@ -2358,7 +2292,7 @@
           <w:sz w:val="24"/>
           <w:u w:val="single"/>
         </w:rPr>
-        <w:t>torie</w:t>
+        <w:t>i</w:t>
       </w:r>
       <w:r>
         <w:rPr>
@@ -2367,8 +2301,9 @@
           <w:i w:val="0"/>
           <w:color w:val="0000FF"/>
           <w:sz w:val="24"/>
-        </w:rPr>
-        <w:t>s</w:t>
+          <w:u w:val="single"/>
+        </w:rPr>
+        <w:t>tories</w:t>
       </w:r>
       <w:r>
         <w:br/>
@@ -3882,7 +3817,7 @@
           <w:sz w:val="24"/>
           <w:u w:val="single"/>
         </w:rPr>
-        <w:hyperlink r:id="rId19" w:history="1">
+        <w:hyperlink r:id="rId18" w:history="1">
           <w:r>
             <w:rPr>
               <w:rStyle w:val="Hyperlink"/>
@@ -3900,7 +3835,7 @@
           <w:sz w:val="24"/>
           <w:u w:val="single"/>
         </w:rPr>
-        <w:hyperlink r:id="rId19" w:history="1">
+        <w:hyperlink r:id="rId18" w:history="1">
           <w:r>
             <w:rPr>
               <w:rStyle w:val="Hyperlink"/>
@@ -3918,7 +3853,7 @@
           <w:sz w:val="24"/>
           <w:u w:val="single"/>
         </w:rPr>
-        <w:hyperlink r:id="rId19" w:history="1">
+        <w:hyperlink r:id="rId18" w:history="1">
           <w:r>
             <w:rPr>
               <w:rStyle w:val="Hyperlink"/>
@@ -3936,7 +3871,7 @@
           <w:sz w:val="24"/>
           <w:u w:val="single"/>
         </w:rPr>
-        <w:hyperlink r:id="rId19" w:history="1">
+        <w:hyperlink r:id="rId18" w:history="1">
           <w:r>
             <w:rPr>
               <w:rStyle w:val="Hyperlink"/>
@@ -3954,7 +3889,7 @@
           <w:sz w:val="24"/>
           <w:u w:val="single"/>
         </w:rPr>
-        <w:hyperlink r:id="rId19" w:history="1">
+        <w:hyperlink r:id="rId18" w:history="1">
           <w:r>
             <w:rPr>
               <w:rStyle w:val="Hyperlink"/>
@@ -4034,7 +3969,7 @@
           <w:sz w:val="24"/>
           <w:u w:val="single"/>
         </w:rPr>
-        <w:hyperlink r:id="rId18" w:history="1">
+        <w:hyperlink r:id="rId19" w:history="1">
           <w:r>
             <w:rPr>
               <w:rStyle w:val="Hyperlink"/>
@@ -4052,7 +3987,7 @@
           <w:sz w:val="24"/>
           <w:u w:val="single"/>
         </w:rPr>
-        <w:hyperlink r:id="rId18" w:history="1">
+        <w:hyperlink r:id="rId19" w:history="1">
           <w:r>
             <w:rPr>
               <w:rStyle w:val="Hyperlink"/>
@@ -4070,7 +4005,7 @@
           <w:sz w:val="24"/>
           <w:u w:val="single"/>
         </w:rPr>
-        <w:hyperlink r:id="rId18" w:history="1">
+        <w:hyperlink r:id="rId19" w:history="1">
           <w:r>
             <w:rPr>
               <w:rStyle w:val="Hyperlink"/>

--- a/EXPORTS/DOCX/published/niveau3/English/KITLV.docx
+++ b/EXPORTS/DOCX/published/niveau3/English/KITLV.docx
@@ -425,7 +425,25 @@
           <w:color w:val="000000"/>
           <w:sz w:val="24"/>
         </w:rPr>
-        <w:t>s left to t</w:t>
+        <w:hyperlink r:id="rId9" w:history="1">
+          <w:r>
+            <w:rPr>
+              <w:rStyle w:val="Hyperlink"/>
+            </w:rPr>
+            <w:t xml:space="preserve">s left to </w:t>
+          </w:r>
+        </w:hyperlink>
+      </w:r>
+      <w:r>
+        <w:rPr>
+          <w:u w:val="single" w:color="0000ff"/>
+          <w:rFonts w:ascii="Charis SIL Regular" w:hAnsi="Charis SIL Regular" w:eastAsia="Charis SIL Regular"/>
+          <w:b w:val="0"/>
+          <w:i w:val="0"/>
+          <w:color w:val="000000"/>
+          <w:sz w:val="24"/>
+        </w:rPr>
+        <w:t>t</w:t>
       </w:r>
       <w:r>
         <w:rPr>
@@ -475,67 +493,13 @@
       </w:r>
       <w:r>
         <w:rPr>
-          <w:u w:val="single" w:color="0000ff"/>
           <w:rFonts w:ascii="Charis SIL Regular" w:hAnsi="Charis SIL Regular" w:eastAsia="Charis SIL Regular"/>
           <w:b w:val="0"/>
           <w:i w:val="0"/>
           <w:color w:val="000000"/>
           <w:sz w:val="24"/>
         </w:rPr>
-        <w:hyperlink r:id="rId10" w:history="1">
-          <w:r>
-            <w:rPr>
-              <w:rStyle w:val="Hyperlink"/>
-            </w:rPr>
-            <w:t>j</w:t>
-          </w:r>
-        </w:hyperlink>
-      </w:r>
-      <w:r>
-        <w:rPr>
-          <w:u w:val="single" w:color="0000ff"/>
-          <w:rFonts w:ascii="Charis SIL Regular" w:hAnsi="Charis SIL Regular" w:eastAsia="Charis SIL Regular"/>
-          <w:b w:val="0"/>
-          <w:i w:val="0"/>
-          <w:color w:val="000000"/>
-          <w:sz w:val="24"/>
-        </w:rPr>
-        <w:hyperlink r:id="rId10" w:history="1">
-          <w:r>
-            <w:rPr>
-              <w:rStyle w:val="Hyperlink"/>
-            </w:rPr>
-            <w:t>k Nede</w:t>
-          </w:r>
-        </w:hyperlink>
-      </w:r>
-      <w:r>
-        <w:rPr>
-          <w:rFonts w:ascii="Charis SIL Regular" w:hAnsi="Charis SIL Regular" w:eastAsia="Charis SIL Regular"/>
-          <w:b w:val="0"/>
-          <w:i w:val="0"/>
-          <w:color w:val="000000"/>
-          <w:sz w:val="24"/>
-        </w:rPr>
-        <w:t>rland</w:t>
-      </w:r>
-      <w:r>
-        <w:rPr>
-          <w:u w:val="single" w:color="0000ff"/>
-          <w:rFonts w:ascii="Charis SIL Regular" w:hAnsi="Charis SIL Regular" w:eastAsia="Charis SIL Regular"/>
-          <w:b w:val="0"/>
-          <w:i w:val="0"/>
-          <w:color w:val="000000"/>
-          <w:sz w:val="24"/>
-        </w:rPr>
-        <w:hyperlink r:id="rId11" w:history="1">
-          <w:r>
-            <w:rPr>
-              <w:rStyle w:val="Hyperlink"/>
-            </w:rPr>
-            <w:t>s Aard</w:t>
-          </w:r>
-        </w:hyperlink>
+        <w:t>jk Nederlands Aard</w:t>
       </w:r>
       <w:r>
         <w:rPr>
@@ -1340,7 +1304,7 @@
           <w:sz w:val="24"/>
           <w:u w:val="single"/>
         </w:rPr>
-        <w:hyperlink r:id="rId15" w:history="1">
+        <w:hyperlink r:id="rId14" w:history="1">
           <w:r>
             <w:rPr>
               <w:rStyle w:val="Hyperlink"/>
@@ -1358,7 +1322,7 @@
           <w:sz w:val="24"/>
           <w:u w:val="single"/>
         </w:rPr>
-        <w:hyperlink r:id="rId15" w:history="1">
+        <w:hyperlink r:id="rId14" w:history="1">
           <w:r>
             <w:rPr>
               <w:rStyle w:val="Hyperlink"/>
@@ -1376,7 +1340,7 @@
           <w:sz w:val="24"/>
           <w:u w:val="single"/>
         </w:rPr>
-        <w:hyperlink r:id="rId15" w:history="1">
+        <w:hyperlink r:id="rId14" w:history="1">
           <w:r>
             <w:rPr>
               <w:rStyle w:val="Hyperlink"/>
@@ -1405,7 +1369,7 @@
           <w:sz w:val="24"/>
           <w:u w:val="single"/>
         </w:rPr>
-        <w:hyperlink r:id="rId15" w:history="1">
+        <w:hyperlink r:id="rId14" w:history="1">
           <w:r>
             <w:rPr>
               <w:rStyle w:val="Hyperlink"/>
@@ -1537,7 +1501,82 @@
           <w:color w:val="000000"/>
           <w:sz w:val="24"/>
         </w:rPr>
-        <w:t xml:space="preserve">This also applies to the KITLV </w:t>
+        <w:t>This also a</w:t>
+      </w:r>
+      <w:r>
+        <w:rPr>
+          <w:u w:val="single" w:color="0000ff"/>
+          <w:rFonts w:ascii="Charis SIL Regular" w:hAnsi="Charis SIL Regular" w:eastAsia="Charis SIL Regular"/>
+          <w:b w:val="0"/>
+          <w:i w:val="0"/>
+          <w:color w:val="000000"/>
+          <w:sz w:val="24"/>
+        </w:rPr>
+        <w:t>p</w:t>
+      </w:r>
+      <w:r>
+        <w:rPr>
+          <w:u w:val="single" w:color="0000ff"/>
+          <w:rFonts w:ascii="Charis SIL Regular" w:hAnsi="Charis SIL Regular" w:eastAsia="Charis SIL Regular"/>
+          <w:b w:val="0"/>
+          <w:i w:val="0"/>
+          <w:color w:val="000000"/>
+          <w:sz w:val="24"/>
+        </w:rPr>
+        <w:hyperlink r:id="rId16" w:history="1">
+          <w:r>
+            <w:rPr>
+              <w:rStyle w:val="Hyperlink"/>
+            </w:rPr>
+            <w:t>plie</w:t>
+          </w:r>
+        </w:hyperlink>
+      </w:r>
+      <w:r>
+        <w:rPr>
+          <w:u w:val="single" w:color="0000ff"/>
+          <w:rFonts w:ascii="Charis SIL Regular" w:hAnsi="Charis SIL Regular" w:eastAsia="Charis SIL Regular"/>
+          <w:b w:val="0"/>
+          <w:i w:val="0"/>
+          <w:color w:val="000000"/>
+          <w:sz w:val="24"/>
+        </w:rPr>
+        <w:hyperlink r:id="rId16" w:history="1">
+          <w:r>
+            <w:rPr>
+              <w:rStyle w:val="Hyperlink"/>
+            </w:rPr>
+            <w:t>s</w:t>
+          </w:r>
+        </w:hyperlink>
+      </w:r>
+      <w:r>
+        <w:rPr>
+          <w:u w:val="single" w:color="0000ff"/>
+          <w:rFonts w:ascii="Charis SIL Regular" w:hAnsi="Charis SIL Regular" w:eastAsia="Charis SIL Regular"/>
+          <w:b w:val="0"/>
+          <w:i w:val="0"/>
+          <w:color w:val="000000"/>
+          <w:sz w:val="24"/>
+        </w:rPr>
+        <w:hyperlink r:id="rId16" w:history="1">
+          <w:r>
+            <w:rPr>
+              <w:rStyle w:val="Hyperlink"/>
+            </w:rPr>
+            <w:t xml:space="preserve"> to the KI</w:t>
+          </w:r>
+        </w:hyperlink>
+      </w:r>
+      <w:r>
+        <w:rPr>
+          <w:rFonts w:ascii="Charis SIL Regular" w:hAnsi="Charis SIL Regular" w:eastAsia="Charis SIL Regular"/>
+          <w:b w:val="0"/>
+          <w:i w:val="0"/>
+          <w:color w:val="000000"/>
+          <w:sz w:val="24"/>
+        </w:rPr>
+        <w:t xml:space="preserve">TLV </w:t>
       </w:r>
       <w:r>
         <w:rPr>
@@ -1661,66 +1700,8 @@
           <w:i w:val="0"/>
           <w:color w:val="0000FF"/>
           <w:sz w:val="24"/>
-          <w:u w:val="single"/>
-        </w:rPr>
-        <w:hyperlink r:id="rId18" w:history="1">
-          <w:r>
-            <w:rPr>
-              <w:rStyle w:val="Hyperlink"/>
-            </w:rPr>
-            <w:t>Oral</w:t>
-          </w:r>
-        </w:hyperlink>
-      </w:r>
-      <w:r>
-        <w:rPr>
-          <w:rFonts w:ascii="Charis SIL Regular" w:hAnsi="Charis SIL Regular" w:eastAsia="Charis SIL Regular"/>
-          <w:b w:val="0"/>
-          <w:i w:val="0"/>
-          <w:color w:val="0000FF"/>
-          <w:sz w:val="24"/>
-          <w:u w:val="single"/>
-        </w:rPr>
-        <w:t xml:space="preserve"> </w:t>
-      </w:r>
-      <w:r>
-        <w:rPr>
-          <w:rFonts w:ascii="Charis SIL Regular" w:hAnsi="Charis SIL Regular" w:eastAsia="Charis SIL Regular"/>
-          <w:b w:val="0"/>
-          <w:i w:val="0"/>
-          <w:color w:val="0000FF"/>
-          <w:sz w:val="24"/>
-          <w:u w:val="single"/>
-        </w:rPr>
-        <w:hyperlink r:id="rId18" w:history="1">
-          <w:r>
-            <w:rPr>
-              <w:rStyle w:val="Hyperlink"/>
-            </w:rPr>
-            <w:t>History</w:t>
-          </w:r>
-        </w:hyperlink>
-      </w:r>
-      <w:r>
-        <w:rPr>
-          <w:rFonts w:ascii="Charis SIL Regular" w:hAnsi="Charis SIL Regular" w:eastAsia="Charis SIL Regular"/>
-          <w:b w:val="0"/>
-          <w:i w:val="0"/>
-          <w:color w:val="0000FF"/>
-          <w:sz w:val="24"/>
-          <w:u w:val="single"/>
-        </w:rPr>
-        <w:t xml:space="preserve"> </w:t>
-      </w:r>
-      <w:r>
-        <w:rPr>
-          <w:rFonts w:ascii="Charis SIL Regular" w:hAnsi="Charis SIL Regular" w:eastAsia="Charis SIL Regular"/>
-          <w:b w:val="0"/>
-          <w:i w:val="0"/>
-          <w:color w:val="0000FF"/>
-          <w:sz w:val="24"/>
-        </w:rPr>
-        <w:t>Archive Indonesia</w:t>
+        </w:rPr>
+        <w:t>Oral History Archive Indonesia</w:t>
       </w:r>
       <w:r>
         <w:rPr>
@@ -1760,7 +1741,6 @@
       </w:r>
       <w:r>
         <w:rPr>
-          <w:u w:val="single" w:color="0000ff"/>
           <w:rFonts w:ascii="Charis SIL Regular" w:hAnsi="Charis SIL Regular" w:eastAsia="Charis SIL Regular"/>
           <w:b w:val="0"/>
           <w:i w:val="0"/>
@@ -1778,7 +1758,7 @@
           <w:sz w:val="24"/>
           <w:u w:val="single"/>
         </w:rPr>
-        <w:hyperlink r:id="rId19" w:history="1">
+        <w:hyperlink r:id="rId18" w:history="1">
           <w:r>
             <w:rPr>
               <w:rStyle w:val="Hyperlink"/>
@@ -1796,7 +1776,7 @@
           <w:sz w:val="24"/>
           <w:u w:val="single"/>
         </w:rPr>
-        <w:hyperlink r:id="rId19" w:history="1">
+        <w:hyperlink r:id="rId18" w:history="1">
           <w:r>
             <w:rPr>
               <w:rStyle w:val="Hyperlink"/>
@@ -1814,7 +1794,7 @@
           <w:sz w:val="24"/>
           <w:u w:val="single"/>
         </w:rPr>
-        <w:hyperlink r:id="rId19" w:history="1">
+        <w:hyperlink r:id="rId18" w:history="1">
           <w:r>
             <w:rPr>
               <w:rStyle w:val="Hyperlink"/>
@@ -1843,7 +1823,7 @@
           <w:sz w:val="24"/>
           <w:u w:val="single"/>
         </w:rPr>
-        <w:hyperlink r:id="rId19" w:history="1">
+        <w:hyperlink r:id="rId18" w:history="1">
           <w:r>
             <w:rPr>
               <w:rStyle w:val="Hyperlink"/>
@@ -1872,7 +1852,7 @@
           <w:sz w:val="24"/>
           <w:u w:val="single"/>
         </w:rPr>
-        <w:hyperlink r:id="rId19" w:history="1">
+        <w:hyperlink r:id="rId18" w:history="1">
           <w:r>
             <w:rPr>
               <w:rStyle w:val="Hyperlink"/>
@@ -1890,7 +1870,7 @@
           <w:sz w:val="24"/>
           <w:u w:val="single"/>
         </w:rPr>
-        <w:hyperlink r:id="rId19" w:history="1">
+        <w:hyperlink r:id="rId18" w:history="1">
           <w:r>
             <w:rPr>
               <w:rStyle w:val="Hyperlink"/>
@@ -1919,7 +1899,7 @@
           <w:sz w:val="24"/>
           <w:u w:val="single"/>
         </w:rPr>
-        <w:hyperlink r:id="rId19" w:history="1">
+        <w:hyperlink r:id="rId18" w:history="1">
           <w:r>
             <w:rPr>
               <w:rStyle w:val="Hyperlink"/>
@@ -1946,18 +1926,51 @@
           <w:color w:val="000000"/>
           <w:sz w:val="24"/>
         </w:rPr>
-        <w:t>have their ow</w:t>
-      </w:r>
-      <w:r>
-        <w:rPr>
-          <w:u w:val="single" w:color="0000ff"/>
+        <w:hyperlink r:id="rId19" w:history="1">
+          <w:r>
+            <w:rPr>
+              <w:rStyle w:val="Hyperlink"/>
+            </w:rPr>
+            <w:t>have</w:t>
+          </w:r>
+        </w:hyperlink>
+      </w:r>
+      <w:r>
+        <w:rPr>
           <w:rFonts w:ascii="Charis SIL Regular" w:hAnsi="Charis SIL Regular" w:eastAsia="Charis SIL Regular"/>
           <w:b w:val="0"/>
           <w:i w:val="0"/>
           <w:color w:val="000000"/>
           <w:sz w:val="24"/>
         </w:rPr>
-        <w:hyperlink r:id="rId18" w:history="1">
+        <w:hyperlink r:id="rId19" w:history="1">
+          <w:r>
+            <w:rPr>
+              <w:rStyle w:val="Hyperlink"/>
+            </w:rPr>
+            <w:t xml:space="preserve"> their o</w:t>
+          </w:r>
+        </w:hyperlink>
+      </w:r>
+      <w:r>
+        <w:rPr>
+          <w:rFonts w:ascii="Charis SIL Regular" w:hAnsi="Charis SIL Regular" w:eastAsia="Charis SIL Regular"/>
+          <w:b w:val="0"/>
+          <w:i w:val="0"/>
+          <w:color w:val="000000"/>
+          <w:sz w:val="24"/>
+        </w:rPr>
+        <w:t>w</w:t>
+      </w:r>
+      <w:r>
+        <w:rPr>
+          <w:rFonts w:ascii="Charis SIL Regular" w:hAnsi="Charis SIL Regular" w:eastAsia="Charis SIL Regular"/>
+          <w:b w:val="0"/>
+          <w:i w:val="0"/>
+          <w:color w:val="000000"/>
+          <w:sz w:val="24"/>
+        </w:rPr>
+        <w:hyperlink r:id="rId19" w:history="1">
           <w:r>
             <w:rPr>
               <w:rStyle w:val="Hyperlink"/>
@@ -1968,14 +1981,13 @@
       </w:r>
       <w:r>
         <w:rPr>
-          <w:u w:val="single" w:color="0000ff"/>
           <w:rFonts w:ascii="Charis SIL Regular" w:hAnsi="Charis SIL Regular" w:eastAsia="Charis SIL Regular"/>
           <w:b w:val="0"/>
           <w:i w:val="0"/>
           <w:color w:val="000000"/>
           <w:sz w:val="24"/>
         </w:rPr>
-        <w:hyperlink r:id="rId18" w:history="1">
+        <w:hyperlink r:id="rId19" w:history="1">
           <w:r>
             <w:rPr>
               <w:rStyle w:val="Hyperlink"/>
@@ -1986,14 +1998,13 @@
       </w:r>
       <w:r>
         <w:rPr>
-          <w:u w:val="single" w:color="0000ff"/>
           <w:rFonts w:ascii="Charis SIL Regular" w:hAnsi="Charis SIL Regular" w:eastAsia="Charis SIL Regular"/>
           <w:b w:val="0"/>
           <w:i w:val="0"/>
           <w:color w:val="000000"/>
           <w:sz w:val="24"/>
         </w:rPr>
-        <w:hyperlink r:id="rId18" w:history="1">
+        <w:hyperlink r:id="rId19" w:history="1">
           <w:r>
             <w:rPr>
               <w:rStyle w:val="Hyperlink"/>
@@ -2281,7 +2292,7 @@
           <w:sz w:val="24"/>
           <w:u w:val="single"/>
         </w:rPr>
-        <w:t>Scientific research in colonised terr</w:t>
+        <w:t>Scientific research in colonised terri</w:t>
       </w:r>
       <w:r>
         <w:rPr>
@@ -2292,7 +2303,7 @@
           <w:sz w:val="24"/>
           <w:u w:val="single"/>
         </w:rPr>
-        <w:t>i</w:t>
+        <w:t>torie</w:t>
       </w:r>
       <w:r>
         <w:rPr>
@@ -2301,9 +2312,8 @@
           <w:i w:val="0"/>
           <w:color w:val="0000FF"/>
           <w:sz w:val="24"/>
-          <w:u w:val="single"/>
-        </w:rPr>
-        <w:t>tories</w:t>
+        </w:rPr>
+        <w:t>s</w:t>
       </w:r>
       <w:r>
         <w:br/>
@@ -3817,7 +3827,7 @@
           <w:sz w:val="24"/>
           <w:u w:val="single"/>
         </w:rPr>
-        <w:hyperlink r:id="rId18" w:history="1">
+        <w:hyperlink r:id="rId19" w:history="1">
           <w:r>
             <w:rPr>
               <w:rStyle w:val="Hyperlink"/>
@@ -3835,7 +3845,7 @@
           <w:sz w:val="24"/>
           <w:u w:val="single"/>
         </w:rPr>
-        <w:hyperlink r:id="rId18" w:history="1">
+        <w:hyperlink r:id="rId19" w:history="1">
           <w:r>
             <w:rPr>
               <w:rStyle w:val="Hyperlink"/>
@@ -3853,7 +3863,7 @@
           <w:sz w:val="24"/>
           <w:u w:val="single"/>
         </w:rPr>
-        <w:hyperlink r:id="rId18" w:history="1">
+        <w:hyperlink r:id="rId19" w:history="1">
           <w:r>
             <w:rPr>
               <w:rStyle w:val="Hyperlink"/>
@@ -3871,7 +3881,7 @@
           <w:sz w:val="24"/>
           <w:u w:val="single"/>
         </w:rPr>
-        <w:hyperlink r:id="rId18" w:history="1">
+        <w:hyperlink r:id="rId19" w:history="1">
           <w:r>
             <w:rPr>
               <w:rStyle w:val="Hyperlink"/>
@@ -3889,7 +3899,7 @@
           <w:sz w:val="24"/>
           <w:u w:val="single"/>
         </w:rPr>
-        <w:hyperlink r:id="rId18" w:history="1">
+        <w:hyperlink r:id="rId19" w:history="1">
           <w:r>
             <w:rPr>
               <w:rStyle w:val="Hyperlink"/>
@@ -3969,7 +3979,7 @@
           <w:sz w:val="24"/>
           <w:u w:val="single"/>
         </w:rPr>
-        <w:hyperlink r:id="rId19" w:history="1">
+        <w:hyperlink r:id="rId18" w:history="1">
           <w:r>
             <w:rPr>
               <w:rStyle w:val="Hyperlink"/>
@@ -3987,7 +3997,7 @@
           <w:sz w:val="24"/>
           <w:u w:val="single"/>
         </w:rPr>
-        <w:hyperlink r:id="rId19" w:history="1">
+        <w:hyperlink r:id="rId18" w:history="1">
           <w:r>
             <w:rPr>
               <w:rStyle w:val="Hyperlink"/>
@@ -4005,7 +4015,7 @@
           <w:sz w:val="24"/>
           <w:u w:val="single"/>
         </w:rPr>
-        <w:hyperlink r:id="rId19" w:history="1">
+        <w:hyperlink r:id="rId18" w:history="1">
           <w:r>
             <w:rPr>
               <w:rStyle w:val="Hyperlink"/>

--- a/EXPORTS/DOCX/published/niveau3/English/KITLV.docx
+++ b/EXPORTS/DOCX/published/niveau3/English/KITLV.docx
@@ -378,128 +378,7 @@
           <w:color w:val="000000"/>
           <w:sz w:val="24"/>
         </w:rPr>
-        <w:t>studies, or geograph</w:t>
-      </w:r>
-      <w:r>
-        <w:rPr>
-          <w:u w:val="single" w:color="0000ff"/>
-          <w:rFonts w:ascii="Charis SIL Regular" w:hAnsi="Charis SIL Regular" w:eastAsia="Charis SIL Regular"/>
-          <w:b w:val="0"/>
-          <w:i w:val="0"/>
-          <w:color w:val="000000"/>
-          <w:sz w:val="24"/>
-        </w:rPr>
-        <w:hyperlink r:id="rId9" w:history="1">
-          <w:r>
-            <w:rPr>
-              <w:rStyle w:val="Hyperlink"/>
-            </w:rPr>
-            <w:t>y, w</w:t>
-          </w:r>
-        </w:hyperlink>
-      </w:r>
-      <w:r>
-        <w:rPr>
-          <w:u w:val="single" w:color="0000ff"/>
-          <w:rFonts w:ascii="Charis SIL Regular" w:hAnsi="Charis SIL Regular" w:eastAsia="Charis SIL Regular"/>
-          <w:b w:val="0"/>
-          <w:i w:val="0"/>
-          <w:color w:val="000000"/>
-          <w:sz w:val="24"/>
-        </w:rPr>
-        <w:hyperlink r:id="rId9" w:history="1">
-          <w:r>
-            <w:rPr>
-              <w:rStyle w:val="Hyperlink"/>
-            </w:rPr>
-            <w:t>a</w:t>
-          </w:r>
-        </w:hyperlink>
-      </w:r>
-      <w:r>
-        <w:rPr>
-          <w:u w:val="single" w:color="0000ff"/>
-          <w:rFonts w:ascii="Charis SIL Regular" w:hAnsi="Charis SIL Regular" w:eastAsia="Charis SIL Regular"/>
-          <w:b w:val="0"/>
-          <w:i w:val="0"/>
-          <w:color w:val="000000"/>
-          <w:sz w:val="24"/>
-        </w:rPr>
-        <w:hyperlink r:id="rId9" w:history="1">
-          <w:r>
-            <w:rPr>
-              <w:rStyle w:val="Hyperlink"/>
-            </w:rPr>
-            <w:t xml:space="preserve">s left to </w:t>
-          </w:r>
-        </w:hyperlink>
-      </w:r>
-      <w:r>
-        <w:rPr>
-          <w:u w:val="single" w:color="0000ff"/>
-          <w:rFonts w:ascii="Charis SIL Regular" w:hAnsi="Charis SIL Regular" w:eastAsia="Charis SIL Regular"/>
-          <w:b w:val="0"/>
-          <w:i w:val="0"/>
-          <w:color w:val="000000"/>
-          <w:sz w:val="24"/>
-        </w:rPr>
-        <w:t>t</w:t>
-      </w:r>
-      <w:r>
-        <w:rPr>
-          <w:u w:val="single" w:color="0000ff"/>
-          <w:rFonts w:ascii="Charis SIL Regular" w:hAnsi="Charis SIL Regular" w:eastAsia="Charis SIL Regular"/>
-          <w:b w:val="0"/>
-          <w:i w:val="0"/>
-          <w:color w:val="000000"/>
-          <w:sz w:val="24"/>
-        </w:rPr>
-        <w:hyperlink r:id="rId9" w:history="1">
-          <w:r>
-            <w:rPr>
-              <w:rStyle w:val="Hyperlink"/>
-            </w:rPr>
-            <w:t>he Ko</w:t>
-          </w:r>
-        </w:hyperlink>
-      </w:r>
-      <w:r>
-        <w:rPr>
-          <w:rFonts w:ascii="Charis SIL Regular" w:hAnsi="Charis SIL Regular" w:eastAsia="Charis SIL Regular"/>
-          <w:b w:val="0"/>
-          <w:i w:val="0"/>
-          <w:color w:val="000000"/>
-          <w:sz w:val="24"/>
-        </w:rPr>
-        <w:t>n</w:t>
-      </w:r>
-      <w:r>
-        <w:rPr>
-          <w:u w:val="single" w:color="0000ff"/>
-          <w:rFonts w:ascii="Charis SIL Regular" w:hAnsi="Charis SIL Regular" w:eastAsia="Charis SIL Regular"/>
-          <w:b w:val="0"/>
-          <w:i w:val="0"/>
-          <w:color w:val="000000"/>
-          <w:sz w:val="24"/>
-        </w:rPr>
-        <w:hyperlink r:id="rId10" w:history="1">
-          <w:r>
-            <w:rPr>
-              <w:rStyle w:val="Hyperlink"/>
-            </w:rPr>
-            <w:t>inkli</w:t>
-          </w:r>
-        </w:hyperlink>
-      </w:r>
-      <w:r>
-        <w:rPr>
-          <w:rFonts w:ascii="Charis SIL Regular" w:hAnsi="Charis SIL Regular" w:eastAsia="Charis SIL Regular"/>
-          <w:b w:val="0"/>
-          <w:i w:val="0"/>
-          <w:color w:val="000000"/>
-          <w:sz w:val="24"/>
-        </w:rPr>
-        <w:t>jk Nederlands Aard</w:t>
+        <w:t>studies, or geography, was left to the Koninklijk Nederlands Aard</w:t>
       </w:r>
       <w:r>
         <w:rPr>
@@ -1369,7 +1248,7 @@
           <w:sz w:val="24"/>
           <w:u w:val="single"/>
         </w:rPr>
-        <w:hyperlink r:id="rId14" w:history="1">
+        <w:hyperlink r:id="rId15" w:history="1">
           <w:r>
             <w:rPr>
               <w:rStyle w:val="Hyperlink"/>
@@ -1700,8 +1579,102 @@
           <w:i w:val="0"/>
           <w:color w:val="0000FF"/>
           <w:sz w:val="24"/>
-        </w:rPr>
-        <w:t>Oral History Archive Indonesia</w:t>
+          <w:u w:val="single"/>
+        </w:rPr>
+        <w:hyperlink r:id="rId18" w:history="1">
+          <w:r>
+            <w:rPr>
+              <w:rStyle w:val="Hyperlink"/>
+            </w:rPr>
+            <w:t>Oral</w:t>
+          </w:r>
+        </w:hyperlink>
+      </w:r>
+      <w:r>
+        <w:rPr>
+          <w:rFonts w:ascii="Charis SIL Regular" w:hAnsi="Charis SIL Regular" w:eastAsia="Charis SIL Regular"/>
+          <w:b w:val="0"/>
+          <w:i w:val="0"/>
+          <w:color w:val="0000FF"/>
+          <w:sz w:val="24"/>
+          <w:u w:val="single"/>
+        </w:rPr>
+        <w:t xml:space="preserve"> </w:t>
+      </w:r>
+      <w:r>
+        <w:rPr>
+          <w:rFonts w:ascii="Charis SIL Regular" w:hAnsi="Charis SIL Regular" w:eastAsia="Charis SIL Regular"/>
+          <w:b w:val="0"/>
+          <w:i w:val="0"/>
+          <w:color w:val="0000FF"/>
+          <w:sz w:val="24"/>
+          <w:u w:val="single"/>
+        </w:rPr>
+        <w:hyperlink r:id="rId18" w:history="1">
+          <w:r>
+            <w:rPr>
+              <w:rStyle w:val="Hyperlink"/>
+            </w:rPr>
+            <w:t>History</w:t>
+          </w:r>
+        </w:hyperlink>
+      </w:r>
+      <w:r>
+        <w:rPr>
+          <w:rFonts w:ascii="Charis SIL Regular" w:hAnsi="Charis SIL Regular" w:eastAsia="Charis SIL Regular"/>
+          <w:b w:val="0"/>
+          <w:i w:val="0"/>
+          <w:color w:val="0000FF"/>
+          <w:sz w:val="24"/>
+          <w:u w:val="single"/>
+        </w:rPr>
+        <w:t xml:space="preserve"> </w:t>
+      </w:r>
+      <w:r>
+        <w:rPr>
+          <w:rFonts w:ascii="Charis SIL Regular" w:hAnsi="Charis SIL Regular" w:eastAsia="Charis SIL Regular"/>
+          <w:b w:val="0"/>
+          <w:i w:val="0"/>
+          <w:color w:val="0000FF"/>
+          <w:sz w:val="24"/>
+          <w:u w:val="single"/>
+        </w:rPr>
+        <w:hyperlink r:id="rId18" w:history="1">
+          <w:r>
+            <w:rPr>
+              <w:rStyle w:val="Hyperlink"/>
+            </w:rPr>
+            <w:t>Archive</w:t>
+          </w:r>
+        </w:hyperlink>
+      </w:r>
+      <w:r>
+        <w:rPr>
+          <w:rFonts w:ascii="Charis SIL Regular" w:hAnsi="Charis SIL Regular" w:eastAsia="Charis SIL Regular"/>
+          <w:b w:val="0"/>
+          <w:i w:val="0"/>
+          <w:color w:val="0000FF"/>
+          <w:sz w:val="24"/>
+          <w:u w:val="single"/>
+        </w:rPr>
+        <w:t xml:space="preserve"> </w:t>
+      </w:r>
+      <w:r>
+        <w:rPr>
+          <w:rFonts w:ascii="Charis SIL Regular" w:hAnsi="Charis SIL Regular" w:eastAsia="Charis SIL Regular"/>
+          <w:b w:val="0"/>
+          <w:i w:val="0"/>
+          <w:color w:val="0000FF"/>
+          <w:sz w:val="24"/>
+        </w:rPr>
+        <w:hyperlink r:id="rId18" w:history="1">
+          <w:r>
+            <w:rPr>
+              <w:rStyle w:val="Hyperlink"/>
+            </w:rPr>
+            <w:t>Indonesia</w:t>
+          </w:r>
+        </w:hyperlink>
       </w:r>
       <w:r>
         <w:rPr>
@@ -1741,13 +1714,39 @@
       </w:r>
       <w:r>
         <w:rPr>
+          <w:u w:val="single" w:color="0000ff"/>
           <w:rFonts w:ascii="Charis SIL Regular" w:hAnsi="Charis SIL Regular" w:eastAsia="Charis SIL Regular"/>
           <w:b w:val="0"/>
           <w:i w:val="0"/>
           <w:color w:val="000000"/>
           <w:sz w:val="24"/>
         </w:rPr>
-        <w:t xml:space="preserve">) and the </w:t>
+        <w:hyperlink r:id="rId17" w:history="1">
+          <w:r>
+            <w:rPr>
+              <w:rStyle w:val="Hyperlink"/>
+            </w:rPr>
+            <w:t>) an</w:t>
+          </w:r>
+        </w:hyperlink>
+      </w:r>
+      <w:r>
+        <w:rPr>
+          <w:u w:val="single" w:color="0000ff"/>
+          <w:rFonts w:ascii="Charis SIL Regular" w:hAnsi="Charis SIL Regular" w:eastAsia="Charis SIL Regular"/>
+          <w:b w:val="0"/>
+          <w:i w:val="0"/>
+          <w:color w:val="000000"/>
+          <w:sz w:val="24"/>
+        </w:rPr>
+        <w:hyperlink r:id="rId17" w:history="1">
+          <w:r>
+            <w:rPr>
+              <w:rStyle w:val="Hyperlink"/>
+            </w:rPr>
+            <w:t xml:space="preserve">d the </w:t>
+          </w:r>
+        </w:hyperlink>
       </w:r>
       <w:r>
         <w:rPr>
@@ -1758,7 +1757,7 @@
           <w:sz w:val="24"/>
           <w:u w:val="single"/>
         </w:rPr>
-        <w:hyperlink r:id="rId18" w:history="1">
+        <w:hyperlink r:id="rId19" w:history="1">
           <w:r>
             <w:rPr>
               <w:rStyle w:val="Hyperlink"/>
@@ -1776,7 +1775,7 @@
           <w:sz w:val="24"/>
           <w:u w:val="single"/>
         </w:rPr>
-        <w:hyperlink r:id="rId18" w:history="1">
+        <w:hyperlink r:id="rId19" w:history="1">
           <w:r>
             <w:rPr>
               <w:rStyle w:val="Hyperlink"/>
@@ -1794,7 +1793,7 @@
           <w:sz w:val="24"/>
           <w:u w:val="single"/>
         </w:rPr>
-        <w:hyperlink r:id="rId18" w:history="1">
+        <w:hyperlink r:id="rId19" w:history="1">
           <w:r>
             <w:rPr>
               <w:rStyle w:val="Hyperlink"/>
@@ -1823,7 +1822,7 @@
           <w:sz w:val="24"/>
           <w:u w:val="single"/>
         </w:rPr>
-        <w:hyperlink r:id="rId18" w:history="1">
+        <w:hyperlink r:id="rId19" w:history="1">
           <w:r>
             <w:rPr>
               <w:rStyle w:val="Hyperlink"/>
@@ -1852,7 +1851,7 @@
           <w:sz w:val="24"/>
           <w:u w:val="single"/>
         </w:rPr>
-        <w:hyperlink r:id="rId18" w:history="1">
+        <w:hyperlink r:id="rId19" w:history="1">
           <w:r>
             <w:rPr>
               <w:rStyle w:val="Hyperlink"/>
@@ -1870,7 +1869,7 @@
           <w:sz w:val="24"/>
           <w:u w:val="single"/>
         </w:rPr>
-        <w:hyperlink r:id="rId18" w:history="1">
+        <w:hyperlink r:id="rId19" w:history="1">
           <w:r>
             <w:rPr>
               <w:rStyle w:val="Hyperlink"/>
@@ -1899,7 +1898,7 @@
           <w:sz w:val="24"/>
           <w:u w:val="single"/>
         </w:rPr>
-        <w:hyperlink r:id="rId18" w:history="1">
+        <w:hyperlink r:id="rId19" w:history="1">
           <w:r>
             <w:rPr>
               <w:rStyle w:val="Hyperlink"/>
@@ -1926,51 +1925,18 @@
           <w:color w:val="000000"/>
           <w:sz w:val="24"/>
         </w:rPr>
-        <w:hyperlink r:id="rId19" w:history="1">
-          <w:r>
-            <w:rPr>
-              <w:rStyle w:val="Hyperlink"/>
-            </w:rPr>
-            <w:t>have</w:t>
-          </w:r>
-        </w:hyperlink>
-      </w:r>
-      <w:r>
-        <w:rPr>
+        <w:t>have their ow</w:t>
+      </w:r>
+      <w:r>
+        <w:rPr>
+          <w:u w:val="single" w:color="0000ff"/>
           <w:rFonts w:ascii="Charis SIL Regular" w:hAnsi="Charis SIL Regular" w:eastAsia="Charis SIL Regular"/>
           <w:b w:val="0"/>
           <w:i w:val="0"/>
           <w:color w:val="000000"/>
           <w:sz w:val="24"/>
         </w:rPr>
-        <w:hyperlink r:id="rId19" w:history="1">
-          <w:r>
-            <w:rPr>
-              <w:rStyle w:val="Hyperlink"/>
-            </w:rPr>
-            <w:t xml:space="preserve"> their o</w:t>
-          </w:r>
-        </w:hyperlink>
-      </w:r>
-      <w:r>
-        <w:rPr>
-          <w:rFonts w:ascii="Charis SIL Regular" w:hAnsi="Charis SIL Regular" w:eastAsia="Charis SIL Regular"/>
-          <w:b w:val="0"/>
-          <w:i w:val="0"/>
-          <w:color w:val="000000"/>
-          <w:sz w:val="24"/>
-        </w:rPr>
-        <w:t>w</w:t>
-      </w:r>
-      <w:r>
-        <w:rPr>
-          <w:rFonts w:ascii="Charis SIL Regular" w:hAnsi="Charis SIL Regular" w:eastAsia="Charis SIL Regular"/>
-          <w:b w:val="0"/>
-          <w:i w:val="0"/>
-          <w:color w:val="000000"/>
-          <w:sz w:val="24"/>
-        </w:rPr>
-        <w:hyperlink r:id="rId19" w:history="1">
+        <w:hyperlink r:id="rId18" w:history="1">
           <w:r>
             <w:rPr>
               <w:rStyle w:val="Hyperlink"/>
@@ -1981,13 +1947,14 @@
       </w:r>
       <w:r>
         <w:rPr>
+          <w:u w:val="single" w:color="0000ff"/>
           <w:rFonts w:ascii="Charis SIL Regular" w:hAnsi="Charis SIL Regular" w:eastAsia="Charis SIL Regular"/>
           <w:b w:val="0"/>
           <w:i w:val="0"/>
           <w:color w:val="000000"/>
           <w:sz w:val="24"/>
         </w:rPr>
-        <w:hyperlink r:id="rId19" w:history="1">
+        <w:hyperlink r:id="rId18" w:history="1">
           <w:r>
             <w:rPr>
               <w:rStyle w:val="Hyperlink"/>
@@ -1998,13 +1965,14 @@
       </w:r>
       <w:r>
         <w:rPr>
+          <w:u w:val="single" w:color="0000ff"/>
           <w:rFonts w:ascii="Charis SIL Regular" w:hAnsi="Charis SIL Regular" w:eastAsia="Charis SIL Regular"/>
           <w:b w:val="0"/>
           <w:i w:val="0"/>
           <w:color w:val="000000"/>
           <w:sz w:val="24"/>
         </w:rPr>
-        <w:hyperlink r:id="rId19" w:history="1">
+        <w:hyperlink r:id="rId18" w:history="1">
           <w:r>
             <w:rPr>
               <w:rStyle w:val="Hyperlink"/>
@@ -2292,7 +2260,7 @@
           <w:sz w:val="24"/>
           <w:u w:val="single"/>
         </w:rPr>
-        <w:t>Scientific research in colonised terri</w:t>
+        <w:t>Scientific research in colonised terr</w:t>
       </w:r>
       <w:r>
         <w:rPr>
@@ -2303,7 +2271,7 @@
           <w:sz w:val="24"/>
           <w:u w:val="single"/>
         </w:rPr>
-        <w:t>torie</w:t>
+        <w:t>i</w:t>
       </w:r>
       <w:r>
         <w:rPr>
@@ -2312,8 +2280,9 @@
           <w:i w:val="0"/>
           <w:color w:val="0000FF"/>
           <w:sz w:val="24"/>
-        </w:rPr>
-        <w:t>s</w:t>
+          <w:u w:val="single"/>
+        </w:rPr>
+        <w:t>tories</w:t>
       </w:r>
       <w:r>
         <w:br/>
@@ -3827,7 +3796,7 @@
           <w:sz w:val="24"/>
           <w:u w:val="single"/>
         </w:rPr>
-        <w:hyperlink r:id="rId19" w:history="1">
+        <w:hyperlink r:id="rId18" w:history="1">
           <w:r>
             <w:rPr>
               <w:rStyle w:val="Hyperlink"/>
@@ -3845,7 +3814,7 @@
           <w:sz w:val="24"/>
           <w:u w:val="single"/>
         </w:rPr>
-        <w:hyperlink r:id="rId19" w:history="1">
+        <w:hyperlink r:id="rId18" w:history="1">
           <w:r>
             <w:rPr>
               <w:rStyle w:val="Hyperlink"/>
@@ -3863,7 +3832,7 @@
           <w:sz w:val="24"/>
           <w:u w:val="single"/>
         </w:rPr>
-        <w:hyperlink r:id="rId19" w:history="1">
+        <w:hyperlink r:id="rId18" w:history="1">
           <w:r>
             <w:rPr>
               <w:rStyle w:val="Hyperlink"/>
@@ -3881,7 +3850,7 @@
           <w:sz w:val="24"/>
           <w:u w:val="single"/>
         </w:rPr>
-        <w:hyperlink r:id="rId19" w:history="1">
+        <w:hyperlink r:id="rId18" w:history="1">
           <w:r>
             <w:rPr>
               <w:rStyle w:val="Hyperlink"/>
@@ -3899,7 +3868,7 @@
           <w:sz w:val="24"/>
           <w:u w:val="single"/>
         </w:rPr>
-        <w:hyperlink r:id="rId19" w:history="1">
+        <w:hyperlink r:id="rId18" w:history="1">
           <w:r>
             <w:rPr>
               <w:rStyle w:val="Hyperlink"/>
@@ -3979,7 +3948,7 @@
           <w:sz w:val="24"/>
           <w:u w:val="single"/>
         </w:rPr>
-        <w:hyperlink r:id="rId18" w:history="1">
+        <w:hyperlink r:id="rId19" w:history="1">
           <w:r>
             <w:rPr>
               <w:rStyle w:val="Hyperlink"/>
@@ -3997,7 +3966,7 @@
           <w:sz w:val="24"/>
           <w:u w:val="single"/>
         </w:rPr>
-        <w:hyperlink r:id="rId18" w:history="1">
+        <w:hyperlink r:id="rId19" w:history="1">
           <w:r>
             <w:rPr>
               <w:rStyle w:val="Hyperlink"/>
@@ -4015,7 +3984,7 @@
           <w:sz w:val="24"/>
           <w:u w:val="single"/>
         </w:rPr>
-        <w:hyperlink r:id="rId18" w:history="1">
+        <w:hyperlink r:id="rId19" w:history="1">
           <w:r>
             <w:rPr>
               <w:rStyle w:val="Hyperlink"/>

--- a/EXPORTS/DOCX/published/niveau3/English/KITLV.docx
+++ b/EXPORTS/DOCX/published/niveau3/English/KITLV.docx
@@ -378,7 +378,127 @@
           <w:color w:val="000000"/>
           <w:sz w:val="24"/>
         </w:rPr>
-        <w:t>studies, or geography, was left to the Koninklijk Nederlands Aard</w:t>
+        <w:t>studies, or geograph</w:t>
+      </w:r>
+      <w:r>
+        <w:rPr>
+          <w:u w:val="single" w:color="0000ff"/>
+          <w:rFonts w:ascii="Charis SIL Regular" w:hAnsi="Charis SIL Regular" w:eastAsia="Charis SIL Regular"/>
+          <w:b w:val="0"/>
+          <w:i w:val="0"/>
+          <w:color w:val="000000"/>
+          <w:sz w:val="24"/>
+        </w:rPr>
+        <w:hyperlink r:id="rId9" w:history="1">
+          <w:r>
+            <w:rPr>
+              <w:rStyle w:val="Hyperlink"/>
+            </w:rPr>
+            <w:t>y, w</w:t>
+          </w:r>
+        </w:hyperlink>
+      </w:r>
+      <w:r>
+        <w:rPr>
+          <w:rFonts w:ascii="Charis SIL Regular" w:hAnsi="Charis SIL Regular" w:eastAsia="Charis SIL Regular"/>
+          <w:b w:val="0"/>
+          <w:i w:val="0"/>
+          <w:color w:val="000000"/>
+          <w:sz w:val="24"/>
+        </w:rPr>
+        <w:t>as left to t</w:t>
+      </w:r>
+      <w:r>
+        <w:rPr>
+          <w:u w:val="single" w:color="0000ff"/>
+          <w:rFonts w:ascii="Charis SIL Regular" w:hAnsi="Charis SIL Regular" w:eastAsia="Charis SIL Regular"/>
+          <w:b w:val="0"/>
+          <w:i w:val="0"/>
+          <w:color w:val="000000"/>
+          <w:sz w:val="24"/>
+        </w:rPr>
+        <w:hyperlink r:id="rId9" w:history="1">
+          <w:r>
+            <w:rPr>
+              <w:rStyle w:val="Hyperlink"/>
+            </w:rPr>
+            <w:t>he Ko</w:t>
+          </w:r>
+        </w:hyperlink>
+      </w:r>
+      <w:r>
+        <w:rPr>
+          <w:rFonts w:ascii="Charis SIL Regular" w:hAnsi="Charis SIL Regular" w:eastAsia="Charis SIL Regular"/>
+          <w:b w:val="0"/>
+          <w:i w:val="0"/>
+          <w:color w:val="000000"/>
+          <w:sz w:val="24"/>
+        </w:rPr>
+        <w:t>n</w:t>
+      </w:r>
+      <w:r>
+        <w:rPr>
+          <w:u w:val="single" w:color="0000ff"/>
+          <w:rFonts w:ascii="Charis SIL Regular" w:hAnsi="Charis SIL Regular" w:eastAsia="Charis SIL Regular"/>
+          <w:b w:val="0"/>
+          <w:i w:val="0"/>
+          <w:color w:val="000000"/>
+          <w:sz w:val="24"/>
+        </w:rPr>
+        <w:hyperlink r:id="rId10" w:history="1">
+          <w:r>
+            <w:rPr>
+              <w:rStyle w:val="Hyperlink"/>
+            </w:rPr>
+            <w:t>inkli</w:t>
+          </w:r>
+        </w:hyperlink>
+      </w:r>
+      <w:r>
+        <w:rPr>
+          <w:u w:val="single" w:color="0000ff"/>
+          <w:rFonts w:ascii="Charis SIL Regular" w:hAnsi="Charis SIL Regular" w:eastAsia="Charis SIL Regular"/>
+          <w:b w:val="0"/>
+          <w:i w:val="0"/>
+          <w:color w:val="000000"/>
+          <w:sz w:val="24"/>
+        </w:rPr>
+        <w:hyperlink r:id="rId10" w:history="1">
+          <w:r>
+            <w:rPr>
+              <w:rStyle w:val="Hyperlink"/>
+            </w:rPr>
+            <w:t>j</w:t>
+          </w:r>
+        </w:hyperlink>
+      </w:r>
+      <w:r>
+        <w:rPr>
+          <w:u w:val="single" w:color="0000ff"/>
+          <w:rFonts w:ascii="Charis SIL Regular" w:hAnsi="Charis SIL Regular" w:eastAsia="Charis SIL Regular"/>
+          <w:b w:val="0"/>
+          <w:i w:val="0"/>
+          <w:color w:val="000000"/>
+          <w:sz w:val="24"/>
+        </w:rPr>
+        <w:hyperlink r:id="rId10" w:history="1">
+          <w:r>
+            <w:rPr>
+              <w:rStyle w:val="Hyperlink"/>
+            </w:rPr>
+            <w:t>k Nede</w:t>
+          </w:r>
+        </w:hyperlink>
+      </w:r>
+      <w:r>
+        <w:rPr>
+          <w:rFonts w:ascii="Charis SIL Regular" w:hAnsi="Charis SIL Regular" w:eastAsia="Charis SIL Regular"/>
+          <w:b w:val="0"/>
+          <w:i w:val="0"/>
+          <w:color w:val="000000"/>
+          <w:sz w:val="24"/>
+        </w:rPr>
+        <w:t>rlands Aard</w:t>
       </w:r>
       <w:r>
         <w:rPr>
@@ -1248,7 +1368,7 @@
           <w:sz w:val="24"/>
           <w:u w:val="single"/>
         </w:rPr>
-        <w:hyperlink r:id="rId15" w:history="1">
+        <w:hyperlink r:id="rId14" w:history="1">
           <w:r>
             <w:rPr>
               <w:rStyle w:val="Hyperlink"/>
@@ -1666,15 +1786,9 @@
           <w:i w:val="0"/>
           <w:color w:val="0000FF"/>
           <w:sz w:val="24"/>
-        </w:rPr>
-        <w:hyperlink r:id="rId18" w:history="1">
-          <w:r>
-            <w:rPr>
-              <w:rStyle w:val="Hyperlink"/>
-            </w:rPr>
-            <w:t>Indonesia</w:t>
-          </w:r>
-        </w:hyperlink>
+          <w:u w:val="single"/>
+        </w:rPr>
+        <w:t>Indonesia</w:t>
       </w:r>
       <w:r>
         <w:rPr>
@@ -1714,21 +1828,13 @@
       </w:r>
       <w:r>
         <w:rPr>
-          <w:u w:val="single" w:color="0000ff"/>
           <w:rFonts w:ascii="Charis SIL Regular" w:hAnsi="Charis SIL Regular" w:eastAsia="Charis SIL Regular"/>
           <w:b w:val="0"/>
           <w:i w:val="0"/>
           <w:color w:val="000000"/>
           <w:sz w:val="24"/>
         </w:rPr>
-        <w:hyperlink r:id="rId17" w:history="1">
-          <w:r>
-            <w:rPr>
-              <w:rStyle w:val="Hyperlink"/>
-            </w:rPr>
-            <w:t>) an</w:t>
-          </w:r>
-        </w:hyperlink>
+        <w:t>) an</w:t>
       </w:r>
       <w:r>
         <w:rPr>
@@ -1757,7 +1863,7 @@
           <w:sz w:val="24"/>
           <w:u w:val="single"/>
         </w:rPr>
-        <w:hyperlink r:id="rId19" w:history="1">
+        <w:hyperlink r:id="rId17" w:history="1">
           <w:r>
             <w:rPr>
               <w:rStyle w:val="Hyperlink"/>
@@ -1775,7 +1881,7 @@
           <w:sz w:val="24"/>
           <w:u w:val="single"/>
         </w:rPr>
-        <w:hyperlink r:id="rId19" w:history="1">
+        <w:hyperlink r:id="rId17" w:history="1">
           <w:r>
             <w:rPr>
               <w:rStyle w:val="Hyperlink"/>
@@ -1793,7 +1899,7 @@
           <w:sz w:val="24"/>
           <w:u w:val="single"/>
         </w:rPr>
-        <w:hyperlink r:id="rId19" w:history="1">
+        <w:hyperlink r:id="rId17" w:history="1">
           <w:r>
             <w:rPr>
               <w:rStyle w:val="Hyperlink"/>
@@ -1822,7 +1928,7 @@
           <w:sz w:val="24"/>
           <w:u w:val="single"/>
         </w:rPr>
-        <w:hyperlink r:id="rId19" w:history="1">
+        <w:hyperlink r:id="rId17" w:history="1">
           <w:r>
             <w:rPr>
               <w:rStyle w:val="Hyperlink"/>
@@ -1851,7 +1957,7 @@
           <w:sz w:val="24"/>
           <w:u w:val="single"/>
         </w:rPr>
-        <w:hyperlink r:id="rId19" w:history="1">
+        <w:hyperlink r:id="rId17" w:history="1">
           <w:r>
             <w:rPr>
               <w:rStyle w:val="Hyperlink"/>
@@ -1919,6 +2025,7 @@
       </w:r>
       <w:r>
         <w:rPr>
+          <w:u w:val="single" w:color="0000ff"/>
           <w:rFonts w:ascii="Charis SIL Regular" w:hAnsi="Charis SIL Regular" w:eastAsia="Charis SIL Regular"/>
           <w:b w:val="0"/>
           <w:i w:val="0"/>

--- a/EXPORTS/DOCX/published/niveau3/English/KITLV.docx
+++ b/EXPORTS/DOCX/published/niveau3/English/KITLV.docx
@@ -400,13 +400,50 @@
       </w:r>
       <w:r>
         <w:rPr>
+          <w:u w:val="single" w:color="0000ff"/>
           <w:rFonts w:ascii="Charis SIL Regular" w:hAnsi="Charis SIL Regular" w:eastAsia="Charis SIL Regular"/>
           <w:b w:val="0"/>
           <w:i w:val="0"/>
           <w:color w:val="000000"/>
           <w:sz w:val="24"/>
         </w:rPr>
-        <w:t>as left to t</w:t>
+        <w:hyperlink r:id="rId9" w:history="1">
+          <w:r>
+            <w:rPr>
+              <w:rStyle w:val="Hyperlink"/>
+            </w:rPr>
+            <w:t>a</w:t>
+          </w:r>
+        </w:hyperlink>
+      </w:r>
+      <w:r>
+        <w:rPr>
+          <w:u w:val="single" w:color="0000ff"/>
+          <w:rFonts w:ascii="Charis SIL Regular" w:hAnsi="Charis SIL Regular" w:eastAsia="Charis SIL Regular"/>
+          <w:b w:val="0"/>
+          <w:i w:val="0"/>
+          <w:color w:val="000000"/>
+          <w:sz w:val="24"/>
+        </w:rPr>
+        <w:hyperlink r:id="rId9" w:history="1">
+          <w:r>
+            <w:rPr>
+              <w:rStyle w:val="Hyperlink"/>
+            </w:rPr>
+            <w:t xml:space="preserve">s left to </w:t>
+          </w:r>
+        </w:hyperlink>
+      </w:r>
+      <w:r>
+        <w:rPr>
+          <w:u w:val="single" w:color="0000ff"/>
+          <w:rFonts w:ascii="Charis SIL Regular" w:hAnsi="Charis SIL Regular" w:eastAsia="Charis SIL Regular"/>
+          <w:b w:val="0"/>
+          <w:i w:val="0"/>
+          <w:color w:val="000000"/>
+          <w:sz w:val="24"/>
+        </w:rPr>
+        <w:t>t</w:t>
       </w:r>
       <w:r>
         <w:rPr>
@@ -434,7 +471,7 @@
           <w:color w:val="000000"/>
           <w:sz w:val="24"/>
         </w:rPr>
-        <w:t>n</w:t>
+        <w:t>ninklijk Nederland</w:t>
       </w:r>
       <w:r>
         <w:rPr>
@@ -445,60 +482,14 @@
           <w:color w:val="000000"/>
           <w:sz w:val="24"/>
         </w:rPr>
-        <w:hyperlink r:id="rId10" w:history="1">
+        <w:hyperlink r:id="rId11" w:history="1">
           <w:r>
             <w:rPr>
               <w:rStyle w:val="Hyperlink"/>
             </w:rPr>
-            <w:t>inkli</w:t>
+            <w:t>s Aard</w:t>
           </w:r>
         </w:hyperlink>
-      </w:r>
-      <w:r>
-        <w:rPr>
-          <w:u w:val="single" w:color="0000ff"/>
-          <w:rFonts w:ascii="Charis SIL Regular" w:hAnsi="Charis SIL Regular" w:eastAsia="Charis SIL Regular"/>
-          <w:b w:val="0"/>
-          <w:i w:val="0"/>
-          <w:color w:val="000000"/>
-          <w:sz w:val="24"/>
-        </w:rPr>
-        <w:hyperlink r:id="rId10" w:history="1">
-          <w:r>
-            <w:rPr>
-              <w:rStyle w:val="Hyperlink"/>
-            </w:rPr>
-            <w:t>j</w:t>
-          </w:r>
-        </w:hyperlink>
-      </w:r>
-      <w:r>
-        <w:rPr>
-          <w:u w:val="single" w:color="0000ff"/>
-          <w:rFonts w:ascii="Charis SIL Regular" w:hAnsi="Charis SIL Regular" w:eastAsia="Charis SIL Regular"/>
-          <w:b w:val="0"/>
-          <w:i w:val="0"/>
-          <w:color w:val="000000"/>
-          <w:sz w:val="24"/>
-        </w:rPr>
-        <w:hyperlink r:id="rId10" w:history="1">
-          <w:r>
-            <w:rPr>
-              <w:rStyle w:val="Hyperlink"/>
-            </w:rPr>
-            <w:t>k Nede</w:t>
-          </w:r>
-        </w:hyperlink>
-      </w:r>
-      <w:r>
-        <w:rPr>
-          <w:rFonts w:ascii="Charis SIL Regular" w:hAnsi="Charis SIL Regular" w:eastAsia="Charis SIL Regular"/>
-          <w:b w:val="0"/>
-          <w:i w:val="0"/>
-          <w:color w:val="000000"/>
-          <w:sz w:val="24"/>
-        </w:rPr>
-        <w:t>rlands Aard</w:t>
       </w:r>
       <w:r>
         <w:rPr>
@@ -1786,9 +1777,15 @@
           <w:i w:val="0"/>
           <w:color w:val="0000FF"/>
           <w:sz w:val="24"/>
-          <w:u w:val="single"/>
-        </w:rPr>
-        <w:t>Indonesia</w:t>
+        </w:rPr>
+        <w:hyperlink r:id="rId18" w:history="1">
+          <w:r>
+            <w:rPr>
+              <w:rStyle w:val="Hyperlink"/>
+            </w:rPr>
+            <w:t>Indonesia</w:t>
+          </w:r>
+        </w:hyperlink>
       </w:r>
       <w:r>
         <w:rPr>
@@ -1810,49 +1807,13 @@
       </w:r>
       <w:r>
         <w:rPr>
-          <w:u w:val="single" w:color="0000ff"/>
           <w:rFonts w:ascii="Charis SIL Regular" w:hAnsi="Charis SIL Regular" w:eastAsia="Charis SIL Regular"/>
           <w:b w:val="0"/>
           <w:i w:val="0"/>
           <w:color w:val="000000"/>
           <w:sz w:val="24"/>
         </w:rPr>
-        <w:hyperlink r:id="rId17" w:history="1">
-          <w:r>
-            <w:rPr>
-              <w:rStyle w:val="Hyperlink"/>
-            </w:rPr>
-            <w:t>I</w:t>
-          </w:r>
-        </w:hyperlink>
-      </w:r>
-      <w:r>
-        <w:rPr>
-          <w:rFonts w:ascii="Charis SIL Regular" w:hAnsi="Charis SIL Regular" w:eastAsia="Charis SIL Regular"/>
-          <w:b w:val="0"/>
-          <w:i w:val="0"/>
-          <w:color w:val="000000"/>
-          <w:sz w:val="24"/>
-        </w:rPr>
-        <w:t>) an</w:t>
-      </w:r>
-      <w:r>
-        <w:rPr>
-          <w:u w:val="single" w:color="0000ff"/>
-          <w:rFonts w:ascii="Charis SIL Regular" w:hAnsi="Charis SIL Regular" w:eastAsia="Charis SIL Regular"/>
-          <w:b w:val="0"/>
-          <w:i w:val="0"/>
-          <w:color w:val="000000"/>
-          <w:sz w:val="24"/>
-        </w:rPr>
-        <w:hyperlink r:id="rId17" w:history="1">
-          <w:r>
-            <w:rPr>
-              <w:rStyle w:val="Hyperlink"/>
-            </w:rPr>
-            <w:t xml:space="preserve">d the </w:t>
-          </w:r>
-        </w:hyperlink>
+        <w:t xml:space="preserve">I) and the </w:t>
       </w:r>
       <w:r>
         <w:rPr>
@@ -1863,7 +1824,7 @@
           <w:sz w:val="24"/>
           <w:u w:val="single"/>
         </w:rPr>
-        <w:hyperlink r:id="rId17" w:history="1">
+        <w:hyperlink r:id="rId19" w:history="1">
           <w:r>
             <w:rPr>
               <w:rStyle w:val="Hyperlink"/>
@@ -1881,7 +1842,7 @@
           <w:sz w:val="24"/>
           <w:u w:val="single"/>
         </w:rPr>
-        <w:hyperlink r:id="rId17" w:history="1">
+        <w:hyperlink r:id="rId19" w:history="1">
           <w:r>
             <w:rPr>
               <w:rStyle w:val="Hyperlink"/>
@@ -1899,7 +1860,7 @@
           <w:sz w:val="24"/>
           <w:u w:val="single"/>
         </w:rPr>
-        <w:hyperlink r:id="rId17" w:history="1">
+        <w:hyperlink r:id="rId19" w:history="1">
           <w:r>
             <w:rPr>
               <w:rStyle w:val="Hyperlink"/>
@@ -1928,7 +1889,7 @@
           <w:sz w:val="24"/>
           <w:u w:val="single"/>
         </w:rPr>
-        <w:hyperlink r:id="rId17" w:history="1">
+        <w:hyperlink r:id="rId19" w:history="1">
           <w:r>
             <w:rPr>
               <w:rStyle w:val="Hyperlink"/>
@@ -1957,7 +1918,7 @@
           <w:sz w:val="24"/>
           <w:u w:val="single"/>
         </w:rPr>
-        <w:hyperlink r:id="rId17" w:history="1">
+        <w:hyperlink r:id="rId19" w:history="1">
           <w:r>
             <w:rPr>
               <w:rStyle w:val="Hyperlink"/>
@@ -2032,7 +1993,43 @@
           <w:color w:val="000000"/>
           <w:sz w:val="24"/>
         </w:rPr>
-        <w:t>have their ow</w:t>
+        <w:hyperlink r:id="rId18" w:history="1">
+          <w:r>
+            <w:rPr>
+              <w:rStyle w:val="Hyperlink"/>
+            </w:rPr>
+            <w:t>have</w:t>
+          </w:r>
+        </w:hyperlink>
+      </w:r>
+      <w:r>
+        <w:rPr>
+          <w:u w:val="single" w:color="0000ff"/>
+          <w:rFonts w:ascii="Charis SIL Regular" w:hAnsi="Charis SIL Regular" w:eastAsia="Charis SIL Regular"/>
+          <w:b w:val="0"/>
+          <w:i w:val="0"/>
+          <w:color w:val="000000"/>
+          <w:sz w:val="24"/>
+        </w:rPr>
+        <w:hyperlink r:id="rId18" w:history="1">
+          <w:r>
+            <w:rPr>
+              <w:rStyle w:val="Hyperlink"/>
+            </w:rPr>
+            <w:t xml:space="preserve"> their o</w:t>
+          </w:r>
+        </w:hyperlink>
+      </w:r>
+      <w:r>
+        <w:rPr>
+          <w:u w:val="single" w:color="0000ff"/>
+          <w:rFonts w:ascii="Charis SIL Regular" w:hAnsi="Charis SIL Regular" w:eastAsia="Charis SIL Regular"/>
+          <w:b w:val="0"/>
+          <w:i w:val="0"/>
+          <w:color w:val="000000"/>
+          <w:sz w:val="24"/>
+        </w:rPr>
+        <w:t>w</w:t>
       </w:r>
       <w:r>
         <w:rPr>

--- a/EXPORTS/DOCX/published/niveau3/English/KITLV.docx
+++ b/EXPORTS/DOCX/published/niveau3/English/KITLV.docx
@@ -471,7 +471,71 @@
           <w:color w:val="000000"/>
           <w:sz w:val="24"/>
         </w:rPr>
-        <w:t>ninklijk Nederland</w:t>
+        <w:t>n</w:t>
+      </w:r>
+      <w:r>
+        <w:rPr>
+          <w:u w:val="single" w:color="0000ff"/>
+          <w:rFonts w:ascii="Charis SIL Regular" w:hAnsi="Charis SIL Regular" w:eastAsia="Charis SIL Regular"/>
+          <w:b w:val="0"/>
+          <w:i w:val="0"/>
+          <w:color w:val="000000"/>
+          <w:sz w:val="24"/>
+        </w:rPr>
+        <w:hyperlink r:id="rId10" w:history="1">
+          <w:r>
+            <w:rPr>
+              <w:rStyle w:val="Hyperlink"/>
+            </w:rPr>
+            <w:t>inkli</w:t>
+          </w:r>
+        </w:hyperlink>
+      </w:r>
+      <w:r>
+        <w:rPr>
+          <w:u w:val="single" w:color="0000ff"/>
+          <w:rFonts w:ascii="Charis SIL Regular" w:hAnsi="Charis SIL Regular" w:eastAsia="Charis SIL Regular"/>
+          <w:b w:val="0"/>
+          <w:i w:val="0"/>
+          <w:color w:val="000000"/>
+          <w:sz w:val="24"/>
+        </w:rPr>
+        <w:hyperlink r:id="rId10" w:history="1">
+          <w:r>
+            <w:rPr>
+              <w:rStyle w:val="Hyperlink"/>
+            </w:rPr>
+            <w:t>j</w:t>
+          </w:r>
+        </w:hyperlink>
+      </w:r>
+      <w:r>
+        <w:rPr>
+          <w:u w:val="single" w:color="0000ff"/>
+          <w:rFonts w:ascii="Charis SIL Regular" w:hAnsi="Charis SIL Regular" w:eastAsia="Charis SIL Regular"/>
+          <w:b w:val="0"/>
+          <w:i w:val="0"/>
+          <w:color w:val="000000"/>
+          <w:sz w:val="24"/>
+        </w:rPr>
+        <w:hyperlink r:id="rId10" w:history="1">
+          <w:r>
+            <w:rPr>
+              <w:rStyle w:val="Hyperlink"/>
+            </w:rPr>
+            <w:t>k Nede</w:t>
+          </w:r>
+        </w:hyperlink>
+      </w:r>
+      <w:r>
+        <w:rPr>
+          <w:rFonts w:ascii="Charis SIL Regular" w:hAnsi="Charis SIL Regular" w:eastAsia="Charis SIL Regular"/>
+          <w:b w:val="0"/>
+          <w:i w:val="0"/>
+          <w:color w:val="000000"/>
+          <w:sz w:val="24"/>
+        </w:rPr>
+        <w:t>rland</w:t>
       </w:r>
       <w:r>
         <w:rPr>
@@ -1777,6 +1841,7 @@
           <w:i w:val="0"/>
           <w:color w:val="0000FF"/>
           <w:sz w:val="24"/>
+          <w:u w:val="single"/>
         </w:rPr>
         <w:hyperlink r:id="rId18" w:history="1">
           <w:r>
@@ -1807,13 +1872,49 @@
       </w:r>
       <w:r>
         <w:rPr>
+          <w:u w:val="single" w:color="0000ff"/>
           <w:rFonts w:ascii="Charis SIL Regular" w:hAnsi="Charis SIL Regular" w:eastAsia="Charis SIL Regular"/>
           <w:b w:val="0"/>
           <w:i w:val="0"/>
           <w:color w:val="000000"/>
           <w:sz w:val="24"/>
         </w:rPr>
-        <w:t xml:space="preserve">I) and the </w:t>
+        <w:hyperlink r:id="rId17" w:history="1">
+          <w:r>
+            <w:rPr>
+              <w:rStyle w:val="Hyperlink"/>
+            </w:rPr>
+            <w:t>I</w:t>
+          </w:r>
+        </w:hyperlink>
+      </w:r>
+      <w:r>
+        <w:rPr>
+          <w:u w:val="single" w:color="0000ff"/>
+          <w:rFonts w:ascii="Charis SIL Regular" w:hAnsi="Charis SIL Regular" w:eastAsia="Charis SIL Regular"/>
+          <w:b w:val="0"/>
+          <w:i w:val="0"/>
+          <w:color w:val="000000"/>
+          <w:sz w:val="24"/>
+        </w:rPr>
+        <w:hyperlink r:id="rId17" w:history="1">
+          <w:r>
+            <w:rPr>
+              <w:rStyle w:val="Hyperlink"/>
+            </w:rPr>
+            <w:t>) an</w:t>
+          </w:r>
+        </w:hyperlink>
+      </w:r>
+      <w:r>
+        <w:rPr>
+          <w:rFonts w:ascii="Charis SIL Regular" w:hAnsi="Charis SIL Regular" w:eastAsia="Charis SIL Regular"/>
+          <w:b w:val="0"/>
+          <w:i w:val="0"/>
+          <w:color w:val="000000"/>
+          <w:sz w:val="24"/>
+        </w:rPr>
+        <w:t xml:space="preserve">d the </w:t>
       </w:r>
       <w:r>
         <w:rPr>
@@ -1824,7 +1925,7 @@
           <w:sz w:val="24"/>
           <w:u w:val="single"/>
         </w:rPr>
-        <w:hyperlink r:id="rId19" w:history="1">
+        <w:hyperlink r:id="rId17" w:history="1">
           <w:r>
             <w:rPr>
               <w:rStyle w:val="Hyperlink"/>
@@ -1842,7 +1943,7 @@
           <w:sz w:val="24"/>
           <w:u w:val="single"/>
         </w:rPr>
-        <w:hyperlink r:id="rId19" w:history="1">
+        <w:hyperlink r:id="rId17" w:history="1">
           <w:r>
             <w:rPr>
               <w:rStyle w:val="Hyperlink"/>
@@ -1860,7 +1961,7 @@
           <w:sz w:val="24"/>
           <w:u w:val="single"/>
         </w:rPr>
-        <w:hyperlink r:id="rId19" w:history="1">
+        <w:hyperlink r:id="rId17" w:history="1">
           <w:r>
             <w:rPr>
               <w:rStyle w:val="Hyperlink"/>
@@ -2364,7 +2465,7 @@
           <w:sz w:val="24"/>
           <w:u w:val="single"/>
         </w:rPr>
-        <w:t>Scientific research in colonised terr</w:t>
+        <w:t>Scientific research in colonised terri</w:t>
       </w:r>
       <w:r>
         <w:rPr>
@@ -2375,7 +2476,7 @@
           <w:sz w:val="24"/>
           <w:u w:val="single"/>
         </w:rPr>
-        <w:t>i</w:t>
+        <w:t>torie</w:t>
       </w:r>
       <w:r>
         <w:rPr>
@@ -2384,9 +2485,8 @@
           <w:i w:val="0"/>
           <w:color w:val="0000FF"/>
           <w:sz w:val="24"/>
-          <w:u w:val="single"/>
-        </w:rPr>
-        <w:t>tories</w:t>
+        </w:rPr>
+        <w:t>s</w:t>
       </w:r>
       <w:r>
         <w:br/>

--- a/EXPORTS/DOCX/published/niveau3/English/KITLV.docx
+++ b/EXPORTS/DOCX/published/niveau3/English/KITLV.docx
@@ -1423,7 +1423,7 @@
           <w:sz w:val="24"/>
           <w:u w:val="single"/>
         </w:rPr>
-        <w:hyperlink r:id="rId14" w:history="1">
+        <w:hyperlink r:id="rId15" w:history="1">
           <w:r>
             <w:rPr>
               <w:rStyle w:val="Hyperlink"/>
@@ -1588,49 +1588,13 @@
       </w:r>
       <w:r>
         <w:rPr>
-          <w:u w:val="single" w:color="0000ff"/>
           <w:rFonts w:ascii="Charis SIL Regular" w:hAnsi="Charis SIL Regular" w:eastAsia="Charis SIL Regular"/>
           <w:b w:val="0"/>
           <w:i w:val="0"/>
           <w:color w:val="000000"/>
           <w:sz w:val="24"/>
         </w:rPr>
-        <w:hyperlink r:id="rId16" w:history="1">
-          <w:r>
-            <w:rPr>
-              <w:rStyle w:val="Hyperlink"/>
-            </w:rPr>
-            <w:t>s</w:t>
-          </w:r>
-        </w:hyperlink>
-      </w:r>
-      <w:r>
-        <w:rPr>
-          <w:u w:val="single" w:color="0000ff"/>
-          <w:rFonts w:ascii="Charis SIL Regular" w:hAnsi="Charis SIL Regular" w:eastAsia="Charis SIL Regular"/>
-          <w:b w:val="0"/>
-          <w:i w:val="0"/>
-          <w:color w:val="000000"/>
-          <w:sz w:val="24"/>
-        </w:rPr>
-        <w:hyperlink r:id="rId16" w:history="1">
-          <w:r>
-            <w:rPr>
-              <w:rStyle w:val="Hyperlink"/>
-            </w:rPr>
-            <w:t xml:space="preserve"> to the KI</w:t>
-          </w:r>
-        </w:hyperlink>
-      </w:r>
-      <w:r>
-        <w:rPr>
-          <w:rFonts w:ascii="Charis SIL Regular" w:hAnsi="Charis SIL Regular" w:eastAsia="Charis SIL Regular"/>
-          <w:b w:val="0"/>
-          <w:i w:val="0"/>
-          <w:color w:val="000000"/>
-          <w:sz w:val="24"/>
-        </w:rPr>
-        <w:t xml:space="preserve">TLV </w:t>
+        <w:t xml:space="preserve">s to the KITLV </w:t>
       </w:r>
       <w:r>
         <w:rPr>
@@ -1812,45 +1776,8 @@
           <w:i w:val="0"/>
           <w:color w:val="0000FF"/>
           <w:sz w:val="24"/>
-          <w:u w:val="single"/>
-        </w:rPr>
-        <w:hyperlink r:id="rId18" w:history="1">
-          <w:r>
-            <w:rPr>
-              <w:rStyle w:val="Hyperlink"/>
-            </w:rPr>
-            <w:t>Archive</w:t>
-          </w:r>
-        </w:hyperlink>
-      </w:r>
-      <w:r>
-        <w:rPr>
-          <w:rFonts w:ascii="Charis SIL Regular" w:hAnsi="Charis SIL Regular" w:eastAsia="Charis SIL Regular"/>
-          <w:b w:val="0"/>
-          <w:i w:val="0"/>
-          <w:color w:val="0000FF"/>
-          <w:sz w:val="24"/>
-          <w:u w:val="single"/>
-        </w:rPr>
-        <w:t xml:space="preserve"> </w:t>
-      </w:r>
-      <w:r>
-        <w:rPr>
-          <w:rFonts w:ascii="Charis SIL Regular" w:hAnsi="Charis SIL Regular" w:eastAsia="Charis SIL Regular"/>
-          <w:b w:val="0"/>
-          <w:i w:val="0"/>
-          <w:color w:val="0000FF"/>
-          <w:sz w:val="24"/>
-          <w:u w:val="single"/>
-        </w:rPr>
-        <w:hyperlink r:id="rId18" w:history="1">
-          <w:r>
-            <w:rPr>
-              <w:rStyle w:val="Hyperlink"/>
-            </w:rPr>
-            <w:t>Indonesia</w:t>
-          </w:r>
-        </w:hyperlink>
+        </w:rPr>
+        <w:t>Archive Indonesia</w:t>
       </w:r>
       <w:r>
         <w:rPr>
@@ -1879,42 +1806,7 @@
           <w:color w:val="000000"/>
           <w:sz w:val="24"/>
         </w:rPr>
-        <w:hyperlink r:id="rId17" w:history="1">
-          <w:r>
-            <w:rPr>
-              <w:rStyle w:val="Hyperlink"/>
-            </w:rPr>
-            <w:t>I</w:t>
-          </w:r>
-        </w:hyperlink>
-      </w:r>
-      <w:r>
-        <w:rPr>
-          <w:u w:val="single" w:color="0000ff"/>
-          <w:rFonts w:ascii="Charis SIL Regular" w:hAnsi="Charis SIL Regular" w:eastAsia="Charis SIL Regular"/>
-          <w:b w:val="0"/>
-          <w:i w:val="0"/>
-          <w:color w:val="000000"/>
-          <w:sz w:val="24"/>
-        </w:rPr>
-        <w:hyperlink r:id="rId17" w:history="1">
-          <w:r>
-            <w:rPr>
-              <w:rStyle w:val="Hyperlink"/>
-            </w:rPr>
-            <w:t>) an</w:t>
-          </w:r>
-        </w:hyperlink>
-      </w:r>
-      <w:r>
-        <w:rPr>
-          <w:rFonts w:ascii="Charis SIL Regular" w:hAnsi="Charis SIL Regular" w:eastAsia="Charis SIL Regular"/>
-          <w:b w:val="0"/>
-          <w:i w:val="0"/>
-          <w:color w:val="000000"/>
-          <w:sz w:val="24"/>
-        </w:rPr>
-        <w:t xml:space="preserve">d the </w:t>
+        <w:t xml:space="preserve">I) and the </w:t>
       </w:r>
       <w:r>
         <w:rPr>
@@ -1925,7 +1817,7 @@
           <w:sz w:val="24"/>
           <w:u w:val="single"/>
         </w:rPr>
-        <w:hyperlink r:id="rId17" w:history="1">
+        <w:hyperlink r:id="rId19" w:history="1">
           <w:r>
             <w:rPr>
               <w:rStyle w:val="Hyperlink"/>
@@ -1943,7 +1835,7 @@
           <w:sz w:val="24"/>
           <w:u w:val="single"/>
         </w:rPr>
-        <w:hyperlink r:id="rId17" w:history="1">
+        <w:hyperlink r:id="rId19" w:history="1">
           <w:r>
             <w:rPr>
               <w:rStyle w:val="Hyperlink"/>
@@ -1961,7 +1853,7 @@
           <w:sz w:val="24"/>
           <w:u w:val="single"/>
         </w:rPr>
-        <w:hyperlink r:id="rId17" w:history="1">
+        <w:hyperlink r:id="rId19" w:history="1">
           <w:r>
             <w:rPr>
               <w:rStyle w:val="Hyperlink"/>
@@ -2123,7 +2015,6 @@
       </w:r>
       <w:r>
         <w:rPr>
-          <w:u w:val="single" w:color="0000ff"/>
           <w:rFonts w:ascii="Charis SIL Regular" w:hAnsi="Charis SIL Regular" w:eastAsia="Charis SIL Regular"/>
           <w:b w:val="0"/>
           <w:i w:val="0"/>
@@ -2465,7 +2356,7 @@
           <w:sz w:val="24"/>
           <w:u w:val="single"/>
         </w:rPr>
-        <w:t>Scientific research in colonised terri</w:t>
+        <w:t>Scientific research in colonised terr</w:t>
       </w:r>
       <w:r>
         <w:rPr>
@@ -2476,7 +2367,7 @@
           <w:sz w:val="24"/>
           <w:u w:val="single"/>
         </w:rPr>
-        <w:t>torie</w:t>
+        <w:t>i</w:t>
       </w:r>
       <w:r>
         <w:rPr>
@@ -2485,8 +2376,9 @@
           <w:i w:val="0"/>
           <w:color w:val="0000FF"/>
           <w:sz w:val="24"/>
-        </w:rPr>
-        <w:t>s</w:t>
+          <w:u w:val="single"/>
+        </w:rPr>
+        <w:t>tories</w:t>
       </w:r>
       <w:r>
         <w:br/>

--- a/EXPORTS/DOCX/published/niveau3/English/KITLV.docx
+++ b/EXPORTS/DOCX/published/niveau3/English/KITLV.docx
@@ -546,14 +546,7 @@
           <w:color w:val="000000"/>
           <w:sz w:val="24"/>
         </w:rPr>
-        <w:hyperlink r:id="rId11" w:history="1">
-          <w:r>
-            <w:rPr>
-              <w:rStyle w:val="Hyperlink"/>
-            </w:rPr>
-            <w:t>s Aard</w:t>
-          </w:r>
-        </w:hyperlink>
+        <w:t>s Aard</w:t>
       </w:r>
       <w:r>
         <w:rPr>
@@ -1423,7 +1416,7 @@
           <w:sz w:val="24"/>
           <w:u w:val="single"/>
         </w:rPr>
-        <w:hyperlink r:id="rId15" w:history="1">
+        <w:hyperlink r:id="rId14" w:history="1">
           <w:r>
             <w:rPr>
               <w:rStyle w:val="Hyperlink"/>
@@ -1555,46 +1548,7 @@
           <w:color w:val="000000"/>
           <w:sz w:val="24"/>
         </w:rPr>
-        <w:t>This also a</w:t>
-      </w:r>
-      <w:r>
-        <w:rPr>
-          <w:u w:val="single" w:color="0000ff"/>
-          <w:rFonts w:ascii="Charis SIL Regular" w:hAnsi="Charis SIL Regular" w:eastAsia="Charis SIL Regular"/>
-          <w:b w:val="0"/>
-          <w:i w:val="0"/>
-          <w:color w:val="000000"/>
-          <w:sz w:val="24"/>
-        </w:rPr>
-        <w:t>p</w:t>
-      </w:r>
-      <w:r>
-        <w:rPr>
-          <w:u w:val="single" w:color="0000ff"/>
-          <w:rFonts w:ascii="Charis SIL Regular" w:hAnsi="Charis SIL Regular" w:eastAsia="Charis SIL Regular"/>
-          <w:b w:val="0"/>
-          <w:i w:val="0"/>
-          <w:color w:val="000000"/>
-          <w:sz w:val="24"/>
-        </w:rPr>
-        <w:hyperlink r:id="rId16" w:history="1">
-          <w:r>
-            <w:rPr>
-              <w:rStyle w:val="Hyperlink"/>
-            </w:rPr>
-            <w:t>plie</w:t>
-          </w:r>
-        </w:hyperlink>
-      </w:r>
-      <w:r>
-        <w:rPr>
-          <w:rFonts w:ascii="Charis SIL Regular" w:hAnsi="Charis SIL Regular" w:eastAsia="Charis SIL Regular"/>
-          <w:b w:val="0"/>
-          <w:i w:val="0"/>
-          <w:color w:val="000000"/>
-          <w:sz w:val="24"/>
-        </w:rPr>
-        <w:t xml:space="preserve">s to the KITLV </w:t>
+        <w:t xml:space="preserve">This also applies to the KITLV </w:t>
       </w:r>
       <w:r>
         <w:rPr>
@@ -1720,64 +1674,17 @@
           <w:sz w:val="24"/>
           <w:u w:val="single"/>
         </w:rPr>
-        <w:hyperlink r:id="rId18" w:history="1">
-          <w:r>
-            <w:rPr>
-              <w:rStyle w:val="Hyperlink"/>
-            </w:rPr>
-            <w:t>Oral</w:t>
-          </w:r>
-        </w:hyperlink>
+        <w:t>Oral History Archive Indonesia</w:t>
       </w:r>
       <w:r>
         <w:rPr>
           <w:rFonts w:ascii="Charis SIL Regular" w:hAnsi="Charis SIL Regular" w:eastAsia="Charis SIL Regular"/>
           <w:b w:val="0"/>
           <w:i w:val="0"/>
-          <w:color w:val="0000FF"/>
-          <w:sz w:val="24"/>
-          <w:u w:val="single"/>
-        </w:rPr>
-        <w:t xml:space="preserve"> </w:t>
-      </w:r>
-      <w:r>
-        <w:rPr>
-          <w:rFonts w:ascii="Charis SIL Regular" w:hAnsi="Charis SIL Regular" w:eastAsia="Charis SIL Regular"/>
-          <w:b w:val="0"/>
-          <w:i w:val="0"/>
-          <w:color w:val="0000FF"/>
-          <w:sz w:val="24"/>
-          <w:u w:val="single"/>
-        </w:rPr>
-        <w:hyperlink r:id="rId18" w:history="1">
-          <w:r>
-            <w:rPr>
-              <w:rStyle w:val="Hyperlink"/>
-            </w:rPr>
-            <w:t>History</w:t>
-          </w:r>
-        </w:hyperlink>
-      </w:r>
-      <w:r>
-        <w:rPr>
-          <w:rFonts w:ascii="Charis SIL Regular" w:hAnsi="Charis SIL Regular" w:eastAsia="Charis SIL Regular"/>
-          <w:b w:val="0"/>
-          <w:i w:val="0"/>
-          <w:color w:val="0000FF"/>
-          <w:sz w:val="24"/>
-          <w:u w:val="single"/>
-        </w:rPr>
-        <w:t xml:space="preserve"> </w:t>
-      </w:r>
-      <w:r>
-        <w:rPr>
-          <w:rFonts w:ascii="Charis SIL Regular" w:hAnsi="Charis SIL Regular" w:eastAsia="Charis SIL Regular"/>
-          <w:b w:val="0"/>
-          <w:i w:val="0"/>
-          <w:color w:val="0000FF"/>
-          <w:sz w:val="24"/>
-        </w:rPr>
-        <w:t>Archive Indonesia</w:t>
+          <w:color w:val="000000"/>
+          <w:sz w:val="24"/>
+        </w:rPr>
+        <w:t xml:space="preserve"> (SMGI) an</w:t>
       </w:r>
       <w:r>
         <w:rPr>
@@ -1793,23 +1700,12 @@
             <w:rPr>
               <w:rStyle w:val="Hyperlink"/>
             </w:rPr>
-            <w:t xml:space="preserve"> (SMG</w:t>
+            <w:t xml:space="preserve">d the </w:t>
           </w:r>
         </w:hyperlink>
       </w:r>
       <w:r>
         <w:rPr>
-          <w:u w:val="single" w:color="0000ff"/>
-          <w:rFonts w:ascii="Charis SIL Regular" w:hAnsi="Charis SIL Regular" w:eastAsia="Charis SIL Regular"/>
-          <w:b w:val="0"/>
-          <w:i w:val="0"/>
-          <w:color w:val="000000"/>
-          <w:sz w:val="24"/>
-        </w:rPr>
-        <w:t xml:space="preserve">I) and the </w:t>
-      </w:r>
-      <w:r>
-        <w:rPr>
           <w:rFonts w:ascii="Charis SIL Regular" w:hAnsi="Charis SIL Regular" w:eastAsia="Charis SIL Regular"/>
           <w:b w:val="0"/>
           <w:i w:val="0"/>
@@ -1817,7 +1713,7 @@
           <w:sz w:val="24"/>
           <w:u w:val="single"/>
         </w:rPr>
-        <w:hyperlink r:id="rId19" w:history="1">
+        <w:hyperlink r:id="rId17" w:history="1">
           <w:r>
             <w:rPr>
               <w:rStyle w:val="Hyperlink"/>
@@ -1835,7 +1731,7 @@
           <w:sz w:val="24"/>
           <w:u w:val="single"/>
         </w:rPr>
-        <w:hyperlink r:id="rId19" w:history="1">
+        <w:hyperlink r:id="rId17" w:history="1">
           <w:r>
             <w:rPr>
               <w:rStyle w:val="Hyperlink"/>
@@ -1853,7 +1749,7 @@
           <w:sz w:val="24"/>
           <w:u w:val="single"/>
         </w:rPr>
-        <w:hyperlink r:id="rId19" w:history="1">
+        <w:hyperlink r:id="rId17" w:history="1">
           <w:r>
             <w:rPr>
               <w:rStyle w:val="Hyperlink"/>
@@ -1882,7 +1778,7 @@
           <w:sz w:val="24"/>
           <w:u w:val="single"/>
         </w:rPr>
-        <w:hyperlink r:id="rId19" w:history="1">
+        <w:hyperlink r:id="rId17" w:history="1">
           <w:r>
             <w:rPr>
               <w:rStyle w:val="Hyperlink"/>
@@ -1911,7 +1807,7 @@
           <w:sz w:val="24"/>
           <w:u w:val="single"/>
         </w:rPr>
-        <w:hyperlink r:id="rId19" w:history="1">
+        <w:hyperlink r:id="rId18" w:history="1">
           <w:r>
             <w:rPr>
               <w:rStyle w:val="Hyperlink"/>
@@ -1929,7 +1825,7 @@
           <w:sz w:val="24"/>
           <w:u w:val="single"/>
         </w:rPr>
-        <w:hyperlink r:id="rId19" w:history="1">
+        <w:hyperlink r:id="rId18" w:history="1">
           <w:r>
             <w:rPr>
               <w:rStyle w:val="Hyperlink"/>
@@ -1958,7 +1854,7 @@
           <w:sz w:val="24"/>
           <w:u w:val="single"/>
         </w:rPr>
-        <w:hyperlink r:id="rId19" w:history="1">
+        <w:hyperlink r:id="rId18" w:history="1">
           <w:r>
             <w:rPr>
               <w:rStyle w:val="Hyperlink"/>
@@ -1986,7 +1882,7 @@
           <w:color w:val="000000"/>
           <w:sz w:val="24"/>
         </w:rPr>
-        <w:hyperlink r:id="rId18" w:history="1">
+        <w:hyperlink r:id="rId19" w:history="1">
           <w:r>
             <w:rPr>
               <w:rStyle w:val="Hyperlink"/>
@@ -2004,7 +1900,7 @@
           <w:color w:val="000000"/>
           <w:sz w:val="24"/>
         </w:rPr>
-        <w:hyperlink r:id="rId18" w:history="1">
+        <w:hyperlink r:id="rId19" w:history="1">
           <w:r>
             <w:rPr>
               <w:rStyle w:val="Hyperlink"/>
@@ -2015,6 +1911,7 @@
       </w:r>
       <w:r>
         <w:rPr>
+          <w:u w:val="single" w:color="0000ff"/>
           <w:rFonts w:ascii="Charis SIL Regular" w:hAnsi="Charis SIL Regular" w:eastAsia="Charis SIL Regular"/>
           <w:b w:val="0"/>
           <w:i w:val="0"/>
@@ -2032,7 +1929,7 @@
           <w:color w:val="000000"/>
           <w:sz w:val="24"/>
         </w:rPr>
-        <w:hyperlink r:id="rId18" w:history="1">
+        <w:hyperlink r:id="rId19" w:history="1">
           <w:r>
             <w:rPr>
               <w:rStyle w:val="Hyperlink"/>
@@ -2050,7 +1947,7 @@
           <w:color w:val="000000"/>
           <w:sz w:val="24"/>
         </w:rPr>
-        <w:hyperlink r:id="rId18" w:history="1">
+        <w:hyperlink r:id="rId19" w:history="1">
           <w:r>
             <w:rPr>
               <w:rStyle w:val="Hyperlink"/>
@@ -2068,7 +1965,7 @@
           <w:color w:val="000000"/>
           <w:sz w:val="24"/>
         </w:rPr>
-        <w:hyperlink r:id="rId18" w:history="1">
+        <w:hyperlink r:id="rId19" w:history="1">
           <w:r>
             <w:rPr>
               <w:rStyle w:val="Hyperlink"/>
@@ -3892,7 +3789,7 @@
           <w:sz w:val="24"/>
           <w:u w:val="single"/>
         </w:rPr>
-        <w:hyperlink r:id="rId18" w:history="1">
+        <w:hyperlink r:id="rId19" w:history="1">
           <w:r>
             <w:rPr>
               <w:rStyle w:val="Hyperlink"/>
@@ -3910,7 +3807,7 @@
           <w:sz w:val="24"/>
           <w:u w:val="single"/>
         </w:rPr>
-        <w:hyperlink r:id="rId18" w:history="1">
+        <w:hyperlink r:id="rId19" w:history="1">
           <w:r>
             <w:rPr>
               <w:rStyle w:val="Hyperlink"/>
@@ -3928,7 +3825,7 @@
           <w:sz w:val="24"/>
           <w:u w:val="single"/>
         </w:rPr>
-        <w:hyperlink r:id="rId18" w:history="1">
+        <w:hyperlink r:id="rId19" w:history="1">
           <w:r>
             <w:rPr>
               <w:rStyle w:val="Hyperlink"/>
@@ -3946,7 +3843,7 @@
           <w:sz w:val="24"/>
           <w:u w:val="single"/>
         </w:rPr>
-        <w:hyperlink r:id="rId18" w:history="1">
+        <w:hyperlink r:id="rId19" w:history="1">
           <w:r>
             <w:rPr>
               <w:rStyle w:val="Hyperlink"/>
@@ -3964,7 +3861,7 @@
           <w:sz w:val="24"/>
           <w:u w:val="single"/>
         </w:rPr>
-        <w:hyperlink r:id="rId18" w:history="1">
+        <w:hyperlink r:id="rId19" w:history="1">
           <w:r>
             <w:rPr>
               <w:rStyle w:val="Hyperlink"/>
@@ -4044,7 +3941,7 @@
           <w:sz w:val="24"/>
           <w:u w:val="single"/>
         </w:rPr>
-        <w:hyperlink r:id="rId19" w:history="1">
+        <w:hyperlink r:id="rId18" w:history="1">
           <w:r>
             <w:rPr>
               <w:rStyle w:val="Hyperlink"/>
@@ -4062,7 +3959,7 @@
           <w:sz w:val="24"/>
           <w:u w:val="single"/>
         </w:rPr>
-        <w:hyperlink r:id="rId19" w:history="1">
+        <w:hyperlink r:id="rId18" w:history="1">
           <w:r>
             <w:rPr>
               <w:rStyle w:val="Hyperlink"/>
@@ -4080,7 +3977,7 @@
           <w:sz w:val="24"/>
           <w:u w:val="single"/>
         </w:rPr>
-        <w:hyperlink r:id="rId19" w:history="1">
+        <w:hyperlink r:id="rId18" w:history="1">
           <w:r>
             <w:rPr>
               <w:rStyle w:val="Hyperlink"/>

--- a/EXPORTS/DOCX/published/niveau3/English/KITLV.docx
+++ b/EXPORTS/DOCX/published/niveau3/English/KITLV.docx
@@ -1416,7 +1416,7 @@
           <w:sz w:val="24"/>
           <w:u w:val="single"/>
         </w:rPr>
-        <w:hyperlink r:id="rId14" w:history="1">
+        <w:hyperlink r:id="rId15" w:history="1">
           <w:r>
             <w:rPr>
               <w:rStyle w:val="Hyperlink"/>
@@ -1674,17 +1674,64 @@
           <w:sz w:val="24"/>
           <w:u w:val="single"/>
         </w:rPr>
-        <w:t>Oral History Archive Indonesia</w:t>
+        <w:hyperlink r:id="rId18" w:history="1">
+          <w:r>
+            <w:rPr>
+              <w:rStyle w:val="Hyperlink"/>
+            </w:rPr>
+            <w:t>Oral</w:t>
+          </w:r>
+        </w:hyperlink>
       </w:r>
       <w:r>
         <w:rPr>
           <w:rFonts w:ascii="Charis SIL Regular" w:hAnsi="Charis SIL Regular" w:eastAsia="Charis SIL Regular"/>
           <w:b w:val="0"/>
           <w:i w:val="0"/>
-          <w:color w:val="000000"/>
-          <w:sz w:val="24"/>
-        </w:rPr>
-        <w:t xml:space="preserve"> (SMGI) an</w:t>
+          <w:color w:val="0000FF"/>
+          <w:sz w:val="24"/>
+          <w:u w:val="single"/>
+        </w:rPr>
+        <w:t xml:space="preserve"> </w:t>
+      </w:r>
+      <w:r>
+        <w:rPr>
+          <w:rFonts w:ascii="Charis SIL Regular" w:hAnsi="Charis SIL Regular" w:eastAsia="Charis SIL Regular"/>
+          <w:b w:val="0"/>
+          <w:i w:val="0"/>
+          <w:color w:val="0000FF"/>
+          <w:sz w:val="24"/>
+          <w:u w:val="single"/>
+        </w:rPr>
+        <w:hyperlink r:id="rId18" w:history="1">
+          <w:r>
+            <w:rPr>
+              <w:rStyle w:val="Hyperlink"/>
+            </w:rPr>
+            <w:t>History</w:t>
+          </w:r>
+        </w:hyperlink>
+      </w:r>
+      <w:r>
+        <w:rPr>
+          <w:rFonts w:ascii="Charis SIL Regular" w:hAnsi="Charis SIL Regular" w:eastAsia="Charis SIL Regular"/>
+          <w:b w:val="0"/>
+          <w:i w:val="0"/>
+          <w:color w:val="0000FF"/>
+          <w:sz w:val="24"/>
+          <w:u w:val="single"/>
+        </w:rPr>
+        <w:t xml:space="preserve"> </w:t>
+      </w:r>
+      <w:r>
+        <w:rPr>
+          <w:rFonts w:ascii="Charis SIL Regular" w:hAnsi="Charis SIL Regular" w:eastAsia="Charis SIL Regular"/>
+          <w:b w:val="0"/>
+          <w:i w:val="0"/>
+          <w:color w:val="0000FF"/>
+          <w:sz w:val="24"/>
+        </w:rPr>
+        <w:t>Archive Indonesia</w:t>
       </w:r>
       <w:r>
         <w:rPr>
@@ -1700,12 +1747,41 @@
             <w:rPr>
               <w:rStyle w:val="Hyperlink"/>
             </w:rPr>
-            <w:t xml:space="preserve">d the </w:t>
+            <w:t xml:space="preserve"> (SMG</w:t>
           </w:r>
         </w:hyperlink>
       </w:r>
       <w:r>
         <w:rPr>
+          <w:u w:val="single" w:color="0000ff"/>
+          <w:rFonts w:ascii="Charis SIL Regular" w:hAnsi="Charis SIL Regular" w:eastAsia="Charis SIL Regular"/>
+          <w:b w:val="0"/>
+          <w:i w:val="0"/>
+          <w:color w:val="000000"/>
+          <w:sz w:val="24"/>
+        </w:rPr>
+        <w:hyperlink r:id="rId17" w:history="1">
+          <w:r>
+            <w:rPr>
+              <w:rStyle w:val="Hyperlink"/>
+            </w:rPr>
+            <w:t>I</w:t>
+          </w:r>
+        </w:hyperlink>
+      </w:r>
+      <w:r>
+        <w:rPr>
+          <w:u w:val="single" w:color="0000ff"/>
+          <w:rFonts w:ascii="Charis SIL Regular" w:hAnsi="Charis SIL Regular" w:eastAsia="Charis SIL Regular"/>
+          <w:b w:val="0"/>
+          <w:i w:val="0"/>
+          <w:color w:val="000000"/>
+          <w:sz w:val="24"/>
+        </w:rPr>
+        <w:t xml:space="preserve">) and the </w:t>
+      </w:r>
+      <w:r>
+        <w:rPr>
           <w:rFonts w:ascii="Charis SIL Regular" w:hAnsi="Charis SIL Regular" w:eastAsia="Charis SIL Regular"/>
           <w:b w:val="0"/>
           <w:i w:val="0"/>
@@ -1713,7 +1789,7 @@
           <w:sz w:val="24"/>
           <w:u w:val="single"/>
         </w:rPr>
-        <w:hyperlink r:id="rId17" w:history="1">
+        <w:hyperlink r:id="rId19" w:history="1">
           <w:r>
             <w:rPr>
               <w:rStyle w:val="Hyperlink"/>
@@ -1731,7 +1807,7 @@
           <w:sz w:val="24"/>
           <w:u w:val="single"/>
         </w:rPr>
-        <w:hyperlink r:id="rId17" w:history="1">
+        <w:hyperlink r:id="rId19" w:history="1">
           <w:r>
             <w:rPr>
               <w:rStyle w:val="Hyperlink"/>
@@ -1749,7 +1825,7 @@
           <w:sz w:val="24"/>
           <w:u w:val="single"/>
         </w:rPr>
-        <w:hyperlink r:id="rId17" w:history="1">
+        <w:hyperlink r:id="rId19" w:history="1">
           <w:r>
             <w:rPr>
               <w:rStyle w:val="Hyperlink"/>
@@ -1778,7 +1854,7 @@
           <w:sz w:val="24"/>
           <w:u w:val="single"/>
         </w:rPr>
-        <w:hyperlink r:id="rId17" w:history="1">
+        <w:hyperlink r:id="rId19" w:history="1">
           <w:r>
             <w:rPr>
               <w:rStyle w:val="Hyperlink"/>
@@ -1807,7 +1883,7 @@
           <w:sz w:val="24"/>
           <w:u w:val="single"/>
         </w:rPr>
-        <w:hyperlink r:id="rId18" w:history="1">
+        <w:hyperlink r:id="rId19" w:history="1">
           <w:r>
             <w:rPr>
               <w:rStyle w:val="Hyperlink"/>
@@ -1825,7 +1901,7 @@
           <w:sz w:val="24"/>
           <w:u w:val="single"/>
         </w:rPr>
-        <w:hyperlink r:id="rId18" w:history="1">
+        <w:hyperlink r:id="rId19" w:history="1">
           <w:r>
             <w:rPr>
               <w:rStyle w:val="Hyperlink"/>
@@ -1854,7 +1930,7 @@
           <w:sz w:val="24"/>
           <w:u w:val="single"/>
         </w:rPr>
-        <w:hyperlink r:id="rId18" w:history="1">
+        <w:hyperlink r:id="rId19" w:history="1">
           <w:r>
             <w:rPr>
               <w:rStyle w:val="Hyperlink"/>
@@ -1875,6 +1951,16 @@
       </w:r>
       <w:r>
         <w:rPr>
+          <w:rFonts w:ascii="Charis SIL Regular" w:hAnsi="Charis SIL Regular" w:eastAsia="Charis SIL Regular"/>
+          <w:b w:val="0"/>
+          <w:i w:val="0"/>
+          <w:color w:val="000000"/>
+          <w:sz w:val="24"/>
+        </w:rPr>
+        <w:t>have their ow</w:t>
+      </w:r>
+      <w:r>
+        <w:rPr>
           <w:u w:val="single" w:color="0000ff"/>
           <w:rFonts w:ascii="Charis SIL Regular" w:hAnsi="Charis SIL Regular" w:eastAsia="Charis SIL Regular"/>
           <w:b w:val="0"/>
@@ -1882,54 +1968,7 @@
           <w:color w:val="000000"/>
           <w:sz w:val="24"/>
         </w:rPr>
-        <w:hyperlink r:id="rId19" w:history="1">
-          <w:r>
-            <w:rPr>
-              <w:rStyle w:val="Hyperlink"/>
-            </w:rPr>
-            <w:t>have</w:t>
-          </w:r>
-        </w:hyperlink>
-      </w:r>
-      <w:r>
-        <w:rPr>
-          <w:u w:val="single" w:color="0000ff"/>
-          <w:rFonts w:ascii="Charis SIL Regular" w:hAnsi="Charis SIL Regular" w:eastAsia="Charis SIL Regular"/>
-          <w:b w:val="0"/>
-          <w:i w:val="0"/>
-          <w:color w:val="000000"/>
-          <w:sz w:val="24"/>
-        </w:rPr>
-        <w:hyperlink r:id="rId19" w:history="1">
-          <w:r>
-            <w:rPr>
-              <w:rStyle w:val="Hyperlink"/>
-            </w:rPr>
-            <w:t xml:space="preserve"> their o</w:t>
-          </w:r>
-        </w:hyperlink>
-      </w:r>
-      <w:r>
-        <w:rPr>
-          <w:u w:val="single" w:color="0000ff"/>
-          <w:rFonts w:ascii="Charis SIL Regular" w:hAnsi="Charis SIL Regular" w:eastAsia="Charis SIL Regular"/>
-          <w:b w:val="0"/>
-          <w:i w:val="0"/>
-          <w:color w:val="000000"/>
-          <w:sz w:val="24"/>
-        </w:rPr>
-        <w:t>w</w:t>
-      </w:r>
-      <w:r>
-        <w:rPr>
-          <w:u w:val="single" w:color="0000ff"/>
-          <w:rFonts w:ascii="Charis SIL Regular" w:hAnsi="Charis SIL Regular" w:eastAsia="Charis SIL Regular"/>
-          <w:b w:val="0"/>
-          <w:i w:val="0"/>
-          <w:color w:val="000000"/>
-          <w:sz w:val="24"/>
-        </w:rPr>
-        <w:hyperlink r:id="rId19" w:history="1">
+        <w:hyperlink r:id="rId18" w:history="1">
           <w:r>
             <w:rPr>
               <w:rStyle w:val="Hyperlink"/>
@@ -1947,7 +1986,7 @@
           <w:color w:val="000000"/>
           <w:sz w:val="24"/>
         </w:rPr>
-        <w:hyperlink r:id="rId19" w:history="1">
+        <w:hyperlink r:id="rId18" w:history="1">
           <w:r>
             <w:rPr>
               <w:rStyle w:val="Hyperlink"/>
@@ -1965,7 +2004,7 @@
           <w:color w:val="000000"/>
           <w:sz w:val="24"/>
         </w:rPr>
-        <w:hyperlink r:id="rId19" w:history="1">
+        <w:hyperlink r:id="rId18" w:history="1">
           <w:r>
             <w:rPr>
               <w:rStyle w:val="Hyperlink"/>
@@ -3789,7 +3828,7 @@
           <w:sz w:val="24"/>
           <w:u w:val="single"/>
         </w:rPr>
-        <w:hyperlink r:id="rId19" w:history="1">
+        <w:hyperlink r:id="rId18" w:history="1">
           <w:r>
             <w:rPr>
               <w:rStyle w:val="Hyperlink"/>
@@ -3807,7 +3846,7 @@
           <w:sz w:val="24"/>
           <w:u w:val="single"/>
         </w:rPr>
-        <w:hyperlink r:id="rId19" w:history="1">
+        <w:hyperlink r:id="rId18" w:history="1">
           <w:r>
             <w:rPr>
               <w:rStyle w:val="Hyperlink"/>
@@ -3825,7 +3864,7 @@
           <w:sz w:val="24"/>
           <w:u w:val="single"/>
         </w:rPr>
-        <w:hyperlink r:id="rId19" w:history="1">
+        <w:hyperlink r:id="rId18" w:history="1">
           <w:r>
             <w:rPr>
               <w:rStyle w:val="Hyperlink"/>
@@ -3843,7 +3882,7 @@
           <w:sz w:val="24"/>
           <w:u w:val="single"/>
         </w:rPr>
-        <w:hyperlink r:id="rId19" w:history="1">
+        <w:hyperlink r:id="rId18" w:history="1">
           <w:r>
             <w:rPr>
               <w:rStyle w:val="Hyperlink"/>
@@ -3861,7 +3900,7 @@
           <w:sz w:val="24"/>
           <w:u w:val="single"/>
         </w:rPr>
-        <w:hyperlink r:id="rId19" w:history="1">
+        <w:hyperlink r:id="rId18" w:history="1">
           <w:r>
             <w:rPr>
               <w:rStyle w:val="Hyperlink"/>
@@ -3941,7 +3980,7 @@
           <w:sz w:val="24"/>
           <w:u w:val="single"/>
         </w:rPr>
-        <w:hyperlink r:id="rId18" w:history="1">
+        <w:hyperlink r:id="rId19" w:history="1">
           <w:r>
             <w:rPr>
               <w:rStyle w:val="Hyperlink"/>
@@ -3959,7 +3998,7 @@
           <w:sz w:val="24"/>
           <w:u w:val="single"/>
         </w:rPr>
-        <w:hyperlink r:id="rId18" w:history="1">
+        <w:hyperlink r:id="rId19" w:history="1">
           <w:r>
             <w:rPr>
               <w:rStyle w:val="Hyperlink"/>
@@ -3977,7 +4016,7 @@
           <w:sz w:val="24"/>
           <w:u w:val="single"/>
         </w:rPr>
-        <w:hyperlink r:id="rId18" w:history="1">
+        <w:hyperlink r:id="rId19" w:history="1">
           <w:r>
             <w:rPr>
               <w:rStyle w:val="Hyperlink"/>

--- a/EXPORTS/DOCX/published/niveau3/English/KITLV.docx
+++ b/EXPORTS/DOCX/published/niveau3/English/KITLV.docx
@@ -471,7 +471,7 @@
           <w:color w:val="000000"/>
           <w:sz w:val="24"/>
         </w:rPr>
-        <w:t>n</w:t>
+        <w:t>ninklijk Nederland</w:t>
       </w:r>
       <w:r>
         <w:rPr>
@@ -482,71 +482,14 @@
           <w:color w:val="000000"/>
           <w:sz w:val="24"/>
         </w:rPr>
-        <w:hyperlink r:id="rId10" w:history="1">
+        <w:hyperlink r:id="rId11" w:history="1">
           <w:r>
             <w:rPr>
               <w:rStyle w:val="Hyperlink"/>
             </w:rPr>
-            <w:t>inkli</w:t>
+            <w:t>s Aard</w:t>
           </w:r>
         </w:hyperlink>
-      </w:r>
-      <w:r>
-        <w:rPr>
-          <w:u w:val="single" w:color="0000ff"/>
-          <w:rFonts w:ascii="Charis SIL Regular" w:hAnsi="Charis SIL Regular" w:eastAsia="Charis SIL Regular"/>
-          <w:b w:val="0"/>
-          <w:i w:val="0"/>
-          <w:color w:val="000000"/>
-          <w:sz w:val="24"/>
-        </w:rPr>
-        <w:hyperlink r:id="rId10" w:history="1">
-          <w:r>
-            <w:rPr>
-              <w:rStyle w:val="Hyperlink"/>
-            </w:rPr>
-            <w:t>j</w:t>
-          </w:r>
-        </w:hyperlink>
-      </w:r>
-      <w:r>
-        <w:rPr>
-          <w:u w:val="single" w:color="0000ff"/>
-          <w:rFonts w:ascii="Charis SIL Regular" w:hAnsi="Charis SIL Regular" w:eastAsia="Charis SIL Regular"/>
-          <w:b w:val="0"/>
-          <w:i w:val="0"/>
-          <w:color w:val="000000"/>
-          <w:sz w:val="24"/>
-        </w:rPr>
-        <w:hyperlink r:id="rId10" w:history="1">
-          <w:r>
-            <w:rPr>
-              <w:rStyle w:val="Hyperlink"/>
-            </w:rPr>
-            <w:t>k Nede</w:t>
-          </w:r>
-        </w:hyperlink>
-      </w:r>
-      <w:r>
-        <w:rPr>
-          <w:rFonts w:ascii="Charis SIL Regular" w:hAnsi="Charis SIL Regular" w:eastAsia="Charis SIL Regular"/>
-          <w:b w:val="0"/>
-          <w:i w:val="0"/>
-          <w:color w:val="000000"/>
-          <w:sz w:val="24"/>
-        </w:rPr>
-        <w:t>rland</w:t>
-      </w:r>
-      <w:r>
-        <w:rPr>
-          <w:u w:val="single" w:color="0000ff"/>
-          <w:rFonts w:ascii="Charis SIL Regular" w:hAnsi="Charis SIL Regular" w:eastAsia="Charis SIL Regular"/>
-          <w:b w:val="0"/>
-          <w:i w:val="0"/>
-          <w:color w:val="000000"/>
-          <w:sz w:val="24"/>
-        </w:rPr>
-        <w:t>s Aard</w:t>
       </w:r>
       <w:r>
         <w:rPr>
@@ -1416,7 +1359,7 @@
           <w:sz w:val="24"/>
           <w:u w:val="single"/>
         </w:rPr>
-        <w:hyperlink r:id="rId15" w:history="1">
+        <w:hyperlink r:id="rId14" w:history="1">
           <w:r>
             <w:rPr>
               <w:rStyle w:val="Hyperlink"/>
@@ -1548,7 +1491,82 @@
           <w:color w:val="000000"/>
           <w:sz w:val="24"/>
         </w:rPr>
-        <w:t xml:space="preserve">This also applies to the KITLV </w:t>
+        <w:t>This also a</w:t>
+      </w:r>
+      <w:r>
+        <w:rPr>
+          <w:u w:val="single" w:color="0000ff"/>
+          <w:rFonts w:ascii="Charis SIL Regular" w:hAnsi="Charis SIL Regular" w:eastAsia="Charis SIL Regular"/>
+          <w:b w:val="0"/>
+          <w:i w:val="0"/>
+          <w:color w:val="000000"/>
+          <w:sz w:val="24"/>
+        </w:rPr>
+        <w:t>p</w:t>
+      </w:r>
+      <w:r>
+        <w:rPr>
+          <w:u w:val="single" w:color="0000ff"/>
+          <w:rFonts w:ascii="Charis SIL Regular" w:hAnsi="Charis SIL Regular" w:eastAsia="Charis SIL Regular"/>
+          <w:b w:val="0"/>
+          <w:i w:val="0"/>
+          <w:color w:val="000000"/>
+          <w:sz w:val="24"/>
+        </w:rPr>
+        <w:hyperlink r:id="rId16" w:history="1">
+          <w:r>
+            <w:rPr>
+              <w:rStyle w:val="Hyperlink"/>
+            </w:rPr>
+            <w:t>plie</w:t>
+          </w:r>
+        </w:hyperlink>
+      </w:r>
+      <w:r>
+        <w:rPr>
+          <w:u w:val="single" w:color="0000ff"/>
+          <w:rFonts w:ascii="Charis SIL Regular" w:hAnsi="Charis SIL Regular" w:eastAsia="Charis SIL Regular"/>
+          <w:b w:val="0"/>
+          <w:i w:val="0"/>
+          <w:color w:val="000000"/>
+          <w:sz w:val="24"/>
+        </w:rPr>
+        <w:hyperlink r:id="rId16" w:history="1">
+          <w:r>
+            <w:rPr>
+              <w:rStyle w:val="Hyperlink"/>
+            </w:rPr>
+            <w:t>s</w:t>
+          </w:r>
+        </w:hyperlink>
+      </w:r>
+      <w:r>
+        <w:rPr>
+          <w:u w:val="single" w:color="0000ff"/>
+          <w:rFonts w:ascii="Charis SIL Regular" w:hAnsi="Charis SIL Regular" w:eastAsia="Charis SIL Regular"/>
+          <w:b w:val="0"/>
+          <w:i w:val="0"/>
+          <w:color w:val="000000"/>
+          <w:sz w:val="24"/>
+        </w:rPr>
+        <w:hyperlink r:id="rId16" w:history="1">
+          <w:r>
+            <w:rPr>
+              <w:rStyle w:val="Hyperlink"/>
+            </w:rPr>
+            <w:t xml:space="preserve"> to the KI</w:t>
+          </w:r>
+        </w:hyperlink>
+      </w:r>
+      <w:r>
+        <w:rPr>
+          <w:rFonts w:ascii="Charis SIL Regular" w:hAnsi="Charis SIL Regular" w:eastAsia="Charis SIL Regular"/>
+          <w:b w:val="0"/>
+          <w:i w:val="0"/>
+          <w:color w:val="000000"/>
+          <w:sz w:val="24"/>
+        </w:rPr>
+        <w:t xml:space="preserve">TLV </w:t>
       </w:r>
       <w:r>
         <w:rPr>
@@ -1721,17 +1739,7 @@
           <w:sz w:val="24"/>
           <w:u w:val="single"/>
         </w:rPr>
-        <w:t xml:space="preserve"> </w:t>
-      </w:r>
-      <w:r>
-        <w:rPr>
-          <w:rFonts w:ascii="Charis SIL Regular" w:hAnsi="Charis SIL Regular" w:eastAsia="Charis SIL Regular"/>
-          <w:b w:val="0"/>
-          <w:i w:val="0"/>
-          <w:color w:val="0000FF"/>
-          <w:sz w:val="24"/>
-        </w:rPr>
-        <w:t>Archive Indonesia</w:t>
+        <w:t xml:space="preserve"> Archive Indonesia</w:t>
       </w:r>
       <w:r>
         <w:rPr>
@@ -1778,7 +1786,32 @@
           <w:color w:val="000000"/>
           <w:sz w:val="24"/>
         </w:rPr>
-        <w:t xml:space="preserve">) and the </w:t>
+        <w:hyperlink r:id="rId17" w:history="1">
+          <w:r>
+            <w:rPr>
+              <w:rStyle w:val="Hyperlink"/>
+            </w:rPr>
+            <w:t>) an</w:t>
+          </w:r>
+        </w:hyperlink>
+      </w:r>
+      <w:r>
+        <w:rPr>
+          <w:u w:val="single" w:color="0000ff"/>
+          <w:rFonts w:ascii="Charis SIL Regular" w:hAnsi="Charis SIL Regular" w:eastAsia="Charis SIL Regular"/>
+          <w:b w:val="0"/>
+          <w:i w:val="0"/>
+          <w:color w:val="000000"/>
+          <w:sz w:val="24"/>
+        </w:rPr>
+        <w:hyperlink r:id="rId17" w:history="1">
+          <w:r>
+            <w:rPr>
+              <w:rStyle w:val="Hyperlink"/>
+            </w:rPr>
+            <w:t xml:space="preserve">d the </w:t>
+          </w:r>
+        </w:hyperlink>
       </w:r>
       <w:r>
         <w:rPr>
@@ -1789,7 +1822,7 @@
           <w:sz w:val="24"/>
           <w:u w:val="single"/>
         </w:rPr>
-        <w:hyperlink r:id="rId19" w:history="1">
+        <w:hyperlink r:id="rId17" w:history="1">
           <w:r>
             <w:rPr>
               <w:rStyle w:val="Hyperlink"/>
@@ -1807,7 +1840,7 @@
           <w:sz w:val="24"/>
           <w:u w:val="single"/>
         </w:rPr>
-        <w:hyperlink r:id="rId19" w:history="1">
+        <w:hyperlink r:id="rId17" w:history="1">
           <w:r>
             <w:rPr>
               <w:rStyle w:val="Hyperlink"/>
@@ -1825,7 +1858,7 @@
           <w:sz w:val="24"/>
           <w:u w:val="single"/>
         </w:rPr>
-        <w:hyperlink r:id="rId19" w:history="1">
+        <w:hyperlink r:id="rId17" w:history="1">
           <w:r>
             <w:rPr>
               <w:rStyle w:val="Hyperlink"/>
@@ -1951,13 +1984,50 @@
       </w:r>
       <w:r>
         <w:rPr>
+          <w:u w:val="single" w:color="0000ff"/>
           <w:rFonts w:ascii="Charis SIL Regular" w:hAnsi="Charis SIL Regular" w:eastAsia="Charis SIL Regular"/>
           <w:b w:val="0"/>
           <w:i w:val="0"/>
           <w:color w:val="000000"/>
           <w:sz w:val="24"/>
         </w:rPr>
-        <w:t>have their ow</w:t>
+        <w:hyperlink r:id="rId18" w:history="1">
+          <w:r>
+            <w:rPr>
+              <w:rStyle w:val="Hyperlink"/>
+            </w:rPr>
+            <w:t>have</w:t>
+          </w:r>
+        </w:hyperlink>
+      </w:r>
+      <w:r>
+        <w:rPr>
+          <w:u w:val="single" w:color="0000ff"/>
+          <w:rFonts w:ascii="Charis SIL Regular" w:hAnsi="Charis SIL Regular" w:eastAsia="Charis SIL Regular"/>
+          <w:b w:val="0"/>
+          <w:i w:val="0"/>
+          <w:color w:val="000000"/>
+          <w:sz w:val="24"/>
+        </w:rPr>
+        <w:hyperlink r:id="rId18" w:history="1">
+          <w:r>
+            <w:rPr>
+              <w:rStyle w:val="Hyperlink"/>
+            </w:rPr>
+            <w:t xml:space="preserve"> their o</w:t>
+          </w:r>
+        </w:hyperlink>
+      </w:r>
+      <w:r>
+        <w:rPr>
+          <w:u w:val="single" w:color="0000ff"/>
+          <w:rFonts w:ascii="Charis SIL Regular" w:hAnsi="Charis SIL Regular" w:eastAsia="Charis SIL Regular"/>
+          <w:b w:val="0"/>
+          <w:i w:val="0"/>
+          <w:color w:val="000000"/>
+          <w:sz w:val="24"/>
+        </w:rPr>
+        <w:t>w</w:t>
       </w:r>
       <w:r>
         <w:rPr>

--- a/EXPORTS/DOCX/published/niveau3/English/KITLV.docx
+++ b/EXPORTS/DOCX/published/niveau3/English/KITLV.docx
@@ -378,100 +378,7 @@
           <w:color w:val="000000"/>
           <w:sz w:val="24"/>
         </w:rPr>
-        <w:t>studies, or geograph</w:t>
-      </w:r>
-      <w:r>
-        <w:rPr>
-          <w:u w:val="single" w:color="0000ff"/>
-          <w:rFonts w:ascii="Charis SIL Regular" w:hAnsi="Charis SIL Regular" w:eastAsia="Charis SIL Regular"/>
-          <w:b w:val="0"/>
-          <w:i w:val="0"/>
-          <w:color w:val="000000"/>
-          <w:sz w:val="24"/>
-        </w:rPr>
-        <w:hyperlink r:id="rId9" w:history="1">
-          <w:r>
-            <w:rPr>
-              <w:rStyle w:val="Hyperlink"/>
-            </w:rPr>
-            <w:t>y, w</w:t>
-          </w:r>
-        </w:hyperlink>
-      </w:r>
-      <w:r>
-        <w:rPr>
-          <w:u w:val="single" w:color="0000ff"/>
-          <w:rFonts w:ascii="Charis SIL Regular" w:hAnsi="Charis SIL Regular" w:eastAsia="Charis SIL Regular"/>
-          <w:b w:val="0"/>
-          <w:i w:val="0"/>
-          <w:color w:val="000000"/>
-          <w:sz w:val="24"/>
-        </w:rPr>
-        <w:hyperlink r:id="rId9" w:history="1">
-          <w:r>
-            <w:rPr>
-              <w:rStyle w:val="Hyperlink"/>
-            </w:rPr>
-            <w:t>a</w:t>
-          </w:r>
-        </w:hyperlink>
-      </w:r>
-      <w:r>
-        <w:rPr>
-          <w:u w:val="single" w:color="0000ff"/>
-          <w:rFonts w:ascii="Charis SIL Regular" w:hAnsi="Charis SIL Regular" w:eastAsia="Charis SIL Regular"/>
-          <w:b w:val="0"/>
-          <w:i w:val="0"/>
-          <w:color w:val="000000"/>
-          <w:sz w:val="24"/>
-        </w:rPr>
-        <w:hyperlink r:id="rId9" w:history="1">
-          <w:r>
-            <w:rPr>
-              <w:rStyle w:val="Hyperlink"/>
-            </w:rPr>
-            <w:t xml:space="preserve">s left to </w:t>
-          </w:r>
-        </w:hyperlink>
-      </w:r>
-      <w:r>
-        <w:rPr>
-          <w:u w:val="single" w:color="0000ff"/>
-          <w:rFonts w:ascii="Charis SIL Regular" w:hAnsi="Charis SIL Regular" w:eastAsia="Charis SIL Regular"/>
-          <w:b w:val="0"/>
-          <w:i w:val="0"/>
-          <w:color w:val="000000"/>
-          <w:sz w:val="24"/>
-        </w:rPr>
-        <w:t>t</w:t>
-      </w:r>
-      <w:r>
-        <w:rPr>
-          <w:u w:val="single" w:color="0000ff"/>
-          <w:rFonts w:ascii="Charis SIL Regular" w:hAnsi="Charis SIL Regular" w:eastAsia="Charis SIL Regular"/>
-          <w:b w:val="0"/>
-          <w:i w:val="0"/>
-          <w:color w:val="000000"/>
-          <w:sz w:val="24"/>
-        </w:rPr>
-        <w:hyperlink r:id="rId9" w:history="1">
-          <w:r>
-            <w:rPr>
-              <w:rStyle w:val="Hyperlink"/>
-            </w:rPr>
-            <w:t>he Ko</w:t>
-          </w:r>
-        </w:hyperlink>
-      </w:r>
-      <w:r>
-        <w:rPr>
-          <w:rFonts w:ascii="Charis SIL Regular" w:hAnsi="Charis SIL Regular" w:eastAsia="Charis SIL Regular"/>
-          <w:b w:val="0"/>
-          <w:i w:val="0"/>
-          <w:color w:val="000000"/>
-          <w:sz w:val="24"/>
-        </w:rPr>
-        <w:t>ninklijk Nederland</w:t>
+        <w:t>studies, or geography, was left to the Koninklijk Nederland</w:t>
       </w:r>
       <w:r>
         <w:rPr>
@@ -1721,25 +1628,7 @@
           <w:sz w:val="24"/>
           <w:u w:val="single"/>
         </w:rPr>
-        <w:hyperlink r:id="rId18" w:history="1">
-          <w:r>
-            <w:rPr>
-              <w:rStyle w:val="Hyperlink"/>
-            </w:rPr>
-            <w:t>History</w:t>
-          </w:r>
-        </w:hyperlink>
-      </w:r>
-      <w:r>
-        <w:rPr>
-          <w:rFonts w:ascii="Charis SIL Regular" w:hAnsi="Charis SIL Regular" w:eastAsia="Charis SIL Regular"/>
-          <w:b w:val="0"/>
-          <w:i w:val="0"/>
-          <w:color w:val="0000FF"/>
-          <w:sz w:val="24"/>
-          <w:u w:val="single"/>
-        </w:rPr>
-        <w:t xml:space="preserve"> Archive Indonesia</w:t>
+        <w:t>History Archive Indonesia</w:t>
       </w:r>
       <w:r>
         <w:rPr>
@@ -1822,7 +1711,7 @@
           <w:sz w:val="24"/>
           <w:u w:val="single"/>
         </w:rPr>
-        <w:hyperlink r:id="rId17" w:history="1">
+        <w:hyperlink r:id="rId19" w:history="1">
           <w:r>
             <w:rPr>
               <w:rStyle w:val="Hyperlink"/>
@@ -1840,7 +1729,7 @@
           <w:sz w:val="24"/>
           <w:u w:val="single"/>
         </w:rPr>
-        <w:hyperlink r:id="rId17" w:history="1">
+        <w:hyperlink r:id="rId19" w:history="1">
           <w:r>
             <w:rPr>
               <w:rStyle w:val="Hyperlink"/>
@@ -1858,7 +1747,7 @@
           <w:sz w:val="24"/>
           <w:u w:val="single"/>
         </w:rPr>
-        <w:hyperlink r:id="rId17" w:history="1">
+        <w:hyperlink r:id="rId19" w:history="1">
           <w:r>
             <w:rPr>
               <w:rStyle w:val="Hyperlink"/>

--- a/EXPORTS/DOCX/published/niveau3/English/KITLV.docx
+++ b/EXPORTS/DOCX/published/niveau3/English/KITLV.docx
@@ -378,7 +378,7 @@
           <w:color w:val="000000"/>
           <w:sz w:val="24"/>
         </w:rPr>
-        <w:t>studies, or geography, was left to the Koninklijk Nederland</w:t>
+        <w:t>studies, or geograph</w:t>
       </w:r>
       <w:r>
         <w:rPr>
@@ -389,14 +389,164 @@
           <w:color w:val="000000"/>
           <w:sz w:val="24"/>
         </w:rPr>
-        <w:hyperlink r:id="rId11" w:history="1">
+        <w:hyperlink r:id="rId9" w:history="1">
           <w:r>
             <w:rPr>
               <w:rStyle w:val="Hyperlink"/>
             </w:rPr>
-            <w:t>s Aard</w:t>
+            <w:t>y, w</w:t>
           </w:r>
         </w:hyperlink>
+      </w:r>
+      <w:r>
+        <w:rPr>
+          <w:u w:val="single" w:color="0000ff"/>
+          <w:rFonts w:ascii="Charis SIL Regular" w:hAnsi="Charis SIL Regular" w:eastAsia="Charis SIL Regular"/>
+          <w:b w:val="0"/>
+          <w:i w:val="0"/>
+          <w:color w:val="000000"/>
+          <w:sz w:val="24"/>
+        </w:rPr>
+        <w:hyperlink r:id="rId9" w:history="1">
+          <w:r>
+            <w:rPr>
+              <w:rStyle w:val="Hyperlink"/>
+            </w:rPr>
+            <w:t>a</w:t>
+          </w:r>
+        </w:hyperlink>
+      </w:r>
+      <w:r>
+        <w:rPr>
+          <w:u w:val="single" w:color="0000ff"/>
+          <w:rFonts w:ascii="Charis SIL Regular" w:hAnsi="Charis SIL Regular" w:eastAsia="Charis SIL Regular"/>
+          <w:b w:val="0"/>
+          <w:i w:val="0"/>
+          <w:color w:val="000000"/>
+          <w:sz w:val="24"/>
+        </w:rPr>
+        <w:hyperlink r:id="rId9" w:history="1">
+          <w:r>
+            <w:rPr>
+              <w:rStyle w:val="Hyperlink"/>
+            </w:rPr>
+            <w:t xml:space="preserve">s left to </w:t>
+          </w:r>
+        </w:hyperlink>
+      </w:r>
+      <w:r>
+        <w:rPr>
+          <w:u w:val="single" w:color="0000ff"/>
+          <w:rFonts w:ascii="Charis SIL Regular" w:hAnsi="Charis SIL Regular" w:eastAsia="Charis SIL Regular"/>
+          <w:b w:val="0"/>
+          <w:i w:val="0"/>
+          <w:color w:val="000000"/>
+          <w:sz w:val="24"/>
+        </w:rPr>
+        <w:t>t</w:t>
+      </w:r>
+      <w:r>
+        <w:rPr>
+          <w:u w:val="single" w:color="0000ff"/>
+          <w:rFonts w:ascii="Charis SIL Regular" w:hAnsi="Charis SIL Regular" w:eastAsia="Charis SIL Regular"/>
+          <w:b w:val="0"/>
+          <w:i w:val="0"/>
+          <w:color w:val="000000"/>
+          <w:sz w:val="24"/>
+        </w:rPr>
+        <w:hyperlink r:id="rId9" w:history="1">
+          <w:r>
+            <w:rPr>
+              <w:rStyle w:val="Hyperlink"/>
+            </w:rPr>
+            <w:t>he Ko</w:t>
+          </w:r>
+        </w:hyperlink>
+      </w:r>
+      <w:r>
+        <w:rPr>
+          <w:rFonts w:ascii="Charis SIL Regular" w:hAnsi="Charis SIL Regular" w:eastAsia="Charis SIL Regular"/>
+          <w:b w:val="0"/>
+          <w:i w:val="0"/>
+          <w:color w:val="000000"/>
+          <w:sz w:val="24"/>
+        </w:rPr>
+        <w:t>n</w:t>
+      </w:r>
+      <w:r>
+        <w:rPr>
+          <w:u w:val="single" w:color="0000ff"/>
+          <w:rFonts w:ascii="Charis SIL Regular" w:hAnsi="Charis SIL Regular" w:eastAsia="Charis SIL Regular"/>
+          <w:b w:val="0"/>
+          <w:i w:val="0"/>
+          <w:color w:val="000000"/>
+          <w:sz w:val="24"/>
+        </w:rPr>
+        <w:hyperlink r:id="rId10" w:history="1">
+          <w:r>
+            <w:rPr>
+              <w:rStyle w:val="Hyperlink"/>
+            </w:rPr>
+            <w:t>inkli</w:t>
+          </w:r>
+        </w:hyperlink>
+      </w:r>
+      <w:r>
+        <w:rPr>
+          <w:u w:val="single" w:color="0000ff"/>
+          <w:rFonts w:ascii="Charis SIL Regular" w:hAnsi="Charis SIL Regular" w:eastAsia="Charis SIL Regular"/>
+          <w:b w:val="0"/>
+          <w:i w:val="0"/>
+          <w:color w:val="000000"/>
+          <w:sz w:val="24"/>
+        </w:rPr>
+        <w:hyperlink r:id="rId10" w:history="1">
+          <w:r>
+            <w:rPr>
+              <w:rStyle w:val="Hyperlink"/>
+            </w:rPr>
+            <w:t>j</w:t>
+          </w:r>
+        </w:hyperlink>
+      </w:r>
+      <w:r>
+        <w:rPr>
+          <w:u w:val="single" w:color="0000ff"/>
+          <w:rFonts w:ascii="Charis SIL Regular" w:hAnsi="Charis SIL Regular" w:eastAsia="Charis SIL Regular"/>
+          <w:b w:val="0"/>
+          <w:i w:val="0"/>
+          <w:color w:val="000000"/>
+          <w:sz w:val="24"/>
+        </w:rPr>
+        <w:hyperlink r:id="rId10" w:history="1">
+          <w:r>
+            <w:rPr>
+              <w:rStyle w:val="Hyperlink"/>
+            </w:rPr>
+            <w:t>k Nede</w:t>
+          </w:r>
+        </w:hyperlink>
+      </w:r>
+      <w:r>
+        <w:rPr>
+          <w:rFonts w:ascii="Charis SIL Regular" w:hAnsi="Charis SIL Regular" w:eastAsia="Charis SIL Regular"/>
+          <w:b w:val="0"/>
+          <w:i w:val="0"/>
+          <w:color w:val="000000"/>
+          <w:sz w:val="24"/>
+        </w:rPr>
+        <w:t>rland</w:t>
+      </w:r>
+      <w:r>
+        <w:rPr>
+          <w:u w:val="single" w:color="0000ff"/>
+          <w:rFonts w:ascii="Charis SIL Regular" w:hAnsi="Charis SIL Regular" w:eastAsia="Charis SIL Regular"/>
+          <w:b w:val="0"/>
+          <w:i w:val="0"/>
+          <w:color w:val="000000"/>
+          <w:sz w:val="24"/>
+        </w:rPr>
+        <w:t>s Aard</w:t>
       </w:r>
       <w:r>
         <w:rPr>
@@ -1628,79 +1778,74 @@
           <w:sz w:val="24"/>
           <w:u w:val="single"/>
         </w:rPr>
-        <w:t>History Archive Indonesia</w:t>
-      </w:r>
-      <w:r>
-        <w:rPr>
-          <w:u w:val="single" w:color="0000ff"/>
-          <w:rFonts w:ascii="Charis SIL Regular" w:hAnsi="Charis SIL Regular" w:eastAsia="Charis SIL Regular"/>
-          <w:b w:val="0"/>
-          <w:i w:val="0"/>
-          <w:color w:val="000000"/>
-          <w:sz w:val="24"/>
-        </w:rPr>
-        <w:hyperlink r:id="rId17" w:history="1">
+        <w:hyperlink r:id="rId18" w:history="1">
           <w:r>
             <w:rPr>
               <w:rStyle w:val="Hyperlink"/>
             </w:rPr>
-            <w:t xml:space="preserve"> (SMG</w:t>
+            <w:t>History</w:t>
           </w:r>
         </w:hyperlink>
       </w:r>
       <w:r>
         <w:rPr>
-          <w:u w:val="single" w:color="0000ff"/>
           <w:rFonts w:ascii="Charis SIL Regular" w:hAnsi="Charis SIL Regular" w:eastAsia="Charis SIL Regular"/>
           <w:b w:val="0"/>
           <w:i w:val="0"/>
-          <w:color w:val="000000"/>
-          <w:sz w:val="24"/>
-        </w:rPr>
-        <w:hyperlink r:id="rId17" w:history="1">
+          <w:color w:val="0000FF"/>
+          <w:sz w:val="24"/>
+          <w:u w:val="single"/>
+        </w:rPr>
+        <w:t xml:space="preserve"> </w:t>
+      </w:r>
+      <w:r>
+        <w:rPr>
+          <w:rFonts w:ascii="Charis SIL Regular" w:hAnsi="Charis SIL Regular" w:eastAsia="Charis SIL Regular"/>
+          <w:b w:val="0"/>
+          <w:i w:val="0"/>
+          <w:color w:val="0000FF"/>
+          <w:sz w:val="24"/>
+          <w:u w:val="single"/>
+        </w:rPr>
+        <w:hyperlink r:id="rId18" w:history="1">
           <w:r>
             <w:rPr>
               <w:rStyle w:val="Hyperlink"/>
             </w:rPr>
-            <w:t>I</w:t>
+            <w:t>Archive</w:t>
           </w:r>
         </w:hyperlink>
       </w:r>
       <w:r>
         <w:rPr>
-          <w:u w:val="single" w:color="0000ff"/>
+          <w:rFonts w:ascii="Charis SIL Regular" w:hAnsi="Charis SIL Regular" w:eastAsia="Charis SIL Regular"/>
+          <w:b w:val="0"/>
+          <w:i w:val="0"/>
+          <w:color w:val="0000FF"/>
+          <w:sz w:val="24"/>
+          <w:u w:val="single"/>
+        </w:rPr>
+        <w:t xml:space="preserve"> </w:t>
+      </w:r>
+      <w:r>
+        <w:rPr>
+          <w:rFonts w:ascii="Charis SIL Regular" w:hAnsi="Charis SIL Regular" w:eastAsia="Charis SIL Regular"/>
+          <w:b w:val="0"/>
+          <w:i w:val="0"/>
+          <w:color w:val="0000FF"/>
+          <w:sz w:val="24"/>
+        </w:rPr>
+        <w:t>Indonesia</w:t>
+      </w:r>
+      <w:r>
+        <w:rPr>
           <w:rFonts w:ascii="Charis SIL Regular" w:hAnsi="Charis SIL Regular" w:eastAsia="Charis SIL Regular"/>
           <w:b w:val="0"/>
           <w:i w:val="0"/>
           <w:color w:val="000000"/>
           <w:sz w:val="24"/>
         </w:rPr>
-        <w:hyperlink r:id="rId17" w:history="1">
-          <w:r>
-            <w:rPr>
-              <w:rStyle w:val="Hyperlink"/>
-            </w:rPr>
-            <w:t>) an</w:t>
-          </w:r>
-        </w:hyperlink>
-      </w:r>
-      <w:r>
-        <w:rPr>
-          <w:u w:val="single" w:color="0000ff"/>
-          <w:rFonts w:ascii="Charis SIL Regular" w:hAnsi="Charis SIL Regular" w:eastAsia="Charis SIL Regular"/>
-          <w:b w:val="0"/>
-          <w:i w:val="0"/>
-          <w:color w:val="000000"/>
-          <w:sz w:val="24"/>
-        </w:rPr>
-        <w:hyperlink r:id="rId17" w:history="1">
-          <w:r>
-            <w:rPr>
-              <w:rStyle w:val="Hyperlink"/>
-            </w:rPr>
-            <w:t xml:space="preserve">d the </w:t>
-          </w:r>
-        </w:hyperlink>
+        <w:t xml:space="preserve"> (SMGI) and the </w:t>
       </w:r>
       <w:r>
         <w:rPr>

--- a/EXPORTS/DOCX/published/niveau3/English/KITLV.docx
+++ b/EXPORTS/DOCX/published/niveau3/English/KITLV.docx
@@ -471,7 +471,7 @@
           <w:color w:val="000000"/>
           <w:sz w:val="24"/>
         </w:rPr>
-        <w:t>n</w:t>
+        <w:t>ninklijk Nederland</w:t>
       </w:r>
       <w:r>
         <w:rPr>
@@ -482,71 +482,14 @@
           <w:color w:val="000000"/>
           <w:sz w:val="24"/>
         </w:rPr>
-        <w:hyperlink r:id="rId10" w:history="1">
+        <w:hyperlink r:id="rId11" w:history="1">
           <w:r>
             <w:rPr>
               <w:rStyle w:val="Hyperlink"/>
             </w:rPr>
-            <w:t>inkli</w:t>
+            <w:t>s Aard</w:t>
           </w:r>
         </w:hyperlink>
-      </w:r>
-      <w:r>
-        <w:rPr>
-          <w:u w:val="single" w:color="0000ff"/>
-          <w:rFonts w:ascii="Charis SIL Regular" w:hAnsi="Charis SIL Regular" w:eastAsia="Charis SIL Regular"/>
-          <w:b w:val="0"/>
-          <w:i w:val="0"/>
-          <w:color w:val="000000"/>
-          <w:sz w:val="24"/>
-        </w:rPr>
-        <w:hyperlink r:id="rId10" w:history="1">
-          <w:r>
-            <w:rPr>
-              <w:rStyle w:val="Hyperlink"/>
-            </w:rPr>
-            <w:t>j</w:t>
-          </w:r>
-        </w:hyperlink>
-      </w:r>
-      <w:r>
-        <w:rPr>
-          <w:u w:val="single" w:color="0000ff"/>
-          <w:rFonts w:ascii="Charis SIL Regular" w:hAnsi="Charis SIL Regular" w:eastAsia="Charis SIL Regular"/>
-          <w:b w:val="0"/>
-          <w:i w:val="0"/>
-          <w:color w:val="000000"/>
-          <w:sz w:val="24"/>
-        </w:rPr>
-        <w:hyperlink r:id="rId10" w:history="1">
-          <w:r>
-            <w:rPr>
-              <w:rStyle w:val="Hyperlink"/>
-            </w:rPr>
-            <w:t>k Nede</w:t>
-          </w:r>
-        </w:hyperlink>
-      </w:r>
-      <w:r>
-        <w:rPr>
-          <w:rFonts w:ascii="Charis SIL Regular" w:hAnsi="Charis SIL Regular" w:eastAsia="Charis SIL Regular"/>
-          <w:b w:val="0"/>
-          <w:i w:val="0"/>
-          <w:color w:val="000000"/>
-          <w:sz w:val="24"/>
-        </w:rPr>
-        <w:t>rland</w:t>
-      </w:r>
-      <w:r>
-        <w:rPr>
-          <w:u w:val="single" w:color="0000ff"/>
-          <w:rFonts w:ascii="Charis SIL Regular" w:hAnsi="Charis SIL Regular" w:eastAsia="Charis SIL Regular"/>
-          <w:b w:val="0"/>
-          <w:i w:val="0"/>
-          <w:color w:val="000000"/>
-          <w:sz w:val="24"/>
-        </w:rPr>
-        <w:t>s Aard</w:t>
       </w:r>
       <w:r>
         <w:rPr>
@@ -1747,14 +1690,24 @@
           <w:i w:val="0"/>
           <w:color w:val="0000FF"/>
           <w:sz w:val="24"/>
-          <w:u w:val="single"/>
-        </w:rPr>
-        <w:hyperlink r:id="rId18" w:history="1">
+        </w:rPr>
+        <w:t>Oral History Archive Indonesia</w:t>
+      </w:r>
+      <w:r>
+        <w:rPr>
+          <w:u w:val="single" w:color="0000ff"/>
+          <w:rFonts w:ascii="Charis SIL Regular" w:hAnsi="Charis SIL Regular" w:eastAsia="Charis SIL Regular"/>
+          <w:b w:val="0"/>
+          <w:i w:val="0"/>
+          <w:color w:val="000000"/>
+          <w:sz w:val="24"/>
+        </w:rPr>
+        <w:hyperlink r:id="rId17" w:history="1">
           <w:r>
             <w:rPr>
               <w:rStyle w:val="Hyperlink"/>
             </w:rPr>
-            <w:t>Oral</w:t>
+            <w:t xml:space="preserve"> (SMG</w:t>
           </w:r>
         </w:hyperlink>
       </w:r>
@@ -1763,11 +1716,10 @@
           <w:rFonts w:ascii="Charis SIL Regular" w:hAnsi="Charis SIL Regular" w:eastAsia="Charis SIL Regular"/>
           <w:b w:val="0"/>
           <w:i w:val="0"/>
-          <w:color w:val="0000FF"/>
-          <w:sz w:val="24"/>
-          <w:u w:val="single"/>
-        </w:rPr>
-        <w:t xml:space="preserve"> </w:t>
+          <w:color w:val="000000"/>
+          <w:sz w:val="24"/>
+        </w:rPr>
+        <w:t xml:space="preserve">I) and the </w:t>
       </w:r>
       <w:r>
         <w:rPr>
@@ -1779,84 +1731,6 @@
           <w:u w:val="single"/>
         </w:rPr>
         <w:hyperlink r:id="rId18" w:history="1">
-          <w:r>
-            <w:rPr>
-              <w:rStyle w:val="Hyperlink"/>
-            </w:rPr>
-            <w:t>History</w:t>
-          </w:r>
-        </w:hyperlink>
-      </w:r>
-      <w:r>
-        <w:rPr>
-          <w:rFonts w:ascii="Charis SIL Regular" w:hAnsi="Charis SIL Regular" w:eastAsia="Charis SIL Regular"/>
-          <w:b w:val="0"/>
-          <w:i w:val="0"/>
-          <w:color w:val="0000FF"/>
-          <w:sz w:val="24"/>
-          <w:u w:val="single"/>
-        </w:rPr>
-        <w:t xml:space="preserve"> </w:t>
-      </w:r>
-      <w:r>
-        <w:rPr>
-          <w:rFonts w:ascii="Charis SIL Regular" w:hAnsi="Charis SIL Regular" w:eastAsia="Charis SIL Regular"/>
-          <w:b w:val="0"/>
-          <w:i w:val="0"/>
-          <w:color w:val="0000FF"/>
-          <w:sz w:val="24"/>
-          <w:u w:val="single"/>
-        </w:rPr>
-        <w:hyperlink r:id="rId18" w:history="1">
-          <w:r>
-            <w:rPr>
-              <w:rStyle w:val="Hyperlink"/>
-            </w:rPr>
-            <w:t>Archive</w:t>
-          </w:r>
-        </w:hyperlink>
-      </w:r>
-      <w:r>
-        <w:rPr>
-          <w:rFonts w:ascii="Charis SIL Regular" w:hAnsi="Charis SIL Regular" w:eastAsia="Charis SIL Regular"/>
-          <w:b w:val="0"/>
-          <w:i w:val="0"/>
-          <w:color w:val="0000FF"/>
-          <w:sz w:val="24"/>
-          <w:u w:val="single"/>
-        </w:rPr>
-        <w:t xml:space="preserve"> </w:t>
-      </w:r>
-      <w:r>
-        <w:rPr>
-          <w:rFonts w:ascii="Charis SIL Regular" w:hAnsi="Charis SIL Regular" w:eastAsia="Charis SIL Regular"/>
-          <w:b w:val="0"/>
-          <w:i w:val="0"/>
-          <w:color w:val="0000FF"/>
-          <w:sz w:val="24"/>
-        </w:rPr>
-        <w:t>Indonesia</w:t>
-      </w:r>
-      <w:r>
-        <w:rPr>
-          <w:rFonts w:ascii="Charis SIL Regular" w:hAnsi="Charis SIL Regular" w:eastAsia="Charis SIL Regular"/>
-          <w:b w:val="0"/>
-          <w:i w:val="0"/>
-          <w:color w:val="000000"/>
-          <w:sz w:val="24"/>
-        </w:rPr>
-        <w:t xml:space="preserve"> (SMGI) and the </w:t>
-      </w:r>
-      <w:r>
-        <w:rPr>
-          <w:rFonts w:ascii="Charis SIL Regular" w:hAnsi="Charis SIL Regular" w:eastAsia="Charis SIL Regular"/>
-          <w:b w:val="0"/>
-          <w:i w:val="0"/>
-          <w:color w:val="0000FF"/>
-          <w:sz w:val="24"/>
-          <w:u w:val="single"/>
-        </w:rPr>
-        <w:hyperlink r:id="rId19" w:history="1">
           <w:r>
             <w:rPr>
               <w:rStyle w:val="Hyperlink"/>
@@ -1874,7 +1748,7 @@
           <w:sz w:val="24"/>
           <w:u w:val="single"/>
         </w:rPr>
-        <w:hyperlink r:id="rId19" w:history="1">
+        <w:hyperlink r:id="rId18" w:history="1">
           <w:r>
             <w:rPr>
               <w:rStyle w:val="Hyperlink"/>
@@ -1892,7 +1766,7 @@
           <w:sz w:val="24"/>
           <w:u w:val="single"/>
         </w:rPr>
-        <w:hyperlink r:id="rId19" w:history="1">
+        <w:hyperlink r:id="rId18" w:history="1">
           <w:r>
             <w:rPr>
               <w:rStyle w:val="Hyperlink"/>
@@ -1921,7 +1795,7 @@
           <w:sz w:val="24"/>
           <w:u w:val="single"/>
         </w:rPr>
-        <w:hyperlink r:id="rId19" w:history="1">
+        <w:hyperlink r:id="rId18" w:history="1">
           <w:r>
             <w:rPr>
               <w:rStyle w:val="Hyperlink"/>
@@ -1950,7 +1824,7 @@
           <w:sz w:val="24"/>
           <w:u w:val="single"/>
         </w:rPr>
-        <w:hyperlink r:id="rId19" w:history="1">
+        <w:hyperlink r:id="rId18" w:history="1">
           <w:r>
             <w:rPr>
               <w:rStyle w:val="Hyperlink"/>
@@ -1968,7 +1842,7 @@
           <w:sz w:val="24"/>
           <w:u w:val="single"/>
         </w:rPr>
-        <w:hyperlink r:id="rId19" w:history="1">
+        <w:hyperlink r:id="rId18" w:history="1">
           <w:r>
             <w:rPr>
               <w:rStyle w:val="Hyperlink"/>
@@ -1997,7 +1871,7 @@
           <w:sz w:val="24"/>
           <w:u w:val="single"/>
         </w:rPr>
-        <w:hyperlink r:id="rId19" w:history="1">
+        <w:hyperlink r:id="rId18" w:history="1">
           <w:r>
             <w:rPr>
               <w:rStyle w:val="Hyperlink"/>
@@ -2018,14 +1892,13 @@
       </w:r>
       <w:r>
         <w:rPr>
-          <w:u w:val="single" w:color="0000ff"/>
           <w:rFonts w:ascii="Charis SIL Regular" w:hAnsi="Charis SIL Regular" w:eastAsia="Charis SIL Regular"/>
           <w:b w:val="0"/>
           <w:i w:val="0"/>
           <w:color w:val="000000"/>
           <w:sz w:val="24"/>
         </w:rPr>
-        <w:hyperlink r:id="rId18" w:history="1">
+        <w:hyperlink r:id="rId19" w:history="1">
           <w:r>
             <w:rPr>
               <w:rStyle w:val="Hyperlink"/>
@@ -2036,14 +1909,13 @@
       </w:r>
       <w:r>
         <w:rPr>
-          <w:u w:val="single" w:color="0000ff"/>
           <w:rFonts w:ascii="Charis SIL Regular" w:hAnsi="Charis SIL Regular" w:eastAsia="Charis SIL Regular"/>
           <w:b w:val="0"/>
           <w:i w:val="0"/>
           <w:color w:val="000000"/>
           <w:sz w:val="24"/>
         </w:rPr>
-        <w:hyperlink r:id="rId18" w:history="1">
+        <w:hyperlink r:id="rId19" w:history="1">
           <w:r>
             <w:rPr>
               <w:rStyle w:val="Hyperlink"/>
@@ -2054,7 +1926,6 @@
       </w:r>
       <w:r>
         <w:rPr>
-          <w:u w:val="single" w:color="0000ff"/>
           <w:rFonts w:ascii="Charis SIL Regular" w:hAnsi="Charis SIL Regular" w:eastAsia="Charis SIL Regular"/>
           <w:b w:val="0"/>
           <w:i w:val="0"/>
@@ -2065,14 +1936,13 @@
       </w:r>
       <w:r>
         <w:rPr>
-          <w:u w:val="single" w:color="0000ff"/>
           <w:rFonts w:ascii="Charis SIL Regular" w:hAnsi="Charis SIL Regular" w:eastAsia="Charis SIL Regular"/>
           <w:b w:val="0"/>
           <w:i w:val="0"/>
           <w:color w:val="000000"/>
           <w:sz w:val="24"/>
         </w:rPr>
-        <w:hyperlink r:id="rId18" w:history="1">
+        <w:hyperlink r:id="rId19" w:history="1">
           <w:r>
             <w:rPr>
               <w:rStyle w:val="Hyperlink"/>
@@ -2083,14 +1953,13 @@
       </w:r>
       <w:r>
         <w:rPr>
-          <w:u w:val="single" w:color="0000ff"/>
           <w:rFonts w:ascii="Charis SIL Regular" w:hAnsi="Charis SIL Regular" w:eastAsia="Charis SIL Regular"/>
           <w:b w:val="0"/>
           <w:i w:val="0"/>
           <w:color w:val="000000"/>
           <w:sz w:val="24"/>
         </w:rPr>
-        <w:hyperlink r:id="rId18" w:history="1">
+        <w:hyperlink r:id="rId19" w:history="1">
           <w:r>
             <w:rPr>
               <w:rStyle w:val="Hyperlink"/>
@@ -2101,14 +1970,13 @@
       </w:r>
       <w:r>
         <w:rPr>
-          <w:u w:val="single" w:color="0000ff"/>
           <w:rFonts w:ascii="Charis SIL Regular" w:hAnsi="Charis SIL Regular" w:eastAsia="Charis SIL Regular"/>
           <w:b w:val="0"/>
           <w:i w:val="0"/>
           <w:color w:val="000000"/>
           <w:sz w:val="24"/>
         </w:rPr>
-        <w:hyperlink r:id="rId18" w:history="1">
+        <w:hyperlink r:id="rId19" w:history="1">
           <w:r>
             <w:rPr>
               <w:rStyle w:val="Hyperlink"/>
@@ -3932,7 +3800,7 @@
           <w:sz w:val="24"/>
           <w:u w:val="single"/>
         </w:rPr>
-        <w:hyperlink r:id="rId18" w:history="1">
+        <w:hyperlink r:id="rId19" w:history="1">
           <w:r>
             <w:rPr>
               <w:rStyle w:val="Hyperlink"/>
@@ -3950,7 +3818,7 @@
           <w:sz w:val="24"/>
           <w:u w:val="single"/>
         </w:rPr>
-        <w:hyperlink r:id="rId18" w:history="1">
+        <w:hyperlink r:id="rId19" w:history="1">
           <w:r>
             <w:rPr>
               <w:rStyle w:val="Hyperlink"/>
@@ -3968,7 +3836,7 @@
           <w:sz w:val="24"/>
           <w:u w:val="single"/>
         </w:rPr>
-        <w:hyperlink r:id="rId18" w:history="1">
+        <w:hyperlink r:id="rId19" w:history="1">
           <w:r>
             <w:rPr>
               <w:rStyle w:val="Hyperlink"/>
@@ -3986,7 +3854,7 @@
           <w:sz w:val="24"/>
           <w:u w:val="single"/>
         </w:rPr>
-        <w:hyperlink r:id="rId18" w:history="1">
+        <w:hyperlink r:id="rId19" w:history="1">
           <w:r>
             <w:rPr>
               <w:rStyle w:val="Hyperlink"/>
@@ -4004,7 +3872,7 @@
           <w:sz w:val="24"/>
           <w:u w:val="single"/>
         </w:rPr>
-        <w:hyperlink r:id="rId18" w:history="1">
+        <w:hyperlink r:id="rId19" w:history="1">
           <w:r>
             <w:rPr>
               <w:rStyle w:val="Hyperlink"/>
@@ -4084,7 +3952,7 @@
           <w:sz w:val="24"/>
           <w:u w:val="single"/>
         </w:rPr>
-        <w:hyperlink r:id="rId19" w:history="1">
+        <w:hyperlink r:id="rId18" w:history="1">
           <w:r>
             <w:rPr>
               <w:rStyle w:val="Hyperlink"/>
@@ -4102,7 +3970,7 @@
           <w:sz w:val="24"/>
           <w:u w:val="single"/>
         </w:rPr>
-        <w:hyperlink r:id="rId19" w:history="1">
+        <w:hyperlink r:id="rId18" w:history="1">
           <w:r>
             <w:rPr>
               <w:rStyle w:val="Hyperlink"/>
@@ -4120,7 +3988,7 @@
           <w:sz w:val="24"/>
           <w:u w:val="single"/>
         </w:rPr>
-        <w:hyperlink r:id="rId19" w:history="1">
+        <w:hyperlink r:id="rId18" w:history="1">
           <w:r>
             <w:rPr>
               <w:rStyle w:val="Hyperlink"/>

--- a/EXPORTS/DOCX/published/niveau3/English/KITLV.docx
+++ b/EXPORTS/DOCX/published/niveau3/English/KITLV.docx
@@ -407,43 +407,7 @@
           <w:color w:val="000000"/>
           <w:sz w:val="24"/>
         </w:rPr>
-        <w:hyperlink r:id="rId9" w:history="1">
-          <w:r>
-            <w:rPr>
-              <w:rStyle w:val="Hyperlink"/>
-            </w:rPr>
-            <w:t>a</w:t>
-          </w:r>
-        </w:hyperlink>
-      </w:r>
-      <w:r>
-        <w:rPr>
-          <w:u w:val="single" w:color="0000ff"/>
-          <w:rFonts w:ascii="Charis SIL Regular" w:hAnsi="Charis SIL Regular" w:eastAsia="Charis SIL Regular"/>
-          <w:b w:val="0"/>
-          <w:i w:val="0"/>
-          <w:color w:val="000000"/>
-          <w:sz w:val="24"/>
-        </w:rPr>
-        <w:hyperlink r:id="rId9" w:history="1">
-          <w:r>
-            <w:rPr>
-              <w:rStyle w:val="Hyperlink"/>
-            </w:rPr>
-            <w:t xml:space="preserve">s left to </w:t>
-          </w:r>
-        </w:hyperlink>
-      </w:r>
-      <w:r>
-        <w:rPr>
-          <w:u w:val="single" w:color="0000ff"/>
-          <w:rFonts w:ascii="Charis SIL Regular" w:hAnsi="Charis SIL Regular" w:eastAsia="Charis SIL Regular"/>
-          <w:b w:val="0"/>
-          <w:i w:val="0"/>
-          <w:color w:val="000000"/>
-          <w:sz w:val="24"/>
-        </w:rPr>
-        <w:t>t</w:t>
+        <w:t>as left to t</w:t>
       </w:r>
       <w:r>
         <w:rPr>
@@ -471,7 +435,71 @@
           <w:color w:val="000000"/>
           <w:sz w:val="24"/>
         </w:rPr>
-        <w:t>ninklijk Nederland</w:t>
+        <w:t>n</w:t>
+      </w:r>
+      <w:r>
+        <w:rPr>
+          <w:u w:val="single" w:color="0000ff"/>
+          <w:rFonts w:ascii="Charis SIL Regular" w:hAnsi="Charis SIL Regular" w:eastAsia="Charis SIL Regular"/>
+          <w:b w:val="0"/>
+          <w:i w:val="0"/>
+          <w:color w:val="000000"/>
+          <w:sz w:val="24"/>
+        </w:rPr>
+        <w:hyperlink r:id="rId10" w:history="1">
+          <w:r>
+            <w:rPr>
+              <w:rStyle w:val="Hyperlink"/>
+            </w:rPr>
+            <w:t>inkli</w:t>
+          </w:r>
+        </w:hyperlink>
+      </w:r>
+      <w:r>
+        <w:rPr>
+          <w:u w:val="single" w:color="0000ff"/>
+          <w:rFonts w:ascii="Charis SIL Regular" w:hAnsi="Charis SIL Regular" w:eastAsia="Charis SIL Regular"/>
+          <w:b w:val="0"/>
+          <w:i w:val="0"/>
+          <w:color w:val="000000"/>
+          <w:sz w:val="24"/>
+        </w:rPr>
+        <w:hyperlink r:id="rId10" w:history="1">
+          <w:r>
+            <w:rPr>
+              <w:rStyle w:val="Hyperlink"/>
+            </w:rPr>
+            <w:t>j</w:t>
+          </w:r>
+        </w:hyperlink>
+      </w:r>
+      <w:r>
+        <w:rPr>
+          <w:u w:val="single" w:color="0000ff"/>
+          <w:rFonts w:ascii="Charis SIL Regular" w:hAnsi="Charis SIL Regular" w:eastAsia="Charis SIL Regular"/>
+          <w:b w:val="0"/>
+          <w:i w:val="0"/>
+          <w:color w:val="000000"/>
+          <w:sz w:val="24"/>
+        </w:rPr>
+        <w:hyperlink r:id="rId10" w:history="1">
+          <w:r>
+            <w:rPr>
+              <w:rStyle w:val="Hyperlink"/>
+            </w:rPr>
+            <w:t>k Nede</w:t>
+          </w:r>
+        </w:hyperlink>
+      </w:r>
+      <w:r>
+        <w:rPr>
+          <w:rFonts w:ascii="Charis SIL Regular" w:hAnsi="Charis SIL Regular" w:eastAsia="Charis SIL Regular"/>
+          <w:b w:val="0"/>
+          <w:i w:val="0"/>
+          <w:color w:val="000000"/>
+          <w:sz w:val="24"/>
+        </w:rPr>
+        <w:t>rland</w:t>
       </w:r>
       <w:r>
         <w:rPr>
@@ -1294,7 +1322,7 @@
           <w:sz w:val="24"/>
           <w:u w:val="single"/>
         </w:rPr>
-        <w:hyperlink r:id="rId14" w:history="1">
+        <w:hyperlink r:id="rId15" w:history="1">
           <w:r>
             <w:rPr>
               <w:rStyle w:val="Hyperlink"/>
@@ -1312,7 +1340,7 @@
           <w:sz w:val="24"/>
           <w:u w:val="single"/>
         </w:rPr>
-        <w:hyperlink r:id="rId14" w:history="1">
+        <w:hyperlink r:id="rId15" w:history="1">
           <w:r>
             <w:rPr>
               <w:rStyle w:val="Hyperlink"/>
@@ -1491,82 +1519,7 @@
           <w:color w:val="000000"/>
           <w:sz w:val="24"/>
         </w:rPr>
-        <w:t>This also a</w:t>
-      </w:r>
-      <w:r>
-        <w:rPr>
-          <w:u w:val="single" w:color="0000ff"/>
-          <w:rFonts w:ascii="Charis SIL Regular" w:hAnsi="Charis SIL Regular" w:eastAsia="Charis SIL Regular"/>
-          <w:b w:val="0"/>
-          <w:i w:val="0"/>
-          <w:color w:val="000000"/>
-          <w:sz w:val="24"/>
-        </w:rPr>
-        <w:t>p</w:t>
-      </w:r>
-      <w:r>
-        <w:rPr>
-          <w:u w:val="single" w:color="0000ff"/>
-          <w:rFonts w:ascii="Charis SIL Regular" w:hAnsi="Charis SIL Regular" w:eastAsia="Charis SIL Regular"/>
-          <w:b w:val="0"/>
-          <w:i w:val="0"/>
-          <w:color w:val="000000"/>
-          <w:sz w:val="24"/>
-        </w:rPr>
-        <w:hyperlink r:id="rId16" w:history="1">
-          <w:r>
-            <w:rPr>
-              <w:rStyle w:val="Hyperlink"/>
-            </w:rPr>
-            <w:t>plie</w:t>
-          </w:r>
-        </w:hyperlink>
-      </w:r>
-      <w:r>
-        <w:rPr>
-          <w:u w:val="single" w:color="0000ff"/>
-          <w:rFonts w:ascii="Charis SIL Regular" w:hAnsi="Charis SIL Regular" w:eastAsia="Charis SIL Regular"/>
-          <w:b w:val="0"/>
-          <w:i w:val="0"/>
-          <w:color w:val="000000"/>
-          <w:sz w:val="24"/>
-        </w:rPr>
-        <w:hyperlink r:id="rId16" w:history="1">
-          <w:r>
-            <w:rPr>
-              <w:rStyle w:val="Hyperlink"/>
-            </w:rPr>
-            <w:t>s</w:t>
-          </w:r>
-        </w:hyperlink>
-      </w:r>
-      <w:r>
-        <w:rPr>
-          <w:u w:val="single" w:color="0000ff"/>
-          <w:rFonts w:ascii="Charis SIL Regular" w:hAnsi="Charis SIL Regular" w:eastAsia="Charis SIL Regular"/>
-          <w:b w:val="0"/>
-          <w:i w:val="0"/>
-          <w:color w:val="000000"/>
-          <w:sz w:val="24"/>
-        </w:rPr>
-        <w:hyperlink r:id="rId16" w:history="1">
-          <w:r>
-            <w:rPr>
-              <w:rStyle w:val="Hyperlink"/>
-            </w:rPr>
-            <w:t xml:space="preserve"> to the KI</w:t>
-          </w:r>
-        </w:hyperlink>
-      </w:r>
-      <w:r>
-        <w:rPr>
-          <w:rFonts w:ascii="Charis SIL Regular" w:hAnsi="Charis SIL Regular" w:eastAsia="Charis SIL Regular"/>
-          <w:b w:val="0"/>
-          <w:i w:val="0"/>
-          <w:color w:val="000000"/>
-          <w:sz w:val="24"/>
-        </w:rPr>
-        <w:t xml:space="preserve">TLV </w:t>
+        <w:t xml:space="preserve">This also applies to the KITLV </w:t>
       </w:r>
       <w:r>
         <w:rPr>
@@ -1690,24 +1643,14 @@
           <w:i w:val="0"/>
           <w:color w:val="0000FF"/>
           <w:sz w:val="24"/>
-        </w:rPr>
-        <w:t>Oral History Archive Indonesia</w:t>
-      </w:r>
-      <w:r>
-        <w:rPr>
-          <w:u w:val="single" w:color="0000ff"/>
-          <w:rFonts w:ascii="Charis SIL Regular" w:hAnsi="Charis SIL Regular" w:eastAsia="Charis SIL Regular"/>
-          <w:b w:val="0"/>
-          <w:i w:val="0"/>
-          <w:color w:val="000000"/>
-          <w:sz w:val="24"/>
-        </w:rPr>
-        <w:hyperlink r:id="rId17" w:history="1">
+          <w:u w:val="single"/>
+        </w:rPr>
+        <w:hyperlink r:id="rId18" w:history="1">
           <w:r>
             <w:rPr>
               <w:rStyle w:val="Hyperlink"/>
             </w:rPr>
-            <w:t xml:space="preserve"> (SMG</w:t>
+            <w:t>Oral</w:t>
           </w:r>
         </w:hyperlink>
       </w:r>
@@ -1716,10 +1659,11 @@
           <w:rFonts w:ascii="Charis SIL Regular" w:hAnsi="Charis SIL Regular" w:eastAsia="Charis SIL Regular"/>
           <w:b w:val="0"/>
           <w:i w:val="0"/>
-          <w:color w:val="000000"/>
-          <w:sz w:val="24"/>
-        </w:rPr>
-        <w:t xml:space="preserve">I) and the </w:t>
+          <w:color w:val="0000FF"/>
+          <w:sz w:val="24"/>
+          <w:u w:val="single"/>
+        </w:rPr>
+        <w:t xml:space="preserve"> </w:t>
       </w:r>
       <w:r>
         <w:rPr>
@@ -1728,9 +1672,30 @@
           <w:i w:val="0"/>
           <w:color w:val="0000FF"/>
           <w:sz w:val="24"/>
+        </w:rPr>
+        <w:t>History Archive Indonesia</w:t>
+      </w:r>
+      <w:r>
+        <w:rPr>
+          <w:u w:val="single" w:color="0000ff"/>
+          <w:rFonts w:ascii="Charis SIL Regular" w:hAnsi="Charis SIL Regular" w:eastAsia="Charis SIL Regular"/>
+          <w:b w:val="0"/>
+          <w:i w:val="0"/>
+          <w:color w:val="000000"/>
+          <w:sz w:val="24"/>
+        </w:rPr>
+        <w:t xml:space="preserve"> (SMGI) and the </w:t>
+      </w:r>
+      <w:r>
+        <w:rPr>
+          <w:rFonts w:ascii="Charis SIL Regular" w:hAnsi="Charis SIL Regular" w:eastAsia="Charis SIL Regular"/>
+          <w:b w:val="0"/>
+          <w:i w:val="0"/>
+          <w:color w:val="0000FF"/>
+          <w:sz w:val="24"/>
           <w:u w:val="single"/>
         </w:rPr>
-        <w:hyperlink r:id="rId18" w:history="1">
+        <w:hyperlink r:id="rId19" w:history="1">
           <w:r>
             <w:rPr>
               <w:rStyle w:val="Hyperlink"/>
@@ -1748,7 +1713,7 @@
           <w:sz w:val="24"/>
           <w:u w:val="single"/>
         </w:rPr>
-        <w:hyperlink r:id="rId18" w:history="1">
+        <w:hyperlink r:id="rId19" w:history="1">
           <w:r>
             <w:rPr>
               <w:rStyle w:val="Hyperlink"/>
@@ -1766,7 +1731,7 @@
           <w:sz w:val="24"/>
           <w:u w:val="single"/>
         </w:rPr>
-        <w:hyperlink r:id="rId18" w:history="1">
+        <w:hyperlink r:id="rId19" w:history="1">
           <w:r>
             <w:rPr>
               <w:rStyle w:val="Hyperlink"/>
@@ -1795,7 +1760,7 @@
           <w:sz w:val="24"/>
           <w:u w:val="single"/>
         </w:rPr>
-        <w:hyperlink r:id="rId18" w:history="1">
+        <w:hyperlink r:id="rId19" w:history="1">
           <w:r>
             <w:rPr>
               <w:rStyle w:val="Hyperlink"/>
@@ -1824,7 +1789,7 @@
           <w:sz w:val="24"/>
           <w:u w:val="single"/>
         </w:rPr>
-        <w:hyperlink r:id="rId18" w:history="1">
+        <w:hyperlink r:id="rId19" w:history="1">
           <w:r>
             <w:rPr>
               <w:rStyle w:val="Hyperlink"/>
@@ -1842,7 +1807,7 @@
           <w:sz w:val="24"/>
           <w:u w:val="single"/>
         </w:rPr>
-        <w:hyperlink r:id="rId18" w:history="1">
+        <w:hyperlink r:id="rId19" w:history="1">
           <w:r>
             <w:rPr>
               <w:rStyle w:val="Hyperlink"/>
@@ -1871,7 +1836,7 @@
           <w:sz w:val="24"/>
           <w:u w:val="single"/>
         </w:rPr>
-        <w:hyperlink r:id="rId18" w:history="1">
+        <w:hyperlink r:id="rId19" w:history="1">
           <w:r>
             <w:rPr>
               <w:rStyle w:val="Hyperlink"/>
@@ -1892,13 +1857,14 @@
       </w:r>
       <w:r>
         <w:rPr>
+          <w:u w:val="single" w:color="0000ff"/>
           <w:rFonts w:ascii="Charis SIL Regular" w:hAnsi="Charis SIL Regular" w:eastAsia="Charis SIL Regular"/>
           <w:b w:val="0"/>
           <w:i w:val="0"/>
           <w:color w:val="000000"/>
           <w:sz w:val="24"/>
         </w:rPr>
-        <w:hyperlink r:id="rId19" w:history="1">
+        <w:hyperlink r:id="rId18" w:history="1">
           <w:r>
             <w:rPr>
               <w:rStyle w:val="Hyperlink"/>
@@ -1909,13 +1875,14 @@
       </w:r>
       <w:r>
         <w:rPr>
+          <w:u w:val="single" w:color="0000ff"/>
           <w:rFonts w:ascii="Charis SIL Regular" w:hAnsi="Charis SIL Regular" w:eastAsia="Charis SIL Regular"/>
           <w:b w:val="0"/>
           <w:i w:val="0"/>
           <w:color w:val="000000"/>
           <w:sz w:val="24"/>
         </w:rPr>
-        <w:hyperlink r:id="rId19" w:history="1">
+        <w:hyperlink r:id="rId18" w:history="1">
           <w:r>
             <w:rPr>
               <w:rStyle w:val="Hyperlink"/>
@@ -1936,13 +1903,14 @@
       </w:r>
       <w:r>
         <w:rPr>
+          <w:u w:val="single" w:color="0000ff"/>
           <w:rFonts w:ascii="Charis SIL Regular" w:hAnsi="Charis SIL Regular" w:eastAsia="Charis SIL Regular"/>
           <w:b w:val="0"/>
           <w:i w:val="0"/>
           <w:color w:val="000000"/>
           <w:sz w:val="24"/>
         </w:rPr>
-        <w:hyperlink r:id="rId19" w:history="1">
+        <w:hyperlink r:id="rId18" w:history="1">
           <w:r>
             <w:rPr>
               <w:rStyle w:val="Hyperlink"/>
@@ -1953,13 +1921,14 @@
       </w:r>
       <w:r>
         <w:rPr>
+          <w:u w:val="single" w:color="0000ff"/>
           <w:rFonts w:ascii="Charis SIL Regular" w:hAnsi="Charis SIL Regular" w:eastAsia="Charis SIL Regular"/>
           <w:b w:val="0"/>
           <w:i w:val="0"/>
           <w:color w:val="000000"/>
           <w:sz w:val="24"/>
         </w:rPr>
-        <w:hyperlink r:id="rId19" w:history="1">
+        <w:hyperlink r:id="rId18" w:history="1">
           <w:r>
             <w:rPr>
               <w:rStyle w:val="Hyperlink"/>
@@ -1970,13 +1939,14 @@
       </w:r>
       <w:r>
         <w:rPr>
+          <w:u w:val="single" w:color="0000ff"/>
           <w:rFonts w:ascii="Charis SIL Regular" w:hAnsi="Charis SIL Regular" w:eastAsia="Charis SIL Regular"/>
           <w:b w:val="0"/>
           <w:i w:val="0"/>
           <w:color w:val="000000"/>
           <w:sz w:val="24"/>
         </w:rPr>
-        <w:hyperlink r:id="rId19" w:history="1">
+        <w:hyperlink r:id="rId18" w:history="1">
           <w:r>
             <w:rPr>
               <w:rStyle w:val="Hyperlink"/>
@@ -2264,7 +2234,7 @@
           <w:sz w:val="24"/>
           <w:u w:val="single"/>
         </w:rPr>
-        <w:t>Scientific research in colonised terr</w:t>
+        <w:t>Scientific research in colonised terri</w:t>
       </w:r>
       <w:r>
         <w:rPr>
@@ -2275,7 +2245,7 @@
           <w:sz w:val="24"/>
           <w:u w:val="single"/>
         </w:rPr>
-        <w:t>i</w:t>
+        <w:t>torie</w:t>
       </w:r>
       <w:r>
         <w:rPr>
@@ -2284,9 +2254,8 @@
           <w:i w:val="0"/>
           <w:color w:val="0000FF"/>
           <w:sz w:val="24"/>
-          <w:u w:val="single"/>
-        </w:rPr>
-        <w:t>tories</w:t>
+        </w:rPr>
+        <w:t>s</w:t>
       </w:r>
       <w:r>
         <w:br/>
@@ -3800,7 +3769,7 @@
           <w:sz w:val="24"/>
           <w:u w:val="single"/>
         </w:rPr>
-        <w:hyperlink r:id="rId19" w:history="1">
+        <w:hyperlink r:id="rId18" w:history="1">
           <w:r>
             <w:rPr>
               <w:rStyle w:val="Hyperlink"/>
@@ -3818,7 +3787,7 @@
           <w:sz w:val="24"/>
           <w:u w:val="single"/>
         </w:rPr>
-        <w:hyperlink r:id="rId19" w:history="1">
+        <w:hyperlink r:id="rId18" w:history="1">
           <w:r>
             <w:rPr>
               <w:rStyle w:val="Hyperlink"/>
@@ -3836,7 +3805,7 @@
           <w:sz w:val="24"/>
           <w:u w:val="single"/>
         </w:rPr>
-        <w:hyperlink r:id="rId19" w:history="1">
+        <w:hyperlink r:id="rId18" w:history="1">
           <w:r>
             <w:rPr>
               <w:rStyle w:val="Hyperlink"/>
@@ -3854,7 +3823,7 @@
           <w:sz w:val="24"/>
           <w:u w:val="single"/>
         </w:rPr>
-        <w:hyperlink r:id="rId19" w:history="1">
+        <w:hyperlink r:id="rId18" w:history="1">
           <w:r>
             <w:rPr>
               <w:rStyle w:val="Hyperlink"/>
@@ -3872,7 +3841,7 @@
           <w:sz w:val="24"/>
           <w:u w:val="single"/>
         </w:rPr>
-        <w:hyperlink r:id="rId19" w:history="1">
+        <w:hyperlink r:id="rId18" w:history="1">
           <w:r>
             <w:rPr>
               <w:rStyle w:val="Hyperlink"/>
@@ -3952,7 +3921,7 @@
           <w:sz w:val="24"/>
           <w:u w:val="single"/>
         </w:rPr>
-        <w:hyperlink r:id="rId18" w:history="1">
+        <w:hyperlink r:id="rId19" w:history="1">
           <w:r>
             <w:rPr>
               <w:rStyle w:val="Hyperlink"/>
@@ -3970,7 +3939,7 @@
           <w:sz w:val="24"/>
           <w:u w:val="single"/>
         </w:rPr>
-        <w:hyperlink r:id="rId18" w:history="1">
+        <w:hyperlink r:id="rId19" w:history="1">
           <w:r>
             <w:rPr>
               <w:rStyle w:val="Hyperlink"/>
@@ -3988,7 +3957,7 @@
           <w:sz w:val="24"/>
           <w:u w:val="single"/>
         </w:rPr>
-        <w:hyperlink r:id="rId18" w:history="1">
+        <w:hyperlink r:id="rId19" w:history="1">
           <w:r>
             <w:rPr>
               <w:rStyle w:val="Hyperlink"/>

--- a/EXPORTS/DOCX/published/niveau3/English/KITLV.docx
+++ b/EXPORTS/DOCX/published/niveau3/English/KITLV.docx
@@ -378,146 +378,7 @@
           <w:color w:val="000000"/>
           <w:sz w:val="24"/>
         </w:rPr>
-        <w:t>studies, or geograph</w:t>
-      </w:r>
-      <w:r>
-        <w:rPr>
-          <w:u w:val="single" w:color="0000ff"/>
-          <w:rFonts w:ascii="Charis SIL Regular" w:hAnsi="Charis SIL Regular" w:eastAsia="Charis SIL Regular"/>
-          <w:b w:val="0"/>
-          <w:i w:val="0"/>
-          <w:color w:val="000000"/>
-          <w:sz w:val="24"/>
-        </w:rPr>
-        <w:hyperlink r:id="rId9" w:history="1">
-          <w:r>
-            <w:rPr>
-              <w:rStyle w:val="Hyperlink"/>
-            </w:rPr>
-            <w:t>y, w</w:t>
-          </w:r>
-        </w:hyperlink>
-      </w:r>
-      <w:r>
-        <w:rPr>
-          <w:u w:val="single" w:color="0000ff"/>
-          <w:rFonts w:ascii="Charis SIL Regular" w:hAnsi="Charis SIL Regular" w:eastAsia="Charis SIL Regular"/>
-          <w:b w:val="0"/>
-          <w:i w:val="0"/>
-          <w:color w:val="000000"/>
-          <w:sz w:val="24"/>
-        </w:rPr>
-        <w:t>as left to t</w:t>
-      </w:r>
-      <w:r>
-        <w:rPr>
-          <w:u w:val="single" w:color="0000ff"/>
-          <w:rFonts w:ascii="Charis SIL Regular" w:hAnsi="Charis SIL Regular" w:eastAsia="Charis SIL Regular"/>
-          <w:b w:val="0"/>
-          <w:i w:val="0"/>
-          <w:color w:val="000000"/>
-          <w:sz w:val="24"/>
-        </w:rPr>
-        <w:hyperlink r:id="rId9" w:history="1">
-          <w:r>
-            <w:rPr>
-              <w:rStyle w:val="Hyperlink"/>
-            </w:rPr>
-            <w:t>he Ko</w:t>
-          </w:r>
-        </w:hyperlink>
-      </w:r>
-      <w:r>
-        <w:rPr>
-          <w:rFonts w:ascii="Charis SIL Regular" w:hAnsi="Charis SIL Regular" w:eastAsia="Charis SIL Regular"/>
-          <w:b w:val="0"/>
-          <w:i w:val="0"/>
-          <w:color w:val="000000"/>
-          <w:sz w:val="24"/>
-        </w:rPr>
-        <w:t>n</w:t>
-      </w:r>
-      <w:r>
-        <w:rPr>
-          <w:u w:val="single" w:color="0000ff"/>
-          <w:rFonts w:ascii="Charis SIL Regular" w:hAnsi="Charis SIL Regular" w:eastAsia="Charis SIL Regular"/>
-          <w:b w:val="0"/>
-          <w:i w:val="0"/>
-          <w:color w:val="000000"/>
-          <w:sz w:val="24"/>
-        </w:rPr>
-        <w:hyperlink r:id="rId10" w:history="1">
-          <w:r>
-            <w:rPr>
-              <w:rStyle w:val="Hyperlink"/>
-            </w:rPr>
-            <w:t>inkli</w:t>
-          </w:r>
-        </w:hyperlink>
-      </w:r>
-      <w:r>
-        <w:rPr>
-          <w:u w:val="single" w:color="0000ff"/>
-          <w:rFonts w:ascii="Charis SIL Regular" w:hAnsi="Charis SIL Regular" w:eastAsia="Charis SIL Regular"/>
-          <w:b w:val="0"/>
-          <w:i w:val="0"/>
-          <w:color w:val="000000"/>
-          <w:sz w:val="24"/>
-        </w:rPr>
-        <w:hyperlink r:id="rId10" w:history="1">
-          <w:r>
-            <w:rPr>
-              <w:rStyle w:val="Hyperlink"/>
-            </w:rPr>
-            <w:t>j</w:t>
-          </w:r>
-        </w:hyperlink>
-      </w:r>
-      <w:r>
-        <w:rPr>
-          <w:u w:val="single" w:color="0000ff"/>
-          <w:rFonts w:ascii="Charis SIL Regular" w:hAnsi="Charis SIL Regular" w:eastAsia="Charis SIL Regular"/>
-          <w:b w:val="0"/>
-          <w:i w:val="0"/>
-          <w:color w:val="000000"/>
-          <w:sz w:val="24"/>
-        </w:rPr>
-        <w:hyperlink r:id="rId10" w:history="1">
-          <w:r>
-            <w:rPr>
-              <w:rStyle w:val="Hyperlink"/>
-            </w:rPr>
-            <w:t>k Nede</w:t>
-          </w:r>
-        </w:hyperlink>
-      </w:r>
-      <w:r>
-        <w:rPr>
-          <w:rFonts w:ascii="Charis SIL Regular" w:hAnsi="Charis SIL Regular" w:eastAsia="Charis SIL Regular"/>
-          <w:b w:val="0"/>
-          <w:i w:val="0"/>
-          <w:color w:val="000000"/>
-          <w:sz w:val="24"/>
-        </w:rPr>
-        <w:t>rland</w:t>
-      </w:r>
-      <w:r>
-        <w:rPr>
-          <w:u w:val="single" w:color="0000ff"/>
-          <w:rFonts w:ascii="Charis SIL Regular" w:hAnsi="Charis SIL Regular" w:eastAsia="Charis SIL Regular"/>
-          <w:b w:val="0"/>
-          <w:i w:val="0"/>
-          <w:color w:val="000000"/>
-          <w:sz w:val="24"/>
-        </w:rPr>
-        <w:hyperlink r:id="rId11" w:history="1">
-          <w:r>
-            <w:rPr>
-              <w:rStyle w:val="Hyperlink"/>
-            </w:rPr>
-            <w:t>s Aard</w:t>
-          </w:r>
-        </w:hyperlink>
+        <w:t>studies, or geography, was left to the Koninklijk Nederlands Aard</w:t>
       </w:r>
       <w:r>
         <w:rPr>
@@ -1322,7 +1183,7 @@
           <w:sz w:val="24"/>
           <w:u w:val="single"/>
         </w:rPr>
-        <w:hyperlink r:id="rId15" w:history="1">
+        <w:hyperlink r:id="rId14" w:history="1">
           <w:r>
             <w:rPr>
               <w:rStyle w:val="Hyperlink"/>
@@ -1340,7 +1201,7 @@
           <w:sz w:val="24"/>
           <w:u w:val="single"/>
         </w:rPr>
-        <w:hyperlink r:id="rId15" w:history="1">
+        <w:hyperlink r:id="rId14" w:history="1">
           <w:r>
             <w:rPr>
               <w:rStyle w:val="Hyperlink"/>
@@ -1387,7 +1248,7 @@
           <w:sz w:val="24"/>
           <w:u w:val="single"/>
         </w:rPr>
-        <w:hyperlink r:id="rId14" w:history="1">
+        <w:hyperlink r:id="rId15" w:history="1">
           <w:r>
             <w:rPr>
               <w:rStyle w:val="Hyperlink"/>
@@ -1519,7 +1380,82 @@
           <w:color w:val="000000"/>
           <w:sz w:val="24"/>
         </w:rPr>
-        <w:t xml:space="preserve">This also applies to the KITLV </w:t>
+        <w:t>This also a</w:t>
+      </w:r>
+      <w:r>
+        <w:rPr>
+          <w:u w:val="single" w:color="0000ff"/>
+          <w:rFonts w:ascii="Charis SIL Regular" w:hAnsi="Charis SIL Regular" w:eastAsia="Charis SIL Regular"/>
+          <w:b w:val="0"/>
+          <w:i w:val="0"/>
+          <w:color w:val="000000"/>
+          <w:sz w:val="24"/>
+        </w:rPr>
+        <w:t>p</w:t>
+      </w:r>
+      <w:r>
+        <w:rPr>
+          <w:u w:val="single" w:color="0000ff"/>
+          <w:rFonts w:ascii="Charis SIL Regular" w:hAnsi="Charis SIL Regular" w:eastAsia="Charis SIL Regular"/>
+          <w:b w:val="0"/>
+          <w:i w:val="0"/>
+          <w:color w:val="000000"/>
+          <w:sz w:val="24"/>
+        </w:rPr>
+        <w:hyperlink r:id="rId16" w:history="1">
+          <w:r>
+            <w:rPr>
+              <w:rStyle w:val="Hyperlink"/>
+            </w:rPr>
+            <w:t>plie</w:t>
+          </w:r>
+        </w:hyperlink>
+      </w:r>
+      <w:r>
+        <w:rPr>
+          <w:u w:val="single" w:color="0000ff"/>
+          <w:rFonts w:ascii="Charis SIL Regular" w:hAnsi="Charis SIL Regular" w:eastAsia="Charis SIL Regular"/>
+          <w:b w:val="0"/>
+          <w:i w:val="0"/>
+          <w:color w:val="000000"/>
+          <w:sz w:val="24"/>
+        </w:rPr>
+        <w:hyperlink r:id="rId16" w:history="1">
+          <w:r>
+            <w:rPr>
+              <w:rStyle w:val="Hyperlink"/>
+            </w:rPr>
+            <w:t>s</w:t>
+          </w:r>
+        </w:hyperlink>
+      </w:r>
+      <w:r>
+        <w:rPr>
+          <w:u w:val="single" w:color="0000ff"/>
+          <w:rFonts w:ascii="Charis SIL Regular" w:hAnsi="Charis SIL Regular" w:eastAsia="Charis SIL Regular"/>
+          <w:b w:val="0"/>
+          <w:i w:val="0"/>
+          <w:color w:val="000000"/>
+          <w:sz w:val="24"/>
+        </w:rPr>
+        <w:hyperlink r:id="rId16" w:history="1">
+          <w:r>
+            <w:rPr>
+              <w:rStyle w:val="Hyperlink"/>
+            </w:rPr>
+            <w:t xml:space="preserve"> to the KI</w:t>
+          </w:r>
+        </w:hyperlink>
+      </w:r>
+      <w:r>
+        <w:rPr>
+          <w:rFonts w:ascii="Charis SIL Regular" w:hAnsi="Charis SIL Regular" w:eastAsia="Charis SIL Regular"/>
+          <w:b w:val="0"/>
+          <w:i w:val="0"/>
+          <w:color w:val="000000"/>
+          <w:sz w:val="24"/>
+        </w:rPr>
+        <w:t xml:space="preserve">TLV </w:t>
       </w:r>
       <w:r>
         <w:rPr>
@@ -1672,8 +1608,73 @@
           <w:i w:val="0"/>
           <w:color w:val="0000FF"/>
           <w:sz w:val="24"/>
-        </w:rPr>
-        <w:t>History Archive Indonesia</w:t>
+          <w:u w:val="single"/>
+        </w:rPr>
+        <w:hyperlink r:id="rId18" w:history="1">
+          <w:r>
+            <w:rPr>
+              <w:rStyle w:val="Hyperlink"/>
+            </w:rPr>
+            <w:t>History</w:t>
+          </w:r>
+        </w:hyperlink>
+      </w:r>
+      <w:r>
+        <w:rPr>
+          <w:rFonts w:ascii="Charis SIL Regular" w:hAnsi="Charis SIL Regular" w:eastAsia="Charis SIL Regular"/>
+          <w:b w:val="0"/>
+          <w:i w:val="0"/>
+          <w:color w:val="0000FF"/>
+          <w:sz w:val="24"/>
+          <w:u w:val="single"/>
+        </w:rPr>
+        <w:t xml:space="preserve"> </w:t>
+      </w:r>
+      <w:r>
+        <w:rPr>
+          <w:rFonts w:ascii="Charis SIL Regular" w:hAnsi="Charis SIL Regular" w:eastAsia="Charis SIL Regular"/>
+          <w:b w:val="0"/>
+          <w:i w:val="0"/>
+          <w:color w:val="0000FF"/>
+          <w:sz w:val="24"/>
+          <w:u w:val="single"/>
+        </w:rPr>
+        <w:hyperlink r:id="rId18" w:history="1">
+          <w:r>
+            <w:rPr>
+              <w:rStyle w:val="Hyperlink"/>
+            </w:rPr>
+            <w:t>Archive</w:t>
+          </w:r>
+        </w:hyperlink>
+      </w:r>
+      <w:r>
+        <w:rPr>
+          <w:rFonts w:ascii="Charis SIL Regular" w:hAnsi="Charis SIL Regular" w:eastAsia="Charis SIL Regular"/>
+          <w:b w:val="0"/>
+          <w:i w:val="0"/>
+          <w:color w:val="0000FF"/>
+          <w:sz w:val="24"/>
+          <w:u w:val="single"/>
+        </w:rPr>
+        <w:t xml:space="preserve"> </w:t>
+      </w:r>
+      <w:r>
+        <w:rPr>
+          <w:rFonts w:ascii="Charis SIL Regular" w:hAnsi="Charis SIL Regular" w:eastAsia="Charis SIL Regular"/>
+          <w:b w:val="0"/>
+          <w:i w:val="0"/>
+          <w:color w:val="0000FF"/>
+          <w:sz w:val="24"/>
+        </w:rPr>
+        <w:hyperlink r:id="rId18" w:history="1">
+          <w:r>
+            <w:rPr>
+              <w:rStyle w:val="Hyperlink"/>
+            </w:rPr>
+            <w:t>Indonesia</w:t>
+          </w:r>
+        </w:hyperlink>
       </w:r>
       <w:r>
         <w:rPr>
@@ -1684,7 +1685,68 @@
           <w:color w:val="000000"/>
           <w:sz w:val="24"/>
         </w:rPr>
-        <w:t xml:space="preserve"> (SMGI) and the </w:t>
+        <w:hyperlink r:id="rId17" w:history="1">
+          <w:r>
+            <w:rPr>
+              <w:rStyle w:val="Hyperlink"/>
+            </w:rPr>
+            <w:t xml:space="preserve"> (SMG</w:t>
+          </w:r>
+        </w:hyperlink>
+      </w:r>
+      <w:r>
+        <w:rPr>
+          <w:u w:val="single" w:color="0000ff"/>
+          <w:rFonts w:ascii="Charis SIL Regular" w:hAnsi="Charis SIL Regular" w:eastAsia="Charis SIL Regular"/>
+          <w:b w:val="0"/>
+          <w:i w:val="0"/>
+          <w:color w:val="000000"/>
+          <w:sz w:val="24"/>
+        </w:rPr>
+        <w:hyperlink r:id="rId17" w:history="1">
+          <w:r>
+            <w:rPr>
+              <w:rStyle w:val="Hyperlink"/>
+            </w:rPr>
+            <w:t>I</w:t>
+          </w:r>
+        </w:hyperlink>
+      </w:r>
+      <w:r>
+        <w:rPr>
+          <w:u w:val="single" w:color="0000ff"/>
+          <w:rFonts w:ascii="Charis SIL Regular" w:hAnsi="Charis SIL Regular" w:eastAsia="Charis SIL Regular"/>
+          <w:b w:val="0"/>
+          <w:i w:val="0"/>
+          <w:color w:val="000000"/>
+          <w:sz w:val="24"/>
+        </w:rPr>
+        <w:hyperlink r:id="rId17" w:history="1">
+          <w:r>
+            <w:rPr>
+              <w:rStyle w:val="Hyperlink"/>
+            </w:rPr>
+            <w:t>) an</w:t>
+          </w:r>
+        </w:hyperlink>
+      </w:r>
+      <w:r>
+        <w:rPr>
+          <w:u w:val="single" w:color="0000ff"/>
+          <w:rFonts w:ascii="Charis SIL Regular" w:hAnsi="Charis SIL Regular" w:eastAsia="Charis SIL Regular"/>
+          <w:b w:val="0"/>
+          <w:i w:val="0"/>
+          <w:color w:val="000000"/>
+          <w:sz w:val="24"/>
+        </w:rPr>
+        <w:hyperlink r:id="rId17" w:history="1">
+          <w:r>
+            <w:rPr>
+              <w:rStyle w:val="Hyperlink"/>
+            </w:rPr>
+            <w:t xml:space="preserve">d the </w:t>
+          </w:r>
+        </w:hyperlink>
       </w:r>
       <w:r>
         <w:rPr>
@@ -1857,49 +1919,13 @@
       </w:r>
       <w:r>
         <w:rPr>
-          <w:u w:val="single" w:color="0000ff"/>
           <w:rFonts w:ascii="Charis SIL Regular" w:hAnsi="Charis SIL Regular" w:eastAsia="Charis SIL Regular"/>
           <w:b w:val="0"/>
           <w:i w:val="0"/>
           <w:color w:val="000000"/>
           <w:sz w:val="24"/>
         </w:rPr>
-        <w:hyperlink r:id="rId18" w:history="1">
-          <w:r>
-            <w:rPr>
-              <w:rStyle w:val="Hyperlink"/>
-            </w:rPr>
-            <w:t>have</w:t>
-          </w:r>
-        </w:hyperlink>
-      </w:r>
-      <w:r>
-        <w:rPr>
-          <w:u w:val="single" w:color="0000ff"/>
-          <w:rFonts w:ascii="Charis SIL Regular" w:hAnsi="Charis SIL Regular" w:eastAsia="Charis SIL Regular"/>
-          <w:b w:val="0"/>
-          <w:i w:val="0"/>
-          <w:color w:val="000000"/>
-          <w:sz w:val="24"/>
-        </w:rPr>
-        <w:hyperlink r:id="rId18" w:history="1">
-          <w:r>
-            <w:rPr>
-              <w:rStyle w:val="Hyperlink"/>
-            </w:rPr>
-            <w:t xml:space="preserve"> their o</w:t>
-          </w:r>
-        </w:hyperlink>
-      </w:r>
-      <w:r>
-        <w:rPr>
-          <w:rFonts w:ascii="Charis SIL Regular" w:hAnsi="Charis SIL Regular" w:eastAsia="Charis SIL Regular"/>
-          <w:b w:val="0"/>
-          <w:i w:val="0"/>
-          <w:color w:val="000000"/>
-          <w:sz w:val="24"/>
-        </w:rPr>
-        <w:t>w</w:t>
+        <w:t>have their ow</w:t>
       </w:r>
       <w:r>
         <w:rPr>
@@ -2234,7 +2260,7 @@
           <w:sz w:val="24"/>
           <w:u w:val="single"/>
         </w:rPr>
-        <w:t>Scientific research in colonised terri</w:t>
+        <w:t>Scientific research in colonised terr</w:t>
       </w:r>
       <w:r>
         <w:rPr>
@@ -2245,7 +2271,7 @@
           <w:sz w:val="24"/>
           <w:u w:val="single"/>
         </w:rPr>
-        <w:t>torie</w:t>
+        <w:t>i</w:t>
       </w:r>
       <w:r>
         <w:rPr>
@@ -2254,8 +2280,9 @@
           <w:i w:val="0"/>
           <w:color w:val="0000FF"/>
           <w:sz w:val="24"/>
-        </w:rPr>
-        <w:t>s</w:t>
+          <w:u w:val="single"/>
+        </w:rPr>
+        <w:t>tories</w:t>
       </w:r>
       <w:r>
         <w:br/>

--- a/EXPORTS/DOCX/published/niveau3/English/KITLV.docx
+++ b/EXPORTS/DOCX/published/niveau3/English/KITLV.docx
@@ -378,7 +378,139 @@
           <w:color w:val="000000"/>
           <w:sz w:val="24"/>
         </w:rPr>
-        <w:t>studies, or geography, was left to the Koninklijk Nederlands Aard</w:t>
+        <w:t>studies, or geograph</w:t>
+      </w:r>
+      <w:r>
+        <w:rPr>
+          <w:u w:val="single" w:color="0000ff"/>
+          <w:rFonts w:ascii="Charis SIL Regular" w:hAnsi="Charis SIL Regular" w:eastAsia="Charis SIL Regular"/>
+          <w:b w:val="0"/>
+          <w:i w:val="0"/>
+          <w:color w:val="000000"/>
+          <w:sz w:val="24"/>
+        </w:rPr>
+        <w:hyperlink r:id="rId9" w:history="1">
+          <w:r>
+            <w:rPr>
+              <w:rStyle w:val="Hyperlink"/>
+            </w:rPr>
+            <w:t>y, w</w:t>
+          </w:r>
+        </w:hyperlink>
+      </w:r>
+      <w:r>
+        <w:rPr>
+          <w:u w:val="single" w:color="0000ff"/>
+          <w:rFonts w:ascii="Charis SIL Regular" w:hAnsi="Charis SIL Regular" w:eastAsia="Charis SIL Regular"/>
+          <w:b w:val="0"/>
+          <w:i w:val="0"/>
+          <w:color w:val="000000"/>
+          <w:sz w:val="24"/>
+        </w:rPr>
+        <w:hyperlink r:id="rId9" w:history="1">
+          <w:r>
+            <w:rPr>
+              <w:rStyle w:val="Hyperlink"/>
+            </w:rPr>
+            <w:t>a</w:t>
+          </w:r>
+        </w:hyperlink>
+      </w:r>
+      <w:r>
+        <w:rPr>
+          <w:u w:val="single" w:color="0000ff"/>
+          <w:rFonts w:ascii="Charis SIL Regular" w:hAnsi="Charis SIL Regular" w:eastAsia="Charis SIL Regular"/>
+          <w:b w:val="0"/>
+          <w:i w:val="0"/>
+          <w:color w:val="000000"/>
+          <w:sz w:val="24"/>
+        </w:rPr>
+        <w:hyperlink r:id="rId9" w:history="1">
+          <w:r>
+            <w:rPr>
+              <w:rStyle w:val="Hyperlink"/>
+            </w:rPr>
+            <w:t xml:space="preserve">s left to </w:t>
+          </w:r>
+        </w:hyperlink>
+      </w:r>
+      <w:r>
+        <w:rPr>
+          <w:u w:val="single" w:color="0000ff"/>
+          <w:rFonts w:ascii="Charis SIL Regular" w:hAnsi="Charis SIL Regular" w:eastAsia="Charis SIL Regular"/>
+          <w:b w:val="0"/>
+          <w:i w:val="0"/>
+          <w:color w:val="000000"/>
+          <w:sz w:val="24"/>
+        </w:rPr>
+        <w:t>t</w:t>
+      </w:r>
+      <w:r>
+        <w:rPr>
+          <w:u w:val="single" w:color="0000ff"/>
+          <w:rFonts w:ascii="Charis SIL Regular" w:hAnsi="Charis SIL Regular" w:eastAsia="Charis SIL Regular"/>
+          <w:b w:val="0"/>
+          <w:i w:val="0"/>
+          <w:color w:val="000000"/>
+          <w:sz w:val="24"/>
+        </w:rPr>
+        <w:hyperlink r:id="rId9" w:history="1">
+          <w:r>
+            <w:rPr>
+              <w:rStyle w:val="Hyperlink"/>
+            </w:rPr>
+            <w:t>he Ko</w:t>
+          </w:r>
+        </w:hyperlink>
+      </w:r>
+      <w:r>
+        <w:rPr>
+          <w:rFonts w:ascii="Charis SIL Regular" w:hAnsi="Charis SIL Regular" w:eastAsia="Charis SIL Regular"/>
+          <w:b w:val="0"/>
+          <w:i w:val="0"/>
+          <w:color w:val="000000"/>
+          <w:sz w:val="24"/>
+        </w:rPr>
+        <w:t>n</w:t>
+      </w:r>
+      <w:r>
+        <w:rPr>
+          <w:u w:val="single" w:color="0000ff"/>
+          <w:rFonts w:ascii="Charis SIL Regular" w:hAnsi="Charis SIL Regular" w:eastAsia="Charis SIL Regular"/>
+          <w:b w:val="0"/>
+          <w:i w:val="0"/>
+          <w:color w:val="000000"/>
+          <w:sz w:val="24"/>
+        </w:rPr>
+        <w:hyperlink r:id="rId10" w:history="1">
+          <w:r>
+            <w:rPr>
+              <w:rStyle w:val="Hyperlink"/>
+            </w:rPr>
+            <w:t>inkli</w:t>
+          </w:r>
+        </w:hyperlink>
+      </w:r>
+      <w:r>
+        <w:rPr>
+          <w:rFonts w:ascii="Charis SIL Regular" w:hAnsi="Charis SIL Regular" w:eastAsia="Charis SIL Regular"/>
+          <w:b w:val="0"/>
+          <w:i w:val="0"/>
+          <w:color w:val="000000"/>
+          <w:sz w:val="24"/>
+        </w:rPr>
+        <w:t>jk Nederland</w:t>
+      </w:r>
+      <w:r>
+        <w:rPr>
+          <w:u w:val="single" w:color="0000ff"/>
+          <w:rFonts w:ascii="Charis SIL Regular" w:hAnsi="Charis SIL Regular" w:eastAsia="Charis SIL Regular"/>
+          <w:b w:val="0"/>
+          <w:i w:val="0"/>
+          <w:color w:val="000000"/>
+          <w:sz w:val="24"/>
+        </w:rPr>
+        <w:t>s Aard</w:t>
       </w:r>
       <w:r>
         <w:rPr>
@@ -1248,7 +1380,7 @@
           <w:sz w:val="24"/>
           <w:u w:val="single"/>
         </w:rPr>
-        <w:hyperlink r:id="rId15" w:history="1">
+        <w:hyperlink r:id="rId14" w:history="1">
           <w:r>
             <w:rPr>
               <w:rStyle w:val="Hyperlink"/>
@@ -1610,71 +1742,7 @@
           <w:sz w:val="24"/>
           <w:u w:val="single"/>
         </w:rPr>
-        <w:hyperlink r:id="rId18" w:history="1">
-          <w:r>
-            <w:rPr>
-              <w:rStyle w:val="Hyperlink"/>
-            </w:rPr>
-            <w:t>History</w:t>
-          </w:r>
-        </w:hyperlink>
-      </w:r>
-      <w:r>
-        <w:rPr>
-          <w:rFonts w:ascii="Charis SIL Regular" w:hAnsi="Charis SIL Regular" w:eastAsia="Charis SIL Regular"/>
-          <w:b w:val="0"/>
-          <w:i w:val="0"/>
-          <w:color w:val="0000FF"/>
-          <w:sz w:val="24"/>
-          <w:u w:val="single"/>
-        </w:rPr>
-        <w:t xml:space="preserve"> </w:t>
-      </w:r>
-      <w:r>
-        <w:rPr>
-          <w:rFonts w:ascii="Charis SIL Regular" w:hAnsi="Charis SIL Regular" w:eastAsia="Charis SIL Regular"/>
-          <w:b w:val="0"/>
-          <w:i w:val="0"/>
-          <w:color w:val="0000FF"/>
-          <w:sz w:val="24"/>
-          <w:u w:val="single"/>
-        </w:rPr>
-        <w:hyperlink r:id="rId18" w:history="1">
-          <w:r>
-            <w:rPr>
-              <w:rStyle w:val="Hyperlink"/>
-            </w:rPr>
-            <w:t>Archive</w:t>
-          </w:r>
-        </w:hyperlink>
-      </w:r>
-      <w:r>
-        <w:rPr>
-          <w:rFonts w:ascii="Charis SIL Regular" w:hAnsi="Charis SIL Regular" w:eastAsia="Charis SIL Regular"/>
-          <w:b w:val="0"/>
-          <w:i w:val="0"/>
-          <w:color w:val="0000FF"/>
-          <w:sz w:val="24"/>
-          <w:u w:val="single"/>
-        </w:rPr>
-        <w:t xml:space="preserve"> </w:t>
-      </w:r>
-      <w:r>
-        <w:rPr>
-          <w:rFonts w:ascii="Charis SIL Regular" w:hAnsi="Charis SIL Regular" w:eastAsia="Charis SIL Regular"/>
-          <w:b w:val="0"/>
-          <w:i w:val="0"/>
-          <w:color w:val="0000FF"/>
-          <w:sz w:val="24"/>
-        </w:rPr>
-        <w:hyperlink r:id="rId18" w:history="1">
-          <w:r>
-            <w:rPr>
-              <w:rStyle w:val="Hyperlink"/>
-            </w:rPr>
-            <w:t>Indonesia</w:t>
-          </w:r>
-        </w:hyperlink>
+        <w:t>History Archive Indonesia</w:t>
       </w:r>
       <w:r>
         <w:rPr>
@@ -1757,7 +1825,7 @@
           <w:sz w:val="24"/>
           <w:u w:val="single"/>
         </w:rPr>
-        <w:hyperlink r:id="rId19" w:history="1">
+        <w:hyperlink r:id="rId17" w:history="1">
           <w:r>
             <w:rPr>
               <w:rStyle w:val="Hyperlink"/>
@@ -1775,7 +1843,7 @@
           <w:sz w:val="24"/>
           <w:u w:val="single"/>
         </w:rPr>
-        <w:hyperlink r:id="rId19" w:history="1">
+        <w:hyperlink r:id="rId17" w:history="1">
           <w:r>
             <w:rPr>
               <w:rStyle w:val="Hyperlink"/>
@@ -1793,7 +1861,7 @@
           <w:sz w:val="24"/>
           <w:u w:val="single"/>
         </w:rPr>
-        <w:hyperlink r:id="rId19" w:history="1">
+        <w:hyperlink r:id="rId17" w:history="1">
           <w:r>
             <w:rPr>
               <w:rStyle w:val="Hyperlink"/>
@@ -1919,13 +1987,50 @@
       </w:r>
       <w:r>
         <w:rPr>
+          <w:u w:val="single" w:color="0000ff"/>
           <w:rFonts w:ascii="Charis SIL Regular" w:hAnsi="Charis SIL Regular" w:eastAsia="Charis SIL Regular"/>
           <w:b w:val="0"/>
           <w:i w:val="0"/>
           <w:color w:val="000000"/>
           <w:sz w:val="24"/>
         </w:rPr>
-        <w:t>have their ow</w:t>
+        <w:hyperlink r:id="rId18" w:history="1">
+          <w:r>
+            <w:rPr>
+              <w:rStyle w:val="Hyperlink"/>
+            </w:rPr>
+            <w:t>have</w:t>
+          </w:r>
+        </w:hyperlink>
+      </w:r>
+      <w:r>
+        <w:rPr>
+          <w:u w:val="single" w:color="0000ff"/>
+          <w:rFonts w:ascii="Charis SIL Regular" w:hAnsi="Charis SIL Regular" w:eastAsia="Charis SIL Regular"/>
+          <w:b w:val="0"/>
+          <w:i w:val="0"/>
+          <w:color w:val="000000"/>
+          <w:sz w:val="24"/>
+        </w:rPr>
+        <w:hyperlink r:id="rId18" w:history="1">
+          <w:r>
+            <w:rPr>
+              <w:rStyle w:val="Hyperlink"/>
+            </w:rPr>
+            <w:t xml:space="preserve"> their o</w:t>
+          </w:r>
+        </w:hyperlink>
+      </w:r>
+      <w:r>
+        <w:rPr>
+          <w:u w:val="single" w:color="0000ff"/>
+          <w:rFonts w:ascii="Charis SIL Regular" w:hAnsi="Charis SIL Regular" w:eastAsia="Charis SIL Regular"/>
+          <w:b w:val="0"/>
+          <w:i w:val="0"/>
+          <w:color w:val="000000"/>
+          <w:sz w:val="24"/>
+        </w:rPr>
+        <w:t>w</w:t>
       </w:r>
       <w:r>
         <w:rPr>

--- a/EXPORTS/DOCX/published/niveau3/English/KITLV.docx
+++ b/EXPORTS/DOCX/published/niveau3/English/KITLV.docx
@@ -493,13 +493,21 @@
       </w:r>
       <w:r>
         <w:rPr>
+          <w:u w:val="single" w:color="0000ff"/>
           <w:rFonts w:ascii="Charis SIL Regular" w:hAnsi="Charis SIL Regular" w:eastAsia="Charis SIL Regular"/>
           <w:b w:val="0"/>
           <w:i w:val="0"/>
           <w:color w:val="000000"/>
           <w:sz w:val="24"/>
         </w:rPr>
-        <w:t>jk Nederland</w:t>
+        <w:hyperlink r:id="rId10" w:history="1">
+          <w:r>
+            <w:rPr>
+              <w:rStyle w:val="Hyperlink"/>
+            </w:rPr>
+            <w:t>j</w:t>
+          </w:r>
+        </w:hyperlink>
       </w:r>
       <w:r>
         <w:rPr>
@@ -510,7 +518,42 @@
           <w:color w:val="000000"/>
           <w:sz w:val="24"/>
         </w:rPr>
-        <w:t>s Aard</w:t>
+        <w:hyperlink r:id="rId10" w:history="1">
+          <w:r>
+            <w:rPr>
+              <w:rStyle w:val="Hyperlink"/>
+            </w:rPr>
+            <w:t>k Nede</w:t>
+          </w:r>
+        </w:hyperlink>
+      </w:r>
+      <w:r>
+        <w:rPr>
+          <w:rFonts w:ascii="Charis SIL Regular" w:hAnsi="Charis SIL Regular" w:eastAsia="Charis SIL Regular"/>
+          <w:b w:val="0"/>
+          <w:i w:val="0"/>
+          <w:color w:val="000000"/>
+          <w:sz w:val="24"/>
+        </w:rPr>
+        <w:t>rland</w:t>
+      </w:r>
+      <w:r>
+        <w:rPr>
+          <w:u w:val="single" w:color="0000ff"/>
+          <w:rFonts w:ascii="Charis SIL Regular" w:hAnsi="Charis SIL Regular" w:eastAsia="Charis SIL Regular"/>
+          <w:b w:val="0"/>
+          <w:i w:val="0"/>
+          <w:color w:val="000000"/>
+          <w:sz w:val="24"/>
+        </w:rPr>
+        <w:hyperlink r:id="rId11" w:history="1">
+          <w:r>
+            <w:rPr>
+              <w:rStyle w:val="Hyperlink"/>
+            </w:rPr>
+            <w:t>s Aard</w:t>
+          </w:r>
+        </w:hyperlink>
       </w:r>
       <w:r>
         <w:rPr>
@@ -1742,79 +1785,81 @@
           <w:sz w:val="24"/>
           <w:u w:val="single"/>
         </w:rPr>
-        <w:t>History Archive Indonesia</w:t>
-      </w:r>
-      <w:r>
-        <w:rPr>
-          <w:u w:val="single" w:color="0000ff"/>
-          <w:rFonts w:ascii="Charis SIL Regular" w:hAnsi="Charis SIL Regular" w:eastAsia="Charis SIL Regular"/>
-          <w:b w:val="0"/>
-          <w:i w:val="0"/>
-          <w:color w:val="000000"/>
-          <w:sz w:val="24"/>
-        </w:rPr>
-        <w:hyperlink r:id="rId17" w:history="1">
+        <w:hyperlink r:id="rId18" w:history="1">
           <w:r>
             <w:rPr>
               <w:rStyle w:val="Hyperlink"/>
             </w:rPr>
-            <w:t xml:space="preserve"> (SMG</w:t>
+            <w:t>History</w:t>
           </w:r>
         </w:hyperlink>
       </w:r>
       <w:r>
         <w:rPr>
-          <w:u w:val="single" w:color="0000ff"/>
           <w:rFonts w:ascii="Charis SIL Regular" w:hAnsi="Charis SIL Regular" w:eastAsia="Charis SIL Regular"/>
           <w:b w:val="0"/>
           <w:i w:val="0"/>
-          <w:color w:val="000000"/>
-          <w:sz w:val="24"/>
-        </w:rPr>
-        <w:hyperlink r:id="rId17" w:history="1">
+          <w:color w:val="0000FF"/>
+          <w:sz w:val="24"/>
+          <w:u w:val="single"/>
+        </w:rPr>
+        <w:t xml:space="preserve"> </w:t>
+      </w:r>
+      <w:r>
+        <w:rPr>
+          <w:rFonts w:ascii="Charis SIL Regular" w:hAnsi="Charis SIL Regular" w:eastAsia="Charis SIL Regular"/>
+          <w:b w:val="0"/>
+          <w:i w:val="0"/>
+          <w:color w:val="0000FF"/>
+          <w:sz w:val="24"/>
+          <w:u w:val="single"/>
+        </w:rPr>
+        <w:hyperlink r:id="rId18" w:history="1">
           <w:r>
             <w:rPr>
               <w:rStyle w:val="Hyperlink"/>
             </w:rPr>
-            <w:t>I</w:t>
+            <w:t>Archive</w:t>
           </w:r>
         </w:hyperlink>
       </w:r>
       <w:r>
         <w:rPr>
-          <w:u w:val="single" w:color="0000ff"/>
           <w:rFonts w:ascii="Charis SIL Regular" w:hAnsi="Charis SIL Regular" w:eastAsia="Charis SIL Regular"/>
           <w:b w:val="0"/>
           <w:i w:val="0"/>
-          <w:color w:val="000000"/>
-          <w:sz w:val="24"/>
-        </w:rPr>
-        <w:hyperlink r:id="rId17" w:history="1">
+          <w:color w:val="0000FF"/>
+          <w:sz w:val="24"/>
+          <w:u w:val="single"/>
+        </w:rPr>
+        <w:t xml:space="preserve"> </w:t>
+      </w:r>
+      <w:r>
+        <w:rPr>
+          <w:rFonts w:ascii="Charis SIL Regular" w:hAnsi="Charis SIL Regular" w:eastAsia="Charis SIL Regular"/>
+          <w:b w:val="0"/>
+          <w:i w:val="0"/>
+          <w:color w:val="0000FF"/>
+          <w:sz w:val="24"/>
+        </w:rPr>
+        <w:hyperlink r:id="rId18" w:history="1">
           <w:r>
             <w:rPr>
               <w:rStyle w:val="Hyperlink"/>
             </w:rPr>
-            <w:t>) an</w:t>
+            <w:t>Indonesia</w:t>
           </w:r>
         </w:hyperlink>
       </w:r>
       <w:r>
         <w:rPr>
-          <w:u w:val="single" w:color="0000ff"/>
           <w:rFonts w:ascii="Charis SIL Regular" w:hAnsi="Charis SIL Regular" w:eastAsia="Charis SIL Regular"/>
           <w:b w:val="0"/>
           <w:i w:val="0"/>
           <w:color w:val="000000"/>
           <w:sz w:val="24"/>
         </w:rPr>
-        <w:hyperlink r:id="rId17" w:history="1">
-          <w:r>
-            <w:rPr>
-              <w:rStyle w:val="Hyperlink"/>
-            </w:rPr>
-            <w:t xml:space="preserve">d the </w:t>
-          </w:r>
-        </w:hyperlink>
+        <w:t xml:space="preserve"> (SMGI) and the </w:t>
       </w:r>
       <w:r>
         <w:rPr>
@@ -1825,7 +1870,7 @@
           <w:sz w:val="24"/>
           <w:u w:val="single"/>
         </w:rPr>
-        <w:hyperlink r:id="rId17" w:history="1">
+        <w:hyperlink r:id="rId19" w:history="1">
           <w:r>
             <w:rPr>
               <w:rStyle w:val="Hyperlink"/>
@@ -1890,7 +1935,7 @@
           <w:sz w:val="24"/>
           <w:u w:val="single"/>
         </w:rPr>
-        <w:hyperlink r:id="rId19" w:history="1">
+        <w:hyperlink r:id="rId17" w:history="1">
           <w:r>
             <w:rPr>
               <w:rStyle w:val="Hyperlink"/>
@@ -1919,7 +1964,7 @@
           <w:sz w:val="24"/>
           <w:u w:val="single"/>
         </w:rPr>
-        <w:hyperlink r:id="rId19" w:history="1">
+        <w:hyperlink r:id="rId17" w:history="1">
           <w:r>
             <w:rPr>
               <w:rStyle w:val="Hyperlink"/>
@@ -2023,7 +2068,6 @@
       </w:r>
       <w:r>
         <w:rPr>
-          <w:u w:val="single" w:color="0000ff"/>
           <w:rFonts w:ascii="Charis SIL Regular" w:hAnsi="Charis SIL Regular" w:eastAsia="Charis SIL Regular"/>
           <w:b w:val="0"/>
           <w:i w:val="0"/>
@@ -2365,7 +2409,7 @@
           <w:sz w:val="24"/>
           <w:u w:val="single"/>
         </w:rPr>
-        <w:t>Scientific research in colonised terr</w:t>
+        <w:t>Scientific research in colonised terri</w:t>
       </w:r>
       <w:r>
         <w:rPr>
@@ -2376,7 +2420,7 @@
           <w:sz w:val="24"/>
           <w:u w:val="single"/>
         </w:rPr>
-        <w:t>i</w:t>
+        <w:t>torie</w:t>
       </w:r>
       <w:r>
         <w:rPr>
@@ -2385,9 +2429,8 @@
           <w:i w:val="0"/>
           <w:color w:val="0000FF"/>
           <w:sz w:val="24"/>
-          <w:u w:val="single"/>
-        </w:rPr>
-        <w:t>tories</w:t>
+        </w:rPr>
+        <w:t>s</w:t>
       </w:r>
       <w:r>
         <w:br/>

--- a/EXPORTS/DOCX/published/niveau3/English/KITLV.docx
+++ b/EXPORTS/DOCX/published/niveau3/English/KITLV.docx
@@ -378,72 +378,7 @@
           <w:color w:val="000000"/>
           <w:sz w:val="24"/>
         </w:rPr>
-        <w:t>studies, or geograph</w:t>
-      </w:r>
-      <w:r>
-        <w:rPr>
-          <w:u w:val="single" w:color="0000ff"/>
-          <w:rFonts w:ascii="Charis SIL Regular" w:hAnsi="Charis SIL Regular" w:eastAsia="Charis SIL Regular"/>
-          <w:b w:val="0"/>
-          <w:i w:val="0"/>
-          <w:color w:val="000000"/>
-          <w:sz w:val="24"/>
-        </w:rPr>
-        <w:hyperlink r:id="rId9" w:history="1">
-          <w:r>
-            <w:rPr>
-              <w:rStyle w:val="Hyperlink"/>
-            </w:rPr>
-            <w:t>y, w</w:t>
-          </w:r>
-        </w:hyperlink>
-      </w:r>
-      <w:r>
-        <w:rPr>
-          <w:u w:val="single" w:color="0000ff"/>
-          <w:rFonts w:ascii="Charis SIL Regular" w:hAnsi="Charis SIL Regular" w:eastAsia="Charis SIL Regular"/>
-          <w:b w:val="0"/>
-          <w:i w:val="0"/>
-          <w:color w:val="000000"/>
-          <w:sz w:val="24"/>
-        </w:rPr>
-        <w:hyperlink r:id="rId9" w:history="1">
-          <w:r>
-            <w:rPr>
-              <w:rStyle w:val="Hyperlink"/>
-            </w:rPr>
-            <w:t>a</w:t>
-          </w:r>
-        </w:hyperlink>
-      </w:r>
-      <w:r>
-        <w:rPr>
-          <w:u w:val="single" w:color="0000ff"/>
-          <w:rFonts w:ascii="Charis SIL Regular" w:hAnsi="Charis SIL Regular" w:eastAsia="Charis SIL Regular"/>
-          <w:b w:val="0"/>
-          <w:i w:val="0"/>
-          <w:color w:val="000000"/>
-          <w:sz w:val="24"/>
-        </w:rPr>
-        <w:hyperlink r:id="rId9" w:history="1">
-          <w:r>
-            <w:rPr>
-              <w:rStyle w:val="Hyperlink"/>
-            </w:rPr>
-            <w:t xml:space="preserve">s left to </w:t>
-          </w:r>
-        </w:hyperlink>
-      </w:r>
-      <w:r>
-        <w:rPr>
-          <w:u w:val="single" w:color="0000ff"/>
-          <w:rFonts w:ascii="Charis SIL Regular" w:hAnsi="Charis SIL Regular" w:eastAsia="Charis SIL Regular"/>
-          <w:b w:val="0"/>
-          <w:i w:val="0"/>
-          <w:color w:val="000000"/>
-          <w:sz w:val="24"/>
-        </w:rPr>
-        <w:t>t</w:t>
+        <w:t>studies, or geography, was left to t</w:t>
       </w:r>
       <w:r>
         <w:rPr>
@@ -1853,13 +1788,31 @@
       </w:r>
       <w:r>
         <w:rPr>
+          <w:u w:val="single" w:color="0000ff"/>
           <w:rFonts w:ascii="Charis SIL Regular" w:hAnsi="Charis SIL Regular" w:eastAsia="Charis SIL Regular"/>
           <w:b w:val="0"/>
           <w:i w:val="0"/>
           <w:color w:val="000000"/>
           <w:sz w:val="24"/>
         </w:rPr>
-        <w:t xml:space="preserve"> (SMGI) and the </w:t>
+        <w:hyperlink r:id="rId17" w:history="1">
+          <w:r>
+            <w:rPr>
+              <w:rStyle w:val="Hyperlink"/>
+            </w:rPr>
+            <w:t xml:space="preserve"> (SMG</w:t>
+          </w:r>
+        </w:hyperlink>
+      </w:r>
+      <w:r>
+        <w:rPr>
+          <w:rFonts w:ascii="Charis SIL Regular" w:hAnsi="Charis SIL Regular" w:eastAsia="Charis SIL Regular"/>
+          <w:b w:val="0"/>
+          <w:i w:val="0"/>
+          <w:color w:val="000000"/>
+          <w:sz w:val="24"/>
+        </w:rPr>
+        <w:t xml:space="preserve">I) and the </w:t>
       </w:r>
       <w:r>
         <w:rPr>
@@ -1888,7 +1841,7 @@
           <w:sz w:val="24"/>
           <w:u w:val="single"/>
         </w:rPr>
-        <w:hyperlink r:id="rId17" w:history="1">
+        <w:hyperlink r:id="rId19" w:history="1">
           <w:r>
             <w:rPr>
               <w:rStyle w:val="Hyperlink"/>
@@ -1906,7 +1859,7 @@
           <w:sz w:val="24"/>
           <w:u w:val="single"/>
         </w:rPr>
-        <w:hyperlink r:id="rId17" w:history="1">
+        <w:hyperlink r:id="rId19" w:history="1">
           <w:r>
             <w:rPr>
               <w:rStyle w:val="Hyperlink"/>
@@ -1935,7 +1888,7 @@
           <w:sz w:val="24"/>
           <w:u w:val="single"/>
         </w:rPr>
-        <w:hyperlink r:id="rId17" w:history="1">
+        <w:hyperlink r:id="rId19" w:history="1">
           <w:r>
             <w:rPr>
               <w:rStyle w:val="Hyperlink"/>
@@ -1964,7 +1917,7 @@
           <w:sz w:val="24"/>
           <w:u w:val="single"/>
         </w:rPr>
-        <w:hyperlink r:id="rId17" w:history="1">
+        <w:hyperlink r:id="rId19" w:history="1">
           <w:r>
             <w:rPr>
               <w:rStyle w:val="Hyperlink"/>
@@ -2068,6 +2021,7 @@
       </w:r>
       <w:r>
         <w:rPr>
+          <w:u w:val="single" w:color="0000ff"/>
           <w:rFonts w:ascii="Charis SIL Regular" w:hAnsi="Charis SIL Regular" w:eastAsia="Charis SIL Regular"/>
           <w:b w:val="0"/>
           <w:i w:val="0"/>
@@ -2409,7 +2363,7 @@
           <w:sz w:val="24"/>
           <w:u w:val="single"/>
         </w:rPr>
-        <w:t>Scientific research in colonised terri</w:t>
+        <w:t>Scientific research in colonised terr</w:t>
       </w:r>
       <w:r>
         <w:rPr>
@@ -2420,7 +2374,7 @@
           <w:sz w:val="24"/>
           <w:u w:val="single"/>
         </w:rPr>
-        <w:t>torie</w:t>
+        <w:t>i</w:t>
       </w:r>
       <w:r>
         <w:rPr>
@@ -2429,8 +2383,9 @@
           <w:i w:val="0"/>
           <w:color w:val="0000FF"/>
           <w:sz w:val="24"/>
-        </w:rPr>
-        <w:t>s</w:t>
+          <w:u w:val="single"/>
+        </w:rPr>
+        <w:t>tories</w:t>
       </w:r>
       <w:r>
         <w:br/>

--- a/EXPORTS/DOCX/published/niveau3/English/KITLV.docx
+++ b/EXPORTS/DOCX/published/niveau3/English/KITLV.docx
@@ -378,100 +378,7 @@
           <w:color w:val="000000"/>
           <w:sz w:val="24"/>
         </w:rPr>
-        <w:t>studies, or geograph</w:t>
-      </w:r>
-      <w:r>
-        <w:rPr>
-          <w:u w:val="single" w:color="0000ff"/>
-          <w:rFonts w:ascii="Charis SIL Regular" w:hAnsi="Charis SIL Regular" w:eastAsia="Charis SIL Regular"/>
-          <w:b w:val="0"/>
-          <w:i w:val="0"/>
-          <w:color w:val="000000"/>
-          <w:sz w:val="24"/>
-        </w:rPr>
-        <w:hyperlink r:id="rId9" w:history="1">
-          <w:r>
-            <w:rPr>
-              <w:rStyle w:val="Hyperlink"/>
-            </w:rPr>
-            <w:t>y, w</w:t>
-          </w:r>
-        </w:hyperlink>
-      </w:r>
-      <w:r>
-        <w:rPr>
-          <w:u w:val="single" w:color="0000ff"/>
-          <w:rFonts w:ascii="Charis SIL Regular" w:hAnsi="Charis SIL Regular" w:eastAsia="Charis SIL Regular"/>
-          <w:b w:val="0"/>
-          <w:i w:val="0"/>
-          <w:color w:val="000000"/>
-          <w:sz w:val="24"/>
-        </w:rPr>
-        <w:hyperlink r:id="rId9" w:history="1">
-          <w:r>
-            <w:rPr>
-              <w:rStyle w:val="Hyperlink"/>
-            </w:rPr>
-            <w:t>a</w:t>
-          </w:r>
-        </w:hyperlink>
-      </w:r>
-      <w:r>
-        <w:rPr>
-          <w:u w:val="single" w:color="0000ff"/>
-          <w:rFonts w:ascii="Charis SIL Regular" w:hAnsi="Charis SIL Regular" w:eastAsia="Charis SIL Regular"/>
-          <w:b w:val="0"/>
-          <w:i w:val="0"/>
-          <w:color w:val="000000"/>
-          <w:sz w:val="24"/>
-        </w:rPr>
-        <w:hyperlink r:id="rId9" w:history="1">
-          <w:r>
-            <w:rPr>
-              <w:rStyle w:val="Hyperlink"/>
-            </w:rPr>
-            <w:t xml:space="preserve">s left to </w:t>
-          </w:r>
-        </w:hyperlink>
-      </w:r>
-      <w:r>
-        <w:rPr>
-          <w:u w:val="single" w:color="0000ff"/>
-          <w:rFonts w:ascii="Charis SIL Regular" w:hAnsi="Charis SIL Regular" w:eastAsia="Charis SIL Regular"/>
-          <w:b w:val="0"/>
-          <w:i w:val="0"/>
-          <w:color w:val="000000"/>
-          <w:sz w:val="24"/>
-        </w:rPr>
-        <w:t>t</w:t>
-      </w:r>
-      <w:r>
-        <w:rPr>
-          <w:u w:val="single" w:color="0000ff"/>
-          <w:rFonts w:ascii="Charis SIL Regular" w:hAnsi="Charis SIL Regular" w:eastAsia="Charis SIL Regular"/>
-          <w:b w:val="0"/>
-          <w:i w:val="0"/>
-          <w:color w:val="000000"/>
-          <w:sz w:val="24"/>
-        </w:rPr>
-        <w:hyperlink r:id="rId9" w:history="1">
-          <w:r>
-            <w:rPr>
-              <w:rStyle w:val="Hyperlink"/>
-            </w:rPr>
-            <w:t>he Ko</w:t>
-          </w:r>
-        </w:hyperlink>
-      </w:r>
-      <w:r>
-        <w:rPr>
-          <w:rFonts w:ascii="Charis SIL Regular" w:hAnsi="Charis SIL Regular" w:eastAsia="Charis SIL Regular"/>
-          <w:b w:val="0"/>
-          <w:i w:val="0"/>
-          <w:color w:val="000000"/>
-          <w:sz w:val="24"/>
-        </w:rPr>
-        <w:t>ninklijk Nederland</w:t>
+        <w:t>studies, or geography, was left to the Koninklijk Nederland</w:t>
       </w:r>
       <w:r>
         <w:rPr>
@@ -1690,8 +1597,67 @@
           <w:i w:val="0"/>
           <w:color w:val="0000FF"/>
           <w:sz w:val="24"/>
-        </w:rPr>
-        <w:t>Oral History Archive Indonesia</w:t>
+          <w:u w:val="single"/>
+        </w:rPr>
+        <w:hyperlink r:id="rId18" w:history="1">
+          <w:r>
+            <w:rPr>
+              <w:rStyle w:val="Hyperlink"/>
+            </w:rPr>
+            <w:t>Oral</w:t>
+          </w:r>
+        </w:hyperlink>
+      </w:r>
+      <w:r>
+        <w:rPr>
+          <w:rFonts w:ascii="Charis SIL Regular" w:hAnsi="Charis SIL Regular" w:eastAsia="Charis SIL Regular"/>
+          <w:b w:val="0"/>
+          <w:i w:val="0"/>
+          <w:color w:val="0000FF"/>
+          <w:sz w:val="24"/>
+          <w:u w:val="single"/>
+        </w:rPr>
+        <w:t xml:space="preserve"> </w:t>
+      </w:r>
+      <w:r>
+        <w:rPr>
+          <w:rFonts w:ascii="Charis SIL Regular" w:hAnsi="Charis SIL Regular" w:eastAsia="Charis SIL Regular"/>
+          <w:b w:val="0"/>
+          <w:i w:val="0"/>
+          <w:color w:val="0000FF"/>
+          <w:sz w:val="24"/>
+          <w:u w:val="single"/>
+        </w:rPr>
+        <w:hyperlink r:id="rId18" w:history="1">
+          <w:r>
+            <w:rPr>
+              <w:rStyle w:val="Hyperlink"/>
+            </w:rPr>
+            <w:t>History</w:t>
+          </w:r>
+        </w:hyperlink>
+      </w:r>
+      <w:r>
+        <w:rPr>
+          <w:rFonts w:ascii="Charis SIL Regular" w:hAnsi="Charis SIL Regular" w:eastAsia="Charis SIL Regular"/>
+          <w:b w:val="0"/>
+          <w:i w:val="0"/>
+          <w:color w:val="0000FF"/>
+          <w:sz w:val="24"/>
+          <w:u w:val="single"/>
+        </w:rPr>
+        <w:t xml:space="preserve"> </w:t>
+      </w:r>
+      <w:r>
+        <w:rPr>
+          <w:rFonts w:ascii="Charis SIL Regular" w:hAnsi="Charis SIL Regular" w:eastAsia="Charis SIL Regular"/>
+          <w:b w:val="0"/>
+          <w:i w:val="0"/>
+          <w:color w:val="0000FF"/>
+          <w:sz w:val="24"/>
+          <w:u w:val="single"/>
+        </w:rPr>
+        <w:t>Archive Indonesia</w:t>
       </w:r>
       <w:r>
         <w:rPr>
@@ -1774,7 +1740,7 @@
           <w:sz w:val="24"/>
           <w:u w:val="single"/>
         </w:rPr>
-        <w:hyperlink r:id="rId18" w:history="1">
+        <w:hyperlink r:id="rId17" w:history="1">
           <w:r>
             <w:rPr>
               <w:rStyle w:val="Hyperlink"/>
@@ -1792,7 +1758,7 @@
           <w:sz w:val="24"/>
           <w:u w:val="single"/>
         </w:rPr>
-        <w:hyperlink r:id="rId18" w:history="1">
+        <w:hyperlink r:id="rId17" w:history="1">
           <w:r>
             <w:rPr>
               <w:rStyle w:val="Hyperlink"/>
@@ -1810,7 +1776,7 @@
           <w:sz w:val="24"/>
           <w:u w:val="single"/>
         </w:rPr>
-        <w:hyperlink r:id="rId18" w:history="1">
+        <w:hyperlink r:id="rId17" w:history="1">
           <w:r>
             <w:rPr>
               <w:rStyle w:val="Hyperlink"/>
@@ -1839,7 +1805,7 @@
           <w:sz w:val="24"/>
           <w:u w:val="single"/>
         </w:rPr>
-        <w:hyperlink r:id="rId18" w:history="1">
+        <w:hyperlink r:id="rId17" w:history="1">
           <w:r>
             <w:rPr>
               <w:rStyle w:val="Hyperlink"/>
@@ -1868,7 +1834,7 @@
           <w:sz w:val="24"/>
           <w:u w:val="single"/>
         </w:rPr>
-        <w:hyperlink r:id="rId18" w:history="1">
+        <w:hyperlink r:id="rId19" w:history="1">
           <w:r>
             <w:rPr>
               <w:rStyle w:val="Hyperlink"/>
@@ -1886,7 +1852,7 @@
           <w:sz w:val="24"/>
           <w:u w:val="single"/>
         </w:rPr>
-        <w:hyperlink r:id="rId18" w:history="1">
+        <w:hyperlink r:id="rId19" w:history="1">
           <w:r>
             <w:rPr>
               <w:rStyle w:val="Hyperlink"/>
@@ -1915,7 +1881,7 @@
           <w:sz w:val="24"/>
           <w:u w:val="single"/>
         </w:rPr>
-        <w:hyperlink r:id="rId18" w:history="1">
+        <w:hyperlink r:id="rId19" w:history="1">
           <w:r>
             <w:rPr>
               <w:rStyle w:val="Hyperlink"/>
@@ -1936,13 +1902,14 @@
       </w:r>
       <w:r>
         <w:rPr>
+          <w:u w:val="single" w:color="0000ff"/>
           <w:rFonts w:ascii="Charis SIL Regular" w:hAnsi="Charis SIL Regular" w:eastAsia="Charis SIL Regular"/>
           <w:b w:val="0"/>
           <w:i w:val="0"/>
           <w:color w:val="000000"/>
           <w:sz w:val="24"/>
         </w:rPr>
-        <w:hyperlink r:id="rId19" w:history="1">
+        <w:hyperlink r:id="rId18" w:history="1">
           <w:r>
             <w:rPr>
               <w:rStyle w:val="Hyperlink"/>
@@ -1953,13 +1920,14 @@
       </w:r>
       <w:r>
         <w:rPr>
+          <w:u w:val="single" w:color="0000ff"/>
           <w:rFonts w:ascii="Charis SIL Regular" w:hAnsi="Charis SIL Regular" w:eastAsia="Charis SIL Regular"/>
           <w:b w:val="0"/>
           <w:i w:val="0"/>
           <w:color w:val="000000"/>
           <w:sz w:val="24"/>
         </w:rPr>
-        <w:hyperlink r:id="rId19" w:history="1">
+        <w:hyperlink r:id="rId18" w:history="1">
           <w:r>
             <w:rPr>
               <w:rStyle w:val="Hyperlink"/>
@@ -1970,6 +1938,7 @@
       </w:r>
       <w:r>
         <w:rPr>
+          <w:u w:val="single" w:color="0000ff"/>
           <w:rFonts w:ascii="Charis SIL Regular" w:hAnsi="Charis SIL Regular" w:eastAsia="Charis SIL Regular"/>
           <w:b w:val="0"/>
           <w:i w:val="0"/>
@@ -1980,13 +1949,14 @@
       </w:r>
       <w:r>
         <w:rPr>
+          <w:u w:val="single" w:color="0000ff"/>
           <w:rFonts w:ascii="Charis SIL Regular" w:hAnsi="Charis SIL Regular" w:eastAsia="Charis SIL Regular"/>
           <w:b w:val="0"/>
           <w:i w:val="0"/>
           <w:color w:val="000000"/>
           <w:sz w:val="24"/>
         </w:rPr>
-        <w:hyperlink r:id="rId19" w:history="1">
+        <w:hyperlink r:id="rId18" w:history="1">
           <w:r>
             <w:rPr>
               <w:rStyle w:val="Hyperlink"/>
@@ -1997,13 +1967,14 @@
       </w:r>
       <w:r>
         <w:rPr>
+          <w:u w:val="single" w:color="0000ff"/>
           <w:rFonts w:ascii="Charis SIL Regular" w:hAnsi="Charis SIL Regular" w:eastAsia="Charis SIL Regular"/>
           <w:b w:val="0"/>
           <w:i w:val="0"/>
           <w:color w:val="000000"/>
           <w:sz w:val="24"/>
         </w:rPr>
-        <w:hyperlink r:id="rId19" w:history="1">
+        <w:hyperlink r:id="rId18" w:history="1">
           <w:r>
             <w:rPr>
               <w:rStyle w:val="Hyperlink"/>
@@ -2014,13 +1985,14 @@
       </w:r>
       <w:r>
         <w:rPr>
+          <w:u w:val="single" w:color="0000ff"/>
           <w:rFonts w:ascii="Charis SIL Regular" w:hAnsi="Charis SIL Regular" w:eastAsia="Charis SIL Regular"/>
           <w:b w:val="0"/>
           <w:i w:val="0"/>
           <w:color w:val="000000"/>
           <w:sz w:val="24"/>
         </w:rPr>
-        <w:hyperlink r:id="rId19" w:history="1">
+        <w:hyperlink r:id="rId18" w:history="1">
           <w:r>
             <w:rPr>
               <w:rStyle w:val="Hyperlink"/>
@@ -3844,7 +3816,7 @@
           <w:sz w:val="24"/>
           <w:u w:val="single"/>
         </w:rPr>
-        <w:hyperlink r:id="rId19" w:history="1">
+        <w:hyperlink r:id="rId18" w:history="1">
           <w:r>
             <w:rPr>
               <w:rStyle w:val="Hyperlink"/>
@@ -3862,7 +3834,7 @@
           <w:sz w:val="24"/>
           <w:u w:val="single"/>
         </w:rPr>
-        <w:hyperlink r:id="rId19" w:history="1">
+        <w:hyperlink r:id="rId18" w:history="1">
           <w:r>
             <w:rPr>
               <w:rStyle w:val="Hyperlink"/>
@@ -3880,7 +3852,7 @@
           <w:sz w:val="24"/>
           <w:u w:val="single"/>
         </w:rPr>
-        <w:hyperlink r:id="rId19" w:history="1">
+        <w:hyperlink r:id="rId18" w:history="1">
           <w:r>
             <w:rPr>
               <w:rStyle w:val="Hyperlink"/>
@@ -3898,7 +3870,7 @@
           <w:sz w:val="24"/>
           <w:u w:val="single"/>
         </w:rPr>
-        <w:hyperlink r:id="rId19" w:history="1">
+        <w:hyperlink r:id="rId18" w:history="1">
           <w:r>
             <w:rPr>
               <w:rStyle w:val="Hyperlink"/>
@@ -3916,7 +3888,7 @@
           <w:sz w:val="24"/>
           <w:u w:val="single"/>
         </w:rPr>
-        <w:hyperlink r:id="rId19" w:history="1">
+        <w:hyperlink r:id="rId18" w:history="1">
           <w:r>
             <w:rPr>
               <w:rStyle w:val="Hyperlink"/>
@@ -3996,7 +3968,7 @@
           <w:sz w:val="24"/>
           <w:u w:val="single"/>
         </w:rPr>
-        <w:hyperlink r:id="rId18" w:history="1">
+        <w:hyperlink r:id="rId19" w:history="1">
           <w:r>
             <w:rPr>
               <w:rStyle w:val="Hyperlink"/>
@@ -4014,7 +3986,7 @@
           <w:sz w:val="24"/>
           <w:u w:val="single"/>
         </w:rPr>
-        <w:hyperlink r:id="rId18" w:history="1">
+        <w:hyperlink r:id="rId19" w:history="1">
           <w:r>
             <w:rPr>
               <w:rStyle w:val="Hyperlink"/>
@@ -4032,7 +4004,7 @@
           <w:sz w:val="24"/>
           <w:u w:val="single"/>
         </w:rPr>
-        <w:hyperlink r:id="rId18" w:history="1">
+        <w:hyperlink r:id="rId19" w:history="1">
           <w:r>
             <w:rPr>
               <w:rStyle w:val="Hyperlink"/>

--- a/EXPORTS/DOCX/published/niveau3/English/KITLV.docx
+++ b/EXPORTS/DOCX/published/niveau3/English/KITLV.docx
@@ -378,7 +378,7 @@
           <w:color w:val="000000"/>
           <w:sz w:val="24"/>
         </w:rPr>
-        <w:t>studies, or geography, was left to the Koninklijk Nederland</w:t>
+        <w:t>studies, or geograph</w:t>
       </w:r>
       <w:r>
         <w:rPr>
@@ -389,14 +389,164 @@
           <w:color w:val="000000"/>
           <w:sz w:val="24"/>
         </w:rPr>
-        <w:hyperlink r:id="rId11" w:history="1">
+        <w:hyperlink r:id="rId9" w:history="1">
           <w:r>
             <w:rPr>
               <w:rStyle w:val="Hyperlink"/>
             </w:rPr>
-            <w:t>s Aard</w:t>
+            <w:t>y, w</w:t>
           </w:r>
         </w:hyperlink>
+      </w:r>
+      <w:r>
+        <w:rPr>
+          <w:u w:val="single" w:color="0000ff"/>
+          <w:rFonts w:ascii="Charis SIL Regular" w:hAnsi="Charis SIL Regular" w:eastAsia="Charis SIL Regular"/>
+          <w:b w:val="0"/>
+          <w:i w:val="0"/>
+          <w:color w:val="000000"/>
+          <w:sz w:val="24"/>
+        </w:rPr>
+        <w:hyperlink r:id="rId9" w:history="1">
+          <w:r>
+            <w:rPr>
+              <w:rStyle w:val="Hyperlink"/>
+            </w:rPr>
+            <w:t>a</w:t>
+          </w:r>
+        </w:hyperlink>
+      </w:r>
+      <w:r>
+        <w:rPr>
+          <w:u w:val="single" w:color="0000ff"/>
+          <w:rFonts w:ascii="Charis SIL Regular" w:hAnsi="Charis SIL Regular" w:eastAsia="Charis SIL Regular"/>
+          <w:b w:val="0"/>
+          <w:i w:val="0"/>
+          <w:color w:val="000000"/>
+          <w:sz w:val="24"/>
+        </w:rPr>
+        <w:hyperlink r:id="rId9" w:history="1">
+          <w:r>
+            <w:rPr>
+              <w:rStyle w:val="Hyperlink"/>
+            </w:rPr>
+            <w:t xml:space="preserve">s left to </w:t>
+          </w:r>
+        </w:hyperlink>
+      </w:r>
+      <w:r>
+        <w:rPr>
+          <w:u w:val="single" w:color="0000ff"/>
+          <w:rFonts w:ascii="Charis SIL Regular" w:hAnsi="Charis SIL Regular" w:eastAsia="Charis SIL Regular"/>
+          <w:b w:val="0"/>
+          <w:i w:val="0"/>
+          <w:color w:val="000000"/>
+          <w:sz w:val="24"/>
+        </w:rPr>
+        <w:t>t</w:t>
+      </w:r>
+      <w:r>
+        <w:rPr>
+          <w:u w:val="single" w:color="0000ff"/>
+          <w:rFonts w:ascii="Charis SIL Regular" w:hAnsi="Charis SIL Regular" w:eastAsia="Charis SIL Regular"/>
+          <w:b w:val="0"/>
+          <w:i w:val="0"/>
+          <w:color w:val="000000"/>
+          <w:sz w:val="24"/>
+        </w:rPr>
+        <w:hyperlink r:id="rId9" w:history="1">
+          <w:r>
+            <w:rPr>
+              <w:rStyle w:val="Hyperlink"/>
+            </w:rPr>
+            <w:t>he Ko</w:t>
+          </w:r>
+        </w:hyperlink>
+      </w:r>
+      <w:r>
+        <w:rPr>
+          <w:rFonts w:ascii="Charis SIL Regular" w:hAnsi="Charis SIL Regular" w:eastAsia="Charis SIL Regular"/>
+          <w:b w:val="0"/>
+          <w:i w:val="0"/>
+          <w:color w:val="000000"/>
+          <w:sz w:val="24"/>
+        </w:rPr>
+        <w:t>n</w:t>
+      </w:r>
+      <w:r>
+        <w:rPr>
+          <w:u w:val="single" w:color="0000ff"/>
+          <w:rFonts w:ascii="Charis SIL Regular" w:hAnsi="Charis SIL Regular" w:eastAsia="Charis SIL Regular"/>
+          <w:b w:val="0"/>
+          <w:i w:val="0"/>
+          <w:color w:val="000000"/>
+          <w:sz w:val="24"/>
+        </w:rPr>
+        <w:hyperlink r:id="rId10" w:history="1">
+          <w:r>
+            <w:rPr>
+              <w:rStyle w:val="Hyperlink"/>
+            </w:rPr>
+            <w:t>inkli</w:t>
+          </w:r>
+        </w:hyperlink>
+      </w:r>
+      <w:r>
+        <w:rPr>
+          <w:u w:val="single" w:color="0000ff"/>
+          <w:rFonts w:ascii="Charis SIL Regular" w:hAnsi="Charis SIL Regular" w:eastAsia="Charis SIL Regular"/>
+          <w:b w:val="0"/>
+          <w:i w:val="0"/>
+          <w:color w:val="000000"/>
+          <w:sz w:val="24"/>
+        </w:rPr>
+        <w:hyperlink r:id="rId10" w:history="1">
+          <w:r>
+            <w:rPr>
+              <w:rStyle w:val="Hyperlink"/>
+            </w:rPr>
+            <w:t>j</w:t>
+          </w:r>
+        </w:hyperlink>
+      </w:r>
+      <w:r>
+        <w:rPr>
+          <w:u w:val="single" w:color="0000ff"/>
+          <w:rFonts w:ascii="Charis SIL Regular" w:hAnsi="Charis SIL Regular" w:eastAsia="Charis SIL Regular"/>
+          <w:b w:val="0"/>
+          <w:i w:val="0"/>
+          <w:color w:val="000000"/>
+          <w:sz w:val="24"/>
+        </w:rPr>
+        <w:hyperlink r:id="rId10" w:history="1">
+          <w:r>
+            <w:rPr>
+              <w:rStyle w:val="Hyperlink"/>
+            </w:rPr>
+            <w:t>k Nede</w:t>
+          </w:r>
+        </w:hyperlink>
+      </w:r>
+      <w:r>
+        <w:rPr>
+          <w:rFonts w:ascii="Charis SIL Regular" w:hAnsi="Charis SIL Regular" w:eastAsia="Charis SIL Regular"/>
+          <w:b w:val="0"/>
+          <w:i w:val="0"/>
+          <w:color w:val="000000"/>
+          <w:sz w:val="24"/>
+        </w:rPr>
+        <w:t>rland</w:t>
+      </w:r>
+      <w:r>
+        <w:rPr>
+          <w:u w:val="single" w:color="0000ff"/>
+          <w:rFonts w:ascii="Charis SIL Regular" w:hAnsi="Charis SIL Regular" w:eastAsia="Charis SIL Regular"/>
+          <w:b w:val="0"/>
+          <w:i w:val="0"/>
+          <w:color w:val="000000"/>
+          <w:sz w:val="24"/>
+        </w:rPr>
+        <w:t>s Aard</w:t>
       </w:r>
       <w:r>
         <w:rPr>
@@ -1628,36 +1778,7 @@
           <w:sz w:val="24"/>
           <w:u w:val="single"/>
         </w:rPr>
-        <w:hyperlink r:id="rId18" w:history="1">
-          <w:r>
-            <w:rPr>
-              <w:rStyle w:val="Hyperlink"/>
-            </w:rPr>
-            <w:t>History</w:t>
-          </w:r>
-        </w:hyperlink>
-      </w:r>
-      <w:r>
-        <w:rPr>
-          <w:rFonts w:ascii="Charis SIL Regular" w:hAnsi="Charis SIL Regular" w:eastAsia="Charis SIL Regular"/>
-          <w:b w:val="0"/>
-          <w:i w:val="0"/>
-          <w:color w:val="0000FF"/>
-          <w:sz w:val="24"/>
-          <w:u w:val="single"/>
-        </w:rPr>
-        <w:t xml:space="preserve"> </w:t>
-      </w:r>
-      <w:r>
-        <w:rPr>
-          <w:rFonts w:ascii="Charis SIL Regular" w:hAnsi="Charis SIL Regular" w:eastAsia="Charis SIL Regular"/>
-          <w:b w:val="0"/>
-          <w:i w:val="0"/>
-          <w:color w:val="0000FF"/>
-          <w:sz w:val="24"/>
-          <w:u w:val="single"/>
-        </w:rPr>
-        <w:t>Archive Indonesia</w:t>
+        <w:t>History Archive Indonesia</w:t>
       </w:r>
       <w:r>
         <w:rPr>

--- a/EXPORTS/DOCX/published/niveau3/English/KITLV.docx
+++ b/EXPORTS/DOCX/published/niveau3/English/KITLV.docx
@@ -378,164 +378,7 @@
           <w:color w:val="000000"/>
           <w:sz w:val="24"/>
         </w:rPr>
-        <w:t>studies, or geograph</w:t>
-      </w:r>
-      <w:r>
-        <w:rPr>
-          <w:u w:val="single" w:color="0000ff"/>
-          <w:rFonts w:ascii="Charis SIL Regular" w:hAnsi="Charis SIL Regular" w:eastAsia="Charis SIL Regular"/>
-          <w:b w:val="0"/>
-          <w:i w:val="0"/>
-          <w:color w:val="000000"/>
-          <w:sz w:val="24"/>
-        </w:rPr>
-        <w:hyperlink r:id="rId9" w:history="1">
-          <w:r>
-            <w:rPr>
-              <w:rStyle w:val="Hyperlink"/>
-            </w:rPr>
-            <w:t>y, w</w:t>
-          </w:r>
-        </w:hyperlink>
-      </w:r>
-      <w:r>
-        <w:rPr>
-          <w:u w:val="single" w:color="0000ff"/>
-          <w:rFonts w:ascii="Charis SIL Regular" w:hAnsi="Charis SIL Regular" w:eastAsia="Charis SIL Regular"/>
-          <w:b w:val="0"/>
-          <w:i w:val="0"/>
-          <w:color w:val="000000"/>
-          <w:sz w:val="24"/>
-        </w:rPr>
-        <w:hyperlink r:id="rId9" w:history="1">
-          <w:r>
-            <w:rPr>
-              <w:rStyle w:val="Hyperlink"/>
-            </w:rPr>
-            <w:t>a</w:t>
-          </w:r>
-        </w:hyperlink>
-      </w:r>
-      <w:r>
-        <w:rPr>
-          <w:u w:val="single" w:color="0000ff"/>
-          <w:rFonts w:ascii="Charis SIL Regular" w:hAnsi="Charis SIL Regular" w:eastAsia="Charis SIL Regular"/>
-          <w:b w:val="0"/>
-          <w:i w:val="0"/>
-          <w:color w:val="000000"/>
-          <w:sz w:val="24"/>
-        </w:rPr>
-        <w:hyperlink r:id="rId9" w:history="1">
-          <w:r>
-            <w:rPr>
-              <w:rStyle w:val="Hyperlink"/>
-            </w:rPr>
-            <w:t xml:space="preserve">s left to </w:t>
-          </w:r>
-        </w:hyperlink>
-      </w:r>
-      <w:r>
-        <w:rPr>
-          <w:u w:val="single" w:color="0000ff"/>
-          <w:rFonts w:ascii="Charis SIL Regular" w:hAnsi="Charis SIL Regular" w:eastAsia="Charis SIL Regular"/>
-          <w:b w:val="0"/>
-          <w:i w:val="0"/>
-          <w:color w:val="000000"/>
-          <w:sz w:val="24"/>
-        </w:rPr>
-        <w:t>t</w:t>
-      </w:r>
-      <w:r>
-        <w:rPr>
-          <w:u w:val="single" w:color="0000ff"/>
-          <w:rFonts w:ascii="Charis SIL Regular" w:hAnsi="Charis SIL Regular" w:eastAsia="Charis SIL Regular"/>
-          <w:b w:val="0"/>
-          <w:i w:val="0"/>
-          <w:color w:val="000000"/>
-          <w:sz w:val="24"/>
-        </w:rPr>
-        <w:hyperlink r:id="rId9" w:history="1">
-          <w:r>
-            <w:rPr>
-              <w:rStyle w:val="Hyperlink"/>
-            </w:rPr>
-            <w:t>he Ko</w:t>
-          </w:r>
-        </w:hyperlink>
-      </w:r>
-      <w:r>
-        <w:rPr>
-          <w:rFonts w:ascii="Charis SIL Regular" w:hAnsi="Charis SIL Regular" w:eastAsia="Charis SIL Regular"/>
-          <w:b w:val="0"/>
-          <w:i w:val="0"/>
-          <w:color w:val="000000"/>
-          <w:sz w:val="24"/>
-        </w:rPr>
-        <w:t>n</w:t>
-      </w:r>
-      <w:r>
-        <w:rPr>
-          <w:u w:val="single" w:color="0000ff"/>
-          <w:rFonts w:ascii="Charis SIL Regular" w:hAnsi="Charis SIL Regular" w:eastAsia="Charis SIL Regular"/>
-          <w:b w:val="0"/>
-          <w:i w:val="0"/>
-          <w:color w:val="000000"/>
-          <w:sz w:val="24"/>
-        </w:rPr>
-        <w:hyperlink r:id="rId10" w:history="1">
-          <w:r>
-            <w:rPr>
-              <w:rStyle w:val="Hyperlink"/>
-            </w:rPr>
-            <w:t>inkli</w:t>
-          </w:r>
-        </w:hyperlink>
-      </w:r>
-      <w:r>
-        <w:rPr>
-          <w:u w:val="single" w:color="0000ff"/>
-          <w:rFonts w:ascii="Charis SIL Regular" w:hAnsi="Charis SIL Regular" w:eastAsia="Charis SIL Regular"/>
-          <w:b w:val="0"/>
-          <w:i w:val="0"/>
-          <w:color w:val="000000"/>
-          <w:sz w:val="24"/>
-        </w:rPr>
-        <w:hyperlink r:id="rId10" w:history="1">
-          <w:r>
-            <w:rPr>
-              <w:rStyle w:val="Hyperlink"/>
-            </w:rPr>
-            <w:t>j</w:t>
-          </w:r>
-        </w:hyperlink>
-      </w:r>
-      <w:r>
-        <w:rPr>
-          <w:u w:val="single" w:color="0000ff"/>
-          <w:rFonts w:ascii="Charis SIL Regular" w:hAnsi="Charis SIL Regular" w:eastAsia="Charis SIL Regular"/>
-          <w:b w:val="0"/>
-          <w:i w:val="0"/>
-          <w:color w:val="000000"/>
-          <w:sz w:val="24"/>
-        </w:rPr>
-        <w:hyperlink r:id="rId10" w:history="1">
-          <w:r>
-            <w:rPr>
-              <w:rStyle w:val="Hyperlink"/>
-            </w:rPr>
-            <w:t>k Nede</w:t>
-          </w:r>
-        </w:hyperlink>
-      </w:r>
-      <w:r>
-        <w:rPr>
-          <w:rFonts w:ascii="Charis SIL Regular" w:hAnsi="Charis SIL Regular" w:eastAsia="Charis SIL Regular"/>
-          <w:b w:val="0"/>
-          <w:i w:val="0"/>
-          <w:color w:val="000000"/>
-          <w:sz w:val="24"/>
-        </w:rPr>
-        <w:t>rland</w:t>
+        <w:t>studies, or geography, was left to the Koninklijk Nederland</w:t>
       </w:r>
       <w:r>
         <w:rPr>
@@ -1548,82 +1391,7 @@
           <w:color w:val="000000"/>
           <w:sz w:val="24"/>
         </w:rPr>
-        <w:t>This also a</w:t>
-      </w:r>
-      <w:r>
-        <w:rPr>
-          <w:u w:val="single" w:color="0000ff"/>
-          <w:rFonts w:ascii="Charis SIL Regular" w:hAnsi="Charis SIL Regular" w:eastAsia="Charis SIL Regular"/>
-          <w:b w:val="0"/>
-          <w:i w:val="0"/>
-          <w:color w:val="000000"/>
-          <w:sz w:val="24"/>
-        </w:rPr>
-        <w:t>p</w:t>
-      </w:r>
-      <w:r>
-        <w:rPr>
-          <w:u w:val="single" w:color="0000ff"/>
-          <w:rFonts w:ascii="Charis SIL Regular" w:hAnsi="Charis SIL Regular" w:eastAsia="Charis SIL Regular"/>
-          <w:b w:val="0"/>
-          <w:i w:val="0"/>
-          <w:color w:val="000000"/>
-          <w:sz w:val="24"/>
-        </w:rPr>
-        <w:hyperlink r:id="rId16" w:history="1">
-          <w:r>
-            <w:rPr>
-              <w:rStyle w:val="Hyperlink"/>
-            </w:rPr>
-            <w:t>plie</w:t>
-          </w:r>
-        </w:hyperlink>
-      </w:r>
-      <w:r>
-        <w:rPr>
-          <w:u w:val="single" w:color="0000ff"/>
-          <w:rFonts w:ascii="Charis SIL Regular" w:hAnsi="Charis SIL Regular" w:eastAsia="Charis SIL Regular"/>
-          <w:b w:val="0"/>
-          <w:i w:val="0"/>
-          <w:color w:val="000000"/>
-          <w:sz w:val="24"/>
-        </w:rPr>
-        <w:hyperlink r:id="rId16" w:history="1">
-          <w:r>
-            <w:rPr>
-              <w:rStyle w:val="Hyperlink"/>
-            </w:rPr>
-            <w:t>s</w:t>
-          </w:r>
-        </w:hyperlink>
-      </w:r>
-      <w:r>
-        <w:rPr>
-          <w:u w:val="single" w:color="0000ff"/>
-          <w:rFonts w:ascii="Charis SIL Regular" w:hAnsi="Charis SIL Regular" w:eastAsia="Charis SIL Regular"/>
-          <w:b w:val="0"/>
-          <w:i w:val="0"/>
-          <w:color w:val="000000"/>
-          <w:sz w:val="24"/>
-        </w:rPr>
-        <w:hyperlink r:id="rId16" w:history="1">
-          <w:r>
-            <w:rPr>
-              <w:rStyle w:val="Hyperlink"/>
-            </w:rPr>
-            <w:t xml:space="preserve"> to the KI</w:t>
-          </w:r>
-        </w:hyperlink>
-      </w:r>
-      <w:r>
-        <w:rPr>
-          <w:rFonts w:ascii="Charis SIL Regular" w:hAnsi="Charis SIL Regular" w:eastAsia="Charis SIL Regular"/>
-          <w:b w:val="0"/>
-          <w:i w:val="0"/>
-          <w:color w:val="000000"/>
-          <w:sz w:val="24"/>
-        </w:rPr>
-        <w:t xml:space="preserve">TLV </w:t>
+        <w:t xml:space="preserve">This also applies to the KITLV </w:t>
       </w:r>
       <w:r>
         <w:rPr>
@@ -1767,18 +1535,7 @@
           <w:sz w:val="24"/>
           <w:u w:val="single"/>
         </w:rPr>
-        <w:t xml:space="preserve"> </w:t>
-      </w:r>
-      <w:r>
-        <w:rPr>
-          <w:rFonts w:ascii="Charis SIL Regular" w:hAnsi="Charis SIL Regular" w:eastAsia="Charis SIL Regular"/>
-          <w:b w:val="0"/>
-          <w:i w:val="0"/>
-          <w:color w:val="0000FF"/>
-          <w:sz w:val="24"/>
-          <w:u w:val="single"/>
-        </w:rPr>
-        <w:t>History Archive Indonesia</w:t>
+        <w:t xml:space="preserve"> History Archive Indonesia</w:t>
       </w:r>
       <w:r>
         <w:rPr>

--- a/EXPORTS/DOCX/published/niveau3/English/KITLV.docx
+++ b/EXPORTS/DOCX/published/niveau3/English/KITLV.docx
@@ -378,7 +378,7 @@
           <w:color w:val="000000"/>
           <w:sz w:val="24"/>
         </w:rPr>
-        <w:t>studies, or geography, was left to the Koninklijk Nederland</w:t>
+        <w:t>studies, or geograph</w:t>
       </w:r>
       <w:r>
         <w:rPr>
@@ -389,7 +389,99 @@
           <w:color w:val="000000"/>
           <w:sz w:val="24"/>
         </w:rPr>
-        <w:t>s Aard</w:t>
+        <w:hyperlink r:id="rId9" w:history="1">
+          <w:r>
+            <w:rPr>
+              <w:rStyle w:val="Hyperlink"/>
+            </w:rPr>
+            <w:t>y, w</w:t>
+          </w:r>
+        </w:hyperlink>
+      </w:r>
+      <w:r>
+        <w:rPr>
+          <w:u w:val="single" w:color="0000ff"/>
+          <w:rFonts w:ascii="Charis SIL Regular" w:hAnsi="Charis SIL Regular" w:eastAsia="Charis SIL Regular"/>
+          <w:b w:val="0"/>
+          <w:i w:val="0"/>
+          <w:color w:val="000000"/>
+          <w:sz w:val="24"/>
+        </w:rPr>
+        <w:hyperlink r:id="rId9" w:history="1">
+          <w:r>
+            <w:rPr>
+              <w:rStyle w:val="Hyperlink"/>
+            </w:rPr>
+            <w:t>a</w:t>
+          </w:r>
+        </w:hyperlink>
+      </w:r>
+      <w:r>
+        <w:rPr>
+          <w:u w:val="single" w:color="0000ff"/>
+          <w:rFonts w:ascii="Charis SIL Regular" w:hAnsi="Charis SIL Regular" w:eastAsia="Charis SIL Regular"/>
+          <w:b w:val="0"/>
+          <w:i w:val="0"/>
+          <w:color w:val="000000"/>
+          <w:sz w:val="24"/>
+        </w:rPr>
+        <w:t>s left to t</w:t>
+      </w:r>
+      <w:r>
+        <w:rPr>
+          <w:u w:val="single" w:color="0000ff"/>
+          <w:rFonts w:ascii="Charis SIL Regular" w:hAnsi="Charis SIL Regular" w:eastAsia="Charis SIL Regular"/>
+          <w:b w:val="0"/>
+          <w:i w:val="0"/>
+          <w:color w:val="000000"/>
+          <w:sz w:val="24"/>
+        </w:rPr>
+        <w:hyperlink r:id="rId9" w:history="1">
+          <w:r>
+            <w:rPr>
+              <w:rStyle w:val="Hyperlink"/>
+            </w:rPr>
+            <w:t>he Ko</w:t>
+          </w:r>
+        </w:hyperlink>
+      </w:r>
+      <w:r>
+        <w:rPr>
+          <w:rFonts w:ascii="Charis SIL Regular" w:hAnsi="Charis SIL Regular" w:eastAsia="Charis SIL Regular"/>
+          <w:b w:val="0"/>
+          <w:i w:val="0"/>
+          <w:color w:val="000000"/>
+          <w:sz w:val="24"/>
+        </w:rPr>
+        <w:t>n</w:t>
+      </w:r>
+      <w:r>
+        <w:rPr>
+          <w:u w:val="single" w:color="0000ff"/>
+          <w:rFonts w:ascii="Charis SIL Regular" w:hAnsi="Charis SIL Regular" w:eastAsia="Charis SIL Regular"/>
+          <w:b w:val="0"/>
+          <w:i w:val="0"/>
+          <w:color w:val="000000"/>
+          <w:sz w:val="24"/>
+        </w:rPr>
+        <w:hyperlink r:id="rId10" w:history="1">
+          <w:r>
+            <w:rPr>
+              <w:rStyle w:val="Hyperlink"/>
+            </w:rPr>
+            <w:t>inkli</w:t>
+          </w:r>
+        </w:hyperlink>
+      </w:r>
+      <w:r>
+        <w:rPr>
+          <w:rFonts w:ascii="Charis SIL Regular" w:hAnsi="Charis SIL Regular" w:eastAsia="Charis SIL Regular"/>
+          <w:b w:val="0"/>
+          <w:i w:val="0"/>
+          <w:color w:val="000000"/>
+          <w:sz w:val="24"/>
+        </w:rPr>
+        <w:t>jk Nederlands Aard</w:t>
       </w:r>
       <w:r>
         <w:rPr>
@@ -1515,27 +1607,8 @@
           <w:i w:val="0"/>
           <w:color w:val="0000FF"/>
           <w:sz w:val="24"/>
-          <w:u w:val="single"/>
-        </w:rPr>
-        <w:hyperlink r:id="rId18" w:history="1">
-          <w:r>
-            <w:rPr>
-              <w:rStyle w:val="Hyperlink"/>
-            </w:rPr>
-            <w:t>Oral</w:t>
-          </w:r>
-        </w:hyperlink>
-      </w:r>
-      <w:r>
-        <w:rPr>
-          <w:rFonts w:ascii="Charis SIL Regular" w:hAnsi="Charis SIL Regular" w:eastAsia="Charis SIL Regular"/>
-          <w:b w:val="0"/>
-          <w:i w:val="0"/>
-          <w:color w:val="0000FF"/>
-          <w:sz w:val="24"/>
-          <w:u w:val="single"/>
-        </w:rPr>
-        <w:t xml:space="preserve"> History Archive Indonesia</w:t>
+        </w:rPr>
+        <w:t>Oral History Archive Indonesia</w:t>
       </w:r>
       <w:r>
         <w:rPr>
@@ -1712,7 +1785,7 @@
           <w:sz w:val="24"/>
           <w:u w:val="single"/>
         </w:rPr>
-        <w:hyperlink r:id="rId19" w:history="1">
+        <w:hyperlink r:id="rId18" w:history="1">
           <w:r>
             <w:rPr>
               <w:rStyle w:val="Hyperlink"/>
@@ -1730,7 +1803,7 @@
           <w:sz w:val="24"/>
           <w:u w:val="single"/>
         </w:rPr>
-        <w:hyperlink r:id="rId19" w:history="1">
+        <w:hyperlink r:id="rId18" w:history="1">
           <w:r>
             <w:rPr>
               <w:rStyle w:val="Hyperlink"/>
@@ -1759,7 +1832,7 @@
           <w:sz w:val="24"/>
           <w:u w:val="single"/>
         </w:rPr>
-        <w:hyperlink r:id="rId19" w:history="1">
+        <w:hyperlink r:id="rId18" w:history="1">
           <w:r>
             <w:rPr>
               <w:rStyle w:val="Hyperlink"/>
@@ -1780,14 +1853,13 @@
       </w:r>
       <w:r>
         <w:rPr>
-          <w:u w:val="single" w:color="0000ff"/>
           <w:rFonts w:ascii="Charis SIL Regular" w:hAnsi="Charis SIL Regular" w:eastAsia="Charis SIL Regular"/>
           <w:b w:val="0"/>
           <w:i w:val="0"/>
           <w:color w:val="000000"/>
           <w:sz w:val="24"/>
         </w:rPr>
-        <w:hyperlink r:id="rId18" w:history="1">
+        <w:hyperlink r:id="rId19" w:history="1">
           <w:r>
             <w:rPr>
               <w:rStyle w:val="Hyperlink"/>
@@ -1798,14 +1870,13 @@
       </w:r>
       <w:r>
         <w:rPr>
-          <w:u w:val="single" w:color="0000ff"/>
           <w:rFonts w:ascii="Charis SIL Regular" w:hAnsi="Charis SIL Regular" w:eastAsia="Charis SIL Regular"/>
           <w:b w:val="0"/>
           <w:i w:val="0"/>
           <w:color w:val="000000"/>
           <w:sz w:val="24"/>
         </w:rPr>
-        <w:hyperlink r:id="rId18" w:history="1">
+        <w:hyperlink r:id="rId19" w:history="1">
           <w:r>
             <w:rPr>
               <w:rStyle w:val="Hyperlink"/>
@@ -1816,7 +1887,6 @@
       </w:r>
       <w:r>
         <w:rPr>
-          <w:u w:val="single" w:color="0000ff"/>
           <w:rFonts w:ascii="Charis SIL Regular" w:hAnsi="Charis SIL Regular" w:eastAsia="Charis SIL Regular"/>
           <w:b w:val="0"/>
           <w:i w:val="0"/>
@@ -1827,14 +1897,13 @@
       </w:r>
       <w:r>
         <w:rPr>
-          <w:u w:val="single" w:color="0000ff"/>
           <w:rFonts w:ascii="Charis SIL Regular" w:hAnsi="Charis SIL Regular" w:eastAsia="Charis SIL Regular"/>
           <w:b w:val="0"/>
           <w:i w:val="0"/>
           <w:color w:val="000000"/>
           <w:sz w:val="24"/>
         </w:rPr>
-        <w:hyperlink r:id="rId18" w:history="1">
+        <w:hyperlink r:id="rId19" w:history="1">
           <w:r>
             <w:rPr>
               <w:rStyle w:val="Hyperlink"/>
@@ -1845,14 +1914,13 @@
       </w:r>
       <w:r>
         <w:rPr>
-          <w:u w:val="single" w:color="0000ff"/>
           <w:rFonts w:ascii="Charis SIL Regular" w:hAnsi="Charis SIL Regular" w:eastAsia="Charis SIL Regular"/>
           <w:b w:val="0"/>
           <w:i w:val="0"/>
           <w:color w:val="000000"/>
           <w:sz w:val="24"/>
         </w:rPr>
-        <w:hyperlink r:id="rId18" w:history="1">
+        <w:hyperlink r:id="rId19" w:history="1">
           <w:r>
             <w:rPr>
               <w:rStyle w:val="Hyperlink"/>
@@ -1863,14 +1931,13 @@
       </w:r>
       <w:r>
         <w:rPr>
-          <w:u w:val="single" w:color="0000ff"/>
           <w:rFonts w:ascii="Charis SIL Regular" w:hAnsi="Charis SIL Regular" w:eastAsia="Charis SIL Regular"/>
           <w:b w:val="0"/>
           <w:i w:val="0"/>
           <w:color w:val="000000"/>
           <w:sz w:val="24"/>
         </w:rPr>
-        <w:hyperlink r:id="rId18" w:history="1">
+        <w:hyperlink r:id="rId19" w:history="1">
           <w:r>
             <w:rPr>
               <w:rStyle w:val="Hyperlink"/>
@@ -3694,7 +3761,7 @@
           <w:sz w:val="24"/>
           <w:u w:val="single"/>
         </w:rPr>
-        <w:hyperlink r:id="rId18" w:history="1">
+        <w:hyperlink r:id="rId19" w:history="1">
           <w:r>
             <w:rPr>
               <w:rStyle w:val="Hyperlink"/>
@@ -3712,7 +3779,7 @@
           <w:sz w:val="24"/>
           <w:u w:val="single"/>
         </w:rPr>
-        <w:hyperlink r:id="rId18" w:history="1">
+        <w:hyperlink r:id="rId19" w:history="1">
           <w:r>
             <w:rPr>
               <w:rStyle w:val="Hyperlink"/>
@@ -3730,7 +3797,7 @@
           <w:sz w:val="24"/>
           <w:u w:val="single"/>
         </w:rPr>
-        <w:hyperlink r:id="rId18" w:history="1">
+        <w:hyperlink r:id="rId19" w:history="1">
           <w:r>
             <w:rPr>
               <w:rStyle w:val="Hyperlink"/>
@@ -3748,7 +3815,7 @@
           <w:sz w:val="24"/>
           <w:u w:val="single"/>
         </w:rPr>
-        <w:hyperlink r:id="rId18" w:history="1">
+        <w:hyperlink r:id="rId19" w:history="1">
           <w:r>
             <w:rPr>
               <w:rStyle w:val="Hyperlink"/>
@@ -3766,7 +3833,7 @@
           <w:sz w:val="24"/>
           <w:u w:val="single"/>
         </w:rPr>
-        <w:hyperlink r:id="rId18" w:history="1">
+        <w:hyperlink r:id="rId19" w:history="1">
           <w:r>
             <w:rPr>
               <w:rStyle w:val="Hyperlink"/>
@@ -3846,7 +3913,7 @@
           <w:sz w:val="24"/>
           <w:u w:val="single"/>
         </w:rPr>
-        <w:hyperlink r:id="rId19" w:history="1">
+        <w:hyperlink r:id="rId18" w:history="1">
           <w:r>
             <w:rPr>
               <w:rStyle w:val="Hyperlink"/>
@@ -3864,7 +3931,7 @@
           <w:sz w:val="24"/>
           <w:u w:val="single"/>
         </w:rPr>
-        <w:hyperlink r:id="rId19" w:history="1">
+        <w:hyperlink r:id="rId18" w:history="1">
           <w:r>
             <w:rPr>
               <w:rStyle w:val="Hyperlink"/>
@@ -3882,7 +3949,7 @@
           <w:sz w:val="24"/>
           <w:u w:val="single"/>
         </w:rPr>
-        <w:hyperlink r:id="rId19" w:history="1">
+        <w:hyperlink r:id="rId18" w:history="1">
           <w:r>
             <w:rPr>
               <w:rStyle w:val="Hyperlink"/>

--- a/EXPORTS/DOCX/published/niveau3/English/KITLV.docx
+++ b/EXPORTS/DOCX/published/niveau3/English/KITLV.docx
@@ -407,25 +407,7 @@
           <w:color w:val="000000"/>
           <w:sz w:val="24"/>
         </w:rPr>
-        <w:hyperlink r:id="rId9" w:history="1">
-          <w:r>
-            <w:rPr>
-              <w:rStyle w:val="Hyperlink"/>
-            </w:rPr>
-            <w:t>a</w:t>
-          </w:r>
-        </w:hyperlink>
-      </w:r>
-      <w:r>
-        <w:rPr>
-          <w:u w:val="single" w:color="0000ff"/>
-          <w:rFonts w:ascii="Charis SIL Regular" w:hAnsi="Charis SIL Regular" w:eastAsia="Charis SIL Regular"/>
-          <w:b w:val="0"/>
-          <w:i w:val="0"/>
-          <w:color w:val="000000"/>
-          <w:sz w:val="24"/>
-        </w:rPr>
-        <w:t>s left to t</w:t>
+        <w:t>as left to t</w:t>
       </w:r>
       <w:r>
         <w:rPr>
@@ -1483,7 +1465,82 @@
           <w:color w:val="000000"/>
           <w:sz w:val="24"/>
         </w:rPr>
-        <w:t xml:space="preserve">This also applies to the KITLV </w:t>
+        <w:t>This also a</w:t>
+      </w:r>
+      <w:r>
+        <w:rPr>
+          <w:u w:val="single" w:color="0000ff"/>
+          <w:rFonts w:ascii="Charis SIL Regular" w:hAnsi="Charis SIL Regular" w:eastAsia="Charis SIL Regular"/>
+          <w:b w:val="0"/>
+          <w:i w:val="0"/>
+          <w:color w:val="000000"/>
+          <w:sz w:val="24"/>
+        </w:rPr>
+        <w:t>p</w:t>
+      </w:r>
+      <w:r>
+        <w:rPr>
+          <w:u w:val="single" w:color="0000ff"/>
+          <w:rFonts w:ascii="Charis SIL Regular" w:hAnsi="Charis SIL Regular" w:eastAsia="Charis SIL Regular"/>
+          <w:b w:val="0"/>
+          <w:i w:val="0"/>
+          <w:color w:val="000000"/>
+          <w:sz w:val="24"/>
+        </w:rPr>
+        <w:hyperlink r:id="rId16" w:history="1">
+          <w:r>
+            <w:rPr>
+              <w:rStyle w:val="Hyperlink"/>
+            </w:rPr>
+            <w:t>plie</w:t>
+          </w:r>
+        </w:hyperlink>
+      </w:r>
+      <w:r>
+        <w:rPr>
+          <w:u w:val="single" w:color="0000ff"/>
+          <w:rFonts w:ascii="Charis SIL Regular" w:hAnsi="Charis SIL Regular" w:eastAsia="Charis SIL Regular"/>
+          <w:b w:val="0"/>
+          <w:i w:val="0"/>
+          <w:color w:val="000000"/>
+          <w:sz w:val="24"/>
+        </w:rPr>
+        <w:hyperlink r:id="rId16" w:history="1">
+          <w:r>
+            <w:rPr>
+              <w:rStyle w:val="Hyperlink"/>
+            </w:rPr>
+            <w:t>s</w:t>
+          </w:r>
+        </w:hyperlink>
+      </w:r>
+      <w:r>
+        <w:rPr>
+          <w:u w:val="single" w:color="0000ff"/>
+          <w:rFonts w:ascii="Charis SIL Regular" w:hAnsi="Charis SIL Regular" w:eastAsia="Charis SIL Regular"/>
+          <w:b w:val="0"/>
+          <w:i w:val="0"/>
+          <w:color w:val="000000"/>
+          <w:sz w:val="24"/>
+        </w:rPr>
+        <w:hyperlink r:id="rId16" w:history="1">
+          <w:r>
+            <w:rPr>
+              <w:rStyle w:val="Hyperlink"/>
+            </w:rPr>
+            <w:t xml:space="preserve"> to the KI</w:t>
+          </w:r>
+        </w:hyperlink>
+      </w:r>
+      <w:r>
+        <w:rPr>
+          <w:rFonts w:ascii="Charis SIL Regular" w:hAnsi="Charis SIL Regular" w:eastAsia="Charis SIL Regular"/>
+          <w:b w:val="0"/>
+          <w:i w:val="0"/>
+          <w:color w:val="000000"/>
+          <w:sz w:val="24"/>
+        </w:rPr>
+        <w:t xml:space="preserve">TLV </w:t>
       </w:r>
       <w:r>
         <w:rPr>
@@ -1607,8 +1664,85 @@
           <w:i w:val="0"/>
           <w:color w:val="0000FF"/>
           <w:sz w:val="24"/>
-        </w:rPr>
-        <w:t>Oral History Archive Indonesia</w:t>
+          <w:u w:val="single"/>
+        </w:rPr>
+        <w:hyperlink r:id="rId18" w:history="1">
+          <w:r>
+            <w:rPr>
+              <w:rStyle w:val="Hyperlink"/>
+            </w:rPr>
+            <w:t>Oral</w:t>
+          </w:r>
+        </w:hyperlink>
+      </w:r>
+      <w:r>
+        <w:rPr>
+          <w:rFonts w:ascii="Charis SIL Regular" w:hAnsi="Charis SIL Regular" w:eastAsia="Charis SIL Regular"/>
+          <w:b w:val="0"/>
+          <w:i w:val="0"/>
+          <w:color w:val="0000FF"/>
+          <w:sz w:val="24"/>
+          <w:u w:val="single"/>
+        </w:rPr>
+        <w:t xml:space="preserve"> </w:t>
+      </w:r>
+      <w:r>
+        <w:rPr>
+          <w:rFonts w:ascii="Charis SIL Regular" w:hAnsi="Charis SIL Regular" w:eastAsia="Charis SIL Regular"/>
+          <w:b w:val="0"/>
+          <w:i w:val="0"/>
+          <w:color w:val="0000FF"/>
+          <w:sz w:val="24"/>
+          <w:u w:val="single"/>
+        </w:rPr>
+        <w:hyperlink r:id="rId18" w:history="1">
+          <w:r>
+            <w:rPr>
+              <w:rStyle w:val="Hyperlink"/>
+            </w:rPr>
+            <w:t>History</w:t>
+          </w:r>
+        </w:hyperlink>
+      </w:r>
+      <w:r>
+        <w:rPr>
+          <w:rFonts w:ascii="Charis SIL Regular" w:hAnsi="Charis SIL Regular" w:eastAsia="Charis SIL Regular"/>
+          <w:b w:val="0"/>
+          <w:i w:val="0"/>
+          <w:color w:val="0000FF"/>
+          <w:sz w:val="24"/>
+          <w:u w:val="single"/>
+        </w:rPr>
+        <w:t xml:space="preserve"> </w:t>
+      </w:r>
+      <w:r>
+        <w:rPr>
+          <w:rFonts w:ascii="Charis SIL Regular" w:hAnsi="Charis SIL Regular" w:eastAsia="Charis SIL Regular"/>
+          <w:b w:val="0"/>
+          <w:i w:val="0"/>
+          <w:color w:val="0000FF"/>
+          <w:sz w:val="24"/>
+          <w:u w:val="single"/>
+        </w:rPr>
+        <w:hyperlink r:id="rId18" w:history="1">
+          <w:r>
+            <w:rPr>
+              <w:rStyle w:val="Hyperlink"/>
+            </w:rPr>
+            <w:t>Archive</w:t>
+          </w:r>
+        </w:hyperlink>
+      </w:r>
+      <w:r>
+        <w:rPr>
+          <w:rFonts w:ascii="Charis SIL Regular" w:hAnsi="Charis SIL Regular" w:eastAsia="Charis SIL Regular"/>
+          <w:b w:val="0"/>
+          <w:i w:val="0"/>
+          <w:color w:val="0000FF"/>
+          <w:sz w:val="24"/>
+          <w:u w:val="single"/>
+        </w:rPr>
+        <w:t xml:space="preserve"> Indonesia</w:t>
       </w:r>
       <w:r>
         <w:rPr>
@@ -1673,14 +1807,7 @@
           <w:color w:val="000000"/>
           <w:sz w:val="24"/>
         </w:rPr>
-        <w:hyperlink r:id="rId17" w:history="1">
-          <w:r>
-            <w:rPr>
-              <w:rStyle w:val="Hyperlink"/>
-            </w:rPr>
-            <w:t xml:space="preserve">d the </w:t>
-          </w:r>
-        </w:hyperlink>
+        <w:t xml:space="preserve">d the </w:t>
       </w:r>
       <w:r>
         <w:rPr>
@@ -1691,7 +1818,7 @@
           <w:sz w:val="24"/>
           <w:u w:val="single"/>
         </w:rPr>
-        <w:hyperlink r:id="rId17" w:history="1">
+        <w:hyperlink r:id="rId19" w:history="1">
           <w:r>
             <w:rPr>
               <w:rStyle w:val="Hyperlink"/>
@@ -1709,7 +1836,7 @@
           <w:sz w:val="24"/>
           <w:u w:val="single"/>
         </w:rPr>
-        <w:hyperlink r:id="rId17" w:history="1">
+        <w:hyperlink r:id="rId19" w:history="1">
           <w:r>
             <w:rPr>
               <w:rStyle w:val="Hyperlink"/>
@@ -1785,7 +1912,7 @@
           <w:sz w:val="24"/>
           <w:u w:val="single"/>
         </w:rPr>
-        <w:hyperlink r:id="rId18" w:history="1">
+        <w:hyperlink r:id="rId17" w:history="1">
           <w:r>
             <w:rPr>
               <w:rStyle w:val="Hyperlink"/>
@@ -1803,7 +1930,7 @@
           <w:sz w:val="24"/>
           <w:u w:val="single"/>
         </w:rPr>
-        <w:hyperlink r:id="rId18" w:history="1">
+        <w:hyperlink r:id="rId19" w:history="1">
           <w:r>
             <w:rPr>
               <w:rStyle w:val="Hyperlink"/>
@@ -1832,7 +1959,7 @@
           <w:sz w:val="24"/>
           <w:u w:val="single"/>
         </w:rPr>
-        <w:hyperlink r:id="rId18" w:history="1">
+        <w:hyperlink r:id="rId19" w:history="1">
           <w:r>
             <w:rPr>
               <w:rStyle w:val="Hyperlink"/>
@@ -1853,13 +1980,14 @@
       </w:r>
       <w:r>
         <w:rPr>
+          <w:u w:val="single" w:color="0000ff"/>
           <w:rFonts w:ascii="Charis SIL Regular" w:hAnsi="Charis SIL Regular" w:eastAsia="Charis SIL Regular"/>
           <w:b w:val="0"/>
           <w:i w:val="0"/>
           <w:color w:val="000000"/>
           <w:sz w:val="24"/>
         </w:rPr>
-        <w:hyperlink r:id="rId19" w:history="1">
+        <w:hyperlink r:id="rId18" w:history="1">
           <w:r>
             <w:rPr>
               <w:rStyle w:val="Hyperlink"/>
@@ -1870,13 +1998,14 @@
       </w:r>
       <w:r>
         <w:rPr>
+          <w:u w:val="single" w:color="0000ff"/>
           <w:rFonts w:ascii="Charis SIL Regular" w:hAnsi="Charis SIL Regular" w:eastAsia="Charis SIL Regular"/>
           <w:b w:val="0"/>
           <w:i w:val="0"/>
           <w:color w:val="000000"/>
           <w:sz w:val="24"/>
         </w:rPr>
-        <w:hyperlink r:id="rId19" w:history="1">
+        <w:hyperlink r:id="rId18" w:history="1">
           <w:r>
             <w:rPr>
               <w:rStyle w:val="Hyperlink"/>
@@ -1887,6 +2016,7 @@
       </w:r>
       <w:r>
         <w:rPr>
+          <w:u w:val="single" w:color="0000ff"/>
           <w:rFonts w:ascii="Charis SIL Regular" w:hAnsi="Charis SIL Regular" w:eastAsia="Charis SIL Regular"/>
           <w:b w:val="0"/>
           <w:i w:val="0"/>
@@ -1897,13 +2027,14 @@
       </w:r>
       <w:r>
         <w:rPr>
+          <w:u w:val="single" w:color="0000ff"/>
           <w:rFonts w:ascii="Charis SIL Regular" w:hAnsi="Charis SIL Regular" w:eastAsia="Charis SIL Regular"/>
           <w:b w:val="0"/>
           <w:i w:val="0"/>
           <w:color w:val="000000"/>
           <w:sz w:val="24"/>
         </w:rPr>
-        <w:hyperlink r:id="rId19" w:history="1">
+        <w:hyperlink r:id="rId18" w:history="1">
           <w:r>
             <w:rPr>
               <w:rStyle w:val="Hyperlink"/>
@@ -1914,13 +2045,14 @@
       </w:r>
       <w:r>
         <w:rPr>
+          <w:u w:val="single" w:color="0000ff"/>
           <w:rFonts w:ascii="Charis SIL Regular" w:hAnsi="Charis SIL Regular" w:eastAsia="Charis SIL Regular"/>
           <w:b w:val="0"/>
           <w:i w:val="0"/>
           <w:color w:val="000000"/>
           <w:sz w:val="24"/>
         </w:rPr>
-        <w:hyperlink r:id="rId19" w:history="1">
+        <w:hyperlink r:id="rId18" w:history="1">
           <w:r>
             <w:rPr>
               <w:rStyle w:val="Hyperlink"/>
@@ -1931,13 +2063,14 @@
       </w:r>
       <w:r>
         <w:rPr>
+          <w:u w:val="single" w:color="0000ff"/>
           <w:rFonts w:ascii="Charis SIL Regular" w:hAnsi="Charis SIL Regular" w:eastAsia="Charis SIL Regular"/>
           <w:b w:val="0"/>
           <w:i w:val="0"/>
           <w:color w:val="000000"/>
           <w:sz w:val="24"/>
         </w:rPr>
-        <w:hyperlink r:id="rId19" w:history="1">
+        <w:hyperlink r:id="rId18" w:history="1">
           <w:r>
             <w:rPr>
               <w:rStyle w:val="Hyperlink"/>
@@ -3761,7 +3894,7 @@
           <w:sz w:val="24"/>
           <w:u w:val="single"/>
         </w:rPr>
-        <w:hyperlink r:id="rId19" w:history="1">
+        <w:hyperlink r:id="rId18" w:history="1">
           <w:r>
             <w:rPr>
               <w:rStyle w:val="Hyperlink"/>
@@ -3779,7 +3912,7 @@
           <w:sz w:val="24"/>
           <w:u w:val="single"/>
         </w:rPr>
-        <w:hyperlink r:id="rId19" w:history="1">
+        <w:hyperlink r:id="rId18" w:history="1">
           <w:r>
             <w:rPr>
               <w:rStyle w:val="Hyperlink"/>
@@ -3797,7 +3930,7 @@
           <w:sz w:val="24"/>
           <w:u w:val="single"/>
         </w:rPr>
-        <w:hyperlink r:id="rId19" w:history="1">
+        <w:hyperlink r:id="rId18" w:history="1">
           <w:r>
             <w:rPr>
               <w:rStyle w:val="Hyperlink"/>
@@ -3815,7 +3948,7 @@
           <w:sz w:val="24"/>
           <w:u w:val="single"/>
         </w:rPr>
-        <w:hyperlink r:id="rId19" w:history="1">
+        <w:hyperlink r:id="rId18" w:history="1">
           <w:r>
             <w:rPr>
               <w:rStyle w:val="Hyperlink"/>
@@ -3833,7 +3966,7 @@
           <w:sz w:val="24"/>
           <w:u w:val="single"/>
         </w:rPr>
-        <w:hyperlink r:id="rId19" w:history="1">
+        <w:hyperlink r:id="rId18" w:history="1">
           <w:r>
             <w:rPr>
               <w:rStyle w:val="Hyperlink"/>
@@ -3913,7 +4046,7 @@
           <w:sz w:val="24"/>
           <w:u w:val="single"/>
         </w:rPr>
-        <w:hyperlink r:id="rId18" w:history="1">
+        <w:hyperlink r:id="rId19" w:history="1">
           <w:r>
             <w:rPr>
               <w:rStyle w:val="Hyperlink"/>
@@ -3931,7 +4064,7 @@
           <w:sz w:val="24"/>
           <w:u w:val="single"/>
         </w:rPr>
-        <w:hyperlink r:id="rId18" w:history="1">
+        <w:hyperlink r:id="rId19" w:history="1">
           <w:r>
             <w:rPr>
               <w:rStyle w:val="Hyperlink"/>
@@ -3949,7 +4082,7 @@
           <w:sz w:val="24"/>
           <w:u w:val="single"/>
         </w:rPr>
-        <w:hyperlink r:id="rId18" w:history="1">
+        <w:hyperlink r:id="rId19" w:history="1">
           <w:r>
             <w:rPr>
               <w:rStyle w:val="Hyperlink"/>

--- a/EXPORTS/DOCX/published/niveau3/English/KITLV.docx
+++ b/EXPORTS/DOCX/published/niveau3/English/KITLV.docx
@@ -457,13 +457,67 @@
       </w:r>
       <w:r>
         <w:rPr>
+          <w:u w:val="single" w:color="0000ff"/>
           <w:rFonts w:ascii="Charis SIL Regular" w:hAnsi="Charis SIL Regular" w:eastAsia="Charis SIL Regular"/>
           <w:b w:val="0"/>
           <w:i w:val="0"/>
           <w:color w:val="000000"/>
           <w:sz w:val="24"/>
         </w:rPr>
-        <w:t>jk Nederlands Aard</w:t>
+        <w:hyperlink r:id="rId10" w:history="1">
+          <w:r>
+            <w:rPr>
+              <w:rStyle w:val="Hyperlink"/>
+            </w:rPr>
+            <w:t>j</w:t>
+          </w:r>
+        </w:hyperlink>
+      </w:r>
+      <w:r>
+        <w:rPr>
+          <w:u w:val="single" w:color="0000ff"/>
+          <w:rFonts w:ascii="Charis SIL Regular" w:hAnsi="Charis SIL Regular" w:eastAsia="Charis SIL Regular"/>
+          <w:b w:val="0"/>
+          <w:i w:val="0"/>
+          <w:color w:val="000000"/>
+          <w:sz w:val="24"/>
+        </w:rPr>
+        <w:hyperlink r:id="rId10" w:history="1">
+          <w:r>
+            <w:rPr>
+              <w:rStyle w:val="Hyperlink"/>
+            </w:rPr>
+            <w:t>k Nede</w:t>
+          </w:r>
+        </w:hyperlink>
+      </w:r>
+      <w:r>
+        <w:rPr>
+          <w:rFonts w:ascii="Charis SIL Regular" w:hAnsi="Charis SIL Regular" w:eastAsia="Charis SIL Regular"/>
+          <w:b w:val="0"/>
+          <w:i w:val="0"/>
+          <w:color w:val="000000"/>
+          <w:sz w:val="24"/>
+        </w:rPr>
+        <w:t>rland</w:t>
+      </w:r>
+      <w:r>
+        <w:rPr>
+          <w:u w:val="single" w:color="0000ff"/>
+          <w:rFonts w:ascii="Charis SIL Regular" w:hAnsi="Charis SIL Regular" w:eastAsia="Charis SIL Regular"/>
+          <w:b w:val="0"/>
+          <w:i w:val="0"/>
+          <w:color w:val="000000"/>
+          <w:sz w:val="24"/>
+        </w:rPr>
+        <w:hyperlink r:id="rId11" w:history="1">
+          <w:r>
+            <w:rPr>
+              <w:rStyle w:val="Hyperlink"/>
+            </w:rPr>
+            <w:t>s Aard</w:t>
+          </w:r>
+        </w:hyperlink>
       </w:r>
       <w:r>
         <w:rPr>
@@ -1333,7 +1387,7 @@
           <w:sz w:val="24"/>
           <w:u w:val="single"/>
         </w:rPr>
-        <w:hyperlink r:id="rId14" w:history="1">
+        <w:hyperlink r:id="rId15" w:history="1">
           <w:r>
             <w:rPr>
               <w:rStyle w:val="Hyperlink"/>
@@ -1742,72 +1796,34 @@
           <w:sz w:val="24"/>
           <w:u w:val="single"/>
         </w:rPr>
-        <w:t xml:space="preserve"> Indonesia</w:t>
-      </w:r>
-      <w:r>
-        <w:rPr>
-          <w:u w:val="single" w:color="0000ff"/>
+        <w:t xml:space="preserve"> </w:t>
+      </w:r>
+      <w:r>
+        <w:rPr>
           <w:rFonts w:ascii="Charis SIL Regular" w:hAnsi="Charis SIL Regular" w:eastAsia="Charis SIL Regular"/>
           <w:b w:val="0"/>
           <w:i w:val="0"/>
-          <w:color w:val="000000"/>
-          <w:sz w:val="24"/>
-        </w:rPr>
-        <w:hyperlink r:id="rId17" w:history="1">
+          <w:color w:val="0000FF"/>
+          <w:sz w:val="24"/>
+        </w:rPr>
+        <w:hyperlink r:id="rId18" w:history="1">
           <w:r>
             <w:rPr>
               <w:rStyle w:val="Hyperlink"/>
             </w:rPr>
-            <w:t xml:space="preserve"> (SMG</w:t>
+            <w:t>Indonesia</w:t>
           </w:r>
         </w:hyperlink>
       </w:r>
       <w:r>
         <w:rPr>
-          <w:u w:val="single" w:color="0000ff"/>
           <w:rFonts w:ascii="Charis SIL Regular" w:hAnsi="Charis SIL Regular" w:eastAsia="Charis SIL Regular"/>
           <w:b w:val="0"/>
           <w:i w:val="0"/>
           <w:color w:val="000000"/>
           <w:sz w:val="24"/>
         </w:rPr>
-        <w:hyperlink r:id="rId17" w:history="1">
-          <w:r>
-            <w:rPr>
-              <w:rStyle w:val="Hyperlink"/>
-            </w:rPr>
-            <w:t>I</w:t>
-          </w:r>
-        </w:hyperlink>
-      </w:r>
-      <w:r>
-        <w:rPr>
-          <w:u w:val="single" w:color="0000ff"/>
-          <w:rFonts w:ascii="Charis SIL Regular" w:hAnsi="Charis SIL Regular" w:eastAsia="Charis SIL Regular"/>
-          <w:b w:val="0"/>
-          <w:i w:val="0"/>
-          <w:color w:val="000000"/>
-          <w:sz w:val="24"/>
-        </w:rPr>
-        <w:hyperlink r:id="rId17" w:history="1">
-          <w:r>
-            <w:rPr>
-              <w:rStyle w:val="Hyperlink"/>
-            </w:rPr>
-            <w:t>) an</w:t>
-          </w:r>
-        </w:hyperlink>
-      </w:r>
-      <w:r>
-        <w:rPr>
-          <w:u w:val="single" w:color="0000ff"/>
-          <w:rFonts w:ascii="Charis SIL Regular" w:hAnsi="Charis SIL Regular" w:eastAsia="Charis SIL Regular"/>
-          <w:b w:val="0"/>
-          <w:i w:val="0"/>
-          <w:color w:val="000000"/>
-          <w:sz w:val="24"/>
-        </w:rPr>
-        <w:t xml:space="preserve">d the </w:t>
+        <w:t xml:space="preserve"> (SMGI) and the </w:t>
       </w:r>
       <w:r>
         <w:rPr>
@@ -1854,7 +1870,7 @@
           <w:sz w:val="24"/>
           <w:u w:val="single"/>
         </w:rPr>
-        <w:hyperlink r:id="rId17" w:history="1">
+        <w:hyperlink r:id="rId19" w:history="1">
           <w:r>
             <w:rPr>
               <w:rStyle w:val="Hyperlink"/>
@@ -1883,7 +1899,7 @@
           <w:sz w:val="24"/>
           <w:u w:val="single"/>
         </w:rPr>
-        <w:hyperlink r:id="rId17" w:history="1">
+        <w:hyperlink r:id="rId19" w:history="1">
           <w:r>
             <w:rPr>
               <w:rStyle w:val="Hyperlink"/>
@@ -1912,7 +1928,7 @@
           <w:sz w:val="24"/>
           <w:u w:val="single"/>
         </w:rPr>
-        <w:hyperlink r:id="rId17" w:history="1">
+        <w:hyperlink r:id="rId19" w:history="1">
           <w:r>
             <w:rPr>
               <w:rStyle w:val="Hyperlink"/>
@@ -1980,50 +1996,13 @@
       </w:r>
       <w:r>
         <w:rPr>
-          <w:u w:val="single" w:color="0000ff"/>
           <w:rFonts w:ascii="Charis SIL Regular" w:hAnsi="Charis SIL Regular" w:eastAsia="Charis SIL Regular"/>
           <w:b w:val="0"/>
           <w:i w:val="0"/>
           <w:color w:val="000000"/>
           <w:sz w:val="24"/>
         </w:rPr>
-        <w:hyperlink r:id="rId18" w:history="1">
-          <w:r>
-            <w:rPr>
-              <w:rStyle w:val="Hyperlink"/>
-            </w:rPr>
-            <w:t>have</w:t>
-          </w:r>
-        </w:hyperlink>
-      </w:r>
-      <w:r>
-        <w:rPr>
-          <w:u w:val="single" w:color="0000ff"/>
-          <w:rFonts w:ascii="Charis SIL Regular" w:hAnsi="Charis SIL Regular" w:eastAsia="Charis SIL Regular"/>
-          <w:b w:val="0"/>
-          <w:i w:val="0"/>
-          <w:color w:val="000000"/>
-          <w:sz w:val="24"/>
-        </w:rPr>
-        <w:hyperlink r:id="rId18" w:history="1">
-          <w:r>
-            <w:rPr>
-              <w:rStyle w:val="Hyperlink"/>
-            </w:rPr>
-            <w:t xml:space="preserve"> their o</w:t>
-          </w:r>
-        </w:hyperlink>
-      </w:r>
-      <w:r>
-        <w:rPr>
-          <w:u w:val="single" w:color="0000ff"/>
-          <w:rFonts w:ascii="Charis SIL Regular" w:hAnsi="Charis SIL Regular" w:eastAsia="Charis SIL Regular"/>
-          <w:b w:val="0"/>
-          <w:i w:val="0"/>
-          <w:color w:val="000000"/>
-          <w:sz w:val="24"/>
-        </w:rPr>
-        <w:t>w</w:t>
+        <w:t>have their ow</w:t>
       </w:r>
       <w:r>
         <w:rPr>
@@ -2358,7 +2337,7 @@
           <w:sz w:val="24"/>
           <w:u w:val="single"/>
         </w:rPr>
-        <w:t>Scientific research in colonised terr</w:t>
+        <w:t>Scientific research in colonised terri</w:t>
       </w:r>
       <w:r>
         <w:rPr>
@@ -2369,7 +2348,7 @@
           <w:sz w:val="24"/>
           <w:u w:val="single"/>
         </w:rPr>
-        <w:t>i</w:t>
+        <w:t>torie</w:t>
       </w:r>
       <w:r>
         <w:rPr>
@@ -2378,9 +2357,8 @@
           <w:i w:val="0"/>
           <w:color w:val="0000FF"/>
           <w:sz w:val="24"/>
-          <w:u w:val="single"/>
-        </w:rPr>
-        <w:t>tories</w:t>
+        </w:rPr>
+        <w:t>s</w:t>
       </w:r>
       <w:r>
         <w:br/>

--- a/EXPORTS/DOCX/published/niveau3/English/KITLV.docx
+++ b/EXPORTS/DOCX/published/niveau3/English/KITLV.docx
@@ -407,7 +407,43 @@
           <w:color w:val="000000"/>
           <w:sz w:val="24"/>
         </w:rPr>
-        <w:t>as left to t</w:t>
+        <w:hyperlink r:id="rId9" w:history="1">
+          <w:r>
+            <w:rPr>
+              <w:rStyle w:val="Hyperlink"/>
+            </w:rPr>
+            <w:t>a</w:t>
+          </w:r>
+        </w:hyperlink>
+      </w:r>
+      <w:r>
+        <w:rPr>
+          <w:u w:val="single" w:color="0000ff"/>
+          <w:rFonts w:ascii="Charis SIL Regular" w:hAnsi="Charis SIL Regular" w:eastAsia="Charis SIL Regular"/>
+          <w:b w:val="0"/>
+          <w:i w:val="0"/>
+          <w:color w:val="000000"/>
+          <w:sz w:val="24"/>
+        </w:rPr>
+        <w:hyperlink r:id="rId9" w:history="1">
+          <w:r>
+            <w:rPr>
+              <w:rStyle w:val="Hyperlink"/>
+            </w:rPr>
+            <w:t xml:space="preserve">s left to </w:t>
+          </w:r>
+        </w:hyperlink>
+      </w:r>
+      <w:r>
+        <w:rPr>
+          <w:u w:val="single" w:color="0000ff"/>
+          <w:rFonts w:ascii="Charis SIL Regular" w:hAnsi="Charis SIL Regular" w:eastAsia="Charis SIL Regular"/>
+          <w:b w:val="0"/>
+          <w:i w:val="0"/>
+          <w:color w:val="000000"/>
+          <w:sz w:val="24"/>
+        </w:rPr>
+        <w:t>t</w:t>
       </w:r>
       <w:r>
         <w:rPr>
@@ -1817,13 +1853,75 @@
       </w:r>
       <w:r>
         <w:rPr>
+          <w:u w:val="single" w:color="0000ff"/>
           <w:rFonts w:ascii="Charis SIL Regular" w:hAnsi="Charis SIL Regular" w:eastAsia="Charis SIL Regular"/>
           <w:b w:val="0"/>
           <w:i w:val="0"/>
           <w:color w:val="000000"/>
           <w:sz w:val="24"/>
         </w:rPr>
-        <w:t xml:space="preserve"> (SMGI) and the </w:t>
+        <w:hyperlink r:id="rId17" w:history="1">
+          <w:r>
+            <w:rPr>
+              <w:rStyle w:val="Hyperlink"/>
+            </w:rPr>
+            <w:t xml:space="preserve"> (SMG</w:t>
+          </w:r>
+        </w:hyperlink>
+      </w:r>
+      <w:r>
+        <w:rPr>
+          <w:u w:val="single" w:color="0000ff"/>
+          <w:rFonts w:ascii="Charis SIL Regular" w:hAnsi="Charis SIL Regular" w:eastAsia="Charis SIL Regular"/>
+          <w:b w:val="0"/>
+          <w:i w:val="0"/>
+          <w:color w:val="000000"/>
+          <w:sz w:val="24"/>
+        </w:rPr>
+        <w:hyperlink r:id="rId17" w:history="1">
+          <w:r>
+            <w:rPr>
+              <w:rStyle w:val="Hyperlink"/>
+            </w:rPr>
+            <w:t>I</w:t>
+          </w:r>
+        </w:hyperlink>
+      </w:r>
+      <w:r>
+        <w:rPr>
+          <w:u w:val="single" w:color="0000ff"/>
+          <w:rFonts w:ascii="Charis SIL Regular" w:hAnsi="Charis SIL Regular" w:eastAsia="Charis SIL Regular"/>
+          <w:b w:val="0"/>
+          <w:i w:val="0"/>
+          <w:color w:val="000000"/>
+          <w:sz w:val="24"/>
+        </w:rPr>
+        <w:hyperlink r:id="rId17" w:history="1">
+          <w:r>
+            <w:rPr>
+              <w:rStyle w:val="Hyperlink"/>
+            </w:rPr>
+            <w:t>) an</w:t>
+          </w:r>
+        </w:hyperlink>
+      </w:r>
+      <w:r>
+        <w:rPr>
+          <w:u w:val="single" w:color="0000ff"/>
+          <w:rFonts w:ascii="Charis SIL Regular" w:hAnsi="Charis SIL Regular" w:eastAsia="Charis SIL Regular"/>
+          <w:b w:val="0"/>
+          <w:i w:val="0"/>
+          <w:color w:val="000000"/>
+          <w:sz w:val="24"/>
+        </w:rPr>
+        <w:hyperlink r:id="rId17" w:history="1">
+          <w:r>
+            <w:rPr>
+              <w:rStyle w:val="Hyperlink"/>
+            </w:rPr>
+            <w:t xml:space="preserve">d the </w:t>
+          </w:r>
+        </w:hyperlink>
       </w:r>
       <w:r>
         <w:rPr>
@@ -1996,13 +2094,49 @@
       </w:r>
       <w:r>
         <w:rPr>
+          <w:u w:val="single" w:color="0000ff"/>
           <w:rFonts w:ascii="Charis SIL Regular" w:hAnsi="Charis SIL Regular" w:eastAsia="Charis SIL Regular"/>
           <w:b w:val="0"/>
           <w:i w:val="0"/>
           <w:color w:val="000000"/>
           <w:sz w:val="24"/>
         </w:rPr>
-        <w:t>have their ow</w:t>
+        <w:hyperlink r:id="rId18" w:history="1">
+          <w:r>
+            <w:rPr>
+              <w:rStyle w:val="Hyperlink"/>
+            </w:rPr>
+            <w:t>have</w:t>
+          </w:r>
+        </w:hyperlink>
+      </w:r>
+      <w:r>
+        <w:rPr>
+          <w:u w:val="single" w:color="0000ff"/>
+          <w:rFonts w:ascii="Charis SIL Regular" w:hAnsi="Charis SIL Regular" w:eastAsia="Charis SIL Regular"/>
+          <w:b w:val="0"/>
+          <w:i w:val="0"/>
+          <w:color w:val="000000"/>
+          <w:sz w:val="24"/>
+        </w:rPr>
+        <w:hyperlink r:id="rId18" w:history="1">
+          <w:r>
+            <w:rPr>
+              <w:rStyle w:val="Hyperlink"/>
+            </w:rPr>
+            <w:t xml:space="preserve"> their o</w:t>
+          </w:r>
+        </w:hyperlink>
+      </w:r>
+      <w:r>
+        <w:rPr>
+          <w:rFonts w:ascii="Charis SIL Regular" w:hAnsi="Charis SIL Regular" w:eastAsia="Charis SIL Regular"/>
+          <w:b w:val="0"/>
+          <w:i w:val="0"/>
+          <w:color w:val="000000"/>
+          <w:sz w:val="24"/>
+        </w:rPr>
+        <w:t>w</w:t>
       </w:r>
       <w:r>
         <w:rPr>

--- a/EXPORTS/DOCX/published/niveau3/English/KITLV.docx
+++ b/EXPORTS/DOCX/published/niveau3/English/KITLV.docx
@@ -378,72 +378,7 @@
           <w:color w:val="000000"/>
           <w:sz w:val="24"/>
         </w:rPr>
-        <w:t>studies, or geograph</w:t>
-      </w:r>
-      <w:r>
-        <w:rPr>
-          <w:u w:val="single" w:color="0000ff"/>
-          <w:rFonts w:ascii="Charis SIL Regular" w:hAnsi="Charis SIL Regular" w:eastAsia="Charis SIL Regular"/>
-          <w:b w:val="0"/>
-          <w:i w:val="0"/>
-          <w:color w:val="000000"/>
-          <w:sz w:val="24"/>
-        </w:rPr>
-        <w:hyperlink r:id="rId9" w:history="1">
-          <w:r>
-            <w:rPr>
-              <w:rStyle w:val="Hyperlink"/>
-            </w:rPr>
-            <w:t>y, w</w:t>
-          </w:r>
-        </w:hyperlink>
-      </w:r>
-      <w:r>
-        <w:rPr>
-          <w:u w:val="single" w:color="0000ff"/>
-          <w:rFonts w:ascii="Charis SIL Regular" w:hAnsi="Charis SIL Regular" w:eastAsia="Charis SIL Regular"/>
-          <w:b w:val="0"/>
-          <w:i w:val="0"/>
-          <w:color w:val="000000"/>
-          <w:sz w:val="24"/>
-        </w:rPr>
-        <w:hyperlink r:id="rId9" w:history="1">
-          <w:r>
-            <w:rPr>
-              <w:rStyle w:val="Hyperlink"/>
-            </w:rPr>
-            <w:t>a</w:t>
-          </w:r>
-        </w:hyperlink>
-      </w:r>
-      <w:r>
-        <w:rPr>
-          <w:u w:val="single" w:color="0000ff"/>
-          <w:rFonts w:ascii="Charis SIL Regular" w:hAnsi="Charis SIL Regular" w:eastAsia="Charis SIL Regular"/>
-          <w:b w:val="0"/>
-          <w:i w:val="0"/>
-          <w:color w:val="000000"/>
-          <w:sz w:val="24"/>
-        </w:rPr>
-        <w:hyperlink r:id="rId9" w:history="1">
-          <w:r>
-            <w:rPr>
-              <w:rStyle w:val="Hyperlink"/>
-            </w:rPr>
-            <w:t xml:space="preserve">s left to </w:t>
-          </w:r>
-        </w:hyperlink>
-      </w:r>
-      <w:r>
-        <w:rPr>
-          <w:u w:val="single" w:color="0000ff"/>
-          <w:rFonts w:ascii="Charis SIL Regular" w:hAnsi="Charis SIL Regular" w:eastAsia="Charis SIL Regular"/>
-          <w:b w:val="0"/>
-          <w:i w:val="0"/>
-          <w:color w:val="000000"/>
-          <w:sz w:val="24"/>
-        </w:rPr>
-        <w:t>t</w:t>
+        <w:t>studies, or geography, was left to t</w:t>
       </w:r>
       <w:r>
         <w:rPr>
@@ -1376,7 +1311,7 @@
           <w:sz w:val="24"/>
           <w:u w:val="single"/>
         </w:rPr>
-        <w:hyperlink r:id="rId14" w:history="1">
+        <w:hyperlink r:id="rId15" w:history="1">
           <w:r>
             <w:rPr>
               <w:rStyle w:val="Hyperlink"/>
@@ -1423,7 +1358,7 @@
           <w:sz w:val="24"/>
           <w:u w:val="single"/>
         </w:rPr>
-        <w:hyperlink r:id="rId15" w:history="1">
+        <w:hyperlink r:id="rId14" w:history="1">
           <w:r>
             <w:rPr>
               <w:rStyle w:val="Hyperlink"/>
@@ -1774,82 +1709,7 @@
           <w:sz w:val="24"/>
           <w:u w:val="single"/>
         </w:rPr>
-        <w:t xml:space="preserve"> </w:t>
-      </w:r>
-      <w:r>
-        <w:rPr>
-          <w:rFonts w:ascii="Charis SIL Regular" w:hAnsi="Charis SIL Regular" w:eastAsia="Charis SIL Regular"/>
-          <w:b w:val="0"/>
-          <w:i w:val="0"/>
-          <w:color w:val="0000FF"/>
-          <w:sz w:val="24"/>
-          <w:u w:val="single"/>
-        </w:rPr>
-        <w:hyperlink r:id="rId18" w:history="1">
-          <w:r>
-            <w:rPr>
-              <w:rStyle w:val="Hyperlink"/>
-            </w:rPr>
-            <w:t>History</w:t>
-          </w:r>
-        </w:hyperlink>
-      </w:r>
-      <w:r>
-        <w:rPr>
-          <w:rFonts w:ascii="Charis SIL Regular" w:hAnsi="Charis SIL Regular" w:eastAsia="Charis SIL Regular"/>
-          <w:b w:val="0"/>
-          <w:i w:val="0"/>
-          <w:color w:val="0000FF"/>
-          <w:sz w:val="24"/>
-          <w:u w:val="single"/>
-        </w:rPr>
-        <w:t xml:space="preserve"> </w:t>
-      </w:r>
-      <w:r>
-        <w:rPr>
-          <w:rFonts w:ascii="Charis SIL Regular" w:hAnsi="Charis SIL Regular" w:eastAsia="Charis SIL Regular"/>
-          <w:b w:val="0"/>
-          <w:i w:val="0"/>
-          <w:color w:val="0000FF"/>
-          <w:sz w:val="24"/>
-          <w:u w:val="single"/>
-        </w:rPr>
-        <w:hyperlink r:id="rId18" w:history="1">
-          <w:r>
-            <w:rPr>
-              <w:rStyle w:val="Hyperlink"/>
-            </w:rPr>
-            <w:t>Archive</w:t>
-          </w:r>
-        </w:hyperlink>
-      </w:r>
-      <w:r>
-        <w:rPr>
-          <w:rFonts w:ascii="Charis SIL Regular" w:hAnsi="Charis SIL Regular" w:eastAsia="Charis SIL Regular"/>
-          <w:b w:val="0"/>
-          <w:i w:val="0"/>
-          <w:color w:val="0000FF"/>
-          <w:sz w:val="24"/>
-          <w:u w:val="single"/>
-        </w:rPr>
-        <w:t xml:space="preserve"> </w:t>
-      </w:r>
-      <w:r>
-        <w:rPr>
-          <w:rFonts w:ascii="Charis SIL Regular" w:hAnsi="Charis SIL Regular" w:eastAsia="Charis SIL Regular"/>
-          <w:b w:val="0"/>
-          <w:i w:val="0"/>
-          <w:color w:val="0000FF"/>
-          <w:sz w:val="24"/>
-        </w:rPr>
-        <w:hyperlink r:id="rId18" w:history="1">
-          <w:r>
-            <w:rPr>
-              <w:rStyle w:val="Hyperlink"/>
-            </w:rPr>
-            <w:t>Indonesia</w:t>
-          </w:r>
-        </w:hyperlink>
+        <w:t xml:space="preserve"> History Archive Indonesia</w:t>
       </w:r>
       <w:r>
         <w:rPr>
@@ -1932,7 +1792,7 @@
           <w:sz w:val="24"/>
           <w:u w:val="single"/>
         </w:rPr>
-        <w:hyperlink r:id="rId19" w:history="1">
+        <w:hyperlink r:id="rId17" w:history="1">
           <w:r>
             <w:rPr>
               <w:rStyle w:val="Hyperlink"/>
@@ -1950,7 +1810,7 @@
           <w:sz w:val="24"/>
           <w:u w:val="single"/>
         </w:rPr>
-        <w:hyperlink r:id="rId19" w:history="1">
+        <w:hyperlink r:id="rId17" w:history="1">
           <w:r>
             <w:rPr>
               <w:rStyle w:val="Hyperlink"/>
@@ -1968,7 +1828,7 @@
           <w:sz w:val="24"/>
           <w:u w:val="single"/>
         </w:rPr>
-        <w:hyperlink r:id="rId19" w:history="1">
+        <w:hyperlink r:id="rId17" w:history="1">
           <w:r>
             <w:rPr>
               <w:rStyle w:val="Hyperlink"/>
@@ -1997,7 +1857,7 @@
           <w:sz w:val="24"/>
           <w:u w:val="single"/>
         </w:rPr>
-        <w:hyperlink r:id="rId19" w:history="1">
+        <w:hyperlink r:id="rId17" w:history="1">
           <w:r>
             <w:rPr>
               <w:rStyle w:val="Hyperlink"/>
@@ -2130,6 +1990,7 @@
       </w:r>
       <w:r>
         <w:rPr>
+          <w:u w:val="single" w:color="0000ff"/>
           <w:rFonts w:ascii="Charis SIL Regular" w:hAnsi="Charis SIL Regular" w:eastAsia="Charis SIL Regular"/>
           <w:b w:val="0"/>
           <w:i w:val="0"/>
@@ -2471,7 +2332,7 @@
           <w:sz w:val="24"/>
           <w:u w:val="single"/>
         </w:rPr>
-        <w:t>Scientific research in colonised terri</w:t>
+        <w:t>Scientific research in colonised terr</w:t>
       </w:r>
       <w:r>
         <w:rPr>
@@ -2482,7 +2343,7 @@
           <w:sz w:val="24"/>
           <w:u w:val="single"/>
         </w:rPr>
-        <w:t>torie</w:t>
+        <w:t>i</w:t>
       </w:r>
       <w:r>
         <w:rPr>
@@ -2491,8 +2352,9 @@
           <w:i w:val="0"/>
           <w:color w:val="0000FF"/>
           <w:sz w:val="24"/>
-        </w:rPr>
-        <w:t>s</w:t>
+          <w:u w:val="single"/>
+        </w:rPr>
+        <w:t>tories</w:t>
       </w:r>
       <w:r>
         <w:br/>

--- a/EXPORTS/DOCX/published/niveau3/English/KITLV.docx
+++ b/EXPORTS/DOCX/published/niveau3/English/KITLV.docx
@@ -378,99 +378,7 @@
           <w:color w:val="000000"/>
           <w:sz w:val="24"/>
         </w:rPr>
-        <w:t>studies, or geography, was left to t</w:t>
-      </w:r>
-      <w:r>
-        <w:rPr>
-          <w:u w:val="single" w:color="0000ff"/>
-          <w:rFonts w:ascii="Charis SIL Regular" w:hAnsi="Charis SIL Regular" w:eastAsia="Charis SIL Regular"/>
-          <w:b w:val="0"/>
-          <w:i w:val="0"/>
-          <w:color w:val="000000"/>
-          <w:sz w:val="24"/>
-        </w:rPr>
-        <w:hyperlink r:id="rId9" w:history="1">
-          <w:r>
-            <w:rPr>
-              <w:rStyle w:val="Hyperlink"/>
-            </w:rPr>
-            <w:t>he Ko</w:t>
-          </w:r>
-        </w:hyperlink>
-      </w:r>
-      <w:r>
-        <w:rPr>
-          <w:rFonts w:ascii="Charis SIL Regular" w:hAnsi="Charis SIL Regular" w:eastAsia="Charis SIL Regular"/>
-          <w:b w:val="0"/>
-          <w:i w:val="0"/>
-          <w:color w:val="000000"/>
-          <w:sz w:val="24"/>
-        </w:rPr>
-        <w:t>n</w:t>
-      </w:r>
-      <w:r>
-        <w:rPr>
-          <w:u w:val="single" w:color="0000ff"/>
-          <w:rFonts w:ascii="Charis SIL Regular" w:hAnsi="Charis SIL Regular" w:eastAsia="Charis SIL Regular"/>
-          <w:b w:val="0"/>
-          <w:i w:val="0"/>
-          <w:color w:val="000000"/>
-          <w:sz w:val="24"/>
-        </w:rPr>
-        <w:hyperlink r:id="rId10" w:history="1">
-          <w:r>
-            <w:rPr>
-              <w:rStyle w:val="Hyperlink"/>
-            </w:rPr>
-            <w:t>inkli</w:t>
-          </w:r>
-        </w:hyperlink>
-      </w:r>
-      <w:r>
-        <w:rPr>
-          <w:u w:val="single" w:color="0000ff"/>
-          <w:rFonts w:ascii="Charis SIL Regular" w:hAnsi="Charis SIL Regular" w:eastAsia="Charis SIL Regular"/>
-          <w:b w:val="0"/>
-          <w:i w:val="0"/>
-          <w:color w:val="000000"/>
-          <w:sz w:val="24"/>
-        </w:rPr>
-        <w:hyperlink r:id="rId10" w:history="1">
-          <w:r>
-            <w:rPr>
-              <w:rStyle w:val="Hyperlink"/>
-            </w:rPr>
-            <w:t>j</w:t>
-          </w:r>
-        </w:hyperlink>
-      </w:r>
-      <w:r>
-        <w:rPr>
-          <w:u w:val="single" w:color="0000ff"/>
-          <w:rFonts w:ascii="Charis SIL Regular" w:hAnsi="Charis SIL Regular" w:eastAsia="Charis SIL Regular"/>
-          <w:b w:val="0"/>
-          <w:i w:val="0"/>
-          <w:color w:val="000000"/>
-          <w:sz w:val="24"/>
-        </w:rPr>
-        <w:hyperlink r:id="rId10" w:history="1">
-          <w:r>
-            <w:rPr>
-              <w:rStyle w:val="Hyperlink"/>
-            </w:rPr>
-            <w:t>k Nede</w:t>
-          </w:r>
-        </w:hyperlink>
-      </w:r>
-      <w:r>
-        <w:rPr>
-          <w:rFonts w:ascii="Charis SIL Regular" w:hAnsi="Charis SIL Regular" w:eastAsia="Charis SIL Regular"/>
-          <w:b w:val="0"/>
-          <w:i w:val="0"/>
-          <w:color w:val="000000"/>
-          <w:sz w:val="24"/>
-        </w:rPr>
-        <w:t>rland</w:t>
+        <w:t>studies, or geography, was left to the Koninklijk Nederland</w:t>
       </w:r>
       <w:r>
         <w:rPr>
@@ -1293,7 +1201,7 @@
           <w:sz w:val="24"/>
           <w:u w:val="single"/>
         </w:rPr>
-        <w:hyperlink r:id="rId14" w:history="1">
+        <w:hyperlink r:id="rId15" w:history="1">
           <w:r>
             <w:rPr>
               <w:rStyle w:val="Hyperlink"/>
@@ -1311,7 +1219,7 @@
           <w:sz w:val="24"/>
           <w:u w:val="single"/>
         </w:rPr>
-        <w:hyperlink r:id="rId15" w:history="1">
+        <w:hyperlink r:id="rId14" w:history="1">
           <w:r>
             <w:rPr>
               <w:rStyle w:val="Hyperlink"/>
@@ -1490,82 +1398,7 @@
           <w:color w:val="000000"/>
           <w:sz w:val="24"/>
         </w:rPr>
-        <w:t>This also a</w:t>
-      </w:r>
-      <w:r>
-        <w:rPr>
-          <w:u w:val="single" w:color="0000ff"/>
-          <w:rFonts w:ascii="Charis SIL Regular" w:hAnsi="Charis SIL Regular" w:eastAsia="Charis SIL Regular"/>
-          <w:b w:val="0"/>
-          <w:i w:val="0"/>
-          <w:color w:val="000000"/>
-          <w:sz w:val="24"/>
-        </w:rPr>
-        <w:t>p</w:t>
-      </w:r>
-      <w:r>
-        <w:rPr>
-          <w:u w:val="single" w:color="0000ff"/>
-          <w:rFonts w:ascii="Charis SIL Regular" w:hAnsi="Charis SIL Regular" w:eastAsia="Charis SIL Regular"/>
-          <w:b w:val="0"/>
-          <w:i w:val="0"/>
-          <w:color w:val="000000"/>
-          <w:sz w:val="24"/>
-        </w:rPr>
-        <w:hyperlink r:id="rId16" w:history="1">
-          <w:r>
-            <w:rPr>
-              <w:rStyle w:val="Hyperlink"/>
-            </w:rPr>
-            <w:t>plie</w:t>
-          </w:r>
-        </w:hyperlink>
-      </w:r>
-      <w:r>
-        <w:rPr>
-          <w:u w:val="single" w:color="0000ff"/>
-          <w:rFonts w:ascii="Charis SIL Regular" w:hAnsi="Charis SIL Regular" w:eastAsia="Charis SIL Regular"/>
-          <w:b w:val="0"/>
-          <w:i w:val="0"/>
-          <w:color w:val="000000"/>
-          <w:sz w:val="24"/>
-        </w:rPr>
-        <w:hyperlink r:id="rId16" w:history="1">
-          <w:r>
-            <w:rPr>
-              <w:rStyle w:val="Hyperlink"/>
-            </w:rPr>
-            <w:t>s</w:t>
-          </w:r>
-        </w:hyperlink>
-      </w:r>
-      <w:r>
-        <w:rPr>
-          <w:u w:val="single" w:color="0000ff"/>
-          <w:rFonts w:ascii="Charis SIL Regular" w:hAnsi="Charis SIL Regular" w:eastAsia="Charis SIL Regular"/>
-          <w:b w:val="0"/>
-          <w:i w:val="0"/>
-          <w:color w:val="000000"/>
-          <w:sz w:val="24"/>
-        </w:rPr>
-        <w:hyperlink r:id="rId16" w:history="1">
-          <w:r>
-            <w:rPr>
-              <w:rStyle w:val="Hyperlink"/>
-            </w:rPr>
-            <w:t xml:space="preserve"> to the KI</w:t>
-          </w:r>
-        </w:hyperlink>
-      </w:r>
-      <w:r>
-        <w:rPr>
-          <w:rFonts w:ascii="Charis SIL Regular" w:hAnsi="Charis SIL Regular" w:eastAsia="Charis SIL Regular"/>
-          <w:b w:val="0"/>
-          <w:i w:val="0"/>
-          <w:color w:val="000000"/>
-          <w:sz w:val="24"/>
-        </w:rPr>
-        <w:t xml:space="preserve">TLV </w:t>
+        <w:t xml:space="preserve">This also applies to the KITLV </w:t>
       </w:r>
       <w:r>
         <w:rPr>
@@ -1709,7 +1542,36 @@
           <w:sz w:val="24"/>
           <w:u w:val="single"/>
         </w:rPr>
-        <w:t xml:space="preserve"> History Archive Indonesia</w:t>
+        <w:t xml:space="preserve"> </w:t>
+      </w:r>
+      <w:r>
+        <w:rPr>
+          <w:rFonts w:ascii="Charis SIL Regular" w:hAnsi="Charis SIL Regular" w:eastAsia="Charis SIL Regular"/>
+          <w:b w:val="0"/>
+          <w:i w:val="0"/>
+          <w:color w:val="0000FF"/>
+          <w:sz w:val="24"/>
+          <w:u w:val="single"/>
+        </w:rPr>
+        <w:hyperlink r:id="rId18" w:history="1">
+          <w:r>
+            <w:rPr>
+              <w:rStyle w:val="Hyperlink"/>
+            </w:rPr>
+            <w:t>History</w:t>
+          </w:r>
+        </w:hyperlink>
+      </w:r>
+      <w:r>
+        <w:rPr>
+          <w:rFonts w:ascii="Charis SIL Regular" w:hAnsi="Charis SIL Regular" w:eastAsia="Charis SIL Regular"/>
+          <w:b w:val="0"/>
+          <w:i w:val="0"/>
+          <w:color w:val="0000FF"/>
+          <w:sz w:val="24"/>
+          <w:u w:val="single"/>
+        </w:rPr>
+        <w:t xml:space="preserve"> Archive Indonesia</w:t>
       </w:r>
       <w:r>
         <w:rPr>
@@ -1720,68 +1582,7 @@
           <w:color w:val="000000"/>
           <w:sz w:val="24"/>
         </w:rPr>
-        <w:hyperlink r:id="rId17" w:history="1">
-          <w:r>
-            <w:rPr>
-              <w:rStyle w:val="Hyperlink"/>
-            </w:rPr>
-            <w:t xml:space="preserve"> (SMG</w:t>
-          </w:r>
-        </w:hyperlink>
-      </w:r>
-      <w:r>
-        <w:rPr>
-          <w:u w:val="single" w:color="0000ff"/>
-          <w:rFonts w:ascii="Charis SIL Regular" w:hAnsi="Charis SIL Regular" w:eastAsia="Charis SIL Regular"/>
-          <w:b w:val="0"/>
-          <w:i w:val="0"/>
-          <w:color w:val="000000"/>
-          <w:sz w:val="24"/>
-        </w:rPr>
-        <w:hyperlink r:id="rId17" w:history="1">
-          <w:r>
-            <w:rPr>
-              <w:rStyle w:val="Hyperlink"/>
-            </w:rPr>
-            <w:t>I</w:t>
-          </w:r>
-        </w:hyperlink>
-      </w:r>
-      <w:r>
-        <w:rPr>
-          <w:u w:val="single" w:color="0000ff"/>
-          <w:rFonts w:ascii="Charis SIL Regular" w:hAnsi="Charis SIL Regular" w:eastAsia="Charis SIL Regular"/>
-          <w:b w:val="0"/>
-          <w:i w:val="0"/>
-          <w:color w:val="000000"/>
-          <w:sz w:val="24"/>
-        </w:rPr>
-        <w:hyperlink r:id="rId17" w:history="1">
-          <w:r>
-            <w:rPr>
-              <w:rStyle w:val="Hyperlink"/>
-            </w:rPr>
-            <w:t>) an</w:t>
-          </w:r>
-        </w:hyperlink>
-      </w:r>
-      <w:r>
-        <w:rPr>
-          <w:u w:val="single" w:color="0000ff"/>
-          <w:rFonts w:ascii="Charis SIL Regular" w:hAnsi="Charis SIL Regular" w:eastAsia="Charis SIL Regular"/>
-          <w:b w:val="0"/>
-          <w:i w:val="0"/>
-          <w:color w:val="000000"/>
-          <w:sz w:val="24"/>
-        </w:rPr>
-        <w:hyperlink r:id="rId17" w:history="1">
-          <w:r>
-            <w:rPr>
-              <w:rStyle w:val="Hyperlink"/>
-            </w:rPr>
-            <w:t xml:space="preserve">d the </w:t>
-          </w:r>
-        </w:hyperlink>
+        <w:t xml:space="preserve"> (SMGI) and the </w:t>
       </w:r>
       <w:r>
         <w:rPr>
@@ -1792,7 +1593,7 @@
           <w:sz w:val="24"/>
           <w:u w:val="single"/>
         </w:rPr>
-        <w:hyperlink r:id="rId17" w:history="1">
+        <w:hyperlink r:id="rId19" w:history="1">
           <w:r>
             <w:rPr>
               <w:rStyle w:val="Hyperlink"/>
@@ -1810,7 +1611,7 @@
           <w:sz w:val="24"/>
           <w:u w:val="single"/>
         </w:rPr>
-        <w:hyperlink r:id="rId17" w:history="1">
+        <w:hyperlink r:id="rId19" w:history="1">
           <w:r>
             <w:rPr>
               <w:rStyle w:val="Hyperlink"/>
@@ -1886,7 +1687,7 @@
           <w:sz w:val="24"/>
           <w:u w:val="single"/>
         </w:rPr>
-        <w:hyperlink r:id="rId19" w:history="1">
+        <w:hyperlink r:id="rId17" w:history="1">
           <w:r>
             <w:rPr>
               <w:rStyle w:val="Hyperlink"/>

--- a/EXPORTS/DOCX/published/niveau3/English/KITLV.docx
+++ b/EXPORTS/DOCX/published/niveau3/English/KITLV.docx
@@ -378,7 +378,100 @@
           <w:color w:val="000000"/>
           <w:sz w:val="24"/>
         </w:rPr>
-        <w:t>studies, or geography, was left to the Koninklijk Nederland</w:t>
+        <w:t>studies, or geograph</w:t>
+      </w:r>
+      <w:r>
+        <w:rPr>
+          <w:u w:val="single" w:color="0000ff"/>
+          <w:rFonts w:ascii="Charis SIL Regular" w:hAnsi="Charis SIL Regular" w:eastAsia="Charis SIL Regular"/>
+          <w:b w:val="0"/>
+          <w:i w:val="0"/>
+          <w:color w:val="000000"/>
+          <w:sz w:val="24"/>
+        </w:rPr>
+        <w:hyperlink r:id="rId9" w:history="1">
+          <w:r>
+            <w:rPr>
+              <w:rStyle w:val="Hyperlink"/>
+            </w:rPr>
+            <w:t>y, w</w:t>
+          </w:r>
+        </w:hyperlink>
+      </w:r>
+      <w:r>
+        <w:rPr>
+          <w:u w:val="single" w:color="0000ff"/>
+          <w:rFonts w:ascii="Charis SIL Regular" w:hAnsi="Charis SIL Regular" w:eastAsia="Charis SIL Regular"/>
+          <w:b w:val="0"/>
+          <w:i w:val="0"/>
+          <w:color w:val="000000"/>
+          <w:sz w:val="24"/>
+        </w:rPr>
+        <w:hyperlink r:id="rId9" w:history="1">
+          <w:r>
+            <w:rPr>
+              <w:rStyle w:val="Hyperlink"/>
+            </w:rPr>
+            <w:t>a</w:t>
+          </w:r>
+        </w:hyperlink>
+      </w:r>
+      <w:r>
+        <w:rPr>
+          <w:u w:val="single" w:color="0000ff"/>
+          <w:rFonts w:ascii="Charis SIL Regular" w:hAnsi="Charis SIL Regular" w:eastAsia="Charis SIL Regular"/>
+          <w:b w:val="0"/>
+          <w:i w:val="0"/>
+          <w:color w:val="000000"/>
+          <w:sz w:val="24"/>
+        </w:rPr>
+        <w:hyperlink r:id="rId9" w:history="1">
+          <w:r>
+            <w:rPr>
+              <w:rStyle w:val="Hyperlink"/>
+            </w:rPr>
+            <w:t xml:space="preserve">s left to </w:t>
+          </w:r>
+        </w:hyperlink>
+      </w:r>
+      <w:r>
+        <w:rPr>
+          <w:u w:val="single" w:color="0000ff"/>
+          <w:rFonts w:ascii="Charis SIL Regular" w:hAnsi="Charis SIL Regular" w:eastAsia="Charis SIL Regular"/>
+          <w:b w:val="0"/>
+          <w:i w:val="0"/>
+          <w:color w:val="000000"/>
+          <w:sz w:val="24"/>
+        </w:rPr>
+        <w:t>t</w:t>
+      </w:r>
+      <w:r>
+        <w:rPr>
+          <w:u w:val="single" w:color="0000ff"/>
+          <w:rFonts w:ascii="Charis SIL Regular" w:hAnsi="Charis SIL Regular" w:eastAsia="Charis SIL Regular"/>
+          <w:b w:val="0"/>
+          <w:i w:val="0"/>
+          <w:color w:val="000000"/>
+          <w:sz w:val="24"/>
+        </w:rPr>
+        <w:hyperlink r:id="rId9" w:history="1">
+          <w:r>
+            <w:rPr>
+              <w:rStyle w:val="Hyperlink"/>
+            </w:rPr>
+            <w:t>he Ko</w:t>
+          </w:r>
+        </w:hyperlink>
+      </w:r>
+      <w:r>
+        <w:rPr>
+          <w:rFonts w:ascii="Charis SIL Regular" w:hAnsi="Charis SIL Regular" w:eastAsia="Charis SIL Regular"/>
+          <w:b w:val="0"/>
+          <w:i w:val="0"/>
+          <w:color w:val="000000"/>
+          <w:sz w:val="24"/>
+        </w:rPr>
+        <w:t>ninklijk Nederland</w:t>
       </w:r>
       <w:r>
         <w:rPr>
@@ -1237,7 +1330,7 @@
           <w:sz w:val="24"/>
           <w:u w:val="single"/>
         </w:rPr>
-        <w:hyperlink r:id="rId14" w:history="1">
+        <w:hyperlink r:id="rId15" w:history="1">
           <w:r>
             <w:rPr>
               <w:rStyle w:val="Hyperlink"/>
@@ -1398,7 +1491,82 @@
           <w:color w:val="000000"/>
           <w:sz w:val="24"/>
         </w:rPr>
-        <w:t xml:space="preserve">This also applies to the KITLV </w:t>
+        <w:t>This also a</w:t>
+      </w:r>
+      <w:r>
+        <w:rPr>
+          <w:u w:val="single" w:color="0000ff"/>
+          <w:rFonts w:ascii="Charis SIL Regular" w:hAnsi="Charis SIL Regular" w:eastAsia="Charis SIL Regular"/>
+          <w:b w:val="0"/>
+          <w:i w:val="0"/>
+          <w:color w:val="000000"/>
+          <w:sz w:val="24"/>
+        </w:rPr>
+        <w:t>p</w:t>
+      </w:r>
+      <w:r>
+        <w:rPr>
+          <w:u w:val="single" w:color="0000ff"/>
+          <w:rFonts w:ascii="Charis SIL Regular" w:hAnsi="Charis SIL Regular" w:eastAsia="Charis SIL Regular"/>
+          <w:b w:val="0"/>
+          <w:i w:val="0"/>
+          <w:color w:val="000000"/>
+          <w:sz w:val="24"/>
+        </w:rPr>
+        <w:hyperlink r:id="rId16" w:history="1">
+          <w:r>
+            <w:rPr>
+              <w:rStyle w:val="Hyperlink"/>
+            </w:rPr>
+            <w:t>plie</w:t>
+          </w:r>
+        </w:hyperlink>
+      </w:r>
+      <w:r>
+        <w:rPr>
+          <w:u w:val="single" w:color="0000ff"/>
+          <w:rFonts w:ascii="Charis SIL Regular" w:hAnsi="Charis SIL Regular" w:eastAsia="Charis SIL Regular"/>
+          <w:b w:val="0"/>
+          <w:i w:val="0"/>
+          <w:color w:val="000000"/>
+          <w:sz w:val="24"/>
+        </w:rPr>
+        <w:hyperlink r:id="rId16" w:history="1">
+          <w:r>
+            <w:rPr>
+              <w:rStyle w:val="Hyperlink"/>
+            </w:rPr>
+            <w:t>s</w:t>
+          </w:r>
+        </w:hyperlink>
+      </w:r>
+      <w:r>
+        <w:rPr>
+          <w:u w:val="single" w:color="0000ff"/>
+          <w:rFonts w:ascii="Charis SIL Regular" w:hAnsi="Charis SIL Regular" w:eastAsia="Charis SIL Regular"/>
+          <w:b w:val="0"/>
+          <w:i w:val="0"/>
+          <w:color w:val="000000"/>
+          <w:sz w:val="24"/>
+        </w:rPr>
+        <w:hyperlink r:id="rId16" w:history="1">
+          <w:r>
+            <w:rPr>
+              <w:rStyle w:val="Hyperlink"/>
+            </w:rPr>
+            <w:t xml:space="preserve"> to the KI</w:t>
+          </w:r>
+        </w:hyperlink>
+      </w:r>
+      <w:r>
+        <w:rPr>
+          <w:rFonts w:ascii="Charis SIL Regular" w:hAnsi="Charis SIL Regular" w:eastAsia="Charis SIL Regular"/>
+          <w:b w:val="0"/>
+          <w:i w:val="0"/>
+          <w:color w:val="000000"/>
+          <w:sz w:val="24"/>
+        </w:rPr>
+        <w:t xml:space="preserve">TLV </w:t>
       </w:r>
       <w:r>
         <w:rPr>
@@ -1571,11 +1739,56 @@
           <w:sz w:val="24"/>
           <w:u w:val="single"/>
         </w:rPr>
-        <w:t xml:space="preserve"> Archive Indonesia</w:t>
-      </w:r>
-      <w:r>
-        <w:rPr>
-          <w:u w:val="single" w:color="0000ff"/>
+        <w:t xml:space="preserve"> </w:t>
+      </w:r>
+      <w:r>
+        <w:rPr>
+          <w:rFonts w:ascii="Charis SIL Regular" w:hAnsi="Charis SIL Regular" w:eastAsia="Charis SIL Regular"/>
+          <w:b w:val="0"/>
+          <w:i w:val="0"/>
+          <w:color w:val="0000FF"/>
+          <w:sz w:val="24"/>
+          <w:u w:val="single"/>
+        </w:rPr>
+        <w:hyperlink r:id="rId18" w:history="1">
+          <w:r>
+            <w:rPr>
+              <w:rStyle w:val="Hyperlink"/>
+            </w:rPr>
+            <w:t>Archive</w:t>
+          </w:r>
+        </w:hyperlink>
+      </w:r>
+      <w:r>
+        <w:rPr>
+          <w:rFonts w:ascii="Charis SIL Regular" w:hAnsi="Charis SIL Regular" w:eastAsia="Charis SIL Regular"/>
+          <w:b w:val="0"/>
+          <w:i w:val="0"/>
+          <w:color w:val="0000FF"/>
+          <w:sz w:val="24"/>
+          <w:u w:val="single"/>
+        </w:rPr>
+        <w:t xml:space="preserve"> </w:t>
+      </w:r>
+      <w:r>
+        <w:rPr>
+          <w:rFonts w:ascii="Charis SIL Regular" w:hAnsi="Charis SIL Regular" w:eastAsia="Charis SIL Regular"/>
+          <w:b w:val="0"/>
+          <w:i w:val="0"/>
+          <w:color w:val="0000FF"/>
+          <w:sz w:val="24"/>
+        </w:rPr>
+        <w:hyperlink r:id="rId18" w:history="1">
+          <w:r>
+            <w:rPr>
+              <w:rStyle w:val="Hyperlink"/>
+            </w:rPr>
+            <w:t>Indonesia</w:t>
+          </w:r>
+        </w:hyperlink>
+      </w:r>
+      <w:r>
+        <w:rPr>
           <w:rFonts w:ascii="Charis SIL Regular" w:hAnsi="Charis SIL Regular" w:eastAsia="Charis SIL Regular"/>
           <w:b w:val="0"/>
           <w:i w:val="0"/>
@@ -1629,7 +1842,7 @@
           <w:sz w:val="24"/>
           <w:u w:val="single"/>
         </w:rPr>
-        <w:hyperlink r:id="rId17" w:history="1">
+        <w:hyperlink r:id="rId19" w:history="1">
           <w:r>
             <w:rPr>
               <w:rStyle w:val="Hyperlink"/>
@@ -1658,7 +1871,7 @@
           <w:sz w:val="24"/>
           <w:u w:val="single"/>
         </w:rPr>
-        <w:hyperlink r:id="rId17" w:history="1">
+        <w:hyperlink r:id="rId19" w:history="1">
           <w:r>
             <w:rPr>
               <w:rStyle w:val="Hyperlink"/>
@@ -1687,7 +1900,7 @@
           <w:sz w:val="24"/>
           <w:u w:val="single"/>
         </w:rPr>
-        <w:hyperlink r:id="rId17" w:history="1">
+        <w:hyperlink r:id="rId19" w:history="1">
           <w:r>
             <w:rPr>
               <w:rStyle w:val="Hyperlink"/>
@@ -1791,7 +2004,6 @@
       </w:r>
       <w:r>
         <w:rPr>
-          <w:u w:val="single" w:color="0000ff"/>
           <w:rFonts w:ascii="Charis SIL Regular" w:hAnsi="Charis SIL Regular" w:eastAsia="Charis SIL Regular"/>
           <w:b w:val="0"/>
           <w:i w:val="0"/>
@@ -2133,7 +2345,7 @@
           <w:sz w:val="24"/>
           <w:u w:val="single"/>
         </w:rPr>
-        <w:t>Scientific research in colonised terr</w:t>
+        <w:t>Scientific research in colonised terri</w:t>
       </w:r>
       <w:r>
         <w:rPr>
@@ -2144,7 +2356,7 @@
           <w:sz w:val="24"/>
           <w:u w:val="single"/>
         </w:rPr>
-        <w:t>i</w:t>
+        <w:t>torie</w:t>
       </w:r>
       <w:r>
         <w:rPr>
@@ -2153,9 +2365,8 @@
           <w:i w:val="0"/>
           <w:color w:val="0000FF"/>
           <w:sz w:val="24"/>
-          <w:u w:val="single"/>
-        </w:rPr>
-        <w:t>tories</w:t>
+        </w:rPr>
+        <w:t>s</w:t>
       </w:r>
       <w:r>
         <w:br/>

--- a/EXPORTS/DOCX/published/niveau3/English/KITLV.docx
+++ b/EXPORTS/DOCX/published/niveau3/English/KITLV.docx
@@ -471,7 +471,71 @@
           <w:color w:val="000000"/>
           <w:sz w:val="24"/>
         </w:rPr>
-        <w:t>ninklijk Nederland</w:t>
+        <w:t>n</w:t>
+      </w:r>
+      <w:r>
+        <w:rPr>
+          <w:u w:val="single" w:color="0000ff"/>
+          <w:rFonts w:ascii="Charis SIL Regular" w:hAnsi="Charis SIL Regular" w:eastAsia="Charis SIL Regular"/>
+          <w:b w:val="0"/>
+          <w:i w:val="0"/>
+          <w:color w:val="000000"/>
+          <w:sz w:val="24"/>
+        </w:rPr>
+        <w:hyperlink r:id="rId10" w:history="1">
+          <w:r>
+            <w:rPr>
+              <w:rStyle w:val="Hyperlink"/>
+            </w:rPr>
+            <w:t>inkli</w:t>
+          </w:r>
+        </w:hyperlink>
+      </w:r>
+      <w:r>
+        <w:rPr>
+          <w:u w:val="single" w:color="0000ff"/>
+          <w:rFonts w:ascii="Charis SIL Regular" w:hAnsi="Charis SIL Regular" w:eastAsia="Charis SIL Regular"/>
+          <w:b w:val="0"/>
+          <w:i w:val="0"/>
+          <w:color w:val="000000"/>
+          <w:sz w:val="24"/>
+        </w:rPr>
+        <w:hyperlink r:id="rId10" w:history="1">
+          <w:r>
+            <w:rPr>
+              <w:rStyle w:val="Hyperlink"/>
+            </w:rPr>
+            <w:t>j</w:t>
+          </w:r>
+        </w:hyperlink>
+      </w:r>
+      <w:r>
+        <w:rPr>
+          <w:u w:val="single" w:color="0000ff"/>
+          <w:rFonts w:ascii="Charis SIL Regular" w:hAnsi="Charis SIL Regular" w:eastAsia="Charis SIL Regular"/>
+          <w:b w:val="0"/>
+          <w:i w:val="0"/>
+          <w:color w:val="000000"/>
+          <w:sz w:val="24"/>
+        </w:rPr>
+        <w:hyperlink r:id="rId10" w:history="1">
+          <w:r>
+            <w:rPr>
+              <w:rStyle w:val="Hyperlink"/>
+            </w:rPr>
+            <w:t>k Nede</w:t>
+          </w:r>
+        </w:hyperlink>
+      </w:r>
+      <w:r>
+        <w:rPr>
+          <w:rFonts w:ascii="Charis SIL Regular" w:hAnsi="Charis SIL Regular" w:eastAsia="Charis SIL Regular"/>
+          <w:b w:val="0"/>
+          <w:i w:val="0"/>
+          <w:color w:val="000000"/>
+          <w:sz w:val="24"/>
+        </w:rPr>
+        <w:t>rland</w:t>
       </w:r>
       <w:r>
         <w:rPr>
@@ -1294,7 +1358,7 @@
           <w:sz w:val="24"/>
           <w:u w:val="single"/>
         </w:rPr>
-        <w:hyperlink r:id="rId15" w:history="1">
+        <w:hyperlink r:id="rId14" w:history="1">
           <w:r>
             <w:rPr>
               <w:rStyle w:val="Hyperlink"/>
@@ -1330,7 +1394,7 @@
           <w:sz w:val="24"/>
           <w:u w:val="single"/>
         </w:rPr>
-        <w:hyperlink r:id="rId15" w:history="1">
+        <w:hyperlink r:id="rId14" w:history="1">
           <w:r>
             <w:rPr>
               <w:rStyle w:val="Hyperlink"/>
@@ -1690,14 +1754,24 @@
           <w:i w:val="0"/>
           <w:color w:val="0000FF"/>
           <w:sz w:val="24"/>
-          <w:u w:val="single"/>
-        </w:rPr>
-        <w:hyperlink r:id="rId18" w:history="1">
+        </w:rPr>
+        <w:t>Oral History Archive Indonesia</w:t>
+      </w:r>
+      <w:r>
+        <w:rPr>
+          <w:u w:val="single" w:color="0000ff"/>
+          <w:rFonts w:ascii="Charis SIL Regular" w:hAnsi="Charis SIL Regular" w:eastAsia="Charis SIL Regular"/>
+          <w:b w:val="0"/>
+          <w:i w:val="0"/>
+          <w:color w:val="000000"/>
+          <w:sz w:val="24"/>
+        </w:rPr>
+        <w:hyperlink r:id="rId17" w:history="1">
           <w:r>
             <w:rPr>
               <w:rStyle w:val="Hyperlink"/>
             </w:rPr>
-            <w:t>Oral</w:t>
+            <w:t xml:space="preserve"> (SMG</w:t>
           </w:r>
         </w:hyperlink>
       </w:r>
@@ -1706,11 +1780,10 @@
           <w:rFonts w:ascii="Charis SIL Regular" w:hAnsi="Charis SIL Regular" w:eastAsia="Charis SIL Regular"/>
           <w:b w:val="0"/>
           <w:i w:val="0"/>
-          <w:color w:val="0000FF"/>
-          <w:sz w:val="24"/>
-          <w:u w:val="single"/>
-        </w:rPr>
-        <w:t xml:space="preserve"> </w:t>
+          <w:color w:val="000000"/>
+          <w:sz w:val="24"/>
+        </w:rPr>
+        <w:t xml:space="preserve">I) and the </w:t>
       </w:r>
       <w:r>
         <w:rPr>
@@ -1722,91 +1795,6 @@
           <w:u w:val="single"/>
         </w:rPr>
         <w:hyperlink r:id="rId18" w:history="1">
-          <w:r>
-            <w:rPr>
-              <w:rStyle w:val="Hyperlink"/>
-            </w:rPr>
-            <w:t>History</w:t>
-          </w:r>
-        </w:hyperlink>
-      </w:r>
-      <w:r>
-        <w:rPr>
-          <w:rFonts w:ascii="Charis SIL Regular" w:hAnsi="Charis SIL Regular" w:eastAsia="Charis SIL Regular"/>
-          <w:b w:val="0"/>
-          <w:i w:val="0"/>
-          <w:color w:val="0000FF"/>
-          <w:sz w:val="24"/>
-          <w:u w:val="single"/>
-        </w:rPr>
-        <w:t xml:space="preserve"> </w:t>
-      </w:r>
-      <w:r>
-        <w:rPr>
-          <w:rFonts w:ascii="Charis SIL Regular" w:hAnsi="Charis SIL Regular" w:eastAsia="Charis SIL Regular"/>
-          <w:b w:val="0"/>
-          <w:i w:val="0"/>
-          <w:color w:val="0000FF"/>
-          <w:sz w:val="24"/>
-          <w:u w:val="single"/>
-        </w:rPr>
-        <w:hyperlink r:id="rId18" w:history="1">
-          <w:r>
-            <w:rPr>
-              <w:rStyle w:val="Hyperlink"/>
-            </w:rPr>
-            <w:t>Archive</w:t>
-          </w:r>
-        </w:hyperlink>
-      </w:r>
-      <w:r>
-        <w:rPr>
-          <w:rFonts w:ascii="Charis SIL Regular" w:hAnsi="Charis SIL Regular" w:eastAsia="Charis SIL Regular"/>
-          <w:b w:val="0"/>
-          <w:i w:val="0"/>
-          <w:color w:val="0000FF"/>
-          <w:sz w:val="24"/>
-          <w:u w:val="single"/>
-        </w:rPr>
-        <w:t xml:space="preserve"> </w:t>
-      </w:r>
-      <w:r>
-        <w:rPr>
-          <w:rFonts w:ascii="Charis SIL Regular" w:hAnsi="Charis SIL Regular" w:eastAsia="Charis SIL Regular"/>
-          <w:b w:val="0"/>
-          <w:i w:val="0"/>
-          <w:color w:val="0000FF"/>
-          <w:sz w:val="24"/>
-        </w:rPr>
-        <w:hyperlink r:id="rId18" w:history="1">
-          <w:r>
-            <w:rPr>
-              <w:rStyle w:val="Hyperlink"/>
-            </w:rPr>
-            <w:t>Indonesia</w:t>
-          </w:r>
-        </w:hyperlink>
-      </w:r>
-      <w:r>
-        <w:rPr>
-          <w:rFonts w:ascii="Charis SIL Regular" w:hAnsi="Charis SIL Regular" w:eastAsia="Charis SIL Regular"/>
-          <w:b w:val="0"/>
-          <w:i w:val="0"/>
-          <w:color w:val="000000"/>
-          <w:sz w:val="24"/>
-        </w:rPr>
-        <w:t xml:space="preserve"> (SMGI) and the </w:t>
-      </w:r>
-      <w:r>
-        <w:rPr>
-          <w:rFonts w:ascii="Charis SIL Regular" w:hAnsi="Charis SIL Regular" w:eastAsia="Charis SIL Regular"/>
-          <w:b w:val="0"/>
-          <w:i w:val="0"/>
-          <w:color w:val="0000FF"/>
-          <w:sz w:val="24"/>
-          <w:u w:val="single"/>
-        </w:rPr>
-        <w:hyperlink r:id="rId19" w:history="1">
           <w:r>
             <w:rPr>
               <w:rStyle w:val="Hyperlink"/>
@@ -1824,7 +1812,7 @@
           <w:sz w:val="24"/>
           <w:u w:val="single"/>
         </w:rPr>
-        <w:hyperlink r:id="rId19" w:history="1">
+        <w:hyperlink r:id="rId18" w:history="1">
           <w:r>
             <w:rPr>
               <w:rStyle w:val="Hyperlink"/>
@@ -1842,7 +1830,7 @@
           <w:sz w:val="24"/>
           <w:u w:val="single"/>
         </w:rPr>
-        <w:hyperlink r:id="rId19" w:history="1">
+        <w:hyperlink r:id="rId18" w:history="1">
           <w:r>
             <w:rPr>
               <w:rStyle w:val="Hyperlink"/>
@@ -1871,7 +1859,7 @@
           <w:sz w:val="24"/>
           <w:u w:val="single"/>
         </w:rPr>
-        <w:hyperlink r:id="rId19" w:history="1">
+        <w:hyperlink r:id="rId18" w:history="1">
           <w:r>
             <w:rPr>
               <w:rStyle w:val="Hyperlink"/>
@@ -1900,7 +1888,7 @@
           <w:sz w:val="24"/>
           <w:u w:val="single"/>
         </w:rPr>
-        <w:hyperlink r:id="rId19" w:history="1">
+        <w:hyperlink r:id="rId18" w:history="1">
           <w:r>
             <w:rPr>
               <w:rStyle w:val="Hyperlink"/>
@@ -1918,7 +1906,7 @@
           <w:sz w:val="24"/>
           <w:u w:val="single"/>
         </w:rPr>
-        <w:hyperlink r:id="rId19" w:history="1">
+        <w:hyperlink r:id="rId18" w:history="1">
           <w:r>
             <w:rPr>
               <w:rStyle w:val="Hyperlink"/>
@@ -1947,7 +1935,7 @@
           <w:sz w:val="24"/>
           <w:u w:val="single"/>
         </w:rPr>
-        <w:hyperlink r:id="rId19" w:history="1">
+        <w:hyperlink r:id="rId18" w:history="1">
           <w:r>
             <w:rPr>
               <w:rStyle w:val="Hyperlink"/>
@@ -1968,14 +1956,13 @@
       </w:r>
       <w:r>
         <w:rPr>
-          <w:u w:val="single" w:color="0000ff"/>
           <w:rFonts w:ascii="Charis SIL Regular" w:hAnsi="Charis SIL Regular" w:eastAsia="Charis SIL Regular"/>
           <w:b w:val="0"/>
           <w:i w:val="0"/>
           <w:color w:val="000000"/>
           <w:sz w:val="24"/>
         </w:rPr>
-        <w:hyperlink r:id="rId18" w:history="1">
+        <w:hyperlink r:id="rId19" w:history="1">
           <w:r>
             <w:rPr>
               <w:rStyle w:val="Hyperlink"/>
@@ -1986,14 +1973,13 @@
       </w:r>
       <w:r>
         <w:rPr>
-          <w:u w:val="single" w:color="0000ff"/>
           <w:rFonts w:ascii="Charis SIL Regular" w:hAnsi="Charis SIL Regular" w:eastAsia="Charis SIL Regular"/>
           <w:b w:val="0"/>
           <w:i w:val="0"/>
           <w:color w:val="000000"/>
           <w:sz w:val="24"/>
         </w:rPr>
-        <w:hyperlink r:id="rId18" w:history="1">
+        <w:hyperlink r:id="rId19" w:history="1">
           <w:r>
             <w:rPr>
               <w:rStyle w:val="Hyperlink"/>
@@ -2014,14 +2000,13 @@
       </w:r>
       <w:r>
         <w:rPr>
-          <w:u w:val="single" w:color="0000ff"/>
           <w:rFonts w:ascii="Charis SIL Regular" w:hAnsi="Charis SIL Regular" w:eastAsia="Charis SIL Regular"/>
           <w:b w:val="0"/>
           <w:i w:val="0"/>
           <w:color w:val="000000"/>
           <w:sz w:val="24"/>
         </w:rPr>
-        <w:hyperlink r:id="rId18" w:history="1">
+        <w:hyperlink r:id="rId19" w:history="1">
           <w:r>
             <w:rPr>
               <w:rStyle w:val="Hyperlink"/>
@@ -2032,14 +2017,13 @@
       </w:r>
       <w:r>
         <w:rPr>
-          <w:u w:val="single" w:color="0000ff"/>
           <w:rFonts w:ascii="Charis SIL Regular" w:hAnsi="Charis SIL Regular" w:eastAsia="Charis SIL Regular"/>
           <w:b w:val="0"/>
           <w:i w:val="0"/>
           <w:color w:val="000000"/>
           <w:sz w:val="24"/>
         </w:rPr>
-        <w:hyperlink r:id="rId18" w:history="1">
+        <w:hyperlink r:id="rId19" w:history="1">
           <w:r>
             <w:rPr>
               <w:rStyle w:val="Hyperlink"/>
@@ -2050,14 +2034,13 @@
       </w:r>
       <w:r>
         <w:rPr>
-          <w:u w:val="single" w:color="0000ff"/>
           <w:rFonts w:ascii="Charis SIL Regular" w:hAnsi="Charis SIL Regular" w:eastAsia="Charis SIL Regular"/>
           <w:b w:val="0"/>
           <w:i w:val="0"/>
           <w:color w:val="000000"/>
           <w:sz w:val="24"/>
         </w:rPr>
-        <w:hyperlink r:id="rId18" w:history="1">
+        <w:hyperlink r:id="rId19" w:history="1">
           <w:r>
             <w:rPr>
               <w:rStyle w:val="Hyperlink"/>
@@ -2345,7 +2328,7 @@
           <w:sz w:val="24"/>
           <w:u w:val="single"/>
         </w:rPr>
-        <w:t>Scientific research in colonised terri</w:t>
+        <w:t>Scientific research in colonised terr</w:t>
       </w:r>
       <w:r>
         <w:rPr>
@@ -2356,7 +2339,7 @@
           <w:sz w:val="24"/>
           <w:u w:val="single"/>
         </w:rPr>
-        <w:t>torie</w:t>
+        <w:t>i</w:t>
       </w:r>
       <w:r>
         <w:rPr>
@@ -2365,8 +2348,9 @@
           <w:i w:val="0"/>
           <w:color w:val="0000FF"/>
           <w:sz w:val="24"/>
-        </w:rPr>
-        <w:t>s</w:t>
+          <w:u w:val="single"/>
+        </w:rPr>
+        <w:t>tories</w:t>
       </w:r>
       <w:r>
         <w:br/>
@@ -3880,7 +3864,7 @@
           <w:sz w:val="24"/>
           <w:u w:val="single"/>
         </w:rPr>
-        <w:hyperlink r:id="rId18" w:history="1">
+        <w:hyperlink r:id="rId19" w:history="1">
           <w:r>
             <w:rPr>
               <w:rStyle w:val="Hyperlink"/>
@@ -3898,7 +3882,7 @@
           <w:sz w:val="24"/>
           <w:u w:val="single"/>
         </w:rPr>
-        <w:hyperlink r:id="rId18" w:history="1">
+        <w:hyperlink r:id="rId19" w:history="1">
           <w:r>
             <w:rPr>
               <w:rStyle w:val="Hyperlink"/>
@@ -3916,7 +3900,7 @@
           <w:sz w:val="24"/>
           <w:u w:val="single"/>
         </w:rPr>
-        <w:hyperlink r:id="rId18" w:history="1">
+        <w:hyperlink r:id="rId19" w:history="1">
           <w:r>
             <w:rPr>
               <w:rStyle w:val="Hyperlink"/>
@@ -3934,7 +3918,7 @@
           <w:sz w:val="24"/>
           <w:u w:val="single"/>
         </w:rPr>
-        <w:hyperlink r:id="rId18" w:history="1">
+        <w:hyperlink r:id="rId19" w:history="1">
           <w:r>
             <w:rPr>
               <w:rStyle w:val="Hyperlink"/>
@@ -3952,7 +3936,7 @@
           <w:sz w:val="24"/>
           <w:u w:val="single"/>
         </w:rPr>
-        <w:hyperlink r:id="rId18" w:history="1">
+        <w:hyperlink r:id="rId19" w:history="1">
           <w:r>
             <w:rPr>
               <w:rStyle w:val="Hyperlink"/>
@@ -4032,7 +4016,7 @@
           <w:sz w:val="24"/>
           <w:u w:val="single"/>
         </w:rPr>
-        <w:hyperlink r:id="rId19" w:history="1">
+        <w:hyperlink r:id="rId18" w:history="1">
           <w:r>
             <w:rPr>
               <w:rStyle w:val="Hyperlink"/>
@@ -4050,7 +4034,7 @@
           <w:sz w:val="24"/>
           <w:u w:val="single"/>
         </w:rPr>
-        <w:hyperlink r:id="rId19" w:history="1">
+        <w:hyperlink r:id="rId18" w:history="1">
           <w:r>
             <w:rPr>
               <w:rStyle w:val="Hyperlink"/>
@@ -4068,7 +4052,7 @@
           <w:sz w:val="24"/>
           <w:u w:val="single"/>
         </w:rPr>
-        <w:hyperlink r:id="rId19" w:history="1">
+        <w:hyperlink r:id="rId18" w:history="1">
           <w:r>
             <w:rPr>
               <w:rStyle w:val="Hyperlink"/>

--- a/EXPORTS/DOCX/published/niveau3/English/KITLV.docx
+++ b/EXPORTS/DOCX/published/niveau3/English/KITLV.docx
@@ -436,42 +436,13 @@
       </w:r>
       <w:r>
         <w:rPr>
-          <w:u w:val="single" w:color="0000ff"/>
           <w:rFonts w:ascii="Charis SIL Regular" w:hAnsi="Charis SIL Regular" w:eastAsia="Charis SIL Regular"/>
           <w:b w:val="0"/>
           <w:i w:val="0"/>
           <w:color w:val="000000"/>
           <w:sz w:val="24"/>
         </w:rPr>
-        <w:t>t</w:t>
-      </w:r>
-      <w:r>
-        <w:rPr>
-          <w:u w:val="single" w:color="0000ff"/>
-          <w:rFonts w:ascii="Charis SIL Regular" w:hAnsi="Charis SIL Regular" w:eastAsia="Charis SIL Regular"/>
-          <w:b w:val="0"/>
-          <w:i w:val="0"/>
-          <w:color w:val="000000"/>
-          <w:sz w:val="24"/>
-        </w:rPr>
-        <w:hyperlink r:id="rId9" w:history="1">
-          <w:r>
-            <w:rPr>
-              <w:rStyle w:val="Hyperlink"/>
-            </w:rPr>
-            <w:t>he Ko</w:t>
-          </w:r>
-        </w:hyperlink>
-      </w:r>
-      <w:r>
-        <w:rPr>
-          <w:rFonts w:ascii="Charis SIL Regular" w:hAnsi="Charis SIL Regular" w:eastAsia="Charis SIL Regular"/>
-          <w:b w:val="0"/>
-          <w:i w:val="0"/>
-          <w:color w:val="000000"/>
-          <w:sz w:val="24"/>
-        </w:rPr>
-        <w:t>n</w:t>
+        <w:t>the Kon</w:t>
       </w:r>
       <w:r>
         <w:rPr>
@@ -493,67 +464,13 @@
       </w:r>
       <w:r>
         <w:rPr>
-          <w:u w:val="single" w:color="0000ff"/>
           <w:rFonts w:ascii="Charis SIL Regular" w:hAnsi="Charis SIL Regular" w:eastAsia="Charis SIL Regular"/>
           <w:b w:val="0"/>
           <w:i w:val="0"/>
           <w:color w:val="000000"/>
           <w:sz w:val="24"/>
         </w:rPr>
-        <w:hyperlink r:id="rId10" w:history="1">
-          <w:r>
-            <w:rPr>
-              <w:rStyle w:val="Hyperlink"/>
-            </w:rPr>
-            <w:t>j</w:t>
-          </w:r>
-        </w:hyperlink>
-      </w:r>
-      <w:r>
-        <w:rPr>
-          <w:u w:val="single" w:color="0000ff"/>
-          <w:rFonts w:ascii="Charis SIL Regular" w:hAnsi="Charis SIL Regular" w:eastAsia="Charis SIL Regular"/>
-          <w:b w:val="0"/>
-          <w:i w:val="0"/>
-          <w:color w:val="000000"/>
-          <w:sz w:val="24"/>
-        </w:rPr>
-        <w:hyperlink r:id="rId10" w:history="1">
-          <w:r>
-            <w:rPr>
-              <w:rStyle w:val="Hyperlink"/>
-            </w:rPr>
-            <w:t>k Nede</w:t>
-          </w:r>
-        </w:hyperlink>
-      </w:r>
-      <w:r>
-        <w:rPr>
-          <w:rFonts w:ascii="Charis SIL Regular" w:hAnsi="Charis SIL Regular" w:eastAsia="Charis SIL Regular"/>
-          <w:b w:val="0"/>
-          <w:i w:val="0"/>
-          <w:color w:val="000000"/>
-          <w:sz w:val="24"/>
-        </w:rPr>
-        <w:t>rland</w:t>
-      </w:r>
-      <w:r>
-        <w:rPr>
-          <w:u w:val="single" w:color="0000ff"/>
-          <w:rFonts w:ascii="Charis SIL Regular" w:hAnsi="Charis SIL Regular" w:eastAsia="Charis SIL Regular"/>
-          <w:b w:val="0"/>
-          <w:i w:val="0"/>
-          <w:color w:val="000000"/>
-          <w:sz w:val="24"/>
-        </w:rPr>
-        <w:hyperlink r:id="rId11" w:history="1">
-          <w:r>
-            <w:rPr>
-              <w:rStyle w:val="Hyperlink"/>
-            </w:rPr>
-            <w:t>s Aard</w:t>
-          </w:r>
-        </w:hyperlink>
+        <w:t>jk Nederlands Aard</w:t>
       </w:r>
       <w:r>
         <w:rPr>
@@ -1555,82 +1472,7 @@
           <w:color w:val="000000"/>
           <w:sz w:val="24"/>
         </w:rPr>
-        <w:t>This also a</w:t>
-      </w:r>
-      <w:r>
-        <w:rPr>
-          <w:u w:val="single" w:color="0000ff"/>
-          <w:rFonts w:ascii="Charis SIL Regular" w:hAnsi="Charis SIL Regular" w:eastAsia="Charis SIL Regular"/>
-          <w:b w:val="0"/>
-          <w:i w:val="0"/>
-          <w:color w:val="000000"/>
-          <w:sz w:val="24"/>
-        </w:rPr>
-        <w:t>p</w:t>
-      </w:r>
-      <w:r>
-        <w:rPr>
-          <w:u w:val="single" w:color="0000ff"/>
-          <w:rFonts w:ascii="Charis SIL Regular" w:hAnsi="Charis SIL Regular" w:eastAsia="Charis SIL Regular"/>
-          <w:b w:val="0"/>
-          <w:i w:val="0"/>
-          <w:color w:val="000000"/>
-          <w:sz w:val="24"/>
-        </w:rPr>
-        <w:hyperlink r:id="rId16" w:history="1">
-          <w:r>
-            <w:rPr>
-              <w:rStyle w:val="Hyperlink"/>
-            </w:rPr>
-            <w:t>plie</w:t>
-          </w:r>
-        </w:hyperlink>
-      </w:r>
-      <w:r>
-        <w:rPr>
-          <w:u w:val="single" w:color="0000ff"/>
-          <w:rFonts w:ascii="Charis SIL Regular" w:hAnsi="Charis SIL Regular" w:eastAsia="Charis SIL Regular"/>
-          <w:b w:val="0"/>
-          <w:i w:val="0"/>
-          <w:color w:val="000000"/>
-          <w:sz w:val="24"/>
-        </w:rPr>
-        <w:hyperlink r:id="rId16" w:history="1">
-          <w:r>
-            <w:rPr>
-              <w:rStyle w:val="Hyperlink"/>
-            </w:rPr>
-            <w:t>s</w:t>
-          </w:r>
-        </w:hyperlink>
-      </w:r>
-      <w:r>
-        <w:rPr>
-          <w:u w:val="single" w:color="0000ff"/>
-          <w:rFonts w:ascii="Charis SIL Regular" w:hAnsi="Charis SIL Regular" w:eastAsia="Charis SIL Regular"/>
-          <w:b w:val="0"/>
-          <w:i w:val="0"/>
-          <w:color w:val="000000"/>
-          <w:sz w:val="24"/>
-        </w:rPr>
-        <w:hyperlink r:id="rId16" w:history="1">
-          <w:r>
-            <w:rPr>
-              <w:rStyle w:val="Hyperlink"/>
-            </w:rPr>
-            <w:t xml:space="preserve"> to the KI</w:t>
-          </w:r>
-        </w:hyperlink>
-      </w:r>
-      <w:r>
-        <w:rPr>
-          <w:rFonts w:ascii="Charis SIL Regular" w:hAnsi="Charis SIL Regular" w:eastAsia="Charis SIL Regular"/>
-          <w:b w:val="0"/>
-          <w:i w:val="0"/>
-          <w:color w:val="000000"/>
-          <w:sz w:val="24"/>
-        </w:rPr>
-        <w:t xml:space="preserve">TLV </w:t>
+        <w:t xml:space="preserve">This also applies to the KITLV </w:t>
       </w:r>
       <w:r>
         <w:rPr>
@@ -1777,13 +1619,57 @@
       </w:r>
       <w:r>
         <w:rPr>
+          <w:u w:val="single" w:color="0000ff"/>
           <w:rFonts w:ascii="Charis SIL Regular" w:hAnsi="Charis SIL Regular" w:eastAsia="Charis SIL Regular"/>
           <w:b w:val="0"/>
           <w:i w:val="0"/>
           <w:color w:val="000000"/>
           <w:sz w:val="24"/>
         </w:rPr>
-        <w:t xml:space="preserve">I) and the </w:t>
+        <w:hyperlink r:id="rId17" w:history="1">
+          <w:r>
+            <w:rPr>
+              <w:rStyle w:val="Hyperlink"/>
+            </w:rPr>
+            <w:t>I</w:t>
+          </w:r>
+        </w:hyperlink>
+      </w:r>
+      <w:r>
+        <w:rPr>
+          <w:u w:val="single" w:color="0000ff"/>
+          <w:rFonts w:ascii="Charis SIL Regular" w:hAnsi="Charis SIL Regular" w:eastAsia="Charis SIL Regular"/>
+          <w:b w:val="0"/>
+          <w:i w:val="0"/>
+          <w:color w:val="000000"/>
+          <w:sz w:val="24"/>
+        </w:rPr>
+        <w:hyperlink r:id="rId17" w:history="1">
+          <w:r>
+            <w:rPr>
+              <w:rStyle w:val="Hyperlink"/>
+            </w:rPr>
+            <w:t>) an</w:t>
+          </w:r>
+        </w:hyperlink>
+      </w:r>
+      <w:r>
+        <w:rPr>
+          <w:u w:val="single" w:color="0000ff"/>
+          <w:rFonts w:ascii="Charis SIL Regular" w:hAnsi="Charis SIL Regular" w:eastAsia="Charis SIL Regular"/>
+          <w:b w:val="0"/>
+          <w:i w:val="0"/>
+          <w:color w:val="000000"/>
+          <w:sz w:val="24"/>
+        </w:rPr>
+        <w:hyperlink r:id="rId17" w:history="1">
+          <w:r>
+            <w:rPr>
+              <w:rStyle w:val="Hyperlink"/>
+            </w:rPr>
+            <w:t xml:space="preserve">d the </w:t>
+          </w:r>
+        </w:hyperlink>
       </w:r>
       <w:r>
         <w:rPr>
@@ -2478,7 +2364,20 @@
           <w:sz w:val="24"/>
           <w:u w:val="single"/>
         </w:rPr>
-        <w:t>Aruba, Bonaire and Cu</w:t>
+        <w:t>Suriname</w:t>
+      </w:r>
+      <w:r>
+        <w:br/>
+      </w:r>
+      <w:r>
+        <w:rPr>
+          <w:rFonts w:ascii="Charis SIL Regular" w:hAnsi="Charis SIL Regular" w:eastAsia="Charis SIL Regular"/>
+          <w:b w:val="0"/>
+          <w:i w:val="0"/>
+          <w:color w:val="000000"/>
+          <w:sz w:val="24"/>
+        </w:rPr>
+        <w:t xml:space="preserve">•  </w:t>
       </w:r>
       <w:r>
         <w:rPr>
@@ -2489,7 +2388,18 @@
           <w:sz w:val="24"/>
           <w:u w:val="single"/>
         </w:rPr>
-        <w:t>raçao</w:t>
+        <w:t>Aruba, Bo</w:t>
+      </w:r>
+      <w:r>
+        <w:rPr>
+          <w:rFonts w:ascii="Charis SIL Regular" w:hAnsi="Charis SIL Regular" w:eastAsia="Charis SIL Regular"/>
+          <w:b w:val="0"/>
+          <w:i w:val="0"/>
+          <w:color w:val="0000FF"/>
+          <w:sz w:val="24"/>
+          <w:u w:val="single"/>
+        </w:rPr>
+        <w:t>naire and Curaçao</w:t>
       </w:r>
       <w:r>
         <w:br/>
@@ -2813,8 +2723,8 @@
         <w:autoSpaceDN w:val="0"/>
         <w:autoSpaceDE w:val="0"/>
         <w:widowControl/>
-        <w:spacing w:line="288" w:lineRule="exact" w:before="240" w:after="0"/>
-        <w:ind w:left="810" w:right="864" w:firstLine="0"/>
+        <w:spacing w:line="354" w:lineRule="exact" w:before="174" w:after="0"/>
+        <w:ind w:left="810" w:right="0" w:firstLine="0"/>
         <w:jc w:val="left"/>
       </w:pPr>
       <w:r>
@@ -2835,17 +2745,7 @@
           <w:color w:val="000000"/>
           <w:sz w:val="24"/>
         </w:rPr>
-        <w:t xml:space="preserve">Access to the KITLV collection of Asian manuscripts in </w:t>
-      </w:r>
-      <w:r>
-        <w:rPr>
-          <w:rFonts w:ascii="Charis SIL Italic" w:hAnsi="Charis SIL Italic" w:eastAsia="Charis SIL Italic"/>
-          <w:b w:val="0"/>
-          <w:i/>
-          <w:color w:val="000000"/>
-          <w:sz w:val="24"/>
-        </w:rPr>
-        <w:t>the Leiden University Library catalogue. This collection can also be found using the</w:t>
+        <w:t>Access to the KITLV collection of Asian manuscripts in</w:t>
       </w:r>
     </w:p>
     <w:p>
@@ -2872,10 +2772,20 @@
         <w:autoSpaceDN w:val="0"/>
         <w:autoSpaceDE w:val="0"/>
         <w:widowControl/>
-        <w:spacing w:line="352" w:lineRule="exact" w:before="0" w:after="0"/>
-        <w:ind w:left="800" w:right="0" w:firstLine="0"/>
+        <w:spacing w:line="288" w:lineRule="exact" w:before="64" w:after="0"/>
+        <w:ind w:left="800" w:right="1728" w:firstLine="0"/>
         <w:jc w:val="left"/>
       </w:pPr>
+      <w:r>
+        <w:rPr>
+          <w:rFonts w:ascii="Charis SIL Italic" w:hAnsi="Charis SIL Italic" w:eastAsia="Charis SIL Italic"/>
+          <w:b w:val="0"/>
+          <w:i/>
+          <w:color w:val="000000"/>
+          <w:sz w:val="24"/>
+        </w:rPr>
+        <w:t xml:space="preserve">the Leiden University Library catalogue. This collection can also be found using the </w:t>
+      </w:r>
       <w:r>
         <w:rPr>
           <w:rFonts w:ascii="Charis SIL Italic" w:hAnsi="Charis SIL Italic" w:eastAsia="Charis SIL Italic"/>
@@ -4085,10 +3995,13 @@
     <w:p>
       <w:pPr>
         <w:autoSpaceDN w:val="0"/>
+        <w:tabs>
+          <w:tab w:pos="800" w:val="left"/>
+        </w:tabs>
         <w:autoSpaceDE w:val="0"/>
         <w:widowControl/>
-        <w:spacing w:line="408" w:lineRule="exact" w:before="172" w:after="0"/>
-        <w:ind w:left="800" w:right="2160" w:hanging="800"/>
+        <w:spacing w:line="528" w:lineRule="exact" w:before="52" w:after="0"/>
+        <w:ind w:left="0" w:right="2304" w:firstLine="0"/>
         <w:jc w:val="left"/>
       </w:pPr>
       <w:r>
@@ -4105,6 +4018,9 @@
         <w:br/>
       </w:r>
       <w:r>
+        <w:tab/>
+      </w:r>
+      <w:r>
         <w:rPr>
           <w:rFonts w:ascii="Charis SIL Italic" w:hAnsi="Charis SIL Italic" w:eastAsia="Charis SIL Italic"/>
           <w:b w:val="0"/>
@@ -4112,17 +4028,7 @@
           <w:color w:val="000000"/>
           <w:sz w:val="24"/>
         </w:rPr>
-        <w:t xml:space="preserve">Kuitenbrouwer, Maarten and Poeze, Harry A. Dutch scholarship in the age of </w:t>
-      </w:r>
-      <w:r>
-        <w:rPr>
-          <w:rFonts w:ascii="Charis SIL Italic" w:hAnsi="Charis SIL Italic" w:eastAsia="Charis SIL Italic"/>
-          <w:b w:val="0"/>
-          <w:i/>
-          <w:color w:val="000000"/>
-          <w:sz w:val="24"/>
-        </w:rPr>
-        <w:t>empire and beyond: KITLV - the Royal Netherlands Institute of Southeast Asian</w:t>
+        <w:t>Kuitenbrouwer, Maarten and Poeze, Harry A. Dutch scholarship in the age of</w:t>
       </w:r>
     </w:p>
     <w:p>
@@ -4153,6 +4059,16 @@
         <w:ind w:left="800" w:right="864" w:firstLine="0"/>
         <w:jc w:val="left"/>
       </w:pPr>
+      <w:r>
+        <w:rPr>
+          <w:rFonts w:ascii="Charis SIL Italic" w:hAnsi="Charis SIL Italic" w:eastAsia="Charis SIL Italic"/>
+          <w:b w:val="0"/>
+          <w:i/>
+          <w:color w:val="000000"/>
+          <w:sz w:val="24"/>
+        </w:rPr>
+        <w:t xml:space="preserve">empire and beyond: KITLV - the Royal Netherlands Institute of Southeast Asian </w:t>
+      </w:r>
       <w:r>
         <w:rPr>
           <w:rFonts w:ascii="Charis SIL Italic" w:hAnsi="Charis SIL Italic" w:eastAsia="Charis SIL Italic"/>

--- a/EXPORTS/DOCX/published/niveau3/English/KITLV.docx
+++ b/EXPORTS/DOCX/published/niveau3/English/KITLV.docx
@@ -436,13 +436,42 @@
       </w:r>
       <w:r>
         <w:rPr>
+          <w:u w:val="single" w:color="0000ff"/>
           <w:rFonts w:ascii="Charis SIL Regular" w:hAnsi="Charis SIL Regular" w:eastAsia="Charis SIL Regular"/>
           <w:b w:val="0"/>
           <w:i w:val="0"/>
           <w:color w:val="000000"/>
           <w:sz w:val="24"/>
         </w:rPr>
-        <w:t>the Kon</w:t>
+        <w:t>t</w:t>
+      </w:r>
+      <w:r>
+        <w:rPr>
+          <w:u w:val="single" w:color="0000ff"/>
+          <w:rFonts w:ascii="Charis SIL Regular" w:hAnsi="Charis SIL Regular" w:eastAsia="Charis SIL Regular"/>
+          <w:b w:val="0"/>
+          <w:i w:val="0"/>
+          <w:color w:val="000000"/>
+          <w:sz w:val="24"/>
+        </w:rPr>
+        <w:hyperlink r:id="rId9" w:history="1">
+          <w:r>
+            <w:rPr>
+              <w:rStyle w:val="Hyperlink"/>
+            </w:rPr>
+            <w:t>he Ko</w:t>
+          </w:r>
+        </w:hyperlink>
+      </w:r>
+      <w:r>
+        <w:rPr>
+          <w:rFonts w:ascii="Charis SIL Regular" w:hAnsi="Charis SIL Regular" w:eastAsia="Charis SIL Regular"/>
+          <w:b w:val="0"/>
+          <w:i w:val="0"/>
+          <w:color w:val="000000"/>
+          <w:sz w:val="24"/>
+        </w:rPr>
+        <w:t>n</w:t>
       </w:r>
       <w:r>
         <w:rPr>
@@ -464,13 +493,67 @@
       </w:r>
       <w:r>
         <w:rPr>
+          <w:u w:val="single" w:color="0000ff"/>
           <w:rFonts w:ascii="Charis SIL Regular" w:hAnsi="Charis SIL Regular" w:eastAsia="Charis SIL Regular"/>
           <w:b w:val="0"/>
           <w:i w:val="0"/>
           <w:color w:val="000000"/>
           <w:sz w:val="24"/>
         </w:rPr>
-        <w:t>jk Nederlands Aard</w:t>
+        <w:hyperlink r:id="rId10" w:history="1">
+          <w:r>
+            <w:rPr>
+              <w:rStyle w:val="Hyperlink"/>
+            </w:rPr>
+            <w:t>j</w:t>
+          </w:r>
+        </w:hyperlink>
+      </w:r>
+      <w:r>
+        <w:rPr>
+          <w:u w:val="single" w:color="0000ff"/>
+          <w:rFonts w:ascii="Charis SIL Regular" w:hAnsi="Charis SIL Regular" w:eastAsia="Charis SIL Regular"/>
+          <w:b w:val="0"/>
+          <w:i w:val="0"/>
+          <w:color w:val="000000"/>
+          <w:sz w:val="24"/>
+        </w:rPr>
+        <w:hyperlink r:id="rId10" w:history="1">
+          <w:r>
+            <w:rPr>
+              <w:rStyle w:val="Hyperlink"/>
+            </w:rPr>
+            <w:t>k Nede</w:t>
+          </w:r>
+        </w:hyperlink>
+      </w:r>
+      <w:r>
+        <w:rPr>
+          <w:rFonts w:ascii="Charis SIL Regular" w:hAnsi="Charis SIL Regular" w:eastAsia="Charis SIL Regular"/>
+          <w:b w:val="0"/>
+          <w:i w:val="0"/>
+          <w:color w:val="000000"/>
+          <w:sz w:val="24"/>
+        </w:rPr>
+        <w:t>rland</w:t>
+      </w:r>
+      <w:r>
+        <w:rPr>
+          <w:u w:val="single" w:color="0000ff"/>
+          <w:rFonts w:ascii="Charis SIL Regular" w:hAnsi="Charis SIL Regular" w:eastAsia="Charis SIL Regular"/>
+          <w:b w:val="0"/>
+          <w:i w:val="0"/>
+          <w:color w:val="000000"/>
+          <w:sz w:val="24"/>
+        </w:rPr>
+        <w:hyperlink r:id="rId11" w:history="1">
+          <w:r>
+            <w:rPr>
+              <w:rStyle w:val="Hyperlink"/>
+            </w:rPr>
+            <w:t>s Aard</w:t>
+          </w:r>
+        </w:hyperlink>
       </w:r>
       <w:r>
         <w:rPr>
@@ -1275,7 +1358,7 @@
           <w:sz w:val="24"/>
           <w:u w:val="single"/>
         </w:rPr>
-        <w:hyperlink r:id="rId14" w:history="1">
+        <w:hyperlink r:id="rId15" w:history="1">
           <w:r>
             <w:rPr>
               <w:rStyle w:val="Hyperlink"/>
@@ -1293,7 +1376,7 @@
           <w:sz w:val="24"/>
           <w:u w:val="single"/>
         </w:rPr>
-        <w:hyperlink r:id="rId14" w:history="1">
+        <w:hyperlink r:id="rId15" w:history="1">
           <w:r>
             <w:rPr>
               <w:rStyle w:val="Hyperlink"/>
@@ -1608,68 +1691,7 @@
           <w:color w:val="000000"/>
           <w:sz w:val="24"/>
         </w:rPr>
-        <w:hyperlink r:id="rId17" w:history="1">
-          <w:r>
-            <w:rPr>
-              <w:rStyle w:val="Hyperlink"/>
-            </w:rPr>
-            <w:t xml:space="preserve"> (SMG</w:t>
-          </w:r>
-        </w:hyperlink>
-      </w:r>
-      <w:r>
-        <w:rPr>
-          <w:u w:val="single" w:color="0000ff"/>
-          <w:rFonts w:ascii="Charis SIL Regular" w:hAnsi="Charis SIL Regular" w:eastAsia="Charis SIL Regular"/>
-          <w:b w:val="0"/>
-          <w:i w:val="0"/>
-          <w:color w:val="000000"/>
-          <w:sz w:val="24"/>
-        </w:rPr>
-        <w:hyperlink r:id="rId17" w:history="1">
-          <w:r>
-            <w:rPr>
-              <w:rStyle w:val="Hyperlink"/>
-            </w:rPr>
-            <w:t>I</w:t>
-          </w:r>
-        </w:hyperlink>
-      </w:r>
-      <w:r>
-        <w:rPr>
-          <w:u w:val="single" w:color="0000ff"/>
-          <w:rFonts w:ascii="Charis SIL Regular" w:hAnsi="Charis SIL Regular" w:eastAsia="Charis SIL Regular"/>
-          <w:b w:val="0"/>
-          <w:i w:val="0"/>
-          <w:color w:val="000000"/>
-          <w:sz w:val="24"/>
-        </w:rPr>
-        <w:hyperlink r:id="rId17" w:history="1">
-          <w:r>
-            <w:rPr>
-              <w:rStyle w:val="Hyperlink"/>
-            </w:rPr>
-            <w:t>) an</w:t>
-          </w:r>
-        </w:hyperlink>
-      </w:r>
-      <w:r>
-        <w:rPr>
-          <w:u w:val="single" w:color="0000ff"/>
-          <w:rFonts w:ascii="Charis SIL Regular" w:hAnsi="Charis SIL Regular" w:eastAsia="Charis SIL Regular"/>
-          <w:b w:val="0"/>
-          <w:i w:val="0"/>
-          <w:color w:val="000000"/>
-          <w:sz w:val="24"/>
-        </w:rPr>
-        <w:hyperlink r:id="rId17" w:history="1">
-          <w:r>
-            <w:rPr>
-              <w:rStyle w:val="Hyperlink"/>
-            </w:rPr>
-            <w:t xml:space="preserve">d the </w:t>
-          </w:r>
-        </w:hyperlink>
+        <w:t xml:space="preserve"> (SMGI) and the </w:t>
       </w:r>
       <w:r>
         <w:rPr>
@@ -1716,7 +1738,7 @@
           <w:sz w:val="24"/>
           <w:u w:val="single"/>
         </w:rPr>
-        <w:hyperlink r:id="rId18" w:history="1">
+        <w:hyperlink r:id="rId17" w:history="1">
           <w:r>
             <w:rPr>
               <w:rStyle w:val="Hyperlink"/>
@@ -1745,7 +1767,7 @@
           <w:sz w:val="24"/>
           <w:u w:val="single"/>
         </w:rPr>
-        <w:hyperlink r:id="rId18" w:history="1">
+        <w:hyperlink r:id="rId17" w:history="1">
           <w:r>
             <w:rPr>
               <w:rStyle w:val="Hyperlink"/>
@@ -1774,7 +1796,7 @@
           <w:sz w:val="24"/>
           <w:u w:val="single"/>
         </w:rPr>
-        <w:hyperlink r:id="rId18" w:history="1">
+        <w:hyperlink r:id="rId17" w:history="1">
           <w:r>
             <w:rPr>
               <w:rStyle w:val="Hyperlink"/>
@@ -1848,41 +1870,7 @@
           <w:color w:val="000000"/>
           <w:sz w:val="24"/>
         </w:rPr>
-        <w:hyperlink r:id="rId19" w:history="1">
-          <w:r>
-            <w:rPr>
-              <w:rStyle w:val="Hyperlink"/>
-            </w:rPr>
-            <w:t>have</w:t>
-          </w:r>
-        </w:hyperlink>
-      </w:r>
-      <w:r>
-        <w:rPr>
-          <w:rFonts w:ascii="Charis SIL Regular" w:hAnsi="Charis SIL Regular" w:eastAsia="Charis SIL Regular"/>
-          <w:b w:val="0"/>
-          <w:i w:val="0"/>
-          <w:color w:val="000000"/>
-          <w:sz w:val="24"/>
-        </w:rPr>
-        <w:hyperlink r:id="rId19" w:history="1">
-          <w:r>
-            <w:rPr>
-              <w:rStyle w:val="Hyperlink"/>
-            </w:rPr>
-            <w:t xml:space="preserve"> their o</w:t>
-          </w:r>
-        </w:hyperlink>
-      </w:r>
-      <w:r>
-        <w:rPr>
-          <w:rFonts w:ascii="Charis SIL Regular" w:hAnsi="Charis SIL Regular" w:eastAsia="Charis SIL Regular"/>
-          <w:b w:val="0"/>
-          <w:i w:val="0"/>
-          <w:color w:val="000000"/>
-          <w:sz w:val="24"/>
-        </w:rPr>
-        <w:t>w</w:t>
+        <w:t>have their ow</w:t>
       </w:r>
       <w:r>
         <w:rPr>
@@ -2214,7 +2202,7 @@
           <w:sz w:val="24"/>
           <w:u w:val="single"/>
         </w:rPr>
-        <w:t>Scientific research in colonised terr</w:t>
+        <w:t>Scientific research in colonised terri</w:t>
       </w:r>
       <w:r>
         <w:rPr>
@@ -2225,7 +2213,7 @@
           <w:sz w:val="24"/>
           <w:u w:val="single"/>
         </w:rPr>
-        <w:t>i</w:t>
+        <w:t>torie</w:t>
       </w:r>
       <w:r>
         <w:rPr>
@@ -2234,9 +2222,8 @@
           <w:i w:val="0"/>
           <w:color w:val="0000FF"/>
           <w:sz w:val="24"/>
-          <w:u w:val="single"/>
-        </w:rPr>
-        <w:t>tories</w:t>
+        </w:rPr>
+        <w:t>s</w:t>
       </w:r>
       <w:r>
         <w:br/>

--- a/EXPORTS/DOCX/published/niveau3/English/KITLV.docx
+++ b/EXPORTS/DOCX/published/niveau3/English/KITLV.docx
@@ -389,61 +389,7 @@
           <w:color w:val="000000"/>
           <w:sz w:val="24"/>
         </w:rPr>
-        <w:hyperlink r:id="rId9" w:history="1">
-          <w:r>
-            <w:rPr>
-              <w:rStyle w:val="Hyperlink"/>
-            </w:rPr>
-            <w:t>y, w</w:t>
-          </w:r>
-        </w:hyperlink>
-      </w:r>
-      <w:r>
-        <w:rPr>
-          <w:u w:val="single" w:color="0000ff"/>
-          <w:rFonts w:ascii="Charis SIL Regular" w:hAnsi="Charis SIL Regular" w:eastAsia="Charis SIL Regular"/>
-          <w:b w:val="0"/>
-          <w:i w:val="0"/>
-          <w:color w:val="000000"/>
-          <w:sz w:val="24"/>
-        </w:rPr>
-        <w:hyperlink r:id="rId9" w:history="1">
-          <w:r>
-            <w:rPr>
-              <w:rStyle w:val="Hyperlink"/>
-            </w:rPr>
-            <w:t>a</w:t>
-          </w:r>
-        </w:hyperlink>
-      </w:r>
-      <w:r>
-        <w:rPr>
-          <w:u w:val="single" w:color="0000ff"/>
-          <w:rFonts w:ascii="Charis SIL Regular" w:hAnsi="Charis SIL Regular" w:eastAsia="Charis SIL Regular"/>
-          <w:b w:val="0"/>
-          <w:i w:val="0"/>
-          <w:color w:val="000000"/>
-          <w:sz w:val="24"/>
-        </w:rPr>
-        <w:hyperlink r:id="rId9" w:history="1">
-          <w:r>
-            <w:rPr>
-              <w:rStyle w:val="Hyperlink"/>
-            </w:rPr>
-            <w:t xml:space="preserve">s left to </w:t>
-          </w:r>
-        </w:hyperlink>
-      </w:r>
-      <w:r>
-        <w:rPr>
-          <w:u w:val="single" w:color="0000ff"/>
-          <w:rFonts w:ascii="Charis SIL Regular" w:hAnsi="Charis SIL Regular" w:eastAsia="Charis SIL Regular"/>
-          <w:b w:val="0"/>
-          <w:i w:val="0"/>
-          <w:color w:val="000000"/>
-          <w:sz w:val="24"/>
-        </w:rPr>
-        <w:t>t</w:t>
+        <w:t>y, was left to t</w:t>
       </w:r>
       <w:r>
         <w:rPr>
@@ -1358,7 +1304,7 @@
           <w:sz w:val="24"/>
           <w:u w:val="single"/>
         </w:rPr>
-        <w:hyperlink r:id="rId15" w:history="1">
+        <w:hyperlink r:id="rId14" w:history="1">
           <w:r>
             <w:rPr>
               <w:rStyle w:val="Hyperlink"/>
@@ -1376,7 +1322,7 @@
           <w:sz w:val="24"/>
           <w:u w:val="single"/>
         </w:rPr>
-        <w:hyperlink r:id="rId15" w:history="1">
+        <w:hyperlink r:id="rId14" w:history="1">
           <w:r>
             <w:rPr>
               <w:rStyle w:val="Hyperlink"/>
@@ -1555,7 +1501,82 @@
           <w:color w:val="000000"/>
           <w:sz w:val="24"/>
         </w:rPr>
-        <w:t xml:space="preserve">This also applies to the KITLV </w:t>
+        <w:t>This also a</w:t>
+      </w:r>
+      <w:r>
+        <w:rPr>
+          <w:u w:val="single" w:color="0000ff"/>
+          <w:rFonts w:ascii="Charis SIL Regular" w:hAnsi="Charis SIL Regular" w:eastAsia="Charis SIL Regular"/>
+          <w:b w:val="0"/>
+          <w:i w:val="0"/>
+          <w:color w:val="000000"/>
+          <w:sz w:val="24"/>
+        </w:rPr>
+        <w:t>p</w:t>
+      </w:r>
+      <w:r>
+        <w:rPr>
+          <w:u w:val="single" w:color="0000ff"/>
+          <w:rFonts w:ascii="Charis SIL Regular" w:hAnsi="Charis SIL Regular" w:eastAsia="Charis SIL Regular"/>
+          <w:b w:val="0"/>
+          <w:i w:val="0"/>
+          <w:color w:val="000000"/>
+          <w:sz w:val="24"/>
+        </w:rPr>
+        <w:hyperlink r:id="rId16" w:history="1">
+          <w:r>
+            <w:rPr>
+              <w:rStyle w:val="Hyperlink"/>
+            </w:rPr>
+            <w:t>plie</w:t>
+          </w:r>
+        </w:hyperlink>
+      </w:r>
+      <w:r>
+        <w:rPr>
+          <w:u w:val="single" w:color="0000ff"/>
+          <w:rFonts w:ascii="Charis SIL Regular" w:hAnsi="Charis SIL Regular" w:eastAsia="Charis SIL Regular"/>
+          <w:b w:val="0"/>
+          <w:i w:val="0"/>
+          <w:color w:val="000000"/>
+          <w:sz w:val="24"/>
+        </w:rPr>
+        <w:hyperlink r:id="rId16" w:history="1">
+          <w:r>
+            <w:rPr>
+              <w:rStyle w:val="Hyperlink"/>
+            </w:rPr>
+            <w:t>s</w:t>
+          </w:r>
+        </w:hyperlink>
+      </w:r>
+      <w:r>
+        <w:rPr>
+          <w:u w:val="single" w:color="0000ff"/>
+          <w:rFonts w:ascii="Charis SIL Regular" w:hAnsi="Charis SIL Regular" w:eastAsia="Charis SIL Regular"/>
+          <w:b w:val="0"/>
+          <w:i w:val="0"/>
+          <w:color w:val="000000"/>
+          <w:sz w:val="24"/>
+        </w:rPr>
+        <w:hyperlink r:id="rId16" w:history="1">
+          <w:r>
+            <w:rPr>
+              <w:rStyle w:val="Hyperlink"/>
+            </w:rPr>
+            <w:t xml:space="preserve"> to the KI</w:t>
+          </w:r>
+        </w:hyperlink>
+      </w:r>
+      <w:r>
+        <w:rPr>
+          <w:rFonts w:ascii="Charis SIL Regular" w:hAnsi="Charis SIL Regular" w:eastAsia="Charis SIL Regular"/>
+          <w:b w:val="0"/>
+          <w:i w:val="0"/>
+          <w:color w:val="000000"/>
+          <w:sz w:val="24"/>
+        </w:rPr>
+        <w:t xml:space="preserve">TLV </w:t>
       </w:r>
       <w:r>
         <w:rPr>
@@ -1679,8 +1700,102 @@
           <w:i w:val="0"/>
           <w:color w:val="0000FF"/>
           <w:sz w:val="24"/>
-        </w:rPr>
-        <w:t>Oral History Archive Indonesia</w:t>
+          <w:u w:val="single"/>
+        </w:rPr>
+        <w:hyperlink r:id="rId18" w:history="1">
+          <w:r>
+            <w:rPr>
+              <w:rStyle w:val="Hyperlink"/>
+            </w:rPr>
+            <w:t>Oral</w:t>
+          </w:r>
+        </w:hyperlink>
+      </w:r>
+      <w:r>
+        <w:rPr>
+          <w:rFonts w:ascii="Charis SIL Regular" w:hAnsi="Charis SIL Regular" w:eastAsia="Charis SIL Regular"/>
+          <w:b w:val="0"/>
+          <w:i w:val="0"/>
+          <w:color w:val="0000FF"/>
+          <w:sz w:val="24"/>
+          <w:u w:val="single"/>
+        </w:rPr>
+        <w:t xml:space="preserve"> </w:t>
+      </w:r>
+      <w:r>
+        <w:rPr>
+          <w:rFonts w:ascii="Charis SIL Regular" w:hAnsi="Charis SIL Regular" w:eastAsia="Charis SIL Regular"/>
+          <w:b w:val="0"/>
+          <w:i w:val="0"/>
+          <w:color w:val="0000FF"/>
+          <w:sz w:val="24"/>
+          <w:u w:val="single"/>
+        </w:rPr>
+        <w:hyperlink r:id="rId18" w:history="1">
+          <w:r>
+            <w:rPr>
+              <w:rStyle w:val="Hyperlink"/>
+            </w:rPr>
+            <w:t>History</w:t>
+          </w:r>
+        </w:hyperlink>
+      </w:r>
+      <w:r>
+        <w:rPr>
+          <w:rFonts w:ascii="Charis SIL Regular" w:hAnsi="Charis SIL Regular" w:eastAsia="Charis SIL Regular"/>
+          <w:b w:val="0"/>
+          <w:i w:val="0"/>
+          <w:color w:val="0000FF"/>
+          <w:sz w:val="24"/>
+          <w:u w:val="single"/>
+        </w:rPr>
+        <w:t xml:space="preserve"> </w:t>
+      </w:r>
+      <w:r>
+        <w:rPr>
+          <w:rFonts w:ascii="Charis SIL Regular" w:hAnsi="Charis SIL Regular" w:eastAsia="Charis SIL Regular"/>
+          <w:b w:val="0"/>
+          <w:i w:val="0"/>
+          <w:color w:val="0000FF"/>
+          <w:sz w:val="24"/>
+          <w:u w:val="single"/>
+        </w:rPr>
+        <w:hyperlink r:id="rId18" w:history="1">
+          <w:r>
+            <w:rPr>
+              <w:rStyle w:val="Hyperlink"/>
+            </w:rPr>
+            <w:t>Archive</w:t>
+          </w:r>
+        </w:hyperlink>
+      </w:r>
+      <w:r>
+        <w:rPr>
+          <w:rFonts w:ascii="Charis SIL Regular" w:hAnsi="Charis SIL Regular" w:eastAsia="Charis SIL Regular"/>
+          <w:b w:val="0"/>
+          <w:i w:val="0"/>
+          <w:color w:val="0000FF"/>
+          <w:sz w:val="24"/>
+          <w:u w:val="single"/>
+        </w:rPr>
+        <w:t xml:space="preserve"> </w:t>
+      </w:r>
+      <w:r>
+        <w:rPr>
+          <w:rFonts w:ascii="Charis SIL Regular" w:hAnsi="Charis SIL Regular" w:eastAsia="Charis SIL Regular"/>
+          <w:b w:val="0"/>
+          <w:i w:val="0"/>
+          <w:color w:val="0000FF"/>
+          <w:sz w:val="24"/>
+        </w:rPr>
+        <w:hyperlink r:id="rId18" w:history="1">
+          <w:r>
+            <w:rPr>
+              <w:rStyle w:val="Hyperlink"/>
+            </w:rPr>
+            <w:t>Indonesia</w:t>
+          </w:r>
+        </w:hyperlink>
       </w:r>
       <w:r>
         <w:rPr>
@@ -1691,7 +1806,68 @@
           <w:color w:val="000000"/>
           <w:sz w:val="24"/>
         </w:rPr>
-        <w:t xml:space="preserve"> (SMGI) and the </w:t>
+        <w:hyperlink r:id="rId17" w:history="1">
+          <w:r>
+            <w:rPr>
+              <w:rStyle w:val="Hyperlink"/>
+            </w:rPr>
+            <w:t xml:space="preserve"> (SMG</w:t>
+          </w:r>
+        </w:hyperlink>
+      </w:r>
+      <w:r>
+        <w:rPr>
+          <w:u w:val="single" w:color="0000ff"/>
+          <w:rFonts w:ascii="Charis SIL Regular" w:hAnsi="Charis SIL Regular" w:eastAsia="Charis SIL Regular"/>
+          <w:b w:val="0"/>
+          <w:i w:val="0"/>
+          <w:color w:val="000000"/>
+          <w:sz w:val="24"/>
+        </w:rPr>
+        <w:hyperlink r:id="rId17" w:history="1">
+          <w:r>
+            <w:rPr>
+              <w:rStyle w:val="Hyperlink"/>
+            </w:rPr>
+            <w:t>I</w:t>
+          </w:r>
+        </w:hyperlink>
+      </w:r>
+      <w:r>
+        <w:rPr>
+          <w:u w:val="single" w:color="0000ff"/>
+          <w:rFonts w:ascii="Charis SIL Regular" w:hAnsi="Charis SIL Regular" w:eastAsia="Charis SIL Regular"/>
+          <w:b w:val="0"/>
+          <w:i w:val="0"/>
+          <w:color w:val="000000"/>
+          <w:sz w:val="24"/>
+        </w:rPr>
+        <w:hyperlink r:id="rId17" w:history="1">
+          <w:r>
+            <w:rPr>
+              <w:rStyle w:val="Hyperlink"/>
+            </w:rPr>
+            <w:t>) an</w:t>
+          </w:r>
+        </w:hyperlink>
+      </w:r>
+      <w:r>
+        <w:rPr>
+          <w:u w:val="single" w:color="0000ff"/>
+          <w:rFonts w:ascii="Charis SIL Regular" w:hAnsi="Charis SIL Regular" w:eastAsia="Charis SIL Regular"/>
+          <w:b w:val="0"/>
+          <w:i w:val="0"/>
+          <w:color w:val="000000"/>
+          <w:sz w:val="24"/>
+        </w:rPr>
+        <w:hyperlink r:id="rId17" w:history="1">
+          <w:r>
+            <w:rPr>
+              <w:rStyle w:val="Hyperlink"/>
+            </w:rPr>
+            <w:t xml:space="preserve">d the </w:t>
+          </w:r>
+        </w:hyperlink>
       </w:r>
       <w:r>
         <w:rPr>
@@ -1702,7 +1878,7 @@
           <w:sz w:val="24"/>
           <w:u w:val="single"/>
         </w:rPr>
-        <w:hyperlink r:id="rId18" w:history="1">
+        <w:hyperlink r:id="rId19" w:history="1">
           <w:r>
             <w:rPr>
               <w:rStyle w:val="Hyperlink"/>
@@ -1720,7 +1896,7 @@
           <w:sz w:val="24"/>
           <w:u w:val="single"/>
         </w:rPr>
-        <w:hyperlink r:id="rId18" w:history="1">
+        <w:hyperlink r:id="rId19" w:history="1">
           <w:r>
             <w:rPr>
               <w:rStyle w:val="Hyperlink"/>
@@ -1738,7 +1914,7 @@
           <w:sz w:val="24"/>
           <w:u w:val="single"/>
         </w:rPr>
-        <w:hyperlink r:id="rId17" w:history="1">
+        <w:hyperlink r:id="rId19" w:history="1">
           <w:r>
             <w:rPr>
               <w:rStyle w:val="Hyperlink"/>
@@ -1767,7 +1943,7 @@
           <w:sz w:val="24"/>
           <w:u w:val="single"/>
         </w:rPr>
-        <w:hyperlink r:id="rId17" w:history="1">
+        <w:hyperlink r:id="rId19" w:history="1">
           <w:r>
             <w:rPr>
               <w:rStyle w:val="Hyperlink"/>
@@ -1796,7 +1972,7 @@
           <w:sz w:val="24"/>
           <w:u w:val="single"/>
         </w:rPr>
-        <w:hyperlink r:id="rId17" w:history="1">
+        <w:hyperlink r:id="rId19" w:history="1">
           <w:r>
             <w:rPr>
               <w:rStyle w:val="Hyperlink"/>
@@ -1814,7 +1990,7 @@
           <w:sz w:val="24"/>
           <w:u w:val="single"/>
         </w:rPr>
-        <w:hyperlink r:id="rId18" w:history="1">
+        <w:hyperlink r:id="rId19" w:history="1">
           <w:r>
             <w:rPr>
               <w:rStyle w:val="Hyperlink"/>
@@ -1843,7 +2019,7 @@
           <w:sz w:val="24"/>
           <w:u w:val="single"/>
         </w:rPr>
-        <w:hyperlink r:id="rId18" w:history="1">
+        <w:hyperlink r:id="rId19" w:history="1">
           <w:r>
             <w:rPr>
               <w:rStyle w:val="Hyperlink"/>
@@ -1864,23 +2040,61 @@
       </w:r>
       <w:r>
         <w:rPr>
+          <w:u w:val="single" w:color="0000ff"/>
           <w:rFonts w:ascii="Charis SIL Regular" w:hAnsi="Charis SIL Regular" w:eastAsia="Charis SIL Regular"/>
           <w:b w:val="0"/>
           <w:i w:val="0"/>
           <w:color w:val="000000"/>
           <w:sz w:val="24"/>
         </w:rPr>
-        <w:t>have their ow</w:t>
-      </w:r>
-      <w:r>
-        <w:rPr>
+        <w:hyperlink r:id="rId18" w:history="1">
+          <w:r>
+            <w:rPr>
+              <w:rStyle w:val="Hyperlink"/>
+            </w:rPr>
+            <w:t>have</w:t>
+          </w:r>
+        </w:hyperlink>
+      </w:r>
+      <w:r>
+        <w:rPr>
+          <w:u w:val="single" w:color="0000ff"/>
           <w:rFonts w:ascii="Charis SIL Regular" w:hAnsi="Charis SIL Regular" w:eastAsia="Charis SIL Regular"/>
           <w:b w:val="0"/>
           <w:i w:val="0"/>
           <w:color w:val="000000"/>
           <w:sz w:val="24"/>
         </w:rPr>
-        <w:hyperlink r:id="rId19" w:history="1">
+        <w:hyperlink r:id="rId18" w:history="1">
+          <w:r>
+            <w:rPr>
+              <w:rStyle w:val="Hyperlink"/>
+            </w:rPr>
+            <w:t xml:space="preserve"> their o</w:t>
+          </w:r>
+        </w:hyperlink>
+      </w:r>
+      <w:r>
+        <w:rPr>
+          <w:u w:val="single" w:color="0000ff"/>
+          <w:rFonts w:ascii="Charis SIL Regular" w:hAnsi="Charis SIL Regular" w:eastAsia="Charis SIL Regular"/>
+          <w:b w:val="0"/>
+          <w:i w:val="0"/>
+          <w:color w:val="000000"/>
+          <w:sz w:val="24"/>
+        </w:rPr>
+        <w:t>w</w:t>
+      </w:r>
+      <w:r>
+        <w:rPr>
+          <w:u w:val="single" w:color="0000ff"/>
+          <w:rFonts w:ascii="Charis SIL Regular" w:hAnsi="Charis SIL Regular" w:eastAsia="Charis SIL Regular"/>
+          <w:b w:val="0"/>
+          <w:i w:val="0"/>
+          <w:color w:val="000000"/>
+          <w:sz w:val="24"/>
+        </w:rPr>
+        <w:hyperlink r:id="rId18" w:history="1">
           <w:r>
             <w:rPr>
               <w:rStyle w:val="Hyperlink"/>
@@ -1891,13 +2105,14 @@
       </w:r>
       <w:r>
         <w:rPr>
+          <w:u w:val="single" w:color="0000ff"/>
           <w:rFonts w:ascii="Charis SIL Regular" w:hAnsi="Charis SIL Regular" w:eastAsia="Charis SIL Regular"/>
           <w:b w:val="0"/>
           <w:i w:val="0"/>
           <w:color w:val="000000"/>
           <w:sz w:val="24"/>
         </w:rPr>
-        <w:hyperlink r:id="rId19" w:history="1">
+        <w:hyperlink r:id="rId18" w:history="1">
           <w:r>
             <w:rPr>
               <w:rStyle w:val="Hyperlink"/>
@@ -1908,13 +2123,14 @@
       </w:r>
       <w:r>
         <w:rPr>
+          <w:u w:val="single" w:color="0000ff"/>
           <w:rFonts w:ascii="Charis SIL Regular" w:hAnsi="Charis SIL Regular" w:eastAsia="Charis SIL Regular"/>
           <w:b w:val="0"/>
           <w:i w:val="0"/>
           <w:color w:val="000000"/>
           <w:sz w:val="24"/>
         </w:rPr>
-        <w:hyperlink r:id="rId19" w:history="1">
+        <w:hyperlink r:id="rId18" w:history="1">
           <w:r>
             <w:rPr>
               <w:rStyle w:val="Hyperlink"/>
@@ -2202,7 +2418,7 @@
           <w:sz w:val="24"/>
           <w:u w:val="single"/>
         </w:rPr>
-        <w:t>Scientific research in colonised terri</w:t>
+        <w:t>Scientific research in colonised terr</w:t>
       </w:r>
       <w:r>
         <w:rPr>
@@ -2213,7 +2429,7 @@
           <w:sz w:val="24"/>
           <w:u w:val="single"/>
         </w:rPr>
-        <w:t>torie</w:t>
+        <w:t>i</w:t>
       </w:r>
       <w:r>
         <w:rPr>
@@ -2222,8 +2438,9 @@
           <w:i w:val="0"/>
           <w:color w:val="0000FF"/>
           <w:sz w:val="24"/>
-        </w:rPr>
-        <w:t>s</w:t>
+          <w:u w:val="single"/>
+        </w:rPr>
+        <w:t>tories</w:t>
       </w:r>
       <w:r>
         <w:br/>
@@ -3761,7 +3978,7 @@
           <w:sz w:val="24"/>
           <w:u w:val="single"/>
         </w:rPr>
-        <w:hyperlink r:id="rId19" w:history="1">
+        <w:hyperlink r:id="rId18" w:history="1">
           <w:r>
             <w:rPr>
               <w:rStyle w:val="Hyperlink"/>
@@ -3779,7 +3996,7 @@
           <w:sz w:val="24"/>
           <w:u w:val="single"/>
         </w:rPr>
-        <w:hyperlink r:id="rId19" w:history="1">
+        <w:hyperlink r:id="rId18" w:history="1">
           <w:r>
             <w:rPr>
               <w:rStyle w:val="Hyperlink"/>
@@ -3797,7 +4014,7 @@
           <w:sz w:val="24"/>
           <w:u w:val="single"/>
         </w:rPr>
-        <w:hyperlink r:id="rId19" w:history="1">
+        <w:hyperlink r:id="rId18" w:history="1">
           <w:r>
             <w:rPr>
               <w:rStyle w:val="Hyperlink"/>
@@ -3815,7 +4032,7 @@
           <w:sz w:val="24"/>
           <w:u w:val="single"/>
         </w:rPr>
-        <w:hyperlink r:id="rId19" w:history="1">
+        <w:hyperlink r:id="rId18" w:history="1">
           <w:r>
             <w:rPr>
               <w:rStyle w:val="Hyperlink"/>
@@ -3833,7 +4050,7 @@
           <w:sz w:val="24"/>
           <w:u w:val="single"/>
         </w:rPr>
-        <w:hyperlink r:id="rId19" w:history="1">
+        <w:hyperlink r:id="rId18" w:history="1">
           <w:r>
             <w:rPr>
               <w:rStyle w:val="Hyperlink"/>
@@ -3913,7 +4130,7 @@
           <w:sz w:val="24"/>
           <w:u w:val="single"/>
         </w:rPr>
-        <w:hyperlink r:id="rId18" w:history="1">
+        <w:hyperlink r:id="rId19" w:history="1">
           <w:r>
             <w:rPr>
               <w:rStyle w:val="Hyperlink"/>
@@ -3931,7 +4148,7 @@
           <w:sz w:val="24"/>
           <w:u w:val="single"/>
         </w:rPr>
-        <w:hyperlink r:id="rId18" w:history="1">
+        <w:hyperlink r:id="rId19" w:history="1">
           <w:r>
             <w:rPr>
               <w:rStyle w:val="Hyperlink"/>
@@ -3949,7 +4166,7 @@
           <w:sz w:val="24"/>
           <w:u w:val="single"/>
         </w:rPr>
-        <w:hyperlink r:id="rId18" w:history="1">
+        <w:hyperlink r:id="rId19" w:history="1">
           <w:r>
             <w:rPr>
               <w:rStyle w:val="Hyperlink"/>

--- a/EXPORTS/DOCX/published/niveau3/English/KITLV.docx
+++ b/EXPORTS/DOCX/published/niveau3/English/KITLV.docx
@@ -1799,75 +1799,13 @@
       </w:r>
       <w:r>
         <w:rPr>
-          <w:u w:val="single" w:color="0000ff"/>
           <w:rFonts w:ascii="Charis SIL Regular" w:hAnsi="Charis SIL Regular" w:eastAsia="Charis SIL Regular"/>
           <w:b w:val="0"/>
           <w:i w:val="0"/>
           <w:color w:val="000000"/>
           <w:sz w:val="24"/>
         </w:rPr>
-        <w:hyperlink r:id="rId17" w:history="1">
-          <w:r>
-            <w:rPr>
-              <w:rStyle w:val="Hyperlink"/>
-            </w:rPr>
-            <w:t xml:space="preserve"> (SMG</w:t>
-          </w:r>
-        </w:hyperlink>
-      </w:r>
-      <w:r>
-        <w:rPr>
-          <w:u w:val="single" w:color="0000ff"/>
-          <w:rFonts w:ascii="Charis SIL Regular" w:hAnsi="Charis SIL Regular" w:eastAsia="Charis SIL Regular"/>
-          <w:b w:val="0"/>
-          <w:i w:val="0"/>
-          <w:color w:val="000000"/>
-          <w:sz w:val="24"/>
-        </w:rPr>
-        <w:hyperlink r:id="rId17" w:history="1">
-          <w:r>
-            <w:rPr>
-              <w:rStyle w:val="Hyperlink"/>
-            </w:rPr>
-            <w:t>I</w:t>
-          </w:r>
-        </w:hyperlink>
-      </w:r>
-      <w:r>
-        <w:rPr>
-          <w:u w:val="single" w:color="0000ff"/>
-          <w:rFonts w:ascii="Charis SIL Regular" w:hAnsi="Charis SIL Regular" w:eastAsia="Charis SIL Regular"/>
-          <w:b w:val="0"/>
-          <w:i w:val="0"/>
-          <w:color w:val="000000"/>
-          <w:sz w:val="24"/>
-        </w:rPr>
-        <w:hyperlink r:id="rId17" w:history="1">
-          <w:r>
-            <w:rPr>
-              <w:rStyle w:val="Hyperlink"/>
-            </w:rPr>
-            <w:t>) an</w:t>
-          </w:r>
-        </w:hyperlink>
-      </w:r>
-      <w:r>
-        <w:rPr>
-          <w:u w:val="single" w:color="0000ff"/>
-          <w:rFonts w:ascii="Charis SIL Regular" w:hAnsi="Charis SIL Regular" w:eastAsia="Charis SIL Regular"/>
-          <w:b w:val="0"/>
-          <w:i w:val="0"/>
-          <w:color w:val="000000"/>
-          <w:sz w:val="24"/>
-        </w:rPr>
-        <w:hyperlink r:id="rId17" w:history="1">
-          <w:r>
-            <w:rPr>
-              <w:rStyle w:val="Hyperlink"/>
-            </w:rPr>
-            <w:t xml:space="preserve">d the </w:t>
-          </w:r>
-        </w:hyperlink>
+        <w:t xml:space="preserve"> (SMGI) and the </w:t>
       </w:r>
       <w:r>
         <w:rPr>

--- a/EXPORTS/DOCX/published/niveau3/English/KITLV.docx
+++ b/EXPORTS/DOCX/published/niveau3/English/KITLV.docx
@@ -389,35 +389,60 @@
           <w:color w:val="000000"/>
           <w:sz w:val="24"/>
         </w:rPr>
-        <w:t>y, was left to t</w:t>
-      </w:r>
-      <w:r>
-        <w:rPr>
-          <w:u w:val="single" w:color="0000ff"/>
-          <w:rFonts w:ascii="Charis SIL Regular" w:hAnsi="Charis SIL Regular" w:eastAsia="Charis SIL Regular"/>
-          <w:b w:val="0"/>
-          <w:i w:val="0"/>
-          <w:color w:val="000000"/>
-          <w:sz w:val="24"/>
-        </w:rPr>
         <w:hyperlink r:id="rId9" w:history="1">
           <w:r>
             <w:rPr>
               <w:rStyle w:val="Hyperlink"/>
             </w:rPr>
-            <w:t>he Ko</w:t>
+            <w:t>y, w</w:t>
           </w:r>
         </w:hyperlink>
       </w:r>
       <w:r>
         <w:rPr>
+          <w:u w:val="single" w:color="0000ff"/>
           <w:rFonts w:ascii="Charis SIL Regular" w:hAnsi="Charis SIL Regular" w:eastAsia="Charis SIL Regular"/>
           <w:b w:val="0"/>
           <w:i w:val="0"/>
           <w:color w:val="000000"/>
           <w:sz w:val="24"/>
         </w:rPr>
-        <w:t>n</w:t>
+        <w:hyperlink r:id="rId9" w:history="1">
+          <w:r>
+            <w:rPr>
+              <w:rStyle w:val="Hyperlink"/>
+            </w:rPr>
+            <w:t>a</w:t>
+          </w:r>
+        </w:hyperlink>
+      </w:r>
+      <w:r>
+        <w:rPr>
+          <w:u w:val="single" w:color="0000ff"/>
+          <w:rFonts w:ascii="Charis SIL Regular" w:hAnsi="Charis SIL Regular" w:eastAsia="Charis SIL Regular"/>
+          <w:b w:val="0"/>
+          <w:i w:val="0"/>
+          <w:color w:val="000000"/>
+          <w:sz w:val="24"/>
+        </w:rPr>
+        <w:hyperlink r:id="rId9" w:history="1">
+          <w:r>
+            <w:rPr>
+              <w:rStyle w:val="Hyperlink"/>
+            </w:rPr>
+            <w:t xml:space="preserve">s left to </w:t>
+          </w:r>
+        </w:hyperlink>
+      </w:r>
+      <w:r>
+        <w:rPr>
+          <w:rFonts w:ascii="Charis SIL Regular" w:hAnsi="Charis SIL Regular" w:eastAsia="Charis SIL Regular"/>
+          <w:b w:val="0"/>
+          <w:i w:val="0"/>
+          <w:color w:val="000000"/>
+          <w:sz w:val="24"/>
+        </w:rPr>
+        <w:t>the Kon</w:t>
       </w:r>
       <w:r>
         <w:rPr>
@@ -439,67 +464,13 @@
       </w:r>
       <w:r>
         <w:rPr>
-          <w:u w:val="single" w:color="0000ff"/>
           <w:rFonts w:ascii="Charis SIL Regular" w:hAnsi="Charis SIL Regular" w:eastAsia="Charis SIL Regular"/>
           <w:b w:val="0"/>
           <w:i w:val="0"/>
           <w:color w:val="000000"/>
           <w:sz w:val="24"/>
         </w:rPr>
-        <w:hyperlink r:id="rId10" w:history="1">
-          <w:r>
-            <w:rPr>
-              <w:rStyle w:val="Hyperlink"/>
-            </w:rPr>
-            <w:t>j</w:t>
-          </w:r>
-        </w:hyperlink>
-      </w:r>
-      <w:r>
-        <w:rPr>
-          <w:u w:val="single" w:color="0000ff"/>
-          <w:rFonts w:ascii="Charis SIL Regular" w:hAnsi="Charis SIL Regular" w:eastAsia="Charis SIL Regular"/>
-          <w:b w:val="0"/>
-          <w:i w:val="0"/>
-          <w:color w:val="000000"/>
-          <w:sz w:val="24"/>
-        </w:rPr>
-        <w:hyperlink r:id="rId10" w:history="1">
-          <w:r>
-            <w:rPr>
-              <w:rStyle w:val="Hyperlink"/>
-            </w:rPr>
-            <w:t>k Nede</w:t>
-          </w:r>
-        </w:hyperlink>
-      </w:r>
-      <w:r>
-        <w:rPr>
-          <w:rFonts w:ascii="Charis SIL Regular" w:hAnsi="Charis SIL Regular" w:eastAsia="Charis SIL Regular"/>
-          <w:b w:val="0"/>
-          <w:i w:val="0"/>
-          <w:color w:val="000000"/>
-          <w:sz w:val="24"/>
-        </w:rPr>
-        <w:t>rland</w:t>
-      </w:r>
-      <w:r>
-        <w:rPr>
-          <w:u w:val="single" w:color="0000ff"/>
-          <w:rFonts w:ascii="Charis SIL Regular" w:hAnsi="Charis SIL Regular" w:eastAsia="Charis SIL Regular"/>
-          <w:b w:val="0"/>
-          <w:i w:val="0"/>
-          <w:color w:val="000000"/>
-          <w:sz w:val="24"/>
-        </w:rPr>
-        <w:hyperlink r:id="rId11" w:history="1">
-          <w:r>
-            <w:rPr>
-              <w:rStyle w:val="Hyperlink"/>
-            </w:rPr>
-            <w:t>s Aard</w:t>
-          </w:r>
-        </w:hyperlink>
+        <w:t>jk Nederlands Aard</w:t>
       </w:r>
       <w:r>
         <w:rPr>
@@ -1322,7 +1293,7 @@
           <w:sz w:val="24"/>
           <w:u w:val="single"/>
         </w:rPr>
-        <w:hyperlink r:id="rId14" w:history="1">
+        <w:hyperlink r:id="rId15" w:history="1">
           <w:r>
             <w:rPr>
               <w:rStyle w:val="Hyperlink"/>
@@ -1340,7 +1311,7 @@
           <w:sz w:val="24"/>
           <w:u w:val="single"/>
         </w:rPr>
-        <w:hyperlink r:id="rId14" w:history="1">
+        <w:hyperlink r:id="rId15" w:history="1">
           <w:r>
             <w:rPr>
               <w:rStyle w:val="Hyperlink"/>
@@ -1369,7 +1340,7 @@
           <w:sz w:val="24"/>
           <w:u w:val="single"/>
         </w:rPr>
-        <w:hyperlink r:id="rId14" w:history="1">
+        <w:hyperlink r:id="rId15" w:history="1">
           <w:r>
             <w:rPr>
               <w:rStyle w:val="Hyperlink"/>
@@ -1749,23 +1720,33 @@
           <w:sz w:val="24"/>
           <w:u w:val="single"/>
         </w:rPr>
-        <w:t xml:space="preserve"> </w:t>
+        <w:t xml:space="preserve"> Archive Indonesia</w:t>
       </w:r>
       <w:r>
         <w:rPr>
           <w:rFonts w:ascii="Charis SIL Regular" w:hAnsi="Charis SIL Regular" w:eastAsia="Charis SIL Regular"/>
           <w:b w:val="0"/>
           <w:i w:val="0"/>
-          <w:color w:val="0000FF"/>
-          <w:sz w:val="24"/>
-          <w:u w:val="single"/>
-        </w:rPr>
-        <w:hyperlink r:id="rId18" w:history="1">
+          <w:color w:val="000000"/>
+          <w:sz w:val="24"/>
+        </w:rPr>
+        <w:t xml:space="preserve"> (SMGI) an</w:t>
+      </w:r>
+      <w:r>
+        <w:rPr>
+          <w:u w:val="single" w:color="0000ff"/>
+          <w:rFonts w:ascii="Charis SIL Regular" w:hAnsi="Charis SIL Regular" w:eastAsia="Charis SIL Regular"/>
+          <w:b w:val="0"/>
+          <w:i w:val="0"/>
+          <w:color w:val="000000"/>
+          <w:sz w:val="24"/>
+        </w:rPr>
+        <w:hyperlink r:id="rId17" w:history="1">
           <w:r>
             <w:rPr>
               <w:rStyle w:val="Hyperlink"/>
             </w:rPr>
-            <w:t>Archive</w:t>
+            <w:t xml:space="preserve">d the </w:t>
           </w:r>
         </w:hyperlink>
       </w:r>
@@ -1778,45 +1759,7 @@
           <w:sz w:val="24"/>
           <w:u w:val="single"/>
         </w:rPr>
-        <w:t xml:space="preserve"> </w:t>
-      </w:r>
-      <w:r>
-        <w:rPr>
-          <w:rFonts w:ascii="Charis SIL Regular" w:hAnsi="Charis SIL Regular" w:eastAsia="Charis SIL Regular"/>
-          <w:b w:val="0"/>
-          <w:i w:val="0"/>
-          <w:color w:val="0000FF"/>
-          <w:sz w:val="24"/>
-        </w:rPr>
-        <w:hyperlink r:id="rId18" w:history="1">
-          <w:r>
-            <w:rPr>
-              <w:rStyle w:val="Hyperlink"/>
-            </w:rPr>
-            <w:t>Indonesia</w:t>
-          </w:r>
-        </w:hyperlink>
-      </w:r>
-      <w:r>
-        <w:rPr>
-          <w:rFonts w:ascii="Charis SIL Regular" w:hAnsi="Charis SIL Regular" w:eastAsia="Charis SIL Regular"/>
-          <w:b w:val="0"/>
-          <w:i w:val="0"/>
-          <w:color w:val="000000"/>
-          <w:sz w:val="24"/>
-        </w:rPr>
-        <w:t xml:space="preserve"> (SMGI) and the </w:t>
-      </w:r>
-      <w:r>
-        <w:rPr>
-          <w:rFonts w:ascii="Charis SIL Regular" w:hAnsi="Charis SIL Regular" w:eastAsia="Charis SIL Regular"/>
-          <w:b w:val="0"/>
-          <w:i w:val="0"/>
-          <w:color w:val="0000FF"/>
-          <w:sz w:val="24"/>
-          <w:u w:val="single"/>
-        </w:rPr>
-        <w:hyperlink r:id="rId19" w:history="1">
+        <w:hyperlink r:id="rId17" w:history="1">
           <w:r>
             <w:rPr>
               <w:rStyle w:val="Hyperlink"/>
@@ -1834,7 +1777,7 @@
           <w:sz w:val="24"/>
           <w:u w:val="single"/>
         </w:rPr>
-        <w:hyperlink r:id="rId19" w:history="1">
+        <w:hyperlink r:id="rId17" w:history="1">
           <w:r>
             <w:rPr>
               <w:rStyle w:val="Hyperlink"/>
@@ -1852,7 +1795,7 @@
           <w:sz w:val="24"/>
           <w:u w:val="single"/>
         </w:rPr>
-        <w:hyperlink r:id="rId19" w:history="1">
+        <w:hyperlink r:id="rId17" w:history="1">
           <w:r>
             <w:rPr>
               <w:rStyle w:val="Hyperlink"/>

--- a/EXPORTS/DOCX/published/niveau3/English/KITLV.docx
+++ b/EXPORTS/DOCX/published/niveau3/English/KITLV.docx
@@ -389,60 +389,35 @@
           <w:color w:val="000000"/>
           <w:sz w:val="24"/>
         </w:rPr>
+        <w:t>y, was left to t</w:t>
+      </w:r>
+      <w:r>
+        <w:rPr>
+          <w:u w:val="single" w:color="0000ff"/>
+          <w:rFonts w:ascii="Charis SIL Regular" w:hAnsi="Charis SIL Regular" w:eastAsia="Charis SIL Regular"/>
+          <w:b w:val="0"/>
+          <w:i w:val="0"/>
+          <w:color w:val="000000"/>
+          <w:sz w:val="24"/>
+        </w:rPr>
         <w:hyperlink r:id="rId9" w:history="1">
           <w:r>
             <w:rPr>
               <w:rStyle w:val="Hyperlink"/>
             </w:rPr>
-            <w:t>y, w</w:t>
+            <w:t>he Ko</w:t>
           </w:r>
         </w:hyperlink>
       </w:r>
       <w:r>
         <w:rPr>
-          <w:u w:val="single" w:color="0000ff"/>
           <w:rFonts w:ascii="Charis SIL Regular" w:hAnsi="Charis SIL Regular" w:eastAsia="Charis SIL Regular"/>
           <w:b w:val="0"/>
           <w:i w:val="0"/>
           <w:color w:val="000000"/>
           <w:sz w:val="24"/>
         </w:rPr>
-        <w:hyperlink r:id="rId9" w:history="1">
-          <w:r>
-            <w:rPr>
-              <w:rStyle w:val="Hyperlink"/>
-            </w:rPr>
-            <w:t>a</w:t>
-          </w:r>
-        </w:hyperlink>
-      </w:r>
-      <w:r>
-        <w:rPr>
-          <w:u w:val="single" w:color="0000ff"/>
-          <w:rFonts w:ascii="Charis SIL Regular" w:hAnsi="Charis SIL Regular" w:eastAsia="Charis SIL Regular"/>
-          <w:b w:val="0"/>
-          <w:i w:val="0"/>
-          <w:color w:val="000000"/>
-          <w:sz w:val="24"/>
-        </w:rPr>
-        <w:hyperlink r:id="rId9" w:history="1">
-          <w:r>
-            <w:rPr>
-              <w:rStyle w:val="Hyperlink"/>
-            </w:rPr>
-            <w:t xml:space="preserve">s left to </w:t>
-          </w:r>
-        </w:hyperlink>
-      </w:r>
-      <w:r>
-        <w:rPr>
-          <w:rFonts w:ascii="Charis SIL Regular" w:hAnsi="Charis SIL Regular" w:eastAsia="Charis SIL Regular"/>
-          <w:b w:val="0"/>
-          <w:i w:val="0"/>
-          <w:color w:val="000000"/>
-          <w:sz w:val="24"/>
-        </w:rPr>
-        <w:t>the Kon</w:t>
+        <w:t>n</w:t>
       </w:r>
       <w:r>
         <w:rPr>
@@ -464,13 +439,67 @@
       </w:r>
       <w:r>
         <w:rPr>
+          <w:u w:val="single" w:color="0000ff"/>
           <w:rFonts w:ascii="Charis SIL Regular" w:hAnsi="Charis SIL Regular" w:eastAsia="Charis SIL Regular"/>
           <w:b w:val="0"/>
           <w:i w:val="0"/>
           <w:color w:val="000000"/>
           <w:sz w:val="24"/>
         </w:rPr>
-        <w:t>jk Nederlands Aard</w:t>
+        <w:hyperlink r:id="rId10" w:history="1">
+          <w:r>
+            <w:rPr>
+              <w:rStyle w:val="Hyperlink"/>
+            </w:rPr>
+            <w:t>j</w:t>
+          </w:r>
+        </w:hyperlink>
+      </w:r>
+      <w:r>
+        <w:rPr>
+          <w:u w:val="single" w:color="0000ff"/>
+          <w:rFonts w:ascii="Charis SIL Regular" w:hAnsi="Charis SIL Regular" w:eastAsia="Charis SIL Regular"/>
+          <w:b w:val="0"/>
+          <w:i w:val="0"/>
+          <w:color w:val="000000"/>
+          <w:sz w:val="24"/>
+        </w:rPr>
+        <w:hyperlink r:id="rId10" w:history="1">
+          <w:r>
+            <w:rPr>
+              <w:rStyle w:val="Hyperlink"/>
+            </w:rPr>
+            <w:t>k Nede</w:t>
+          </w:r>
+        </w:hyperlink>
+      </w:r>
+      <w:r>
+        <w:rPr>
+          <w:rFonts w:ascii="Charis SIL Regular" w:hAnsi="Charis SIL Regular" w:eastAsia="Charis SIL Regular"/>
+          <w:b w:val="0"/>
+          <w:i w:val="0"/>
+          <w:color w:val="000000"/>
+          <w:sz w:val="24"/>
+        </w:rPr>
+        <w:t>rland</w:t>
+      </w:r>
+      <w:r>
+        <w:rPr>
+          <w:u w:val="single" w:color="0000ff"/>
+          <w:rFonts w:ascii="Charis SIL Regular" w:hAnsi="Charis SIL Regular" w:eastAsia="Charis SIL Regular"/>
+          <w:b w:val="0"/>
+          <w:i w:val="0"/>
+          <w:color w:val="000000"/>
+          <w:sz w:val="24"/>
+        </w:rPr>
+        <w:hyperlink r:id="rId11" w:history="1">
+          <w:r>
+            <w:rPr>
+              <w:rStyle w:val="Hyperlink"/>
+            </w:rPr>
+            <w:t>s Aard</w:t>
+          </w:r>
+        </w:hyperlink>
       </w:r>
       <w:r>
         <w:rPr>
@@ -1293,7 +1322,7 @@
           <w:sz w:val="24"/>
           <w:u w:val="single"/>
         </w:rPr>
-        <w:hyperlink r:id="rId15" w:history="1">
+        <w:hyperlink r:id="rId14" w:history="1">
           <w:r>
             <w:rPr>
               <w:rStyle w:val="Hyperlink"/>
@@ -1311,7 +1340,7 @@
           <w:sz w:val="24"/>
           <w:u w:val="single"/>
         </w:rPr>
-        <w:hyperlink r:id="rId15" w:history="1">
+        <w:hyperlink r:id="rId14" w:history="1">
           <w:r>
             <w:rPr>
               <w:rStyle w:val="Hyperlink"/>
@@ -1340,7 +1369,7 @@
           <w:sz w:val="24"/>
           <w:u w:val="single"/>
         </w:rPr>
-        <w:hyperlink r:id="rId15" w:history="1">
+        <w:hyperlink r:id="rId14" w:history="1">
           <w:r>
             <w:rPr>
               <w:rStyle w:val="Hyperlink"/>
@@ -1720,17 +1749,107 @@
           <w:sz w:val="24"/>
           <w:u w:val="single"/>
         </w:rPr>
-        <w:t xml:space="preserve"> Archive Indonesia</w:t>
-      </w:r>
-      <w:r>
-        <w:rPr>
+        <w:t xml:space="preserve"> </w:t>
+      </w:r>
+      <w:r>
+        <w:rPr>
+          <w:rFonts w:ascii="Charis SIL Regular" w:hAnsi="Charis SIL Regular" w:eastAsia="Charis SIL Regular"/>
+          <w:b w:val="0"/>
+          <w:i w:val="0"/>
+          <w:color w:val="0000FF"/>
+          <w:sz w:val="24"/>
+          <w:u w:val="single"/>
+        </w:rPr>
+        <w:hyperlink r:id="rId18" w:history="1">
+          <w:r>
+            <w:rPr>
+              <w:rStyle w:val="Hyperlink"/>
+            </w:rPr>
+            <w:t>Archive</w:t>
+          </w:r>
+        </w:hyperlink>
+      </w:r>
+      <w:r>
+        <w:rPr>
+          <w:rFonts w:ascii="Charis SIL Regular" w:hAnsi="Charis SIL Regular" w:eastAsia="Charis SIL Regular"/>
+          <w:b w:val="0"/>
+          <w:i w:val="0"/>
+          <w:color w:val="0000FF"/>
+          <w:sz w:val="24"/>
+          <w:u w:val="single"/>
+        </w:rPr>
+        <w:t xml:space="preserve"> </w:t>
+      </w:r>
+      <w:r>
+        <w:rPr>
+          <w:rFonts w:ascii="Charis SIL Regular" w:hAnsi="Charis SIL Regular" w:eastAsia="Charis SIL Regular"/>
+          <w:b w:val="0"/>
+          <w:i w:val="0"/>
+          <w:color w:val="0000FF"/>
+          <w:sz w:val="24"/>
+        </w:rPr>
+        <w:hyperlink r:id="rId18" w:history="1">
+          <w:r>
+            <w:rPr>
+              <w:rStyle w:val="Hyperlink"/>
+            </w:rPr>
+            <w:t>Indonesia</w:t>
+          </w:r>
+        </w:hyperlink>
+      </w:r>
+      <w:r>
+        <w:rPr>
+          <w:u w:val="single" w:color="0000ff"/>
           <w:rFonts w:ascii="Charis SIL Regular" w:hAnsi="Charis SIL Regular" w:eastAsia="Charis SIL Regular"/>
           <w:b w:val="0"/>
           <w:i w:val="0"/>
           <w:color w:val="000000"/>
           <w:sz w:val="24"/>
         </w:rPr>
-        <w:t xml:space="preserve"> (SMGI) an</w:t>
+        <w:hyperlink r:id="rId17" w:history="1">
+          <w:r>
+            <w:rPr>
+              <w:rStyle w:val="Hyperlink"/>
+            </w:rPr>
+            <w:t xml:space="preserve"> (SMG</w:t>
+          </w:r>
+        </w:hyperlink>
+      </w:r>
+      <w:r>
+        <w:rPr>
+          <w:u w:val="single" w:color="0000ff"/>
+          <w:rFonts w:ascii="Charis SIL Regular" w:hAnsi="Charis SIL Regular" w:eastAsia="Charis SIL Regular"/>
+          <w:b w:val="0"/>
+          <w:i w:val="0"/>
+          <w:color w:val="000000"/>
+          <w:sz w:val="24"/>
+        </w:rPr>
+        <w:hyperlink r:id="rId17" w:history="1">
+          <w:r>
+            <w:rPr>
+              <w:rStyle w:val="Hyperlink"/>
+            </w:rPr>
+            <w:t>I</w:t>
+          </w:r>
+        </w:hyperlink>
+      </w:r>
+      <w:r>
+        <w:rPr>
+          <w:u w:val="single" w:color="0000ff"/>
+          <w:rFonts w:ascii="Charis SIL Regular" w:hAnsi="Charis SIL Regular" w:eastAsia="Charis SIL Regular"/>
+          <w:b w:val="0"/>
+          <w:i w:val="0"/>
+          <w:color w:val="000000"/>
+          <w:sz w:val="24"/>
+        </w:rPr>
+        <w:hyperlink r:id="rId17" w:history="1">
+          <w:r>
+            <w:rPr>
+              <w:rStyle w:val="Hyperlink"/>
+            </w:rPr>
+            <w:t>) an</w:t>
+          </w:r>
+        </w:hyperlink>
       </w:r>
       <w:r>
         <w:rPr>
@@ -1759,7 +1878,7 @@
           <w:sz w:val="24"/>
           <w:u w:val="single"/>
         </w:rPr>
-        <w:hyperlink r:id="rId17" w:history="1">
+        <w:hyperlink r:id="rId19" w:history="1">
           <w:r>
             <w:rPr>
               <w:rStyle w:val="Hyperlink"/>
@@ -1777,7 +1896,7 @@
           <w:sz w:val="24"/>
           <w:u w:val="single"/>
         </w:rPr>
-        <w:hyperlink r:id="rId17" w:history="1">
+        <w:hyperlink r:id="rId19" w:history="1">
           <w:r>
             <w:rPr>
               <w:rStyle w:val="Hyperlink"/>
@@ -1795,7 +1914,7 @@
           <w:sz w:val="24"/>
           <w:u w:val="single"/>
         </w:rPr>
-        <w:hyperlink r:id="rId17" w:history="1">
+        <w:hyperlink r:id="rId19" w:history="1">
           <w:r>
             <w:rPr>
               <w:rStyle w:val="Hyperlink"/>

--- a/EXPORTS/DOCX/published/niveau3/English/KITLV.docx
+++ b/EXPORTS/DOCX/published/niveau3/English/KITLV.docx
@@ -389,7 +389,61 @@
           <w:color w:val="000000"/>
           <w:sz w:val="24"/>
         </w:rPr>
-        <w:t>y, was left to t</w:t>
+        <w:hyperlink r:id="rId9" w:history="1">
+          <w:r>
+            <w:rPr>
+              <w:rStyle w:val="Hyperlink"/>
+            </w:rPr>
+            <w:t>y, w</w:t>
+          </w:r>
+        </w:hyperlink>
+      </w:r>
+      <w:r>
+        <w:rPr>
+          <w:u w:val="single" w:color="0000ff"/>
+          <w:rFonts w:ascii="Charis SIL Regular" w:hAnsi="Charis SIL Regular" w:eastAsia="Charis SIL Regular"/>
+          <w:b w:val="0"/>
+          <w:i w:val="0"/>
+          <w:color w:val="000000"/>
+          <w:sz w:val="24"/>
+        </w:rPr>
+        <w:hyperlink r:id="rId9" w:history="1">
+          <w:r>
+            <w:rPr>
+              <w:rStyle w:val="Hyperlink"/>
+            </w:rPr>
+            <w:t>a</w:t>
+          </w:r>
+        </w:hyperlink>
+      </w:r>
+      <w:r>
+        <w:rPr>
+          <w:u w:val="single" w:color="0000ff"/>
+          <w:rFonts w:ascii="Charis SIL Regular" w:hAnsi="Charis SIL Regular" w:eastAsia="Charis SIL Regular"/>
+          <w:b w:val="0"/>
+          <w:i w:val="0"/>
+          <w:color w:val="000000"/>
+          <w:sz w:val="24"/>
+        </w:rPr>
+        <w:hyperlink r:id="rId9" w:history="1">
+          <w:r>
+            <w:rPr>
+              <w:rStyle w:val="Hyperlink"/>
+            </w:rPr>
+            <w:t xml:space="preserve">s left to </w:t>
+          </w:r>
+        </w:hyperlink>
+      </w:r>
+      <w:r>
+        <w:rPr>
+          <w:u w:val="single" w:color="0000ff"/>
+          <w:rFonts w:ascii="Charis SIL Regular" w:hAnsi="Charis SIL Regular" w:eastAsia="Charis SIL Regular"/>
+          <w:b w:val="0"/>
+          <w:i w:val="0"/>
+          <w:color w:val="000000"/>
+          <w:sz w:val="24"/>
+        </w:rPr>
+        <w:t>t</w:t>
       </w:r>
       <w:r>
         <w:rPr>
@@ -1776,26 +1830,8 @@
           <w:i w:val="0"/>
           <w:color w:val="0000FF"/>
           <w:sz w:val="24"/>
-          <w:u w:val="single"/>
-        </w:rPr>
-        <w:t xml:space="preserve"> </w:t>
-      </w:r>
-      <w:r>
-        <w:rPr>
-          <w:rFonts w:ascii="Charis SIL Regular" w:hAnsi="Charis SIL Regular" w:eastAsia="Charis SIL Regular"/>
-          <w:b w:val="0"/>
-          <w:i w:val="0"/>
-          <w:color w:val="0000FF"/>
-          <w:sz w:val="24"/>
-        </w:rPr>
-        <w:hyperlink r:id="rId18" w:history="1">
-          <w:r>
-            <w:rPr>
-              <w:rStyle w:val="Hyperlink"/>
-            </w:rPr>
-            <w:t>Indonesia</w:t>
-          </w:r>
-        </w:hyperlink>
+        </w:rPr>
+        <w:t xml:space="preserve"> Indonesia</w:t>
       </w:r>
       <w:r>
         <w:rPr>
@@ -1853,7 +1889,6 @@
       </w:r>
       <w:r>
         <w:rPr>
-          <w:u w:val="single" w:color="0000ff"/>
           <w:rFonts w:ascii="Charis SIL Regular" w:hAnsi="Charis SIL Regular" w:eastAsia="Charis SIL Regular"/>
           <w:b w:val="0"/>
           <w:i w:val="0"/>
@@ -1878,7 +1913,7 @@
           <w:sz w:val="24"/>
           <w:u w:val="single"/>
         </w:rPr>
-        <w:hyperlink r:id="rId19" w:history="1">
+        <w:hyperlink r:id="rId17" w:history="1">
           <w:r>
             <w:rPr>
               <w:rStyle w:val="Hyperlink"/>
@@ -1896,7 +1931,7 @@
           <w:sz w:val="24"/>
           <w:u w:val="single"/>
         </w:rPr>
-        <w:hyperlink r:id="rId19" w:history="1">
+        <w:hyperlink r:id="rId17" w:history="1">
           <w:r>
             <w:rPr>
               <w:rStyle w:val="Hyperlink"/>
@@ -1914,7 +1949,7 @@
           <w:sz w:val="24"/>
           <w:u w:val="single"/>
         </w:rPr>
-        <w:hyperlink r:id="rId19" w:history="1">
+        <w:hyperlink r:id="rId17" w:history="1">
           <w:r>
             <w:rPr>
               <w:rStyle w:val="Hyperlink"/>
@@ -1943,7 +1978,7 @@
           <w:sz w:val="24"/>
           <w:u w:val="single"/>
         </w:rPr>
-        <w:hyperlink r:id="rId19" w:history="1">
+        <w:hyperlink r:id="rId17" w:history="1">
           <w:r>
             <w:rPr>
               <w:rStyle w:val="Hyperlink"/>
@@ -1972,7 +2007,7 @@
           <w:sz w:val="24"/>
           <w:u w:val="single"/>
         </w:rPr>
-        <w:hyperlink r:id="rId19" w:history="1">
+        <w:hyperlink r:id="rId17" w:history="1">
           <w:r>
             <w:rPr>
               <w:rStyle w:val="Hyperlink"/>
@@ -2076,7 +2111,6 @@
       </w:r>
       <w:r>
         <w:rPr>
-          <w:u w:val="single" w:color="0000ff"/>
           <w:rFonts w:ascii="Charis SIL Regular" w:hAnsi="Charis SIL Regular" w:eastAsia="Charis SIL Regular"/>
           <w:b w:val="0"/>
           <w:i w:val="0"/>

--- a/EXPORTS/DOCX/published/niveau3/English/KITLV.docx
+++ b/EXPORTS/DOCX/published/niveau3/English/KITLV.docx
@@ -1754,84 +1754,8 @@
           <w:i w:val="0"/>
           <w:color w:val="0000FF"/>
           <w:sz w:val="24"/>
-          <w:u w:val="single"/>
-        </w:rPr>
-        <w:hyperlink r:id="rId18" w:history="1">
-          <w:r>
-            <w:rPr>
-              <w:rStyle w:val="Hyperlink"/>
-            </w:rPr>
-            <w:t>Oral</w:t>
-          </w:r>
-        </w:hyperlink>
-      </w:r>
-      <w:r>
-        <w:rPr>
-          <w:rFonts w:ascii="Charis SIL Regular" w:hAnsi="Charis SIL Regular" w:eastAsia="Charis SIL Regular"/>
-          <w:b w:val="0"/>
-          <w:i w:val="0"/>
-          <w:color w:val="0000FF"/>
-          <w:sz w:val="24"/>
-          <w:u w:val="single"/>
-        </w:rPr>
-        <w:t xml:space="preserve"> </w:t>
-      </w:r>
-      <w:r>
-        <w:rPr>
-          <w:rFonts w:ascii="Charis SIL Regular" w:hAnsi="Charis SIL Regular" w:eastAsia="Charis SIL Regular"/>
-          <w:b w:val="0"/>
-          <w:i w:val="0"/>
-          <w:color w:val="0000FF"/>
-          <w:sz w:val="24"/>
-          <w:u w:val="single"/>
-        </w:rPr>
-        <w:hyperlink r:id="rId18" w:history="1">
-          <w:r>
-            <w:rPr>
-              <w:rStyle w:val="Hyperlink"/>
-            </w:rPr>
-            <w:t>History</w:t>
-          </w:r>
-        </w:hyperlink>
-      </w:r>
-      <w:r>
-        <w:rPr>
-          <w:rFonts w:ascii="Charis SIL Regular" w:hAnsi="Charis SIL Regular" w:eastAsia="Charis SIL Regular"/>
-          <w:b w:val="0"/>
-          <w:i w:val="0"/>
-          <w:color w:val="0000FF"/>
-          <w:sz w:val="24"/>
-          <w:u w:val="single"/>
-        </w:rPr>
-        <w:t xml:space="preserve"> </w:t>
-      </w:r>
-      <w:r>
-        <w:rPr>
-          <w:rFonts w:ascii="Charis SIL Regular" w:hAnsi="Charis SIL Regular" w:eastAsia="Charis SIL Regular"/>
-          <w:b w:val="0"/>
-          <w:i w:val="0"/>
-          <w:color w:val="0000FF"/>
-          <w:sz w:val="24"/>
-          <w:u w:val="single"/>
-        </w:rPr>
-        <w:hyperlink r:id="rId18" w:history="1">
-          <w:r>
-            <w:rPr>
-              <w:rStyle w:val="Hyperlink"/>
-            </w:rPr>
-            <w:t>Archive</w:t>
-          </w:r>
-        </w:hyperlink>
-      </w:r>
-      <w:r>
-        <w:rPr>
-          <w:rFonts w:ascii="Charis SIL Regular" w:hAnsi="Charis SIL Regular" w:eastAsia="Charis SIL Regular"/>
-          <w:b w:val="0"/>
-          <w:i w:val="0"/>
-          <w:color w:val="0000FF"/>
-          <w:sz w:val="24"/>
-        </w:rPr>
-        <w:t xml:space="preserve"> Indonesia</w:t>
+        </w:rPr>
+        <w:t>Oral History Archive Indonesia</w:t>
       </w:r>
       <w:r>
         <w:rPr>
@@ -1889,6 +1813,7 @@
       </w:r>
       <w:r>
         <w:rPr>
+          <w:u w:val="single" w:color="0000ff"/>
           <w:rFonts w:ascii="Charis SIL Regular" w:hAnsi="Charis SIL Regular" w:eastAsia="Charis SIL Regular"/>
           <w:b w:val="0"/>
           <w:i w:val="0"/>
@@ -1913,7 +1838,7 @@
           <w:sz w:val="24"/>
           <w:u w:val="single"/>
         </w:rPr>
-        <w:hyperlink r:id="rId17" w:history="1">
+        <w:hyperlink r:id="rId18" w:history="1">
           <w:r>
             <w:rPr>
               <w:rStyle w:val="Hyperlink"/>
@@ -1931,7 +1856,7 @@
           <w:sz w:val="24"/>
           <w:u w:val="single"/>
         </w:rPr>
-        <w:hyperlink r:id="rId17" w:history="1">
+        <w:hyperlink r:id="rId18" w:history="1">
           <w:r>
             <w:rPr>
               <w:rStyle w:val="Hyperlink"/>
@@ -1949,7 +1874,7 @@
           <w:sz w:val="24"/>
           <w:u w:val="single"/>
         </w:rPr>
-        <w:hyperlink r:id="rId17" w:history="1">
+        <w:hyperlink r:id="rId18" w:history="1">
           <w:r>
             <w:rPr>
               <w:rStyle w:val="Hyperlink"/>
@@ -1978,7 +1903,7 @@
           <w:sz w:val="24"/>
           <w:u w:val="single"/>
         </w:rPr>
-        <w:hyperlink r:id="rId17" w:history="1">
+        <w:hyperlink r:id="rId18" w:history="1">
           <w:r>
             <w:rPr>
               <w:rStyle w:val="Hyperlink"/>
@@ -2007,7 +1932,7 @@
           <w:sz w:val="24"/>
           <w:u w:val="single"/>
         </w:rPr>
-        <w:hyperlink r:id="rId17" w:history="1">
+        <w:hyperlink r:id="rId18" w:history="1">
           <w:r>
             <w:rPr>
               <w:rStyle w:val="Hyperlink"/>
@@ -2025,7 +1950,7 @@
           <w:sz w:val="24"/>
           <w:u w:val="single"/>
         </w:rPr>
-        <w:hyperlink r:id="rId19" w:history="1">
+        <w:hyperlink r:id="rId18" w:history="1">
           <w:r>
             <w:rPr>
               <w:rStyle w:val="Hyperlink"/>
@@ -2054,7 +1979,7 @@
           <w:sz w:val="24"/>
           <w:u w:val="single"/>
         </w:rPr>
-        <w:hyperlink r:id="rId19" w:history="1">
+        <w:hyperlink r:id="rId18" w:history="1">
           <w:r>
             <w:rPr>
               <w:rStyle w:val="Hyperlink"/>
@@ -2075,14 +2000,13 @@
       </w:r>
       <w:r>
         <w:rPr>
-          <w:u w:val="single" w:color="0000ff"/>
           <w:rFonts w:ascii="Charis SIL Regular" w:hAnsi="Charis SIL Regular" w:eastAsia="Charis SIL Regular"/>
           <w:b w:val="0"/>
           <w:i w:val="0"/>
           <w:color w:val="000000"/>
           <w:sz w:val="24"/>
         </w:rPr>
-        <w:hyperlink r:id="rId18" w:history="1">
+        <w:hyperlink r:id="rId19" w:history="1">
           <w:r>
             <w:rPr>
               <w:rStyle w:val="Hyperlink"/>
@@ -2093,14 +2017,13 @@
       </w:r>
       <w:r>
         <w:rPr>
-          <w:u w:val="single" w:color="0000ff"/>
           <w:rFonts w:ascii="Charis SIL Regular" w:hAnsi="Charis SIL Regular" w:eastAsia="Charis SIL Regular"/>
           <w:b w:val="0"/>
           <w:i w:val="0"/>
           <w:color w:val="000000"/>
           <w:sz w:val="24"/>
         </w:rPr>
-        <w:hyperlink r:id="rId18" w:history="1">
+        <w:hyperlink r:id="rId19" w:history="1">
           <w:r>
             <w:rPr>
               <w:rStyle w:val="Hyperlink"/>
@@ -2121,14 +2044,13 @@
       </w:r>
       <w:r>
         <w:rPr>
-          <w:u w:val="single" w:color="0000ff"/>
           <w:rFonts w:ascii="Charis SIL Regular" w:hAnsi="Charis SIL Regular" w:eastAsia="Charis SIL Regular"/>
           <w:b w:val="0"/>
           <w:i w:val="0"/>
           <w:color w:val="000000"/>
           <w:sz w:val="24"/>
         </w:rPr>
-        <w:hyperlink r:id="rId18" w:history="1">
+        <w:hyperlink r:id="rId19" w:history="1">
           <w:r>
             <w:rPr>
               <w:rStyle w:val="Hyperlink"/>
@@ -2139,14 +2061,13 @@
       </w:r>
       <w:r>
         <w:rPr>
-          <w:u w:val="single" w:color="0000ff"/>
           <w:rFonts w:ascii="Charis SIL Regular" w:hAnsi="Charis SIL Regular" w:eastAsia="Charis SIL Regular"/>
           <w:b w:val="0"/>
           <w:i w:val="0"/>
           <w:color w:val="000000"/>
           <w:sz w:val="24"/>
         </w:rPr>
-        <w:hyperlink r:id="rId18" w:history="1">
+        <w:hyperlink r:id="rId19" w:history="1">
           <w:r>
             <w:rPr>
               <w:rStyle w:val="Hyperlink"/>
@@ -2157,14 +2078,13 @@
       </w:r>
       <w:r>
         <w:rPr>
-          <w:u w:val="single" w:color="0000ff"/>
           <w:rFonts w:ascii="Charis SIL Regular" w:hAnsi="Charis SIL Regular" w:eastAsia="Charis SIL Regular"/>
           <w:b w:val="0"/>
           <w:i w:val="0"/>
           <w:color w:val="000000"/>
           <w:sz w:val="24"/>
         </w:rPr>
-        <w:hyperlink r:id="rId18" w:history="1">
+        <w:hyperlink r:id="rId19" w:history="1">
           <w:r>
             <w:rPr>
               <w:rStyle w:val="Hyperlink"/>
@@ -4012,7 +3932,7 @@
           <w:sz w:val="24"/>
           <w:u w:val="single"/>
         </w:rPr>
-        <w:hyperlink r:id="rId18" w:history="1">
+        <w:hyperlink r:id="rId19" w:history="1">
           <w:r>
             <w:rPr>
               <w:rStyle w:val="Hyperlink"/>
@@ -4030,7 +3950,7 @@
           <w:sz w:val="24"/>
           <w:u w:val="single"/>
         </w:rPr>
-        <w:hyperlink r:id="rId18" w:history="1">
+        <w:hyperlink r:id="rId19" w:history="1">
           <w:r>
             <w:rPr>
               <w:rStyle w:val="Hyperlink"/>
@@ -4048,7 +3968,7 @@
           <w:sz w:val="24"/>
           <w:u w:val="single"/>
         </w:rPr>
-        <w:hyperlink r:id="rId18" w:history="1">
+        <w:hyperlink r:id="rId19" w:history="1">
           <w:r>
             <w:rPr>
               <w:rStyle w:val="Hyperlink"/>
@@ -4066,7 +3986,7 @@
           <w:sz w:val="24"/>
           <w:u w:val="single"/>
         </w:rPr>
-        <w:hyperlink r:id="rId18" w:history="1">
+        <w:hyperlink r:id="rId19" w:history="1">
           <w:r>
             <w:rPr>
               <w:rStyle w:val="Hyperlink"/>
@@ -4084,7 +4004,7 @@
           <w:sz w:val="24"/>
           <w:u w:val="single"/>
         </w:rPr>
-        <w:hyperlink r:id="rId18" w:history="1">
+        <w:hyperlink r:id="rId19" w:history="1">
           <w:r>
             <w:rPr>
               <w:rStyle w:val="Hyperlink"/>
@@ -4164,7 +4084,7 @@
           <w:sz w:val="24"/>
           <w:u w:val="single"/>
         </w:rPr>
-        <w:hyperlink r:id="rId19" w:history="1">
+        <w:hyperlink r:id="rId18" w:history="1">
           <w:r>
             <w:rPr>
               <w:rStyle w:val="Hyperlink"/>
@@ -4182,7 +4102,7 @@
           <w:sz w:val="24"/>
           <w:u w:val="single"/>
         </w:rPr>
-        <w:hyperlink r:id="rId19" w:history="1">
+        <w:hyperlink r:id="rId18" w:history="1">
           <w:r>
             <w:rPr>
               <w:rStyle w:val="Hyperlink"/>
@@ -4200,7 +4120,7 @@
           <w:sz w:val="24"/>
           <w:u w:val="single"/>
         </w:rPr>
-        <w:hyperlink r:id="rId19" w:history="1">
+        <w:hyperlink r:id="rId18" w:history="1">
           <w:r>
             <w:rPr>
               <w:rStyle w:val="Hyperlink"/>

--- a/EXPORTS/DOCX/published/niveau3/English/KITLV.docx
+++ b/EXPORTS/DOCX/published/niveau3/English/KITLV.docx
@@ -1754,6 +1754,7 @@
           <w:i w:val="0"/>
           <w:color w:val="0000FF"/>
           <w:sz w:val="24"/>
+          <w:u w:val="single"/>
         </w:rPr>
         <w:t>Oral History Archive Indonesia</w:t>
       </w:r>
@@ -1838,7 +1839,7 @@
           <w:sz w:val="24"/>
           <w:u w:val="single"/>
         </w:rPr>
-        <w:hyperlink r:id="rId18" w:history="1">
+        <w:hyperlink r:id="rId17" w:history="1">
           <w:r>
             <w:rPr>
               <w:rStyle w:val="Hyperlink"/>
@@ -1856,7 +1857,7 @@
           <w:sz w:val="24"/>
           <w:u w:val="single"/>
         </w:rPr>
-        <w:hyperlink r:id="rId18" w:history="1">
+        <w:hyperlink r:id="rId17" w:history="1">
           <w:r>
             <w:rPr>
               <w:rStyle w:val="Hyperlink"/>
@@ -1874,7 +1875,7 @@
           <w:sz w:val="24"/>
           <w:u w:val="single"/>
         </w:rPr>
-        <w:hyperlink r:id="rId18" w:history="1">
+        <w:hyperlink r:id="rId17" w:history="1">
           <w:r>
             <w:rPr>
               <w:rStyle w:val="Hyperlink"/>
@@ -2000,6 +2001,7 @@
       </w:r>
       <w:r>
         <w:rPr>
+          <w:u w:val="single" w:color="0000ff"/>
           <w:rFonts w:ascii="Charis SIL Regular" w:hAnsi="Charis SIL Regular" w:eastAsia="Charis SIL Regular"/>
           <w:b w:val="0"/>
           <w:i w:val="0"/>
@@ -2017,6 +2019,7 @@
       </w:r>
       <w:r>
         <w:rPr>
+          <w:u w:val="single" w:color="0000ff"/>
           <w:rFonts w:ascii="Charis SIL Regular" w:hAnsi="Charis SIL Regular" w:eastAsia="Charis SIL Regular"/>
           <w:b w:val="0"/>
           <w:i w:val="0"/>
@@ -2034,6 +2037,7 @@
       </w:r>
       <w:r>
         <w:rPr>
+          <w:u w:val="single" w:color="0000ff"/>
           <w:rFonts w:ascii="Charis SIL Regular" w:hAnsi="Charis SIL Regular" w:eastAsia="Charis SIL Regular"/>
           <w:b w:val="0"/>
           <w:i w:val="0"/>
@@ -2044,6 +2048,7 @@
       </w:r>
       <w:r>
         <w:rPr>
+          <w:u w:val="single" w:color="0000ff"/>
           <w:rFonts w:ascii="Charis SIL Regular" w:hAnsi="Charis SIL Regular" w:eastAsia="Charis SIL Regular"/>
           <w:b w:val="0"/>
           <w:i w:val="0"/>
@@ -2061,6 +2066,7 @@
       </w:r>
       <w:r>
         <w:rPr>
+          <w:u w:val="single" w:color="0000ff"/>
           <w:rFonts w:ascii="Charis SIL Regular" w:hAnsi="Charis SIL Regular" w:eastAsia="Charis SIL Regular"/>
           <w:b w:val="0"/>
           <w:i w:val="0"/>
@@ -2078,6 +2084,7 @@
       </w:r>
       <w:r>
         <w:rPr>
+          <w:u w:val="single" w:color="0000ff"/>
           <w:rFonts w:ascii="Charis SIL Regular" w:hAnsi="Charis SIL Regular" w:eastAsia="Charis SIL Regular"/>
           <w:b w:val="0"/>
           <w:i w:val="0"/>

--- a/EXPORTS/DOCX/published/niveau3/English/KITLV.docx
+++ b/EXPORTS/DOCX/published/niveau3/English/KITLV.docx
@@ -546,14 +546,7 @@
           <w:color w:val="000000"/>
           <w:sz w:val="24"/>
         </w:rPr>
-        <w:hyperlink r:id="rId11" w:history="1">
-          <w:r>
-            <w:rPr>
-              <w:rStyle w:val="Hyperlink"/>
-            </w:rPr>
-            <w:t>s Aard</w:t>
-          </w:r>
-        </w:hyperlink>
+        <w:t>s Aard</w:t>
       </w:r>
       <w:r>
         <w:rPr>
@@ -1358,7 +1351,7 @@
           <w:sz w:val="24"/>
           <w:u w:val="single"/>
         </w:rPr>
-        <w:hyperlink r:id="rId14" w:history="1">
+        <w:hyperlink r:id="rId15" w:history="1">
           <w:r>
             <w:rPr>
               <w:rStyle w:val="Hyperlink"/>
@@ -1376,7 +1369,7 @@
           <w:sz w:val="24"/>
           <w:u w:val="single"/>
         </w:rPr>
-        <w:hyperlink r:id="rId14" w:history="1">
+        <w:hyperlink r:id="rId15" w:history="1">
           <w:r>
             <w:rPr>
               <w:rStyle w:val="Hyperlink"/>
@@ -1394,7 +1387,7 @@
           <w:sz w:val="24"/>
           <w:u w:val="single"/>
         </w:rPr>
-        <w:hyperlink r:id="rId14" w:history="1">
+        <w:hyperlink r:id="rId15" w:history="1">
           <w:r>
             <w:rPr>
               <w:rStyle w:val="Hyperlink"/>
@@ -1423,7 +1416,7 @@
           <w:sz w:val="24"/>
           <w:u w:val="single"/>
         </w:rPr>
-        <w:hyperlink r:id="rId14" w:history="1">
+        <w:hyperlink r:id="rId15" w:history="1">
           <w:r>
             <w:rPr>
               <w:rStyle w:val="Hyperlink"/>
@@ -1756,77 +1749,98 @@
           <w:sz w:val="24"/>
           <w:u w:val="single"/>
         </w:rPr>
-        <w:t>Oral History Archive Indonesia</w:t>
-      </w:r>
-      <w:r>
-        <w:rPr>
-          <w:u w:val="single" w:color="0000ff"/>
-          <w:rFonts w:ascii="Charis SIL Regular" w:hAnsi="Charis SIL Regular" w:eastAsia="Charis SIL Regular"/>
-          <w:b w:val="0"/>
-          <w:i w:val="0"/>
-          <w:color w:val="000000"/>
-          <w:sz w:val="24"/>
-        </w:rPr>
-        <w:hyperlink r:id="rId17" w:history="1">
+        <w:hyperlink r:id="rId18" w:history="1">
           <w:r>
             <w:rPr>
               <w:rStyle w:val="Hyperlink"/>
             </w:rPr>
-            <w:t xml:space="preserve"> (SMG</w:t>
+            <w:t>Oral</w:t>
           </w:r>
         </w:hyperlink>
       </w:r>
       <w:r>
         <w:rPr>
-          <w:u w:val="single" w:color="0000ff"/>
           <w:rFonts w:ascii="Charis SIL Regular" w:hAnsi="Charis SIL Regular" w:eastAsia="Charis SIL Regular"/>
           <w:b w:val="0"/>
           <w:i w:val="0"/>
-          <w:color w:val="000000"/>
-          <w:sz w:val="24"/>
-        </w:rPr>
-        <w:hyperlink r:id="rId17" w:history="1">
+          <w:color w:val="0000FF"/>
+          <w:sz w:val="24"/>
+          <w:u w:val="single"/>
+        </w:rPr>
+        <w:t xml:space="preserve"> </w:t>
+      </w:r>
+      <w:r>
+        <w:rPr>
+          <w:rFonts w:ascii="Charis SIL Regular" w:hAnsi="Charis SIL Regular" w:eastAsia="Charis SIL Regular"/>
+          <w:b w:val="0"/>
+          <w:i w:val="0"/>
+          <w:color w:val="0000FF"/>
+          <w:sz w:val="24"/>
+          <w:u w:val="single"/>
+        </w:rPr>
+        <w:hyperlink r:id="rId18" w:history="1">
           <w:r>
             <w:rPr>
               <w:rStyle w:val="Hyperlink"/>
             </w:rPr>
-            <w:t>I</w:t>
+            <w:t>History</w:t>
           </w:r>
         </w:hyperlink>
       </w:r>
       <w:r>
         <w:rPr>
-          <w:u w:val="single" w:color="0000ff"/>
           <w:rFonts w:ascii="Charis SIL Regular" w:hAnsi="Charis SIL Regular" w:eastAsia="Charis SIL Regular"/>
           <w:b w:val="0"/>
           <w:i w:val="0"/>
-          <w:color w:val="000000"/>
-          <w:sz w:val="24"/>
-        </w:rPr>
-        <w:hyperlink r:id="rId17" w:history="1">
+          <w:color w:val="0000FF"/>
+          <w:sz w:val="24"/>
+          <w:u w:val="single"/>
+        </w:rPr>
+        <w:t xml:space="preserve"> </w:t>
+      </w:r>
+      <w:r>
+        <w:rPr>
+          <w:rFonts w:ascii="Charis SIL Regular" w:hAnsi="Charis SIL Regular" w:eastAsia="Charis SIL Regular"/>
+          <w:b w:val="0"/>
+          <w:i w:val="0"/>
+          <w:color w:val="0000FF"/>
+          <w:sz w:val="24"/>
+          <w:u w:val="single"/>
+        </w:rPr>
+        <w:hyperlink r:id="rId18" w:history="1">
           <w:r>
             <w:rPr>
               <w:rStyle w:val="Hyperlink"/>
             </w:rPr>
-            <w:t>) an</w:t>
+            <w:t>Archive</w:t>
           </w:r>
         </w:hyperlink>
       </w:r>
       <w:r>
         <w:rPr>
-          <w:u w:val="single" w:color="0000ff"/>
           <w:rFonts w:ascii="Charis SIL Regular" w:hAnsi="Charis SIL Regular" w:eastAsia="Charis SIL Regular"/>
           <w:b w:val="0"/>
           <w:i w:val="0"/>
-          <w:color w:val="000000"/>
-          <w:sz w:val="24"/>
-        </w:rPr>
-        <w:hyperlink r:id="rId17" w:history="1">
+          <w:color w:val="0000FF"/>
+          <w:sz w:val="24"/>
+          <w:u w:val="single"/>
+        </w:rPr>
+        <w:t xml:space="preserve"> </w:t>
+      </w:r>
+      <w:r>
+        <w:rPr>
+          <w:rFonts w:ascii="Charis SIL Regular" w:hAnsi="Charis SIL Regular" w:eastAsia="Charis SIL Regular"/>
+          <w:b w:val="0"/>
+          <w:i w:val="0"/>
+          <w:color w:val="0000FF"/>
+          <w:sz w:val="24"/>
+        </w:rPr>
+        <w:hyperlink r:id="rId18" w:history="1">
           <w:r>
             <w:rPr>
               <w:rStyle w:val="Hyperlink"/>
             </w:rPr>
-            <w:t xml:space="preserve">d the </w:t>
+            <w:t>Indonesia</w:t>
           </w:r>
         </w:hyperlink>
       </w:r>
@@ -1835,11 +1849,21 @@
           <w:rFonts w:ascii="Charis SIL Regular" w:hAnsi="Charis SIL Regular" w:eastAsia="Charis SIL Regular"/>
           <w:b w:val="0"/>
           <w:i w:val="0"/>
+          <w:color w:val="000000"/>
+          <w:sz w:val="24"/>
+        </w:rPr>
+        <w:t xml:space="preserve"> (SMGI) and the </w:t>
+      </w:r>
+      <w:r>
+        <w:rPr>
+          <w:rFonts w:ascii="Charis SIL Regular" w:hAnsi="Charis SIL Regular" w:eastAsia="Charis SIL Regular"/>
+          <w:b w:val="0"/>
+          <w:i w:val="0"/>
           <w:color w:val="0000FF"/>
           <w:sz w:val="24"/>
           <w:u w:val="single"/>
         </w:rPr>
-        <w:hyperlink r:id="rId17" w:history="1">
+        <w:hyperlink r:id="rId19" w:history="1">
           <w:r>
             <w:rPr>
               <w:rStyle w:val="Hyperlink"/>
@@ -1857,7 +1881,7 @@
           <w:sz w:val="24"/>
           <w:u w:val="single"/>
         </w:rPr>
-        <w:hyperlink r:id="rId17" w:history="1">
+        <w:hyperlink r:id="rId19" w:history="1">
           <w:r>
             <w:rPr>
               <w:rStyle w:val="Hyperlink"/>
@@ -1875,7 +1899,7 @@
           <w:sz w:val="24"/>
           <w:u w:val="single"/>
         </w:rPr>
-        <w:hyperlink r:id="rId17" w:history="1">
+        <w:hyperlink r:id="rId19" w:history="1">
           <w:r>
             <w:rPr>
               <w:rStyle w:val="Hyperlink"/>
@@ -1904,7 +1928,7 @@
           <w:sz w:val="24"/>
           <w:u w:val="single"/>
         </w:rPr>
-        <w:hyperlink r:id="rId18" w:history="1">
+        <w:hyperlink r:id="rId19" w:history="1">
           <w:r>
             <w:rPr>
               <w:rStyle w:val="Hyperlink"/>
@@ -1933,7 +1957,7 @@
           <w:sz w:val="24"/>
           <w:u w:val="single"/>
         </w:rPr>
-        <w:hyperlink r:id="rId18" w:history="1">
+        <w:hyperlink r:id="rId19" w:history="1">
           <w:r>
             <w:rPr>
               <w:rStyle w:val="Hyperlink"/>
@@ -1951,7 +1975,7 @@
           <w:sz w:val="24"/>
           <w:u w:val="single"/>
         </w:rPr>
-        <w:hyperlink r:id="rId18" w:history="1">
+        <w:hyperlink r:id="rId19" w:history="1">
           <w:r>
             <w:rPr>
               <w:rStyle w:val="Hyperlink"/>
@@ -1980,7 +2004,7 @@
           <w:sz w:val="24"/>
           <w:u w:val="single"/>
         </w:rPr>
-        <w:hyperlink r:id="rId18" w:history="1">
+        <w:hyperlink r:id="rId19" w:history="1">
           <w:r>
             <w:rPr>
               <w:rStyle w:val="Hyperlink"/>
@@ -2001,6 +2025,16 @@
       </w:r>
       <w:r>
         <w:rPr>
+          <w:rFonts w:ascii="Charis SIL Regular" w:hAnsi="Charis SIL Regular" w:eastAsia="Charis SIL Regular"/>
+          <w:b w:val="0"/>
+          <w:i w:val="0"/>
+          <w:color w:val="000000"/>
+          <w:sz w:val="24"/>
+        </w:rPr>
+        <w:t>have</w:t>
+      </w:r>
+      <w:r>
+        <w:rPr>
           <w:u w:val="single" w:color="0000ff"/>
           <w:rFonts w:ascii="Charis SIL Regular" w:hAnsi="Charis SIL Regular" w:eastAsia="Charis SIL Regular"/>
           <w:b w:val="0"/>
@@ -2008,25 +2042,7 @@
           <w:color w:val="000000"/>
           <w:sz w:val="24"/>
         </w:rPr>
-        <w:hyperlink r:id="rId19" w:history="1">
-          <w:r>
-            <w:rPr>
-              <w:rStyle w:val="Hyperlink"/>
-            </w:rPr>
-            <w:t>have</w:t>
-          </w:r>
-        </w:hyperlink>
-      </w:r>
-      <w:r>
-        <w:rPr>
-          <w:u w:val="single" w:color="0000ff"/>
-          <w:rFonts w:ascii="Charis SIL Regular" w:hAnsi="Charis SIL Regular" w:eastAsia="Charis SIL Regular"/>
-          <w:b w:val="0"/>
-          <w:i w:val="0"/>
-          <w:color w:val="000000"/>
-          <w:sz w:val="24"/>
-        </w:rPr>
-        <w:hyperlink r:id="rId19" w:history="1">
+        <w:hyperlink r:id="rId18" w:history="1">
           <w:r>
             <w:rPr>
               <w:rStyle w:val="Hyperlink"/>
@@ -2037,6 +2053,16 @@
       </w:r>
       <w:r>
         <w:rPr>
+          <w:rFonts w:ascii="Charis SIL Regular" w:hAnsi="Charis SIL Regular" w:eastAsia="Charis SIL Regular"/>
+          <w:b w:val="0"/>
+          <w:i w:val="0"/>
+          <w:color w:val="000000"/>
+          <w:sz w:val="24"/>
+        </w:rPr>
+        <w:t>w</w:t>
+      </w:r>
+      <w:r>
+        <w:rPr>
           <w:u w:val="single" w:color="0000ff"/>
           <w:rFonts w:ascii="Charis SIL Regular" w:hAnsi="Charis SIL Regular" w:eastAsia="Charis SIL Regular"/>
           <w:b w:val="0"/>
@@ -2044,18 +2070,7 @@
           <w:color w:val="000000"/>
           <w:sz w:val="24"/>
         </w:rPr>
-        <w:t>w</w:t>
-      </w:r>
-      <w:r>
-        <w:rPr>
-          <w:u w:val="single" w:color="0000ff"/>
-          <w:rFonts w:ascii="Charis SIL Regular" w:hAnsi="Charis SIL Regular" w:eastAsia="Charis SIL Regular"/>
-          <w:b w:val="0"/>
-          <w:i w:val="0"/>
-          <w:color w:val="000000"/>
-          <w:sz w:val="24"/>
-        </w:rPr>
-        <w:hyperlink r:id="rId19" w:history="1">
+        <w:hyperlink r:id="rId18" w:history="1">
           <w:r>
             <w:rPr>
               <w:rStyle w:val="Hyperlink"/>
@@ -2073,7 +2088,7 @@
           <w:color w:val="000000"/>
           <w:sz w:val="24"/>
         </w:rPr>
-        <w:hyperlink r:id="rId19" w:history="1">
+        <w:hyperlink r:id="rId18" w:history="1">
           <w:r>
             <w:rPr>
               <w:rStyle w:val="Hyperlink"/>
@@ -2091,7 +2106,7 @@
           <w:color w:val="000000"/>
           <w:sz w:val="24"/>
         </w:rPr>
-        <w:hyperlink r:id="rId19" w:history="1">
+        <w:hyperlink r:id="rId18" w:history="1">
           <w:r>
             <w:rPr>
               <w:rStyle w:val="Hyperlink"/>
@@ -2379,7 +2394,7 @@
           <w:sz w:val="24"/>
           <w:u w:val="single"/>
         </w:rPr>
-        <w:t>Scientific research in colonised terr</w:t>
+        <w:t>Scientific research in colonised terri</w:t>
       </w:r>
       <w:r>
         <w:rPr>
@@ -2390,7 +2405,7 @@
           <w:sz w:val="24"/>
           <w:u w:val="single"/>
         </w:rPr>
-        <w:t>i</w:t>
+        <w:t>torie</w:t>
       </w:r>
       <w:r>
         <w:rPr>
@@ -2399,9 +2414,8 @@
           <w:i w:val="0"/>
           <w:color w:val="0000FF"/>
           <w:sz w:val="24"/>
-          <w:u w:val="single"/>
-        </w:rPr>
-        <w:t>tories</w:t>
+        </w:rPr>
+        <w:t>s</w:t>
       </w:r>
       <w:r>
         <w:br/>
@@ -3939,7 +3953,7 @@
           <w:sz w:val="24"/>
           <w:u w:val="single"/>
         </w:rPr>
-        <w:hyperlink r:id="rId19" w:history="1">
+        <w:hyperlink r:id="rId18" w:history="1">
           <w:r>
             <w:rPr>
               <w:rStyle w:val="Hyperlink"/>
@@ -3957,7 +3971,7 @@
           <w:sz w:val="24"/>
           <w:u w:val="single"/>
         </w:rPr>
-        <w:hyperlink r:id="rId19" w:history="1">
+        <w:hyperlink r:id="rId18" w:history="1">
           <w:r>
             <w:rPr>
               <w:rStyle w:val="Hyperlink"/>
@@ -3975,7 +3989,7 @@
           <w:sz w:val="24"/>
           <w:u w:val="single"/>
         </w:rPr>
-        <w:hyperlink r:id="rId19" w:history="1">
+        <w:hyperlink r:id="rId18" w:history="1">
           <w:r>
             <w:rPr>
               <w:rStyle w:val="Hyperlink"/>
@@ -3993,7 +4007,7 @@
           <w:sz w:val="24"/>
           <w:u w:val="single"/>
         </w:rPr>
-        <w:hyperlink r:id="rId19" w:history="1">
+        <w:hyperlink r:id="rId18" w:history="1">
           <w:r>
             <w:rPr>
               <w:rStyle w:val="Hyperlink"/>
@@ -4011,7 +4025,7 @@
           <w:sz w:val="24"/>
           <w:u w:val="single"/>
         </w:rPr>
-        <w:hyperlink r:id="rId19" w:history="1">
+        <w:hyperlink r:id="rId18" w:history="1">
           <w:r>
             <w:rPr>
               <w:rStyle w:val="Hyperlink"/>
@@ -4091,7 +4105,7 @@
           <w:sz w:val="24"/>
           <w:u w:val="single"/>
         </w:rPr>
-        <w:hyperlink r:id="rId18" w:history="1">
+        <w:hyperlink r:id="rId19" w:history="1">
           <w:r>
             <w:rPr>
               <w:rStyle w:val="Hyperlink"/>
@@ -4109,7 +4123,7 @@
           <w:sz w:val="24"/>
           <w:u w:val="single"/>
         </w:rPr>
-        <w:hyperlink r:id="rId18" w:history="1">
+        <w:hyperlink r:id="rId19" w:history="1">
           <w:r>
             <w:rPr>
               <w:rStyle w:val="Hyperlink"/>
@@ -4127,7 +4141,7 @@
           <w:sz w:val="24"/>
           <w:u w:val="single"/>
         </w:rPr>
-        <w:hyperlink r:id="rId18" w:history="1">
+        <w:hyperlink r:id="rId19" w:history="1">
           <w:r>
             <w:rPr>
               <w:rStyle w:val="Hyperlink"/>

--- a/EXPORTS/DOCX/published/niveau3/English/KITLV.docx
+++ b/EXPORTS/DOCX/published/niveau3/English/KITLV.docx
@@ -1351,7 +1351,7 @@
           <w:sz w:val="24"/>
           <w:u w:val="single"/>
         </w:rPr>
-        <w:hyperlink r:id="rId15" w:history="1">
+        <w:hyperlink r:id="rId14" w:history="1">
           <w:r>
             <w:rPr>
               <w:rStyle w:val="Hyperlink"/>
@@ -1369,7 +1369,7 @@
           <w:sz w:val="24"/>
           <w:u w:val="single"/>
         </w:rPr>
-        <w:hyperlink r:id="rId15" w:history="1">
+        <w:hyperlink r:id="rId14" w:history="1">
           <w:r>
             <w:rPr>
               <w:rStyle w:val="Hyperlink"/>
@@ -1387,7 +1387,7 @@
           <w:sz w:val="24"/>
           <w:u w:val="single"/>
         </w:rPr>
-        <w:hyperlink r:id="rId15" w:history="1">
+        <w:hyperlink r:id="rId14" w:history="1">
           <w:r>
             <w:rPr>
               <w:rStyle w:val="Hyperlink"/>
@@ -1416,7 +1416,7 @@
           <w:sz w:val="24"/>
           <w:u w:val="single"/>
         </w:rPr>
-        <w:hyperlink r:id="rId15" w:history="1">
+        <w:hyperlink r:id="rId14" w:history="1">
           <w:r>
             <w:rPr>
               <w:rStyle w:val="Hyperlink"/>
@@ -1749,12 +1749,33 @@
           <w:sz w:val="24"/>
           <w:u w:val="single"/>
         </w:rPr>
-        <w:hyperlink r:id="rId18" w:history="1">
+        <w:t>Oral History Archive Indonesia</w:t>
+      </w:r>
+      <w:r>
+        <w:rPr>
+          <w:rFonts w:ascii="Charis SIL Regular" w:hAnsi="Charis SIL Regular" w:eastAsia="Charis SIL Regular"/>
+          <w:b w:val="0"/>
+          <w:i w:val="0"/>
+          <w:color w:val="000000"/>
+          <w:sz w:val="24"/>
+        </w:rPr>
+        <w:t xml:space="preserve"> (SMGI) an</w:t>
+      </w:r>
+      <w:r>
+        <w:rPr>
+          <w:u w:val="single" w:color="0000ff"/>
+          <w:rFonts w:ascii="Charis SIL Regular" w:hAnsi="Charis SIL Regular" w:eastAsia="Charis SIL Regular"/>
+          <w:b w:val="0"/>
+          <w:i w:val="0"/>
+          <w:color w:val="000000"/>
+          <w:sz w:val="24"/>
+        </w:rPr>
+        <w:hyperlink r:id="rId17" w:history="1">
           <w:r>
             <w:rPr>
               <w:rStyle w:val="Hyperlink"/>
             </w:rPr>
-            <w:t>Oral</w:t>
+            <w:t xml:space="preserve">d the </w:t>
           </w:r>
         </w:hyperlink>
       </w:r>
@@ -1767,103 +1788,7 @@
           <w:sz w:val="24"/>
           <w:u w:val="single"/>
         </w:rPr>
-        <w:t xml:space="preserve"> </w:t>
-      </w:r>
-      <w:r>
-        <w:rPr>
-          <w:rFonts w:ascii="Charis SIL Regular" w:hAnsi="Charis SIL Regular" w:eastAsia="Charis SIL Regular"/>
-          <w:b w:val="0"/>
-          <w:i w:val="0"/>
-          <w:color w:val="0000FF"/>
-          <w:sz w:val="24"/>
-          <w:u w:val="single"/>
-        </w:rPr>
-        <w:hyperlink r:id="rId18" w:history="1">
-          <w:r>
-            <w:rPr>
-              <w:rStyle w:val="Hyperlink"/>
-            </w:rPr>
-            <w:t>History</w:t>
-          </w:r>
-        </w:hyperlink>
-      </w:r>
-      <w:r>
-        <w:rPr>
-          <w:rFonts w:ascii="Charis SIL Regular" w:hAnsi="Charis SIL Regular" w:eastAsia="Charis SIL Regular"/>
-          <w:b w:val="0"/>
-          <w:i w:val="0"/>
-          <w:color w:val="0000FF"/>
-          <w:sz w:val="24"/>
-          <w:u w:val="single"/>
-        </w:rPr>
-        <w:t xml:space="preserve"> </w:t>
-      </w:r>
-      <w:r>
-        <w:rPr>
-          <w:rFonts w:ascii="Charis SIL Regular" w:hAnsi="Charis SIL Regular" w:eastAsia="Charis SIL Regular"/>
-          <w:b w:val="0"/>
-          <w:i w:val="0"/>
-          <w:color w:val="0000FF"/>
-          <w:sz w:val="24"/>
-          <w:u w:val="single"/>
-        </w:rPr>
-        <w:hyperlink r:id="rId18" w:history="1">
-          <w:r>
-            <w:rPr>
-              <w:rStyle w:val="Hyperlink"/>
-            </w:rPr>
-            <w:t>Archive</w:t>
-          </w:r>
-        </w:hyperlink>
-      </w:r>
-      <w:r>
-        <w:rPr>
-          <w:rFonts w:ascii="Charis SIL Regular" w:hAnsi="Charis SIL Regular" w:eastAsia="Charis SIL Regular"/>
-          <w:b w:val="0"/>
-          <w:i w:val="0"/>
-          <w:color w:val="0000FF"/>
-          <w:sz w:val="24"/>
-          <w:u w:val="single"/>
-        </w:rPr>
-        <w:t xml:space="preserve"> </w:t>
-      </w:r>
-      <w:r>
-        <w:rPr>
-          <w:rFonts w:ascii="Charis SIL Regular" w:hAnsi="Charis SIL Regular" w:eastAsia="Charis SIL Regular"/>
-          <w:b w:val="0"/>
-          <w:i w:val="0"/>
-          <w:color w:val="0000FF"/>
-          <w:sz w:val="24"/>
-        </w:rPr>
-        <w:hyperlink r:id="rId18" w:history="1">
-          <w:r>
-            <w:rPr>
-              <w:rStyle w:val="Hyperlink"/>
-            </w:rPr>
-            <w:t>Indonesia</w:t>
-          </w:r>
-        </w:hyperlink>
-      </w:r>
-      <w:r>
-        <w:rPr>
-          <w:rFonts w:ascii="Charis SIL Regular" w:hAnsi="Charis SIL Regular" w:eastAsia="Charis SIL Regular"/>
-          <w:b w:val="0"/>
-          <w:i w:val="0"/>
-          <w:color w:val="000000"/>
-          <w:sz w:val="24"/>
-        </w:rPr>
-        <w:t xml:space="preserve"> (SMGI) and the </w:t>
-      </w:r>
-      <w:r>
-        <w:rPr>
-          <w:rFonts w:ascii="Charis SIL Regular" w:hAnsi="Charis SIL Regular" w:eastAsia="Charis SIL Regular"/>
-          <w:b w:val="0"/>
-          <w:i w:val="0"/>
-          <w:color w:val="0000FF"/>
-          <w:sz w:val="24"/>
-          <w:u w:val="single"/>
-        </w:rPr>
-        <w:hyperlink r:id="rId19" w:history="1">
+        <w:hyperlink r:id="rId17" w:history="1">
           <w:r>
             <w:rPr>
               <w:rStyle w:val="Hyperlink"/>
@@ -1881,7 +1806,7 @@
           <w:sz w:val="24"/>
           <w:u w:val="single"/>
         </w:rPr>
-        <w:hyperlink r:id="rId19" w:history="1">
+        <w:hyperlink r:id="rId17" w:history="1">
           <w:r>
             <w:rPr>
               <w:rStyle w:val="Hyperlink"/>
@@ -1899,7 +1824,7 @@
           <w:sz w:val="24"/>
           <w:u w:val="single"/>
         </w:rPr>
-        <w:hyperlink r:id="rId19" w:history="1">
+        <w:hyperlink r:id="rId17" w:history="1">
           <w:r>
             <w:rPr>
               <w:rStyle w:val="Hyperlink"/>
@@ -1928,7 +1853,7 @@
           <w:sz w:val="24"/>
           <w:u w:val="single"/>
         </w:rPr>
-        <w:hyperlink r:id="rId19" w:history="1">
+        <w:hyperlink r:id="rId17" w:history="1">
           <w:r>
             <w:rPr>
               <w:rStyle w:val="Hyperlink"/>
@@ -1957,7 +1882,7 @@
           <w:sz w:val="24"/>
           <w:u w:val="single"/>
         </w:rPr>
-        <w:hyperlink r:id="rId19" w:history="1">
+        <w:hyperlink r:id="rId18" w:history="1">
           <w:r>
             <w:rPr>
               <w:rStyle w:val="Hyperlink"/>
@@ -1975,7 +1900,7 @@
           <w:sz w:val="24"/>
           <w:u w:val="single"/>
         </w:rPr>
-        <w:hyperlink r:id="rId19" w:history="1">
+        <w:hyperlink r:id="rId18" w:history="1">
           <w:r>
             <w:rPr>
               <w:rStyle w:val="Hyperlink"/>
@@ -2004,7 +1929,7 @@
           <w:sz w:val="24"/>
           <w:u w:val="single"/>
         </w:rPr>
-        <w:hyperlink r:id="rId19" w:history="1">
+        <w:hyperlink r:id="rId18" w:history="1">
           <w:r>
             <w:rPr>
               <w:rStyle w:val="Hyperlink"/>
@@ -2025,13 +1950,21 @@
       </w:r>
       <w:r>
         <w:rPr>
+          <w:u w:val="single" w:color="0000ff"/>
           <w:rFonts w:ascii="Charis SIL Regular" w:hAnsi="Charis SIL Regular" w:eastAsia="Charis SIL Regular"/>
           <w:b w:val="0"/>
           <w:i w:val="0"/>
           <w:color w:val="000000"/>
           <w:sz w:val="24"/>
         </w:rPr>
-        <w:t>have</w:t>
+        <w:hyperlink r:id="rId19" w:history="1">
+          <w:r>
+            <w:rPr>
+              <w:rStyle w:val="Hyperlink"/>
+            </w:rPr>
+            <w:t>have</w:t>
+          </w:r>
+        </w:hyperlink>
       </w:r>
       <w:r>
         <w:rPr>
@@ -2042,7 +1975,7 @@
           <w:color w:val="000000"/>
           <w:sz w:val="24"/>
         </w:rPr>
-        <w:hyperlink r:id="rId18" w:history="1">
+        <w:hyperlink r:id="rId19" w:history="1">
           <w:r>
             <w:rPr>
               <w:rStyle w:val="Hyperlink"/>
@@ -2053,6 +1986,7 @@
       </w:r>
       <w:r>
         <w:rPr>
+          <w:u w:val="single" w:color="0000ff"/>
           <w:rFonts w:ascii="Charis SIL Regular" w:hAnsi="Charis SIL Regular" w:eastAsia="Charis SIL Regular"/>
           <w:b w:val="0"/>
           <w:i w:val="0"/>
@@ -2070,7 +2004,7 @@
           <w:color w:val="000000"/>
           <w:sz w:val="24"/>
         </w:rPr>
-        <w:hyperlink r:id="rId18" w:history="1">
+        <w:hyperlink r:id="rId19" w:history="1">
           <w:r>
             <w:rPr>
               <w:rStyle w:val="Hyperlink"/>
@@ -2088,7 +2022,7 @@
           <w:color w:val="000000"/>
           <w:sz w:val="24"/>
         </w:rPr>
-        <w:hyperlink r:id="rId18" w:history="1">
+        <w:hyperlink r:id="rId19" w:history="1">
           <w:r>
             <w:rPr>
               <w:rStyle w:val="Hyperlink"/>
@@ -2106,7 +2040,7 @@
           <w:color w:val="000000"/>
           <w:sz w:val="24"/>
         </w:rPr>
-        <w:hyperlink r:id="rId18" w:history="1">
+        <w:hyperlink r:id="rId19" w:history="1">
           <w:r>
             <w:rPr>
               <w:rStyle w:val="Hyperlink"/>
@@ -2394,7 +2328,7 @@
           <w:sz w:val="24"/>
           <w:u w:val="single"/>
         </w:rPr>
-        <w:t>Scientific research in colonised terri</w:t>
+        <w:t>Scientific research in colonised terr</w:t>
       </w:r>
       <w:r>
         <w:rPr>
@@ -2405,7 +2339,7 @@
           <w:sz w:val="24"/>
           <w:u w:val="single"/>
         </w:rPr>
-        <w:t>torie</w:t>
+        <w:t>i</w:t>
       </w:r>
       <w:r>
         <w:rPr>
@@ -2414,8 +2348,9 @@
           <w:i w:val="0"/>
           <w:color w:val="0000FF"/>
           <w:sz w:val="24"/>
-        </w:rPr>
-        <w:t>s</w:t>
+          <w:u w:val="single"/>
+        </w:rPr>
+        <w:t>tories</w:t>
       </w:r>
       <w:r>
         <w:br/>
@@ -3953,7 +3888,7 @@
           <w:sz w:val="24"/>
           <w:u w:val="single"/>
         </w:rPr>
-        <w:hyperlink r:id="rId18" w:history="1">
+        <w:hyperlink r:id="rId19" w:history="1">
           <w:r>
             <w:rPr>
               <w:rStyle w:val="Hyperlink"/>
@@ -3971,7 +3906,7 @@
           <w:sz w:val="24"/>
           <w:u w:val="single"/>
         </w:rPr>
-        <w:hyperlink r:id="rId18" w:history="1">
+        <w:hyperlink r:id="rId19" w:history="1">
           <w:r>
             <w:rPr>
               <w:rStyle w:val="Hyperlink"/>
@@ -3989,7 +3924,7 @@
           <w:sz w:val="24"/>
           <w:u w:val="single"/>
         </w:rPr>
-        <w:hyperlink r:id="rId18" w:history="1">
+        <w:hyperlink r:id="rId19" w:history="1">
           <w:r>
             <w:rPr>
               <w:rStyle w:val="Hyperlink"/>
@@ -4007,7 +3942,7 @@
           <w:sz w:val="24"/>
           <w:u w:val="single"/>
         </w:rPr>
-        <w:hyperlink r:id="rId18" w:history="1">
+        <w:hyperlink r:id="rId19" w:history="1">
           <w:r>
             <w:rPr>
               <w:rStyle w:val="Hyperlink"/>
@@ -4025,7 +3960,7 @@
           <w:sz w:val="24"/>
           <w:u w:val="single"/>
         </w:rPr>
-        <w:hyperlink r:id="rId18" w:history="1">
+        <w:hyperlink r:id="rId19" w:history="1">
           <w:r>
             <w:rPr>
               <w:rStyle w:val="Hyperlink"/>
@@ -4105,7 +4040,7 @@
           <w:sz w:val="24"/>
           <w:u w:val="single"/>
         </w:rPr>
-        <w:hyperlink r:id="rId19" w:history="1">
+        <w:hyperlink r:id="rId18" w:history="1">
           <w:r>
             <w:rPr>
               <w:rStyle w:val="Hyperlink"/>
@@ -4123,7 +4058,7 @@
           <w:sz w:val="24"/>
           <w:u w:val="single"/>
         </w:rPr>
-        <w:hyperlink r:id="rId19" w:history="1">
+        <w:hyperlink r:id="rId18" w:history="1">
           <w:r>
             <w:rPr>
               <w:rStyle w:val="Hyperlink"/>
@@ -4141,7 +4076,7 @@
           <w:sz w:val="24"/>
           <w:u w:val="single"/>
         </w:rPr>
-        <w:hyperlink r:id="rId19" w:history="1">
+        <w:hyperlink r:id="rId18" w:history="1">
           <w:r>
             <w:rPr>
               <w:rStyle w:val="Hyperlink"/>

--- a/EXPORTS/DOCX/published/niveau3/English/KITLV.docx
+++ b/EXPORTS/DOCX/published/niveau3/English/KITLV.docx
@@ -378,175 +378,7 @@
           <w:color w:val="000000"/>
           <w:sz w:val="24"/>
         </w:rPr>
-        <w:t>studies, or geograph</w:t>
-      </w:r>
-      <w:r>
-        <w:rPr>
-          <w:u w:val="single" w:color="0000ff"/>
-          <w:rFonts w:ascii="Charis SIL Regular" w:hAnsi="Charis SIL Regular" w:eastAsia="Charis SIL Regular"/>
-          <w:b w:val="0"/>
-          <w:i w:val="0"/>
-          <w:color w:val="000000"/>
-          <w:sz w:val="24"/>
-        </w:rPr>
-        <w:hyperlink r:id="rId9" w:history="1">
-          <w:r>
-            <w:rPr>
-              <w:rStyle w:val="Hyperlink"/>
-            </w:rPr>
-            <w:t>y, w</w:t>
-          </w:r>
-        </w:hyperlink>
-      </w:r>
-      <w:r>
-        <w:rPr>
-          <w:u w:val="single" w:color="0000ff"/>
-          <w:rFonts w:ascii="Charis SIL Regular" w:hAnsi="Charis SIL Regular" w:eastAsia="Charis SIL Regular"/>
-          <w:b w:val="0"/>
-          <w:i w:val="0"/>
-          <w:color w:val="000000"/>
-          <w:sz w:val="24"/>
-        </w:rPr>
-        <w:hyperlink r:id="rId9" w:history="1">
-          <w:r>
-            <w:rPr>
-              <w:rStyle w:val="Hyperlink"/>
-            </w:rPr>
-            <w:t>a</w:t>
-          </w:r>
-        </w:hyperlink>
-      </w:r>
-      <w:r>
-        <w:rPr>
-          <w:u w:val="single" w:color="0000ff"/>
-          <w:rFonts w:ascii="Charis SIL Regular" w:hAnsi="Charis SIL Regular" w:eastAsia="Charis SIL Regular"/>
-          <w:b w:val="0"/>
-          <w:i w:val="0"/>
-          <w:color w:val="000000"/>
-          <w:sz w:val="24"/>
-        </w:rPr>
-        <w:hyperlink r:id="rId9" w:history="1">
-          <w:r>
-            <w:rPr>
-              <w:rStyle w:val="Hyperlink"/>
-            </w:rPr>
-            <w:t xml:space="preserve">s left to </w:t>
-          </w:r>
-        </w:hyperlink>
-      </w:r>
-      <w:r>
-        <w:rPr>
-          <w:u w:val="single" w:color="0000ff"/>
-          <w:rFonts w:ascii="Charis SIL Regular" w:hAnsi="Charis SIL Regular" w:eastAsia="Charis SIL Regular"/>
-          <w:b w:val="0"/>
-          <w:i w:val="0"/>
-          <w:color w:val="000000"/>
-          <w:sz w:val="24"/>
-        </w:rPr>
-        <w:t>t</w:t>
-      </w:r>
-      <w:r>
-        <w:rPr>
-          <w:u w:val="single" w:color="0000ff"/>
-          <w:rFonts w:ascii="Charis SIL Regular" w:hAnsi="Charis SIL Regular" w:eastAsia="Charis SIL Regular"/>
-          <w:b w:val="0"/>
-          <w:i w:val="0"/>
-          <w:color w:val="000000"/>
-          <w:sz w:val="24"/>
-        </w:rPr>
-        <w:hyperlink r:id="rId9" w:history="1">
-          <w:r>
-            <w:rPr>
-              <w:rStyle w:val="Hyperlink"/>
-            </w:rPr>
-            <w:t>he Ko</w:t>
-          </w:r>
-        </w:hyperlink>
-      </w:r>
-      <w:r>
-        <w:rPr>
-          <w:rFonts w:ascii="Charis SIL Regular" w:hAnsi="Charis SIL Regular" w:eastAsia="Charis SIL Regular"/>
-          <w:b w:val="0"/>
-          <w:i w:val="0"/>
-          <w:color w:val="000000"/>
-          <w:sz w:val="24"/>
-        </w:rPr>
-        <w:t>n</w:t>
-      </w:r>
-      <w:r>
-        <w:rPr>
-          <w:u w:val="single" w:color="0000ff"/>
-          <w:rFonts w:ascii="Charis SIL Regular" w:hAnsi="Charis SIL Regular" w:eastAsia="Charis SIL Regular"/>
-          <w:b w:val="0"/>
-          <w:i w:val="0"/>
-          <w:color w:val="000000"/>
-          <w:sz w:val="24"/>
-        </w:rPr>
-        <w:hyperlink r:id="rId10" w:history="1">
-          <w:r>
-            <w:rPr>
-              <w:rStyle w:val="Hyperlink"/>
-            </w:rPr>
-            <w:t>inkli</w:t>
-          </w:r>
-        </w:hyperlink>
-      </w:r>
-      <w:r>
-        <w:rPr>
-          <w:u w:val="single" w:color="0000ff"/>
-          <w:rFonts w:ascii="Charis SIL Regular" w:hAnsi="Charis SIL Regular" w:eastAsia="Charis SIL Regular"/>
-          <w:b w:val="0"/>
-          <w:i w:val="0"/>
-          <w:color w:val="000000"/>
-          <w:sz w:val="24"/>
-        </w:rPr>
-        <w:hyperlink r:id="rId10" w:history="1">
-          <w:r>
-            <w:rPr>
-              <w:rStyle w:val="Hyperlink"/>
-            </w:rPr>
-            <w:t>j</w:t>
-          </w:r>
-        </w:hyperlink>
-      </w:r>
-      <w:r>
-        <w:rPr>
-          <w:u w:val="single" w:color="0000ff"/>
-          <w:rFonts w:ascii="Charis SIL Regular" w:hAnsi="Charis SIL Regular" w:eastAsia="Charis SIL Regular"/>
-          <w:b w:val="0"/>
-          <w:i w:val="0"/>
-          <w:color w:val="000000"/>
-          <w:sz w:val="24"/>
-        </w:rPr>
-        <w:hyperlink r:id="rId10" w:history="1">
-          <w:r>
-            <w:rPr>
-              <w:rStyle w:val="Hyperlink"/>
-            </w:rPr>
-            <w:t>k Nede</w:t>
-          </w:r>
-        </w:hyperlink>
-      </w:r>
-      <w:r>
-        <w:rPr>
-          <w:rFonts w:ascii="Charis SIL Regular" w:hAnsi="Charis SIL Regular" w:eastAsia="Charis SIL Regular"/>
-          <w:b w:val="0"/>
-          <w:i w:val="0"/>
-          <w:color w:val="000000"/>
-          <w:sz w:val="24"/>
-        </w:rPr>
-        <w:t>rland</w:t>
-      </w:r>
-      <w:r>
-        <w:rPr>
-          <w:u w:val="single" w:color="0000ff"/>
-          <w:rFonts w:ascii="Charis SIL Regular" w:hAnsi="Charis SIL Regular" w:eastAsia="Charis SIL Regular"/>
-          <w:b w:val="0"/>
-          <w:i w:val="0"/>
-          <w:color w:val="000000"/>
-          <w:sz w:val="24"/>
-        </w:rPr>
-        <w:t>s Aard</w:t>
+        <w:t>studies, or geography, was left to the Koninklijk Nederlands Aard</w:t>
       </w:r>
       <w:r>
         <w:rPr>
@@ -1351,7 +1183,7 @@
           <w:sz w:val="24"/>
           <w:u w:val="single"/>
         </w:rPr>
-        <w:hyperlink r:id="rId14" w:history="1">
+        <w:hyperlink r:id="rId15" w:history="1">
           <w:r>
             <w:rPr>
               <w:rStyle w:val="Hyperlink"/>
@@ -1548,82 +1380,7 @@
           <w:color w:val="000000"/>
           <w:sz w:val="24"/>
         </w:rPr>
-        <w:t>This also a</w:t>
-      </w:r>
-      <w:r>
-        <w:rPr>
-          <w:u w:val="single" w:color="0000ff"/>
-          <w:rFonts w:ascii="Charis SIL Regular" w:hAnsi="Charis SIL Regular" w:eastAsia="Charis SIL Regular"/>
-          <w:b w:val="0"/>
-          <w:i w:val="0"/>
-          <w:color w:val="000000"/>
-          <w:sz w:val="24"/>
-        </w:rPr>
-        <w:t>p</w:t>
-      </w:r>
-      <w:r>
-        <w:rPr>
-          <w:u w:val="single" w:color="0000ff"/>
-          <w:rFonts w:ascii="Charis SIL Regular" w:hAnsi="Charis SIL Regular" w:eastAsia="Charis SIL Regular"/>
-          <w:b w:val="0"/>
-          <w:i w:val="0"/>
-          <w:color w:val="000000"/>
-          <w:sz w:val="24"/>
-        </w:rPr>
-        <w:hyperlink r:id="rId16" w:history="1">
-          <w:r>
-            <w:rPr>
-              <w:rStyle w:val="Hyperlink"/>
-            </w:rPr>
-            <w:t>plie</w:t>
-          </w:r>
-        </w:hyperlink>
-      </w:r>
-      <w:r>
-        <w:rPr>
-          <w:u w:val="single" w:color="0000ff"/>
-          <w:rFonts w:ascii="Charis SIL Regular" w:hAnsi="Charis SIL Regular" w:eastAsia="Charis SIL Regular"/>
-          <w:b w:val="0"/>
-          <w:i w:val="0"/>
-          <w:color w:val="000000"/>
-          <w:sz w:val="24"/>
-        </w:rPr>
-        <w:hyperlink r:id="rId16" w:history="1">
-          <w:r>
-            <w:rPr>
-              <w:rStyle w:val="Hyperlink"/>
-            </w:rPr>
-            <w:t>s</w:t>
-          </w:r>
-        </w:hyperlink>
-      </w:r>
-      <w:r>
-        <w:rPr>
-          <w:u w:val="single" w:color="0000ff"/>
-          <w:rFonts w:ascii="Charis SIL Regular" w:hAnsi="Charis SIL Regular" w:eastAsia="Charis SIL Regular"/>
-          <w:b w:val="0"/>
-          <w:i w:val="0"/>
-          <w:color w:val="000000"/>
-          <w:sz w:val="24"/>
-        </w:rPr>
-        <w:hyperlink r:id="rId16" w:history="1">
-          <w:r>
-            <w:rPr>
-              <w:rStyle w:val="Hyperlink"/>
-            </w:rPr>
-            <w:t xml:space="preserve"> to the KI</w:t>
-          </w:r>
-        </w:hyperlink>
-      </w:r>
-      <w:r>
-        <w:rPr>
-          <w:rFonts w:ascii="Charis SIL Regular" w:hAnsi="Charis SIL Regular" w:eastAsia="Charis SIL Regular"/>
-          <w:b w:val="0"/>
-          <w:i w:val="0"/>
-          <w:color w:val="000000"/>
-          <w:sz w:val="24"/>
-        </w:rPr>
-        <w:t xml:space="preserve">TLV </w:t>
+        <w:t xml:space="preserve">This also applies to the KITLV </w:t>
       </w:r>
       <w:r>
         <w:rPr>
@@ -1749,33 +1506,12 @@
           <w:sz w:val="24"/>
           <w:u w:val="single"/>
         </w:rPr>
-        <w:t>Oral History Archive Indonesia</w:t>
-      </w:r>
-      <w:r>
-        <w:rPr>
-          <w:rFonts w:ascii="Charis SIL Regular" w:hAnsi="Charis SIL Regular" w:eastAsia="Charis SIL Regular"/>
-          <w:b w:val="0"/>
-          <w:i w:val="0"/>
-          <w:color w:val="000000"/>
-          <w:sz w:val="24"/>
-        </w:rPr>
-        <w:t xml:space="preserve"> (SMGI) an</w:t>
-      </w:r>
-      <w:r>
-        <w:rPr>
-          <w:u w:val="single" w:color="0000ff"/>
-          <w:rFonts w:ascii="Charis SIL Regular" w:hAnsi="Charis SIL Regular" w:eastAsia="Charis SIL Regular"/>
-          <w:b w:val="0"/>
-          <w:i w:val="0"/>
-          <w:color w:val="000000"/>
-          <w:sz w:val="24"/>
-        </w:rPr>
-        <w:hyperlink r:id="rId17" w:history="1">
+        <w:hyperlink r:id="rId18" w:history="1">
           <w:r>
             <w:rPr>
               <w:rStyle w:val="Hyperlink"/>
             </w:rPr>
-            <w:t xml:space="preserve">d the </w:t>
+            <w:t>Oral</w:t>
           </w:r>
         </w:hyperlink>
       </w:r>
@@ -1788,7 +1524,58 @@
           <w:sz w:val="24"/>
           <w:u w:val="single"/>
         </w:rPr>
-        <w:hyperlink r:id="rId17" w:history="1">
+        <w:t xml:space="preserve"> </w:t>
+      </w:r>
+      <w:r>
+        <w:rPr>
+          <w:rFonts w:ascii="Charis SIL Regular" w:hAnsi="Charis SIL Regular" w:eastAsia="Charis SIL Regular"/>
+          <w:b w:val="0"/>
+          <w:i w:val="0"/>
+          <w:color w:val="0000FF"/>
+          <w:sz w:val="24"/>
+          <w:u w:val="single"/>
+        </w:rPr>
+        <w:hyperlink r:id="rId18" w:history="1">
+          <w:r>
+            <w:rPr>
+              <w:rStyle w:val="Hyperlink"/>
+            </w:rPr>
+            <w:t>History</w:t>
+          </w:r>
+        </w:hyperlink>
+      </w:r>
+      <w:r>
+        <w:rPr>
+          <w:rFonts w:ascii="Charis SIL Regular" w:hAnsi="Charis SIL Regular" w:eastAsia="Charis SIL Regular"/>
+          <w:b w:val="0"/>
+          <w:i w:val="0"/>
+          <w:color w:val="0000FF"/>
+          <w:sz w:val="24"/>
+          <w:u w:val="single"/>
+        </w:rPr>
+        <w:t xml:space="preserve"> Archive Indonesia</w:t>
+      </w:r>
+      <w:r>
+        <w:rPr>
+          <w:u w:val="single" w:color="0000ff"/>
+          <w:rFonts w:ascii="Charis SIL Regular" w:hAnsi="Charis SIL Regular" w:eastAsia="Charis SIL Regular"/>
+          <w:b w:val="0"/>
+          <w:i w:val="0"/>
+          <w:color w:val="000000"/>
+          <w:sz w:val="24"/>
+        </w:rPr>
+        <w:t xml:space="preserve"> (SMGI) and the </w:t>
+      </w:r>
+      <w:r>
+        <w:rPr>
+          <w:rFonts w:ascii="Charis SIL Regular" w:hAnsi="Charis SIL Regular" w:eastAsia="Charis SIL Regular"/>
+          <w:b w:val="0"/>
+          <w:i w:val="0"/>
+          <w:color w:val="0000FF"/>
+          <w:sz w:val="24"/>
+          <w:u w:val="single"/>
+        </w:rPr>
+        <w:hyperlink r:id="rId19" w:history="1">
           <w:r>
             <w:rPr>
               <w:rStyle w:val="Hyperlink"/>
@@ -1806,7 +1593,7 @@
           <w:sz w:val="24"/>
           <w:u w:val="single"/>
         </w:rPr>
-        <w:hyperlink r:id="rId17" w:history="1">
+        <w:hyperlink r:id="rId19" w:history="1">
           <w:r>
             <w:rPr>
               <w:rStyle w:val="Hyperlink"/>
@@ -1882,7 +1669,7 @@
           <w:sz w:val="24"/>
           <w:u w:val="single"/>
         </w:rPr>
-        <w:hyperlink r:id="rId18" w:history="1">
+        <w:hyperlink r:id="rId17" w:history="1">
           <w:r>
             <w:rPr>
               <w:rStyle w:val="Hyperlink"/>
@@ -1900,7 +1687,7 @@
           <w:sz w:val="24"/>
           <w:u w:val="single"/>
         </w:rPr>
-        <w:hyperlink r:id="rId18" w:history="1">
+        <w:hyperlink r:id="rId19" w:history="1">
           <w:r>
             <w:rPr>
               <w:rStyle w:val="Hyperlink"/>
@@ -1929,7 +1716,7 @@
           <w:sz w:val="24"/>
           <w:u w:val="single"/>
         </w:rPr>
-        <w:hyperlink r:id="rId18" w:history="1">
+        <w:hyperlink r:id="rId19" w:history="1">
           <w:r>
             <w:rPr>
               <w:rStyle w:val="Hyperlink"/>
@@ -1957,7 +1744,7 @@
           <w:color w:val="000000"/>
           <w:sz w:val="24"/>
         </w:rPr>
-        <w:hyperlink r:id="rId19" w:history="1">
+        <w:hyperlink r:id="rId18" w:history="1">
           <w:r>
             <w:rPr>
               <w:rStyle w:val="Hyperlink"/>
@@ -1975,7 +1762,7 @@
           <w:color w:val="000000"/>
           <w:sz w:val="24"/>
         </w:rPr>
-        <w:hyperlink r:id="rId19" w:history="1">
+        <w:hyperlink r:id="rId18" w:history="1">
           <w:r>
             <w:rPr>
               <w:rStyle w:val="Hyperlink"/>
@@ -2004,7 +1791,7 @@
           <w:color w:val="000000"/>
           <w:sz w:val="24"/>
         </w:rPr>
-        <w:hyperlink r:id="rId19" w:history="1">
+        <w:hyperlink r:id="rId18" w:history="1">
           <w:r>
             <w:rPr>
               <w:rStyle w:val="Hyperlink"/>
@@ -2022,7 +1809,7 @@
           <w:color w:val="000000"/>
           <w:sz w:val="24"/>
         </w:rPr>
-        <w:hyperlink r:id="rId19" w:history="1">
+        <w:hyperlink r:id="rId18" w:history="1">
           <w:r>
             <w:rPr>
               <w:rStyle w:val="Hyperlink"/>
@@ -2040,7 +1827,7 @@
           <w:color w:val="000000"/>
           <w:sz w:val="24"/>
         </w:rPr>
-        <w:hyperlink r:id="rId19" w:history="1">
+        <w:hyperlink r:id="rId18" w:history="1">
           <w:r>
             <w:rPr>
               <w:rStyle w:val="Hyperlink"/>
@@ -3888,7 +3675,7 @@
           <w:sz w:val="24"/>
           <w:u w:val="single"/>
         </w:rPr>
-        <w:hyperlink r:id="rId19" w:history="1">
+        <w:hyperlink r:id="rId18" w:history="1">
           <w:r>
             <w:rPr>
               <w:rStyle w:val="Hyperlink"/>
@@ -3906,7 +3693,7 @@
           <w:sz w:val="24"/>
           <w:u w:val="single"/>
         </w:rPr>
-        <w:hyperlink r:id="rId19" w:history="1">
+        <w:hyperlink r:id="rId18" w:history="1">
           <w:r>
             <w:rPr>
               <w:rStyle w:val="Hyperlink"/>
@@ -3924,7 +3711,7 @@
           <w:sz w:val="24"/>
           <w:u w:val="single"/>
         </w:rPr>
-        <w:hyperlink r:id="rId19" w:history="1">
+        <w:hyperlink r:id="rId18" w:history="1">
           <w:r>
             <w:rPr>
               <w:rStyle w:val="Hyperlink"/>
@@ -3942,7 +3729,7 @@
           <w:sz w:val="24"/>
           <w:u w:val="single"/>
         </w:rPr>
-        <w:hyperlink r:id="rId19" w:history="1">
+        <w:hyperlink r:id="rId18" w:history="1">
           <w:r>
             <w:rPr>
               <w:rStyle w:val="Hyperlink"/>
@@ -3960,7 +3747,7 @@
           <w:sz w:val="24"/>
           <w:u w:val="single"/>
         </w:rPr>
-        <w:hyperlink r:id="rId19" w:history="1">
+        <w:hyperlink r:id="rId18" w:history="1">
           <w:r>
             <w:rPr>
               <w:rStyle w:val="Hyperlink"/>
@@ -4040,7 +3827,7 @@
           <w:sz w:val="24"/>
           <w:u w:val="single"/>
         </w:rPr>
-        <w:hyperlink r:id="rId18" w:history="1">
+        <w:hyperlink r:id="rId19" w:history="1">
           <w:r>
             <w:rPr>
               <w:rStyle w:val="Hyperlink"/>
@@ -4058,7 +3845,7 @@
           <w:sz w:val="24"/>
           <w:u w:val="single"/>
         </w:rPr>
-        <w:hyperlink r:id="rId18" w:history="1">
+        <w:hyperlink r:id="rId19" w:history="1">
           <w:r>
             <w:rPr>
               <w:rStyle w:val="Hyperlink"/>
@@ -4076,7 +3863,7 @@
           <w:sz w:val="24"/>
           <w:u w:val="single"/>
         </w:rPr>
-        <w:hyperlink r:id="rId18" w:history="1">
+        <w:hyperlink r:id="rId19" w:history="1">
           <w:r>
             <w:rPr>
               <w:rStyle w:val="Hyperlink"/>

--- a/EXPORTS/DOCX/published/niveau3/English/KITLV.docx
+++ b/EXPORTS/DOCX/published/niveau3/English/KITLV.docx
@@ -378,7 +378,175 @@
           <w:color w:val="000000"/>
           <w:sz w:val="24"/>
         </w:rPr>
-        <w:t>studies, or geography, was left to the Koninklijk Nederlands Aard</w:t>
+        <w:t>studies, or geograph</w:t>
+      </w:r>
+      <w:r>
+        <w:rPr>
+          <w:u w:val="single" w:color="0000ff"/>
+          <w:rFonts w:ascii="Charis SIL Regular" w:hAnsi="Charis SIL Regular" w:eastAsia="Charis SIL Regular"/>
+          <w:b w:val="0"/>
+          <w:i w:val="0"/>
+          <w:color w:val="000000"/>
+          <w:sz w:val="24"/>
+        </w:rPr>
+        <w:hyperlink r:id="rId9" w:history="1">
+          <w:r>
+            <w:rPr>
+              <w:rStyle w:val="Hyperlink"/>
+            </w:rPr>
+            <w:t>y, w</w:t>
+          </w:r>
+        </w:hyperlink>
+      </w:r>
+      <w:r>
+        <w:rPr>
+          <w:u w:val="single" w:color="0000ff"/>
+          <w:rFonts w:ascii="Charis SIL Regular" w:hAnsi="Charis SIL Regular" w:eastAsia="Charis SIL Regular"/>
+          <w:b w:val="0"/>
+          <w:i w:val="0"/>
+          <w:color w:val="000000"/>
+          <w:sz w:val="24"/>
+        </w:rPr>
+        <w:hyperlink r:id="rId9" w:history="1">
+          <w:r>
+            <w:rPr>
+              <w:rStyle w:val="Hyperlink"/>
+            </w:rPr>
+            <w:t>a</w:t>
+          </w:r>
+        </w:hyperlink>
+      </w:r>
+      <w:r>
+        <w:rPr>
+          <w:u w:val="single" w:color="0000ff"/>
+          <w:rFonts w:ascii="Charis SIL Regular" w:hAnsi="Charis SIL Regular" w:eastAsia="Charis SIL Regular"/>
+          <w:b w:val="0"/>
+          <w:i w:val="0"/>
+          <w:color w:val="000000"/>
+          <w:sz w:val="24"/>
+        </w:rPr>
+        <w:hyperlink r:id="rId9" w:history="1">
+          <w:r>
+            <w:rPr>
+              <w:rStyle w:val="Hyperlink"/>
+            </w:rPr>
+            <w:t xml:space="preserve">s left to </w:t>
+          </w:r>
+        </w:hyperlink>
+      </w:r>
+      <w:r>
+        <w:rPr>
+          <w:u w:val="single" w:color="0000ff"/>
+          <w:rFonts w:ascii="Charis SIL Regular" w:hAnsi="Charis SIL Regular" w:eastAsia="Charis SIL Regular"/>
+          <w:b w:val="0"/>
+          <w:i w:val="0"/>
+          <w:color w:val="000000"/>
+          <w:sz w:val="24"/>
+        </w:rPr>
+        <w:t>t</w:t>
+      </w:r>
+      <w:r>
+        <w:rPr>
+          <w:u w:val="single" w:color="0000ff"/>
+          <w:rFonts w:ascii="Charis SIL Regular" w:hAnsi="Charis SIL Regular" w:eastAsia="Charis SIL Regular"/>
+          <w:b w:val="0"/>
+          <w:i w:val="0"/>
+          <w:color w:val="000000"/>
+          <w:sz w:val="24"/>
+        </w:rPr>
+        <w:hyperlink r:id="rId9" w:history="1">
+          <w:r>
+            <w:rPr>
+              <w:rStyle w:val="Hyperlink"/>
+            </w:rPr>
+            <w:t>he Ko</w:t>
+          </w:r>
+        </w:hyperlink>
+      </w:r>
+      <w:r>
+        <w:rPr>
+          <w:rFonts w:ascii="Charis SIL Regular" w:hAnsi="Charis SIL Regular" w:eastAsia="Charis SIL Regular"/>
+          <w:b w:val="0"/>
+          <w:i w:val="0"/>
+          <w:color w:val="000000"/>
+          <w:sz w:val="24"/>
+        </w:rPr>
+        <w:t>n</w:t>
+      </w:r>
+      <w:r>
+        <w:rPr>
+          <w:u w:val="single" w:color="0000ff"/>
+          <w:rFonts w:ascii="Charis SIL Regular" w:hAnsi="Charis SIL Regular" w:eastAsia="Charis SIL Regular"/>
+          <w:b w:val="0"/>
+          <w:i w:val="0"/>
+          <w:color w:val="000000"/>
+          <w:sz w:val="24"/>
+        </w:rPr>
+        <w:hyperlink r:id="rId10" w:history="1">
+          <w:r>
+            <w:rPr>
+              <w:rStyle w:val="Hyperlink"/>
+            </w:rPr>
+            <w:t>inkli</w:t>
+          </w:r>
+        </w:hyperlink>
+      </w:r>
+      <w:r>
+        <w:rPr>
+          <w:u w:val="single" w:color="0000ff"/>
+          <w:rFonts w:ascii="Charis SIL Regular" w:hAnsi="Charis SIL Regular" w:eastAsia="Charis SIL Regular"/>
+          <w:b w:val="0"/>
+          <w:i w:val="0"/>
+          <w:color w:val="000000"/>
+          <w:sz w:val="24"/>
+        </w:rPr>
+        <w:hyperlink r:id="rId10" w:history="1">
+          <w:r>
+            <w:rPr>
+              <w:rStyle w:val="Hyperlink"/>
+            </w:rPr>
+            <w:t>j</w:t>
+          </w:r>
+        </w:hyperlink>
+      </w:r>
+      <w:r>
+        <w:rPr>
+          <w:u w:val="single" w:color="0000ff"/>
+          <w:rFonts w:ascii="Charis SIL Regular" w:hAnsi="Charis SIL Regular" w:eastAsia="Charis SIL Regular"/>
+          <w:b w:val="0"/>
+          <w:i w:val="0"/>
+          <w:color w:val="000000"/>
+          <w:sz w:val="24"/>
+        </w:rPr>
+        <w:hyperlink r:id="rId10" w:history="1">
+          <w:r>
+            <w:rPr>
+              <w:rStyle w:val="Hyperlink"/>
+            </w:rPr>
+            <w:t>k Nede</w:t>
+          </w:r>
+        </w:hyperlink>
+      </w:r>
+      <w:r>
+        <w:rPr>
+          <w:rFonts w:ascii="Charis SIL Regular" w:hAnsi="Charis SIL Regular" w:eastAsia="Charis SIL Regular"/>
+          <w:b w:val="0"/>
+          <w:i w:val="0"/>
+          <w:color w:val="000000"/>
+          <w:sz w:val="24"/>
+        </w:rPr>
+        <w:t>rland</w:t>
+      </w:r>
+      <w:r>
+        <w:rPr>
+          <w:u w:val="single" w:color="0000ff"/>
+          <w:rFonts w:ascii="Charis SIL Regular" w:hAnsi="Charis SIL Regular" w:eastAsia="Charis SIL Regular"/>
+          <w:b w:val="0"/>
+          <w:i w:val="0"/>
+          <w:color w:val="000000"/>
+          <w:sz w:val="24"/>
+        </w:rPr>
+        <w:t>s Aard</w:t>
       </w:r>
       <w:r>
         <w:rPr>
@@ -1183,7 +1351,7 @@
           <w:sz w:val="24"/>
           <w:u w:val="single"/>
         </w:rPr>
-        <w:hyperlink r:id="rId15" w:history="1">
+        <w:hyperlink r:id="rId14" w:history="1">
           <w:r>
             <w:rPr>
               <w:rStyle w:val="Hyperlink"/>
@@ -1248,7 +1416,7 @@
           <w:sz w:val="24"/>
           <w:u w:val="single"/>
         </w:rPr>
-        <w:hyperlink r:id="rId14" w:history="1">
+        <w:hyperlink r:id="rId15" w:history="1">
           <w:r>
             <w:rPr>
               <w:rStyle w:val="Hyperlink"/>
@@ -1380,7 +1548,82 @@
           <w:color w:val="000000"/>
           <w:sz w:val="24"/>
         </w:rPr>
-        <w:t xml:space="preserve">This also applies to the KITLV </w:t>
+        <w:t>This also a</w:t>
+      </w:r>
+      <w:r>
+        <w:rPr>
+          <w:u w:val="single" w:color="0000ff"/>
+          <w:rFonts w:ascii="Charis SIL Regular" w:hAnsi="Charis SIL Regular" w:eastAsia="Charis SIL Regular"/>
+          <w:b w:val="0"/>
+          <w:i w:val="0"/>
+          <w:color w:val="000000"/>
+          <w:sz w:val="24"/>
+        </w:rPr>
+        <w:t>p</w:t>
+      </w:r>
+      <w:r>
+        <w:rPr>
+          <w:u w:val="single" w:color="0000ff"/>
+          <w:rFonts w:ascii="Charis SIL Regular" w:hAnsi="Charis SIL Regular" w:eastAsia="Charis SIL Regular"/>
+          <w:b w:val="0"/>
+          <w:i w:val="0"/>
+          <w:color w:val="000000"/>
+          <w:sz w:val="24"/>
+        </w:rPr>
+        <w:hyperlink r:id="rId16" w:history="1">
+          <w:r>
+            <w:rPr>
+              <w:rStyle w:val="Hyperlink"/>
+            </w:rPr>
+            <w:t>plie</w:t>
+          </w:r>
+        </w:hyperlink>
+      </w:r>
+      <w:r>
+        <w:rPr>
+          <w:u w:val="single" w:color="0000ff"/>
+          <w:rFonts w:ascii="Charis SIL Regular" w:hAnsi="Charis SIL Regular" w:eastAsia="Charis SIL Regular"/>
+          <w:b w:val="0"/>
+          <w:i w:val="0"/>
+          <w:color w:val="000000"/>
+          <w:sz w:val="24"/>
+        </w:rPr>
+        <w:hyperlink r:id="rId16" w:history="1">
+          <w:r>
+            <w:rPr>
+              <w:rStyle w:val="Hyperlink"/>
+            </w:rPr>
+            <w:t>s</w:t>
+          </w:r>
+        </w:hyperlink>
+      </w:r>
+      <w:r>
+        <w:rPr>
+          <w:u w:val="single" w:color="0000ff"/>
+          <w:rFonts w:ascii="Charis SIL Regular" w:hAnsi="Charis SIL Regular" w:eastAsia="Charis SIL Regular"/>
+          <w:b w:val="0"/>
+          <w:i w:val="0"/>
+          <w:color w:val="000000"/>
+          <w:sz w:val="24"/>
+        </w:rPr>
+        <w:hyperlink r:id="rId16" w:history="1">
+          <w:r>
+            <w:rPr>
+              <w:rStyle w:val="Hyperlink"/>
+            </w:rPr>
+            <w:t xml:space="preserve"> to the KI</w:t>
+          </w:r>
+        </w:hyperlink>
+      </w:r>
+      <w:r>
+        <w:rPr>
+          <w:rFonts w:ascii="Charis SIL Regular" w:hAnsi="Charis SIL Regular" w:eastAsia="Charis SIL Regular"/>
+          <w:b w:val="0"/>
+          <w:i w:val="0"/>
+          <w:color w:val="000000"/>
+          <w:sz w:val="24"/>
+        </w:rPr>
+        <w:t xml:space="preserve">TLV </w:t>
       </w:r>
       <w:r>
         <w:rPr>
@@ -1553,11 +1796,56 @@
           <w:sz w:val="24"/>
           <w:u w:val="single"/>
         </w:rPr>
-        <w:t xml:space="preserve"> Archive Indonesia</w:t>
-      </w:r>
-      <w:r>
-        <w:rPr>
-          <w:u w:val="single" w:color="0000ff"/>
+        <w:t xml:space="preserve"> </w:t>
+      </w:r>
+      <w:r>
+        <w:rPr>
+          <w:rFonts w:ascii="Charis SIL Regular" w:hAnsi="Charis SIL Regular" w:eastAsia="Charis SIL Regular"/>
+          <w:b w:val="0"/>
+          <w:i w:val="0"/>
+          <w:color w:val="0000FF"/>
+          <w:sz w:val="24"/>
+          <w:u w:val="single"/>
+        </w:rPr>
+        <w:hyperlink r:id="rId18" w:history="1">
+          <w:r>
+            <w:rPr>
+              <w:rStyle w:val="Hyperlink"/>
+            </w:rPr>
+            <w:t>Archive</w:t>
+          </w:r>
+        </w:hyperlink>
+      </w:r>
+      <w:r>
+        <w:rPr>
+          <w:rFonts w:ascii="Charis SIL Regular" w:hAnsi="Charis SIL Regular" w:eastAsia="Charis SIL Regular"/>
+          <w:b w:val="0"/>
+          <w:i w:val="0"/>
+          <w:color w:val="0000FF"/>
+          <w:sz w:val="24"/>
+          <w:u w:val="single"/>
+        </w:rPr>
+        <w:t xml:space="preserve"> </w:t>
+      </w:r>
+      <w:r>
+        <w:rPr>
+          <w:rFonts w:ascii="Charis SIL Regular" w:hAnsi="Charis SIL Regular" w:eastAsia="Charis SIL Regular"/>
+          <w:b w:val="0"/>
+          <w:i w:val="0"/>
+          <w:color w:val="0000FF"/>
+          <w:sz w:val="24"/>
+        </w:rPr>
+        <w:hyperlink r:id="rId18" w:history="1">
+          <w:r>
+            <w:rPr>
+              <w:rStyle w:val="Hyperlink"/>
+            </w:rPr>
+            <w:t>Indonesia</w:t>
+          </w:r>
+        </w:hyperlink>
+      </w:r>
+      <w:r>
+        <w:rPr>
           <w:rFonts w:ascii="Charis SIL Regular" w:hAnsi="Charis SIL Regular" w:eastAsia="Charis SIL Regular"/>
           <w:b w:val="0"/>
           <w:i w:val="0"/>
@@ -1611,7 +1899,7 @@
           <w:sz w:val="24"/>
           <w:u w:val="single"/>
         </w:rPr>
-        <w:hyperlink r:id="rId17" w:history="1">
+        <w:hyperlink r:id="rId19" w:history="1">
           <w:r>
             <w:rPr>
               <w:rStyle w:val="Hyperlink"/>
@@ -1640,7 +1928,7 @@
           <w:sz w:val="24"/>
           <w:u w:val="single"/>
         </w:rPr>
-        <w:hyperlink r:id="rId17" w:history="1">
+        <w:hyperlink r:id="rId19" w:history="1">
           <w:r>
             <w:rPr>
               <w:rStyle w:val="Hyperlink"/>
@@ -1669,7 +1957,7 @@
           <w:sz w:val="24"/>
           <w:u w:val="single"/>
         </w:rPr>
-        <w:hyperlink r:id="rId17" w:history="1">
+        <w:hyperlink r:id="rId19" w:history="1">
           <w:r>
             <w:rPr>
               <w:rStyle w:val="Hyperlink"/>
@@ -1773,7 +2061,6 @@
       </w:r>
       <w:r>
         <w:rPr>
-          <w:u w:val="single" w:color="0000ff"/>
           <w:rFonts w:ascii="Charis SIL Regular" w:hAnsi="Charis SIL Regular" w:eastAsia="Charis SIL Regular"/>
           <w:b w:val="0"/>
           <w:i w:val="0"/>

--- a/EXPORTS/DOCX/published/niveau3/English/KITLV.docx
+++ b/EXPORTS/DOCX/published/niveau3/English/KITLV.docx
@@ -1416,7 +1416,7 @@
           <w:sz w:val="24"/>
           <w:u w:val="single"/>
         </w:rPr>
-        <w:hyperlink r:id="rId15" w:history="1">
+        <w:hyperlink r:id="rId14" w:history="1">
           <w:r>
             <w:rPr>
               <w:rStyle w:val="Hyperlink"/>
@@ -2061,6 +2061,7 @@
       </w:r>
       <w:r>
         <w:rPr>
+          <w:u w:val="single" w:color="0000ff"/>
           <w:rFonts w:ascii="Charis SIL Regular" w:hAnsi="Charis SIL Regular" w:eastAsia="Charis SIL Regular"/>
           <w:b w:val="0"/>
           <w:i w:val="0"/>

--- a/EXPORTS/DOCX/published/niveau3/English/KITLV.docx
+++ b/EXPORTS/DOCX/published/niveau3/English/KITLV.docx
@@ -546,7 +546,14 @@
           <w:color w:val="000000"/>
           <w:sz w:val="24"/>
         </w:rPr>
-        <w:t>s Aard</w:t>
+        <w:hyperlink r:id="rId11" w:history="1">
+          <w:r>
+            <w:rPr>
+              <w:rStyle w:val="Hyperlink"/>
+            </w:rPr>
+            <w:t>s Aard</w:t>
+          </w:r>
+        </w:hyperlink>
       </w:r>
       <w:r>
         <w:rPr>
@@ -1416,7 +1423,7 @@
           <w:sz w:val="24"/>
           <w:u w:val="single"/>
         </w:rPr>
-        <w:hyperlink r:id="rId14" w:history="1">
+        <w:hyperlink r:id="rId15" w:history="1">
           <w:r>
             <w:rPr>
               <w:rStyle w:val="Hyperlink"/>
@@ -2025,50 +2032,13 @@
       </w:r>
       <w:r>
         <w:rPr>
-          <w:u w:val="single" w:color="0000ff"/>
           <w:rFonts w:ascii="Charis SIL Regular" w:hAnsi="Charis SIL Regular" w:eastAsia="Charis SIL Regular"/>
           <w:b w:val="0"/>
           <w:i w:val="0"/>
           <w:color w:val="000000"/>
           <w:sz w:val="24"/>
         </w:rPr>
-        <w:hyperlink r:id="rId18" w:history="1">
-          <w:r>
-            <w:rPr>
-              <w:rStyle w:val="Hyperlink"/>
-            </w:rPr>
-            <w:t>have</w:t>
-          </w:r>
-        </w:hyperlink>
-      </w:r>
-      <w:r>
-        <w:rPr>
-          <w:u w:val="single" w:color="0000ff"/>
-          <w:rFonts w:ascii="Charis SIL Regular" w:hAnsi="Charis SIL Regular" w:eastAsia="Charis SIL Regular"/>
-          <w:b w:val="0"/>
-          <w:i w:val="0"/>
-          <w:color w:val="000000"/>
-          <w:sz w:val="24"/>
-        </w:rPr>
-        <w:hyperlink r:id="rId18" w:history="1">
-          <w:r>
-            <w:rPr>
-              <w:rStyle w:val="Hyperlink"/>
-            </w:rPr>
-            <w:t xml:space="preserve"> their o</w:t>
-          </w:r>
-        </w:hyperlink>
-      </w:r>
-      <w:r>
-        <w:rPr>
-          <w:u w:val="single" w:color="0000ff"/>
-          <w:rFonts w:ascii="Charis SIL Regular" w:hAnsi="Charis SIL Regular" w:eastAsia="Charis SIL Regular"/>
-          <w:b w:val="0"/>
-          <w:i w:val="0"/>
-          <w:color w:val="000000"/>
-          <w:sz w:val="24"/>
-        </w:rPr>
-        <w:t>w</w:t>
+        <w:t>have their ow</w:t>
       </w:r>
       <w:r>
         <w:rPr>

--- a/EXPORTS/DOCX/published/niveau3/English/KITLV.docx
+++ b/EXPORTS/DOCX/published/niveau3/English/KITLV.docx
@@ -471,71 +471,7 @@
           <w:color w:val="000000"/>
           <w:sz w:val="24"/>
         </w:rPr>
-        <w:t>n</w:t>
-      </w:r>
-      <w:r>
-        <w:rPr>
-          <w:u w:val="single" w:color="0000ff"/>
-          <w:rFonts w:ascii="Charis SIL Regular" w:hAnsi="Charis SIL Regular" w:eastAsia="Charis SIL Regular"/>
-          <w:b w:val="0"/>
-          <w:i w:val="0"/>
-          <w:color w:val="000000"/>
-          <w:sz w:val="24"/>
-        </w:rPr>
-        <w:hyperlink r:id="rId10" w:history="1">
-          <w:r>
-            <w:rPr>
-              <w:rStyle w:val="Hyperlink"/>
-            </w:rPr>
-            <w:t>inkli</w:t>
-          </w:r>
-        </w:hyperlink>
-      </w:r>
-      <w:r>
-        <w:rPr>
-          <w:u w:val="single" w:color="0000ff"/>
-          <w:rFonts w:ascii="Charis SIL Regular" w:hAnsi="Charis SIL Regular" w:eastAsia="Charis SIL Regular"/>
-          <w:b w:val="0"/>
-          <w:i w:val="0"/>
-          <w:color w:val="000000"/>
-          <w:sz w:val="24"/>
-        </w:rPr>
-        <w:hyperlink r:id="rId10" w:history="1">
-          <w:r>
-            <w:rPr>
-              <w:rStyle w:val="Hyperlink"/>
-            </w:rPr>
-            <w:t>j</w:t>
-          </w:r>
-        </w:hyperlink>
-      </w:r>
-      <w:r>
-        <w:rPr>
-          <w:u w:val="single" w:color="0000ff"/>
-          <w:rFonts w:ascii="Charis SIL Regular" w:hAnsi="Charis SIL Regular" w:eastAsia="Charis SIL Regular"/>
-          <w:b w:val="0"/>
-          <w:i w:val="0"/>
-          <w:color w:val="000000"/>
-          <w:sz w:val="24"/>
-        </w:rPr>
-        <w:hyperlink r:id="rId10" w:history="1">
-          <w:r>
-            <w:rPr>
-              <w:rStyle w:val="Hyperlink"/>
-            </w:rPr>
-            <w:t>k Nede</w:t>
-          </w:r>
-        </w:hyperlink>
-      </w:r>
-      <w:r>
-        <w:rPr>
-          <w:rFonts w:ascii="Charis SIL Regular" w:hAnsi="Charis SIL Regular" w:eastAsia="Charis SIL Regular"/>
-          <w:b w:val="0"/>
-          <w:i w:val="0"/>
-          <w:color w:val="000000"/>
-          <w:sz w:val="24"/>
-        </w:rPr>
-        <w:t>rland</w:t>
+        <w:t>ninklijk Nederland</w:t>
       </w:r>
       <w:r>
         <w:rPr>
@@ -1830,26 +1766,8 @@
           <w:i w:val="0"/>
           <w:color w:val="0000FF"/>
           <w:sz w:val="24"/>
-          <w:u w:val="single"/>
-        </w:rPr>
-        <w:t xml:space="preserve"> </w:t>
-      </w:r>
-      <w:r>
-        <w:rPr>
-          <w:rFonts w:ascii="Charis SIL Regular" w:hAnsi="Charis SIL Regular" w:eastAsia="Charis SIL Regular"/>
-          <w:b w:val="0"/>
-          <w:i w:val="0"/>
-          <w:color w:val="0000FF"/>
-          <w:sz w:val="24"/>
-        </w:rPr>
-        <w:hyperlink r:id="rId18" w:history="1">
-          <w:r>
-            <w:rPr>
-              <w:rStyle w:val="Hyperlink"/>
-            </w:rPr>
-            <w:t>Indonesia</w:t>
-          </w:r>
-        </w:hyperlink>
+        </w:rPr>
+        <w:t xml:space="preserve"> Indonesia</w:t>
       </w:r>
       <w:r>
         <w:rPr>
@@ -1964,7 +1882,7 @@
           <w:sz w:val="24"/>
           <w:u w:val="single"/>
         </w:rPr>
-        <w:hyperlink r:id="rId19" w:history="1">
+        <w:hyperlink r:id="rId17" w:history="1">
           <w:r>
             <w:rPr>
               <w:rStyle w:val="Hyperlink"/>
@@ -2038,7 +1956,35 @@
           <w:color w:val="000000"/>
           <w:sz w:val="24"/>
         </w:rPr>
-        <w:t>have their ow</w:t>
+        <w:t>have</w:t>
+      </w:r>
+      <w:r>
+        <w:rPr>
+          <w:u w:val="single" w:color="0000ff"/>
+          <w:rFonts w:ascii="Charis SIL Regular" w:hAnsi="Charis SIL Regular" w:eastAsia="Charis SIL Regular"/>
+          <w:b w:val="0"/>
+          <w:i w:val="0"/>
+          <w:color w:val="000000"/>
+          <w:sz w:val="24"/>
+        </w:rPr>
+        <w:hyperlink r:id="rId18" w:history="1">
+          <w:r>
+            <w:rPr>
+              <w:rStyle w:val="Hyperlink"/>
+            </w:rPr>
+            <w:t xml:space="preserve"> their o</w:t>
+          </w:r>
+        </w:hyperlink>
+      </w:r>
+      <w:r>
+        <w:rPr>
+          <w:rFonts w:ascii="Charis SIL Regular" w:hAnsi="Charis SIL Regular" w:eastAsia="Charis SIL Regular"/>
+          <w:b w:val="0"/>
+          <w:i w:val="0"/>
+          <w:color w:val="000000"/>
+          <w:sz w:val="24"/>
+        </w:rPr>
+        <w:t>w</w:t>
       </w:r>
       <w:r>
         <w:rPr>

--- a/EXPORTS/DOCX/published/niveau3/English/KITLV.docx
+++ b/EXPORTS/DOCX/published/niveau3/English/KITLV.docx
@@ -389,61 +389,7 @@
           <w:color w:val="000000"/>
           <w:sz w:val="24"/>
         </w:rPr>
-        <w:hyperlink r:id="rId9" w:history="1">
-          <w:r>
-            <w:rPr>
-              <w:rStyle w:val="Hyperlink"/>
-            </w:rPr>
-            <w:t>y, w</w:t>
-          </w:r>
-        </w:hyperlink>
-      </w:r>
-      <w:r>
-        <w:rPr>
-          <w:u w:val="single" w:color="0000ff"/>
-          <w:rFonts w:ascii="Charis SIL Regular" w:hAnsi="Charis SIL Regular" w:eastAsia="Charis SIL Regular"/>
-          <w:b w:val="0"/>
-          <w:i w:val="0"/>
-          <w:color w:val="000000"/>
-          <w:sz w:val="24"/>
-        </w:rPr>
-        <w:hyperlink r:id="rId9" w:history="1">
-          <w:r>
-            <w:rPr>
-              <w:rStyle w:val="Hyperlink"/>
-            </w:rPr>
-            <w:t>a</w:t>
-          </w:r>
-        </w:hyperlink>
-      </w:r>
-      <w:r>
-        <w:rPr>
-          <w:u w:val="single" w:color="0000ff"/>
-          <w:rFonts w:ascii="Charis SIL Regular" w:hAnsi="Charis SIL Regular" w:eastAsia="Charis SIL Regular"/>
-          <w:b w:val="0"/>
-          <w:i w:val="0"/>
-          <w:color w:val="000000"/>
-          <w:sz w:val="24"/>
-        </w:rPr>
-        <w:hyperlink r:id="rId9" w:history="1">
-          <w:r>
-            <w:rPr>
-              <w:rStyle w:val="Hyperlink"/>
-            </w:rPr>
-            <w:t xml:space="preserve">s left to </w:t>
-          </w:r>
-        </w:hyperlink>
-      </w:r>
-      <w:r>
-        <w:rPr>
-          <w:u w:val="single" w:color="0000ff"/>
-          <w:rFonts w:ascii="Charis SIL Regular" w:hAnsi="Charis SIL Regular" w:eastAsia="Charis SIL Regular"/>
-          <w:b w:val="0"/>
-          <w:i w:val="0"/>
-          <w:color w:val="000000"/>
-          <w:sz w:val="24"/>
-        </w:rPr>
-        <w:t>t</w:t>
+        <w:t>y, was left to t</w:t>
       </w:r>
       <w:r>
         <w:rPr>
@@ -471,7 +417,71 @@
           <w:color w:val="000000"/>
           <w:sz w:val="24"/>
         </w:rPr>
-        <w:t>ninklijk Nederland</w:t>
+        <w:t>n</w:t>
+      </w:r>
+      <w:r>
+        <w:rPr>
+          <w:u w:val="single" w:color="0000ff"/>
+          <w:rFonts w:ascii="Charis SIL Regular" w:hAnsi="Charis SIL Regular" w:eastAsia="Charis SIL Regular"/>
+          <w:b w:val="0"/>
+          <w:i w:val="0"/>
+          <w:color w:val="000000"/>
+          <w:sz w:val="24"/>
+        </w:rPr>
+        <w:hyperlink r:id="rId10" w:history="1">
+          <w:r>
+            <w:rPr>
+              <w:rStyle w:val="Hyperlink"/>
+            </w:rPr>
+            <w:t>inkli</w:t>
+          </w:r>
+        </w:hyperlink>
+      </w:r>
+      <w:r>
+        <w:rPr>
+          <w:u w:val="single" w:color="0000ff"/>
+          <w:rFonts w:ascii="Charis SIL Regular" w:hAnsi="Charis SIL Regular" w:eastAsia="Charis SIL Regular"/>
+          <w:b w:val="0"/>
+          <w:i w:val="0"/>
+          <w:color w:val="000000"/>
+          <w:sz w:val="24"/>
+        </w:rPr>
+        <w:hyperlink r:id="rId10" w:history="1">
+          <w:r>
+            <w:rPr>
+              <w:rStyle w:val="Hyperlink"/>
+            </w:rPr>
+            <w:t>j</w:t>
+          </w:r>
+        </w:hyperlink>
+      </w:r>
+      <w:r>
+        <w:rPr>
+          <w:u w:val="single" w:color="0000ff"/>
+          <w:rFonts w:ascii="Charis SIL Regular" w:hAnsi="Charis SIL Regular" w:eastAsia="Charis SIL Regular"/>
+          <w:b w:val="0"/>
+          <w:i w:val="0"/>
+          <w:color w:val="000000"/>
+          <w:sz w:val="24"/>
+        </w:rPr>
+        <w:hyperlink r:id="rId10" w:history="1">
+          <w:r>
+            <w:rPr>
+              <w:rStyle w:val="Hyperlink"/>
+            </w:rPr>
+            <w:t>k Nede</w:t>
+          </w:r>
+        </w:hyperlink>
+      </w:r>
+      <w:r>
+        <w:rPr>
+          <w:rFonts w:ascii="Charis SIL Regular" w:hAnsi="Charis SIL Regular" w:eastAsia="Charis SIL Regular"/>
+          <w:b w:val="0"/>
+          <w:i w:val="0"/>
+          <w:color w:val="000000"/>
+          <w:sz w:val="24"/>
+        </w:rPr>
+        <w:t>rland</w:t>
       </w:r>
       <w:r>
         <w:rPr>
@@ -1359,7 +1369,7 @@
           <w:sz w:val="24"/>
           <w:u w:val="single"/>
         </w:rPr>
-        <w:hyperlink r:id="rId15" w:history="1">
+        <w:hyperlink r:id="rId14" w:history="1">
           <w:r>
             <w:rPr>
               <w:rStyle w:val="Hyperlink"/>
@@ -1710,74 +1720,79 @@
           <w:sz w:val="24"/>
           <w:u w:val="single"/>
         </w:rPr>
-        <w:t xml:space="preserve"> </w:t>
-      </w:r>
-      <w:r>
-        <w:rPr>
+        <w:t xml:space="preserve"> History Archive Indonesia</w:t>
+      </w:r>
+      <w:r>
+        <w:rPr>
+          <w:u w:val="single" w:color="0000ff"/>
           <w:rFonts w:ascii="Charis SIL Regular" w:hAnsi="Charis SIL Regular" w:eastAsia="Charis SIL Regular"/>
           <w:b w:val="0"/>
           <w:i w:val="0"/>
-          <w:color w:val="0000FF"/>
-          <w:sz w:val="24"/>
-          <w:u w:val="single"/>
-        </w:rPr>
-        <w:hyperlink r:id="rId18" w:history="1">
+          <w:color w:val="000000"/>
+          <w:sz w:val="24"/>
+        </w:rPr>
+        <w:hyperlink r:id="rId17" w:history="1">
           <w:r>
             <w:rPr>
               <w:rStyle w:val="Hyperlink"/>
             </w:rPr>
-            <w:t>History</w:t>
+            <w:t xml:space="preserve"> (SMG</w:t>
           </w:r>
         </w:hyperlink>
       </w:r>
       <w:r>
         <w:rPr>
+          <w:u w:val="single" w:color="0000ff"/>
           <w:rFonts w:ascii="Charis SIL Regular" w:hAnsi="Charis SIL Regular" w:eastAsia="Charis SIL Regular"/>
           <w:b w:val="0"/>
           <w:i w:val="0"/>
-          <w:color w:val="0000FF"/>
-          <w:sz w:val="24"/>
-          <w:u w:val="single"/>
-        </w:rPr>
-        <w:t xml:space="preserve"> </w:t>
-      </w:r>
-      <w:r>
-        <w:rPr>
-          <w:rFonts w:ascii="Charis SIL Regular" w:hAnsi="Charis SIL Regular" w:eastAsia="Charis SIL Regular"/>
-          <w:b w:val="0"/>
-          <w:i w:val="0"/>
-          <w:color w:val="0000FF"/>
-          <w:sz w:val="24"/>
-          <w:u w:val="single"/>
-        </w:rPr>
-        <w:hyperlink r:id="rId18" w:history="1">
+          <w:color w:val="000000"/>
+          <w:sz w:val="24"/>
+        </w:rPr>
+        <w:hyperlink r:id="rId17" w:history="1">
           <w:r>
             <w:rPr>
               <w:rStyle w:val="Hyperlink"/>
             </w:rPr>
-            <w:t>Archive</w:t>
+            <w:t>I</w:t>
           </w:r>
         </w:hyperlink>
       </w:r>
       <w:r>
         <w:rPr>
-          <w:rFonts w:ascii="Charis SIL Regular" w:hAnsi="Charis SIL Regular" w:eastAsia="Charis SIL Regular"/>
-          <w:b w:val="0"/>
-          <w:i w:val="0"/>
-          <w:color w:val="0000FF"/>
-          <w:sz w:val="24"/>
-        </w:rPr>
-        <w:t xml:space="preserve"> Indonesia</w:t>
-      </w:r>
-      <w:r>
-        <w:rPr>
+          <w:u w:val="single" w:color="0000ff"/>
           <w:rFonts w:ascii="Charis SIL Regular" w:hAnsi="Charis SIL Regular" w:eastAsia="Charis SIL Regular"/>
           <w:b w:val="0"/>
           <w:i w:val="0"/>
           <w:color w:val="000000"/>
           <w:sz w:val="24"/>
         </w:rPr>
-        <w:t xml:space="preserve"> (SMGI) and the </w:t>
+        <w:hyperlink r:id="rId17" w:history="1">
+          <w:r>
+            <w:rPr>
+              <w:rStyle w:val="Hyperlink"/>
+            </w:rPr>
+            <w:t>) an</w:t>
+          </w:r>
+        </w:hyperlink>
+      </w:r>
+      <w:r>
+        <w:rPr>
+          <w:u w:val="single" w:color="0000ff"/>
+          <w:rFonts w:ascii="Charis SIL Regular" w:hAnsi="Charis SIL Regular" w:eastAsia="Charis SIL Regular"/>
+          <w:b w:val="0"/>
+          <w:i w:val="0"/>
+          <w:color w:val="000000"/>
+          <w:sz w:val="24"/>
+        </w:rPr>
+        <w:hyperlink r:id="rId17" w:history="1">
+          <w:r>
+            <w:rPr>
+              <w:rStyle w:val="Hyperlink"/>
+            </w:rPr>
+            <w:t xml:space="preserve">d the </w:t>
+          </w:r>
+        </w:hyperlink>
       </w:r>
       <w:r>
         <w:rPr>
@@ -1882,7 +1897,7 @@
           <w:sz w:val="24"/>
           <w:u w:val="single"/>
         </w:rPr>
-        <w:hyperlink r:id="rId17" w:history="1">
+        <w:hyperlink r:id="rId19" w:history="1">
           <w:r>
             <w:rPr>
               <w:rStyle w:val="Hyperlink"/>
@@ -1950,13 +1965,21 @@
       </w:r>
       <w:r>
         <w:rPr>
+          <w:u w:val="single" w:color="0000ff"/>
           <w:rFonts w:ascii="Charis SIL Regular" w:hAnsi="Charis SIL Regular" w:eastAsia="Charis SIL Regular"/>
           <w:b w:val="0"/>
           <w:i w:val="0"/>
           <w:color w:val="000000"/>
           <w:sz w:val="24"/>
         </w:rPr>
-        <w:t>have</w:t>
+        <w:hyperlink r:id="rId18" w:history="1">
+          <w:r>
+            <w:rPr>
+              <w:rStyle w:val="Hyperlink"/>
+            </w:rPr>
+            <w:t>have</w:t>
+          </w:r>
+        </w:hyperlink>
       </w:r>
       <w:r>
         <w:rPr>
@@ -1978,6 +2001,7 @@
       </w:r>
       <w:r>
         <w:rPr>
+          <w:u w:val="single" w:color="0000ff"/>
           <w:rFonts w:ascii="Charis SIL Regular" w:hAnsi="Charis SIL Regular" w:eastAsia="Charis SIL Regular"/>
           <w:b w:val="0"/>
           <w:i w:val="0"/>

--- a/EXPORTS/DOCX/published/niveau3/English/KITLV.docx
+++ b/EXPORTS/DOCX/published/niveau3/English/KITLV.docx
@@ -493,13 +493,67 @@
       </w:r>
       <w:r>
         <w:rPr>
+          <w:u w:val="single" w:color="0000ff"/>
           <w:rFonts w:ascii="Charis SIL Regular" w:hAnsi="Charis SIL Regular" w:eastAsia="Charis SIL Regular"/>
           <w:b w:val="0"/>
           <w:i w:val="0"/>
           <w:color w:val="000000"/>
           <w:sz w:val="24"/>
         </w:rPr>
-        <w:t>jk Nederlands Aard</w:t>
+        <w:hyperlink r:id="rId10" w:history="1">
+          <w:r>
+            <w:rPr>
+              <w:rStyle w:val="Hyperlink"/>
+            </w:rPr>
+            <w:t>j</w:t>
+          </w:r>
+        </w:hyperlink>
+      </w:r>
+      <w:r>
+        <w:rPr>
+          <w:u w:val="single" w:color="0000ff"/>
+          <w:rFonts w:ascii="Charis SIL Regular" w:hAnsi="Charis SIL Regular" w:eastAsia="Charis SIL Regular"/>
+          <w:b w:val="0"/>
+          <w:i w:val="0"/>
+          <w:color w:val="000000"/>
+          <w:sz w:val="24"/>
+        </w:rPr>
+        <w:hyperlink r:id="rId10" w:history="1">
+          <w:r>
+            <w:rPr>
+              <w:rStyle w:val="Hyperlink"/>
+            </w:rPr>
+            <w:t>k Nede</w:t>
+          </w:r>
+        </w:hyperlink>
+      </w:r>
+      <w:r>
+        <w:rPr>
+          <w:rFonts w:ascii="Charis SIL Regular" w:hAnsi="Charis SIL Regular" w:eastAsia="Charis SIL Regular"/>
+          <w:b w:val="0"/>
+          <w:i w:val="0"/>
+          <w:color w:val="000000"/>
+          <w:sz w:val="24"/>
+        </w:rPr>
+        <w:t>rland</w:t>
+      </w:r>
+      <w:r>
+        <w:rPr>
+          <w:u w:val="single" w:color="0000ff"/>
+          <w:rFonts w:ascii="Charis SIL Regular" w:hAnsi="Charis SIL Regular" w:eastAsia="Charis SIL Regular"/>
+          <w:b w:val="0"/>
+          <w:i w:val="0"/>
+          <w:color w:val="000000"/>
+          <w:sz w:val="24"/>
+        </w:rPr>
+        <w:hyperlink r:id="rId11" w:history="1">
+          <w:r>
+            <w:rPr>
+              <w:rStyle w:val="Hyperlink"/>
+            </w:rPr>
+            <w:t>s Aard</w:t>
+          </w:r>
+        </w:hyperlink>
       </w:r>
       <w:r>
         <w:rPr>
@@ -1340,7 +1394,7 @@
           <w:sz w:val="24"/>
           <w:u w:val="single"/>
         </w:rPr>
-        <w:hyperlink r:id="rId14" w:history="1">
+        <w:hyperlink r:id="rId15" w:history="1">
           <w:r>
             <w:rPr>
               <w:rStyle w:val="Hyperlink"/>
@@ -1369,7 +1423,7 @@
           <w:sz w:val="24"/>
           <w:u w:val="single"/>
         </w:rPr>
-        <w:hyperlink r:id="rId14" w:history="1">
+        <w:hyperlink r:id="rId15" w:history="1">
           <w:r>
             <w:rPr>
               <w:rStyle w:val="Hyperlink"/>
@@ -1501,82 +1555,7 @@
           <w:color w:val="000000"/>
           <w:sz w:val="24"/>
         </w:rPr>
-        <w:t>This also a</w:t>
-      </w:r>
-      <w:r>
-        <w:rPr>
-          <w:u w:val="single" w:color="0000ff"/>
-          <w:rFonts w:ascii="Charis SIL Regular" w:hAnsi="Charis SIL Regular" w:eastAsia="Charis SIL Regular"/>
-          <w:b w:val="0"/>
-          <w:i w:val="0"/>
-          <w:color w:val="000000"/>
-          <w:sz w:val="24"/>
-        </w:rPr>
-        <w:t>p</w:t>
-      </w:r>
-      <w:r>
-        <w:rPr>
-          <w:u w:val="single" w:color="0000ff"/>
-          <w:rFonts w:ascii="Charis SIL Regular" w:hAnsi="Charis SIL Regular" w:eastAsia="Charis SIL Regular"/>
-          <w:b w:val="0"/>
-          <w:i w:val="0"/>
-          <w:color w:val="000000"/>
-          <w:sz w:val="24"/>
-        </w:rPr>
-        <w:hyperlink r:id="rId16" w:history="1">
-          <w:r>
-            <w:rPr>
-              <w:rStyle w:val="Hyperlink"/>
-            </w:rPr>
-            <w:t>plie</w:t>
-          </w:r>
-        </w:hyperlink>
-      </w:r>
-      <w:r>
-        <w:rPr>
-          <w:u w:val="single" w:color="0000ff"/>
-          <w:rFonts w:ascii="Charis SIL Regular" w:hAnsi="Charis SIL Regular" w:eastAsia="Charis SIL Regular"/>
-          <w:b w:val="0"/>
-          <w:i w:val="0"/>
-          <w:color w:val="000000"/>
-          <w:sz w:val="24"/>
-        </w:rPr>
-        <w:hyperlink r:id="rId16" w:history="1">
-          <w:r>
-            <w:rPr>
-              <w:rStyle w:val="Hyperlink"/>
-            </w:rPr>
-            <w:t>s</w:t>
-          </w:r>
-        </w:hyperlink>
-      </w:r>
-      <w:r>
-        <w:rPr>
-          <w:u w:val="single" w:color="0000ff"/>
-          <w:rFonts w:ascii="Charis SIL Regular" w:hAnsi="Charis SIL Regular" w:eastAsia="Charis SIL Regular"/>
-          <w:b w:val="0"/>
-          <w:i w:val="0"/>
-          <w:color w:val="000000"/>
-          <w:sz w:val="24"/>
-        </w:rPr>
-        <w:hyperlink r:id="rId16" w:history="1">
-          <w:r>
-            <w:rPr>
-              <w:rStyle w:val="Hyperlink"/>
-            </w:rPr>
-            <w:t xml:space="preserve"> to the KI</w:t>
-          </w:r>
-        </w:hyperlink>
-      </w:r>
-      <w:r>
-        <w:rPr>
-          <w:rFonts w:ascii="Charis SIL Regular" w:hAnsi="Charis SIL Regular" w:eastAsia="Charis SIL Regular"/>
-          <w:b w:val="0"/>
-          <w:i w:val="0"/>
-          <w:color w:val="000000"/>
-          <w:sz w:val="24"/>
-        </w:rPr>
-        <w:t xml:space="preserve">TLV </w:t>
+        <w:t xml:space="preserve">This also applies to the KITLV </w:t>
       </w:r>
       <w:r>
         <w:rPr>
@@ -1700,16 +1679,19 @@
           <w:i w:val="0"/>
           <w:color w:val="0000FF"/>
           <w:sz w:val="24"/>
-          <w:u w:val="single"/>
-        </w:rPr>
-        <w:hyperlink r:id="rId18" w:history="1">
-          <w:r>
-            <w:rPr>
-              <w:rStyle w:val="Hyperlink"/>
-            </w:rPr>
-            <w:t>Oral</w:t>
-          </w:r>
-        </w:hyperlink>
+        </w:rPr>
+        <w:t>Oral History Archive Indonesia</w:t>
+      </w:r>
+      <w:r>
+        <w:rPr>
+          <w:u w:val="single" w:color="0000ff"/>
+          <w:rFonts w:ascii="Charis SIL Regular" w:hAnsi="Charis SIL Regular" w:eastAsia="Charis SIL Regular"/>
+          <w:b w:val="0"/>
+          <w:i w:val="0"/>
+          <w:color w:val="000000"/>
+          <w:sz w:val="24"/>
+        </w:rPr>
+        <w:t xml:space="preserve"> (SMGI) and the </w:t>
       </w:r>
       <w:r>
         <w:rPr>
@@ -1720,97 +1702,7 @@
           <w:sz w:val="24"/>
           <w:u w:val="single"/>
         </w:rPr>
-        <w:t xml:space="preserve"> </w:t>
-      </w:r>
-      <w:r>
-        <w:rPr>
-          <w:rFonts w:ascii="Charis SIL Regular" w:hAnsi="Charis SIL Regular" w:eastAsia="Charis SIL Regular"/>
-          <w:b w:val="0"/>
-          <w:i w:val="0"/>
-          <w:color w:val="0000FF"/>
-          <w:sz w:val="24"/>
-          <w:u w:val="single"/>
-        </w:rPr>
         <w:hyperlink r:id="rId18" w:history="1">
-          <w:r>
-            <w:rPr>
-              <w:rStyle w:val="Hyperlink"/>
-            </w:rPr>
-            <w:t>History</w:t>
-          </w:r>
-        </w:hyperlink>
-      </w:r>
-      <w:r>
-        <w:rPr>
-          <w:rFonts w:ascii="Charis SIL Regular" w:hAnsi="Charis SIL Regular" w:eastAsia="Charis SIL Regular"/>
-          <w:b w:val="0"/>
-          <w:i w:val="0"/>
-          <w:color w:val="0000FF"/>
-          <w:sz w:val="24"/>
-          <w:u w:val="single"/>
-        </w:rPr>
-        <w:t xml:space="preserve"> </w:t>
-      </w:r>
-      <w:r>
-        <w:rPr>
-          <w:rFonts w:ascii="Charis SIL Regular" w:hAnsi="Charis SIL Regular" w:eastAsia="Charis SIL Regular"/>
-          <w:b w:val="0"/>
-          <w:i w:val="0"/>
-          <w:color w:val="0000FF"/>
-          <w:sz w:val="24"/>
-          <w:u w:val="single"/>
-        </w:rPr>
-        <w:hyperlink r:id="rId18" w:history="1">
-          <w:r>
-            <w:rPr>
-              <w:rStyle w:val="Hyperlink"/>
-            </w:rPr>
-            <w:t>Archive</w:t>
-          </w:r>
-        </w:hyperlink>
-      </w:r>
-      <w:r>
-        <w:rPr>
-          <w:rFonts w:ascii="Charis SIL Regular" w:hAnsi="Charis SIL Regular" w:eastAsia="Charis SIL Regular"/>
-          <w:b w:val="0"/>
-          <w:i w:val="0"/>
-          <w:color w:val="0000FF"/>
-          <w:sz w:val="24"/>
-          <w:u w:val="single"/>
-        </w:rPr>
-        <w:t xml:space="preserve"> </w:t>
-      </w:r>
-      <w:r>
-        <w:rPr>
-          <w:rFonts w:ascii="Charis SIL Regular" w:hAnsi="Charis SIL Regular" w:eastAsia="Charis SIL Regular"/>
-          <w:b w:val="0"/>
-          <w:i w:val="0"/>
-          <w:color w:val="0000FF"/>
-          <w:sz w:val="24"/>
-          <w:u w:val="single"/>
-        </w:rPr>
-        <w:t>Indonesia</w:t>
-      </w:r>
-      <w:r>
-        <w:rPr>
-          <w:rFonts w:ascii="Charis SIL Regular" w:hAnsi="Charis SIL Regular" w:eastAsia="Charis SIL Regular"/>
-          <w:b w:val="0"/>
-          <w:i w:val="0"/>
-          <w:color w:val="000000"/>
-          <w:sz w:val="24"/>
-        </w:rPr>
-        <w:t xml:space="preserve"> (SMGI) and the </w:t>
-      </w:r>
-      <w:r>
-        <w:rPr>
-          <w:rFonts w:ascii="Charis SIL Regular" w:hAnsi="Charis SIL Regular" w:eastAsia="Charis SIL Regular"/>
-          <w:b w:val="0"/>
-          <w:i w:val="0"/>
-          <w:color w:val="0000FF"/>
-          <w:sz w:val="24"/>
-          <w:u w:val="single"/>
-        </w:rPr>
-        <w:hyperlink r:id="rId19" w:history="1">
           <w:r>
             <w:rPr>
               <w:rStyle w:val="Hyperlink"/>
@@ -1828,7 +1720,7 @@
           <w:sz w:val="24"/>
           <w:u w:val="single"/>
         </w:rPr>
-        <w:hyperlink r:id="rId19" w:history="1">
+        <w:hyperlink r:id="rId18" w:history="1">
           <w:r>
             <w:rPr>
               <w:rStyle w:val="Hyperlink"/>
@@ -1846,7 +1738,7 @@
           <w:sz w:val="24"/>
           <w:u w:val="single"/>
         </w:rPr>
-        <w:hyperlink r:id="rId19" w:history="1">
+        <w:hyperlink r:id="rId18" w:history="1">
           <w:r>
             <w:rPr>
               <w:rStyle w:val="Hyperlink"/>
@@ -1875,7 +1767,7 @@
           <w:sz w:val="24"/>
           <w:u w:val="single"/>
         </w:rPr>
-        <w:hyperlink r:id="rId19" w:history="1">
+        <w:hyperlink r:id="rId18" w:history="1">
           <w:r>
             <w:rPr>
               <w:rStyle w:val="Hyperlink"/>
@@ -1904,7 +1796,7 @@
           <w:sz w:val="24"/>
           <w:u w:val="single"/>
         </w:rPr>
-        <w:hyperlink r:id="rId19" w:history="1">
+        <w:hyperlink r:id="rId18" w:history="1">
           <w:r>
             <w:rPr>
               <w:rStyle w:val="Hyperlink"/>
@@ -1922,7 +1814,7 @@
           <w:sz w:val="24"/>
           <w:u w:val="single"/>
         </w:rPr>
-        <w:hyperlink r:id="rId19" w:history="1">
+        <w:hyperlink r:id="rId18" w:history="1">
           <w:r>
             <w:rPr>
               <w:rStyle w:val="Hyperlink"/>
@@ -1951,7 +1843,7 @@
           <w:sz w:val="24"/>
           <w:u w:val="single"/>
         </w:rPr>
-        <w:hyperlink r:id="rId19" w:history="1">
+        <w:hyperlink r:id="rId18" w:history="1">
           <w:r>
             <w:rPr>
               <w:rStyle w:val="Hyperlink"/>
@@ -1982,14 +1874,13 @@
       </w:r>
       <w:r>
         <w:rPr>
-          <w:u w:val="single" w:color="0000ff"/>
           <w:rFonts w:ascii="Charis SIL Regular" w:hAnsi="Charis SIL Regular" w:eastAsia="Charis SIL Regular"/>
           <w:b w:val="0"/>
           <w:i w:val="0"/>
           <w:color w:val="000000"/>
           <w:sz w:val="24"/>
         </w:rPr>
-        <w:hyperlink r:id="rId18" w:history="1">
+        <w:hyperlink r:id="rId19" w:history="1">
           <w:r>
             <w:rPr>
               <w:rStyle w:val="Hyperlink"/>
@@ -2000,7 +1891,6 @@
       </w:r>
       <w:r>
         <w:rPr>
-          <w:u w:val="single" w:color="0000ff"/>
           <w:rFonts w:ascii="Charis SIL Regular" w:hAnsi="Charis SIL Regular" w:eastAsia="Charis SIL Regular"/>
           <w:b w:val="0"/>
           <w:i w:val="0"/>
@@ -2011,14 +1901,13 @@
       </w:r>
       <w:r>
         <w:rPr>
-          <w:u w:val="single" w:color="0000ff"/>
           <w:rFonts w:ascii="Charis SIL Regular" w:hAnsi="Charis SIL Regular" w:eastAsia="Charis SIL Regular"/>
           <w:b w:val="0"/>
           <w:i w:val="0"/>
           <w:color w:val="000000"/>
           <w:sz w:val="24"/>
         </w:rPr>
-        <w:hyperlink r:id="rId18" w:history="1">
+        <w:hyperlink r:id="rId19" w:history="1">
           <w:r>
             <w:rPr>
               <w:rStyle w:val="Hyperlink"/>
@@ -2029,14 +1918,13 @@
       </w:r>
       <w:r>
         <w:rPr>
-          <w:u w:val="single" w:color="0000ff"/>
           <w:rFonts w:ascii="Charis SIL Regular" w:hAnsi="Charis SIL Regular" w:eastAsia="Charis SIL Regular"/>
           <w:b w:val="0"/>
           <w:i w:val="0"/>
           <w:color w:val="000000"/>
           <w:sz w:val="24"/>
         </w:rPr>
-        <w:hyperlink r:id="rId18" w:history="1">
+        <w:hyperlink r:id="rId19" w:history="1">
           <w:r>
             <w:rPr>
               <w:rStyle w:val="Hyperlink"/>
@@ -2047,14 +1935,13 @@
       </w:r>
       <w:r>
         <w:rPr>
-          <w:u w:val="single" w:color="0000ff"/>
           <w:rFonts w:ascii="Charis SIL Regular" w:hAnsi="Charis SIL Regular" w:eastAsia="Charis SIL Regular"/>
           <w:b w:val="0"/>
           <w:i w:val="0"/>
           <w:color w:val="000000"/>
           <w:sz w:val="24"/>
         </w:rPr>
-        <w:hyperlink r:id="rId18" w:history="1">
+        <w:hyperlink r:id="rId19" w:history="1">
           <w:r>
             <w:rPr>
               <w:rStyle w:val="Hyperlink"/>
@@ -2342,7 +2229,7 @@
           <w:sz w:val="24"/>
           <w:u w:val="single"/>
         </w:rPr>
-        <w:t>Scientific research in colonised terr</w:t>
+        <w:t>Scientific research in colonised terri</w:t>
       </w:r>
       <w:r>
         <w:rPr>
@@ -2353,7 +2240,7 @@
           <w:sz w:val="24"/>
           <w:u w:val="single"/>
         </w:rPr>
-        <w:t>i</w:t>
+        <w:t>torie</w:t>
       </w:r>
       <w:r>
         <w:rPr>
@@ -2362,9 +2249,8 @@
           <w:i w:val="0"/>
           <w:color w:val="0000FF"/>
           <w:sz w:val="24"/>
-          <w:u w:val="single"/>
-        </w:rPr>
-        <w:t>tories</w:t>
+        </w:rPr>
+        <w:t>s</w:t>
       </w:r>
       <w:r>
         <w:br/>
@@ -3902,7 +3788,7 @@
           <w:sz w:val="24"/>
           <w:u w:val="single"/>
         </w:rPr>
-        <w:hyperlink r:id="rId18" w:history="1">
+        <w:hyperlink r:id="rId19" w:history="1">
           <w:r>
             <w:rPr>
               <w:rStyle w:val="Hyperlink"/>
@@ -3920,7 +3806,7 @@
           <w:sz w:val="24"/>
           <w:u w:val="single"/>
         </w:rPr>
-        <w:hyperlink r:id="rId18" w:history="1">
+        <w:hyperlink r:id="rId19" w:history="1">
           <w:r>
             <w:rPr>
               <w:rStyle w:val="Hyperlink"/>
@@ -3938,7 +3824,7 @@
           <w:sz w:val="24"/>
           <w:u w:val="single"/>
         </w:rPr>
-        <w:hyperlink r:id="rId18" w:history="1">
+        <w:hyperlink r:id="rId19" w:history="1">
           <w:r>
             <w:rPr>
               <w:rStyle w:val="Hyperlink"/>
@@ -3956,7 +3842,7 @@
           <w:sz w:val="24"/>
           <w:u w:val="single"/>
         </w:rPr>
-        <w:hyperlink r:id="rId18" w:history="1">
+        <w:hyperlink r:id="rId19" w:history="1">
           <w:r>
             <w:rPr>
               <w:rStyle w:val="Hyperlink"/>
@@ -3974,7 +3860,7 @@
           <w:sz w:val="24"/>
           <w:u w:val="single"/>
         </w:rPr>
-        <w:hyperlink r:id="rId18" w:history="1">
+        <w:hyperlink r:id="rId19" w:history="1">
           <w:r>
             <w:rPr>
               <w:rStyle w:val="Hyperlink"/>
@@ -4054,7 +3940,7 @@
           <w:sz w:val="24"/>
           <w:u w:val="single"/>
         </w:rPr>
-        <w:hyperlink r:id="rId19" w:history="1">
+        <w:hyperlink r:id="rId18" w:history="1">
           <w:r>
             <w:rPr>
               <w:rStyle w:val="Hyperlink"/>
@@ -4072,7 +3958,7 @@
           <w:sz w:val="24"/>
           <w:u w:val="single"/>
         </w:rPr>
-        <w:hyperlink r:id="rId19" w:history="1">
+        <w:hyperlink r:id="rId18" w:history="1">
           <w:r>
             <w:rPr>
               <w:rStyle w:val="Hyperlink"/>
@@ -4090,7 +3976,7 @@
           <w:sz w:val="24"/>
           <w:u w:val="single"/>
         </w:rPr>
-        <w:hyperlink r:id="rId19" w:history="1">
+        <w:hyperlink r:id="rId18" w:history="1">
           <w:r>
             <w:rPr>
               <w:rStyle w:val="Hyperlink"/>

--- a/EXPORTS/DOCX/published/niveau3/English/KITLV.docx
+++ b/EXPORTS/DOCX/published/niveau3/English/KITLV.docx
@@ -471,89 +471,7 @@
           <w:color w:val="000000"/>
           <w:sz w:val="24"/>
         </w:rPr>
-        <w:t>n</w:t>
-      </w:r>
-      <w:r>
-        <w:rPr>
-          <w:u w:val="single" w:color="0000ff"/>
-          <w:rFonts w:ascii="Charis SIL Regular" w:hAnsi="Charis SIL Regular" w:eastAsia="Charis SIL Regular"/>
-          <w:b w:val="0"/>
-          <w:i w:val="0"/>
-          <w:color w:val="000000"/>
-          <w:sz w:val="24"/>
-        </w:rPr>
-        <w:hyperlink r:id="rId10" w:history="1">
-          <w:r>
-            <w:rPr>
-              <w:rStyle w:val="Hyperlink"/>
-            </w:rPr>
-            <w:t>inkli</w:t>
-          </w:r>
-        </w:hyperlink>
-      </w:r>
-      <w:r>
-        <w:rPr>
-          <w:u w:val="single" w:color="0000ff"/>
-          <w:rFonts w:ascii="Charis SIL Regular" w:hAnsi="Charis SIL Regular" w:eastAsia="Charis SIL Regular"/>
-          <w:b w:val="0"/>
-          <w:i w:val="0"/>
-          <w:color w:val="000000"/>
-          <w:sz w:val="24"/>
-        </w:rPr>
-        <w:hyperlink r:id="rId10" w:history="1">
-          <w:r>
-            <w:rPr>
-              <w:rStyle w:val="Hyperlink"/>
-            </w:rPr>
-            <w:t>j</w:t>
-          </w:r>
-        </w:hyperlink>
-      </w:r>
-      <w:r>
-        <w:rPr>
-          <w:u w:val="single" w:color="0000ff"/>
-          <w:rFonts w:ascii="Charis SIL Regular" w:hAnsi="Charis SIL Regular" w:eastAsia="Charis SIL Regular"/>
-          <w:b w:val="0"/>
-          <w:i w:val="0"/>
-          <w:color w:val="000000"/>
-          <w:sz w:val="24"/>
-        </w:rPr>
-        <w:hyperlink r:id="rId10" w:history="1">
-          <w:r>
-            <w:rPr>
-              <w:rStyle w:val="Hyperlink"/>
-            </w:rPr>
-            <w:t>k Nede</w:t>
-          </w:r>
-        </w:hyperlink>
-      </w:r>
-      <w:r>
-        <w:rPr>
-          <w:rFonts w:ascii="Charis SIL Regular" w:hAnsi="Charis SIL Regular" w:eastAsia="Charis SIL Regular"/>
-          <w:b w:val="0"/>
-          <w:i w:val="0"/>
-          <w:color w:val="000000"/>
-          <w:sz w:val="24"/>
-        </w:rPr>
-        <w:t>rland</w:t>
-      </w:r>
-      <w:r>
-        <w:rPr>
-          <w:u w:val="single" w:color="0000ff"/>
-          <w:rFonts w:ascii="Charis SIL Regular" w:hAnsi="Charis SIL Regular" w:eastAsia="Charis SIL Regular"/>
-          <w:b w:val="0"/>
-          <w:i w:val="0"/>
-          <w:color w:val="000000"/>
-          <w:sz w:val="24"/>
-        </w:rPr>
-        <w:hyperlink r:id="rId11" w:history="1">
-          <w:r>
-            <w:rPr>
-              <w:rStyle w:val="Hyperlink"/>
-            </w:rPr>
-            <w:t>s Aard</w:t>
-          </w:r>
-        </w:hyperlink>
+        <w:t>ninklijk Nederlands Aard</w:t>
       </w:r>
       <w:r>
         <w:rPr>
@@ -1394,7 +1312,7 @@
           <w:sz w:val="24"/>
           <w:u w:val="single"/>
         </w:rPr>
-        <w:hyperlink r:id="rId14" w:history="1">
+        <w:hyperlink r:id="rId15" w:history="1">
           <w:r>
             <w:rPr>
               <w:rStyle w:val="Hyperlink"/>
@@ -1423,7 +1341,7 @@
           <w:sz w:val="24"/>
           <w:u w:val="single"/>
         </w:rPr>
-        <w:hyperlink r:id="rId14" w:history="1">
+        <w:hyperlink r:id="rId15" w:history="1">
           <w:r>
             <w:rPr>
               <w:rStyle w:val="Hyperlink"/>
@@ -1783,56 +1701,8 @@
           <w:i w:val="0"/>
           <w:color w:val="0000FF"/>
           <w:sz w:val="24"/>
-          <w:u w:val="single"/>
-        </w:rPr>
-        <w:hyperlink r:id="rId18" w:history="1">
-          <w:r>
-            <w:rPr>
-              <w:rStyle w:val="Hyperlink"/>
-            </w:rPr>
-            <w:t>History</w:t>
-          </w:r>
-        </w:hyperlink>
-      </w:r>
-      <w:r>
-        <w:rPr>
-          <w:rFonts w:ascii="Charis SIL Regular" w:hAnsi="Charis SIL Regular" w:eastAsia="Charis SIL Regular"/>
-          <w:b w:val="0"/>
-          <w:i w:val="0"/>
-          <w:color w:val="0000FF"/>
-          <w:sz w:val="24"/>
-          <w:u w:val="single"/>
-        </w:rPr>
-        <w:t xml:space="preserve"> </w:t>
-      </w:r>
-      <w:r>
-        <w:rPr>
-          <w:rFonts w:ascii="Charis SIL Regular" w:hAnsi="Charis SIL Regular" w:eastAsia="Charis SIL Regular"/>
-          <w:b w:val="0"/>
-          <w:i w:val="0"/>
-          <w:color w:val="0000FF"/>
-          <w:sz w:val="24"/>
-          <w:u w:val="single"/>
-        </w:rPr>
-        <w:hyperlink r:id="rId18" w:history="1">
-          <w:r>
-            <w:rPr>
-              <w:rStyle w:val="Hyperlink"/>
-            </w:rPr>
-            <w:t>Archive</w:t>
-          </w:r>
-        </w:hyperlink>
-      </w:r>
-      <w:r>
-        <w:rPr>
-          <w:rFonts w:ascii="Charis SIL Regular" w:hAnsi="Charis SIL Regular" w:eastAsia="Charis SIL Regular"/>
-          <w:b w:val="0"/>
-          <w:i w:val="0"/>
-          <w:color w:val="0000FF"/>
-          <w:sz w:val="24"/>
-          <w:u w:val="single"/>
-        </w:rPr>
-        <w:t xml:space="preserve"> Indonesia</w:t>
+        </w:rPr>
+        <w:t>History Archive Indonesia</w:t>
       </w:r>
       <w:r>
         <w:rPr>
@@ -1890,13 +1760,21 @@
       </w:r>
       <w:r>
         <w:rPr>
+          <w:u w:val="single" w:color="0000ff"/>
           <w:rFonts w:ascii="Charis SIL Regular" w:hAnsi="Charis SIL Regular" w:eastAsia="Charis SIL Regular"/>
           <w:b w:val="0"/>
           <w:i w:val="0"/>
           <w:color w:val="000000"/>
           <w:sz w:val="24"/>
         </w:rPr>
-        <w:t xml:space="preserve">d the </w:t>
+        <w:hyperlink r:id="rId17" w:history="1">
+          <w:r>
+            <w:rPr>
+              <w:rStyle w:val="Hyperlink"/>
+            </w:rPr>
+            <w:t xml:space="preserve">d the </w:t>
+          </w:r>
+        </w:hyperlink>
       </w:r>
       <w:r>
         <w:rPr>
@@ -1907,7 +1785,7 @@
           <w:sz w:val="24"/>
           <w:u w:val="single"/>
         </w:rPr>
-        <w:hyperlink r:id="rId17" w:history="1">
+        <w:hyperlink r:id="rId19" w:history="1">
           <w:r>
             <w:rPr>
               <w:rStyle w:val="Hyperlink"/>
@@ -1972,7 +1850,7 @@
           <w:sz w:val="24"/>
           <w:u w:val="single"/>
         </w:rPr>
-        <w:hyperlink r:id="rId19" w:history="1">
+        <w:hyperlink r:id="rId17" w:history="1">
           <w:r>
             <w:rPr>
               <w:rStyle w:val="Hyperlink"/>
@@ -2447,7 +2325,7 @@
           <w:sz w:val="24"/>
           <w:u w:val="single"/>
         </w:rPr>
-        <w:t>Scientific research in colonised terr</w:t>
+        <w:t>Scientific research in colonised terri</w:t>
       </w:r>
       <w:r>
         <w:rPr>
@@ -2458,7 +2336,7 @@
           <w:sz w:val="24"/>
           <w:u w:val="single"/>
         </w:rPr>
-        <w:t>i</w:t>
+        <w:t>torie</w:t>
       </w:r>
       <w:r>
         <w:rPr>
@@ -2467,9 +2345,8 @@
           <w:i w:val="0"/>
           <w:color w:val="0000FF"/>
           <w:sz w:val="24"/>
-          <w:u w:val="single"/>
-        </w:rPr>
-        <w:t>tories</w:t>
+        </w:rPr>
+        <w:t>s</w:t>
       </w:r>
       <w:r>
         <w:br/>

--- a/EXPORTS/DOCX/published/niveau3/English/KITLV.docx
+++ b/EXPORTS/DOCX/published/niveau3/English/KITLV.docx
@@ -378,100 +378,7 @@
           <w:color w:val="000000"/>
           <w:sz w:val="24"/>
         </w:rPr>
-        <w:t>studies, or geograph</w:t>
-      </w:r>
-      <w:r>
-        <w:rPr>
-          <w:u w:val="single" w:color="0000ff"/>
-          <w:rFonts w:ascii="Charis SIL Regular" w:hAnsi="Charis SIL Regular" w:eastAsia="Charis SIL Regular"/>
-          <w:b w:val="0"/>
-          <w:i w:val="0"/>
-          <w:color w:val="000000"/>
-          <w:sz w:val="24"/>
-        </w:rPr>
-        <w:hyperlink r:id="rId9" w:history="1">
-          <w:r>
-            <w:rPr>
-              <w:rStyle w:val="Hyperlink"/>
-            </w:rPr>
-            <w:t>y, w</w:t>
-          </w:r>
-        </w:hyperlink>
-      </w:r>
-      <w:r>
-        <w:rPr>
-          <w:u w:val="single" w:color="0000ff"/>
-          <w:rFonts w:ascii="Charis SIL Regular" w:hAnsi="Charis SIL Regular" w:eastAsia="Charis SIL Regular"/>
-          <w:b w:val="0"/>
-          <w:i w:val="0"/>
-          <w:color w:val="000000"/>
-          <w:sz w:val="24"/>
-        </w:rPr>
-        <w:hyperlink r:id="rId9" w:history="1">
-          <w:r>
-            <w:rPr>
-              <w:rStyle w:val="Hyperlink"/>
-            </w:rPr>
-            <w:t>a</w:t>
-          </w:r>
-        </w:hyperlink>
-      </w:r>
-      <w:r>
-        <w:rPr>
-          <w:u w:val="single" w:color="0000ff"/>
-          <w:rFonts w:ascii="Charis SIL Regular" w:hAnsi="Charis SIL Regular" w:eastAsia="Charis SIL Regular"/>
-          <w:b w:val="0"/>
-          <w:i w:val="0"/>
-          <w:color w:val="000000"/>
-          <w:sz w:val="24"/>
-        </w:rPr>
-        <w:hyperlink r:id="rId9" w:history="1">
-          <w:r>
-            <w:rPr>
-              <w:rStyle w:val="Hyperlink"/>
-            </w:rPr>
-            <w:t xml:space="preserve">s left to </w:t>
-          </w:r>
-        </w:hyperlink>
-      </w:r>
-      <w:r>
-        <w:rPr>
-          <w:u w:val="single" w:color="0000ff"/>
-          <w:rFonts w:ascii="Charis SIL Regular" w:hAnsi="Charis SIL Regular" w:eastAsia="Charis SIL Regular"/>
-          <w:b w:val="0"/>
-          <w:i w:val="0"/>
-          <w:color w:val="000000"/>
-          <w:sz w:val="24"/>
-        </w:rPr>
-        <w:t>t</w:t>
-      </w:r>
-      <w:r>
-        <w:rPr>
-          <w:u w:val="single" w:color="0000ff"/>
-          <w:rFonts w:ascii="Charis SIL Regular" w:hAnsi="Charis SIL Regular" w:eastAsia="Charis SIL Regular"/>
-          <w:b w:val="0"/>
-          <w:i w:val="0"/>
-          <w:color w:val="000000"/>
-          <w:sz w:val="24"/>
-        </w:rPr>
-        <w:hyperlink r:id="rId9" w:history="1">
-          <w:r>
-            <w:rPr>
-              <w:rStyle w:val="Hyperlink"/>
-            </w:rPr>
-            <w:t>he Ko</w:t>
-          </w:r>
-        </w:hyperlink>
-      </w:r>
-      <w:r>
-        <w:rPr>
-          <w:rFonts w:ascii="Charis SIL Regular" w:hAnsi="Charis SIL Regular" w:eastAsia="Charis SIL Regular"/>
-          <w:b w:val="0"/>
-          <w:i w:val="0"/>
-          <w:color w:val="000000"/>
-          <w:sz w:val="24"/>
-        </w:rPr>
-        <w:t>ninklijk Nederlands Aard</w:t>
+        <w:t>studies, or geography, was left to the Koninklijk Nederlands Aard</w:t>
       </w:r>
       <w:r>
         <w:rPr>
@@ -1312,7 +1219,7 @@
           <w:sz w:val="24"/>
           <w:u w:val="single"/>
         </w:rPr>
-        <w:hyperlink r:id="rId15" w:history="1">
+        <w:hyperlink r:id="rId14" w:history="1">
           <w:r>
             <w:rPr>
               <w:rStyle w:val="Hyperlink"/>
@@ -1341,7 +1248,7 @@
           <w:sz w:val="24"/>
           <w:u w:val="single"/>
         </w:rPr>
-        <w:hyperlink r:id="rId15" w:history="1">
+        <w:hyperlink r:id="rId14" w:history="1">
           <w:r>
             <w:rPr>
               <w:rStyle w:val="Hyperlink"/>
@@ -1672,37 +1579,8 @@
           <w:i w:val="0"/>
           <w:color w:val="0000FF"/>
           <w:sz w:val="24"/>
-          <w:u w:val="single"/>
-        </w:rPr>
-        <w:hyperlink r:id="rId18" w:history="1">
-          <w:r>
-            <w:rPr>
-              <w:rStyle w:val="Hyperlink"/>
-            </w:rPr>
-            <w:t>Oral</w:t>
-          </w:r>
-        </w:hyperlink>
-      </w:r>
-      <w:r>
-        <w:rPr>
-          <w:rFonts w:ascii="Charis SIL Regular" w:hAnsi="Charis SIL Regular" w:eastAsia="Charis SIL Regular"/>
-          <w:b w:val="0"/>
-          <w:i w:val="0"/>
-          <w:color w:val="0000FF"/>
-          <w:sz w:val="24"/>
-          <w:u w:val="single"/>
-        </w:rPr>
-        <w:t xml:space="preserve"> </w:t>
-      </w:r>
-      <w:r>
-        <w:rPr>
-          <w:rFonts w:ascii="Charis SIL Regular" w:hAnsi="Charis SIL Regular" w:eastAsia="Charis SIL Regular"/>
-          <w:b w:val="0"/>
-          <w:i w:val="0"/>
-          <w:color w:val="0000FF"/>
-          <w:sz w:val="24"/>
-        </w:rPr>
-        <w:t>History Archive Indonesia</w:t>
+        </w:rPr>
+        <w:t>Oral History Archive Indonesia</w:t>
       </w:r>
       <w:r>
         <w:rPr>
@@ -1785,7 +1663,7 @@
           <w:sz w:val="24"/>
           <w:u w:val="single"/>
         </w:rPr>
-        <w:hyperlink r:id="rId19" w:history="1">
+        <w:hyperlink r:id="rId18" w:history="1">
           <w:r>
             <w:rPr>
               <w:rStyle w:val="Hyperlink"/>
@@ -1803,7 +1681,7 @@
           <w:sz w:val="24"/>
           <w:u w:val="single"/>
         </w:rPr>
-        <w:hyperlink r:id="rId17" w:history="1">
+        <w:hyperlink r:id="rId18" w:history="1">
           <w:r>
             <w:rPr>
               <w:rStyle w:val="Hyperlink"/>
@@ -1821,7 +1699,7 @@
           <w:sz w:val="24"/>
           <w:u w:val="single"/>
         </w:rPr>
-        <w:hyperlink r:id="rId17" w:history="1">
+        <w:hyperlink r:id="rId18" w:history="1">
           <w:r>
             <w:rPr>
               <w:rStyle w:val="Hyperlink"/>
@@ -1850,7 +1728,7 @@
           <w:sz w:val="24"/>
           <w:u w:val="single"/>
         </w:rPr>
-        <w:hyperlink r:id="rId17" w:history="1">
+        <w:hyperlink r:id="rId18" w:history="1">
           <w:r>
             <w:rPr>
               <w:rStyle w:val="Hyperlink"/>
@@ -1879,7 +1757,7 @@
           <w:sz w:val="24"/>
           <w:u w:val="single"/>
         </w:rPr>
-        <w:hyperlink r:id="rId19" w:history="1">
+        <w:hyperlink r:id="rId18" w:history="1">
           <w:r>
             <w:rPr>
               <w:rStyle w:val="Hyperlink"/>
@@ -1897,7 +1775,7 @@
           <w:sz w:val="24"/>
           <w:u w:val="single"/>
         </w:rPr>
-        <w:hyperlink r:id="rId19" w:history="1">
+        <w:hyperlink r:id="rId18" w:history="1">
           <w:r>
             <w:rPr>
               <w:rStyle w:val="Hyperlink"/>
@@ -1926,7 +1804,7 @@
           <w:sz w:val="24"/>
           <w:u w:val="single"/>
         </w:rPr>
-        <w:hyperlink r:id="rId19" w:history="1">
+        <w:hyperlink r:id="rId18" w:history="1">
           <w:r>
             <w:rPr>
               <w:rStyle w:val="Hyperlink"/>
@@ -1947,14 +1825,13 @@
       </w:r>
       <w:r>
         <w:rPr>
-          <w:u w:val="single" w:color="0000ff"/>
           <w:rFonts w:ascii="Charis SIL Regular" w:hAnsi="Charis SIL Regular" w:eastAsia="Charis SIL Regular"/>
           <w:b w:val="0"/>
           <w:i w:val="0"/>
           <w:color w:val="000000"/>
           <w:sz w:val="24"/>
         </w:rPr>
-        <w:hyperlink r:id="rId18" w:history="1">
+        <w:hyperlink r:id="rId19" w:history="1">
           <w:r>
             <w:rPr>
               <w:rStyle w:val="Hyperlink"/>
@@ -1965,14 +1842,13 @@
       </w:r>
       <w:r>
         <w:rPr>
-          <w:u w:val="single" w:color="0000ff"/>
           <w:rFonts w:ascii="Charis SIL Regular" w:hAnsi="Charis SIL Regular" w:eastAsia="Charis SIL Regular"/>
           <w:b w:val="0"/>
           <w:i w:val="0"/>
           <w:color w:val="000000"/>
           <w:sz w:val="24"/>
         </w:rPr>
-        <w:hyperlink r:id="rId18" w:history="1">
+        <w:hyperlink r:id="rId19" w:history="1">
           <w:r>
             <w:rPr>
               <w:rStyle w:val="Hyperlink"/>
@@ -1983,7 +1859,6 @@
       </w:r>
       <w:r>
         <w:rPr>
-          <w:u w:val="single" w:color="0000ff"/>
           <w:rFonts w:ascii="Charis SIL Regular" w:hAnsi="Charis SIL Regular" w:eastAsia="Charis SIL Regular"/>
           <w:b w:val="0"/>
           <w:i w:val="0"/>
@@ -1994,14 +1869,13 @@
       </w:r>
       <w:r>
         <w:rPr>
-          <w:u w:val="single" w:color="0000ff"/>
           <w:rFonts w:ascii="Charis SIL Regular" w:hAnsi="Charis SIL Regular" w:eastAsia="Charis SIL Regular"/>
           <w:b w:val="0"/>
           <w:i w:val="0"/>
           <w:color w:val="000000"/>
           <w:sz w:val="24"/>
         </w:rPr>
-        <w:hyperlink r:id="rId18" w:history="1">
+        <w:hyperlink r:id="rId19" w:history="1">
           <w:r>
             <w:rPr>
               <w:rStyle w:val="Hyperlink"/>
@@ -2012,14 +1886,13 @@
       </w:r>
       <w:r>
         <w:rPr>
-          <w:u w:val="single" w:color="0000ff"/>
           <w:rFonts w:ascii="Charis SIL Regular" w:hAnsi="Charis SIL Regular" w:eastAsia="Charis SIL Regular"/>
           <w:b w:val="0"/>
           <w:i w:val="0"/>
           <w:color w:val="000000"/>
           <w:sz w:val="24"/>
         </w:rPr>
-        <w:hyperlink r:id="rId18" w:history="1">
+        <w:hyperlink r:id="rId19" w:history="1">
           <w:r>
             <w:rPr>
               <w:rStyle w:val="Hyperlink"/>
@@ -2030,14 +1903,13 @@
       </w:r>
       <w:r>
         <w:rPr>
-          <w:u w:val="single" w:color="0000ff"/>
           <w:rFonts w:ascii="Charis SIL Regular" w:hAnsi="Charis SIL Regular" w:eastAsia="Charis SIL Regular"/>
           <w:b w:val="0"/>
           <w:i w:val="0"/>
           <w:color w:val="000000"/>
           <w:sz w:val="24"/>
         </w:rPr>
-        <w:hyperlink r:id="rId18" w:history="1">
+        <w:hyperlink r:id="rId19" w:history="1">
           <w:r>
             <w:rPr>
               <w:rStyle w:val="Hyperlink"/>
@@ -2325,7 +2197,7 @@
           <w:sz w:val="24"/>
           <w:u w:val="single"/>
         </w:rPr>
-        <w:t>Scientific research in colonised terri</w:t>
+        <w:t>Scientific research in colonised terr</w:t>
       </w:r>
       <w:r>
         <w:rPr>
@@ -2336,7 +2208,7 @@
           <w:sz w:val="24"/>
           <w:u w:val="single"/>
         </w:rPr>
-        <w:t>torie</w:t>
+        <w:t>i</w:t>
       </w:r>
       <w:r>
         <w:rPr>
@@ -2345,8 +2217,9 @@
           <w:i w:val="0"/>
           <w:color w:val="0000FF"/>
           <w:sz w:val="24"/>
-        </w:rPr>
-        <w:t>s</w:t>
+          <w:u w:val="single"/>
+        </w:rPr>
+        <w:t>tories</w:t>
       </w:r>
       <w:r>
         <w:br/>
@@ -3884,7 +3757,7 @@
           <w:sz w:val="24"/>
           <w:u w:val="single"/>
         </w:rPr>
-        <w:hyperlink r:id="rId18" w:history="1">
+        <w:hyperlink r:id="rId19" w:history="1">
           <w:r>
             <w:rPr>
               <w:rStyle w:val="Hyperlink"/>
@@ -3902,7 +3775,7 @@
           <w:sz w:val="24"/>
           <w:u w:val="single"/>
         </w:rPr>
-        <w:hyperlink r:id="rId18" w:history="1">
+        <w:hyperlink r:id="rId19" w:history="1">
           <w:r>
             <w:rPr>
               <w:rStyle w:val="Hyperlink"/>
@@ -3920,7 +3793,7 @@
           <w:sz w:val="24"/>
           <w:u w:val="single"/>
         </w:rPr>
-        <w:hyperlink r:id="rId18" w:history="1">
+        <w:hyperlink r:id="rId19" w:history="1">
           <w:r>
             <w:rPr>
               <w:rStyle w:val="Hyperlink"/>
@@ -3938,7 +3811,7 @@
           <w:sz w:val="24"/>
           <w:u w:val="single"/>
         </w:rPr>
-        <w:hyperlink r:id="rId18" w:history="1">
+        <w:hyperlink r:id="rId19" w:history="1">
           <w:r>
             <w:rPr>
               <w:rStyle w:val="Hyperlink"/>
@@ -3956,7 +3829,7 @@
           <w:sz w:val="24"/>
           <w:u w:val="single"/>
         </w:rPr>
-        <w:hyperlink r:id="rId18" w:history="1">
+        <w:hyperlink r:id="rId19" w:history="1">
           <w:r>
             <w:rPr>
               <w:rStyle w:val="Hyperlink"/>
@@ -4036,7 +3909,7 @@
           <w:sz w:val="24"/>
           <w:u w:val="single"/>
         </w:rPr>
-        <w:hyperlink r:id="rId19" w:history="1">
+        <w:hyperlink r:id="rId18" w:history="1">
           <w:r>
             <w:rPr>
               <w:rStyle w:val="Hyperlink"/>
@@ -4054,7 +3927,7 @@
           <w:sz w:val="24"/>
           <w:u w:val="single"/>
         </w:rPr>
-        <w:hyperlink r:id="rId19" w:history="1">
+        <w:hyperlink r:id="rId18" w:history="1">
           <w:r>
             <w:rPr>
               <w:rStyle w:val="Hyperlink"/>
@@ -4072,7 +3945,7 @@
           <w:sz w:val="24"/>
           <w:u w:val="single"/>
         </w:rPr>
-        <w:hyperlink r:id="rId19" w:history="1">
+        <w:hyperlink r:id="rId18" w:history="1">
           <w:r>
             <w:rPr>
               <w:rStyle w:val="Hyperlink"/>
@@ -4583,7 +4456,7 @@
         <w:autoSpaceDN w:val="0"/>
         <w:autoSpaceDE w:val="0"/>
         <w:widowControl/>
-        <w:spacing w:line="538" w:lineRule="exact" w:before="478" w:after="0"/>
+        <w:spacing w:line="538" w:lineRule="exact" w:before="458" w:after="0"/>
         <w:ind w:left="0" w:right="0" w:firstLine="0"/>
         <w:jc w:val="left"/>
       </w:pPr>

--- a/EXPORTS/DOCX/published/niveau3/English/KITLV.docx
+++ b/EXPORTS/DOCX/published/niveau3/English/KITLV.docx
@@ -378,7 +378,128 @@
           <w:color w:val="000000"/>
           <w:sz w:val="24"/>
         </w:rPr>
-        <w:t>studies, or geography, was left to the Koninklijk Nederlands Aard</w:t>
+        <w:t>studies, or geograph</w:t>
+      </w:r>
+      <w:r>
+        <w:rPr>
+          <w:u w:val="single" w:color="0000ff"/>
+          <w:rFonts w:ascii="Charis SIL Regular" w:hAnsi="Charis SIL Regular" w:eastAsia="Charis SIL Regular"/>
+          <w:b w:val="0"/>
+          <w:i w:val="0"/>
+          <w:color w:val="000000"/>
+          <w:sz w:val="24"/>
+        </w:rPr>
+        <w:t>y, was left to t</w:t>
+      </w:r>
+      <w:r>
+        <w:rPr>
+          <w:u w:val="single" w:color="0000ff"/>
+          <w:rFonts w:ascii="Charis SIL Regular" w:hAnsi="Charis SIL Regular" w:eastAsia="Charis SIL Regular"/>
+          <w:b w:val="0"/>
+          <w:i w:val="0"/>
+          <w:color w:val="000000"/>
+          <w:sz w:val="24"/>
+        </w:rPr>
+        <w:hyperlink r:id="rId9" w:history="1">
+          <w:r>
+            <w:rPr>
+              <w:rStyle w:val="Hyperlink"/>
+            </w:rPr>
+            <w:t>he Ko</w:t>
+          </w:r>
+        </w:hyperlink>
+      </w:r>
+      <w:r>
+        <w:rPr>
+          <w:rFonts w:ascii="Charis SIL Regular" w:hAnsi="Charis SIL Regular" w:eastAsia="Charis SIL Regular"/>
+          <w:b w:val="0"/>
+          <w:i w:val="0"/>
+          <w:color w:val="000000"/>
+          <w:sz w:val="24"/>
+        </w:rPr>
+        <w:t>n</w:t>
+      </w:r>
+      <w:r>
+        <w:rPr>
+          <w:u w:val="single" w:color="0000ff"/>
+          <w:rFonts w:ascii="Charis SIL Regular" w:hAnsi="Charis SIL Regular" w:eastAsia="Charis SIL Regular"/>
+          <w:b w:val="0"/>
+          <w:i w:val="0"/>
+          <w:color w:val="000000"/>
+          <w:sz w:val="24"/>
+        </w:rPr>
+        <w:hyperlink r:id="rId10" w:history="1">
+          <w:r>
+            <w:rPr>
+              <w:rStyle w:val="Hyperlink"/>
+            </w:rPr>
+            <w:t>inkli</w:t>
+          </w:r>
+        </w:hyperlink>
+      </w:r>
+      <w:r>
+        <w:rPr>
+          <w:u w:val="single" w:color="0000ff"/>
+          <w:rFonts w:ascii="Charis SIL Regular" w:hAnsi="Charis SIL Regular" w:eastAsia="Charis SIL Regular"/>
+          <w:b w:val="0"/>
+          <w:i w:val="0"/>
+          <w:color w:val="000000"/>
+          <w:sz w:val="24"/>
+        </w:rPr>
+        <w:hyperlink r:id="rId10" w:history="1">
+          <w:r>
+            <w:rPr>
+              <w:rStyle w:val="Hyperlink"/>
+            </w:rPr>
+            <w:t>j</w:t>
+          </w:r>
+        </w:hyperlink>
+      </w:r>
+      <w:r>
+        <w:rPr>
+          <w:u w:val="single" w:color="0000ff"/>
+          <w:rFonts w:ascii="Charis SIL Regular" w:hAnsi="Charis SIL Regular" w:eastAsia="Charis SIL Regular"/>
+          <w:b w:val="0"/>
+          <w:i w:val="0"/>
+          <w:color w:val="000000"/>
+          <w:sz w:val="24"/>
+        </w:rPr>
+        <w:hyperlink r:id="rId10" w:history="1">
+          <w:r>
+            <w:rPr>
+              <w:rStyle w:val="Hyperlink"/>
+            </w:rPr>
+            <w:t>k Nede</w:t>
+          </w:r>
+        </w:hyperlink>
+      </w:r>
+      <w:r>
+        <w:rPr>
+          <w:rFonts w:ascii="Charis SIL Regular" w:hAnsi="Charis SIL Regular" w:eastAsia="Charis SIL Regular"/>
+          <w:b w:val="0"/>
+          <w:i w:val="0"/>
+          <w:color w:val="000000"/>
+          <w:sz w:val="24"/>
+        </w:rPr>
+        <w:t>rland</w:t>
+      </w:r>
+      <w:r>
+        <w:rPr>
+          <w:u w:val="single" w:color="0000ff"/>
+          <w:rFonts w:ascii="Charis SIL Regular" w:hAnsi="Charis SIL Regular" w:eastAsia="Charis SIL Regular"/>
+          <w:b w:val="0"/>
+          <w:i w:val="0"/>
+          <w:color w:val="000000"/>
+          <w:sz w:val="24"/>
+        </w:rPr>
+        <w:hyperlink r:id="rId11" w:history="1">
+          <w:r>
+            <w:rPr>
+              <w:rStyle w:val="Hyperlink"/>
+            </w:rPr>
+            <w:t>s Aard</w:t>
+          </w:r>
+        </w:hyperlink>
       </w:r>
       <w:r>
         <w:rPr>
@@ -1579,8 +1700,56 @@
           <w:i w:val="0"/>
           <w:color w:val="0000FF"/>
           <w:sz w:val="24"/>
-        </w:rPr>
-        <w:t>Oral History Archive Indonesia</w:t>
+          <w:u w:val="single"/>
+        </w:rPr>
+        <w:hyperlink r:id="rId18" w:history="1">
+          <w:r>
+            <w:rPr>
+              <w:rStyle w:val="Hyperlink"/>
+            </w:rPr>
+            <w:t>Oral</w:t>
+          </w:r>
+        </w:hyperlink>
+      </w:r>
+      <w:r>
+        <w:rPr>
+          <w:rFonts w:ascii="Charis SIL Regular" w:hAnsi="Charis SIL Regular" w:eastAsia="Charis SIL Regular"/>
+          <w:b w:val="0"/>
+          <w:i w:val="0"/>
+          <w:color w:val="0000FF"/>
+          <w:sz w:val="24"/>
+          <w:u w:val="single"/>
+        </w:rPr>
+        <w:t xml:space="preserve"> </w:t>
+      </w:r>
+      <w:r>
+        <w:rPr>
+          <w:rFonts w:ascii="Charis SIL Regular" w:hAnsi="Charis SIL Regular" w:eastAsia="Charis SIL Regular"/>
+          <w:b w:val="0"/>
+          <w:i w:val="0"/>
+          <w:color w:val="0000FF"/>
+          <w:sz w:val="24"/>
+          <w:u w:val="single"/>
+        </w:rPr>
+        <w:hyperlink r:id="rId18" w:history="1">
+          <w:r>
+            <w:rPr>
+              <w:rStyle w:val="Hyperlink"/>
+            </w:rPr>
+            <w:t>History</w:t>
+          </w:r>
+        </w:hyperlink>
+      </w:r>
+      <w:r>
+        <w:rPr>
+          <w:rFonts w:ascii="Charis SIL Regular" w:hAnsi="Charis SIL Regular" w:eastAsia="Charis SIL Regular"/>
+          <w:b w:val="0"/>
+          <w:i w:val="0"/>
+          <w:color w:val="0000FF"/>
+          <w:sz w:val="24"/>
+          <w:u w:val="single"/>
+        </w:rPr>
+        <w:t xml:space="preserve"> Archive Indonesia</w:t>
       </w:r>
       <w:r>
         <w:rPr>
@@ -1663,7 +1832,7 @@
           <w:sz w:val="24"/>
           <w:u w:val="single"/>
         </w:rPr>
-        <w:hyperlink r:id="rId18" w:history="1">
+        <w:hyperlink r:id="rId17" w:history="1">
           <w:r>
             <w:rPr>
               <w:rStyle w:val="Hyperlink"/>
@@ -1681,7 +1850,7 @@
           <w:sz w:val="24"/>
           <w:u w:val="single"/>
         </w:rPr>
-        <w:hyperlink r:id="rId18" w:history="1">
+        <w:hyperlink r:id="rId17" w:history="1">
           <w:r>
             <w:rPr>
               <w:rStyle w:val="Hyperlink"/>
@@ -1699,7 +1868,7 @@
           <w:sz w:val="24"/>
           <w:u w:val="single"/>
         </w:rPr>
-        <w:hyperlink r:id="rId18" w:history="1">
+        <w:hyperlink r:id="rId17" w:history="1">
           <w:r>
             <w:rPr>
               <w:rStyle w:val="Hyperlink"/>
@@ -1728,7 +1897,7 @@
           <w:sz w:val="24"/>
           <w:u w:val="single"/>
         </w:rPr>
-        <w:hyperlink r:id="rId18" w:history="1">
+        <w:hyperlink r:id="rId17" w:history="1">
           <w:r>
             <w:rPr>
               <w:rStyle w:val="Hyperlink"/>
@@ -1757,7 +1926,7 @@
           <w:sz w:val="24"/>
           <w:u w:val="single"/>
         </w:rPr>
-        <w:hyperlink r:id="rId18" w:history="1">
+        <w:hyperlink r:id="rId19" w:history="1">
           <w:r>
             <w:rPr>
               <w:rStyle w:val="Hyperlink"/>
@@ -1775,7 +1944,7 @@
           <w:sz w:val="24"/>
           <w:u w:val="single"/>
         </w:rPr>
-        <w:hyperlink r:id="rId18" w:history="1">
+        <w:hyperlink r:id="rId19" w:history="1">
           <w:r>
             <w:rPr>
               <w:rStyle w:val="Hyperlink"/>
@@ -1804,7 +1973,7 @@
           <w:sz w:val="24"/>
           <w:u w:val="single"/>
         </w:rPr>
-        <w:hyperlink r:id="rId18" w:history="1">
+        <w:hyperlink r:id="rId19" w:history="1">
           <w:r>
             <w:rPr>
               <w:rStyle w:val="Hyperlink"/>
@@ -1825,13 +1994,14 @@
       </w:r>
       <w:r>
         <w:rPr>
+          <w:u w:val="single" w:color="0000ff"/>
           <w:rFonts w:ascii="Charis SIL Regular" w:hAnsi="Charis SIL Regular" w:eastAsia="Charis SIL Regular"/>
           <w:b w:val="0"/>
           <w:i w:val="0"/>
           <w:color w:val="000000"/>
           <w:sz w:val="24"/>
         </w:rPr>
-        <w:hyperlink r:id="rId19" w:history="1">
+        <w:hyperlink r:id="rId18" w:history="1">
           <w:r>
             <w:rPr>
               <w:rStyle w:val="Hyperlink"/>
@@ -1842,13 +2012,14 @@
       </w:r>
       <w:r>
         <w:rPr>
+          <w:u w:val="single" w:color="0000ff"/>
           <w:rFonts w:ascii="Charis SIL Regular" w:hAnsi="Charis SIL Regular" w:eastAsia="Charis SIL Regular"/>
           <w:b w:val="0"/>
           <w:i w:val="0"/>
           <w:color w:val="000000"/>
           <w:sz w:val="24"/>
         </w:rPr>
-        <w:hyperlink r:id="rId19" w:history="1">
+        <w:hyperlink r:id="rId18" w:history="1">
           <w:r>
             <w:rPr>
               <w:rStyle w:val="Hyperlink"/>
@@ -1859,6 +2030,7 @@
       </w:r>
       <w:r>
         <w:rPr>
+          <w:u w:val="single" w:color="0000ff"/>
           <w:rFonts w:ascii="Charis SIL Regular" w:hAnsi="Charis SIL Regular" w:eastAsia="Charis SIL Regular"/>
           <w:b w:val="0"/>
           <w:i w:val="0"/>
@@ -1869,13 +2041,14 @@
       </w:r>
       <w:r>
         <w:rPr>
+          <w:u w:val="single" w:color="0000ff"/>
           <w:rFonts w:ascii="Charis SIL Regular" w:hAnsi="Charis SIL Regular" w:eastAsia="Charis SIL Regular"/>
           <w:b w:val="0"/>
           <w:i w:val="0"/>
           <w:color w:val="000000"/>
           <w:sz w:val="24"/>
         </w:rPr>
-        <w:hyperlink r:id="rId19" w:history="1">
+        <w:hyperlink r:id="rId18" w:history="1">
           <w:r>
             <w:rPr>
               <w:rStyle w:val="Hyperlink"/>
@@ -1886,13 +2059,14 @@
       </w:r>
       <w:r>
         <w:rPr>
+          <w:u w:val="single" w:color="0000ff"/>
           <w:rFonts w:ascii="Charis SIL Regular" w:hAnsi="Charis SIL Regular" w:eastAsia="Charis SIL Regular"/>
           <w:b w:val="0"/>
           <w:i w:val="0"/>
           <w:color w:val="000000"/>
           <w:sz w:val="24"/>
         </w:rPr>
-        <w:hyperlink r:id="rId19" w:history="1">
+        <w:hyperlink r:id="rId18" w:history="1">
           <w:r>
             <w:rPr>
               <w:rStyle w:val="Hyperlink"/>
@@ -1903,13 +2077,14 @@
       </w:r>
       <w:r>
         <w:rPr>
+          <w:u w:val="single" w:color="0000ff"/>
           <w:rFonts w:ascii="Charis SIL Regular" w:hAnsi="Charis SIL Regular" w:eastAsia="Charis SIL Regular"/>
           <w:b w:val="0"/>
           <w:i w:val="0"/>
           <w:color w:val="000000"/>
           <w:sz w:val="24"/>
         </w:rPr>
-        <w:hyperlink r:id="rId19" w:history="1">
+        <w:hyperlink r:id="rId18" w:history="1">
           <w:r>
             <w:rPr>
               <w:rStyle w:val="Hyperlink"/>
@@ -3757,7 +3932,7 @@
           <w:sz w:val="24"/>
           <w:u w:val="single"/>
         </w:rPr>
-        <w:hyperlink r:id="rId19" w:history="1">
+        <w:hyperlink r:id="rId18" w:history="1">
           <w:r>
             <w:rPr>
               <w:rStyle w:val="Hyperlink"/>
@@ -3775,7 +3950,7 @@
           <w:sz w:val="24"/>
           <w:u w:val="single"/>
         </w:rPr>
-        <w:hyperlink r:id="rId19" w:history="1">
+        <w:hyperlink r:id="rId18" w:history="1">
           <w:r>
             <w:rPr>
               <w:rStyle w:val="Hyperlink"/>
@@ -3793,7 +3968,7 @@
           <w:sz w:val="24"/>
           <w:u w:val="single"/>
         </w:rPr>
-        <w:hyperlink r:id="rId19" w:history="1">
+        <w:hyperlink r:id="rId18" w:history="1">
           <w:r>
             <w:rPr>
               <w:rStyle w:val="Hyperlink"/>
@@ -3811,7 +3986,7 @@
           <w:sz w:val="24"/>
           <w:u w:val="single"/>
         </w:rPr>
-        <w:hyperlink r:id="rId19" w:history="1">
+        <w:hyperlink r:id="rId18" w:history="1">
           <w:r>
             <w:rPr>
               <w:rStyle w:val="Hyperlink"/>
@@ -3829,7 +4004,7 @@
           <w:sz w:val="24"/>
           <w:u w:val="single"/>
         </w:rPr>
-        <w:hyperlink r:id="rId19" w:history="1">
+        <w:hyperlink r:id="rId18" w:history="1">
           <w:r>
             <w:rPr>
               <w:rStyle w:val="Hyperlink"/>
@@ -3909,7 +4084,7 @@
           <w:sz w:val="24"/>
           <w:u w:val="single"/>
         </w:rPr>
-        <w:hyperlink r:id="rId18" w:history="1">
+        <w:hyperlink r:id="rId19" w:history="1">
           <w:r>
             <w:rPr>
               <w:rStyle w:val="Hyperlink"/>
@@ -3927,7 +4102,7 @@
           <w:sz w:val="24"/>
           <w:u w:val="single"/>
         </w:rPr>
-        <w:hyperlink r:id="rId18" w:history="1">
+        <w:hyperlink r:id="rId19" w:history="1">
           <w:r>
             <w:rPr>
               <w:rStyle w:val="Hyperlink"/>
@@ -3945,7 +4120,7 @@
           <w:sz w:val="24"/>
           <w:u w:val="single"/>
         </w:rPr>
-        <w:hyperlink r:id="rId18" w:history="1">
+        <w:hyperlink r:id="rId19" w:history="1">
           <w:r>
             <w:rPr>
               <w:rStyle w:val="Hyperlink"/>

--- a/EXPORTS/DOCX/published/niveau3/English/KITLV.docx
+++ b/EXPORTS/DOCX/published/niveau3/English/KITLV.docx
@@ -378,18 +378,7 @@
           <w:color w:val="000000"/>
           <w:sz w:val="24"/>
         </w:rPr>
-        <w:t>studies, or geograph</w:t>
-      </w:r>
-      <w:r>
-        <w:rPr>
-          <w:u w:val="single" w:color="0000ff"/>
-          <w:rFonts w:ascii="Charis SIL Regular" w:hAnsi="Charis SIL Regular" w:eastAsia="Charis SIL Regular"/>
-          <w:b w:val="0"/>
-          <w:i w:val="0"/>
-          <w:color w:val="000000"/>
-          <w:sz w:val="24"/>
-        </w:rPr>
-        <w:t>y, was left to t</w:t>
+        <w:t>studies, or geography, was left to t</w:t>
       </w:r>
       <w:r>
         <w:rPr>
@@ -1749,79 +1738,63 @@
           <w:sz w:val="24"/>
           <w:u w:val="single"/>
         </w:rPr>
-        <w:t xml:space="preserve"> Archive Indonesia</w:t>
-      </w:r>
-      <w:r>
-        <w:rPr>
-          <w:u w:val="single" w:color="0000ff"/>
+        <w:t xml:space="preserve"> </w:t>
+      </w:r>
+      <w:r>
+        <w:rPr>
           <w:rFonts w:ascii="Charis SIL Regular" w:hAnsi="Charis SIL Regular" w:eastAsia="Charis SIL Regular"/>
           <w:b w:val="0"/>
           <w:i w:val="0"/>
-          <w:color w:val="000000"/>
-          <w:sz w:val="24"/>
-        </w:rPr>
-        <w:hyperlink r:id="rId17" w:history="1">
+          <w:color w:val="0000FF"/>
+          <w:sz w:val="24"/>
+          <w:u w:val="single"/>
+        </w:rPr>
+        <w:hyperlink r:id="rId18" w:history="1">
           <w:r>
             <w:rPr>
               <w:rStyle w:val="Hyperlink"/>
             </w:rPr>
-            <w:t xml:space="preserve"> (SMG</w:t>
+            <w:t>Archive</w:t>
           </w:r>
         </w:hyperlink>
       </w:r>
       <w:r>
         <w:rPr>
-          <w:u w:val="single" w:color="0000ff"/>
           <w:rFonts w:ascii="Charis SIL Regular" w:hAnsi="Charis SIL Regular" w:eastAsia="Charis SIL Regular"/>
           <w:b w:val="0"/>
           <w:i w:val="0"/>
-          <w:color w:val="000000"/>
-          <w:sz w:val="24"/>
-        </w:rPr>
-        <w:hyperlink r:id="rId17" w:history="1">
+          <w:color w:val="0000FF"/>
+          <w:sz w:val="24"/>
+          <w:u w:val="single"/>
+        </w:rPr>
+        <w:t xml:space="preserve"> </w:t>
+      </w:r>
+      <w:r>
+        <w:rPr>
+          <w:rFonts w:ascii="Charis SIL Regular" w:hAnsi="Charis SIL Regular" w:eastAsia="Charis SIL Regular"/>
+          <w:b w:val="0"/>
+          <w:i w:val="0"/>
+          <w:color w:val="0000FF"/>
+          <w:sz w:val="24"/>
+        </w:rPr>
+        <w:hyperlink r:id="rId18" w:history="1">
           <w:r>
             <w:rPr>
               <w:rStyle w:val="Hyperlink"/>
             </w:rPr>
-            <w:t>I</w:t>
+            <w:t>Indonesia</w:t>
           </w:r>
         </w:hyperlink>
       </w:r>
       <w:r>
         <w:rPr>
-          <w:u w:val="single" w:color="0000ff"/>
           <w:rFonts w:ascii="Charis SIL Regular" w:hAnsi="Charis SIL Regular" w:eastAsia="Charis SIL Regular"/>
           <w:b w:val="0"/>
           <w:i w:val="0"/>
           <w:color w:val="000000"/>
           <w:sz w:val="24"/>
         </w:rPr>
-        <w:hyperlink r:id="rId17" w:history="1">
-          <w:r>
-            <w:rPr>
-              <w:rStyle w:val="Hyperlink"/>
-            </w:rPr>
-            <w:t>) an</w:t>
-          </w:r>
-        </w:hyperlink>
-      </w:r>
-      <w:r>
-        <w:rPr>
-          <w:u w:val="single" w:color="0000ff"/>
-          <w:rFonts w:ascii="Charis SIL Regular" w:hAnsi="Charis SIL Regular" w:eastAsia="Charis SIL Regular"/>
-          <w:b w:val="0"/>
-          <w:i w:val="0"/>
-          <w:color w:val="000000"/>
-          <w:sz w:val="24"/>
-        </w:rPr>
-        <w:hyperlink r:id="rId17" w:history="1">
-          <w:r>
-            <w:rPr>
-              <w:rStyle w:val="Hyperlink"/>
-            </w:rPr>
-            <w:t xml:space="preserve">d the </w:t>
-          </w:r>
-        </w:hyperlink>
+        <w:t xml:space="preserve"> (SMGI) and the </w:t>
       </w:r>
       <w:r>
         <w:rPr>
@@ -1832,7 +1805,7 @@
           <w:sz w:val="24"/>
           <w:u w:val="single"/>
         </w:rPr>
-        <w:hyperlink r:id="rId17" w:history="1">
+        <w:hyperlink r:id="rId19" w:history="1">
           <w:r>
             <w:rPr>
               <w:rStyle w:val="Hyperlink"/>
@@ -1850,7 +1823,7 @@
           <w:sz w:val="24"/>
           <w:u w:val="single"/>
         </w:rPr>
-        <w:hyperlink r:id="rId17" w:history="1">
+        <w:hyperlink r:id="rId19" w:history="1">
           <w:r>
             <w:rPr>
               <w:rStyle w:val="Hyperlink"/>
@@ -1868,7 +1841,7 @@
           <w:sz w:val="24"/>
           <w:u w:val="single"/>
         </w:rPr>
-        <w:hyperlink r:id="rId17" w:history="1">
+        <w:hyperlink r:id="rId19" w:history="1">
           <w:r>
             <w:rPr>
               <w:rStyle w:val="Hyperlink"/>
@@ -1897,7 +1870,7 @@
           <w:sz w:val="24"/>
           <w:u w:val="single"/>
         </w:rPr>
-        <w:hyperlink r:id="rId17" w:history="1">
+        <w:hyperlink r:id="rId19" w:history="1">
           <w:r>
             <w:rPr>
               <w:rStyle w:val="Hyperlink"/>

--- a/EXPORTS/DOCX/published/niveau3/English/KITLV.docx
+++ b/EXPORTS/DOCX/published/niveau3/English/KITLV.docx
@@ -378,7 +378,72 @@
           <w:color w:val="000000"/>
           <w:sz w:val="24"/>
         </w:rPr>
-        <w:t>studies, or geography, was left to t</w:t>
+        <w:t>studies, or geograph</w:t>
+      </w:r>
+      <w:r>
+        <w:rPr>
+          <w:u w:val="single" w:color="0000ff"/>
+          <w:rFonts w:ascii="Charis SIL Regular" w:hAnsi="Charis SIL Regular" w:eastAsia="Charis SIL Regular"/>
+          <w:b w:val="0"/>
+          <w:i w:val="0"/>
+          <w:color w:val="000000"/>
+          <w:sz w:val="24"/>
+        </w:rPr>
+        <w:hyperlink r:id="rId9" w:history="1">
+          <w:r>
+            <w:rPr>
+              <w:rStyle w:val="Hyperlink"/>
+            </w:rPr>
+            <w:t>y, w</w:t>
+          </w:r>
+        </w:hyperlink>
+      </w:r>
+      <w:r>
+        <w:rPr>
+          <w:u w:val="single" w:color="0000ff"/>
+          <w:rFonts w:ascii="Charis SIL Regular" w:hAnsi="Charis SIL Regular" w:eastAsia="Charis SIL Regular"/>
+          <w:b w:val="0"/>
+          <w:i w:val="0"/>
+          <w:color w:val="000000"/>
+          <w:sz w:val="24"/>
+        </w:rPr>
+        <w:hyperlink r:id="rId9" w:history="1">
+          <w:r>
+            <w:rPr>
+              <w:rStyle w:val="Hyperlink"/>
+            </w:rPr>
+            <w:t>a</w:t>
+          </w:r>
+        </w:hyperlink>
+      </w:r>
+      <w:r>
+        <w:rPr>
+          <w:u w:val="single" w:color="0000ff"/>
+          <w:rFonts w:ascii="Charis SIL Regular" w:hAnsi="Charis SIL Regular" w:eastAsia="Charis SIL Regular"/>
+          <w:b w:val="0"/>
+          <w:i w:val="0"/>
+          <w:color w:val="000000"/>
+          <w:sz w:val="24"/>
+        </w:rPr>
+        <w:hyperlink r:id="rId9" w:history="1">
+          <w:r>
+            <w:rPr>
+              <w:rStyle w:val="Hyperlink"/>
+            </w:rPr>
+            <w:t xml:space="preserve">s left to </w:t>
+          </w:r>
+        </w:hyperlink>
+      </w:r>
+      <w:r>
+        <w:rPr>
+          <w:u w:val="single" w:color="0000ff"/>
+          <w:rFonts w:ascii="Charis SIL Regular" w:hAnsi="Charis SIL Regular" w:eastAsia="Charis SIL Regular"/>
+          <w:b w:val="0"/>
+          <w:i w:val="0"/>
+          <w:color w:val="000000"/>
+          <w:sz w:val="24"/>
+        </w:rPr>
+        <w:t>t</w:t>
       </w:r>
       <w:r>
         <w:rPr>
@@ -1767,34 +1832,79 @@
           <w:sz w:val="24"/>
           <w:u w:val="single"/>
         </w:rPr>
-        <w:t xml:space="preserve"> </w:t>
-      </w:r>
-      <w:r>
-        <w:rPr>
+        <w:t xml:space="preserve"> Indonesia</w:t>
+      </w:r>
+      <w:r>
+        <w:rPr>
+          <w:u w:val="single" w:color="0000ff"/>
           <w:rFonts w:ascii="Charis SIL Regular" w:hAnsi="Charis SIL Regular" w:eastAsia="Charis SIL Regular"/>
           <w:b w:val="0"/>
           <w:i w:val="0"/>
-          <w:color w:val="0000FF"/>
-          <w:sz w:val="24"/>
-        </w:rPr>
-        <w:hyperlink r:id="rId18" w:history="1">
+          <w:color w:val="000000"/>
+          <w:sz w:val="24"/>
+        </w:rPr>
+        <w:hyperlink r:id="rId17" w:history="1">
           <w:r>
             <w:rPr>
               <w:rStyle w:val="Hyperlink"/>
             </w:rPr>
-            <w:t>Indonesia</w:t>
+            <w:t xml:space="preserve"> (SMG</w:t>
           </w:r>
         </w:hyperlink>
       </w:r>
       <w:r>
         <w:rPr>
+          <w:u w:val="single" w:color="0000ff"/>
           <w:rFonts w:ascii="Charis SIL Regular" w:hAnsi="Charis SIL Regular" w:eastAsia="Charis SIL Regular"/>
           <w:b w:val="0"/>
           <w:i w:val="0"/>
           <w:color w:val="000000"/>
           <w:sz w:val="24"/>
         </w:rPr>
-        <w:t xml:space="preserve"> (SMGI) and the </w:t>
+        <w:hyperlink r:id="rId17" w:history="1">
+          <w:r>
+            <w:rPr>
+              <w:rStyle w:val="Hyperlink"/>
+            </w:rPr>
+            <w:t>I</w:t>
+          </w:r>
+        </w:hyperlink>
+      </w:r>
+      <w:r>
+        <w:rPr>
+          <w:u w:val="single" w:color="0000ff"/>
+          <w:rFonts w:ascii="Charis SIL Regular" w:hAnsi="Charis SIL Regular" w:eastAsia="Charis SIL Regular"/>
+          <w:b w:val="0"/>
+          <w:i w:val="0"/>
+          <w:color w:val="000000"/>
+          <w:sz w:val="24"/>
+        </w:rPr>
+        <w:hyperlink r:id="rId17" w:history="1">
+          <w:r>
+            <w:rPr>
+              <w:rStyle w:val="Hyperlink"/>
+            </w:rPr>
+            <w:t>) an</w:t>
+          </w:r>
+        </w:hyperlink>
+      </w:r>
+      <w:r>
+        <w:rPr>
+          <w:u w:val="single" w:color="0000ff"/>
+          <w:rFonts w:ascii="Charis SIL Regular" w:hAnsi="Charis SIL Regular" w:eastAsia="Charis SIL Regular"/>
+          <w:b w:val="0"/>
+          <w:i w:val="0"/>
+          <w:color w:val="000000"/>
+          <w:sz w:val="24"/>
+        </w:rPr>
+        <w:hyperlink r:id="rId17" w:history="1">
+          <w:r>
+            <w:rPr>
+              <w:rStyle w:val="Hyperlink"/>
+            </w:rPr>
+            <w:t xml:space="preserve">d the </w:t>
+          </w:r>
+        </w:hyperlink>
       </w:r>
       <w:r>
         <w:rPr>
@@ -1805,7 +1915,7 @@
           <w:sz w:val="24"/>
           <w:u w:val="single"/>
         </w:rPr>
-        <w:hyperlink r:id="rId19" w:history="1">
+        <w:hyperlink r:id="rId17" w:history="1">
           <w:r>
             <w:rPr>
               <w:rStyle w:val="Hyperlink"/>
@@ -1823,7 +1933,7 @@
           <w:sz w:val="24"/>
           <w:u w:val="single"/>
         </w:rPr>
-        <w:hyperlink r:id="rId19" w:history="1">
+        <w:hyperlink r:id="rId17" w:history="1">
           <w:r>
             <w:rPr>
               <w:rStyle w:val="Hyperlink"/>
@@ -1841,7 +1951,7 @@
           <w:sz w:val="24"/>
           <w:u w:val="single"/>
         </w:rPr>
-        <w:hyperlink r:id="rId19" w:history="1">
+        <w:hyperlink r:id="rId17" w:history="1">
           <w:r>
             <w:rPr>
               <w:rStyle w:val="Hyperlink"/>

--- a/EXPORTS/DOCX/published/niveau3/English/KITLV.docx
+++ b/EXPORTS/DOCX/published/niveau3/English/KITLV.docx
@@ -378,164 +378,7 @@
           <w:color w:val="000000"/>
           <w:sz w:val="24"/>
         </w:rPr>
-        <w:t>studies, or geograph</w:t>
-      </w:r>
-      <w:r>
-        <w:rPr>
-          <w:u w:val="single" w:color="0000ff"/>
-          <w:rFonts w:ascii="Charis SIL Regular" w:hAnsi="Charis SIL Regular" w:eastAsia="Charis SIL Regular"/>
-          <w:b w:val="0"/>
-          <w:i w:val="0"/>
-          <w:color w:val="000000"/>
-          <w:sz w:val="24"/>
-        </w:rPr>
-        <w:hyperlink r:id="rId9" w:history="1">
-          <w:r>
-            <w:rPr>
-              <w:rStyle w:val="Hyperlink"/>
-            </w:rPr>
-            <w:t>y, w</w:t>
-          </w:r>
-        </w:hyperlink>
-      </w:r>
-      <w:r>
-        <w:rPr>
-          <w:u w:val="single" w:color="0000ff"/>
-          <w:rFonts w:ascii="Charis SIL Regular" w:hAnsi="Charis SIL Regular" w:eastAsia="Charis SIL Regular"/>
-          <w:b w:val="0"/>
-          <w:i w:val="0"/>
-          <w:color w:val="000000"/>
-          <w:sz w:val="24"/>
-        </w:rPr>
-        <w:hyperlink r:id="rId9" w:history="1">
-          <w:r>
-            <w:rPr>
-              <w:rStyle w:val="Hyperlink"/>
-            </w:rPr>
-            <w:t>a</w:t>
-          </w:r>
-        </w:hyperlink>
-      </w:r>
-      <w:r>
-        <w:rPr>
-          <w:u w:val="single" w:color="0000ff"/>
-          <w:rFonts w:ascii="Charis SIL Regular" w:hAnsi="Charis SIL Regular" w:eastAsia="Charis SIL Regular"/>
-          <w:b w:val="0"/>
-          <w:i w:val="0"/>
-          <w:color w:val="000000"/>
-          <w:sz w:val="24"/>
-        </w:rPr>
-        <w:hyperlink r:id="rId9" w:history="1">
-          <w:r>
-            <w:rPr>
-              <w:rStyle w:val="Hyperlink"/>
-            </w:rPr>
-            <w:t xml:space="preserve">s left to </w:t>
-          </w:r>
-        </w:hyperlink>
-      </w:r>
-      <w:r>
-        <w:rPr>
-          <w:u w:val="single" w:color="0000ff"/>
-          <w:rFonts w:ascii="Charis SIL Regular" w:hAnsi="Charis SIL Regular" w:eastAsia="Charis SIL Regular"/>
-          <w:b w:val="0"/>
-          <w:i w:val="0"/>
-          <w:color w:val="000000"/>
-          <w:sz w:val="24"/>
-        </w:rPr>
-        <w:t>t</w:t>
-      </w:r>
-      <w:r>
-        <w:rPr>
-          <w:u w:val="single" w:color="0000ff"/>
-          <w:rFonts w:ascii="Charis SIL Regular" w:hAnsi="Charis SIL Regular" w:eastAsia="Charis SIL Regular"/>
-          <w:b w:val="0"/>
-          <w:i w:val="0"/>
-          <w:color w:val="000000"/>
-          <w:sz w:val="24"/>
-        </w:rPr>
-        <w:hyperlink r:id="rId9" w:history="1">
-          <w:r>
-            <w:rPr>
-              <w:rStyle w:val="Hyperlink"/>
-            </w:rPr>
-            <w:t>he Ko</w:t>
-          </w:r>
-        </w:hyperlink>
-      </w:r>
-      <w:r>
-        <w:rPr>
-          <w:rFonts w:ascii="Charis SIL Regular" w:hAnsi="Charis SIL Regular" w:eastAsia="Charis SIL Regular"/>
-          <w:b w:val="0"/>
-          <w:i w:val="0"/>
-          <w:color w:val="000000"/>
-          <w:sz w:val="24"/>
-        </w:rPr>
-        <w:t>n</w:t>
-      </w:r>
-      <w:r>
-        <w:rPr>
-          <w:u w:val="single" w:color="0000ff"/>
-          <w:rFonts w:ascii="Charis SIL Regular" w:hAnsi="Charis SIL Regular" w:eastAsia="Charis SIL Regular"/>
-          <w:b w:val="0"/>
-          <w:i w:val="0"/>
-          <w:color w:val="000000"/>
-          <w:sz w:val="24"/>
-        </w:rPr>
-        <w:hyperlink r:id="rId10" w:history="1">
-          <w:r>
-            <w:rPr>
-              <w:rStyle w:val="Hyperlink"/>
-            </w:rPr>
-            <w:t>inkli</w:t>
-          </w:r>
-        </w:hyperlink>
-      </w:r>
-      <w:r>
-        <w:rPr>
-          <w:u w:val="single" w:color="0000ff"/>
-          <w:rFonts w:ascii="Charis SIL Regular" w:hAnsi="Charis SIL Regular" w:eastAsia="Charis SIL Regular"/>
-          <w:b w:val="0"/>
-          <w:i w:val="0"/>
-          <w:color w:val="000000"/>
-          <w:sz w:val="24"/>
-        </w:rPr>
-        <w:hyperlink r:id="rId10" w:history="1">
-          <w:r>
-            <w:rPr>
-              <w:rStyle w:val="Hyperlink"/>
-            </w:rPr>
-            <w:t>j</w:t>
-          </w:r>
-        </w:hyperlink>
-      </w:r>
-      <w:r>
-        <w:rPr>
-          <w:u w:val="single" w:color="0000ff"/>
-          <w:rFonts w:ascii="Charis SIL Regular" w:hAnsi="Charis SIL Regular" w:eastAsia="Charis SIL Regular"/>
-          <w:b w:val="0"/>
-          <w:i w:val="0"/>
-          <w:color w:val="000000"/>
-          <w:sz w:val="24"/>
-        </w:rPr>
-        <w:hyperlink r:id="rId10" w:history="1">
-          <w:r>
-            <w:rPr>
-              <w:rStyle w:val="Hyperlink"/>
-            </w:rPr>
-            <w:t>k Nede</w:t>
-          </w:r>
-        </w:hyperlink>
-      </w:r>
-      <w:r>
-        <w:rPr>
-          <w:rFonts w:ascii="Charis SIL Regular" w:hAnsi="Charis SIL Regular" w:eastAsia="Charis SIL Regular"/>
-          <w:b w:val="0"/>
-          <w:i w:val="0"/>
-          <w:color w:val="000000"/>
-          <w:sz w:val="24"/>
-        </w:rPr>
-        <w:t>rland</w:t>
+        <w:t>studies, or geography, was left to the Koninklijk Nederland</w:t>
       </w:r>
       <w:r>
         <w:rPr>
@@ -1756,83 +1599,7 @@
           <w:sz w:val="24"/>
           <w:u w:val="single"/>
         </w:rPr>
-        <w:hyperlink r:id="rId18" w:history="1">
-          <w:r>
-            <w:rPr>
-              <w:rStyle w:val="Hyperlink"/>
-            </w:rPr>
-            <w:t>Oral</w:t>
-          </w:r>
-        </w:hyperlink>
-      </w:r>
-      <w:r>
-        <w:rPr>
-          <w:rFonts w:ascii="Charis SIL Regular" w:hAnsi="Charis SIL Regular" w:eastAsia="Charis SIL Regular"/>
-          <w:b w:val="0"/>
-          <w:i w:val="0"/>
-          <w:color w:val="0000FF"/>
-          <w:sz w:val="24"/>
-          <w:u w:val="single"/>
-        </w:rPr>
-        <w:t xml:space="preserve"> </w:t>
-      </w:r>
-      <w:r>
-        <w:rPr>
-          <w:rFonts w:ascii="Charis SIL Regular" w:hAnsi="Charis SIL Regular" w:eastAsia="Charis SIL Regular"/>
-          <w:b w:val="0"/>
-          <w:i w:val="0"/>
-          <w:color w:val="0000FF"/>
-          <w:sz w:val="24"/>
-          <w:u w:val="single"/>
-        </w:rPr>
-        <w:hyperlink r:id="rId18" w:history="1">
-          <w:r>
-            <w:rPr>
-              <w:rStyle w:val="Hyperlink"/>
-            </w:rPr>
-            <w:t>History</w:t>
-          </w:r>
-        </w:hyperlink>
-      </w:r>
-      <w:r>
-        <w:rPr>
-          <w:rFonts w:ascii="Charis SIL Regular" w:hAnsi="Charis SIL Regular" w:eastAsia="Charis SIL Regular"/>
-          <w:b w:val="0"/>
-          <w:i w:val="0"/>
-          <w:color w:val="0000FF"/>
-          <w:sz w:val="24"/>
-          <w:u w:val="single"/>
-        </w:rPr>
-        <w:t xml:space="preserve"> </w:t>
-      </w:r>
-      <w:r>
-        <w:rPr>
-          <w:rFonts w:ascii="Charis SIL Regular" w:hAnsi="Charis SIL Regular" w:eastAsia="Charis SIL Regular"/>
-          <w:b w:val="0"/>
-          <w:i w:val="0"/>
-          <w:color w:val="0000FF"/>
-          <w:sz w:val="24"/>
-          <w:u w:val="single"/>
-        </w:rPr>
-        <w:hyperlink r:id="rId18" w:history="1">
-          <w:r>
-            <w:rPr>
-              <w:rStyle w:val="Hyperlink"/>
-            </w:rPr>
-            <w:t>Archive</w:t>
-          </w:r>
-        </w:hyperlink>
-      </w:r>
-      <w:r>
-        <w:rPr>
-          <w:rFonts w:ascii="Charis SIL Regular" w:hAnsi="Charis SIL Regular" w:eastAsia="Charis SIL Regular"/>
-          <w:b w:val="0"/>
-          <w:i w:val="0"/>
-          <w:color w:val="0000FF"/>
-          <w:sz w:val="24"/>
-          <w:u w:val="single"/>
-        </w:rPr>
-        <w:t xml:space="preserve"> Indonesia</w:t>
+        <w:t>Oral History Archive Indonesia</w:t>
       </w:r>
       <w:r>
         <w:rPr>
@@ -1980,7 +1747,7 @@
           <w:sz w:val="24"/>
           <w:u w:val="single"/>
         </w:rPr>
-        <w:hyperlink r:id="rId19" w:history="1">
+        <w:hyperlink r:id="rId18" w:history="1">
           <w:r>
             <w:rPr>
               <w:rStyle w:val="Hyperlink"/>
@@ -2009,7 +1776,7 @@
           <w:sz w:val="24"/>
           <w:u w:val="single"/>
         </w:rPr>
-        <w:hyperlink r:id="rId19" w:history="1">
+        <w:hyperlink r:id="rId18" w:history="1">
           <w:r>
             <w:rPr>
               <w:rStyle w:val="Hyperlink"/>
@@ -2027,7 +1794,7 @@
           <w:sz w:val="24"/>
           <w:u w:val="single"/>
         </w:rPr>
-        <w:hyperlink r:id="rId19" w:history="1">
+        <w:hyperlink r:id="rId18" w:history="1">
           <w:r>
             <w:rPr>
               <w:rStyle w:val="Hyperlink"/>
@@ -2056,7 +1823,7 @@
           <w:sz w:val="24"/>
           <w:u w:val="single"/>
         </w:rPr>
-        <w:hyperlink r:id="rId19" w:history="1">
+        <w:hyperlink r:id="rId18" w:history="1">
           <w:r>
             <w:rPr>
               <w:rStyle w:val="Hyperlink"/>
@@ -2084,7 +1851,7 @@
           <w:color w:val="000000"/>
           <w:sz w:val="24"/>
         </w:rPr>
-        <w:hyperlink r:id="rId18" w:history="1">
+        <w:hyperlink r:id="rId19" w:history="1">
           <w:r>
             <w:rPr>
               <w:rStyle w:val="Hyperlink"/>
@@ -2102,7 +1869,7 @@
           <w:color w:val="000000"/>
           <w:sz w:val="24"/>
         </w:rPr>
-        <w:hyperlink r:id="rId18" w:history="1">
+        <w:hyperlink r:id="rId19" w:history="1">
           <w:r>
             <w:rPr>
               <w:rStyle w:val="Hyperlink"/>
@@ -2131,7 +1898,7 @@
           <w:color w:val="000000"/>
           <w:sz w:val="24"/>
         </w:rPr>
-        <w:hyperlink r:id="rId18" w:history="1">
+        <w:hyperlink r:id="rId19" w:history="1">
           <w:r>
             <w:rPr>
               <w:rStyle w:val="Hyperlink"/>
@@ -2149,7 +1916,7 @@
           <w:color w:val="000000"/>
           <w:sz w:val="24"/>
         </w:rPr>
-        <w:hyperlink r:id="rId18" w:history="1">
+        <w:hyperlink r:id="rId19" w:history="1">
           <w:r>
             <w:rPr>
               <w:rStyle w:val="Hyperlink"/>
@@ -2167,7 +1934,7 @@
           <w:color w:val="000000"/>
           <w:sz w:val="24"/>
         </w:rPr>
-        <w:hyperlink r:id="rId18" w:history="1">
+        <w:hyperlink r:id="rId19" w:history="1">
           <w:r>
             <w:rPr>
               <w:rStyle w:val="Hyperlink"/>
@@ -4015,7 +3782,7 @@
           <w:sz w:val="24"/>
           <w:u w:val="single"/>
         </w:rPr>
-        <w:hyperlink r:id="rId18" w:history="1">
+        <w:hyperlink r:id="rId19" w:history="1">
           <w:r>
             <w:rPr>
               <w:rStyle w:val="Hyperlink"/>
@@ -4033,7 +3800,7 @@
           <w:sz w:val="24"/>
           <w:u w:val="single"/>
         </w:rPr>
-        <w:hyperlink r:id="rId18" w:history="1">
+        <w:hyperlink r:id="rId19" w:history="1">
           <w:r>
             <w:rPr>
               <w:rStyle w:val="Hyperlink"/>
@@ -4051,7 +3818,7 @@
           <w:sz w:val="24"/>
           <w:u w:val="single"/>
         </w:rPr>
-        <w:hyperlink r:id="rId18" w:history="1">
+        <w:hyperlink r:id="rId19" w:history="1">
           <w:r>
             <w:rPr>
               <w:rStyle w:val="Hyperlink"/>
@@ -4069,7 +3836,7 @@
           <w:sz w:val="24"/>
           <w:u w:val="single"/>
         </w:rPr>
-        <w:hyperlink r:id="rId18" w:history="1">
+        <w:hyperlink r:id="rId19" w:history="1">
           <w:r>
             <w:rPr>
               <w:rStyle w:val="Hyperlink"/>
@@ -4087,7 +3854,7 @@
           <w:sz w:val="24"/>
           <w:u w:val="single"/>
         </w:rPr>
-        <w:hyperlink r:id="rId18" w:history="1">
+        <w:hyperlink r:id="rId19" w:history="1">
           <w:r>
             <w:rPr>
               <w:rStyle w:val="Hyperlink"/>
@@ -4167,7 +3934,7 @@
           <w:sz w:val="24"/>
           <w:u w:val="single"/>
         </w:rPr>
-        <w:hyperlink r:id="rId19" w:history="1">
+        <w:hyperlink r:id="rId18" w:history="1">
           <w:r>
             <w:rPr>
               <w:rStyle w:val="Hyperlink"/>
@@ -4185,7 +3952,7 @@
           <w:sz w:val="24"/>
           <w:u w:val="single"/>
         </w:rPr>
-        <w:hyperlink r:id="rId19" w:history="1">
+        <w:hyperlink r:id="rId18" w:history="1">
           <w:r>
             <w:rPr>
               <w:rStyle w:val="Hyperlink"/>
@@ -4203,7 +3970,7 @@
           <w:sz w:val="24"/>
           <w:u w:val="single"/>
         </w:rPr>
-        <w:hyperlink r:id="rId19" w:history="1">
+        <w:hyperlink r:id="rId18" w:history="1">
           <w:r>
             <w:rPr>
               <w:rStyle w:val="Hyperlink"/>

--- a/EXPORTS/DOCX/published/niveau3/English/KITLV.docx
+++ b/EXPORTS/DOCX/published/niveau3/English/KITLV.docx
@@ -378,7 +378,7 @@
           <w:color w:val="000000"/>
           <w:sz w:val="24"/>
         </w:rPr>
-        <w:t>studies, or geography, was left to the Koninklijk Nederland</w:t>
+        <w:t>studies, or geograph</w:t>
       </w:r>
       <w:r>
         <w:rPr>
@@ -389,14 +389,164 @@
           <w:color w:val="000000"/>
           <w:sz w:val="24"/>
         </w:rPr>
-        <w:hyperlink r:id="rId11" w:history="1">
+        <w:hyperlink r:id="rId9" w:history="1">
           <w:r>
             <w:rPr>
               <w:rStyle w:val="Hyperlink"/>
             </w:rPr>
-            <w:t>s Aard</w:t>
+            <w:t>y, w</w:t>
           </w:r>
         </w:hyperlink>
+      </w:r>
+      <w:r>
+        <w:rPr>
+          <w:u w:val="single" w:color="0000ff"/>
+          <w:rFonts w:ascii="Charis SIL Regular" w:hAnsi="Charis SIL Regular" w:eastAsia="Charis SIL Regular"/>
+          <w:b w:val="0"/>
+          <w:i w:val="0"/>
+          <w:color w:val="000000"/>
+          <w:sz w:val="24"/>
+        </w:rPr>
+        <w:hyperlink r:id="rId9" w:history="1">
+          <w:r>
+            <w:rPr>
+              <w:rStyle w:val="Hyperlink"/>
+            </w:rPr>
+            <w:t>a</w:t>
+          </w:r>
+        </w:hyperlink>
+      </w:r>
+      <w:r>
+        <w:rPr>
+          <w:u w:val="single" w:color="0000ff"/>
+          <w:rFonts w:ascii="Charis SIL Regular" w:hAnsi="Charis SIL Regular" w:eastAsia="Charis SIL Regular"/>
+          <w:b w:val="0"/>
+          <w:i w:val="0"/>
+          <w:color w:val="000000"/>
+          <w:sz w:val="24"/>
+        </w:rPr>
+        <w:hyperlink r:id="rId9" w:history="1">
+          <w:r>
+            <w:rPr>
+              <w:rStyle w:val="Hyperlink"/>
+            </w:rPr>
+            <w:t xml:space="preserve">s left to </w:t>
+          </w:r>
+        </w:hyperlink>
+      </w:r>
+      <w:r>
+        <w:rPr>
+          <w:u w:val="single" w:color="0000ff"/>
+          <w:rFonts w:ascii="Charis SIL Regular" w:hAnsi="Charis SIL Regular" w:eastAsia="Charis SIL Regular"/>
+          <w:b w:val="0"/>
+          <w:i w:val="0"/>
+          <w:color w:val="000000"/>
+          <w:sz w:val="24"/>
+        </w:rPr>
+        <w:t>t</w:t>
+      </w:r>
+      <w:r>
+        <w:rPr>
+          <w:u w:val="single" w:color="0000ff"/>
+          <w:rFonts w:ascii="Charis SIL Regular" w:hAnsi="Charis SIL Regular" w:eastAsia="Charis SIL Regular"/>
+          <w:b w:val="0"/>
+          <w:i w:val="0"/>
+          <w:color w:val="000000"/>
+          <w:sz w:val="24"/>
+        </w:rPr>
+        <w:hyperlink r:id="rId9" w:history="1">
+          <w:r>
+            <w:rPr>
+              <w:rStyle w:val="Hyperlink"/>
+            </w:rPr>
+            <w:t>he Ko</w:t>
+          </w:r>
+        </w:hyperlink>
+      </w:r>
+      <w:r>
+        <w:rPr>
+          <w:rFonts w:ascii="Charis SIL Regular" w:hAnsi="Charis SIL Regular" w:eastAsia="Charis SIL Regular"/>
+          <w:b w:val="0"/>
+          <w:i w:val="0"/>
+          <w:color w:val="000000"/>
+          <w:sz w:val="24"/>
+        </w:rPr>
+        <w:t>n</w:t>
+      </w:r>
+      <w:r>
+        <w:rPr>
+          <w:u w:val="single" w:color="0000ff"/>
+          <w:rFonts w:ascii="Charis SIL Regular" w:hAnsi="Charis SIL Regular" w:eastAsia="Charis SIL Regular"/>
+          <w:b w:val="0"/>
+          <w:i w:val="0"/>
+          <w:color w:val="000000"/>
+          <w:sz w:val="24"/>
+        </w:rPr>
+        <w:hyperlink r:id="rId10" w:history="1">
+          <w:r>
+            <w:rPr>
+              <w:rStyle w:val="Hyperlink"/>
+            </w:rPr>
+            <w:t>inkli</w:t>
+          </w:r>
+        </w:hyperlink>
+      </w:r>
+      <w:r>
+        <w:rPr>
+          <w:u w:val="single" w:color="0000ff"/>
+          <w:rFonts w:ascii="Charis SIL Regular" w:hAnsi="Charis SIL Regular" w:eastAsia="Charis SIL Regular"/>
+          <w:b w:val="0"/>
+          <w:i w:val="0"/>
+          <w:color w:val="000000"/>
+          <w:sz w:val="24"/>
+        </w:rPr>
+        <w:hyperlink r:id="rId10" w:history="1">
+          <w:r>
+            <w:rPr>
+              <w:rStyle w:val="Hyperlink"/>
+            </w:rPr>
+            <w:t>j</w:t>
+          </w:r>
+        </w:hyperlink>
+      </w:r>
+      <w:r>
+        <w:rPr>
+          <w:u w:val="single" w:color="0000ff"/>
+          <w:rFonts w:ascii="Charis SIL Regular" w:hAnsi="Charis SIL Regular" w:eastAsia="Charis SIL Regular"/>
+          <w:b w:val="0"/>
+          <w:i w:val="0"/>
+          <w:color w:val="000000"/>
+          <w:sz w:val="24"/>
+        </w:rPr>
+        <w:hyperlink r:id="rId10" w:history="1">
+          <w:r>
+            <w:rPr>
+              <w:rStyle w:val="Hyperlink"/>
+            </w:rPr>
+            <w:t>k Nede</w:t>
+          </w:r>
+        </w:hyperlink>
+      </w:r>
+      <w:r>
+        <w:rPr>
+          <w:rFonts w:ascii="Charis SIL Regular" w:hAnsi="Charis SIL Regular" w:eastAsia="Charis SIL Regular"/>
+          <w:b w:val="0"/>
+          <w:i w:val="0"/>
+          <w:color w:val="000000"/>
+          <w:sz w:val="24"/>
+        </w:rPr>
+        <w:t>rland</w:t>
+      </w:r>
+      <w:r>
+        <w:rPr>
+          <w:u w:val="single" w:color="0000ff"/>
+          <w:rFonts w:ascii="Charis SIL Regular" w:hAnsi="Charis SIL Regular" w:eastAsia="Charis SIL Regular"/>
+          <w:b w:val="0"/>
+          <w:i w:val="0"/>
+          <w:color w:val="000000"/>
+          <w:sz w:val="24"/>
+        </w:rPr>
+        <w:t>s Aard</w:t>
       </w:r>
       <w:r>
         <w:rPr>
@@ -1599,77 +1749,98 @@
           <w:sz w:val="24"/>
           <w:u w:val="single"/>
         </w:rPr>
-        <w:t>Oral History Archive Indonesia</w:t>
-      </w:r>
-      <w:r>
-        <w:rPr>
-          <w:u w:val="single" w:color="0000ff"/>
-          <w:rFonts w:ascii="Charis SIL Regular" w:hAnsi="Charis SIL Regular" w:eastAsia="Charis SIL Regular"/>
-          <w:b w:val="0"/>
-          <w:i w:val="0"/>
-          <w:color w:val="000000"/>
-          <w:sz w:val="24"/>
-        </w:rPr>
-        <w:hyperlink r:id="rId17" w:history="1">
+        <w:hyperlink r:id="rId18" w:history="1">
           <w:r>
             <w:rPr>
               <w:rStyle w:val="Hyperlink"/>
             </w:rPr>
-            <w:t xml:space="preserve"> (SMG</w:t>
+            <w:t>Oral</w:t>
           </w:r>
         </w:hyperlink>
       </w:r>
       <w:r>
         <w:rPr>
-          <w:u w:val="single" w:color="0000ff"/>
           <w:rFonts w:ascii="Charis SIL Regular" w:hAnsi="Charis SIL Regular" w:eastAsia="Charis SIL Regular"/>
           <w:b w:val="0"/>
           <w:i w:val="0"/>
-          <w:color w:val="000000"/>
-          <w:sz w:val="24"/>
-        </w:rPr>
-        <w:hyperlink r:id="rId17" w:history="1">
+          <w:color w:val="0000FF"/>
+          <w:sz w:val="24"/>
+          <w:u w:val="single"/>
+        </w:rPr>
+        <w:t xml:space="preserve"> </w:t>
+      </w:r>
+      <w:r>
+        <w:rPr>
+          <w:rFonts w:ascii="Charis SIL Regular" w:hAnsi="Charis SIL Regular" w:eastAsia="Charis SIL Regular"/>
+          <w:b w:val="0"/>
+          <w:i w:val="0"/>
+          <w:color w:val="0000FF"/>
+          <w:sz w:val="24"/>
+          <w:u w:val="single"/>
+        </w:rPr>
+        <w:hyperlink r:id="rId18" w:history="1">
           <w:r>
             <w:rPr>
               <w:rStyle w:val="Hyperlink"/>
             </w:rPr>
-            <w:t>I</w:t>
+            <w:t>History</w:t>
           </w:r>
         </w:hyperlink>
       </w:r>
       <w:r>
         <w:rPr>
-          <w:u w:val="single" w:color="0000ff"/>
           <w:rFonts w:ascii="Charis SIL Regular" w:hAnsi="Charis SIL Regular" w:eastAsia="Charis SIL Regular"/>
           <w:b w:val="0"/>
           <w:i w:val="0"/>
-          <w:color w:val="000000"/>
-          <w:sz w:val="24"/>
-        </w:rPr>
-        <w:hyperlink r:id="rId17" w:history="1">
+          <w:color w:val="0000FF"/>
+          <w:sz w:val="24"/>
+          <w:u w:val="single"/>
+        </w:rPr>
+        <w:t xml:space="preserve"> </w:t>
+      </w:r>
+      <w:r>
+        <w:rPr>
+          <w:rFonts w:ascii="Charis SIL Regular" w:hAnsi="Charis SIL Regular" w:eastAsia="Charis SIL Regular"/>
+          <w:b w:val="0"/>
+          <w:i w:val="0"/>
+          <w:color w:val="0000FF"/>
+          <w:sz w:val="24"/>
+          <w:u w:val="single"/>
+        </w:rPr>
+        <w:hyperlink r:id="rId18" w:history="1">
           <w:r>
             <w:rPr>
               <w:rStyle w:val="Hyperlink"/>
             </w:rPr>
-            <w:t>) an</w:t>
+            <w:t>Archive</w:t>
           </w:r>
         </w:hyperlink>
       </w:r>
       <w:r>
         <w:rPr>
-          <w:u w:val="single" w:color="0000ff"/>
           <w:rFonts w:ascii="Charis SIL Regular" w:hAnsi="Charis SIL Regular" w:eastAsia="Charis SIL Regular"/>
           <w:b w:val="0"/>
           <w:i w:val="0"/>
-          <w:color w:val="000000"/>
-          <w:sz w:val="24"/>
-        </w:rPr>
-        <w:hyperlink r:id="rId17" w:history="1">
+          <w:color w:val="0000FF"/>
+          <w:sz w:val="24"/>
+          <w:u w:val="single"/>
+        </w:rPr>
+        <w:t xml:space="preserve"> </w:t>
+      </w:r>
+      <w:r>
+        <w:rPr>
+          <w:rFonts w:ascii="Charis SIL Regular" w:hAnsi="Charis SIL Regular" w:eastAsia="Charis SIL Regular"/>
+          <w:b w:val="0"/>
+          <w:i w:val="0"/>
+          <w:color w:val="0000FF"/>
+          <w:sz w:val="24"/>
+        </w:rPr>
+        <w:hyperlink r:id="rId18" w:history="1">
           <w:r>
             <w:rPr>
               <w:rStyle w:val="Hyperlink"/>
             </w:rPr>
-            <w:t xml:space="preserve">d the </w:t>
+            <w:t>Indonesia</w:t>
           </w:r>
         </w:hyperlink>
       </w:r>
@@ -1678,11 +1849,21 @@
           <w:rFonts w:ascii="Charis SIL Regular" w:hAnsi="Charis SIL Regular" w:eastAsia="Charis SIL Regular"/>
           <w:b w:val="0"/>
           <w:i w:val="0"/>
+          <w:color w:val="000000"/>
+          <w:sz w:val="24"/>
+        </w:rPr>
+        <w:t xml:space="preserve"> (SMGI) and the </w:t>
+      </w:r>
+      <w:r>
+        <w:rPr>
+          <w:rFonts w:ascii="Charis SIL Regular" w:hAnsi="Charis SIL Regular" w:eastAsia="Charis SIL Regular"/>
+          <w:b w:val="0"/>
+          <w:i w:val="0"/>
           <w:color w:val="0000FF"/>
           <w:sz w:val="24"/>
           <w:u w:val="single"/>
         </w:rPr>
-        <w:hyperlink r:id="rId17" w:history="1">
+        <w:hyperlink r:id="rId19" w:history="1">
           <w:r>
             <w:rPr>
               <w:rStyle w:val="Hyperlink"/>
@@ -1700,7 +1881,7 @@
           <w:sz w:val="24"/>
           <w:u w:val="single"/>
         </w:rPr>
-        <w:hyperlink r:id="rId17" w:history="1">
+        <w:hyperlink r:id="rId19" w:history="1">
           <w:r>
             <w:rPr>
               <w:rStyle w:val="Hyperlink"/>
@@ -1718,7 +1899,7 @@
           <w:sz w:val="24"/>
           <w:u w:val="single"/>
         </w:rPr>
-        <w:hyperlink r:id="rId17" w:history="1">
+        <w:hyperlink r:id="rId19" w:history="1">
           <w:r>
             <w:rPr>
               <w:rStyle w:val="Hyperlink"/>
@@ -1747,7 +1928,7 @@
           <w:sz w:val="24"/>
           <w:u w:val="single"/>
         </w:rPr>
-        <w:hyperlink r:id="rId18" w:history="1">
+        <w:hyperlink r:id="rId19" w:history="1">
           <w:r>
             <w:rPr>
               <w:rStyle w:val="Hyperlink"/>
@@ -1776,7 +1957,7 @@
           <w:sz w:val="24"/>
           <w:u w:val="single"/>
         </w:rPr>
-        <w:hyperlink r:id="rId18" w:history="1">
+        <w:hyperlink r:id="rId19" w:history="1">
           <w:r>
             <w:rPr>
               <w:rStyle w:val="Hyperlink"/>
@@ -1794,7 +1975,7 @@
           <w:sz w:val="24"/>
           <w:u w:val="single"/>
         </w:rPr>
-        <w:hyperlink r:id="rId18" w:history="1">
+        <w:hyperlink r:id="rId19" w:history="1">
           <w:r>
             <w:rPr>
               <w:rStyle w:val="Hyperlink"/>
@@ -1823,7 +2004,7 @@
           <w:sz w:val="24"/>
           <w:u w:val="single"/>
         </w:rPr>
-        <w:hyperlink r:id="rId18" w:history="1">
+        <w:hyperlink r:id="rId19" w:history="1">
           <w:r>
             <w:rPr>
               <w:rStyle w:val="Hyperlink"/>
@@ -1851,7 +2032,7 @@
           <w:color w:val="000000"/>
           <w:sz w:val="24"/>
         </w:rPr>
-        <w:hyperlink r:id="rId19" w:history="1">
+        <w:hyperlink r:id="rId18" w:history="1">
           <w:r>
             <w:rPr>
               <w:rStyle w:val="Hyperlink"/>
@@ -1869,7 +2050,7 @@
           <w:color w:val="000000"/>
           <w:sz w:val="24"/>
         </w:rPr>
-        <w:hyperlink r:id="rId19" w:history="1">
+        <w:hyperlink r:id="rId18" w:history="1">
           <w:r>
             <w:rPr>
               <w:rStyle w:val="Hyperlink"/>
@@ -1898,7 +2079,7 @@
           <w:color w:val="000000"/>
           <w:sz w:val="24"/>
         </w:rPr>
-        <w:hyperlink r:id="rId19" w:history="1">
+        <w:hyperlink r:id="rId18" w:history="1">
           <w:r>
             <w:rPr>
               <w:rStyle w:val="Hyperlink"/>
@@ -1916,7 +2097,7 @@
           <w:color w:val="000000"/>
           <w:sz w:val="24"/>
         </w:rPr>
-        <w:hyperlink r:id="rId19" w:history="1">
+        <w:hyperlink r:id="rId18" w:history="1">
           <w:r>
             <w:rPr>
               <w:rStyle w:val="Hyperlink"/>
@@ -1934,7 +2115,7 @@
           <w:color w:val="000000"/>
           <w:sz w:val="24"/>
         </w:rPr>
-        <w:hyperlink r:id="rId19" w:history="1">
+        <w:hyperlink r:id="rId18" w:history="1">
           <w:r>
             <w:rPr>
               <w:rStyle w:val="Hyperlink"/>
@@ -3782,7 +3963,7 @@
           <w:sz w:val="24"/>
           <w:u w:val="single"/>
         </w:rPr>
-        <w:hyperlink r:id="rId19" w:history="1">
+        <w:hyperlink r:id="rId18" w:history="1">
           <w:r>
             <w:rPr>
               <w:rStyle w:val="Hyperlink"/>
@@ -3800,7 +3981,7 @@
           <w:sz w:val="24"/>
           <w:u w:val="single"/>
         </w:rPr>
-        <w:hyperlink r:id="rId19" w:history="1">
+        <w:hyperlink r:id="rId18" w:history="1">
           <w:r>
             <w:rPr>
               <w:rStyle w:val="Hyperlink"/>
@@ -3818,7 +3999,7 @@
           <w:sz w:val="24"/>
           <w:u w:val="single"/>
         </w:rPr>
-        <w:hyperlink r:id="rId19" w:history="1">
+        <w:hyperlink r:id="rId18" w:history="1">
           <w:r>
             <w:rPr>
               <w:rStyle w:val="Hyperlink"/>
@@ -3836,7 +4017,7 @@
           <w:sz w:val="24"/>
           <w:u w:val="single"/>
         </w:rPr>
-        <w:hyperlink r:id="rId19" w:history="1">
+        <w:hyperlink r:id="rId18" w:history="1">
           <w:r>
             <w:rPr>
               <w:rStyle w:val="Hyperlink"/>
@@ -3854,7 +4035,7 @@
           <w:sz w:val="24"/>
           <w:u w:val="single"/>
         </w:rPr>
-        <w:hyperlink r:id="rId19" w:history="1">
+        <w:hyperlink r:id="rId18" w:history="1">
           <w:r>
             <w:rPr>
               <w:rStyle w:val="Hyperlink"/>
@@ -3934,7 +4115,7 @@
           <w:sz w:val="24"/>
           <w:u w:val="single"/>
         </w:rPr>
-        <w:hyperlink r:id="rId18" w:history="1">
+        <w:hyperlink r:id="rId19" w:history="1">
           <w:r>
             <w:rPr>
               <w:rStyle w:val="Hyperlink"/>
@@ -3952,7 +4133,7 @@
           <w:sz w:val="24"/>
           <w:u w:val="single"/>
         </w:rPr>
-        <w:hyperlink r:id="rId18" w:history="1">
+        <w:hyperlink r:id="rId19" w:history="1">
           <w:r>
             <w:rPr>
               <w:rStyle w:val="Hyperlink"/>
@@ -3970,7 +4151,7 @@
           <w:sz w:val="24"/>
           <w:u w:val="single"/>
         </w:rPr>
-        <w:hyperlink r:id="rId18" w:history="1">
+        <w:hyperlink r:id="rId19" w:history="1">
           <w:r>
             <w:rPr>
               <w:rStyle w:val="Hyperlink"/>

--- a/EXPORTS/DOCX/published/niveau3/English/KITLV.docx
+++ b/EXPORTS/DOCX/published/niveau3/English/KITLV.docx
@@ -378,72 +378,7 @@
           <w:color w:val="000000"/>
           <w:sz w:val="24"/>
         </w:rPr>
-        <w:t>studies, or geograph</w:t>
-      </w:r>
-      <w:r>
-        <w:rPr>
-          <w:u w:val="single" w:color="0000ff"/>
-          <w:rFonts w:ascii="Charis SIL Regular" w:hAnsi="Charis SIL Regular" w:eastAsia="Charis SIL Regular"/>
-          <w:b w:val="0"/>
-          <w:i w:val="0"/>
-          <w:color w:val="000000"/>
-          <w:sz w:val="24"/>
-        </w:rPr>
-        <w:hyperlink r:id="rId9" w:history="1">
-          <w:r>
-            <w:rPr>
-              <w:rStyle w:val="Hyperlink"/>
-            </w:rPr>
-            <w:t>y, w</w:t>
-          </w:r>
-        </w:hyperlink>
-      </w:r>
-      <w:r>
-        <w:rPr>
-          <w:u w:val="single" w:color="0000ff"/>
-          <w:rFonts w:ascii="Charis SIL Regular" w:hAnsi="Charis SIL Regular" w:eastAsia="Charis SIL Regular"/>
-          <w:b w:val="0"/>
-          <w:i w:val="0"/>
-          <w:color w:val="000000"/>
-          <w:sz w:val="24"/>
-        </w:rPr>
-        <w:hyperlink r:id="rId9" w:history="1">
-          <w:r>
-            <w:rPr>
-              <w:rStyle w:val="Hyperlink"/>
-            </w:rPr>
-            <w:t>a</w:t>
-          </w:r>
-        </w:hyperlink>
-      </w:r>
-      <w:r>
-        <w:rPr>
-          <w:u w:val="single" w:color="0000ff"/>
-          <w:rFonts w:ascii="Charis SIL Regular" w:hAnsi="Charis SIL Regular" w:eastAsia="Charis SIL Regular"/>
-          <w:b w:val="0"/>
-          <w:i w:val="0"/>
-          <w:color w:val="000000"/>
-          <w:sz w:val="24"/>
-        </w:rPr>
-        <w:hyperlink r:id="rId9" w:history="1">
-          <w:r>
-            <w:rPr>
-              <w:rStyle w:val="Hyperlink"/>
-            </w:rPr>
-            <w:t xml:space="preserve">s left to </w:t>
-          </w:r>
-        </w:hyperlink>
-      </w:r>
-      <w:r>
-        <w:rPr>
-          <w:u w:val="single" w:color="0000ff"/>
-          <w:rFonts w:ascii="Charis SIL Regular" w:hAnsi="Charis SIL Regular" w:eastAsia="Charis SIL Regular"/>
-          <w:b w:val="0"/>
-          <w:i w:val="0"/>
-          <w:color w:val="000000"/>
-          <w:sz w:val="24"/>
-        </w:rPr>
-        <w:t>t</w:t>
+        <w:t>studies, or geography, was left to t</w:t>
       </w:r>
       <w:r>
         <w:rPr>
@@ -546,7 +481,14 @@
           <w:color w:val="000000"/>
           <w:sz w:val="24"/>
         </w:rPr>
-        <w:t>s Aard</w:t>
+        <w:hyperlink r:id="rId11" w:history="1">
+          <w:r>
+            <w:rPr>
+              <w:rStyle w:val="Hyperlink"/>
+            </w:rPr>
+            <w:t>s Aard</w:t>
+          </w:r>
+        </w:hyperlink>
       </w:r>
       <w:r>
         <w:rPr>
@@ -1548,82 +1490,7 @@
           <w:color w:val="000000"/>
           <w:sz w:val="24"/>
         </w:rPr>
-        <w:t>This also a</w:t>
-      </w:r>
-      <w:r>
-        <w:rPr>
-          <w:u w:val="single" w:color="0000ff"/>
-          <w:rFonts w:ascii="Charis SIL Regular" w:hAnsi="Charis SIL Regular" w:eastAsia="Charis SIL Regular"/>
-          <w:b w:val="0"/>
-          <w:i w:val="0"/>
-          <w:color w:val="000000"/>
-          <w:sz w:val="24"/>
-        </w:rPr>
-        <w:t>p</w:t>
-      </w:r>
-      <w:r>
-        <w:rPr>
-          <w:u w:val="single" w:color="0000ff"/>
-          <w:rFonts w:ascii="Charis SIL Regular" w:hAnsi="Charis SIL Regular" w:eastAsia="Charis SIL Regular"/>
-          <w:b w:val="0"/>
-          <w:i w:val="0"/>
-          <w:color w:val="000000"/>
-          <w:sz w:val="24"/>
-        </w:rPr>
-        <w:hyperlink r:id="rId16" w:history="1">
-          <w:r>
-            <w:rPr>
-              <w:rStyle w:val="Hyperlink"/>
-            </w:rPr>
-            <w:t>plie</w:t>
-          </w:r>
-        </w:hyperlink>
-      </w:r>
-      <w:r>
-        <w:rPr>
-          <w:u w:val="single" w:color="0000ff"/>
-          <w:rFonts w:ascii="Charis SIL Regular" w:hAnsi="Charis SIL Regular" w:eastAsia="Charis SIL Regular"/>
-          <w:b w:val="0"/>
-          <w:i w:val="0"/>
-          <w:color w:val="000000"/>
-          <w:sz w:val="24"/>
-        </w:rPr>
-        <w:hyperlink r:id="rId16" w:history="1">
-          <w:r>
-            <w:rPr>
-              <w:rStyle w:val="Hyperlink"/>
-            </w:rPr>
-            <w:t>s</w:t>
-          </w:r>
-        </w:hyperlink>
-      </w:r>
-      <w:r>
-        <w:rPr>
-          <w:u w:val="single" w:color="0000ff"/>
-          <w:rFonts w:ascii="Charis SIL Regular" w:hAnsi="Charis SIL Regular" w:eastAsia="Charis SIL Regular"/>
-          <w:b w:val="0"/>
-          <w:i w:val="0"/>
-          <w:color w:val="000000"/>
-          <w:sz w:val="24"/>
-        </w:rPr>
-        <w:hyperlink r:id="rId16" w:history="1">
-          <w:r>
-            <w:rPr>
-              <w:rStyle w:val="Hyperlink"/>
-            </w:rPr>
-            <w:t xml:space="preserve"> to the KI</w:t>
-          </w:r>
-        </w:hyperlink>
-      </w:r>
-      <w:r>
-        <w:rPr>
-          <w:rFonts w:ascii="Charis SIL Regular" w:hAnsi="Charis SIL Regular" w:eastAsia="Charis SIL Regular"/>
-          <w:b w:val="0"/>
-          <w:i w:val="0"/>
-          <w:color w:val="000000"/>
-          <w:sz w:val="24"/>
-        </w:rPr>
-        <w:t xml:space="preserve">TLV </w:t>
+        <w:t xml:space="preserve">This also applies to the KITLV </w:t>
       </w:r>
       <w:r>
         <w:rPr>
@@ -1767,85 +1634,11 @@
           <w:sz w:val="24"/>
           <w:u w:val="single"/>
         </w:rPr>
-        <w:t xml:space="preserve"> </w:t>
-      </w:r>
-      <w:r>
-        <w:rPr>
-          <w:rFonts w:ascii="Charis SIL Regular" w:hAnsi="Charis SIL Regular" w:eastAsia="Charis SIL Regular"/>
-          <w:b w:val="0"/>
-          <w:i w:val="0"/>
-          <w:color w:val="0000FF"/>
-          <w:sz w:val="24"/>
-          <w:u w:val="single"/>
-        </w:rPr>
-        <w:hyperlink r:id="rId18" w:history="1">
-          <w:r>
-            <w:rPr>
-              <w:rStyle w:val="Hyperlink"/>
-            </w:rPr>
-            <w:t>History</w:t>
-          </w:r>
-        </w:hyperlink>
-      </w:r>
-      <w:r>
-        <w:rPr>
-          <w:rFonts w:ascii="Charis SIL Regular" w:hAnsi="Charis SIL Regular" w:eastAsia="Charis SIL Regular"/>
-          <w:b w:val="0"/>
-          <w:i w:val="0"/>
-          <w:color w:val="0000FF"/>
-          <w:sz w:val="24"/>
-          <w:u w:val="single"/>
-        </w:rPr>
-        <w:t xml:space="preserve"> </w:t>
-      </w:r>
-      <w:r>
-        <w:rPr>
-          <w:rFonts w:ascii="Charis SIL Regular" w:hAnsi="Charis SIL Regular" w:eastAsia="Charis SIL Regular"/>
-          <w:b w:val="0"/>
-          <w:i w:val="0"/>
-          <w:color w:val="0000FF"/>
-          <w:sz w:val="24"/>
-          <w:u w:val="single"/>
-        </w:rPr>
-        <w:hyperlink r:id="rId18" w:history="1">
-          <w:r>
-            <w:rPr>
-              <w:rStyle w:val="Hyperlink"/>
-            </w:rPr>
-            <w:t>Archive</w:t>
-          </w:r>
-        </w:hyperlink>
-      </w:r>
-      <w:r>
-        <w:rPr>
-          <w:rFonts w:ascii="Charis SIL Regular" w:hAnsi="Charis SIL Regular" w:eastAsia="Charis SIL Regular"/>
-          <w:b w:val="0"/>
-          <w:i w:val="0"/>
-          <w:color w:val="0000FF"/>
-          <w:sz w:val="24"/>
-          <w:u w:val="single"/>
-        </w:rPr>
-        <w:t xml:space="preserve"> </w:t>
-      </w:r>
-      <w:r>
-        <w:rPr>
-          <w:rFonts w:ascii="Charis SIL Regular" w:hAnsi="Charis SIL Regular" w:eastAsia="Charis SIL Regular"/>
-          <w:b w:val="0"/>
-          <w:i w:val="0"/>
-          <w:color w:val="0000FF"/>
-          <w:sz w:val="24"/>
-        </w:rPr>
-        <w:hyperlink r:id="rId18" w:history="1">
-          <w:r>
-            <w:rPr>
-              <w:rStyle w:val="Hyperlink"/>
-            </w:rPr>
-            <w:t>Indonesia</w:t>
-          </w:r>
-        </w:hyperlink>
-      </w:r>
-      <w:r>
-        <w:rPr>
+        <w:t xml:space="preserve"> History Archive Indonesia</w:t>
+      </w:r>
+      <w:r>
+        <w:rPr>
+          <w:u w:val="single" w:color="0000ff"/>
           <w:rFonts w:ascii="Charis SIL Regular" w:hAnsi="Charis SIL Regular" w:eastAsia="Charis SIL Regular"/>
           <w:b w:val="0"/>
           <w:i w:val="0"/>
@@ -1881,7 +1674,7 @@
           <w:sz w:val="24"/>
           <w:u w:val="single"/>
         </w:rPr>
-        <w:hyperlink r:id="rId19" w:history="1">
+        <w:hyperlink r:id="rId17" w:history="1">
           <w:r>
             <w:rPr>
               <w:rStyle w:val="Hyperlink"/>
@@ -1899,7 +1692,7 @@
           <w:sz w:val="24"/>
           <w:u w:val="single"/>
         </w:rPr>
-        <w:hyperlink r:id="rId19" w:history="1">
+        <w:hyperlink r:id="rId17" w:history="1">
           <w:r>
             <w:rPr>
               <w:rStyle w:val="Hyperlink"/>
@@ -1928,7 +1721,7 @@
           <w:sz w:val="24"/>
           <w:u w:val="single"/>
         </w:rPr>
-        <w:hyperlink r:id="rId19" w:history="1">
+        <w:hyperlink r:id="rId17" w:history="1">
           <w:r>
             <w:rPr>
               <w:rStyle w:val="Hyperlink"/>
@@ -1957,7 +1750,7 @@
           <w:sz w:val="24"/>
           <w:u w:val="single"/>
         </w:rPr>
-        <w:hyperlink r:id="rId19" w:history="1">
+        <w:hyperlink r:id="rId17" w:history="1">
           <w:r>
             <w:rPr>
               <w:rStyle w:val="Hyperlink"/>

--- a/EXPORTS/DOCX/published/niveau3/English/KITLV.docx
+++ b/EXPORTS/DOCX/published/niveau3/English/KITLV.docx
@@ -1293,7 +1293,7 @@
           <w:sz w:val="24"/>
           <w:u w:val="single"/>
         </w:rPr>
-        <w:hyperlink r:id="rId14" w:history="1">
+        <w:hyperlink r:id="rId15" w:history="1">
           <w:r>
             <w:rPr>
               <w:rStyle w:val="Hyperlink"/>
@@ -1311,7 +1311,7 @@
           <w:sz w:val="24"/>
           <w:u w:val="single"/>
         </w:rPr>
-        <w:hyperlink r:id="rId14" w:history="1">
+        <w:hyperlink r:id="rId15" w:history="1">
           <w:r>
             <w:rPr>
               <w:rStyle w:val="Hyperlink"/>
@@ -1614,19 +1614,83 @@
           <w:i w:val="0"/>
           <w:color w:val="0000FF"/>
           <w:sz w:val="24"/>
-          <w:u w:val="single"/>
-        </w:rPr>
-        <w:hyperlink r:id="rId18" w:history="1">
+        </w:rPr>
+        <w:t>Oral History Archive Indonesia</w:t>
+      </w:r>
+      <w:r>
+        <w:rPr>
+          <w:u w:val="single" w:color="0000ff"/>
+          <w:rFonts w:ascii="Charis SIL Regular" w:hAnsi="Charis SIL Regular" w:eastAsia="Charis SIL Regular"/>
+          <w:b w:val="0"/>
+          <w:i w:val="0"/>
+          <w:color w:val="000000"/>
+          <w:sz w:val="24"/>
+        </w:rPr>
+        <w:hyperlink r:id="rId17" w:history="1">
           <w:r>
             <w:rPr>
               <w:rStyle w:val="Hyperlink"/>
             </w:rPr>
-            <w:t>Oral</w:t>
+            <w:t xml:space="preserve"> (SMG</w:t>
           </w:r>
         </w:hyperlink>
       </w:r>
       <w:r>
         <w:rPr>
+          <w:u w:val="single" w:color="0000ff"/>
+          <w:rFonts w:ascii="Charis SIL Regular" w:hAnsi="Charis SIL Regular" w:eastAsia="Charis SIL Regular"/>
+          <w:b w:val="0"/>
+          <w:i w:val="0"/>
+          <w:color w:val="000000"/>
+          <w:sz w:val="24"/>
+        </w:rPr>
+        <w:hyperlink r:id="rId17" w:history="1">
+          <w:r>
+            <w:rPr>
+              <w:rStyle w:val="Hyperlink"/>
+            </w:rPr>
+            <w:t>I</w:t>
+          </w:r>
+        </w:hyperlink>
+      </w:r>
+      <w:r>
+        <w:rPr>
+          <w:u w:val="single" w:color="0000ff"/>
+          <w:rFonts w:ascii="Charis SIL Regular" w:hAnsi="Charis SIL Regular" w:eastAsia="Charis SIL Regular"/>
+          <w:b w:val="0"/>
+          <w:i w:val="0"/>
+          <w:color w:val="000000"/>
+          <w:sz w:val="24"/>
+        </w:rPr>
+        <w:hyperlink r:id="rId17" w:history="1">
+          <w:r>
+            <w:rPr>
+              <w:rStyle w:val="Hyperlink"/>
+            </w:rPr>
+            <w:t>) an</w:t>
+          </w:r>
+        </w:hyperlink>
+      </w:r>
+      <w:r>
+        <w:rPr>
+          <w:u w:val="single" w:color="0000ff"/>
+          <w:rFonts w:ascii="Charis SIL Regular" w:hAnsi="Charis SIL Regular" w:eastAsia="Charis SIL Regular"/>
+          <w:b w:val="0"/>
+          <w:i w:val="0"/>
+          <w:color w:val="000000"/>
+          <w:sz w:val="24"/>
+        </w:rPr>
+        <w:hyperlink r:id="rId17" w:history="1">
+          <w:r>
+            <w:rPr>
+              <w:rStyle w:val="Hyperlink"/>
+            </w:rPr>
+            <w:t xml:space="preserve">d the </w:t>
+          </w:r>
+        </w:hyperlink>
+      </w:r>
+      <w:r>
+        <w:rPr>
           <w:rFonts w:ascii="Charis SIL Regular" w:hAnsi="Charis SIL Regular" w:eastAsia="Charis SIL Regular"/>
           <w:b w:val="0"/>
           <w:i w:val="0"/>
@@ -1634,29 +1698,7 @@
           <w:sz w:val="24"/>
           <w:u w:val="single"/>
         </w:rPr>
-        <w:t xml:space="preserve"> History Archive Indonesia</w:t>
-      </w:r>
-      <w:r>
-        <w:rPr>
-          <w:u w:val="single" w:color="0000ff"/>
-          <w:rFonts w:ascii="Charis SIL Regular" w:hAnsi="Charis SIL Regular" w:eastAsia="Charis SIL Regular"/>
-          <w:b w:val="0"/>
-          <w:i w:val="0"/>
-          <w:color w:val="000000"/>
-          <w:sz w:val="24"/>
-        </w:rPr>
-        <w:t xml:space="preserve"> (SMGI) and the </w:t>
-      </w:r>
-      <w:r>
-        <w:rPr>
-          <w:rFonts w:ascii="Charis SIL Regular" w:hAnsi="Charis SIL Regular" w:eastAsia="Charis SIL Regular"/>
-          <w:b w:val="0"/>
-          <w:i w:val="0"/>
-          <w:color w:val="0000FF"/>
-          <w:sz w:val="24"/>
-          <w:u w:val="single"/>
-        </w:rPr>
-        <w:hyperlink r:id="rId19" w:history="1">
+        <w:hyperlink r:id="rId17" w:history="1">
           <w:r>
             <w:rPr>
               <w:rStyle w:val="Hyperlink"/>
@@ -1768,7 +1810,7 @@
           <w:sz w:val="24"/>
           <w:u w:val="single"/>
         </w:rPr>
-        <w:hyperlink r:id="rId19" w:history="1">
+        <w:hyperlink r:id="rId18" w:history="1">
           <w:r>
             <w:rPr>
               <w:rStyle w:val="Hyperlink"/>
@@ -1797,7 +1839,7 @@
           <w:sz w:val="24"/>
           <w:u w:val="single"/>
         </w:rPr>
-        <w:hyperlink r:id="rId19" w:history="1">
+        <w:hyperlink r:id="rId18" w:history="1">
           <w:r>
             <w:rPr>
               <w:rStyle w:val="Hyperlink"/>
@@ -1818,61 +1860,23 @@
       </w:r>
       <w:r>
         <w:rPr>
-          <w:u w:val="single" w:color="0000ff"/>
           <w:rFonts w:ascii="Charis SIL Regular" w:hAnsi="Charis SIL Regular" w:eastAsia="Charis SIL Regular"/>
           <w:b w:val="0"/>
           <w:i w:val="0"/>
           <w:color w:val="000000"/>
           <w:sz w:val="24"/>
         </w:rPr>
-        <w:hyperlink r:id="rId18" w:history="1">
-          <w:r>
-            <w:rPr>
-              <w:rStyle w:val="Hyperlink"/>
-            </w:rPr>
-            <w:t>have</w:t>
-          </w:r>
-        </w:hyperlink>
-      </w:r>
-      <w:r>
-        <w:rPr>
-          <w:u w:val="single" w:color="0000ff"/>
+        <w:t>have their ow</w:t>
+      </w:r>
+      <w:r>
+        <w:rPr>
           <w:rFonts w:ascii="Charis SIL Regular" w:hAnsi="Charis SIL Regular" w:eastAsia="Charis SIL Regular"/>
           <w:b w:val="0"/>
           <w:i w:val="0"/>
           <w:color w:val="000000"/>
           <w:sz w:val="24"/>
         </w:rPr>
-        <w:hyperlink r:id="rId18" w:history="1">
-          <w:r>
-            <w:rPr>
-              <w:rStyle w:val="Hyperlink"/>
-            </w:rPr>
-            <w:t xml:space="preserve"> their o</w:t>
-          </w:r>
-        </w:hyperlink>
-      </w:r>
-      <w:r>
-        <w:rPr>
-          <w:u w:val="single" w:color="0000ff"/>
-          <w:rFonts w:ascii="Charis SIL Regular" w:hAnsi="Charis SIL Regular" w:eastAsia="Charis SIL Regular"/>
-          <w:b w:val="0"/>
-          <w:i w:val="0"/>
-          <w:color w:val="000000"/>
-          <w:sz w:val="24"/>
-        </w:rPr>
-        <w:t>w</w:t>
-      </w:r>
-      <w:r>
-        <w:rPr>
-          <w:u w:val="single" w:color="0000ff"/>
-          <w:rFonts w:ascii="Charis SIL Regular" w:hAnsi="Charis SIL Regular" w:eastAsia="Charis SIL Regular"/>
-          <w:b w:val="0"/>
-          <w:i w:val="0"/>
-          <w:color w:val="000000"/>
-          <w:sz w:val="24"/>
-        </w:rPr>
-        <w:hyperlink r:id="rId18" w:history="1">
+        <w:hyperlink r:id="rId19" w:history="1">
           <w:r>
             <w:rPr>
               <w:rStyle w:val="Hyperlink"/>
@@ -1883,14 +1887,13 @@
       </w:r>
       <w:r>
         <w:rPr>
-          <w:u w:val="single" w:color="0000ff"/>
           <w:rFonts w:ascii="Charis SIL Regular" w:hAnsi="Charis SIL Regular" w:eastAsia="Charis SIL Regular"/>
           <w:b w:val="0"/>
           <w:i w:val="0"/>
           <w:color w:val="000000"/>
           <w:sz w:val="24"/>
         </w:rPr>
-        <w:hyperlink r:id="rId18" w:history="1">
+        <w:hyperlink r:id="rId19" w:history="1">
           <w:r>
             <w:rPr>
               <w:rStyle w:val="Hyperlink"/>
@@ -1901,14 +1904,13 @@
       </w:r>
       <w:r>
         <w:rPr>
-          <w:u w:val="single" w:color="0000ff"/>
           <w:rFonts w:ascii="Charis SIL Regular" w:hAnsi="Charis SIL Regular" w:eastAsia="Charis SIL Regular"/>
           <w:b w:val="0"/>
           <w:i w:val="0"/>
           <w:color w:val="000000"/>
           <w:sz w:val="24"/>
         </w:rPr>
-        <w:hyperlink r:id="rId18" w:history="1">
+        <w:hyperlink r:id="rId19" w:history="1">
           <w:r>
             <w:rPr>
               <w:rStyle w:val="Hyperlink"/>
@@ -2196,7 +2198,7 @@
           <w:sz w:val="24"/>
           <w:u w:val="single"/>
         </w:rPr>
-        <w:t>Scientific research in colonised terr</w:t>
+        <w:t>Scientific research in colonised terri</w:t>
       </w:r>
       <w:r>
         <w:rPr>
@@ -2207,7 +2209,7 @@
           <w:sz w:val="24"/>
           <w:u w:val="single"/>
         </w:rPr>
-        <w:t>i</w:t>
+        <w:t>torie</w:t>
       </w:r>
       <w:r>
         <w:rPr>
@@ -2216,9 +2218,8 @@
           <w:i w:val="0"/>
           <w:color w:val="0000FF"/>
           <w:sz w:val="24"/>
-          <w:u w:val="single"/>
-        </w:rPr>
-        <w:t>tories</w:t>
+        </w:rPr>
+        <w:t>s</w:t>
       </w:r>
       <w:r>
         <w:br/>
@@ -3756,7 +3757,7 @@
           <w:sz w:val="24"/>
           <w:u w:val="single"/>
         </w:rPr>
-        <w:hyperlink r:id="rId18" w:history="1">
+        <w:hyperlink r:id="rId19" w:history="1">
           <w:r>
             <w:rPr>
               <w:rStyle w:val="Hyperlink"/>
@@ -3774,7 +3775,7 @@
           <w:sz w:val="24"/>
           <w:u w:val="single"/>
         </w:rPr>
-        <w:hyperlink r:id="rId18" w:history="1">
+        <w:hyperlink r:id="rId19" w:history="1">
           <w:r>
             <w:rPr>
               <w:rStyle w:val="Hyperlink"/>
@@ -3792,7 +3793,7 @@
           <w:sz w:val="24"/>
           <w:u w:val="single"/>
         </w:rPr>
-        <w:hyperlink r:id="rId18" w:history="1">
+        <w:hyperlink r:id="rId19" w:history="1">
           <w:r>
             <w:rPr>
               <w:rStyle w:val="Hyperlink"/>
@@ -3810,7 +3811,7 @@
           <w:sz w:val="24"/>
           <w:u w:val="single"/>
         </w:rPr>
-        <w:hyperlink r:id="rId18" w:history="1">
+        <w:hyperlink r:id="rId19" w:history="1">
           <w:r>
             <w:rPr>
               <w:rStyle w:val="Hyperlink"/>
@@ -3828,7 +3829,7 @@
           <w:sz w:val="24"/>
           <w:u w:val="single"/>
         </w:rPr>
-        <w:hyperlink r:id="rId18" w:history="1">
+        <w:hyperlink r:id="rId19" w:history="1">
           <w:r>
             <w:rPr>
               <w:rStyle w:val="Hyperlink"/>
@@ -3908,7 +3909,7 @@
           <w:sz w:val="24"/>
           <w:u w:val="single"/>
         </w:rPr>
-        <w:hyperlink r:id="rId19" w:history="1">
+        <w:hyperlink r:id="rId18" w:history="1">
           <w:r>
             <w:rPr>
               <w:rStyle w:val="Hyperlink"/>
@@ -3926,7 +3927,7 @@
           <w:sz w:val="24"/>
           <w:u w:val="single"/>
         </w:rPr>
-        <w:hyperlink r:id="rId19" w:history="1">
+        <w:hyperlink r:id="rId18" w:history="1">
           <w:r>
             <w:rPr>
               <w:rStyle w:val="Hyperlink"/>
@@ -3944,7 +3945,7 @@
           <w:sz w:val="24"/>
           <w:u w:val="single"/>
         </w:rPr>
-        <w:hyperlink r:id="rId19" w:history="1">
+        <w:hyperlink r:id="rId18" w:history="1">
           <w:r>
             <w:rPr>
               <w:rStyle w:val="Hyperlink"/>

--- a/EXPORTS/DOCX/published/niveau3/English/KITLV.docx
+++ b/EXPORTS/DOCX/published/niveau3/English/KITLV.docx
@@ -378,7 +378,72 @@
           <w:color w:val="000000"/>
           <w:sz w:val="24"/>
         </w:rPr>
-        <w:t>studies, or geography, was left to t</w:t>
+        <w:t>studies, or geograph</w:t>
+      </w:r>
+      <w:r>
+        <w:rPr>
+          <w:u w:val="single" w:color="0000ff"/>
+          <w:rFonts w:ascii="Charis SIL Regular" w:hAnsi="Charis SIL Regular" w:eastAsia="Charis SIL Regular"/>
+          <w:b w:val="0"/>
+          <w:i w:val="0"/>
+          <w:color w:val="000000"/>
+          <w:sz w:val="24"/>
+        </w:rPr>
+        <w:hyperlink r:id="rId9" w:history="1">
+          <w:r>
+            <w:rPr>
+              <w:rStyle w:val="Hyperlink"/>
+            </w:rPr>
+            <w:t>y, w</w:t>
+          </w:r>
+        </w:hyperlink>
+      </w:r>
+      <w:r>
+        <w:rPr>
+          <w:u w:val="single" w:color="0000ff"/>
+          <w:rFonts w:ascii="Charis SIL Regular" w:hAnsi="Charis SIL Regular" w:eastAsia="Charis SIL Regular"/>
+          <w:b w:val="0"/>
+          <w:i w:val="0"/>
+          <w:color w:val="000000"/>
+          <w:sz w:val="24"/>
+        </w:rPr>
+        <w:hyperlink r:id="rId9" w:history="1">
+          <w:r>
+            <w:rPr>
+              <w:rStyle w:val="Hyperlink"/>
+            </w:rPr>
+            <w:t>a</w:t>
+          </w:r>
+        </w:hyperlink>
+      </w:r>
+      <w:r>
+        <w:rPr>
+          <w:u w:val="single" w:color="0000ff"/>
+          <w:rFonts w:ascii="Charis SIL Regular" w:hAnsi="Charis SIL Regular" w:eastAsia="Charis SIL Regular"/>
+          <w:b w:val="0"/>
+          <w:i w:val="0"/>
+          <w:color w:val="000000"/>
+          <w:sz w:val="24"/>
+        </w:rPr>
+        <w:hyperlink r:id="rId9" w:history="1">
+          <w:r>
+            <w:rPr>
+              <w:rStyle w:val="Hyperlink"/>
+            </w:rPr>
+            <w:t xml:space="preserve">s left to </w:t>
+          </w:r>
+        </w:hyperlink>
+      </w:r>
+      <w:r>
+        <w:rPr>
+          <w:u w:val="single" w:color="0000ff"/>
+          <w:rFonts w:ascii="Charis SIL Regular" w:hAnsi="Charis SIL Regular" w:eastAsia="Charis SIL Regular"/>
+          <w:b w:val="0"/>
+          <w:i w:val="0"/>
+          <w:color w:val="000000"/>
+          <w:sz w:val="24"/>
+        </w:rPr>
+        <w:t>t</w:t>
       </w:r>
       <w:r>
         <w:rPr>
@@ -1293,7 +1358,7 @@
           <w:sz w:val="24"/>
           <w:u w:val="single"/>
         </w:rPr>
-        <w:hyperlink r:id="rId15" w:history="1">
+        <w:hyperlink r:id="rId14" w:history="1">
           <w:r>
             <w:rPr>
               <w:rStyle w:val="Hyperlink"/>
@@ -1311,7 +1376,7 @@
           <w:sz w:val="24"/>
           <w:u w:val="single"/>
         </w:rPr>
-        <w:hyperlink r:id="rId15" w:history="1">
+        <w:hyperlink r:id="rId14" w:history="1">
           <w:r>
             <w:rPr>
               <w:rStyle w:val="Hyperlink"/>
@@ -1490,7 +1555,82 @@
           <w:color w:val="000000"/>
           <w:sz w:val="24"/>
         </w:rPr>
-        <w:t xml:space="preserve">This also applies to the KITLV </w:t>
+        <w:t>This also a</w:t>
+      </w:r>
+      <w:r>
+        <w:rPr>
+          <w:u w:val="single" w:color="0000ff"/>
+          <w:rFonts w:ascii="Charis SIL Regular" w:hAnsi="Charis SIL Regular" w:eastAsia="Charis SIL Regular"/>
+          <w:b w:val="0"/>
+          <w:i w:val="0"/>
+          <w:color w:val="000000"/>
+          <w:sz w:val="24"/>
+        </w:rPr>
+        <w:t>p</w:t>
+      </w:r>
+      <w:r>
+        <w:rPr>
+          <w:u w:val="single" w:color="0000ff"/>
+          <w:rFonts w:ascii="Charis SIL Regular" w:hAnsi="Charis SIL Regular" w:eastAsia="Charis SIL Regular"/>
+          <w:b w:val="0"/>
+          <w:i w:val="0"/>
+          <w:color w:val="000000"/>
+          <w:sz w:val="24"/>
+        </w:rPr>
+        <w:hyperlink r:id="rId16" w:history="1">
+          <w:r>
+            <w:rPr>
+              <w:rStyle w:val="Hyperlink"/>
+            </w:rPr>
+            <w:t>plie</w:t>
+          </w:r>
+        </w:hyperlink>
+      </w:r>
+      <w:r>
+        <w:rPr>
+          <w:u w:val="single" w:color="0000ff"/>
+          <w:rFonts w:ascii="Charis SIL Regular" w:hAnsi="Charis SIL Regular" w:eastAsia="Charis SIL Regular"/>
+          <w:b w:val="0"/>
+          <w:i w:val="0"/>
+          <w:color w:val="000000"/>
+          <w:sz w:val="24"/>
+        </w:rPr>
+        <w:hyperlink r:id="rId16" w:history="1">
+          <w:r>
+            <w:rPr>
+              <w:rStyle w:val="Hyperlink"/>
+            </w:rPr>
+            <w:t>s</w:t>
+          </w:r>
+        </w:hyperlink>
+      </w:r>
+      <w:r>
+        <w:rPr>
+          <w:u w:val="single" w:color="0000ff"/>
+          <w:rFonts w:ascii="Charis SIL Regular" w:hAnsi="Charis SIL Regular" w:eastAsia="Charis SIL Regular"/>
+          <w:b w:val="0"/>
+          <w:i w:val="0"/>
+          <w:color w:val="000000"/>
+          <w:sz w:val="24"/>
+        </w:rPr>
+        <w:hyperlink r:id="rId16" w:history="1">
+          <w:r>
+            <w:rPr>
+              <w:rStyle w:val="Hyperlink"/>
+            </w:rPr>
+            <w:t xml:space="preserve"> to the KI</w:t>
+          </w:r>
+        </w:hyperlink>
+      </w:r>
+      <w:r>
+        <w:rPr>
+          <w:rFonts w:ascii="Charis SIL Regular" w:hAnsi="Charis SIL Regular" w:eastAsia="Charis SIL Regular"/>
+          <w:b w:val="0"/>
+          <w:i w:val="0"/>
+          <w:color w:val="000000"/>
+          <w:sz w:val="24"/>
+        </w:rPr>
+        <w:t xml:space="preserve">TLV </w:t>
       </w:r>
       <w:r>
         <w:rPr>
@@ -1614,8 +1754,56 @@
           <w:i w:val="0"/>
           <w:color w:val="0000FF"/>
           <w:sz w:val="24"/>
-        </w:rPr>
-        <w:t>Oral History Archive Indonesia</w:t>
+          <w:u w:val="single"/>
+        </w:rPr>
+        <w:hyperlink r:id="rId18" w:history="1">
+          <w:r>
+            <w:rPr>
+              <w:rStyle w:val="Hyperlink"/>
+            </w:rPr>
+            <w:t>Oral</w:t>
+          </w:r>
+        </w:hyperlink>
+      </w:r>
+      <w:r>
+        <w:rPr>
+          <w:rFonts w:ascii="Charis SIL Regular" w:hAnsi="Charis SIL Regular" w:eastAsia="Charis SIL Regular"/>
+          <w:b w:val="0"/>
+          <w:i w:val="0"/>
+          <w:color w:val="0000FF"/>
+          <w:sz w:val="24"/>
+          <w:u w:val="single"/>
+        </w:rPr>
+        <w:t xml:space="preserve"> </w:t>
+      </w:r>
+      <w:r>
+        <w:rPr>
+          <w:rFonts w:ascii="Charis SIL Regular" w:hAnsi="Charis SIL Regular" w:eastAsia="Charis SIL Regular"/>
+          <w:b w:val="0"/>
+          <w:i w:val="0"/>
+          <w:color w:val="0000FF"/>
+          <w:sz w:val="24"/>
+          <w:u w:val="single"/>
+        </w:rPr>
+        <w:hyperlink r:id="rId18" w:history="1">
+          <w:r>
+            <w:rPr>
+              <w:rStyle w:val="Hyperlink"/>
+            </w:rPr>
+            <w:t>History</w:t>
+          </w:r>
+        </w:hyperlink>
+      </w:r>
+      <w:r>
+        <w:rPr>
+          <w:rFonts w:ascii="Charis SIL Regular" w:hAnsi="Charis SIL Regular" w:eastAsia="Charis SIL Regular"/>
+          <w:b w:val="0"/>
+          <w:i w:val="0"/>
+          <w:color w:val="0000FF"/>
+          <w:sz w:val="24"/>
+          <w:u w:val="single"/>
+        </w:rPr>
+        <w:t xml:space="preserve"> Archive Indonesia</w:t>
       </w:r>
       <w:r>
         <w:rPr>
@@ -1698,7 +1886,7 @@
           <w:sz w:val="24"/>
           <w:u w:val="single"/>
         </w:rPr>
-        <w:hyperlink r:id="rId17" w:history="1">
+        <w:hyperlink r:id="rId19" w:history="1">
           <w:r>
             <w:rPr>
               <w:rStyle w:val="Hyperlink"/>
@@ -1716,7 +1904,7 @@
           <w:sz w:val="24"/>
           <w:u w:val="single"/>
         </w:rPr>
-        <w:hyperlink r:id="rId17" w:history="1">
+        <w:hyperlink r:id="rId19" w:history="1">
           <w:r>
             <w:rPr>
               <w:rStyle w:val="Hyperlink"/>
@@ -1734,7 +1922,7 @@
           <w:sz w:val="24"/>
           <w:u w:val="single"/>
         </w:rPr>
-        <w:hyperlink r:id="rId17" w:history="1">
+        <w:hyperlink r:id="rId19" w:history="1">
           <w:r>
             <w:rPr>
               <w:rStyle w:val="Hyperlink"/>
@@ -1763,7 +1951,7 @@
           <w:sz w:val="24"/>
           <w:u w:val="single"/>
         </w:rPr>
-        <w:hyperlink r:id="rId17" w:history="1">
+        <w:hyperlink r:id="rId19" w:history="1">
           <w:r>
             <w:rPr>
               <w:rStyle w:val="Hyperlink"/>
@@ -1792,7 +1980,7 @@
           <w:sz w:val="24"/>
           <w:u w:val="single"/>
         </w:rPr>
-        <w:hyperlink r:id="rId17" w:history="1">
+        <w:hyperlink r:id="rId19" w:history="1">
           <w:r>
             <w:rPr>
               <w:rStyle w:val="Hyperlink"/>
@@ -1810,7 +1998,7 @@
           <w:sz w:val="24"/>
           <w:u w:val="single"/>
         </w:rPr>
-        <w:hyperlink r:id="rId18" w:history="1">
+        <w:hyperlink r:id="rId19" w:history="1">
           <w:r>
             <w:rPr>
               <w:rStyle w:val="Hyperlink"/>
@@ -1839,7 +2027,7 @@
           <w:sz w:val="24"/>
           <w:u w:val="single"/>
         </w:rPr>
-        <w:hyperlink r:id="rId18" w:history="1">
+        <w:hyperlink r:id="rId19" w:history="1">
           <w:r>
             <w:rPr>
               <w:rStyle w:val="Hyperlink"/>
@@ -1860,23 +2048,61 @@
       </w:r>
       <w:r>
         <w:rPr>
+          <w:u w:val="single" w:color="0000ff"/>
           <w:rFonts w:ascii="Charis SIL Regular" w:hAnsi="Charis SIL Regular" w:eastAsia="Charis SIL Regular"/>
           <w:b w:val="0"/>
           <w:i w:val="0"/>
           <w:color w:val="000000"/>
           <w:sz w:val="24"/>
         </w:rPr>
-        <w:t>have their ow</w:t>
-      </w:r>
-      <w:r>
-        <w:rPr>
+        <w:hyperlink r:id="rId18" w:history="1">
+          <w:r>
+            <w:rPr>
+              <w:rStyle w:val="Hyperlink"/>
+            </w:rPr>
+            <w:t>have</w:t>
+          </w:r>
+        </w:hyperlink>
+      </w:r>
+      <w:r>
+        <w:rPr>
+          <w:u w:val="single" w:color="0000ff"/>
           <w:rFonts w:ascii="Charis SIL Regular" w:hAnsi="Charis SIL Regular" w:eastAsia="Charis SIL Regular"/>
           <w:b w:val="0"/>
           <w:i w:val="0"/>
           <w:color w:val="000000"/>
           <w:sz w:val="24"/>
         </w:rPr>
-        <w:hyperlink r:id="rId19" w:history="1">
+        <w:hyperlink r:id="rId18" w:history="1">
+          <w:r>
+            <w:rPr>
+              <w:rStyle w:val="Hyperlink"/>
+            </w:rPr>
+            <w:t xml:space="preserve"> their o</w:t>
+          </w:r>
+        </w:hyperlink>
+      </w:r>
+      <w:r>
+        <w:rPr>
+          <w:u w:val="single" w:color="0000ff"/>
+          <w:rFonts w:ascii="Charis SIL Regular" w:hAnsi="Charis SIL Regular" w:eastAsia="Charis SIL Regular"/>
+          <w:b w:val="0"/>
+          <w:i w:val="0"/>
+          <w:color w:val="000000"/>
+          <w:sz w:val="24"/>
+        </w:rPr>
+        <w:t>w</w:t>
+      </w:r>
+      <w:r>
+        <w:rPr>
+          <w:u w:val="single" w:color="0000ff"/>
+          <w:rFonts w:ascii="Charis SIL Regular" w:hAnsi="Charis SIL Regular" w:eastAsia="Charis SIL Regular"/>
+          <w:b w:val="0"/>
+          <w:i w:val="0"/>
+          <w:color w:val="000000"/>
+          <w:sz w:val="24"/>
+        </w:rPr>
+        <w:hyperlink r:id="rId18" w:history="1">
           <w:r>
             <w:rPr>
               <w:rStyle w:val="Hyperlink"/>
@@ -1887,13 +2113,14 @@
       </w:r>
       <w:r>
         <w:rPr>
+          <w:u w:val="single" w:color="0000ff"/>
           <w:rFonts w:ascii="Charis SIL Regular" w:hAnsi="Charis SIL Regular" w:eastAsia="Charis SIL Regular"/>
           <w:b w:val="0"/>
           <w:i w:val="0"/>
           <w:color w:val="000000"/>
           <w:sz w:val="24"/>
         </w:rPr>
-        <w:hyperlink r:id="rId19" w:history="1">
+        <w:hyperlink r:id="rId18" w:history="1">
           <w:r>
             <w:rPr>
               <w:rStyle w:val="Hyperlink"/>
@@ -1904,13 +2131,14 @@
       </w:r>
       <w:r>
         <w:rPr>
+          <w:u w:val="single" w:color="0000ff"/>
           <w:rFonts w:ascii="Charis SIL Regular" w:hAnsi="Charis SIL Regular" w:eastAsia="Charis SIL Regular"/>
           <w:b w:val="0"/>
           <w:i w:val="0"/>
           <w:color w:val="000000"/>
           <w:sz w:val="24"/>
         </w:rPr>
-        <w:hyperlink r:id="rId19" w:history="1">
+        <w:hyperlink r:id="rId18" w:history="1">
           <w:r>
             <w:rPr>
               <w:rStyle w:val="Hyperlink"/>
@@ -2198,7 +2426,7 @@
           <w:sz w:val="24"/>
           <w:u w:val="single"/>
         </w:rPr>
-        <w:t>Scientific research in colonised terri</w:t>
+        <w:t>Scientific research in colonised terr</w:t>
       </w:r>
       <w:r>
         <w:rPr>
@@ -2209,7 +2437,7 @@
           <w:sz w:val="24"/>
           <w:u w:val="single"/>
         </w:rPr>
-        <w:t>torie</w:t>
+        <w:t>i</w:t>
       </w:r>
       <w:r>
         <w:rPr>
@@ -2218,8 +2446,9 @@
           <w:i w:val="0"/>
           <w:color w:val="0000FF"/>
           <w:sz w:val="24"/>
-        </w:rPr>
-        <w:t>s</w:t>
+          <w:u w:val="single"/>
+        </w:rPr>
+        <w:t>tories</w:t>
       </w:r>
       <w:r>
         <w:br/>
@@ -3757,7 +3986,7 @@
           <w:sz w:val="24"/>
           <w:u w:val="single"/>
         </w:rPr>
-        <w:hyperlink r:id="rId19" w:history="1">
+        <w:hyperlink r:id="rId18" w:history="1">
           <w:r>
             <w:rPr>
               <w:rStyle w:val="Hyperlink"/>
@@ -3775,7 +4004,7 @@
           <w:sz w:val="24"/>
           <w:u w:val="single"/>
         </w:rPr>
-        <w:hyperlink r:id="rId19" w:history="1">
+        <w:hyperlink r:id="rId18" w:history="1">
           <w:r>
             <w:rPr>
               <w:rStyle w:val="Hyperlink"/>
@@ -3793,7 +4022,7 @@
           <w:sz w:val="24"/>
           <w:u w:val="single"/>
         </w:rPr>
-        <w:hyperlink r:id="rId19" w:history="1">
+        <w:hyperlink r:id="rId18" w:history="1">
           <w:r>
             <w:rPr>
               <w:rStyle w:val="Hyperlink"/>
@@ -3811,7 +4040,7 @@
           <w:sz w:val="24"/>
           <w:u w:val="single"/>
         </w:rPr>
-        <w:hyperlink r:id="rId19" w:history="1">
+        <w:hyperlink r:id="rId18" w:history="1">
           <w:r>
             <w:rPr>
               <w:rStyle w:val="Hyperlink"/>
@@ -3829,7 +4058,7 @@
           <w:sz w:val="24"/>
           <w:u w:val="single"/>
         </w:rPr>
-        <w:hyperlink r:id="rId19" w:history="1">
+        <w:hyperlink r:id="rId18" w:history="1">
           <w:r>
             <w:rPr>
               <w:rStyle w:val="Hyperlink"/>
@@ -3909,7 +4138,7 @@
           <w:sz w:val="24"/>
           <w:u w:val="single"/>
         </w:rPr>
-        <w:hyperlink r:id="rId18" w:history="1">
+        <w:hyperlink r:id="rId19" w:history="1">
           <w:r>
             <w:rPr>
               <w:rStyle w:val="Hyperlink"/>
@@ -3927,7 +4156,7 @@
           <w:sz w:val="24"/>
           <w:u w:val="single"/>
         </w:rPr>
-        <w:hyperlink r:id="rId18" w:history="1">
+        <w:hyperlink r:id="rId19" w:history="1">
           <w:r>
             <w:rPr>
               <w:rStyle w:val="Hyperlink"/>
@@ -3945,7 +4174,7 @@
           <w:sz w:val="24"/>
           <w:u w:val="single"/>
         </w:rPr>
-        <w:hyperlink r:id="rId18" w:history="1">
+        <w:hyperlink r:id="rId19" w:history="1">
           <w:r>
             <w:rPr>
               <w:rStyle w:val="Hyperlink"/>

--- a/EXPORTS/DOCX/published/niveau3/English/KITLV.docx
+++ b/EXPORTS/DOCX/published/niveau3/English/KITLV.docx
@@ -389,61 +389,7 @@
           <w:color w:val="000000"/>
           <w:sz w:val="24"/>
         </w:rPr>
-        <w:hyperlink r:id="rId9" w:history="1">
-          <w:r>
-            <w:rPr>
-              <w:rStyle w:val="Hyperlink"/>
-            </w:rPr>
-            <w:t>y, w</w:t>
-          </w:r>
-        </w:hyperlink>
-      </w:r>
-      <w:r>
-        <w:rPr>
-          <w:u w:val="single" w:color="0000ff"/>
-          <w:rFonts w:ascii="Charis SIL Regular" w:hAnsi="Charis SIL Regular" w:eastAsia="Charis SIL Regular"/>
-          <w:b w:val="0"/>
-          <w:i w:val="0"/>
-          <w:color w:val="000000"/>
-          <w:sz w:val="24"/>
-        </w:rPr>
-        <w:hyperlink r:id="rId9" w:history="1">
-          <w:r>
-            <w:rPr>
-              <w:rStyle w:val="Hyperlink"/>
-            </w:rPr>
-            <w:t>a</w:t>
-          </w:r>
-        </w:hyperlink>
-      </w:r>
-      <w:r>
-        <w:rPr>
-          <w:u w:val="single" w:color="0000ff"/>
-          <w:rFonts w:ascii="Charis SIL Regular" w:hAnsi="Charis SIL Regular" w:eastAsia="Charis SIL Regular"/>
-          <w:b w:val="0"/>
-          <w:i w:val="0"/>
-          <w:color w:val="000000"/>
-          <w:sz w:val="24"/>
-        </w:rPr>
-        <w:hyperlink r:id="rId9" w:history="1">
-          <w:r>
-            <w:rPr>
-              <w:rStyle w:val="Hyperlink"/>
-            </w:rPr>
-            <w:t xml:space="preserve">s left to </w:t>
-          </w:r>
-        </w:hyperlink>
-      </w:r>
-      <w:r>
-        <w:rPr>
-          <w:u w:val="single" w:color="0000ff"/>
-          <w:rFonts w:ascii="Charis SIL Regular" w:hAnsi="Charis SIL Regular" w:eastAsia="Charis SIL Regular"/>
-          <w:b w:val="0"/>
-          <w:i w:val="0"/>
-          <w:color w:val="000000"/>
-          <w:sz w:val="24"/>
-        </w:rPr>
-        <w:t>t</w:t>
+        <w:t>y, was left to t</w:t>
       </w:r>
       <w:r>
         <w:rPr>
@@ -1555,82 +1501,7 @@
           <w:color w:val="000000"/>
           <w:sz w:val="24"/>
         </w:rPr>
-        <w:t>This also a</w:t>
-      </w:r>
-      <w:r>
-        <w:rPr>
-          <w:u w:val="single" w:color="0000ff"/>
-          <w:rFonts w:ascii="Charis SIL Regular" w:hAnsi="Charis SIL Regular" w:eastAsia="Charis SIL Regular"/>
-          <w:b w:val="0"/>
-          <w:i w:val="0"/>
-          <w:color w:val="000000"/>
-          <w:sz w:val="24"/>
-        </w:rPr>
-        <w:t>p</w:t>
-      </w:r>
-      <w:r>
-        <w:rPr>
-          <w:u w:val="single" w:color="0000ff"/>
-          <w:rFonts w:ascii="Charis SIL Regular" w:hAnsi="Charis SIL Regular" w:eastAsia="Charis SIL Regular"/>
-          <w:b w:val="0"/>
-          <w:i w:val="0"/>
-          <w:color w:val="000000"/>
-          <w:sz w:val="24"/>
-        </w:rPr>
-        <w:hyperlink r:id="rId16" w:history="1">
-          <w:r>
-            <w:rPr>
-              <w:rStyle w:val="Hyperlink"/>
-            </w:rPr>
-            <w:t>plie</w:t>
-          </w:r>
-        </w:hyperlink>
-      </w:r>
-      <w:r>
-        <w:rPr>
-          <w:u w:val="single" w:color="0000ff"/>
-          <w:rFonts w:ascii="Charis SIL Regular" w:hAnsi="Charis SIL Regular" w:eastAsia="Charis SIL Regular"/>
-          <w:b w:val="0"/>
-          <w:i w:val="0"/>
-          <w:color w:val="000000"/>
-          <w:sz w:val="24"/>
-        </w:rPr>
-        <w:hyperlink r:id="rId16" w:history="1">
-          <w:r>
-            <w:rPr>
-              <w:rStyle w:val="Hyperlink"/>
-            </w:rPr>
-            <w:t>s</w:t>
-          </w:r>
-        </w:hyperlink>
-      </w:r>
-      <w:r>
-        <w:rPr>
-          <w:u w:val="single" w:color="0000ff"/>
-          <w:rFonts w:ascii="Charis SIL Regular" w:hAnsi="Charis SIL Regular" w:eastAsia="Charis SIL Regular"/>
-          <w:b w:val="0"/>
-          <w:i w:val="0"/>
-          <w:color w:val="000000"/>
-          <w:sz w:val="24"/>
-        </w:rPr>
-        <w:hyperlink r:id="rId16" w:history="1">
-          <w:r>
-            <w:rPr>
-              <w:rStyle w:val="Hyperlink"/>
-            </w:rPr>
-            <w:t xml:space="preserve"> to the KI</w:t>
-          </w:r>
-        </w:hyperlink>
-      </w:r>
-      <w:r>
-        <w:rPr>
-          <w:rFonts w:ascii="Charis SIL Regular" w:hAnsi="Charis SIL Regular" w:eastAsia="Charis SIL Regular"/>
-          <w:b w:val="0"/>
-          <w:i w:val="0"/>
-          <w:color w:val="000000"/>
-          <w:sz w:val="24"/>
-        </w:rPr>
-        <w:t xml:space="preserve">TLV </w:t>
+        <w:t xml:space="preserve">This also applies to the KITLV </w:t>
       </w:r>
       <w:r>
         <w:rPr>
@@ -1774,36 +1645,7 @@
           <w:sz w:val="24"/>
           <w:u w:val="single"/>
         </w:rPr>
-        <w:t xml:space="preserve"> </w:t>
-      </w:r>
-      <w:r>
-        <w:rPr>
-          <w:rFonts w:ascii="Charis SIL Regular" w:hAnsi="Charis SIL Regular" w:eastAsia="Charis SIL Regular"/>
-          <w:b w:val="0"/>
-          <w:i w:val="0"/>
-          <w:color w:val="0000FF"/>
-          <w:sz w:val="24"/>
-          <w:u w:val="single"/>
-        </w:rPr>
-        <w:hyperlink r:id="rId18" w:history="1">
-          <w:r>
-            <w:rPr>
-              <w:rStyle w:val="Hyperlink"/>
-            </w:rPr>
-            <w:t>History</w:t>
-          </w:r>
-        </w:hyperlink>
-      </w:r>
-      <w:r>
-        <w:rPr>
-          <w:rFonts w:ascii="Charis SIL Regular" w:hAnsi="Charis SIL Regular" w:eastAsia="Charis SIL Regular"/>
-          <w:b w:val="0"/>
-          <w:i w:val="0"/>
-          <w:color w:val="0000FF"/>
-          <w:sz w:val="24"/>
-          <w:u w:val="single"/>
-        </w:rPr>
-        <w:t xml:space="preserve"> Archive Indonesia</w:t>
+        <w:t xml:space="preserve"> History Archive Indonesia</w:t>
       </w:r>
       <w:r>
         <w:rPr>
@@ -1886,7 +1728,7 @@
           <w:sz w:val="24"/>
           <w:u w:val="single"/>
         </w:rPr>
-        <w:hyperlink r:id="rId19" w:history="1">
+        <w:hyperlink r:id="rId17" w:history="1">
           <w:r>
             <w:rPr>
               <w:rStyle w:val="Hyperlink"/>
@@ -1904,7 +1746,7 @@
           <w:sz w:val="24"/>
           <w:u w:val="single"/>
         </w:rPr>
-        <w:hyperlink r:id="rId19" w:history="1">
+        <w:hyperlink r:id="rId17" w:history="1">
           <w:r>
             <w:rPr>
               <w:rStyle w:val="Hyperlink"/>
@@ -1922,7 +1764,7 @@
           <w:sz w:val="24"/>
           <w:u w:val="single"/>
         </w:rPr>
-        <w:hyperlink r:id="rId19" w:history="1">
+        <w:hyperlink r:id="rId17" w:history="1">
           <w:r>
             <w:rPr>
               <w:rStyle w:val="Hyperlink"/>
@@ -1951,7 +1793,7 @@
           <w:sz w:val="24"/>
           <w:u w:val="single"/>
         </w:rPr>
-        <w:hyperlink r:id="rId19" w:history="1">
+        <w:hyperlink r:id="rId17" w:history="1">
           <w:r>
             <w:rPr>
               <w:rStyle w:val="Hyperlink"/>

--- a/EXPORTS/DOCX/published/niveau3/English/KITLV.docx
+++ b/EXPORTS/DOCX/published/niveau3/English/KITLV.docx
@@ -389,35 +389,60 @@
           <w:color w:val="000000"/>
           <w:sz w:val="24"/>
         </w:rPr>
-        <w:t>y, was left to t</w:t>
-      </w:r>
-      <w:r>
-        <w:rPr>
-          <w:u w:val="single" w:color="0000ff"/>
-          <w:rFonts w:ascii="Charis SIL Regular" w:hAnsi="Charis SIL Regular" w:eastAsia="Charis SIL Regular"/>
-          <w:b w:val="0"/>
-          <w:i w:val="0"/>
-          <w:color w:val="000000"/>
-          <w:sz w:val="24"/>
-        </w:rPr>
         <w:hyperlink r:id="rId9" w:history="1">
           <w:r>
             <w:rPr>
               <w:rStyle w:val="Hyperlink"/>
             </w:rPr>
-            <w:t>he Ko</w:t>
+            <w:t>y, w</w:t>
           </w:r>
         </w:hyperlink>
       </w:r>
       <w:r>
         <w:rPr>
+          <w:u w:val="single" w:color="0000ff"/>
           <w:rFonts w:ascii="Charis SIL Regular" w:hAnsi="Charis SIL Regular" w:eastAsia="Charis SIL Regular"/>
           <w:b w:val="0"/>
           <w:i w:val="0"/>
           <w:color w:val="000000"/>
           <w:sz w:val="24"/>
         </w:rPr>
-        <w:t>n</w:t>
+        <w:hyperlink r:id="rId9" w:history="1">
+          <w:r>
+            <w:rPr>
+              <w:rStyle w:val="Hyperlink"/>
+            </w:rPr>
+            <w:t>a</w:t>
+          </w:r>
+        </w:hyperlink>
+      </w:r>
+      <w:r>
+        <w:rPr>
+          <w:u w:val="single" w:color="0000ff"/>
+          <w:rFonts w:ascii="Charis SIL Regular" w:hAnsi="Charis SIL Regular" w:eastAsia="Charis SIL Regular"/>
+          <w:b w:val="0"/>
+          <w:i w:val="0"/>
+          <w:color w:val="000000"/>
+          <w:sz w:val="24"/>
+        </w:rPr>
+        <w:hyperlink r:id="rId9" w:history="1">
+          <w:r>
+            <w:rPr>
+              <w:rStyle w:val="Hyperlink"/>
+            </w:rPr>
+            <w:t xml:space="preserve">s left to </w:t>
+          </w:r>
+        </w:hyperlink>
+      </w:r>
+      <w:r>
+        <w:rPr>
+          <w:rFonts w:ascii="Charis SIL Regular" w:hAnsi="Charis SIL Regular" w:eastAsia="Charis SIL Regular"/>
+          <w:b w:val="0"/>
+          <w:i w:val="0"/>
+          <w:color w:val="000000"/>
+          <w:sz w:val="24"/>
+        </w:rPr>
+        <w:t>the Kon</w:t>
       </w:r>
       <w:r>
         <w:rPr>
@@ -439,6 +464,16 @@
       </w:r>
       <w:r>
         <w:rPr>
+          <w:rFonts w:ascii="Charis SIL Regular" w:hAnsi="Charis SIL Regular" w:eastAsia="Charis SIL Regular"/>
+          <w:b w:val="0"/>
+          <w:i w:val="0"/>
+          <w:color w:val="000000"/>
+          <w:sz w:val="24"/>
+        </w:rPr>
+        <w:t>jk Nederland</w:t>
+      </w:r>
+      <w:r>
+        <w:rPr>
           <w:u w:val="single" w:color="0000ff"/>
           <w:rFonts w:ascii="Charis SIL Regular" w:hAnsi="Charis SIL Regular" w:eastAsia="Charis SIL Regular"/>
           <w:b w:val="0"/>
@@ -446,60 +481,7 @@
           <w:color w:val="000000"/>
           <w:sz w:val="24"/>
         </w:rPr>
-        <w:hyperlink r:id="rId10" w:history="1">
-          <w:r>
-            <w:rPr>
-              <w:rStyle w:val="Hyperlink"/>
-            </w:rPr>
-            <w:t>j</w:t>
-          </w:r>
-        </w:hyperlink>
-      </w:r>
-      <w:r>
-        <w:rPr>
-          <w:u w:val="single" w:color="0000ff"/>
-          <w:rFonts w:ascii="Charis SIL Regular" w:hAnsi="Charis SIL Regular" w:eastAsia="Charis SIL Regular"/>
-          <w:b w:val="0"/>
-          <w:i w:val="0"/>
-          <w:color w:val="000000"/>
-          <w:sz w:val="24"/>
-        </w:rPr>
-        <w:hyperlink r:id="rId10" w:history="1">
-          <w:r>
-            <w:rPr>
-              <w:rStyle w:val="Hyperlink"/>
-            </w:rPr>
-            <w:t>k Nede</w:t>
-          </w:r>
-        </w:hyperlink>
-      </w:r>
-      <w:r>
-        <w:rPr>
-          <w:rFonts w:ascii="Charis SIL Regular" w:hAnsi="Charis SIL Regular" w:eastAsia="Charis SIL Regular"/>
-          <w:b w:val="0"/>
-          <w:i w:val="0"/>
-          <w:color w:val="000000"/>
-          <w:sz w:val="24"/>
-        </w:rPr>
-        <w:t>rland</w:t>
-      </w:r>
-      <w:r>
-        <w:rPr>
-          <w:u w:val="single" w:color="0000ff"/>
-          <w:rFonts w:ascii="Charis SIL Regular" w:hAnsi="Charis SIL Regular" w:eastAsia="Charis SIL Regular"/>
-          <w:b w:val="0"/>
-          <w:i w:val="0"/>
-          <w:color w:val="000000"/>
-          <w:sz w:val="24"/>
-        </w:rPr>
-        <w:hyperlink r:id="rId11" w:history="1">
-          <w:r>
-            <w:rPr>
-              <w:rStyle w:val="Hyperlink"/>
-            </w:rPr>
-            <w:t>s Aard</w:t>
-          </w:r>
-        </w:hyperlink>
+        <w:t>s Aard</w:t>
       </w:r>
       <w:r>
         <w:rPr>
@@ -1627,25 +1609,7 @@
           <w:sz w:val="24"/>
           <w:u w:val="single"/>
         </w:rPr>
-        <w:hyperlink r:id="rId18" w:history="1">
-          <w:r>
-            <w:rPr>
-              <w:rStyle w:val="Hyperlink"/>
-            </w:rPr>
-            <w:t>Oral</w:t>
-          </w:r>
-        </w:hyperlink>
-      </w:r>
-      <w:r>
-        <w:rPr>
-          <w:rFonts w:ascii="Charis SIL Regular" w:hAnsi="Charis SIL Regular" w:eastAsia="Charis SIL Regular"/>
-          <w:b w:val="0"/>
-          <w:i w:val="0"/>
-          <w:color w:val="0000FF"/>
-          <w:sz w:val="24"/>
-          <w:u w:val="single"/>
-        </w:rPr>
-        <w:t xml:space="preserve"> History Archive Indonesia</w:t>
+        <w:t>Oral History Archive Indonesia</w:t>
       </w:r>
       <w:r>
         <w:rPr>
@@ -1728,7 +1692,7 @@
           <w:sz w:val="24"/>
           <w:u w:val="single"/>
         </w:rPr>
-        <w:hyperlink r:id="rId17" w:history="1">
+        <w:hyperlink r:id="rId18" w:history="1">
           <w:r>
             <w:rPr>
               <w:rStyle w:val="Hyperlink"/>
@@ -1746,7 +1710,7 @@
           <w:sz w:val="24"/>
           <w:u w:val="single"/>
         </w:rPr>
-        <w:hyperlink r:id="rId17" w:history="1">
+        <w:hyperlink r:id="rId18" w:history="1">
           <w:r>
             <w:rPr>
               <w:rStyle w:val="Hyperlink"/>
@@ -1764,7 +1728,7 @@
           <w:sz w:val="24"/>
           <w:u w:val="single"/>
         </w:rPr>
-        <w:hyperlink r:id="rId17" w:history="1">
+        <w:hyperlink r:id="rId18" w:history="1">
           <w:r>
             <w:rPr>
               <w:rStyle w:val="Hyperlink"/>
@@ -1793,7 +1757,7 @@
           <w:sz w:val="24"/>
           <w:u w:val="single"/>
         </w:rPr>
-        <w:hyperlink r:id="rId17" w:history="1">
+        <w:hyperlink r:id="rId18" w:history="1">
           <w:r>
             <w:rPr>
               <w:rStyle w:val="Hyperlink"/>
@@ -1822,7 +1786,7 @@
           <w:sz w:val="24"/>
           <w:u w:val="single"/>
         </w:rPr>
-        <w:hyperlink r:id="rId19" w:history="1">
+        <w:hyperlink r:id="rId18" w:history="1">
           <w:r>
             <w:rPr>
               <w:rStyle w:val="Hyperlink"/>
@@ -1840,7 +1804,7 @@
           <w:sz w:val="24"/>
           <w:u w:val="single"/>
         </w:rPr>
-        <w:hyperlink r:id="rId19" w:history="1">
+        <w:hyperlink r:id="rId18" w:history="1">
           <w:r>
             <w:rPr>
               <w:rStyle w:val="Hyperlink"/>
@@ -1869,7 +1833,7 @@
           <w:sz w:val="24"/>
           <w:u w:val="single"/>
         </w:rPr>
-        <w:hyperlink r:id="rId19" w:history="1">
+        <w:hyperlink r:id="rId18" w:history="1">
           <w:r>
             <w:rPr>
               <w:rStyle w:val="Hyperlink"/>
@@ -1897,7 +1861,7 @@
           <w:color w:val="000000"/>
           <w:sz w:val="24"/>
         </w:rPr>
-        <w:hyperlink r:id="rId18" w:history="1">
+        <w:hyperlink r:id="rId19" w:history="1">
           <w:r>
             <w:rPr>
               <w:rStyle w:val="Hyperlink"/>
@@ -1915,7 +1879,7 @@
           <w:color w:val="000000"/>
           <w:sz w:val="24"/>
         </w:rPr>
-        <w:hyperlink r:id="rId18" w:history="1">
+        <w:hyperlink r:id="rId19" w:history="1">
           <w:r>
             <w:rPr>
               <w:rStyle w:val="Hyperlink"/>
@@ -1944,7 +1908,7 @@
           <w:color w:val="000000"/>
           <w:sz w:val="24"/>
         </w:rPr>
-        <w:hyperlink r:id="rId18" w:history="1">
+        <w:hyperlink r:id="rId19" w:history="1">
           <w:r>
             <w:rPr>
               <w:rStyle w:val="Hyperlink"/>
@@ -1962,7 +1926,7 @@
           <w:color w:val="000000"/>
           <w:sz w:val="24"/>
         </w:rPr>
-        <w:hyperlink r:id="rId18" w:history="1">
+        <w:hyperlink r:id="rId19" w:history="1">
           <w:r>
             <w:rPr>
               <w:rStyle w:val="Hyperlink"/>
@@ -1980,7 +1944,7 @@
           <w:color w:val="000000"/>
           <w:sz w:val="24"/>
         </w:rPr>
-        <w:hyperlink r:id="rId18" w:history="1">
+        <w:hyperlink r:id="rId19" w:history="1">
           <w:r>
             <w:rPr>
               <w:rStyle w:val="Hyperlink"/>
@@ -3828,7 +3792,7 @@
           <w:sz w:val="24"/>
           <w:u w:val="single"/>
         </w:rPr>
-        <w:hyperlink r:id="rId18" w:history="1">
+        <w:hyperlink r:id="rId19" w:history="1">
           <w:r>
             <w:rPr>
               <w:rStyle w:val="Hyperlink"/>
@@ -3846,7 +3810,7 @@
           <w:sz w:val="24"/>
           <w:u w:val="single"/>
         </w:rPr>
-        <w:hyperlink r:id="rId18" w:history="1">
+        <w:hyperlink r:id="rId19" w:history="1">
           <w:r>
             <w:rPr>
               <w:rStyle w:val="Hyperlink"/>
@@ -3864,7 +3828,7 @@
           <w:sz w:val="24"/>
           <w:u w:val="single"/>
         </w:rPr>
-        <w:hyperlink r:id="rId18" w:history="1">
+        <w:hyperlink r:id="rId19" w:history="1">
           <w:r>
             <w:rPr>
               <w:rStyle w:val="Hyperlink"/>
@@ -3882,7 +3846,7 @@
           <w:sz w:val="24"/>
           <w:u w:val="single"/>
         </w:rPr>
-        <w:hyperlink r:id="rId18" w:history="1">
+        <w:hyperlink r:id="rId19" w:history="1">
           <w:r>
             <w:rPr>
               <w:rStyle w:val="Hyperlink"/>
@@ -3900,7 +3864,7 @@
           <w:sz w:val="24"/>
           <w:u w:val="single"/>
         </w:rPr>
-        <w:hyperlink r:id="rId18" w:history="1">
+        <w:hyperlink r:id="rId19" w:history="1">
           <w:r>
             <w:rPr>
               <w:rStyle w:val="Hyperlink"/>
@@ -3980,7 +3944,7 @@
           <w:sz w:val="24"/>
           <w:u w:val="single"/>
         </w:rPr>
-        <w:hyperlink r:id="rId19" w:history="1">
+        <w:hyperlink r:id="rId18" w:history="1">
           <w:r>
             <w:rPr>
               <w:rStyle w:val="Hyperlink"/>
@@ -3998,7 +3962,7 @@
           <w:sz w:val="24"/>
           <w:u w:val="single"/>
         </w:rPr>
-        <w:hyperlink r:id="rId19" w:history="1">
+        <w:hyperlink r:id="rId18" w:history="1">
           <w:r>
             <w:rPr>
               <w:rStyle w:val="Hyperlink"/>
@@ -4016,7 +3980,7 @@
           <w:sz w:val="24"/>
           <w:u w:val="single"/>
         </w:rPr>
-        <w:hyperlink r:id="rId19" w:history="1">
+        <w:hyperlink r:id="rId18" w:history="1">
           <w:r>
             <w:rPr>
               <w:rStyle w:val="Hyperlink"/>

--- a/EXPORTS/DOCX/published/niveau3/English/KITLV.docx
+++ b/EXPORTS/DOCX/published/niveau3/English/KITLV.docx
@@ -389,60 +389,35 @@
           <w:color w:val="000000"/>
           <w:sz w:val="24"/>
         </w:rPr>
+        <w:t>y, was left to t</w:t>
+      </w:r>
+      <w:r>
+        <w:rPr>
+          <w:u w:val="single" w:color="0000ff"/>
+          <w:rFonts w:ascii="Charis SIL Regular" w:hAnsi="Charis SIL Regular" w:eastAsia="Charis SIL Regular"/>
+          <w:b w:val="0"/>
+          <w:i w:val="0"/>
+          <w:color w:val="000000"/>
+          <w:sz w:val="24"/>
+        </w:rPr>
         <w:hyperlink r:id="rId9" w:history="1">
           <w:r>
             <w:rPr>
               <w:rStyle w:val="Hyperlink"/>
             </w:rPr>
-            <w:t>y, w</w:t>
+            <w:t>he Ko</w:t>
           </w:r>
         </w:hyperlink>
       </w:r>
       <w:r>
         <w:rPr>
-          <w:u w:val="single" w:color="0000ff"/>
           <w:rFonts w:ascii="Charis SIL Regular" w:hAnsi="Charis SIL Regular" w:eastAsia="Charis SIL Regular"/>
           <w:b w:val="0"/>
           <w:i w:val="0"/>
           <w:color w:val="000000"/>
           <w:sz w:val="24"/>
         </w:rPr>
-        <w:hyperlink r:id="rId9" w:history="1">
-          <w:r>
-            <w:rPr>
-              <w:rStyle w:val="Hyperlink"/>
-            </w:rPr>
-            <w:t>a</w:t>
-          </w:r>
-        </w:hyperlink>
-      </w:r>
-      <w:r>
-        <w:rPr>
-          <w:u w:val="single" w:color="0000ff"/>
-          <w:rFonts w:ascii="Charis SIL Regular" w:hAnsi="Charis SIL Regular" w:eastAsia="Charis SIL Regular"/>
-          <w:b w:val="0"/>
-          <w:i w:val="0"/>
-          <w:color w:val="000000"/>
-          <w:sz w:val="24"/>
-        </w:rPr>
-        <w:hyperlink r:id="rId9" w:history="1">
-          <w:r>
-            <w:rPr>
-              <w:rStyle w:val="Hyperlink"/>
-            </w:rPr>
-            <w:t xml:space="preserve">s left to </w:t>
-          </w:r>
-        </w:hyperlink>
-      </w:r>
-      <w:r>
-        <w:rPr>
-          <w:rFonts w:ascii="Charis SIL Regular" w:hAnsi="Charis SIL Regular" w:eastAsia="Charis SIL Regular"/>
-          <w:b w:val="0"/>
-          <w:i w:val="0"/>
-          <w:color w:val="000000"/>
-          <w:sz w:val="24"/>
-        </w:rPr>
-        <w:t>the Kon</w:t>
+        <w:t>n</w:t>
       </w:r>
       <w:r>
         <w:rPr>
@@ -464,13 +439,21 @@
       </w:r>
       <w:r>
         <w:rPr>
+          <w:u w:val="single" w:color="0000ff"/>
           <w:rFonts w:ascii="Charis SIL Regular" w:hAnsi="Charis SIL Regular" w:eastAsia="Charis SIL Regular"/>
           <w:b w:val="0"/>
           <w:i w:val="0"/>
           <w:color w:val="000000"/>
           <w:sz w:val="24"/>
         </w:rPr>
-        <w:t>jk Nederland</w:t>
+        <w:hyperlink r:id="rId10" w:history="1">
+          <w:r>
+            <w:rPr>
+              <w:rStyle w:val="Hyperlink"/>
+            </w:rPr>
+            <w:t>j</w:t>
+          </w:r>
+        </w:hyperlink>
       </w:r>
       <w:r>
         <w:rPr>
@@ -481,7 +464,42 @@
           <w:color w:val="000000"/>
           <w:sz w:val="24"/>
         </w:rPr>
-        <w:t>s Aard</w:t>
+        <w:hyperlink r:id="rId10" w:history="1">
+          <w:r>
+            <w:rPr>
+              <w:rStyle w:val="Hyperlink"/>
+            </w:rPr>
+            <w:t>k Nede</w:t>
+          </w:r>
+        </w:hyperlink>
+      </w:r>
+      <w:r>
+        <w:rPr>
+          <w:rFonts w:ascii="Charis SIL Regular" w:hAnsi="Charis SIL Regular" w:eastAsia="Charis SIL Regular"/>
+          <w:b w:val="0"/>
+          <w:i w:val="0"/>
+          <w:color w:val="000000"/>
+          <w:sz w:val="24"/>
+        </w:rPr>
+        <w:t>rland</w:t>
+      </w:r>
+      <w:r>
+        <w:rPr>
+          <w:u w:val="single" w:color="0000ff"/>
+          <w:rFonts w:ascii="Charis SIL Regular" w:hAnsi="Charis SIL Regular" w:eastAsia="Charis SIL Regular"/>
+          <w:b w:val="0"/>
+          <w:i w:val="0"/>
+          <w:color w:val="000000"/>
+          <w:sz w:val="24"/>
+        </w:rPr>
+        <w:hyperlink r:id="rId11" w:history="1">
+          <w:r>
+            <w:rPr>
+              <w:rStyle w:val="Hyperlink"/>
+            </w:rPr>
+            <w:t>s Aard</w:t>
+          </w:r>
+        </w:hyperlink>
       </w:r>
       <w:r>
         <w:rPr>
@@ -1483,7 +1501,82 @@
           <w:color w:val="000000"/>
           <w:sz w:val="24"/>
         </w:rPr>
-        <w:t xml:space="preserve">This also applies to the KITLV </w:t>
+        <w:t>This also a</w:t>
+      </w:r>
+      <w:r>
+        <w:rPr>
+          <w:u w:val="single" w:color="0000ff"/>
+          <w:rFonts w:ascii="Charis SIL Regular" w:hAnsi="Charis SIL Regular" w:eastAsia="Charis SIL Regular"/>
+          <w:b w:val="0"/>
+          <w:i w:val="0"/>
+          <w:color w:val="000000"/>
+          <w:sz w:val="24"/>
+        </w:rPr>
+        <w:t>p</w:t>
+      </w:r>
+      <w:r>
+        <w:rPr>
+          <w:u w:val="single" w:color="0000ff"/>
+          <w:rFonts w:ascii="Charis SIL Regular" w:hAnsi="Charis SIL Regular" w:eastAsia="Charis SIL Regular"/>
+          <w:b w:val="0"/>
+          <w:i w:val="0"/>
+          <w:color w:val="000000"/>
+          <w:sz w:val="24"/>
+        </w:rPr>
+        <w:hyperlink r:id="rId16" w:history="1">
+          <w:r>
+            <w:rPr>
+              <w:rStyle w:val="Hyperlink"/>
+            </w:rPr>
+            <w:t>plie</w:t>
+          </w:r>
+        </w:hyperlink>
+      </w:r>
+      <w:r>
+        <w:rPr>
+          <w:u w:val="single" w:color="0000ff"/>
+          <w:rFonts w:ascii="Charis SIL Regular" w:hAnsi="Charis SIL Regular" w:eastAsia="Charis SIL Regular"/>
+          <w:b w:val="0"/>
+          <w:i w:val="0"/>
+          <w:color w:val="000000"/>
+          <w:sz w:val="24"/>
+        </w:rPr>
+        <w:hyperlink r:id="rId16" w:history="1">
+          <w:r>
+            <w:rPr>
+              <w:rStyle w:val="Hyperlink"/>
+            </w:rPr>
+            <w:t>s</w:t>
+          </w:r>
+        </w:hyperlink>
+      </w:r>
+      <w:r>
+        <w:rPr>
+          <w:u w:val="single" w:color="0000ff"/>
+          <w:rFonts w:ascii="Charis SIL Regular" w:hAnsi="Charis SIL Regular" w:eastAsia="Charis SIL Regular"/>
+          <w:b w:val="0"/>
+          <w:i w:val="0"/>
+          <w:color w:val="000000"/>
+          <w:sz w:val="24"/>
+        </w:rPr>
+        <w:hyperlink r:id="rId16" w:history="1">
+          <w:r>
+            <w:rPr>
+              <w:rStyle w:val="Hyperlink"/>
+            </w:rPr>
+            <w:t xml:space="preserve"> to the KI</w:t>
+          </w:r>
+        </w:hyperlink>
+      </w:r>
+      <w:r>
+        <w:rPr>
+          <w:rFonts w:ascii="Charis SIL Regular" w:hAnsi="Charis SIL Regular" w:eastAsia="Charis SIL Regular"/>
+          <w:b w:val="0"/>
+          <w:i w:val="0"/>
+          <w:color w:val="000000"/>
+          <w:sz w:val="24"/>
+        </w:rPr>
+        <w:t xml:space="preserve">TLV </w:t>
       </w:r>
       <w:r>
         <w:rPr>
@@ -1609,77 +1702,98 @@
           <w:sz w:val="24"/>
           <w:u w:val="single"/>
         </w:rPr>
-        <w:t>Oral History Archive Indonesia</w:t>
-      </w:r>
-      <w:r>
-        <w:rPr>
-          <w:u w:val="single" w:color="0000ff"/>
-          <w:rFonts w:ascii="Charis SIL Regular" w:hAnsi="Charis SIL Regular" w:eastAsia="Charis SIL Regular"/>
-          <w:b w:val="0"/>
-          <w:i w:val="0"/>
-          <w:color w:val="000000"/>
-          <w:sz w:val="24"/>
-        </w:rPr>
-        <w:hyperlink r:id="rId17" w:history="1">
+        <w:hyperlink r:id="rId18" w:history="1">
           <w:r>
             <w:rPr>
               <w:rStyle w:val="Hyperlink"/>
             </w:rPr>
-            <w:t xml:space="preserve"> (SMG</w:t>
+            <w:t>Oral</w:t>
           </w:r>
         </w:hyperlink>
       </w:r>
       <w:r>
         <w:rPr>
-          <w:u w:val="single" w:color="0000ff"/>
           <w:rFonts w:ascii="Charis SIL Regular" w:hAnsi="Charis SIL Regular" w:eastAsia="Charis SIL Regular"/>
           <w:b w:val="0"/>
           <w:i w:val="0"/>
-          <w:color w:val="000000"/>
-          <w:sz w:val="24"/>
-        </w:rPr>
-        <w:hyperlink r:id="rId17" w:history="1">
+          <w:color w:val="0000FF"/>
+          <w:sz w:val="24"/>
+          <w:u w:val="single"/>
+        </w:rPr>
+        <w:t xml:space="preserve"> </w:t>
+      </w:r>
+      <w:r>
+        <w:rPr>
+          <w:rFonts w:ascii="Charis SIL Regular" w:hAnsi="Charis SIL Regular" w:eastAsia="Charis SIL Regular"/>
+          <w:b w:val="0"/>
+          <w:i w:val="0"/>
+          <w:color w:val="0000FF"/>
+          <w:sz w:val="24"/>
+          <w:u w:val="single"/>
+        </w:rPr>
+        <w:hyperlink r:id="rId18" w:history="1">
           <w:r>
             <w:rPr>
               <w:rStyle w:val="Hyperlink"/>
             </w:rPr>
-            <w:t>I</w:t>
+            <w:t>History</w:t>
           </w:r>
         </w:hyperlink>
       </w:r>
       <w:r>
         <w:rPr>
-          <w:u w:val="single" w:color="0000ff"/>
           <w:rFonts w:ascii="Charis SIL Regular" w:hAnsi="Charis SIL Regular" w:eastAsia="Charis SIL Regular"/>
           <w:b w:val="0"/>
           <w:i w:val="0"/>
-          <w:color w:val="000000"/>
-          <w:sz w:val="24"/>
-        </w:rPr>
-        <w:hyperlink r:id="rId17" w:history="1">
+          <w:color w:val="0000FF"/>
+          <w:sz w:val="24"/>
+          <w:u w:val="single"/>
+        </w:rPr>
+        <w:t xml:space="preserve"> </w:t>
+      </w:r>
+      <w:r>
+        <w:rPr>
+          <w:rFonts w:ascii="Charis SIL Regular" w:hAnsi="Charis SIL Regular" w:eastAsia="Charis SIL Regular"/>
+          <w:b w:val="0"/>
+          <w:i w:val="0"/>
+          <w:color w:val="0000FF"/>
+          <w:sz w:val="24"/>
+          <w:u w:val="single"/>
+        </w:rPr>
+        <w:hyperlink r:id="rId18" w:history="1">
           <w:r>
             <w:rPr>
               <w:rStyle w:val="Hyperlink"/>
             </w:rPr>
-            <w:t>) an</w:t>
+            <w:t>Archive</w:t>
           </w:r>
         </w:hyperlink>
       </w:r>
       <w:r>
         <w:rPr>
-          <w:u w:val="single" w:color="0000ff"/>
           <w:rFonts w:ascii="Charis SIL Regular" w:hAnsi="Charis SIL Regular" w:eastAsia="Charis SIL Regular"/>
           <w:b w:val="0"/>
           <w:i w:val="0"/>
-          <w:color w:val="000000"/>
-          <w:sz w:val="24"/>
-        </w:rPr>
-        <w:hyperlink r:id="rId17" w:history="1">
+          <w:color w:val="0000FF"/>
+          <w:sz w:val="24"/>
+          <w:u w:val="single"/>
+        </w:rPr>
+        <w:t xml:space="preserve"> </w:t>
+      </w:r>
+      <w:r>
+        <w:rPr>
+          <w:rFonts w:ascii="Charis SIL Regular" w:hAnsi="Charis SIL Regular" w:eastAsia="Charis SIL Regular"/>
+          <w:b w:val="0"/>
+          <w:i w:val="0"/>
+          <w:color w:val="0000FF"/>
+          <w:sz w:val="24"/>
+        </w:rPr>
+        <w:hyperlink r:id="rId18" w:history="1">
           <w:r>
             <w:rPr>
               <w:rStyle w:val="Hyperlink"/>
             </w:rPr>
-            <w:t xml:space="preserve">d the </w:t>
+            <w:t>Indonesia</w:t>
           </w:r>
         </w:hyperlink>
       </w:r>
@@ -1688,11 +1802,21 @@
           <w:rFonts w:ascii="Charis SIL Regular" w:hAnsi="Charis SIL Regular" w:eastAsia="Charis SIL Regular"/>
           <w:b w:val="0"/>
           <w:i w:val="0"/>
+          <w:color w:val="000000"/>
+          <w:sz w:val="24"/>
+        </w:rPr>
+        <w:t xml:space="preserve"> (SMGI) and the </w:t>
+      </w:r>
+      <w:r>
+        <w:rPr>
+          <w:rFonts w:ascii="Charis SIL Regular" w:hAnsi="Charis SIL Regular" w:eastAsia="Charis SIL Regular"/>
+          <w:b w:val="0"/>
+          <w:i w:val="0"/>
           <w:color w:val="0000FF"/>
           <w:sz w:val="24"/>
           <w:u w:val="single"/>
         </w:rPr>
-        <w:hyperlink r:id="rId18" w:history="1">
+        <w:hyperlink r:id="rId19" w:history="1">
           <w:r>
             <w:rPr>
               <w:rStyle w:val="Hyperlink"/>
@@ -1710,7 +1834,7 @@
           <w:sz w:val="24"/>
           <w:u w:val="single"/>
         </w:rPr>
-        <w:hyperlink r:id="rId18" w:history="1">
+        <w:hyperlink r:id="rId19" w:history="1">
           <w:r>
             <w:rPr>
               <w:rStyle w:val="Hyperlink"/>
@@ -1728,7 +1852,7 @@
           <w:sz w:val="24"/>
           <w:u w:val="single"/>
         </w:rPr>
-        <w:hyperlink r:id="rId18" w:history="1">
+        <w:hyperlink r:id="rId19" w:history="1">
           <w:r>
             <w:rPr>
               <w:rStyle w:val="Hyperlink"/>
@@ -1757,7 +1881,7 @@
           <w:sz w:val="24"/>
           <w:u w:val="single"/>
         </w:rPr>
-        <w:hyperlink r:id="rId18" w:history="1">
+        <w:hyperlink r:id="rId19" w:history="1">
           <w:r>
             <w:rPr>
               <w:rStyle w:val="Hyperlink"/>
@@ -1786,7 +1910,7 @@
           <w:sz w:val="24"/>
           <w:u w:val="single"/>
         </w:rPr>
-        <w:hyperlink r:id="rId18" w:history="1">
+        <w:hyperlink r:id="rId19" w:history="1">
           <w:r>
             <w:rPr>
               <w:rStyle w:val="Hyperlink"/>
@@ -1804,7 +1928,7 @@
           <w:sz w:val="24"/>
           <w:u w:val="single"/>
         </w:rPr>
-        <w:hyperlink r:id="rId18" w:history="1">
+        <w:hyperlink r:id="rId19" w:history="1">
           <w:r>
             <w:rPr>
               <w:rStyle w:val="Hyperlink"/>
@@ -1833,7 +1957,7 @@
           <w:sz w:val="24"/>
           <w:u w:val="single"/>
         </w:rPr>
-        <w:hyperlink r:id="rId18" w:history="1">
+        <w:hyperlink r:id="rId19" w:history="1">
           <w:r>
             <w:rPr>
               <w:rStyle w:val="Hyperlink"/>
@@ -1861,7 +1985,7 @@
           <w:color w:val="000000"/>
           <w:sz w:val="24"/>
         </w:rPr>
-        <w:hyperlink r:id="rId19" w:history="1">
+        <w:hyperlink r:id="rId18" w:history="1">
           <w:r>
             <w:rPr>
               <w:rStyle w:val="Hyperlink"/>
@@ -1879,7 +2003,7 @@
           <w:color w:val="000000"/>
           <w:sz w:val="24"/>
         </w:rPr>
-        <w:hyperlink r:id="rId19" w:history="1">
+        <w:hyperlink r:id="rId18" w:history="1">
           <w:r>
             <w:rPr>
               <w:rStyle w:val="Hyperlink"/>
@@ -1908,7 +2032,7 @@
           <w:color w:val="000000"/>
           <w:sz w:val="24"/>
         </w:rPr>
-        <w:hyperlink r:id="rId19" w:history="1">
+        <w:hyperlink r:id="rId18" w:history="1">
           <w:r>
             <w:rPr>
               <w:rStyle w:val="Hyperlink"/>
@@ -1926,7 +2050,7 @@
           <w:color w:val="000000"/>
           <w:sz w:val="24"/>
         </w:rPr>
-        <w:hyperlink r:id="rId19" w:history="1">
+        <w:hyperlink r:id="rId18" w:history="1">
           <w:r>
             <w:rPr>
               <w:rStyle w:val="Hyperlink"/>
@@ -1944,7 +2068,7 @@
           <w:color w:val="000000"/>
           <w:sz w:val="24"/>
         </w:rPr>
-        <w:hyperlink r:id="rId19" w:history="1">
+        <w:hyperlink r:id="rId18" w:history="1">
           <w:r>
             <w:rPr>
               <w:rStyle w:val="Hyperlink"/>
@@ -3792,7 +3916,7 @@
           <w:sz w:val="24"/>
           <w:u w:val="single"/>
         </w:rPr>
-        <w:hyperlink r:id="rId19" w:history="1">
+        <w:hyperlink r:id="rId18" w:history="1">
           <w:r>
             <w:rPr>
               <w:rStyle w:val="Hyperlink"/>
@@ -3810,7 +3934,7 @@
           <w:sz w:val="24"/>
           <w:u w:val="single"/>
         </w:rPr>
-        <w:hyperlink r:id="rId19" w:history="1">
+        <w:hyperlink r:id="rId18" w:history="1">
           <w:r>
             <w:rPr>
               <w:rStyle w:val="Hyperlink"/>
@@ -3828,7 +3952,7 @@
           <w:sz w:val="24"/>
           <w:u w:val="single"/>
         </w:rPr>
-        <w:hyperlink r:id="rId19" w:history="1">
+        <w:hyperlink r:id="rId18" w:history="1">
           <w:r>
             <w:rPr>
               <w:rStyle w:val="Hyperlink"/>
@@ -3846,7 +3970,7 @@
           <w:sz w:val="24"/>
           <w:u w:val="single"/>
         </w:rPr>
-        <w:hyperlink r:id="rId19" w:history="1">
+        <w:hyperlink r:id="rId18" w:history="1">
           <w:r>
             <w:rPr>
               <w:rStyle w:val="Hyperlink"/>
@@ -3864,7 +3988,7 @@
           <w:sz w:val="24"/>
           <w:u w:val="single"/>
         </w:rPr>
-        <w:hyperlink r:id="rId19" w:history="1">
+        <w:hyperlink r:id="rId18" w:history="1">
           <w:r>
             <w:rPr>
               <w:rStyle w:val="Hyperlink"/>
@@ -3944,7 +4068,7 @@
           <w:sz w:val="24"/>
           <w:u w:val="single"/>
         </w:rPr>
-        <w:hyperlink r:id="rId18" w:history="1">
+        <w:hyperlink r:id="rId19" w:history="1">
           <w:r>
             <w:rPr>
               <w:rStyle w:val="Hyperlink"/>
@@ -3962,7 +4086,7 @@
           <w:sz w:val="24"/>
           <w:u w:val="single"/>
         </w:rPr>
-        <w:hyperlink r:id="rId18" w:history="1">
+        <w:hyperlink r:id="rId19" w:history="1">
           <w:r>
             <w:rPr>
               <w:rStyle w:val="Hyperlink"/>
@@ -3980,7 +4104,7 @@
           <w:sz w:val="24"/>
           <w:u w:val="single"/>
         </w:rPr>
-        <w:hyperlink r:id="rId18" w:history="1">
+        <w:hyperlink r:id="rId19" w:history="1">
           <w:r>
             <w:rPr>
               <w:rStyle w:val="Hyperlink"/>

--- a/EXPORTS/DOCX/published/niveau3/English/KITLV.docx
+++ b/EXPORTS/DOCX/published/niveau3/English/KITLV.docx
@@ -1369,7 +1369,7 @@
           <w:sz w:val="24"/>
           <w:u w:val="single"/>
         </w:rPr>
-        <w:hyperlink r:id="rId14" w:history="1">
+        <w:hyperlink r:id="rId15" w:history="1">
           <w:r>
             <w:rPr>
               <w:rStyle w:val="Hyperlink"/>
@@ -1978,50 +1978,13 @@
       </w:r>
       <w:r>
         <w:rPr>
-          <w:u w:val="single" w:color="0000ff"/>
           <w:rFonts w:ascii="Charis SIL Regular" w:hAnsi="Charis SIL Regular" w:eastAsia="Charis SIL Regular"/>
           <w:b w:val="0"/>
           <w:i w:val="0"/>
           <w:color w:val="000000"/>
           <w:sz w:val="24"/>
         </w:rPr>
-        <w:hyperlink r:id="rId18" w:history="1">
-          <w:r>
-            <w:rPr>
-              <w:rStyle w:val="Hyperlink"/>
-            </w:rPr>
-            <w:t>have</w:t>
-          </w:r>
-        </w:hyperlink>
-      </w:r>
-      <w:r>
-        <w:rPr>
-          <w:u w:val="single" w:color="0000ff"/>
-          <w:rFonts w:ascii="Charis SIL Regular" w:hAnsi="Charis SIL Regular" w:eastAsia="Charis SIL Regular"/>
-          <w:b w:val="0"/>
-          <w:i w:val="0"/>
-          <w:color w:val="000000"/>
-          <w:sz w:val="24"/>
-        </w:rPr>
-        <w:hyperlink r:id="rId18" w:history="1">
-          <w:r>
-            <w:rPr>
-              <w:rStyle w:val="Hyperlink"/>
-            </w:rPr>
-            <w:t xml:space="preserve"> their o</w:t>
-          </w:r>
-        </w:hyperlink>
-      </w:r>
-      <w:r>
-        <w:rPr>
-          <w:u w:val="single" w:color="0000ff"/>
-          <w:rFonts w:ascii="Charis SIL Regular" w:hAnsi="Charis SIL Regular" w:eastAsia="Charis SIL Regular"/>
-          <w:b w:val="0"/>
-          <w:i w:val="0"/>
-          <w:color w:val="000000"/>
-          <w:sz w:val="24"/>
-        </w:rPr>
-        <w:t>w</w:t>
+        <w:t>have their ow</w:t>
       </w:r>
       <w:r>
         <w:rPr>
@@ -2356,7 +2319,7 @@
           <w:sz w:val="24"/>
           <w:u w:val="single"/>
         </w:rPr>
-        <w:t>Scientific research in colonised terr</w:t>
+        <w:t>Scientific research in colonised terri</w:t>
       </w:r>
       <w:r>
         <w:rPr>
@@ -2367,7 +2330,7 @@
           <w:sz w:val="24"/>
           <w:u w:val="single"/>
         </w:rPr>
-        <w:t>i</w:t>
+        <w:t>torie</w:t>
       </w:r>
       <w:r>
         <w:rPr>
@@ -2376,9 +2339,8 @@
           <w:i w:val="0"/>
           <w:color w:val="0000FF"/>
           <w:sz w:val="24"/>
-          <w:u w:val="single"/>
-        </w:rPr>
-        <w:t>tories</w:t>
+        </w:rPr>
+        <w:t>s</w:t>
       </w:r>
       <w:r>
         <w:br/>

--- a/EXPORTS/DOCX/published/niveau3/English/KITLV.docx
+++ b/EXPORTS/DOCX/published/niveau3/English/KITLV.docx
@@ -389,7 +389,61 @@
           <w:color w:val="000000"/>
           <w:sz w:val="24"/>
         </w:rPr>
-        <w:t>y, was left to t</w:t>
+        <w:hyperlink r:id="rId9" w:history="1">
+          <w:r>
+            <w:rPr>
+              <w:rStyle w:val="Hyperlink"/>
+            </w:rPr>
+            <w:t>y, w</w:t>
+          </w:r>
+        </w:hyperlink>
+      </w:r>
+      <w:r>
+        <w:rPr>
+          <w:u w:val="single" w:color="0000ff"/>
+          <w:rFonts w:ascii="Charis SIL Regular" w:hAnsi="Charis SIL Regular" w:eastAsia="Charis SIL Regular"/>
+          <w:b w:val="0"/>
+          <w:i w:val="0"/>
+          <w:color w:val="000000"/>
+          <w:sz w:val="24"/>
+        </w:rPr>
+        <w:hyperlink r:id="rId9" w:history="1">
+          <w:r>
+            <w:rPr>
+              <w:rStyle w:val="Hyperlink"/>
+            </w:rPr>
+            <w:t>a</w:t>
+          </w:r>
+        </w:hyperlink>
+      </w:r>
+      <w:r>
+        <w:rPr>
+          <w:u w:val="single" w:color="0000ff"/>
+          <w:rFonts w:ascii="Charis SIL Regular" w:hAnsi="Charis SIL Regular" w:eastAsia="Charis SIL Regular"/>
+          <w:b w:val="0"/>
+          <w:i w:val="0"/>
+          <w:color w:val="000000"/>
+          <w:sz w:val="24"/>
+        </w:rPr>
+        <w:hyperlink r:id="rId9" w:history="1">
+          <w:r>
+            <w:rPr>
+              <w:rStyle w:val="Hyperlink"/>
+            </w:rPr>
+            <w:t xml:space="preserve">s left to </w:t>
+          </w:r>
+        </w:hyperlink>
+      </w:r>
+      <w:r>
+        <w:rPr>
+          <w:u w:val="single" w:color="0000ff"/>
+          <w:rFonts w:ascii="Charis SIL Regular" w:hAnsi="Charis SIL Regular" w:eastAsia="Charis SIL Regular"/>
+          <w:b w:val="0"/>
+          <w:i w:val="0"/>
+          <w:color w:val="000000"/>
+          <w:sz w:val="24"/>
+        </w:rPr>
+        <w:t>t</w:t>
       </w:r>
       <w:r>
         <w:rPr>
@@ -417,71 +471,7 @@
           <w:color w:val="000000"/>
           <w:sz w:val="24"/>
         </w:rPr>
-        <w:t>n</w:t>
-      </w:r>
-      <w:r>
-        <w:rPr>
-          <w:u w:val="single" w:color="0000ff"/>
-          <w:rFonts w:ascii="Charis SIL Regular" w:hAnsi="Charis SIL Regular" w:eastAsia="Charis SIL Regular"/>
-          <w:b w:val="0"/>
-          <w:i w:val="0"/>
-          <w:color w:val="000000"/>
-          <w:sz w:val="24"/>
-        </w:rPr>
-        <w:hyperlink r:id="rId10" w:history="1">
-          <w:r>
-            <w:rPr>
-              <w:rStyle w:val="Hyperlink"/>
-            </w:rPr>
-            <w:t>inkli</w:t>
-          </w:r>
-        </w:hyperlink>
-      </w:r>
-      <w:r>
-        <w:rPr>
-          <w:u w:val="single" w:color="0000ff"/>
-          <w:rFonts w:ascii="Charis SIL Regular" w:hAnsi="Charis SIL Regular" w:eastAsia="Charis SIL Regular"/>
-          <w:b w:val="0"/>
-          <w:i w:val="0"/>
-          <w:color w:val="000000"/>
-          <w:sz w:val="24"/>
-        </w:rPr>
-        <w:hyperlink r:id="rId10" w:history="1">
-          <w:r>
-            <w:rPr>
-              <w:rStyle w:val="Hyperlink"/>
-            </w:rPr>
-            <w:t>j</w:t>
-          </w:r>
-        </w:hyperlink>
-      </w:r>
-      <w:r>
-        <w:rPr>
-          <w:u w:val="single" w:color="0000ff"/>
-          <w:rFonts w:ascii="Charis SIL Regular" w:hAnsi="Charis SIL Regular" w:eastAsia="Charis SIL Regular"/>
-          <w:b w:val="0"/>
-          <w:i w:val="0"/>
-          <w:color w:val="000000"/>
-          <w:sz w:val="24"/>
-        </w:rPr>
-        <w:hyperlink r:id="rId10" w:history="1">
-          <w:r>
-            <w:rPr>
-              <w:rStyle w:val="Hyperlink"/>
-            </w:rPr>
-            <w:t>k Nede</w:t>
-          </w:r>
-        </w:hyperlink>
-      </w:r>
-      <w:r>
-        <w:rPr>
-          <w:rFonts w:ascii="Charis SIL Regular" w:hAnsi="Charis SIL Regular" w:eastAsia="Charis SIL Regular"/>
-          <w:b w:val="0"/>
-          <w:i w:val="0"/>
-          <w:color w:val="000000"/>
-          <w:sz w:val="24"/>
-        </w:rPr>
-        <w:t>rland</w:t>
+        <w:t>ninklijk Nederland</w:t>
       </w:r>
       <w:r>
         <w:rPr>
@@ -1369,7 +1359,7 @@
           <w:sz w:val="24"/>
           <w:u w:val="single"/>
         </w:rPr>
-        <w:hyperlink r:id="rId15" w:history="1">
+        <w:hyperlink r:id="rId14" w:history="1">
           <w:r>
             <w:rPr>
               <w:rStyle w:val="Hyperlink"/>
@@ -1978,13 +1968,50 @@
       </w:r>
       <w:r>
         <w:rPr>
+          <w:u w:val="single" w:color="0000ff"/>
           <w:rFonts w:ascii="Charis SIL Regular" w:hAnsi="Charis SIL Regular" w:eastAsia="Charis SIL Regular"/>
           <w:b w:val="0"/>
           <w:i w:val="0"/>
           <w:color w:val="000000"/>
           <w:sz w:val="24"/>
         </w:rPr>
-        <w:t>have their ow</w:t>
+        <w:hyperlink r:id="rId18" w:history="1">
+          <w:r>
+            <w:rPr>
+              <w:rStyle w:val="Hyperlink"/>
+            </w:rPr>
+            <w:t>have</w:t>
+          </w:r>
+        </w:hyperlink>
+      </w:r>
+      <w:r>
+        <w:rPr>
+          <w:u w:val="single" w:color="0000ff"/>
+          <w:rFonts w:ascii="Charis SIL Regular" w:hAnsi="Charis SIL Regular" w:eastAsia="Charis SIL Regular"/>
+          <w:b w:val="0"/>
+          <w:i w:val="0"/>
+          <w:color w:val="000000"/>
+          <w:sz w:val="24"/>
+        </w:rPr>
+        <w:hyperlink r:id="rId18" w:history="1">
+          <w:r>
+            <w:rPr>
+              <w:rStyle w:val="Hyperlink"/>
+            </w:rPr>
+            <w:t xml:space="preserve"> their o</w:t>
+          </w:r>
+        </w:hyperlink>
+      </w:r>
+      <w:r>
+        <w:rPr>
+          <w:u w:val="single" w:color="0000ff"/>
+          <w:rFonts w:ascii="Charis SIL Regular" w:hAnsi="Charis SIL Regular" w:eastAsia="Charis SIL Regular"/>
+          <w:b w:val="0"/>
+          <w:i w:val="0"/>
+          <w:color w:val="000000"/>
+          <w:sz w:val="24"/>
+        </w:rPr>
+        <w:t>w</w:t>
       </w:r>
       <w:r>
         <w:rPr>
@@ -2319,7 +2346,7 @@
           <w:sz w:val="24"/>
           <w:u w:val="single"/>
         </w:rPr>
-        <w:t>Scientific research in colonised terri</w:t>
+        <w:t>Scientific research in colonised terr</w:t>
       </w:r>
       <w:r>
         <w:rPr>
@@ -2330,7 +2357,7 @@
           <w:sz w:val="24"/>
           <w:u w:val="single"/>
         </w:rPr>
-        <w:t>torie</w:t>
+        <w:t>i</w:t>
       </w:r>
       <w:r>
         <w:rPr>
@@ -2339,8 +2366,9 @@
           <w:i w:val="0"/>
           <w:color w:val="0000FF"/>
           <w:sz w:val="24"/>
-        </w:rPr>
-        <w:t>s</w:t>
+          <w:u w:val="single"/>
+        </w:rPr>
+        <w:t>tories</w:t>
       </w:r>
       <w:r>
         <w:br/>

--- a/EXPORTS/DOCX/published/niveau3/English/KITLV.docx
+++ b/EXPORTS/DOCX/published/niveau3/English/KITLV.docx
@@ -378,118 +378,7 @@
           <w:color w:val="000000"/>
           <w:sz w:val="24"/>
         </w:rPr>
-        <w:t>studies, or geograph</w:t>
-      </w:r>
-      <w:r>
-        <w:rPr>
-          <w:u w:val="single" w:color="0000ff"/>
-          <w:rFonts w:ascii="Charis SIL Regular" w:hAnsi="Charis SIL Regular" w:eastAsia="Charis SIL Regular"/>
-          <w:b w:val="0"/>
-          <w:i w:val="0"/>
-          <w:color w:val="000000"/>
-          <w:sz w:val="24"/>
-        </w:rPr>
-        <w:hyperlink r:id="rId9" w:history="1">
-          <w:r>
-            <w:rPr>
-              <w:rStyle w:val="Hyperlink"/>
-            </w:rPr>
-            <w:t>y, w</w:t>
-          </w:r>
-        </w:hyperlink>
-      </w:r>
-      <w:r>
-        <w:rPr>
-          <w:u w:val="single" w:color="0000ff"/>
-          <w:rFonts w:ascii="Charis SIL Regular" w:hAnsi="Charis SIL Regular" w:eastAsia="Charis SIL Regular"/>
-          <w:b w:val="0"/>
-          <w:i w:val="0"/>
-          <w:color w:val="000000"/>
-          <w:sz w:val="24"/>
-        </w:rPr>
-        <w:hyperlink r:id="rId9" w:history="1">
-          <w:r>
-            <w:rPr>
-              <w:rStyle w:val="Hyperlink"/>
-            </w:rPr>
-            <w:t>a</w:t>
-          </w:r>
-        </w:hyperlink>
-      </w:r>
-      <w:r>
-        <w:rPr>
-          <w:u w:val="single" w:color="0000ff"/>
-          <w:rFonts w:ascii="Charis SIL Regular" w:hAnsi="Charis SIL Regular" w:eastAsia="Charis SIL Regular"/>
-          <w:b w:val="0"/>
-          <w:i w:val="0"/>
-          <w:color w:val="000000"/>
-          <w:sz w:val="24"/>
-        </w:rPr>
-        <w:hyperlink r:id="rId9" w:history="1">
-          <w:r>
-            <w:rPr>
-              <w:rStyle w:val="Hyperlink"/>
-            </w:rPr>
-            <w:t xml:space="preserve">s left to </w:t>
-          </w:r>
-        </w:hyperlink>
-      </w:r>
-      <w:r>
-        <w:rPr>
-          <w:u w:val="single" w:color="0000ff"/>
-          <w:rFonts w:ascii="Charis SIL Regular" w:hAnsi="Charis SIL Regular" w:eastAsia="Charis SIL Regular"/>
-          <w:b w:val="0"/>
-          <w:i w:val="0"/>
-          <w:color w:val="000000"/>
-          <w:sz w:val="24"/>
-        </w:rPr>
-        <w:t>t</w:t>
-      </w:r>
-      <w:r>
-        <w:rPr>
-          <w:u w:val="single" w:color="0000ff"/>
-          <w:rFonts w:ascii="Charis SIL Regular" w:hAnsi="Charis SIL Regular" w:eastAsia="Charis SIL Regular"/>
-          <w:b w:val="0"/>
-          <w:i w:val="0"/>
-          <w:color w:val="000000"/>
-          <w:sz w:val="24"/>
-        </w:rPr>
-        <w:hyperlink r:id="rId9" w:history="1">
-          <w:r>
-            <w:rPr>
-              <w:rStyle w:val="Hyperlink"/>
-            </w:rPr>
-            <w:t>he Ko</w:t>
-          </w:r>
-        </w:hyperlink>
-      </w:r>
-      <w:r>
-        <w:rPr>
-          <w:rFonts w:ascii="Charis SIL Regular" w:hAnsi="Charis SIL Regular" w:eastAsia="Charis SIL Regular"/>
-          <w:b w:val="0"/>
-          <w:i w:val="0"/>
-          <w:color w:val="000000"/>
-          <w:sz w:val="24"/>
-        </w:rPr>
-        <w:t>ninklijk Nederland</w:t>
-      </w:r>
-      <w:r>
-        <w:rPr>
-          <w:u w:val="single" w:color="0000ff"/>
-          <w:rFonts w:ascii="Charis SIL Regular" w:hAnsi="Charis SIL Regular" w:eastAsia="Charis SIL Regular"/>
-          <w:b w:val="0"/>
-          <w:i w:val="0"/>
-          <w:color w:val="000000"/>
-          <w:sz w:val="24"/>
-        </w:rPr>
-        <w:hyperlink r:id="rId11" w:history="1">
-          <w:r>
-            <w:rPr>
-              <w:rStyle w:val="Hyperlink"/>
-            </w:rPr>
-            <w:t>s Aard</w:t>
-          </w:r>
-        </w:hyperlink>
+        <w:t>studies, or geography, was left to the Koninklijk Nederlands Aard</w:t>
       </w:r>
       <w:r>
         <w:rPr>
@@ -1491,82 +1380,7 @@
           <w:color w:val="000000"/>
           <w:sz w:val="24"/>
         </w:rPr>
-        <w:t>This also a</w:t>
-      </w:r>
-      <w:r>
-        <w:rPr>
-          <w:u w:val="single" w:color="0000ff"/>
-          <w:rFonts w:ascii="Charis SIL Regular" w:hAnsi="Charis SIL Regular" w:eastAsia="Charis SIL Regular"/>
-          <w:b w:val="0"/>
-          <w:i w:val="0"/>
-          <w:color w:val="000000"/>
-          <w:sz w:val="24"/>
-        </w:rPr>
-        <w:t>p</w:t>
-      </w:r>
-      <w:r>
-        <w:rPr>
-          <w:u w:val="single" w:color="0000ff"/>
-          <w:rFonts w:ascii="Charis SIL Regular" w:hAnsi="Charis SIL Regular" w:eastAsia="Charis SIL Regular"/>
-          <w:b w:val="0"/>
-          <w:i w:val="0"/>
-          <w:color w:val="000000"/>
-          <w:sz w:val="24"/>
-        </w:rPr>
-        <w:hyperlink r:id="rId16" w:history="1">
-          <w:r>
-            <w:rPr>
-              <w:rStyle w:val="Hyperlink"/>
-            </w:rPr>
-            <w:t>plie</w:t>
-          </w:r>
-        </w:hyperlink>
-      </w:r>
-      <w:r>
-        <w:rPr>
-          <w:u w:val="single" w:color="0000ff"/>
-          <w:rFonts w:ascii="Charis SIL Regular" w:hAnsi="Charis SIL Regular" w:eastAsia="Charis SIL Regular"/>
-          <w:b w:val="0"/>
-          <w:i w:val="0"/>
-          <w:color w:val="000000"/>
-          <w:sz w:val="24"/>
-        </w:rPr>
-        <w:hyperlink r:id="rId16" w:history="1">
-          <w:r>
-            <w:rPr>
-              <w:rStyle w:val="Hyperlink"/>
-            </w:rPr>
-            <w:t>s</w:t>
-          </w:r>
-        </w:hyperlink>
-      </w:r>
-      <w:r>
-        <w:rPr>
-          <w:u w:val="single" w:color="0000ff"/>
-          <w:rFonts w:ascii="Charis SIL Regular" w:hAnsi="Charis SIL Regular" w:eastAsia="Charis SIL Regular"/>
-          <w:b w:val="0"/>
-          <w:i w:val="0"/>
-          <w:color w:val="000000"/>
-          <w:sz w:val="24"/>
-        </w:rPr>
-        <w:hyperlink r:id="rId16" w:history="1">
-          <w:r>
-            <w:rPr>
-              <w:rStyle w:val="Hyperlink"/>
-            </w:rPr>
-            <w:t xml:space="preserve"> to the KI</w:t>
-          </w:r>
-        </w:hyperlink>
-      </w:r>
-      <w:r>
-        <w:rPr>
-          <w:rFonts w:ascii="Charis SIL Regular" w:hAnsi="Charis SIL Regular" w:eastAsia="Charis SIL Regular"/>
-          <w:b w:val="0"/>
-          <w:i w:val="0"/>
-          <w:color w:val="000000"/>
-          <w:sz w:val="24"/>
-        </w:rPr>
-        <w:t xml:space="preserve">TLV </w:t>
+        <w:t xml:space="preserve">This also applies to the KITLV </w:t>
       </w:r>
       <w:r>
         <w:rPr>
@@ -1690,72 +1504,60 @@
           <w:i w:val="0"/>
           <w:color w:val="0000FF"/>
           <w:sz w:val="24"/>
-          <w:u w:val="single"/>
-        </w:rPr>
-        <w:hyperlink r:id="rId18" w:history="1">
+        </w:rPr>
+        <w:t>Oral History Archive Indonesia</w:t>
+      </w:r>
+      <w:r>
+        <w:rPr>
+          <w:u w:val="single" w:color="0000ff"/>
+          <w:rFonts w:ascii="Charis SIL Regular" w:hAnsi="Charis SIL Regular" w:eastAsia="Charis SIL Regular"/>
+          <w:b w:val="0"/>
+          <w:i w:val="0"/>
+          <w:color w:val="000000"/>
+          <w:sz w:val="24"/>
+        </w:rPr>
+        <w:hyperlink r:id="rId17" w:history="1">
           <w:r>
             <w:rPr>
               <w:rStyle w:val="Hyperlink"/>
             </w:rPr>
-            <w:t>Oral</w:t>
+            <w:t xml:space="preserve"> (SMG</w:t>
           </w:r>
         </w:hyperlink>
       </w:r>
       <w:r>
         <w:rPr>
+          <w:u w:val="single" w:color="0000ff"/>
           <w:rFonts w:ascii="Charis SIL Regular" w:hAnsi="Charis SIL Regular" w:eastAsia="Charis SIL Regular"/>
           <w:b w:val="0"/>
           <w:i w:val="0"/>
-          <w:color w:val="0000FF"/>
-          <w:sz w:val="24"/>
-          <w:u w:val="single"/>
-        </w:rPr>
-        <w:t xml:space="preserve"> </w:t>
-      </w:r>
-      <w:r>
-        <w:rPr>
-          <w:rFonts w:ascii="Charis SIL Regular" w:hAnsi="Charis SIL Regular" w:eastAsia="Charis SIL Regular"/>
-          <w:b w:val="0"/>
-          <w:i w:val="0"/>
-          <w:color w:val="0000FF"/>
-          <w:sz w:val="24"/>
-          <w:u w:val="single"/>
-        </w:rPr>
-        <w:hyperlink r:id="rId18" w:history="1">
+          <w:color w:val="000000"/>
+          <w:sz w:val="24"/>
+        </w:rPr>
+        <w:hyperlink r:id="rId17" w:history="1">
           <w:r>
             <w:rPr>
               <w:rStyle w:val="Hyperlink"/>
             </w:rPr>
-            <w:t>History</w:t>
+            <w:t>I</w:t>
           </w:r>
         </w:hyperlink>
       </w:r>
       <w:r>
         <w:rPr>
+          <w:u w:val="single" w:color="0000ff"/>
           <w:rFonts w:ascii="Charis SIL Regular" w:hAnsi="Charis SIL Regular" w:eastAsia="Charis SIL Regular"/>
           <w:b w:val="0"/>
           <w:i w:val="0"/>
-          <w:color w:val="0000FF"/>
-          <w:sz w:val="24"/>
-          <w:u w:val="single"/>
-        </w:rPr>
-        <w:t xml:space="preserve"> </w:t>
-      </w:r>
-      <w:r>
-        <w:rPr>
-          <w:rFonts w:ascii="Charis SIL Regular" w:hAnsi="Charis SIL Regular" w:eastAsia="Charis SIL Regular"/>
-          <w:b w:val="0"/>
-          <w:i w:val="0"/>
-          <w:color w:val="0000FF"/>
-          <w:sz w:val="24"/>
-          <w:u w:val="single"/>
-        </w:rPr>
-        <w:hyperlink r:id="rId18" w:history="1">
+          <w:color w:val="000000"/>
+          <w:sz w:val="24"/>
+        </w:rPr>
+        <w:hyperlink r:id="rId17" w:history="1">
           <w:r>
             <w:rPr>
               <w:rStyle w:val="Hyperlink"/>
             </w:rPr>
-            <w:t>Archive</w:t>
+            <w:t>) an</w:t>
           </w:r>
         </w:hyperlink>
       </w:r>
@@ -1764,26 +1566,15 @@
           <w:rFonts w:ascii="Charis SIL Regular" w:hAnsi="Charis SIL Regular" w:eastAsia="Charis SIL Regular"/>
           <w:b w:val="0"/>
           <w:i w:val="0"/>
-          <w:color w:val="0000FF"/>
-          <w:sz w:val="24"/>
-          <w:u w:val="single"/>
-        </w:rPr>
-        <w:t xml:space="preserve"> </w:t>
-      </w:r>
-      <w:r>
-        <w:rPr>
-          <w:rFonts w:ascii="Charis SIL Regular" w:hAnsi="Charis SIL Regular" w:eastAsia="Charis SIL Regular"/>
-          <w:b w:val="0"/>
-          <w:i w:val="0"/>
-          <w:color w:val="0000FF"/>
-          <w:sz w:val="24"/>
-        </w:rPr>
-        <w:hyperlink r:id="rId18" w:history="1">
+          <w:color w:val="000000"/>
+          <w:sz w:val="24"/>
+        </w:rPr>
+        <w:hyperlink r:id="rId17" w:history="1">
           <w:r>
             <w:rPr>
               <w:rStyle w:val="Hyperlink"/>
             </w:rPr>
-            <w:t>Indonesia</w:t>
+            <w:t xml:space="preserve">d the </w:t>
           </w:r>
         </w:hyperlink>
       </w:r>
@@ -1792,21 +1583,11 @@
           <w:rFonts w:ascii="Charis SIL Regular" w:hAnsi="Charis SIL Regular" w:eastAsia="Charis SIL Regular"/>
           <w:b w:val="0"/>
           <w:i w:val="0"/>
-          <w:color w:val="000000"/>
-          <w:sz w:val="24"/>
-        </w:rPr>
-        <w:t xml:space="preserve"> (SMGI) and the </w:t>
-      </w:r>
-      <w:r>
-        <w:rPr>
-          <w:rFonts w:ascii="Charis SIL Regular" w:hAnsi="Charis SIL Regular" w:eastAsia="Charis SIL Regular"/>
-          <w:b w:val="0"/>
-          <w:i w:val="0"/>
           <w:color w:val="0000FF"/>
           <w:sz w:val="24"/>
           <w:u w:val="single"/>
         </w:rPr>
-        <w:hyperlink r:id="rId19" w:history="1">
+        <w:hyperlink r:id="rId17" w:history="1">
           <w:r>
             <w:rPr>
               <w:rStyle w:val="Hyperlink"/>
@@ -1824,7 +1605,7 @@
           <w:sz w:val="24"/>
           <w:u w:val="single"/>
         </w:rPr>
-        <w:hyperlink r:id="rId19" w:history="1">
+        <w:hyperlink r:id="rId17" w:history="1">
           <w:r>
             <w:rPr>
               <w:rStyle w:val="Hyperlink"/>
@@ -1842,7 +1623,7 @@
           <w:sz w:val="24"/>
           <w:u w:val="single"/>
         </w:rPr>
-        <w:hyperlink r:id="rId19" w:history="1">
+        <w:hyperlink r:id="rId17" w:history="1">
           <w:r>
             <w:rPr>
               <w:rStyle w:val="Hyperlink"/>
@@ -1871,7 +1652,7 @@
           <w:sz w:val="24"/>
           <w:u w:val="single"/>
         </w:rPr>
-        <w:hyperlink r:id="rId19" w:history="1">
+        <w:hyperlink r:id="rId18" w:history="1">
           <w:r>
             <w:rPr>
               <w:rStyle w:val="Hyperlink"/>
@@ -1900,7 +1681,7 @@
           <w:sz w:val="24"/>
           <w:u w:val="single"/>
         </w:rPr>
-        <w:hyperlink r:id="rId19" w:history="1">
+        <w:hyperlink r:id="rId18" w:history="1">
           <w:r>
             <w:rPr>
               <w:rStyle w:val="Hyperlink"/>
@@ -1918,7 +1699,7 @@
           <w:sz w:val="24"/>
           <w:u w:val="single"/>
         </w:rPr>
-        <w:hyperlink r:id="rId19" w:history="1">
+        <w:hyperlink r:id="rId18" w:history="1">
           <w:r>
             <w:rPr>
               <w:rStyle w:val="Hyperlink"/>
@@ -1947,7 +1728,7 @@
           <w:sz w:val="24"/>
           <w:u w:val="single"/>
         </w:rPr>
-        <w:hyperlink r:id="rId19" w:history="1">
+        <w:hyperlink r:id="rId18" w:history="1">
           <w:r>
             <w:rPr>
               <w:rStyle w:val="Hyperlink"/>
@@ -1968,14 +1749,13 @@
       </w:r>
       <w:r>
         <w:rPr>
-          <w:u w:val="single" w:color="0000ff"/>
           <w:rFonts w:ascii="Charis SIL Regular" w:hAnsi="Charis SIL Regular" w:eastAsia="Charis SIL Regular"/>
           <w:b w:val="0"/>
           <w:i w:val="0"/>
           <w:color w:val="000000"/>
           <w:sz w:val="24"/>
         </w:rPr>
-        <w:hyperlink r:id="rId18" w:history="1">
+        <w:hyperlink r:id="rId19" w:history="1">
           <w:r>
             <w:rPr>
               <w:rStyle w:val="Hyperlink"/>
@@ -1986,14 +1766,13 @@
       </w:r>
       <w:r>
         <w:rPr>
-          <w:u w:val="single" w:color="0000ff"/>
           <w:rFonts w:ascii="Charis SIL Regular" w:hAnsi="Charis SIL Regular" w:eastAsia="Charis SIL Regular"/>
           <w:b w:val="0"/>
           <w:i w:val="0"/>
           <w:color w:val="000000"/>
           <w:sz w:val="24"/>
         </w:rPr>
-        <w:hyperlink r:id="rId18" w:history="1">
+        <w:hyperlink r:id="rId19" w:history="1">
           <w:r>
             <w:rPr>
               <w:rStyle w:val="Hyperlink"/>
@@ -2004,7 +1783,6 @@
       </w:r>
       <w:r>
         <w:rPr>
-          <w:u w:val="single" w:color="0000ff"/>
           <w:rFonts w:ascii="Charis SIL Regular" w:hAnsi="Charis SIL Regular" w:eastAsia="Charis SIL Regular"/>
           <w:b w:val="0"/>
           <w:i w:val="0"/>
@@ -2015,14 +1793,13 @@
       </w:r>
       <w:r>
         <w:rPr>
-          <w:u w:val="single" w:color="0000ff"/>
           <w:rFonts w:ascii="Charis SIL Regular" w:hAnsi="Charis SIL Regular" w:eastAsia="Charis SIL Regular"/>
           <w:b w:val="0"/>
           <w:i w:val="0"/>
           <w:color w:val="000000"/>
           <w:sz w:val="24"/>
         </w:rPr>
-        <w:hyperlink r:id="rId18" w:history="1">
+        <w:hyperlink r:id="rId19" w:history="1">
           <w:r>
             <w:rPr>
               <w:rStyle w:val="Hyperlink"/>
@@ -2033,14 +1810,13 @@
       </w:r>
       <w:r>
         <w:rPr>
-          <w:u w:val="single" w:color="0000ff"/>
           <w:rFonts w:ascii="Charis SIL Regular" w:hAnsi="Charis SIL Regular" w:eastAsia="Charis SIL Regular"/>
           <w:b w:val="0"/>
           <w:i w:val="0"/>
           <w:color w:val="000000"/>
           <w:sz w:val="24"/>
         </w:rPr>
-        <w:hyperlink r:id="rId18" w:history="1">
+        <w:hyperlink r:id="rId19" w:history="1">
           <w:r>
             <w:rPr>
               <w:rStyle w:val="Hyperlink"/>
@@ -2051,14 +1827,13 @@
       </w:r>
       <w:r>
         <w:rPr>
-          <w:u w:val="single" w:color="0000ff"/>
           <w:rFonts w:ascii="Charis SIL Regular" w:hAnsi="Charis SIL Regular" w:eastAsia="Charis SIL Regular"/>
           <w:b w:val="0"/>
           <w:i w:val="0"/>
           <w:color w:val="000000"/>
           <w:sz w:val="24"/>
         </w:rPr>
-        <w:hyperlink r:id="rId18" w:history="1">
+        <w:hyperlink r:id="rId19" w:history="1">
           <w:r>
             <w:rPr>
               <w:rStyle w:val="Hyperlink"/>
@@ -3906,7 +3681,7 @@
           <w:sz w:val="24"/>
           <w:u w:val="single"/>
         </w:rPr>
-        <w:hyperlink r:id="rId18" w:history="1">
+        <w:hyperlink r:id="rId19" w:history="1">
           <w:r>
             <w:rPr>
               <w:rStyle w:val="Hyperlink"/>
@@ -3924,7 +3699,7 @@
           <w:sz w:val="24"/>
           <w:u w:val="single"/>
         </w:rPr>
-        <w:hyperlink r:id="rId18" w:history="1">
+        <w:hyperlink r:id="rId19" w:history="1">
           <w:r>
             <w:rPr>
               <w:rStyle w:val="Hyperlink"/>
@@ -3942,7 +3717,7 @@
           <w:sz w:val="24"/>
           <w:u w:val="single"/>
         </w:rPr>
-        <w:hyperlink r:id="rId18" w:history="1">
+        <w:hyperlink r:id="rId19" w:history="1">
           <w:r>
             <w:rPr>
               <w:rStyle w:val="Hyperlink"/>
@@ -3960,7 +3735,7 @@
           <w:sz w:val="24"/>
           <w:u w:val="single"/>
         </w:rPr>
-        <w:hyperlink r:id="rId18" w:history="1">
+        <w:hyperlink r:id="rId19" w:history="1">
           <w:r>
             <w:rPr>
               <w:rStyle w:val="Hyperlink"/>
@@ -3978,7 +3753,7 @@
           <w:sz w:val="24"/>
           <w:u w:val="single"/>
         </w:rPr>
-        <w:hyperlink r:id="rId18" w:history="1">
+        <w:hyperlink r:id="rId19" w:history="1">
           <w:r>
             <w:rPr>
               <w:rStyle w:val="Hyperlink"/>
@@ -4058,7 +3833,7 @@
           <w:sz w:val="24"/>
           <w:u w:val="single"/>
         </w:rPr>
-        <w:hyperlink r:id="rId19" w:history="1">
+        <w:hyperlink r:id="rId18" w:history="1">
           <w:r>
             <w:rPr>
               <w:rStyle w:val="Hyperlink"/>
@@ -4076,7 +3851,7 @@
           <w:sz w:val="24"/>
           <w:u w:val="single"/>
         </w:rPr>
-        <w:hyperlink r:id="rId19" w:history="1">
+        <w:hyperlink r:id="rId18" w:history="1">
           <w:r>
             <w:rPr>
               <w:rStyle w:val="Hyperlink"/>
@@ -4094,7 +3869,7 @@
           <w:sz w:val="24"/>
           <w:u w:val="single"/>
         </w:rPr>
-        <w:hyperlink r:id="rId19" w:history="1">
+        <w:hyperlink r:id="rId18" w:history="1">
           <w:r>
             <w:rPr>
               <w:rStyle w:val="Hyperlink"/>

--- a/EXPORTS/DOCX/published/niveau3/English/KITLV.docx
+++ b/EXPORTS/DOCX/published/niveau3/English/KITLV.docx
@@ -378,7 +378,99 @@
           <w:color w:val="000000"/>
           <w:sz w:val="24"/>
         </w:rPr>
-        <w:t>studies, or geography, was left to the Koninklijk Nederlands Aard</w:t>
+        <w:t>studies, or geograph</w:t>
+      </w:r>
+      <w:r>
+        <w:rPr>
+          <w:u w:val="single" w:color="0000ff"/>
+          <w:rFonts w:ascii="Charis SIL Regular" w:hAnsi="Charis SIL Regular" w:eastAsia="Charis SIL Regular"/>
+          <w:b w:val="0"/>
+          <w:i w:val="0"/>
+          <w:color w:val="000000"/>
+          <w:sz w:val="24"/>
+        </w:rPr>
+        <w:hyperlink r:id="rId9" w:history="1">
+          <w:r>
+            <w:rPr>
+              <w:rStyle w:val="Hyperlink"/>
+            </w:rPr>
+            <w:t>y, w</w:t>
+          </w:r>
+        </w:hyperlink>
+      </w:r>
+      <w:r>
+        <w:rPr>
+          <w:u w:val="single" w:color="0000ff"/>
+          <w:rFonts w:ascii="Charis SIL Regular" w:hAnsi="Charis SIL Regular" w:eastAsia="Charis SIL Regular"/>
+          <w:b w:val="0"/>
+          <w:i w:val="0"/>
+          <w:color w:val="000000"/>
+          <w:sz w:val="24"/>
+        </w:rPr>
+        <w:hyperlink r:id="rId9" w:history="1">
+          <w:r>
+            <w:rPr>
+              <w:rStyle w:val="Hyperlink"/>
+            </w:rPr>
+            <w:t>a</w:t>
+          </w:r>
+        </w:hyperlink>
+      </w:r>
+      <w:r>
+        <w:rPr>
+          <w:u w:val="single" w:color="0000ff"/>
+          <w:rFonts w:ascii="Charis SIL Regular" w:hAnsi="Charis SIL Regular" w:eastAsia="Charis SIL Regular"/>
+          <w:b w:val="0"/>
+          <w:i w:val="0"/>
+          <w:color w:val="000000"/>
+          <w:sz w:val="24"/>
+        </w:rPr>
+        <w:hyperlink r:id="rId9" w:history="1">
+          <w:r>
+            <w:rPr>
+              <w:rStyle w:val="Hyperlink"/>
+            </w:rPr>
+            <w:t xml:space="preserve">s left to </w:t>
+          </w:r>
+        </w:hyperlink>
+      </w:r>
+      <w:r>
+        <w:rPr>
+          <w:rFonts w:ascii="Charis SIL Regular" w:hAnsi="Charis SIL Regular" w:eastAsia="Charis SIL Regular"/>
+          <w:b w:val="0"/>
+          <w:i w:val="0"/>
+          <w:color w:val="000000"/>
+          <w:sz w:val="24"/>
+        </w:rPr>
+        <w:t>the Kon</w:t>
+      </w:r>
+      <w:r>
+        <w:rPr>
+          <w:u w:val="single" w:color="0000ff"/>
+          <w:rFonts w:ascii="Charis SIL Regular" w:hAnsi="Charis SIL Regular" w:eastAsia="Charis SIL Regular"/>
+          <w:b w:val="0"/>
+          <w:i w:val="0"/>
+          <w:color w:val="000000"/>
+          <w:sz w:val="24"/>
+        </w:rPr>
+        <w:hyperlink r:id="rId10" w:history="1">
+          <w:r>
+            <w:rPr>
+              <w:rStyle w:val="Hyperlink"/>
+            </w:rPr>
+            <w:t>inkli</w:t>
+          </w:r>
+        </w:hyperlink>
+      </w:r>
+      <w:r>
+        <w:rPr>
+          <w:rFonts w:ascii="Charis SIL Regular" w:hAnsi="Charis SIL Regular" w:eastAsia="Charis SIL Regular"/>
+          <w:b w:val="0"/>
+          <w:i w:val="0"/>
+          <w:color w:val="000000"/>
+          <w:sz w:val="24"/>
+        </w:rPr>
+        <w:t>jk Nederlands Aard</w:t>
       </w:r>
       <w:r>
         <w:rPr>
@@ -1380,7 +1472,82 @@
           <w:color w:val="000000"/>
           <w:sz w:val="24"/>
         </w:rPr>
-        <w:t xml:space="preserve">This also applies to the KITLV </w:t>
+        <w:t>This also a</w:t>
+      </w:r>
+      <w:r>
+        <w:rPr>
+          <w:u w:val="single" w:color="0000ff"/>
+          <w:rFonts w:ascii="Charis SIL Regular" w:hAnsi="Charis SIL Regular" w:eastAsia="Charis SIL Regular"/>
+          <w:b w:val="0"/>
+          <w:i w:val="0"/>
+          <w:color w:val="000000"/>
+          <w:sz w:val="24"/>
+        </w:rPr>
+        <w:t>p</w:t>
+      </w:r>
+      <w:r>
+        <w:rPr>
+          <w:u w:val="single" w:color="0000ff"/>
+          <w:rFonts w:ascii="Charis SIL Regular" w:hAnsi="Charis SIL Regular" w:eastAsia="Charis SIL Regular"/>
+          <w:b w:val="0"/>
+          <w:i w:val="0"/>
+          <w:color w:val="000000"/>
+          <w:sz w:val="24"/>
+        </w:rPr>
+        <w:hyperlink r:id="rId16" w:history="1">
+          <w:r>
+            <w:rPr>
+              <w:rStyle w:val="Hyperlink"/>
+            </w:rPr>
+            <w:t>plie</w:t>
+          </w:r>
+        </w:hyperlink>
+      </w:r>
+      <w:r>
+        <w:rPr>
+          <w:u w:val="single" w:color="0000ff"/>
+          <w:rFonts w:ascii="Charis SIL Regular" w:hAnsi="Charis SIL Regular" w:eastAsia="Charis SIL Regular"/>
+          <w:b w:val="0"/>
+          <w:i w:val="0"/>
+          <w:color w:val="000000"/>
+          <w:sz w:val="24"/>
+        </w:rPr>
+        <w:hyperlink r:id="rId16" w:history="1">
+          <w:r>
+            <w:rPr>
+              <w:rStyle w:val="Hyperlink"/>
+            </w:rPr>
+            <w:t>s</w:t>
+          </w:r>
+        </w:hyperlink>
+      </w:r>
+      <w:r>
+        <w:rPr>
+          <w:u w:val="single" w:color="0000ff"/>
+          <w:rFonts w:ascii="Charis SIL Regular" w:hAnsi="Charis SIL Regular" w:eastAsia="Charis SIL Regular"/>
+          <w:b w:val="0"/>
+          <w:i w:val="0"/>
+          <w:color w:val="000000"/>
+          <w:sz w:val="24"/>
+        </w:rPr>
+        <w:hyperlink r:id="rId16" w:history="1">
+          <w:r>
+            <w:rPr>
+              <w:rStyle w:val="Hyperlink"/>
+            </w:rPr>
+            <w:t xml:space="preserve"> to the KI</w:t>
+          </w:r>
+        </w:hyperlink>
+      </w:r>
+      <w:r>
+        <w:rPr>
+          <w:rFonts w:ascii="Charis SIL Regular" w:hAnsi="Charis SIL Regular" w:eastAsia="Charis SIL Regular"/>
+          <w:b w:val="0"/>
+          <w:i w:val="0"/>
+          <w:color w:val="000000"/>
+          <w:sz w:val="24"/>
+        </w:rPr>
+        <w:t xml:space="preserve">TLV </w:t>
       </w:r>
       <w:r>
         <w:rPr>
@@ -1504,8 +1671,102 @@
           <w:i w:val="0"/>
           <w:color w:val="0000FF"/>
           <w:sz w:val="24"/>
-        </w:rPr>
-        <w:t>Oral History Archive Indonesia</w:t>
+          <w:u w:val="single"/>
+        </w:rPr>
+        <w:hyperlink r:id="rId18" w:history="1">
+          <w:r>
+            <w:rPr>
+              <w:rStyle w:val="Hyperlink"/>
+            </w:rPr>
+            <w:t>Oral</w:t>
+          </w:r>
+        </w:hyperlink>
+      </w:r>
+      <w:r>
+        <w:rPr>
+          <w:rFonts w:ascii="Charis SIL Regular" w:hAnsi="Charis SIL Regular" w:eastAsia="Charis SIL Regular"/>
+          <w:b w:val="0"/>
+          <w:i w:val="0"/>
+          <w:color w:val="0000FF"/>
+          <w:sz w:val="24"/>
+          <w:u w:val="single"/>
+        </w:rPr>
+        <w:t xml:space="preserve"> </w:t>
+      </w:r>
+      <w:r>
+        <w:rPr>
+          <w:rFonts w:ascii="Charis SIL Regular" w:hAnsi="Charis SIL Regular" w:eastAsia="Charis SIL Regular"/>
+          <w:b w:val="0"/>
+          <w:i w:val="0"/>
+          <w:color w:val="0000FF"/>
+          <w:sz w:val="24"/>
+          <w:u w:val="single"/>
+        </w:rPr>
+        <w:hyperlink r:id="rId18" w:history="1">
+          <w:r>
+            <w:rPr>
+              <w:rStyle w:val="Hyperlink"/>
+            </w:rPr>
+            <w:t>History</w:t>
+          </w:r>
+        </w:hyperlink>
+      </w:r>
+      <w:r>
+        <w:rPr>
+          <w:rFonts w:ascii="Charis SIL Regular" w:hAnsi="Charis SIL Regular" w:eastAsia="Charis SIL Regular"/>
+          <w:b w:val="0"/>
+          <w:i w:val="0"/>
+          <w:color w:val="0000FF"/>
+          <w:sz w:val="24"/>
+          <w:u w:val="single"/>
+        </w:rPr>
+        <w:t xml:space="preserve"> </w:t>
+      </w:r>
+      <w:r>
+        <w:rPr>
+          <w:rFonts w:ascii="Charis SIL Regular" w:hAnsi="Charis SIL Regular" w:eastAsia="Charis SIL Regular"/>
+          <w:b w:val="0"/>
+          <w:i w:val="0"/>
+          <w:color w:val="0000FF"/>
+          <w:sz w:val="24"/>
+          <w:u w:val="single"/>
+        </w:rPr>
+        <w:hyperlink r:id="rId18" w:history="1">
+          <w:r>
+            <w:rPr>
+              <w:rStyle w:val="Hyperlink"/>
+            </w:rPr>
+            <w:t>Archive</w:t>
+          </w:r>
+        </w:hyperlink>
+      </w:r>
+      <w:r>
+        <w:rPr>
+          <w:rFonts w:ascii="Charis SIL Regular" w:hAnsi="Charis SIL Regular" w:eastAsia="Charis SIL Regular"/>
+          <w:b w:val="0"/>
+          <w:i w:val="0"/>
+          <w:color w:val="0000FF"/>
+          <w:sz w:val="24"/>
+          <w:u w:val="single"/>
+        </w:rPr>
+        <w:t xml:space="preserve"> </w:t>
+      </w:r>
+      <w:r>
+        <w:rPr>
+          <w:rFonts w:ascii="Charis SIL Regular" w:hAnsi="Charis SIL Regular" w:eastAsia="Charis SIL Regular"/>
+          <w:b w:val="0"/>
+          <w:i w:val="0"/>
+          <w:color w:val="0000FF"/>
+          <w:sz w:val="24"/>
+        </w:rPr>
+        <w:hyperlink r:id="rId18" w:history="1">
+          <w:r>
+            <w:rPr>
+              <w:rStyle w:val="Hyperlink"/>
+            </w:rPr>
+            <w:t>Indonesia</w:t>
+          </w:r>
+        </w:hyperlink>
       </w:r>
       <w:r>
         <w:rPr>
@@ -1527,56 +1788,13 @@
       </w:r>
       <w:r>
         <w:rPr>
-          <w:u w:val="single" w:color="0000ff"/>
           <w:rFonts w:ascii="Charis SIL Regular" w:hAnsi="Charis SIL Regular" w:eastAsia="Charis SIL Regular"/>
           <w:b w:val="0"/>
           <w:i w:val="0"/>
           <w:color w:val="000000"/>
           <w:sz w:val="24"/>
         </w:rPr>
-        <w:hyperlink r:id="rId17" w:history="1">
-          <w:r>
-            <w:rPr>
-              <w:rStyle w:val="Hyperlink"/>
-            </w:rPr>
-            <w:t>I</w:t>
-          </w:r>
-        </w:hyperlink>
-      </w:r>
-      <w:r>
-        <w:rPr>
-          <w:u w:val="single" w:color="0000ff"/>
-          <w:rFonts w:ascii="Charis SIL Regular" w:hAnsi="Charis SIL Regular" w:eastAsia="Charis SIL Regular"/>
-          <w:b w:val="0"/>
-          <w:i w:val="0"/>
-          <w:color w:val="000000"/>
-          <w:sz w:val="24"/>
-        </w:rPr>
-        <w:hyperlink r:id="rId17" w:history="1">
-          <w:r>
-            <w:rPr>
-              <w:rStyle w:val="Hyperlink"/>
-            </w:rPr>
-            <w:t>) an</w:t>
-          </w:r>
-        </w:hyperlink>
-      </w:r>
-      <w:r>
-        <w:rPr>
-          <w:rFonts w:ascii="Charis SIL Regular" w:hAnsi="Charis SIL Regular" w:eastAsia="Charis SIL Regular"/>
-          <w:b w:val="0"/>
-          <w:i w:val="0"/>
-          <w:color w:val="000000"/>
-          <w:sz w:val="24"/>
-        </w:rPr>
-        <w:hyperlink r:id="rId17" w:history="1">
-          <w:r>
-            <w:rPr>
-              <w:rStyle w:val="Hyperlink"/>
-            </w:rPr>
-            <w:t xml:space="preserve">d the </w:t>
-          </w:r>
-        </w:hyperlink>
+        <w:t xml:space="preserve">I) and the </w:t>
       </w:r>
       <w:r>
         <w:rPr>
@@ -1587,7 +1805,7 @@
           <w:sz w:val="24"/>
           <w:u w:val="single"/>
         </w:rPr>
-        <w:hyperlink r:id="rId17" w:history="1">
+        <w:hyperlink r:id="rId19" w:history="1">
           <w:r>
             <w:rPr>
               <w:rStyle w:val="Hyperlink"/>
@@ -1605,7 +1823,7 @@
           <w:sz w:val="24"/>
           <w:u w:val="single"/>
         </w:rPr>
-        <w:hyperlink r:id="rId17" w:history="1">
+        <w:hyperlink r:id="rId19" w:history="1">
           <w:r>
             <w:rPr>
               <w:rStyle w:val="Hyperlink"/>
@@ -1623,7 +1841,7 @@
           <w:sz w:val="24"/>
           <w:u w:val="single"/>
         </w:rPr>
-        <w:hyperlink r:id="rId17" w:history="1">
+        <w:hyperlink r:id="rId19" w:history="1">
           <w:r>
             <w:rPr>
               <w:rStyle w:val="Hyperlink"/>
@@ -1652,7 +1870,7 @@
           <w:sz w:val="24"/>
           <w:u w:val="single"/>
         </w:rPr>
-        <w:hyperlink r:id="rId18" w:history="1">
+        <w:hyperlink r:id="rId19" w:history="1">
           <w:r>
             <w:rPr>
               <w:rStyle w:val="Hyperlink"/>
@@ -1681,7 +1899,7 @@
           <w:sz w:val="24"/>
           <w:u w:val="single"/>
         </w:rPr>
-        <w:hyperlink r:id="rId18" w:history="1">
+        <w:hyperlink r:id="rId19" w:history="1">
           <w:r>
             <w:rPr>
               <w:rStyle w:val="Hyperlink"/>
@@ -1699,7 +1917,7 @@
           <w:sz w:val="24"/>
           <w:u w:val="single"/>
         </w:rPr>
-        <w:hyperlink r:id="rId18" w:history="1">
+        <w:hyperlink r:id="rId19" w:history="1">
           <w:r>
             <w:rPr>
               <w:rStyle w:val="Hyperlink"/>
@@ -1728,7 +1946,7 @@
           <w:sz w:val="24"/>
           <w:u w:val="single"/>
         </w:rPr>
-        <w:hyperlink r:id="rId18" w:history="1">
+        <w:hyperlink r:id="rId19" w:history="1">
           <w:r>
             <w:rPr>
               <w:rStyle w:val="Hyperlink"/>
@@ -1749,13 +1967,14 @@
       </w:r>
       <w:r>
         <w:rPr>
+          <w:u w:val="single" w:color="0000ff"/>
           <w:rFonts w:ascii="Charis SIL Regular" w:hAnsi="Charis SIL Regular" w:eastAsia="Charis SIL Regular"/>
           <w:b w:val="0"/>
           <w:i w:val="0"/>
           <w:color w:val="000000"/>
           <w:sz w:val="24"/>
         </w:rPr>
-        <w:hyperlink r:id="rId19" w:history="1">
+        <w:hyperlink r:id="rId18" w:history="1">
           <w:r>
             <w:rPr>
               <w:rStyle w:val="Hyperlink"/>
@@ -1766,13 +1985,14 @@
       </w:r>
       <w:r>
         <w:rPr>
+          <w:u w:val="single" w:color="0000ff"/>
           <w:rFonts w:ascii="Charis SIL Regular" w:hAnsi="Charis SIL Regular" w:eastAsia="Charis SIL Regular"/>
           <w:b w:val="0"/>
           <w:i w:val="0"/>
           <w:color w:val="000000"/>
           <w:sz w:val="24"/>
         </w:rPr>
-        <w:hyperlink r:id="rId19" w:history="1">
+        <w:hyperlink r:id="rId18" w:history="1">
           <w:r>
             <w:rPr>
               <w:rStyle w:val="Hyperlink"/>
@@ -1783,6 +2003,7 @@
       </w:r>
       <w:r>
         <w:rPr>
+          <w:u w:val="single" w:color="0000ff"/>
           <w:rFonts w:ascii="Charis SIL Regular" w:hAnsi="Charis SIL Regular" w:eastAsia="Charis SIL Regular"/>
           <w:b w:val="0"/>
           <w:i w:val="0"/>
@@ -1793,13 +2014,14 @@
       </w:r>
       <w:r>
         <w:rPr>
+          <w:u w:val="single" w:color="0000ff"/>
           <w:rFonts w:ascii="Charis SIL Regular" w:hAnsi="Charis SIL Regular" w:eastAsia="Charis SIL Regular"/>
           <w:b w:val="0"/>
           <w:i w:val="0"/>
           <w:color w:val="000000"/>
           <w:sz w:val="24"/>
         </w:rPr>
-        <w:hyperlink r:id="rId19" w:history="1">
+        <w:hyperlink r:id="rId18" w:history="1">
           <w:r>
             <w:rPr>
               <w:rStyle w:val="Hyperlink"/>
@@ -1810,13 +2032,14 @@
       </w:r>
       <w:r>
         <w:rPr>
+          <w:u w:val="single" w:color="0000ff"/>
           <w:rFonts w:ascii="Charis SIL Regular" w:hAnsi="Charis SIL Regular" w:eastAsia="Charis SIL Regular"/>
           <w:b w:val="0"/>
           <w:i w:val="0"/>
           <w:color w:val="000000"/>
           <w:sz w:val="24"/>
         </w:rPr>
-        <w:hyperlink r:id="rId19" w:history="1">
+        <w:hyperlink r:id="rId18" w:history="1">
           <w:r>
             <w:rPr>
               <w:rStyle w:val="Hyperlink"/>
@@ -1827,13 +2050,14 @@
       </w:r>
       <w:r>
         <w:rPr>
+          <w:u w:val="single" w:color="0000ff"/>
           <w:rFonts w:ascii="Charis SIL Regular" w:hAnsi="Charis SIL Regular" w:eastAsia="Charis SIL Regular"/>
           <w:b w:val="0"/>
           <w:i w:val="0"/>
           <w:color w:val="000000"/>
           <w:sz w:val="24"/>
         </w:rPr>
-        <w:hyperlink r:id="rId19" w:history="1">
+        <w:hyperlink r:id="rId18" w:history="1">
           <w:r>
             <w:rPr>
               <w:rStyle w:val="Hyperlink"/>
@@ -3681,7 +3905,7 @@
           <w:sz w:val="24"/>
           <w:u w:val="single"/>
         </w:rPr>
-        <w:hyperlink r:id="rId19" w:history="1">
+        <w:hyperlink r:id="rId18" w:history="1">
           <w:r>
             <w:rPr>
               <w:rStyle w:val="Hyperlink"/>
@@ -3699,7 +3923,7 @@
           <w:sz w:val="24"/>
           <w:u w:val="single"/>
         </w:rPr>
-        <w:hyperlink r:id="rId19" w:history="1">
+        <w:hyperlink r:id="rId18" w:history="1">
           <w:r>
             <w:rPr>
               <w:rStyle w:val="Hyperlink"/>
@@ -3717,7 +3941,7 @@
           <w:sz w:val="24"/>
           <w:u w:val="single"/>
         </w:rPr>
-        <w:hyperlink r:id="rId19" w:history="1">
+        <w:hyperlink r:id="rId18" w:history="1">
           <w:r>
             <w:rPr>
               <w:rStyle w:val="Hyperlink"/>
@@ -3735,7 +3959,7 @@
           <w:sz w:val="24"/>
           <w:u w:val="single"/>
         </w:rPr>
-        <w:hyperlink r:id="rId19" w:history="1">
+        <w:hyperlink r:id="rId18" w:history="1">
           <w:r>
             <w:rPr>
               <w:rStyle w:val="Hyperlink"/>
@@ -3753,7 +3977,7 @@
           <w:sz w:val="24"/>
           <w:u w:val="single"/>
         </w:rPr>
-        <w:hyperlink r:id="rId19" w:history="1">
+        <w:hyperlink r:id="rId18" w:history="1">
           <w:r>
             <w:rPr>
               <w:rStyle w:val="Hyperlink"/>
@@ -3833,7 +4057,7 @@
           <w:sz w:val="24"/>
           <w:u w:val="single"/>
         </w:rPr>
-        <w:hyperlink r:id="rId18" w:history="1">
+        <w:hyperlink r:id="rId19" w:history="1">
           <w:r>
             <w:rPr>
               <w:rStyle w:val="Hyperlink"/>
@@ -3851,7 +4075,7 @@
           <w:sz w:val="24"/>
           <w:u w:val="single"/>
         </w:rPr>
-        <w:hyperlink r:id="rId18" w:history="1">
+        <w:hyperlink r:id="rId19" w:history="1">
           <w:r>
             <w:rPr>
               <w:rStyle w:val="Hyperlink"/>
@@ -3869,7 +4093,7 @@
           <w:sz w:val="24"/>
           <w:u w:val="single"/>
         </w:rPr>
-        <w:hyperlink r:id="rId18" w:history="1">
+        <w:hyperlink r:id="rId19" w:history="1">
           <w:r>
             <w:rPr>
               <w:rStyle w:val="Hyperlink"/>

--- a/EXPORTS/DOCX/published/niveau3/English/KITLV.docx
+++ b/EXPORTS/DOCX/published/niveau3/English/KITLV.docx
@@ -436,13 +436,42 @@
       </w:r>
       <w:r>
         <w:rPr>
+          <w:u w:val="single" w:color="0000ff"/>
           <w:rFonts w:ascii="Charis SIL Regular" w:hAnsi="Charis SIL Regular" w:eastAsia="Charis SIL Regular"/>
           <w:b w:val="0"/>
           <w:i w:val="0"/>
           <w:color w:val="000000"/>
           <w:sz w:val="24"/>
         </w:rPr>
-        <w:t>the Kon</w:t>
+        <w:t>t</w:t>
+      </w:r>
+      <w:r>
+        <w:rPr>
+          <w:u w:val="single" w:color="0000ff"/>
+          <w:rFonts w:ascii="Charis SIL Regular" w:hAnsi="Charis SIL Regular" w:eastAsia="Charis SIL Regular"/>
+          <w:b w:val="0"/>
+          <w:i w:val="0"/>
+          <w:color w:val="000000"/>
+          <w:sz w:val="24"/>
+        </w:rPr>
+        <w:hyperlink r:id="rId9" w:history="1">
+          <w:r>
+            <w:rPr>
+              <w:rStyle w:val="Hyperlink"/>
+            </w:rPr>
+            <w:t>he Ko</w:t>
+          </w:r>
+        </w:hyperlink>
+      </w:r>
+      <w:r>
+        <w:rPr>
+          <w:rFonts w:ascii="Charis SIL Regular" w:hAnsi="Charis SIL Regular" w:eastAsia="Charis SIL Regular"/>
+          <w:b w:val="0"/>
+          <w:i w:val="0"/>
+          <w:color w:val="000000"/>
+          <w:sz w:val="24"/>
+        </w:rPr>
+        <w:t>n</w:t>
       </w:r>
       <w:r>
         <w:rPr>
@@ -1340,7 +1369,7 @@
           <w:sz w:val="24"/>
           <w:u w:val="single"/>
         </w:rPr>
-        <w:hyperlink r:id="rId14" w:history="1">
+        <w:hyperlink r:id="rId15" w:history="1">
           <w:r>
             <w:rPr>
               <w:rStyle w:val="Hyperlink"/>
@@ -1770,31 +1799,13 @@
       </w:r>
       <w:r>
         <w:rPr>
-          <w:u w:val="single" w:color="0000ff"/>
           <w:rFonts w:ascii="Charis SIL Regular" w:hAnsi="Charis SIL Regular" w:eastAsia="Charis SIL Regular"/>
           <w:b w:val="0"/>
           <w:i w:val="0"/>
           <w:color w:val="000000"/>
           <w:sz w:val="24"/>
         </w:rPr>
-        <w:hyperlink r:id="rId17" w:history="1">
-          <w:r>
-            <w:rPr>
-              <w:rStyle w:val="Hyperlink"/>
-            </w:rPr>
-            <w:t xml:space="preserve"> (SMG</w:t>
-          </w:r>
-        </w:hyperlink>
-      </w:r>
-      <w:r>
-        <w:rPr>
-          <w:rFonts w:ascii="Charis SIL Regular" w:hAnsi="Charis SIL Regular" w:eastAsia="Charis SIL Regular"/>
-          <w:b w:val="0"/>
-          <w:i w:val="0"/>
-          <w:color w:val="000000"/>
-          <w:sz w:val="24"/>
-        </w:rPr>
-        <w:t xml:space="preserve">I) and the </w:t>
+        <w:t xml:space="preserve"> (SMGI) and the </w:t>
       </w:r>
       <w:r>
         <w:rPr>
@@ -1967,50 +1978,13 @@
       </w:r>
       <w:r>
         <w:rPr>
-          <w:u w:val="single" w:color="0000ff"/>
           <w:rFonts w:ascii="Charis SIL Regular" w:hAnsi="Charis SIL Regular" w:eastAsia="Charis SIL Regular"/>
           <w:b w:val="0"/>
           <w:i w:val="0"/>
           <w:color w:val="000000"/>
           <w:sz w:val="24"/>
         </w:rPr>
-        <w:hyperlink r:id="rId18" w:history="1">
-          <w:r>
-            <w:rPr>
-              <w:rStyle w:val="Hyperlink"/>
-            </w:rPr>
-            <w:t>have</w:t>
-          </w:r>
-        </w:hyperlink>
-      </w:r>
-      <w:r>
-        <w:rPr>
-          <w:u w:val="single" w:color="0000ff"/>
-          <w:rFonts w:ascii="Charis SIL Regular" w:hAnsi="Charis SIL Regular" w:eastAsia="Charis SIL Regular"/>
-          <w:b w:val="0"/>
-          <w:i w:val="0"/>
-          <w:color w:val="000000"/>
-          <w:sz w:val="24"/>
-        </w:rPr>
-        <w:hyperlink r:id="rId18" w:history="1">
-          <w:r>
-            <w:rPr>
-              <w:rStyle w:val="Hyperlink"/>
-            </w:rPr>
-            <w:t xml:space="preserve"> their o</w:t>
-          </w:r>
-        </w:hyperlink>
-      </w:r>
-      <w:r>
-        <w:rPr>
-          <w:u w:val="single" w:color="0000ff"/>
-          <w:rFonts w:ascii="Charis SIL Regular" w:hAnsi="Charis SIL Regular" w:eastAsia="Charis SIL Regular"/>
-          <w:b w:val="0"/>
-          <w:i w:val="0"/>
-          <w:color w:val="000000"/>
-          <w:sz w:val="24"/>
-        </w:rPr>
-        <w:t>w</w:t>
+        <w:t>have their ow</w:t>
       </w:r>
       <w:r>
         <w:rPr>

--- a/EXPORTS/DOCX/published/niveau3/English/KITLV.docx
+++ b/EXPORTS/DOCX/published/niveau3/English/KITLV.docx
@@ -493,13 +493,60 @@
       </w:r>
       <w:r>
         <w:rPr>
+          <w:u w:val="single" w:color="0000ff"/>
           <w:rFonts w:ascii="Charis SIL Regular" w:hAnsi="Charis SIL Regular" w:eastAsia="Charis SIL Regular"/>
           <w:b w:val="0"/>
           <w:i w:val="0"/>
           <w:color w:val="000000"/>
           <w:sz w:val="24"/>
         </w:rPr>
-        <w:t>jk Nederlands Aard</w:t>
+        <w:hyperlink r:id="rId10" w:history="1">
+          <w:r>
+            <w:rPr>
+              <w:rStyle w:val="Hyperlink"/>
+            </w:rPr>
+            <w:t>j</w:t>
+          </w:r>
+        </w:hyperlink>
+      </w:r>
+      <w:r>
+        <w:rPr>
+          <w:u w:val="single" w:color="0000ff"/>
+          <w:rFonts w:ascii="Charis SIL Regular" w:hAnsi="Charis SIL Regular" w:eastAsia="Charis SIL Regular"/>
+          <w:b w:val="0"/>
+          <w:i w:val="0"/>
+          <w:color w:val="000000"/>
+          <w:sz w:val="24"/>
+        </w:rPr>
+        <w:hyperlink r:id="rId10" w:history="1">
+          <w:r>
+            <w:rPr>
+              <w:rStyle w:val="Hyperlink"/>
+            </w:rPr>
+            <w:t>k Nede</w:t>
+          </w:r>
+        </w:hyperlink>
+      </w:r>
+      <w:r>
+        <w:rPr>
+          <w:rFonts w:ascii="Charis SIL Regular" w:hAnsi="Charis SIL Regular" w:eastAsia="Charis SIL Regular"/>
+          <w:b w:val="0"/>
+          <w:i w:val="0"/>
+          <w:color w:val="000000"/>
+          <w:sz w:val="24"/>
+        </w:rPr>
+        <w:t>rland</w:t>
+      </w:r>
+      <w:r>
+        <w:rPr>
+          <w:u w:val="single" w:color="0000ff"/>
+          <w:rFonts w:ascii="Charis SIL Regular" w:hAnsi="Charis SIL Regular" w:eastAsia="Charis SIL Regular"/>
+          <w:b w:val="0"/>
+          <w:i w:val="0"/>
+          <w:color w:val="000000"/>
+          <w:sz w:val="24"/>
+        </w:rPr>
+        <w:t>s Aard</w:t>
       </w:r>
       <w:r>
         <w:rPr>
@@ -1369,7 +1416,7 @@
           <w:sz w:val="24"/>
           <w:u w:val="single"/>
         </w:rPr>
-        <w:hyperlink r:id="rId15" w:history="1">
+        <w:hyperlink r:id="rId14" w:history="1">
           <w:r>
             <w:rPr>
               <w:rStyle w:val="Hyperlink"/>
@@ -1978,13 +2025,50 @@
       </w:r>
       <w:r>
         <w:rPr>
+          <w:u w:val="single" w:color="0000ff"/>
           <w:rFonts w:ascii="Charis SIL Regular" w:hAnsi="Charis SIL Regular" w:eastAsia="Charis SIL Regular"/>
           <w:b w:val="0"/>
           <w:i w:val="0"/>
           <w:color w:val="000000"/>
           <w:sz w:val="24"/>
         </w:rPr>
-        <w:t>have their ow</w:t>
+        <w:hyperlink r:id="rId18" w:history="1">
+          <w:r>
+            <w:rPr>
+              <w:rStyle w:val="Hyperlink"/>
+            </w:rPr>
+            <w:t>have</w:t>
+          </w:r>
+        </w:hyperlink>
+      </w:r>
+      <w:r>
+        <w:rPr>
+          <w:u w:val="single" w:color="0000ff"/>
+          <w:rFonts w:ascii="Charis SIL Regular" w:hAnsi="Charis SIL Regular" w:eastAsia="Charis SIL Regular"/>
+          <w:b w:val="0"/>
+          <w:i w:val="0"/>
+          <w:color w:val="000000"/>
+          <w:sz w:val="24"/>
+        </w:rPr>
+        <w:hyperlink r:id="rId18" w:history="1">
+          <w:r>
+            <w:rPr>
+              <w:rStyle w:val="Hyperlink"/>
+            </w:rPr>
+            <w:t xml:space="preserve"> their o</w:t>
+          </w:r>
+        </w:hyperlink>
+      </w:r>
+      <w:r>
+        <w:rPr>
+          <w:u w:val="single" w:color="0000ff"/>
+          <w:rFonts w:ascii="Charis SIL Regular" w:hAnsi="Charis SIL Regular" w:eastAsia="Charis SIL Regular"/>
+          <w:b w:val="0"/>
+          <w:i w:val="0"/>
+          <w:color w:val="000000"/>
+          <w:sz w:val="24"/>
+        </w:rPr>
+        <w:t>w</w:t>
       </w:r>
       <w:r>
         <w:rPr>

--- a/EXPORTS/DOCX/published/niveau3/English/KITLV.docx
+++ b/EXPORTS/DOCX/published/niveau3/English/KITLV.docx
@@ -546,7 +546,14 @@
           <w:color w:val="000000"/>
           <w:sz w:val="24"/>
         </w:rPr>
-        <w:t>s Aard</w:t>
+        <w:hyperlink r:id="rId11" w:history="1">
+          <w:r>
+            <w:rPr>
+              <w:rStyle w:val="Hyperlink"/>
+            </w:rPr>
+            <w:t>s Aard</w:t>
+          </w:r>
+        </w:hyperlink>
       </w:r>
       <w:r>
         <w:rPr>
@@ -1776,14 +1783,24 @@
           <w:i w:val="0"/>
           <w:color w:val="0000FF"/>
           <w:sz w:val="24"/>
-          <w:u w:val="single"/>
-        </w:rPr>
-        <w:hyperlink r:id="rId18" w:history="1">
+        </w:rPr>
+        <w:t>History Archive Indonesia</w:t>
+      </w:r>
+      <w:r>
+        <w:rPr>
+          <w:u w:val="single" w:color="0000ff"/>
+          <w:rFonts w:ascii="Charis SIL Regular" w:hAnsi="Charis SIL Regular" w:eastAsia="Charis SIL Regular"/>
+          <w:b w:val="0"/>
+          <w:i w:val="0"/>
+          <w:color w:val="000000"/>
+          <w:sz w:val="24"/>
+        </w:rPr>
+        <w:hyperlink r:id="rId17" w:history="1">
           <w:r>
             <w:rPr>
               <w:rStyle w:val="Hyperlink"/>
             </w:rPr>
-            <w:t>History</w:t>
+            <w:t xml:space="preserve"> (SMG</w:t>
           </w:r>
         </w:hyperlink>
       </w:r>
@@ -1792,11 +1809,10 @@
           <w:rFonts w:ascii="Charis SIL Regular" w:hAnsi="Charis SIL Regular" w:eastAsia="Charis SIL Regular"/>
           <w:b w:val="0"/>
           <w:i w:val="0"/>
-          <w:color w:val="0000FF"/>
-          <w:sz w:val="24"/>
-          <w:u w:val="single"/>
-        </w:rPr>
-        <w:t xml:space="preserve"> </w:t>
+          <w:color w:val="000000"/>
+          <w:sz w:val="24"/>
+        </w:rPr>
+        <w:t xml:space="preserve">I) and the </w:t>
       </w:r>
       <w:r>
         <w:rPr>
@@ -1807,63 +1823,7 @@
           <w:sz w:val="24"/>
           <w:u w:val="single"/>
         </w:rPr>
-        <w:hyperlink r:id="rId18" w:history="1">
-          <w:r>
-            <w:rPr>
-              <w:rStyle w:val="Hyperlink"/>
-            </w:rPr>
-            <w:t>Archive</w:t>
-          </w:r>
-        </w:hyperlink>
-      </w:r>
-      <w:r>
-        <w:rPr>
-          <w:rFonts w:ascii="Charis SIL Regular" w:hAnsi="Charis SIL Regular" w:eastAsia="Charis SIL Regular"/>
-          <w:b w:val="0"/>
-          <w:i w:val="0"/>
-          <w:color w:val="0000FF"/>
-          <w:sz w:val="24"/>
-          <w:u w:val="single"/>
-        </w:rPr>
-        <w:t xml:space="preserve"> </w:t>
-      </w:r>
-      <w:r>
-        <w:rPr>
-          <w:rFonts w:ascii="Charis SIL Regular" w:hAnsi="Charis SIL Regular" w:eastAsia="Charis SIL Regular"/>
-          <w:b w:val="0"/>
-          <w:i w:val="0"/>
-          <w:color w:val="0000FF"/>
-          <w:sz w:val="24"/>
-        </w:rPr>
-        <w:hyperlink r:id="rId18" w:history="1">
-          <w:r>
-            <w:rPr>
-              <w:rStyle w:val="Hyperlink"/>
-            </w:rPr>
-            <w:t>Indonesia</w:t>
-          </w:r>
-        </w:hyperlink>
-      </w:r>
-      <w:r>
-        <w:rPr>
-          <w:rFonts w:ascii="Charis SIL Regular" w:hAnsi="Charis SIL Regular" w:eastAsia="Charis SIL Regular"/>
-          <w:b w:val="0"/>
-          <w:i w:val="0"/>
-          <w:color w:val="000000"/>
-          <w:sz w:val="24"/>
-        </w:rPr>
-        <w:t xml:space="preserve"> (SMGI) and the </w:t>
-      </w:r>
-      <w:r>
-        <w:rPr>
-          <w:rFonts w:ascii="Charis SIL Regular" w:hAnsi="Charis SIL Regular" w:eastAsia="Charis SIL Regular"/>
-          <w:b w:val="0"/>
-          <w:i w:val="0"/>
-          <w:color w:val="0000FF"/>
-          <w:sz w:val="24"/>
-          <w:u w:val="single"/>
-        </w:rPr>
-        <w:hyperlink r:id="rId19" w:history="1">
+        <w:hyperlink r:id="rId17" w:history="1">
           <w:r>
             <w:rPr>
               <w:rStyle w:val="Hyperlink"/>
@@ -1881,7 +1841,7 @@
           <w:sz w:val="24"/>
           <w:u w:val="single"/>
         </w:rPr>
-        <w:hyperlink r:id="rId19" w:history="1">
+        <w:hyperlink r:id="rId17" w:history="1">
           <w:r>
             <w:rPr>
               <w:rStyle w:val="Hyperlink"/>
@@ -1899,7 +1859,7 @@
           <w:sz w:val="24"/>
           <w:u w:val="single"/>
         </w:rPr>
-        <w:hyperlink r:id="rId19" w:history="1">
+        <w:hyperlink r:id="rId17" w:history="1">
           <w:r>
             <w:rPr>
               <w:rStyle w:val="Hyperlink"/>
@@ -1928,7 +1888,7 @@
           <w:sz w:val="24"/>
           <w:u w:val="single"/>
         </w:rPr>
-        <w:hyperlink r:id="rId19" w:history="1">
+        <w:hyperlink r:id="rId17" w:history="1">
           <w:r>
             <w:rPr>
               <w:rStyle w:val="Hyperlink"/>
@@ -1957,7 +1917,7 @@
           <w:sz w:val="24"/>
           <w:u w:val="single"/>
         </w:rPr>
-        <w:hyperlink r:id="rId19" w:history="1">
+        <w:hyperlink r:id="rId17" w:history="1">
           <w:r>
             <w:rPr>
               <w:rStyle w:val="Hyperlink"/>
@@ -2061,7 +2021,6 @@
       </w:r>
       <w:r>
         <w:rPr>
-          <w:u w:val="single" w:color="0000ff"/>
           <w:rFonts w:ascii="Charis SIL Regular" w:hAnsi="Charis SIL Regular" w:eastAsia="Charis SIL Regular"/>
           <w:b w:val="0"/>
           <w:i w:val="0"/>

--- a/EXPORTS/DOCX/published/niveau3/English/KITLV.docx
+++ b/EXPORTS/DOCX/published/niveau3/English/KITLV.docx
@@ -407,43 +407,7 @@
           <w:color w:val="000000"/>
           <w:sz w:val="24"/>
         </w:rPr>
-        <w:hyperlink r:id="rId9" w:history="1">
-          <w:r>
-            <w:rPr>
-              <w:rStyle w:val="Hyperlink"/>
-            </w:rPr>
-            <w:t>a</w:t>
-          </w:r>
-        </w:hyperlink>
-      </w:r>
-      <w:r>
-        <w:rPr>
-          <w:u w:val="single" w:color="0000ff"/>
-          <w:rFonts w:ascii="Charis SIL Regular" w:hAnsi="Charis SIL Regular" w:eastAsia="Charis SIL Regular"/>
-          <w:b w:val="0"/>
-          <w:i w:val="0"/>
-          <w:color w:val="000000"/>
-          <w:sz w:val="24"/>
-        </w:rPr>
-        <w:hyperlink r:id="rId9" w:history="1">
-          <w:r>
-            <w:rPr>
-              <w:rStyle w:val="Hyperlink"/>
-            </w:rPr>
-            <w:t xml:space="preserve">s left to </w:t>
-          </w:r>
-        </w:hyperlink>
-      </w:r>
-      <w:r>
-        <w:rPr>
-          <w:u w:val="single" w:color="0000ff"/>
-          <w:rFonts w:ascii="Charis SIL Regular" w:hAnsi="Charis SIL Regular" w:eastAsia="Charis SIL Regular"/>
-          <w:b w:val="0"/>
-          <w:i w:val="0"/>
-          <w:color w:val="000000"/>
-          <w:sz w:val="24"/>
-        </w:rPr>
-        <w:t>t</w:t>
+        <w:t>as left to t</w:t>
       </w:r>
       <w:r>
         <w:rPr>
@@ -1754,65 +1718,18 @@
           <w:i w:val="0"/>
           <w:color w:val="0000FF"/>
           <w:sz w:val="24"/>
-          <w:u w:val="single"/>
-        </w:rPr>
-        <w:hyperlink r:id="rId18" w:history="1">
-          <w:r>
-            <w:rPr>
-              <w:rStyle w:val="Hyperlink"/>
-            </w:rPr>
-            <w:t>Oral</w:t>
-          </w:r>
-        </w:hyperlink>
-      </w:r>
-      <w:r>
-        <w:rPr>
-          <w:rFonts w:ascii="Charis SIL Regular" w:hAnsi="Charis SIL Regular" w:eastAsia="Charis SIL Regular"/>
-          <w:b w:val="0"/>
-          <w:i w:val="0"/>
-          <w:color w:val="0000FF"/>
-          <w:sz w:val="24"/>
-          <w:u w:val="single"/>
-        </w:rPr>
-        <w:t xml:space="preserve"> </w:t>
-      </w:r>
-      <w:r>
-        <w:rPr>
-          <w:rFonts w:ascii="Charis SIL Regular" w:hAnsi="Charis SIL Regular" w:eastAsia="Charis SIL Regular"/>
-          <w:b w:val="0"/>
-          <w:i w:val="0"/>
-          <w:color w:val="0000FF"/>
-          <w:sz w:val="24"/>
-        </w:rPr>
-        <w:t>History Archive Indonesia</w:t>
-      </w:r>
-      <w:r>
-        <w:rPr>
-          <w:u w:val="single" w:color="0000ff"/>
+        </w:rPr>
+        <w:t>Oral History Archive Indonesia</w:t>
+      </w:r>
+      <w:r>
+        <w:rPr>
           <w:rFonts w:ascii="Charis SIL Regular" w:hAnsi="Charis SIL Regular" w:eastAsia="Charis SIL Regular"/>
           <w:b w:val="0"/>
           <w:i w:val="0"/>
           <w:color w:val="000000"/>
           <w:sz w:val="24"/>
         </w:rPr>
-        <w:hyperlink r:id="rId17" w:history="1">
-          <w:r>
-            <w:rPr>
-              <w:rStyle w:val="Hyperlink"/>
-            </w:rPr>
-            <w:t xml:space="preserve"> (SMG</w:t>
-          </w:r>
-        </w:hyperlink>
-      </w:r>
-      <w:r>
-        <w:rPr>
-          <w:rFonts w:ascii="Charis SIL Regular" w:hAnsi="Charis SIL Regular" w:eastAsia="Charis SIL Regular"/>
-          <w:b w:val="0"/>
-          <w:i w:val="0"/>
-          <w:color w:val="000000"/>
-          <w:sz w:val="24"/>
-        </w:rPr>
-        <w:t xml:space="preserve">I) and the </w:t>
+        <w:t xml:space="preserve"> (SMGI) and the </w:t>
       </w:r>
       <w:r>
         <w:rPr>
@@ -1917,7 +1834,7 @@
           <w:sz w:val="24"/>
           <w:u w:val="single"/>
         </w:rPr>
-        <w:hyperlink r:id="rId17" w:history="1">
+        <w:hyperlink r:id="rId18" w:history="1">
           <w:r>
             <w:rPr>
               <w:rStyle w:val="Hyperlink"/>
@@ -1935,7 +1852,7 @@
           <w:sz w:val="24"/>
           <w:u w:val="single"/>
         </w:rPr>
-        <w:hyperlink r:id="rId19" w:history="1">
+        <w:hyperlink r:id="rId18" w:history="1">
           <w:r>
             <w:rPr>
               <w:rStyle w:val="Hyperlink"/>
@@ -1964,7 +1881,7 @@
           <w:sz w:val="24"/>
           <w:u w:val="single"/>
         </w:rPr>
-        <w:hyperlink r:id="rId19" w:history="1">
+        <w:hyperlink r:id="rId18" w:history="1">
           <w:r>
             <w:rPr>
               <w:rStyle w:val="Hyperlink"/>
@@ -1985,14 +1902,13 @@
       </w:r>
       <w:r>
         <w:rPr>
-          <w:u w:val="single" w:color="0000ff"/>
           <w:rFonts w:ascii="Charis SIL Regular" w:hAnsi="Charis SIL Regular" w:eastAsia="Charis SIL Regular"/>
           <w:b w:val="0"/>
           <w:i w:val="0"/>
           <w:color w:val="000000"/>
           <w:sz w:val="24"/>
         </w:rPr>
-        <w:hyperlink r:id="rId18" w:history="1">
+        <w:hyperlink r:id="rId19" w:history="1">
           <w:r>
             <w:rPr>
               <w:rStyle w:val="Hyperlink"/>
@@ -2003,14 +1919,13 @@
       </w:r>
       <w:r>
         <w:rPr>
-          <w:u w:val="single" w:color="0000ff"/>
           <w:rFonts w:ascii="Charis SIL Regular" w:hAnsi="Charis SIL Regular" w:eastAsia="Charis SIL Regular"/>
           <w:b w:val="0"/>
           <w:i w:val="0"/>
           <w:color w:val="000000"/>
           <w:sz w:val="24"/>
         </w:rPr>
-        <w:hyperlink r:id="rId18" w:history="1">
+        <w:hyperlink r:id="rId19" w:history="1">
           <w:r>
             <w:rPr>
               <w:rStyle w:val="Hyperlink"/>
@@ -2031,14 +1946,13 @@
       </w:r>
       <w:r>
         <w:rPr>
-          <w:u w:val="single" w:color="0000ff"/>
           <w:rFonts w:ascii="Charis SIL Regular" w:hAnsi="Charis SIL Regular" w:eastAsia="Charis SIL Regular"/>
           <w:b w:val="0"/>
           <w:i w:val="0"/>
           <w:color w:val="000000"/>
           <w:sz w:val="24"/>
         </w:rPr>
-        <w:hyperlink r:id="rId18" w:history="1">
+        <w:hyperlink r:id="rId19" w:history="1">
           <w:r>
             <w:rPr>
               <w:rStyle w:val="Hyperlink"/>
@@ -2049,14 +1963,13 @@
       </w:r>
       <w:r>
         <w:rPr>
-          <w:u w:val="single" w:color="0000ff"/>
           <w:rFonts w:ascii="Charis SIL Regular" w:hAnsi="Charis SIL Regular" w:eastAsia="Charis SIL Regular"/>
           <w:b w:val="0"/>
           <w:i w:val="0"/>
           <w:color w:val="000000"/>
           <w:sz w:val="24"/>
         </w:rPr>
-        <w:hyperlink r:id="rId18" w:history="1">
+        <w:hyperlink r:id="rId19" w:history="1">
           <w:r>
             <w:rPr>
               <w:rStyle w:val="Hyperlink"/>
@@ -2067,14 +1980,13 @@
       </w:r>
       <w:r>
         <w:rPr>
-          <w:u w:val="single" w:color="0000ff"/>
           <w:rFonts w:ascii="Charis SIL Regular" w:hAnsi="Charis SIL Regular" w:eastAsia="Charis SIL Regular"/>
           <w:b w:val="0"/>
           <w:i w:val="0"/>
           <w:color w:val="000000"/>
           <w:sz w:val="24"/>
         </w:rPr>
-        <w:hyperlink r:id="rId18" w:history="1">
+        <w:hyperlink r:id="rId19" w:history="1">
           <w:r>
             <w:rPr>
               <w:rStyle w:val="Hyperlink"/>
@@ -3922,7 +3834,7 @@
           <w:sz w:val="24"/>
           <w:u w:val="single"/>
         </w:rPr>
-        <w:hyperlink r:id="rId18" w:history="1">
+        <w:hyperlink r:id="rId19" w:history="1">
           <w:r>
             <w:rPr>
               <w:rStyle w:val="Hyperlink"/>
@@ -3940,7 +3852,7 @@
           <w:sz w:val="24"/>
           <w:u w:val="single"/>
         </w:rPr>
-        <w:hyperlink r:id="rId18" w:history="1">
+        <w:hyperlink r:id="rId19" w:history="1">
           <w:r>
             <w:rPr>
               <w:rStyle w:val="Hyperlink"/>
@@ -3958,7 +3870,7 @@
           <w:sz w:val="24"/>
           <w:u w:val="single"/>
         </w:rPr>
-        <w:hyperlink r:id="rId18" w:history="1">
+        <w:hyperlink r:id="rId19" w:history="1">
           <w:r>
             <w:rPr>
               <w:rStyle w:val="Hyperlink"/>
@@ -3976,7 +3888,7 @@
           <w:sz w:val="24"/>
           <w:u w:val="single"/>
         </w:rPr>
-        <w:hyperlink r:id="rId18" w:history="1">
+        <w:hyperlink r:id="rId19" w:history="1">
           <w:r>
             <w:rPr>
               <w:rStyle w:val="Hyperlink"/>
@@ -3994,7 +3906,7 @@
           <w:sz w:val="24"/>
           <w:u w:val="single"/>
         </w:rPr>
-        <w:hyperlink r:id="rId18" w:history="1">
+        <w:hyperlink r:id="rId19" w:history="1">
           <w:r>
             <w:rPr>
               <w:rStyle w:val="Hyperlink"/>
@@ -4074,7 +3986,7 @@
           <w:sz w:val="24"/>
           <w:u w:val="single"/>
         </w:rPr>
-        <w:hyperlink r:id="rId19" w:history="1">
+        <w:hyperlink r:id="rId18" w:history="1">
           <w:r>
             <w:rPr>
               <w:rStyle w:val="Hyperlink"/>
@@ -4092,7 +4004,7 @@
           <w:sz w:val="24"/>
           <w:u w:val="single"/>
         </w:rPr>
-        <w:hyperlink r:id="rId19" w:history="1">
+        <w:hyperlink r:id="rId18" w:history="1">
           <w:r>
             <w:rPr>
               <w:rStyle w:val="Hyperlink"/>
@@ -4110,7 +4022,7 @@
           <w:sz w:val="24"/>
           <w:u w:val="single"/>
         </w:rPr>
-        <w:hyperlink r:id="rId19" w:history="1">
+        <w:hyperlink r:id="rId18" w:history="1">
           <w:r>
             <w:rPr>
               <w:rStyle w:val="Hyperlink"/>

--- a/EXPORTS/DOCX/published/niveau3/English/KITLV.docx
+++ b/EXPORTS/DOCX/published/niveau3/English/KITLV.docx
@@ -378,146 +378,7 @@
           <w:color w:val="000000"/>
           <w:sz w:val="24"/>
         </w:rPr>
-        <w:t>studies, or geograph</w:t>
-      </w:r>
-      <w:r>
-        <w:rPr>
-          <w:u w:val="single" w:color="0000ff"/>
-          <w:rFonts w:ascii="Charis SIL Regular" w:hAnsi="Charis SIL Regular" w:eastAsia="Charis SIL Regular"/>
-          <w:b w:val="0"/>
-          <w:i w:val="0"/>
-          <w:color w:val="000000"/>
-          <w:sz w:val="24"/>
-        </w:rPr>
-        <w:hyperlink r:id="rId9" w:history="1">
-          <w:r>
-            <w:rPr>
-              <w:rStyle w:val="Hyperlink"/>
-            </w:rPr>
-            <w:t>y, w</w:t>
-          </w:r>
-        </w:hyperlink>
-      </w:r>
-      <w:r>
-        <w:rPr>
-          <w:u w:val="single" w:color="0000ff"/>
-          <w:rFonts w:ascii="Charis SIL Regular" w:hAnsi="Charis SIL Regular" w:eastAsia="Charis SIL Regular"/>
-          <w:b w:val="0"/>
-          <w:i w:val="0"/>
-          <w:color w:val="000000"/>
-          <w:sz w:val="24"/>
-        </w:rPr>
-        <w:t>as left to t</w:t>
-      </w:r>
-      <w:r>
-        <w:rPr>
-          <w:u w:val="single" w:color="0000ff"/>
-          <w:rFonts w:ascii="Charis SIL Regular" w:hAnsi="Charis SIL Regular" w:eastAsia="Charis SIL Regular"/>
-          <w:b w:val="0"/>
-          <w:i w:val="0"/>
-          <w:color w:val="000000"/>
-          <w:sz w:val="24"/>
-        </w:rPr>
-        <w:hyperlink r:id="rId9" w:history="1">
-          <w:r>
-            <w:rPr>
-              <w:rStyle w:val="Hyperlink"/>
-            </w:rPr>
-            <w:t>he Ko</w:t>
-          </w:r>
-        </w:hyperlink>
-      </w:r>
-      <w:r>
-        <w:rPr>
-          <w:rFonts w:ascii="Charis SIL Regular" w:hAnsi="Charis SIL Regular" w:eastAsia="Charis SIL Regular"/>
-          <w:b w:val="0"/>
-          <w:i w:val="0"/>
-          <w:color w:val="000000"/>
-          <w:sz w:val="24"/>
-        </w:rPr>
-        <w:t>n</w:t>
-      </w:r>
-      <w:r>
-        <w:rPr>
-          <w:u w:val="single" w:color="0000ff"/>
-          <w:rFonts w:ascii="Charis SIL Regular" w:hAnsi="Charis SIL Regular" w:eastAsia="Charis SIL Regular"/>
-          <w:b w:val="0"/>
-          <w:i w:val="0"/>
-          <w:color w:val="000000"/>
-          <w:sz w:val="24"/>
-        </w:rPr>
-        <w:hyperlink r:id="rId10" w:history="1">
-          <w:r>
-            <w:rPr>
-              <w:rStyle w:val="Hyperlink"/>
-            </w:rPr>
-            <w:t>inkli</w:t>
-          </w:r>
-        </w:hyperlink>
-      </w:r>
-      <w:r>
-        <w:rPr>
-          <w:u w:val="single" w:color="0000ff"/>
-          <w:rFonts w:ascii="Charis SIL Regular" w:hAnsi="Charis SIL Regular" w:eastAsia="Charis SIL Regular"/>
-          <w:b w:val="0"/>
-          <w:i w:val="0"/>
-          <w:color w:val="000000"/>
-          <w:sz w:val="24"/>
-        </w:rPr>
-        <w:hyperlink r:id="rId10" w:history="1">
-          <w:r>
-            <w:rPr>
-              <w:rStyle w:val="Hyperlink"/>
-            </w:rPr>
-            <w:t>j</w:t>
-          </w:r>
-        </w:hyperlink>
-      </w:r>
-      <w:r>
-        <w:rPr>
-          <w:u w:val="single" w:color="0000ff"/>
-          <w:rFonts w:ascii="Charis SIL Regular" w:hAnsi="Charis SIL Regular" w:eastAsia="Charis SIL Regular"/>
-          <w:b w:val="0"/>
-          <w:i w:val="0"/>
-          <w:color w:val="000000"/>
-          <w:sz w:val="24"/>
-        </w:rPr>
-        <w:hyperlink r:id="rId10" w:history="1">
-          <w:r>
-            <w:rPr>
-              <w:rStyle w:val="Hyperlink"/>
-            </w:rPr>
-            <w:t>k Nede</w:t>
-          </w:r>
-        </w:hyperlink>
-      </w:r>
-      <w:r>
-        <w:rPr>
-          <w:rFonts w:ascii="Charis SIL Regular" w:hAnsi="Charis SIL Regular" w:eastAsia="Charis SIL Regular"/>
-          <w:b w:val="0"/>
-          <w:i w:val="0"/>
-          <w:color w:val="000000"/>
-          <w:sz w:val="24"/>
-        </w:rPr>
-        <w:t>rland</w:t>
-      </w:r>
-      <w:r>
-        <w:rPr>
-          <w:u w:val="single" w:color="0000ff"/>
-          <w:rFonts w:ascii="Charis SIL Regular" w:hAnsi="Charis SIL Regular" w:eastAsia="Charis SIL Regular"/>
-          <w:b w:val="0"/>
-          <w:i w:val="0"/>
-          <w:color w:val="000000"/>
-          <w:sz w:val="24"/>
-        </w:rPr>
-        <w:hyperlink r:id="rId11" w:history="1">
-          <w:r>
-            <w:rPr>
-              <w:rStyle w:val="Hyperlink"/>
-            </w:rPr>
-            <w:t>s Aard</w:t>
-          </w:r>
-        </w:hyperlink>
+        <w:t>studies, or geography, was left to the Koninklijk Nederlands Aard</w:t>
       </w:r>
       <w:r>
         <w:rPr>
@@ -1322,7 +1183,7 @@
           <w:sz w:val="24"/>
           <w:u w:val="single"/>
         </w:rPr>
-        <w:hyperlink r:id="rId14" w:history="1">
+        <w:hyperlink r:id="rId15" w:history="1">
           <w:r>
             <w:rPr>
               <w:rStyle w:val="Hyperlink"/>
@@ -1340,7 +1201,7 @@
           <w:sz w:val="24"/>
           <w:u w:val="single"/>
         </w:rPr>
-        <w:hyperlink r:id="rId14" w:history="1">
+        <w:hyperlink r:id="rId15" w:history="1">
           <w:r>
             <w:rPr>
               <w:rStyle w:val="Hyperlink"/>
@@ -1358,7 +1219,7 @@
           <w:sz w:val="24"/>
           <w:u w:val="single"/>
         </w:rPr>
-        <w:hyperlink r:id="rId14" w:history="1">
+        <w:hyperlink r:id="rId15" w:history="1">
           <w:r>
             <w:rPr>
               <w:rStyle w:val="Hyperlink"/>
@@ -1387,7 +1248,7 @@
           <w:sz w:val="24"/>
           <w:u w:val="single"/>
         </w:rPr>
-        <w:hyperlink r:id="rId14" w:history="1">
+        <w:hyperlink r:id="rId15" w:history="1">
           <w:r>
             <w:rPr>
               <w:rStyle w:val="Hyperlink"/>
@@ -1718,18 +1579,161 @@
           <w:i w:val="0"/>
           <w:color w:val="0000FF"/>
           <w:sz w:val="24"/>
-        </w:rPr>
-        <w:t>Oral History Archive Indonesia</w:t>
-      </w:r>
-      <w:r>
-        <w:rPr>
+          <w:u w:val="single"/>
+        </w:rPr>
+        <w:hyperlink r:id="rId18" w:history="1">
+          <w:r>
+            <w:rPr>
+              <w:rStyle w:val="Hyperlink"/>
+            </w:rPr>
+            <w:t>Oral</w:t>
+          </w:r>
+        </w:hyperlink>
+      </w:r>
+      <w:r>
+        <w:rPr>
+          <w:rFonts w:ascii="Charis SIL Regular" w:hAnsi="Charis SIL Regular" w:eastAsia="Charis SIL Regular"/>
+          <w:b w:val="0"/>
+          <w:i w:val="0"/>
+          <w:color w:val="0000FF"/>
+          <w:sz w:val="24"/>
+          <w:u w:val="single"/>
+        </w:rPr>
+        <w:t xml:space="preserve"> </w:t>
+      </w:r>
+      <w:r>
+        <w:rPr>
+          <w:rFonts w:ascii="Charis SIL Regular" w:hAnsi="Charis SIL Regular" w:eastAsia="Charis SIL Regular"/>
+          <w:b w:val="0"/>
+          <w:i w:val="0"/>
+          <w:color w:val="0000FF"/>
+          <w:sz w:val="24"/>
+          <w:u w:val="single"/>
+        </w:rPr>
+        <w:hyperlink r:id="rId18" w:history="1">
+          <w:r>
+            <w:rPr>
+              <w:rStyle w:val="Hyperlink"/>
+            </w:rPr>
+            <w:t>History</w:t>
+          </w:r>
+        </w:hyperlink>
+      </w:r>
+      <w:r>
+        <w:rPr>
+          <w:rFonts w:ascii="Charis SIL Regular" w:hAnsi="Charis SIL Regular" w:eastAsia="Charis SIL Regular"/>
+          <w:b w:val="0"/>
+          <w:i w:val="0"/>
+          <w:color w:val="0000FF"/>
+          <w:sz w:val="24"/>
+          <w:u w:val="single"/>
+        </w:rPr>
+        <w:t xml:space="preserve"> </w:t>
+      </w:r>
+      <w:r>
+        <w:rPr>
+          <w:rFonts w:ascii="Charis SIL Regular" w:hAnsi="Charis SIL Regular" w:eastAsia="Charis SIL Regular"/>
+          <w:b w:val="0"/>
+          <w:i w:val="0"/>
+          <w:color w:val="0000FF"/>
+          <w:sz w:val="24"/>
+          <w:u w:val="single"/>
+        </w:rPr>
+        <w:hyperlink r:id="rId18" w:history="1">
+          <w:r>
+            <w:rPr>
+              <w:rStyle w:val="Hyperlink"/>
+            </w:rPr>
+            <w:t>Archive</w:t>
+          </w:r>
+        </w:hyperlink>
+      </w:r>
+      <w:r>
+        <w:rPr>
+          <w:rFonts w:ascii="Charis SIL Regular" w:hAnsi="Charis SIL Regular" w:eastAsia="Charis SIL Regular"/>
+          <w:b w:val="0"/>
+          <w:i w:val="0"/>
+          <w:color w:val="0000FF"/>
+          <w:sz w:val="24"/>
+          <w:u w:val="single"/>
+        </w:rPr>
+        <w:t xml:space="preserve"> </w:t>
+      </w:r>
+      <w:r>
+        <w:rPr>
+          <w:rFonts w:ascii="Charis SIL Regular" w:hAnsi="Charis SIL Regular" w:eastAsia="Charis SIL Regular"/>
+          <w:b w:val="0"/>
+          <w:i w:val="0"/>
+          <w:color w:val="0000FF"/>
+          <w:sz w:val="24"/>
+          <w:u w:val="single"/>
+        </w:rPr>
+        <w:t>Indonesia</w:t>
+      </w:r>
+      <w:r>
+        <w:rPr>
+          <w:u w:val="single" w:color="0000ff"/>
           <w:rFonts w:ascii="Charis SIL Regular" w:hAnsi="Charis SIL Regular" w:eastAsia="Charis SIL Regular"/>
           <w:b w:val="0"/>
           <w:i w:val="0"/>
           <w:color w:val="000000"/>
           <w:sz w:val="24"/>
         </w:rPr>
-        <w:t xml:space="preserve"> (SMGI) and the </w:t>
+        <w:hyperlink r:id="rId17" w:history="1">
+          <w:r>
+            <w:rPr>
+              <w:rStyle w:val="Hyperlink"/>
+            </w:rPr>
+            <w:t xml:space="preserve"> (SMG</w:t>
+          </w:r>
+        </w:hyperlink>
+      </w:r>
+      <w:r>
+        <w:rPr>
+          <w:u w:val="single" w:color="0000ff"/>
+          <w:rFonts w:ascii="Charis SIL Regular" w:hAnsi="Charis SIL Regular" w:eastAsia="Charis SIL Regular"/>
+          <w:b w:val="0"/>
+          <w:i w:val="0"/>
+          <w:color w:val="000000"/>
+          <w:sz w:val="24"/>
+        </w:rPr>
+        <w:hyperlink r:id="rId17" w:history="1">
+          <w:r>
+            <w:rPr>
+              <w:rStyle w:val="Hyperlink"/>
+            </w:rPr>
+            <w:t>I</w:t>
+          </w:r>
+        </w:hyperlink>
+      </w:r>
+      <w:r>
+        <w:rPr>
+          <w:u w:val="single" w:color="0000ff"/>
+          <w:rFonts w:ascii="Charis SIL Regular" w:hAnsi="Charis SIL Regular" w:eastAsia="Charis SIL Regular"/>
+          <w:b w:val="0"/>
+          <w:i w:val="0"/>
+          <w:color w:val="000000"/>
+          <w:sz w:val="24"/>
+        </w:rPr>
+        <w:hyperlink r:id="rId17" w:history="1">
+          <w:r>
+            <w:rPr>
+              <w:rStyle w:val="Hyperlink"/>
+            </w:rPr>
+            <w:t>) an</w:t>
+          </w:r>
+        </w:hyperlink>
+      </w:r>
+      <w:r>
+        <w:rPr>
+          <w:u w:val="single" w:color="0000ff"/>
+          <w:rFonts w:ascii="Charis SIL Regular" w:hAnsi="Charis SIL Regular" w:eastAsia="Charis SIL Regular"/>
+          <w:b w:val="0"/>
+          <w:i w:val="0"/>
+          <w:color w:val="000000"/>
+          <w:sz w:val="24"/>
+        </w:rPr>
+        <w:t xml:space="preserve">d the </w:t>
       </w:r>
       <w:r>
         <w:rPr>
@@ -1740,7 +1744,7 @@
           <w:sz w:val="24"/>
           <w:u w:val="single"/>
         </w:rPr>
-        <w:hyperlink r:id="rId17" w:history="1">
+        <w:hyperlink r:id="rId19" w:history="1">
           <w:r>
             <w:rPr>
               <w:rStyle w:val="Hyperlink"/>
@@ -1758,7 +1762,7 @@
           <w:sz w:val="24"/>
           <w:u w:val="single"/>
         </w:rPr>
-        <w:hyperlink r:id="rId17" w:history="1">
+        <w:hyperlink r:id="rId19" w:history="1">
           <w:r>
             <w:rPr>
               <w:rStyle w:val="Hyperlink"/>
@@ -1776,7 +1780,7 @@
           <w:sz w:val="24"/>
           <w:u w:val="single"/>
         </w:rPr>
-        <w:hyperlink r:id="rId17" w:history="1">
+        <w:hyperlink r:id="rId19" w:history="1">
           <w:r>
             <w:rPr>
               <w:rStyle w:val="Hyperlink"/>
@@ -1805,7 +1809,7 @@
           <w:sz w:val="24"/>
           <w:u w:val="single"/>
         </w:rPr>
-        <w:hyperlink r:id="rId17" w:history="1">
+        <w:hyperlink r:id="rId19" w:history="1">
           <w:r>
             <w:rPr>
               <w:rStyle w:val="Hyperlink"/>
@@ -1834,7 +1838,7 @@
           <w:sz w:val="24"/>
           <w:u w:val="single"/>
         </w:rPr>
-        <w:hyperlink r:id="rId18" w:history="1">
+        <w:hyperlink r:id="rId19" w:history="1">
           <w:r>
             <w:rPr>
               <w:rStyle w:val="Hyperlink"/>
@@ -1852,7 +1856,7 @@
           <w:sz w:val="24"/>
           <w:u w:val="single"/>
         </w:rPr>
-        <w:hyperlink r:id="rId18" w:history="1">
+        <w:hyperlink r:id="rId19" w:history="1">
           <w:r>
             <w:rPr>
               <w:rStyle w:val="Hyperlink"/>
@@ -1881,7 +1885,7 @@
           <w:sz w:val="24"/>
           <w:u w:val="single"/>
         </w:rPr>
-        <w:hyperlink r:id="rId18" w:history="1">
+        <w:hyperlink r:id="rId19" w:history="1">
           <w:r>
             <w:rPr>
               <w:rStyle w:val="Hyperlink"/>
@@ -1908,24 +1912,18 @@
           <w:color w:val="000000"/>
           <w:sz w:val="24"/>
         </w:rPr>
-        <w:hyperlink r:id="rId19" w:history="1">
-          <w:r>
-            <w:rPr>
-              <w:rStyle w:val="Hyperlink"/>
-            </w:rPr>
-            <w:t>have</w:t>
-          </w:r>
-        </w:hyperlink>
-      </w:r>
-      <w:r>
-        <w:rPr>
+        <w:t>have</w:t>
+      </w:r>
+      <w:r>
+        <w:rPr>
+          <w:u w:val="single" w:color="0000ff"/>
           <w:rFonts w:ascii="Charis SIL Regular" w:hAnsi="Charis SIL Regular" w:eastAsia="Charis SIL Regular"/>
           <w:b w:val="0"/>
           <w:i w:val="0"/>
           <w:color w:val="000000"/>
           <w:sz w:val="24"/>
         </w:rPr>
-        <w:hyperlink r:id="rId19" w:history="1">
+        <w:hyperlink r:id="rId18" w:history="1">
           <w:r>
             <w:rPr>
               <w:rStyle w:val="Hyperlink"/>
@@ -1936,6 +1934,7 @@
       </w:r>
       <w:r>
         <w:rPr>
+          <w:u w:val="single" w:color="0000ff"/>
           <w:rFonts w:ascii="Charis SIL Regular" w:hAnsi="Charis SIL Regular" w:eastAsia="Charis SIL Regular"/>
           <w:b w:val="0"/>
           <w:i w:val="0"/>
@@ -1946,13 +1945,14 @@
       </w:r>
       <w:r>
         <w:rPr>
+          <w:u w:val="single" w:color="0000ff"/>
           <w:rFonts w:ascii="Charis SIL Regular" w:hAnsi="Charis SIL Regular" w:eastAsia="Charis SIL Regular"/>
           <w:b w:val="0"/>
           <w:i w:val="0"/>
           <w:color w:val="000000"/>
           <w:sz w:val="24"/>
         </w:rPr>
-        <w:hyperlink r:id="rId19" w:history="1">
+        <w:hyperlink r:id="rId18" w:history="1">
           <w:r>
             <w:rPr>
               <w:rStyle w:val="Hyperlink"/>
@@ -1963,13 +1963,14 @@
       </w:r>
       <w:r>
         <w:rPr>
+          <w:u w:val="single" w:color="0000ff"/>
           <w:rFonts w:ascii="Charis SIL Regular" w:hAnsi="Charis SIL Regular" w:eastAsia="Charis SIL Regular"/>
           <w:b w:val="0"/>
           <w:i w:val="0"/>
           <w:color w:val="000000"/>
           <w:sz w:val="24"/>
         </w:rPr>
-        <w:hyperlink r:id="rId19" w:history="1">
+        <w:hyperlink r:id="rId18" w:history="1">
           <w:r>
             <w:rPr>
               <w:rStyle w:val="Hyperlink"/>
@@ -1980,13 +1981,14 @@
       </w:r>
       <w:r>
         <w:rPr>
+          <w:u w:val="single" w:color="0000ff"/>
           <w:rFonts w:ascii="Charis SIL Regular" w:hAnsi="Charis SIL Regular" w:eastAsia="Charis SIL Regular"/>
           <w:b w:val="0"/>
           <w:i w:val="0"/>
           <w:color w:val="000000"/>
           <w:sz w:val="24"/>
         </w:rPr>
-        <w:hyperlink r:id="rId19" w:history="1">
+        <w:hyperlink r:id="rId18" w:history="1">
           <w:r>
             <w:rPr>
               <w:rStyle w:val="Hyperlink"/>
@@ -2274,7 +2276,7 @@
           <w:sz w:val="24"/>
           <w:u w:val="single"/>
         </w:rPr>
-        <w:t>Scientific research in colonised terr</w:t>
+        <w:t>Scientific research in colonised terri</w:t>
       </w:r>
       <w:r>
         <w:rPr>
@@ -2285,7 +2287,7 @@
           <w:sz w:val="24"/>
           <w:u w:val="single"/>
         </w:rPr>
-        <w:t>i</w:t>
+        <w:t>torie</w:t>
       </w:r>
       <w:r>
         <w:rPr>
@@ -2294,9 +2296,8 @@
           <w:i w:val="0"/>
           <w:color w:val="0000FF"/>
           <w:sz w:val="24"/>
-          <w:u w:val="single"/>
-        </w:rPr>
-        <w:t>tories</w:t>
+        </w:rPr>
+        <w:t>s</w:t>
       </w:r>
       <w:r>
         <w:br/>
@@ -3834,7 +3835,7 @@
           <w:sz w:val="24"/>
           <w:u w:val="single"/>
         </w:rPr>
-        <w:hyperlink r:id="rId19" w:history="1">
+        <w:hyperlink r:id="rId18" w:history="1">
           <w:r>
             <w:rPr>
               <w:rStyle w:val="Hyperlink"/>
@@ -3852,7 +3853,7 @@
           <w:sz w:val="24"/>
           <w:u w:val="single"/>
         </w:rPr>
-        <w:hyperlink r:id="rId19" w:history="1">
+        <w:hyperlink r:id="rId18" w:history="1">
           <w:r>
             <w:rPr>
               <w:rStyle w:val="Hyperlink"/>
@@ -3870,7 +3871,7 @@
           <w:sz w:val="24"/>
           <w:u w:val="single"/>
         </w:rPr>
-        <w:hyperlink r:id="rId19" w:history="1">
+        <w:hyperlink r:id="rId18" w:history="1">
           <w:r>
             <w:rPr>
               <w:rStyle w:val="Hyperlink"/>
@@ -3888,7 +3889,7 @@
           <w:sz w:val="24"/>
           <w:u w:val="single"/>
         </w:rPr>
-        <w:hyperlink r:id="rId19" w:history="1">
+        <w:hyperlink r:id="rId18" w:history="1">
           <w:r>
             <w:rPr>
               <w:rStyle w:val="Hyperlink"/>
@@ -3906,7 +3907,7 @@
           <w:sz w:val="24"/>
           <w:u w:val="single"/>
         </w:rPr>
-        <w:hyperlink r:id="rId19" w:history="1">
+        <w:hyperlink r:id="rId18" w:history="1">
           <w:r>
             <w:rPr>
               <w:rStyle w:val="Hyperlink"/>
@@ -3986,7 +3987,7 @@
           <w:sz w:val="24"/>
           <w:u w:val="single"/>
         </w:rPr>
-        <w:hyperlink r:id="rId18" w:history="1">
+        <w:hyperlink r:id="rId19" w:history="1">
           <w:r>
             <w:rPr>
               <w:rStyle w:val="Hyperlink"/>
@@ -4004,7 +4005,7 @@
           <w:sz w:val="24"/>
           <w:u w:val="single"/>
         </w:rPr>
-        <w:hyperlink r:id="rId18" w:history="1">
+        <w:hyperlink r:id="rId19" w:history="1">
           <w:r>
             <w:rPr>
               <w:rStyle w:val="Hyperlink"/>
@@ -4022,7 +4023,7 @@
           <w:sz w:val="24"/>
           <w:u w:val="single"/>
         </w:rPr>
-        <w:hyperlink r:id="rId18" w:history="1">
+        <w:hyperlink r:id="rId19" w:history="1">
           <w:r>
             <w:rPr>
               <w:rStyle w:val="Hyperlink"/>

--- a/EXPORTS/DOCX/published/niveau3/English/KITLV.docx
+++ b/EXPORTS/DOCX/published/niveau3/English/KITLV.docx
@@ -378,7 +378,128 @@
           <w:color w:val="000000"/>
           <w:sz w:val="24"/>
         </w:rPr>
-        <w:t>studies, or geography, was left to the Koninklijk Nederlands Aard</w:t>
+        <w:t>studies, or geograph</w:t>
+      </w:r>
+      <w:r>
+        <w:rPr>
+          <w:u w:val="single" w:color="0000ff"/>
+          <w:rFonts w:ascii="Charis SIL Regular" w:hAnsi="Charis SIL Regular" w:eastAsia="Charis SIL Regular"/>
+          <w:b w:val="0"/>
+          <w:i w:val="0"/>
+          <w:color w:val="000000"/>
+          <w:sz w:val="24"/>
+        </w:rPr>
+        <w:hyperlink r:id="rId9" w:history="1">
+          <w:r>
+            <w:rPr>
+              <w:rStyle w:val="Hyperlink"/>
+            </w:rPr>
+            <w:t>y, w</w:t>
+          </w:r>
+        </w:hyperlink>
+      </w:r>
+      <w:r>
+        <w:rPr>
+          <w:u w:val="single" w:color="0000ff"/>
+          <w:rFonts w:ascii="Charis SIL Regular" w:hAnsi="Charis SIL Regular" w:eastAsia="Charis SIL Regular"/>
+          <w:b w:val="0"/>
+          <w:i w:val="0"/>
+          <w:color w:val="000000"/>
+          <w:sz w:val="24"/>
+        </w:rPr>
+        <w:hyperlink r:id="rId9" w:history="1">
+          <w:r>
+            <w:rPr>
+              <w:rStyle w:val="Hyperlink"/>
+            </w:rPr>
+            <w:t>a</w:t>
+          </w:r>
+        </w:hyperlink>
+      </w:r>
+      <w:r>
+        <w:rPr>
+          <w:u w:val="single" w:color="0000ff"/>
+          <w:rFonts w:ascii="Charis SIL Regular" w:hAnsi="Charis SIL Regular" w:eastAsia="Charis SIL Regular"/>
+          <w:b w:val="0"/>
+          <w:i w:val="0"/>
+          <w:color w:val="000000"/>
+          <w:sz w:val="24"/>
+        </w:rPr>
+        <w:hyperlink r:id="rId9" w:history="1">
+          <w:r>
+            <w:rPr>
+              <w:rStyle w:val="Hyperlink"/>
+            </w:rPr>
+            <w:t xml:space="preserve">s left to </w:t>
+          </w:r>
+        </w:hyperlink>
+      </w:r>
+      <w:r>
+        <w:rPr>
+          <w:u w:val="single" w:color="0000ff"/>
+          <w:rFonts w:ascii="Charis SIL Regular" w:hAnsi="Charis SIL Regular" w:eastAsia="Charis SIL Regular"/>
+          <w:b w:val="0"/>
+          <w:i w:val="0"/>
+          <w:color w:val="000000"/>
+          <w:sz w:val="24"/>
+        </w:rPr>
+        <w:t>t</w:t>
+      </w:r>
+      <w:r>
+        <w:rPr>
+          <w:u w:val="single" w:color="0000ff"/>
+          <w:rFonts w:ascii="Charis SIL Regular" w:hAnsi="Charis SIL Regular" w:eastAsia="Charis SIL Regular"/>
+          <w:b w:val="0"/>
+          <w:i w:val="0"/>
+          <w:color w:val="000000"/>
+          <w:sz w:val="24"/>
+        </w:rPr>
+        <w:hyperlink r:id="rId9" w:history="1">
+          <w:r>
+            <w:rPr>
+              <w:rStyle w:val="Hyperlink"/>
+            </w:rPr>
+            <w:t>he Ko</w:t>
+          </w:r>
+        </w:hyperlink>
+      </w:r>
+      <w:r>
+        <w:rPr>
+          <w:rFonts w:ascii="Charis SIL Regular" w:hAnsi="Charis SIL Regular" w:eastAsia="Charis SIL Regular"/>
+          <w:b w:val="0"/>
+          <w:i w:val="0"/>
+          <w:color w:val="000000"/>
+          <w:sz w:val="24"/>
+        </w:rPr>
+        <w:t>n</w:t>
+      </w:r>
+      <w:r>
+        <w:rPr>
+          <w:u w:val="single" w:color="0000ff"/>
+          <w:rFonts w:ascii="Charis SIL Regular" w:hAnsi="Charis SIL Regular" w:eastAsia="Charis SIL Regular"/>
+          <w:b w:val="0"/>
+          <w:i w:val="0"/>
+          <w:color w:val="000000"/>
+          <w:sz w:val="24"/>
+        </w:rPr>
+        <w:hyperlink r:id="rId10" w:history="1">
+          <w:r>
+            <w:rPr>
+              <w:rStyle w:val="Hyperlink"/>
+            </w:rPr>
+            <w:t>inkli</w:t>
+          </w:r>
+        </w:hyperlink>
+      </w:r>
+      <w:r>
+        <w:rPr>
+          <w:rFonts w:ascii="Charis SIL Regular" w:hAnsi="Charis SIL Regular" w:eastAsia="Charis SIL Regular"/>
+          <w:b w:val="0"/>
+          <w:i w:val="0"/>
+          <w:color w:val="000000"/>
+          <w:sz w:val="24"/>
+        </w:rPr>
+        <w:t>jk Nederlands Aard</w:t>
       </w:r>
       <w:r>
         <w:rPr>
@@ -1201,7 +1322,7 @@
           <w:sz w:val="24"/>
           <w:u w:val="single"/>
         </w:rPr>
-        <w:hyperlink r:id="rId15" w:history="1">
+        <w:hyperlink r:id="rId14" w:history="1">
           <w:r>
             <w:rPr>
               <w:rStyle w:val="Hyperlink"/>
@@ -1219,7 +1340,7 @@
           <w:sz w:val="24"/>
           <w:u w:val="single"/>
         </w:rPr>
-        <w:hyperlink r:id="rId15" w:history="1">
+        <w:hyperlink r:id="rId14" w:history="1">
           <w:r>
             <w:rPr>
               <w:rStyle w:val="Hyperlink"/>
@@ -1248,7 +1369,7 @@
           <w:sz w:val="24"/>
           <w:u w:val="single"/>
         </w:rPr>
-        <w:hyperlink r:id="rId15" w:history="1">
+        <w:hyperlink r:id="rId14" w:history="1">
           <w:r>
             <w:rPr>
               <w:rStyle w:val="Hyperlink"/>
@@ -1380,82 +1501,7 @@
           <w:color w:val="000000"/>
           <w:sz w:val="24"/>
         </w:rPr>
-        <w:t>This also a</w:t>
-      </w:r>
-      <w:r>
-        <w:rPr>
-          <w:u w:val="single" w:color="0000ff"/>
-          <w:rFonts w:ascii="Charis SIL Regular" w:hAnsi="Charis SIL Regular" w:eastAsia="Charis SIL Regular"/>
-          <w:b w:val="0"/>
-          <w:i w:val="0"/>
-          <w:color w:val="000000"/>
-          <w:sz w:val="24"/>
-        </w:rPr>
-        <w:t>p</w:t>
-      </w:r>
-      <w:r>
-        <w:rPr>
-          <w:u w:val="single" w:color="0000ff"/>
-          <w:rFonts w:ascii="Charis SIL Regular" w:hAnsi="Charis SIL Regular" w:eastAsia="Charis SIL Regular"/>
-          <w:b w:val="0"/>
-          <w:i w:val="0"/>
-          <w:color w:val="000000"/>
-          <w:sz w:val="24"/>
-        </w:rPr>
-        <w:hyperlink r:id="rId16" w:history="1">
-          <w:r>
-            <w:rPr>
-              <w:rStyle w:val="Hyperlink"/>
-            </w:rPr>
-            <w:t>plie</w:t>
-          </w:r>
-        </w:hyperlink>
-      </w:r>
-      <w:r>
-        <w:rPr>
-          <w:u w:val="single" w:color="0000ff"/>
-          <w:rFonts w:ascii="Charis SIL Regular" w:hAnsi="Charis SIL Regular" w:eastAsia="Charis SIL Regular"/>
-          <w:b w:val="0"/>
-          <w:i w:val="0"/>
-          <w:color w:val="000000"/>
-          <w:sz w:val="24"/>
-        </w:rPr>
-        <w:hyperlink r:id="rId16" w:history="1">
-          <w:r>
-            <w:rPr>
-              <w:rStyle w:val="Hyperlink"/>
-            </w:rPr>
-            <w:t>s</w:t>
-          </w:r>
-        </w:hyperlink>
-      </w:r>
-      <w:r>
-        <w:rPr>
-          <w:u w:val="single" w:color="0000ff"/>
-          <w:rFonts w:ascii="Charis SIL Regular" w:hAnsi="Charis SIL Regular" w:eastAsia="Charis SIL Regular"/>
-          <w:b w:val="0"/>
-          <w:i w:val="0"/>
-          <w:color w:val="000000"/>
-          <w:sz w:val="24"/>
-        </w:rPr>
-        <w:hyperlink r:id="rId16" w:history="1">
-          <w:r>
-            <w:rPr>
-              <w:rStyle w:val="Hyperlink"/>
-            </w:rPr>
-            <w:t xml:space="preserve"> to the KI</w:t>
-          </w:r>
-        </w:hyperlink>
-      </w:r>
-      <w:r>
-        <w:rPr>
-          <w:rFonts w:ascii="Charis SIL Regular" w:hAnsi="Charis SIL Regular" w:eastAsia="Charis SIL Regular"/>
-          <w:b w:val="0"/>
-          <w:i w:val="0"/>
-          <w:color w:val="000000"/>
-          <w:sz w:val="24"/>
-        </w:rPr>
-        <w:t xml:space="preserve">TLV </w:t>
+        <w:t xml:space="preserve">This also applies to the KITLV </w:t>
       </w:r>
       <w:r>
         <w:rPr>
@@ -1579,16 +1625,19 @@
           <w:i w:val="0"/>
           <w:color w:val="0000FF"/>
           <w:sz w:val="24"/>
-          <w:u w:val="single"/>
-        </w:rPr>
-        <w:hyperlink r:id="rId18" w:history="1">
-          <w:r>
-            <w:rPr>
-              <w:rStyle w:val="Hyperlink"/>
-            </w:rPr>
-            <w:t>Oral</w:t>
-          </w:r>
-        </w:hyperlink>
+        </w:rPr>
+        <w:t>Oral History Archive Indonesia</w:t>
+      </w:r>
+      <w:r>
+        <w:rPr>
+          <w:u w:val="single" w:color="0000ff"/>
+          <w:rFonts w:ascii="Charis SIL Regular" w:hAnsi="Charis SIL Regular" w:eastAsia="Charis SIL Regular"/>
+          <w:b w:val="0"/>
+          <w:i w:val="0"/>
+          <w:color w:val="000000"/>
+          <w:sz w:val="24"/>
+        </w:rPr>
+        <w:t xml:space="preserve"> (SMGI) and the </w:t>
       </w:r>
       <w:r>
         <w:rPr>
@@ -1599,152 +1648,7 @@
           <w:sz w:val="24"/>
           <w:u w:val="single"/>
         </w:rPr>
-        <w:t xml:space="preserve"> </w:t>
-      </w:r>
-      <w:r>
-        <w:rPr>
-          <w:rFonts w:ascii="Charis SIL Regular" w:hAnsi="Charis SIL Regular" w:eastAsia="Charis SIL Regular"/>
-          <w:b w:val="0"/>
-          <w:i w:val="0"/>
-          <w:color w:val="0000FF"/>
-          <w:sz w:val="24"/>
-          <w:u w:val="single"/>
-        </w:rPr>
         <w:hyperlink r:id="rId18" w:history="1">
-          <w:r>
-            <w:rPr>
-              <w:rStyle w:val="Hyperlink"/>
-            </w:rPr>
-            <w:t>History</w:t>
-          </w:r>
-        </w:hyperlink>
-      </w:r>
-      <w:r>
-        <w:rPr>
-          <w:rFonts w:ascii="Charis SIL Regular" w:hAnsi="Charis SIL Regular" w:eastAsia="Charis SIL Regular"/>
-          <w:b w:val="0"/>
-          <w:i w:val="0"/>
-          <w:color w:val="0000FF"/>
-          <w:sz w:val="24"/>
-          <w:u w:val="single"/>
-        </w:rPr>
-        <w:t xml:space="preserve"> </w:t>
-      </w:r>
-      <w:r>
-        <w:rPr>
-          <w:rFonts w:ascii="Charis SIL Regular" w:hAnsi="Charis SIL Regular" w:eastAsia="Charis SIL Regular"/>
-          <w:b w:val="0"/>
-          <w:i w:val="0"/>
-          <w:color w:val="0000FF"/>
-          <w:sz w:val="24"/>
-          <w:u w:val="single"/>
-        </w:rPr>
-        <w:hyperlink r:id="rId18" w:history="1">
-          <w:r>
-            <w:rPr>
-              <w:rStyle w:val="Hyperlink"/>
-            </w:rPr>
-            <w:t>Archive</w:t>
-          </w:r>
-        </w:hyperlink>
-      </w:r>
-      <w:r>
-        <w:rPr>
-          <w:rFonts w:ascii="Charis SIL Regular" w:hAnsi="Charis SIL Regular" w:eastAsia="Charis SIL Regular"/>
-          <w:b w:val="0"/>
-          <w:i w:val="0"/>
-          <w:color w:val="0000FF"/>
-          <w:sz w:val="24"/>
-          <w:u w:val="single"/>
-        </w:rPr>
-        <w:t xml:space="preserve"> </w:t>
-      </w:r>
-      <w:r>
-        <w:rPr>
-          <w:rFonts w:ascii="Charis SIL Regular" w:hAnsi="Charis SIL Regular" w:eastAsia="Charis SIL Regular"/>
-          <w:b w:val="0"/>
-          <w:i w:val="0"/>
-          <w:color w:val="0000FF"/>
-          <w:sz w:val="24"/>
-          <w:u w:val="single"/>
-        </w:rPr>
-        <w:t>Indonesia</w:t>
-      </w:r>
-      <w:r>
-        <w:rPr>
-          <w:u w:val="single" w:color="0000ff"/>
-          <w:rFonts w:ascii="Charis SIL Regular" w:hAnsi="Charis SIL Regular" w:eastAsia="Charis SIL Regular"/>
-          <w:b w:val="0"/>
-          <w:i w:val="0"/>
-          <w:color w:val="000000"/>
-          <w:sz w:val="24"/>
-        </w:rPr>
-        <w:hyperlink r:id="rId17" w:history="1">
-          <w:r>
-            <w:rPr>
-              <w:rStyle w:val="Hyperlink"/>
-            </w:rPr>
-            <w:t xml:space="preserve"> (SMG</w:t>
-          </w:r>
-        </w:hyperlink>
-      </w:r>
-      <w:r>
-        <w:rPr>
-          <w:u w:val="single" w:color="0000ff"/>
-          <w:rFonts w:ascii="Charis SIL Regular" w:hAnsi="Charis SIL Regular" w:eastAsia="Charis SIL Regular"/>
-          <w:b w:val="0"/>
-          <w:i w:val="0"/>
-          <w:color w:val="000000"/>
-          <w:sz w:val="24"/>
-        </w:rPr>
-        <w:hyperlink r:id="rId17" w:history="1">
-          <w:r>
-            <w:rPr>
-              <w:rStyle w:val="Hyperlink"/>
-            </w:rPr>
-            <w:t>I</w:t>
-          </w:r>
-        </w:hyperlink>
-      </w:r>
-      <w:r>
-        <w:rPr>
-          <w:u w:val="single" w:color="0000ff"/>
-          <w:rFonts w:ascii="Charis SIL Regular" w:hAnsi="Charis SIL Regular" w:eastAsia="Charis SIL Regular"/>
-          <w:b w:val="0"/>
-          <w:i w:val="0"/>
-          <w:color w:val="000000"/>
-          <w:sz w:val="24"/>
-        </w:rPr>
-        <w:hyperlink r:id="rId17" w:history="1">
-          <w:r>
-            <w:rPr>
-              <w:rStyle w:val="Hyperlink"/>
-            </w:rPr>
-            <w:t>) an</w:t>
-          </w:r>
-        </w:hyperlink>
-      </w:r>
-      <w:r>
-        <w:rPr>
-          <w:u w:val="single" w:color="0000ff"/>
-          <w:rFonts w:ascii="Charis SIL Regular" w:hAnsi="Charis SIL Regular" w:eastAsia="Charis SIL Regular"/>
-          <w:b w:val="0"/>
-          <w:i w:val="0"/>
-          <w:color w:val="000000"/>
-          <w:sz w:val="24"/>
-        </w:rPr>
-        <w:t xml:space="preserve">d the </w:t>
-      </w:r>
-      <w:r>
-        <w:rPr>
-          <w:rFonts w:ascii="Charis SIL Regular" w:hAnsi="Charis SIL Regular" w:eastAsia="Charis SIL Regular"/>
-          <w:b w:val="0"/>
-          <w:i w:val="0"/>
-          <w:color w:val="0000FF"/>
-          <w:sz w:val="24"/>
-          <w:u w:val="single"/>
-        </w:rPr>
-        <w:hyperlink r:id="rId19" w:history="1">
           <w:r>
             <w:rPr>
               <w:rStyle w:val="Hyperlink"/>
@@ -1762,7 +1666,7 @@
           <w:sz w:val="24"/>
           <w:u w:val="single"/>
         </w:rPr>
-        <w:hyperlink r:id="rId19" w:history="1">
+        <w:hyperlink r:id="rId18" w:history="1">
           <w:r>
             <w:rPr>
               <w:rStyle w:val="Hyperlink"/>
@@ -1780,7 +1684,7 @@
           <w:sz w:val="24"/>
           <w:u w:val="single"/>
         </w:rPr>
-        <w:hyperlink r:id="rId19" w:history="1">
+        <w:hyperlink r:id="rId17" w:history="1">
           <w:r>
             <w:rPr>
               <w:rStyle w:val="Hyperlink"/>
@@ -1809,7 +1713,7 @@
           <w:sz w:val="24"/>
           <w:u w:val="single"/>
         </w:rPr>
-        <w:hyperlink r:id="rId19" w:history="1">
+        <w:hyperlink r:id="rId17" w:history="1">
           <w:r>
             <w:rPr>
               <w:rStyle w:val="Hyperlink"/>
@@ -1838,7 +1742,7 @@
           <w:sz w:val="24"/>
           <w:u w:val="single"/>
         </w:rPr>
-        <w:hyperlink r:id="rId19" w:history="1">
+        <w:hyperlink r:id="rId17" w:history="1">
           <w:r>
             <w:rPr>
               <w:rStyle w:val="Hyperlink"/>
@@ -1856,7 +1760,7 @@
           <w:sz w:val="24"/>
           <w:u w:val="single"/>
         </w:rPr>
-        <w:hyperlink r:id="rId19" w:history="1">
+        <w:hyperlink r:id="rId18" w:history="1">
           <w:r>
             <w:rPr>
               <w:rStyle w:val="Hyperlink"/>
@@ -1885,7 +1789,7 @@
           <w:sz w:val="24"/>
           <w:u w:val="single"/>
         </w:rPr>
-        <w:hyperlink r:id="rId19" w:history="1">
+        <w:hyperlink r:id="rId18" w:history="1">
           <w:r>
             <w:rPr>
               <w:rStyle w:val="Hyperlink"/>
@@ -1912,18 +1816,24 @@
           <w:color w:val="000000"/>
           <w:sz w:val="24"/>
         </w:rPr>
-        <w:t>have</w:t>
-      </w:r>
-      <w:r>
-        <w:rPr>
-          <w:u w:val="single" w:color="0000ff"/>
+        <w:hyperlink r:id="rId19" w:history="1">
+          <w:r>
+            <w:rPr>
+              <w:rStyle w:val="Hyperlink"/>
+            </w:rPr>
+            <w:t>have</w:t>
+          </w:r>
+        </w:hyperlink>
+      </w:r>
+      <w:r>
+        <w:rPr>
           <w:rFonts w:ascii="Charis SIL Regular" w:hAnsi="Charis SIL Regular" w:eastAsia="Charis SIL Regular"/>
           <w:b w:val="0"/>
           <w:i w:val="0"/>
           <w:color w:val="000000"/>
           <w:sz w:val="24"/>
         </w:rPr>
-        <w:hyperlink r:id="rId18" w:history="1">
+        <w:hyperlink r:id="rId19" w:history="1">
           <w:r>
             <w:rPr>
               <w:rStyle w:val="Hyperlink"/>
@@ -1934,7 +1844,6 @@
       </w:r>
       <w:r>
         <w:rPr>
-          <w:u w:val="single" w:color="0000ff"/>
           <w:rFonts w:ascii="Charis SIL Regular" w:hAnsi="Charis SIL Regular" w:eastAsia="Charis SIL Regular"/>
           <w:b w:val="0"/>
           <w:i w:val="0"/>
@@ -1945,14 +1854,13 @@
       </w:r>
       <w:r>
         <w:rPr>
-          <w:u w:val="single" w:color="0000ff"/>
           <w:rFonts w:ascii="Charis SIL Regular" w:hAnsi="Charis SIL Regular" w:eastAsia="Charis SIL Regular"/>
           <w:b w:val="0"/>
           <w:i w:val="0"/>
           <w:color w:val="000000"/>
           <w:sz w:val="24"/>
         </w:rPr>
-        <w:hyperlink r:id="rId18" w:history="1">
+        <w:hyperlink r:id="rId19" w:history="1">
           <w:r>
             <w:rPr>
               <w:rStyle w:val="Hyperlink"/>
@@ -1963,14 +1871,13 @@
       </w:r>
       <w:r>
         <w:rPr>
-          <w:u w:val="single" w:color="0000ff"/>
           <w:rFonts w:ascii="Charis SIL Regular" w:hAnsi="Charis SIL Regular" w:eastAsia="Charis SIL Regular"/>
           <w:b w:val="0"/>
           <w:i w:val="0"/>
           <w:color w:val="000000"/>
           <w:sz w:val="24"/>
         </w:rPr>
-        <w:hyperlink r:id="rId18" w:history="1">
+        <w:hyperlink r:id="rId19" w:history="1">
           <w:r>
             <w:rPr>
               <w:rStyle w:val="Hyperlink"/>
@@ -1981,14 +1888,13 @@
       </w:r>
       <w:r>
         <w:rPr>
-          <w:u w:val="single" w:color="0000ff"/>
           <w:rFonts w:ascii="Charis SIL Regular" w:hAnsi="Charis SIL Regular" w:eastAsia="Charis SIL Regular"/>
           <w:b w:val="0"/>
           <w:i w:val="0"/>
           <w:color w:val="000000"/>
           <w:sz w:val="24"/>
         </w:rPr>
-        <w:hyperlink r:id="rId18" w:history="1">
+        <w:hyperlink r:id="rId19" w:history="1">
           <w:r>
             <w:rPr>
               <w:rStyle w:val="Hyperlink"/>
@@ -2276,7 +2182,7 @@
           <w:sz w:val="24"/>
           <w:u w:val="single"/>
         </w:rPr>
-        <w:t>Scientific research in colonised terri</w:t>
+        <w:t>Scientific research in colonised terr</w:t>
       </w:r>
       <w:r>
         <w:rPr>
@@ -2287,7 +2193,7 @@
           <w:sz w:val="24"/>
           <w:u w:val="single"/>
         </w:rPr>
-        <w:t>torie</w:t>
+        <w:t>i</w:t>
       </w:r>
       <w:r>
         <w:rPr>
@@ -2296,8 +2202,9 @@
           <w:i w:val="0"/>
           <w:color w:val="0000FF"/>
           <w:sz w:val="24"/>
-        </w:rPr>
-        <w:t>s</w:t>
+          <w:u w:val="single"/>
+        </w:rPr>
+        <w:t>tories</w:t>
       </w:r>
       <w:r>
         <w:br/>
@@ -3835,7 +3742,7 @@
           <w:sz w:val="24"/>
           <w:u w:val="single"/>
         </w:rPr>
-        <w:hyperlink r:id="rId18" w:history="1">
+        <w:hyperlink r:id="rId19" w:history="1">
           <w:r>
             <w:rPr>
               <w:rStyle w:val="Hyperlink"/>
@@ -3853,7 +3760,7 @@
           <w:sz w:val="24"/>
           <w:u w:val="single"/>
         </w:rPr>
-        <w:hyperlink r:id="rId18" w:history="1">
+        <w:hyperlink r:id="rId19" w:history="1">
           <w:r>
             <w:rPr>
               <w:rStyle w:val="Hyperlink"/>
@@ -3871,7 +3778,7 @@
           <w:sz w:val="24"/>
           <w:u w:val="single"/>
         </w:rPr>
-        <w:hyperlink r:id="rId18" w:history="1">
+        <w:hyperlink r:id="rId19" w:history="1">
           <w:r>
             <w:rPr>
               <w:rStyle w:val="Hyperlink"/>
@@ -3889,7 +3796,7 @@
           <w:sz w:val="24"/>
           <w:u w:val="single"/>
         </w:rPr>
-        <w:hyperlink r:id="rId18" w:history="1">
+        <w:hyperlink r:id="rId19" w:history="1">
           <w:r>
             <w:rPr>
               <w:rStyle w:val="Hyperlink"/>
@@ -3907,7 +3814,7 @@
           <w:sz w:val="24"/>
           <w:u w:val="single"/>
         </w:rPr>
-        <w:hyperlink r:id="rId18" w:history="1">
+        <w:hyperlink r:id="rId19" w:history="1">
           <w:r>
             <w:rPr>
               <w:rStyle w:val="Hyperlink"/>
@@ -3987,7 +3894,7 @@
           <w:sz w:val="24"/>
           <w:u w:val="single"/>
         </w:rPr>
-        <w:hyperlink r:id="rId19" w:history="1">
+        <w:hyperlink r:id="rId18" w:history="1">
           <w:r>
             <w:rPr>
               <w:rStyle w:val="Hyperlink"/>
@@ -4005,7 +3912,7 @@
           <w:sz w:val="24"/>
           <w:u w:val="single"/>
         </w:rPr>
-        <w:hyperlink r:id="rId19" w:history="1">
+        <w:hyperlink r:id="rId18" w:history="1">
           <w:r>
             <w:rPr>
               <w:rStyle w:val="Hyperlink"/>
@@ -4023,7 +3930,7 @@
           <w:sz w:val="24"/>
           <w:u w:val="single"/>
         </w:rPr>
-        <w:hyperlink r:id="rId19" w:history="1">
+        <w:hyperlink r:id="rId18" w:history="1">
           <w:r>
             <w:rPr>
               <w:rStyle w:val="Hyperlink"/>

--- a/EXPORTS/DOCX/published/niveau3/English/KITLV.docx
+++ b/EXPORTS/DOCX/published/niveau3/English/KITLV.docx
@@ -436,7 +436,6 @@
       </w:r>
       <w:r>
         <w:rPr>
-          <w:u w:val="single" w:color="0000ff"/>
           <w:rFonts w:ascii="Charis SIL Regular" w:hAnsi="Charis SIL Regular" w:eastAsia="Charis SIL Regular"/>
           <w:b w:val="0"/>
           <w:i w:val="0"/>
@@ -493,13 +492,67 @@
       </w:r>
       <w:r>
         <w:rPr>
+          <w:u w:val="single" w:color="0000ff"/>
           <w:rFonts w:ascii="Charis SIL Regular" w:hAnsi="Charis SIL Regular" w:eastAsia="Charis SIL Regular"/>
           <w:b w:val="0"/>
           <w:i w:val="0"/>
           <w:color w:val="000000"/>
           <w:sz w:val="24"/>
         </w:rPr>
-        <w:t>jk Nederlands Aard</w:t>
+        <w:hyperlink r:id="rId10" w:history="1">
+          <w:r>
+            <w:rPr>
+              <w:rStyle w:val="Hyperlink"/>
+            </w:rPr>
+            <w:t>j</w:t>
+          </w:r>
+        </w:hyperlink>
+      </w:r>
+      <w:r>
+        <w:rPr>
+          <w:u w:val="single" w:color="0000ff"/>
+          <w:rFonts w:ascii="Charis SIL Regular" w:hAnsi="Charis SIL Regular" w:eastAsia="Charis SIL Regular"/>
+          <w:b w:val="0"/>
+          <w:i w:val="0"/>
+          <w:color w:val="000000"/>
+          <w:sz w:val="24"/>
+        </w:rPr>
+        <w:hyperlink r:id="rId10" w:history="1">
+          <w:r>
+            <w:rPr>
+              <w:rStyle w:val="Hyperlink"/>
+            </w:rPr>
+            <w:t>k Nede</w:t>
+          </w:r>
+        </w:hyperlink>
+      </w:r>
+      <w:r>
+        <w:rPr>
+          <w:rFonts w:ascii="Charis SIL Regular" w:hAnsi="Charis SIL Regular" w:eastAsia="Charis SIL Regular"/>
+          <w:b w:val="0"/>
+          <w:i w:val="0"/>
+          <w:color w:val="000000"/>
+          <w:sz w:val="24"/>
+        </w:rPr>
+        <w:t>rland</w:t>
+      </w:r>
+      <w:r>
+        <w:rPr>
+          <w:u w:val="single" w:color="0000ff"/>
+          <w:rFonts w:ascii="Charis SIL Regular" w:hAnsi="Charis SIL Regular" w:eastAsia="Charis SIL Regular"/>
+          <w:b w:val="0"/>
+          <w:i w:val="0"/>
+          <w:color w:val="000000"/>
+          <w:sz w:val="24"/>
+        </w:rPr>
+        <w:hyperlink r:id="rId11" w:history="1">
+          <w:r>
+            <w:rPr>
+              <w:rStyle w:val="Hyperlink"/>
+            </w:rPr>
+            <w:t>s Aard</w:t>
+          </w:r>
+        </w:hyperlink>
       </w:r>
       <w:r>
         <w:rPr>
@@ -1304,7 +1357,7 @@
           <w:sz w:val="24"/>
           <w:u w:val="single"/>
         </w:rPr>
-        <w:hyperlink r:id="rId15" w:history="1">
+        <w:hyperlink r:id="rId14" w:history="1">
           <w:r>
             <w:rPr>
               <w:rStyle w:val="Hyperlink"/>
@@ -1501,7 +1554,82 @@
           <w:color w:val="000000"/>
           <w:sz w:val="24"/>
         </w:rPr>
-        <w:t xml:space="preserve">This also applies to the KITLV </w:t>
+        <w:t>This also a</w:t>
+      </w:r>
+      <w:r>
+        <w:rPr>
+          <w:u w:val="single" w:color="0000ff"/>
+          <w:rFonts w:ascii="Charis SIL Regular" w:hAnsi="Charis SIL Regular" w:eastAsia="Charis SIL Regular"/>
+          <w:b w:val="0"/>
+          <w:i w:val="0"/>
+          <w:color w:val="000000"/>
+          <w:sz w:val="24"/>
+        </w:rPr>
+        <w:t>p</w:t>
+      </w:r>
+      <w:r>
+        <w:rPr>
+          <w:u w:val="single" w:color="0000ff"/>
+          <w:rFonts w:ascii="Charis SIL Regular" w:hAnsi="Charis SIL Regular" w:eastAsia="Charis SIL Regular"/>
+          <w:b w:val="0"/>
+          <w:i w:val="0"/>
+          <w:color w:val="000000"/>
+          <w:sz w:val="24"/>
+        </w:rPr>
+        <w:hyperlink r:id="rId16" w:history="1">
+          <w:r>
+            <w:rPr>
+              <w:rStyle w:val="Hyperlink"/>
+            </w:rPr>
+            <w:t>plie</w:t>
+          </w:r>
+        </w:hyperlink>
+      </w:r>
+      <w:r>
+        <w:rPr>
+          <w:u w:val="single" w:color="0000ff"/>
+          <w:rFonts w:ascii="Charis SIL Regular" w:hAnsi="Charis SIL Regular" w:eastAsia="Charis SIL Regular"/>
+          <w:b w:val="0"/>
+          <w:i w:val="0"/>
+          <w:color w:val="000000"/>
+          <w:sz w:val="24"/>
+        </w:rPr>
+        <w:hyperlink r:id="rId16" w:history="1">
+          <w:r>
+            <w:rPr>
+              <w:rStyle w:val="Hyperlink"/>
+            </w:rPr>
+            <w:t>s</w:t>
+          </w:r>
+        </w:hyperlink>
+      </w:r>
+      <w:r>
+        <w:rPr>
+          <w:u w:val="single" w:color="0000ff"/>
+          <w:rFonts w:ascii="Charis SIL Regular" w:hAnsi="Charis SIL Regular" w:eastAsia="Charis SIL Regular"/>
+          <w:b w:val="0"/>
+          <w:i w:val="0"/>
+          <w:color w:val="000000"/>
+          <w:sz w:val="24"/>
+        </w:rPr>
+        <w:hyperlink r:id="rId16" w:history="1">
+          <w:r>
+            <w:rPr>
+              <w:rStyle w:val="Hyperlink"/>
+            </w:rPr>
+            <w:t xml:space="preserve"> to the KI</w:t>
+          </w:r>
+        </w:hyperlink>
+      </w:r>
+      <w:r>
+        <w:rPr>
+          <w:rFonts w:ascii="Charis SIL Regular" w:hAnsi="Charis SIL Regular" w:eastAsia="Charis SIL Regular"/>
+          <w:b w:val="0"/>
+          <w:i w:val="0"/>
+          <w:color w:val="000000"/>
+          <w:sz w:val="24"/>
+        </w:rPr>
+        <w:t xml:space="preserve">TLV </w:t>
       </w:r>
       <w:r>
         <w:rPr>
@@ -1625,6 +1753,7 @@
           <w:i w:val="0"/>
           <w:color w:val="0000FF"/>
           <w:sz w:val="24"/>
+          <w:u w:val="single"/>
         </w:rPr>
         <w:t>Oral History Archive Indonesia</w:t>
       </w:r>
@@ -1637,7 +1766,68 @@
           <w:color w:val="000000"/>
           <w:sz w:val="24"/>
         </w:rPr>
-        <w:t xml:space="preserve"> (SMGI) and the </w:t>
+        <w:hyperlink r:id="rId17" w:history="1">
+          <w:r>
+            <w:rPr>
+              <w:rStyle w:val="Hyperlink"/>
+            </w:rPr>
+            <w:t xml:space="preserve"> (SMG</w:t>
+          </w:r>
+        </w:hyperlink>
+      </w:r>
+      <w:r>
+        <w:rPr>
+          <w:u w:val="single" w:color="0000ff"/>
+          <w:rFonts w:ascii="Charis SIL Regular" w:hAnsi="Charis SIL Regular" w:eastAsia="Charis SIL Regular"/>
+          <w:b w:val="0"/>
+          <w:i w:val="0"/>
+          <w:color w:val="000000"/>
+          <w:sz w:val="24"/>
+        </w:rPr>
+        <w:hyperlink r:id="rId17" w:history="1">
+          <w:r>
+            <w:rPr>
+              <w:rStyle w:val="Hyperlink"/>
+            </w:rPr>
+            <w:t>I</w:t>
+          </w:r>
+        </w:hyperlink>
+      </w:r>
+      <w:r>
+        <w:rPr>
+          <w:u w:val="single" w:color="0000ff"/>
+          <w:rFonts w:ascii="Charis SIL Regular" w:hAnsi="Charis SIL Regular" w:eastAsia="Charis SIL Regular"/>
+          <w:b w:val="0"/>
+          <w:i w:val="0"/>
+          <w:color w:val="000000"/>
+          <w:sz w:val="24"/>
+        </w:rPr>
+        <w:hyperlink r:id="rId17" w:history="1">
+          <w:r>
+            <w:rPr>
+              <w:rStyle w:val="Hyperlink"/>
+            </w:rPr>
+            <w:t>) an</w:t>
+          </w:r>
+        </w:hyperlink>
+      </w:r>
+      <w:r>
+        <w:rPr>
+          <w:u w:val="single" w:color="0000ff"/>
+          <w:rFonts w:ascii="Charis SIL Regular" w:hAnsi="Charis SIL Regular" w:eastAsia="Charis SIL Regular"/>
+          <w:b w:val="0"/>
+          <w:i w:val="0"/>
+          <w:color w:val="000000"/>
+          <w:sz w:val="24"/>
+        </w:rPr>
+        <w:hyperlink r:id="rId17" w:history="1">
+          <w:r>
+            <w:rPr>
+              <w:rStyle w:val="Hyperlink"/>
+            </w:rPr>
+            <w:t xml:space="preserve">d the </w:t>
+          </w:r>
+        </w:hyperlink>
       </w:r>
       <w:r>
         <w:rPr>
@@ -1648,7 +1838,7 @@
           <w:sz w:val="24"/>
           <w:u w:val="single"/>
         </w:rPr>
-        <w:hyperlink r:id="rId18" w:history="1">
+        <w:hyperlink r:id="rId17" w:history="1">
           <w:r>
             <w:rPr>
               <w:rStyle w:val="Hyperlink"/>
@@ -1666,7 +1856,7 @@
           <w:sz w:val="24"/>
           <w:u w:val="single"/>
         </w:rPr>
-        <w:hyperlink r:id="rId18" w:history="1">
+        <w:hyperlink r:id="rId17" w:history="1">
           <w:r>
             <w:rPr>
               <w:rStyle w:val="Hyperlink"/>
@@ -1713,7 +1903,7 @@
           <w:sz w:val="24"/>
           <w:u w:val="single"/>
         </w:rPr>
-        <w:hyperlink r:id="rId17" w:history="1">
+        <w:hyperlink r:id="rId18" w:history="1">
           <w:r>
             <w:rPr>
               <w:rStyle w:val="Hyperlink"/>
@@ -1742,7 +1932,7 @@
           <w:sz w:val="24"/>
           <w:u w:val="single"/>
         </w:rPr>
-        <w:hyperlink r:id="rId17" w:history="1">
+        <w:hyperlink r:id="rId18" w:history="1">
           <w:r>
             <w:rPr>
               <w:rStyle w:val="Hyperlink"/>
@@ -1810,6 +2000,7 @@
       </w:r>
       <w:r>
         <w:rPr>
+          <w:u w:val="single" w:color="0000ff"/>
           <w:rFonts w:ascii="Charis SIL Regular" w:hAnsi="Charis SIL Regular" w:eastAsia="Charis SIL Regular"/>
           <w:b w:val="0"/>
           <w:i w:val="0"/>
@@ -1827,6 +2018,7 @@
       </w:r>
       <w:r>
         <w:rPr>
+          <w:u w:val="single" w:color="0000ff"/>
           <w:rFonts w:ascii="Charis SIL Regular" w:hAnsi="Charis SIL Regular" w:eastAsia="Charis SIL Regular"/>
           <w:b w:val="0"/>
           <w:i w:val="0"/>
@@ -1844,6 +2036,7 @@
       </w:r>
       <w:r>
         <w:rPr>
+          <w:u w:val="single" w:color="0000ff"/>
           <w:rFonts w:ascii="Charis SIL Regular" w:hAnsi="Charis SIL Regular" w:eastAsia="Charis SIL Regular"/>
           <w:b w:val="0"/>
           <w:i w:val="0"/>
@@ -1854,6 +2047,7 @@
       </w:r>
       <w:r>
         <w:rPr>
+          <w:u w:val="single" w:color="0000ff"/>
           <w:rFonts w:ascii="Charis SIL Regular" w:hAnsi="Charis SIL Regular" w:eastAsia="Charis SIL Regular"/>
           <w:b w:val="0"/>
           <w:i w:val="0"/>
@@ -1871,6 +2065,7 @@
       </w:r>
       <w:r>
         <w:rPr>
+          <w:u w:val="single" w:color="0000ff"/>
           <w:rFonts w:ascii="Charis SIL Regular" w:hAnsi="Charis SIL Regular" w:eastAsia="Charis SIL Regular"/>
           <w:b w:val="0"/>
           <w:i w:val="0"/>
@@ -1888,6 +2083,7 @@
       </w:r>
       <w:r>
         <w:rPr>
+          <w:u w:val="single" w:color="0000ff"/>
           <w:rFonts w:ascii="Charis SIL Regular" w:hAnsi="Charis SIL Regular" w:eastAsia="Charis SIL Regular"/>
           <w:b w:val="0"/>
           <w:i w:val="0"/>

--- a/EXPORTS/DOCX/published/niveau3/English/KITLV.docx
+++ b/EXPORTS/DOCX/published/niveau3/English/KITLV.docx
@@ -418,59 +418,13 @@
       </w:r>
       <w:r>
         <w:rPr>
-          <w:u w:val="single" w:color="0000ff"/>
           <w:rFonts w:ascii="Charis SIL Regular" w:hAnsi="Charis SIL Regular" w:eastAsia="Charis SIL Regular"/>
           <w:b w:val="0"/>
           <w:i w:val="0"/>
           <w:color w:val="000000"/>
           <w:sz w:val="24"/>
         </w:rPr>
-        <w:hyperlink r:id="rId9" w:history="1">
-          <w:r>
-            <w:rPr>
-              <w:rStyle w:val="Hyperlink"/>
-            </w:rPr>
-            <w:t xml:space="preserve">s left to </w:t>
-          </w:r>
-        </w:hyperlink>
-      </w:r>
-      <w:r>
-        <w:rPr>
-          <w:rFonts w:ascii="Charis SIL Regular" w:hAnsi="Charis SIL Regular" w:eastAsia="Charis SIL Regular"/>
-          <w:b w:val="0"/>
-          <w:i w:val="0"/>
-          <w:color w:val="000000"/>
-          <w:sz w:val="24"/>
-        </w:rPr>
-        <w:t>t</w:t>
-      </w:r>
-      <w:r>
-        <w:rPr>
-          <w:u w:val="single" w:color="0000ff"/>
-          <w:rFonts w:ascii="Charis SIL Regular" w:hAnsi="Charis SIL Regular" w:eastAsia="Charis SIL Regular"/>
-          <w:b w:val="0"/>
-          <w:i w:val="0"/>
-          <w:color w:val="000000"/>
-          <w:sz w:val="24"/>
-        </w:rPr>
-        <w:hyperlink r:id="rId9" w:history="1">
-          <w:r>
-            <w:rPr>
-              <w:rStyle w:val="Hyperlink"/>
-            </w:rPr>
-            <w:t>he Ko</w:t>
-          </w:r>
-        </w:hyperlink>
-      </w:r>
-      <w:r>
-        <w:rPr>
-          <w:rFonts w:ascii="Charis SIL Regular" w:hAnsi="Charis SIL Regular" w:eastAsia="Charis SIL Regular"/>
-          <w:b w:val="0"/>
-          <w:i w:val="0"/>
-          <w:color w:val="000000"/>
-          <w:sz w:val="24"/>
-        </w:rPr>
-        <w:t>n</w:t>
+        <w:t>s left to the Kon</w:t>
       </w:r>
       <w:r>
         <w:rPr>
@@ -492,49 +446,13 @@
       </w:r>
       <w:r>
         <w:rPr>
-          <w:u w:val="single" w:color="0000ff"/>
           <w:rFonts w:ascii="Charis SIL Regular" w:hAnsi="Charis SIL Regular" w:eastAsia="Charis SIL Regular"/>
           <w:b w:val="0"/>
           <w:i w:val="0"/>
           <w:color w:val="000000"/>
           <w:sz w:val="24"/>
         </w:rPr>
-        <w:hyperlink r:id="rId10" w:history="1">
-          <w:r>
-            <w:rPr>
-              <w:rStyle w:val="Hyperlink"/>
-            </w:rPr>
-            <w:t>j</w:t>
-          </w:r>
-        </w:hyperlink>
-      </w:r>
-      <w:r>
-        <w:rPr>
-          <w:u w:val="single" w:color="0000ff"/>
-          <w:rFonts w:ascii="Charis SIL Regular" w:hAnsi="Charis SIL Regular" w:eastAsia="Charis SIL Regular"/>
-          <w:b w:val="0"/>
-          <w:i w:val="0"/>
-          <w:color w:val="000000"/>
-          <w:sz w:val="24"/>
-        </w:rPr>
-        <w:hyperlink r:id="rId10" w:history="1">
-          <w:r>
-            <w:rPr>
-              <w:rStyle w:val="Hyperlink"/>
-            </w:rPr>
-            <w:t>k Nede</w:t>
-          </w:r>
-        </w:hyperlink>
-      </w:r>
-      <w:r>
-        <w:rPr>
-          <w:rFonts w:ascii="Charis SIL Regular" w:hAnsi="Charis SIL Regular" w:eastAsia="Charis SIL Regular"/>
-          <w:b w:val="0"/>
-          <w:i w:val="0"/>
-          <w:color w:val="000000"/>
-          <w:sz w:val="24"/>
-        </w:rPr>
-        <w:t>rland</w:t>
+        <w:t>jk Nederland</w:t>
       </w:r>
       <w:r>
         <w:rPr>
@@ -1554,82 +1472,7 @@
           <w:color w:val="000000"/>
           <w:sz w:val="24"/>
         </w:rPr>
-        <w:t>This also a</w:t>
-      </w:r>
-      <w:r>
-        <w:rPr>
-          <w:u w:val="single" w:color="0000ff"/>
-          <w:rFonts w:ascii="Charis SIL Regular" w:hAnsi="Charis SIL Regular" w:eastAsia="Charis SIL Regular"/>
-          <w:b w:val="0"/>
-          <w:i w:val="0"/>
-          <w:color w:val="000000"/>
-          <w:sz w:val="24"/>
-        </w:rPr>
-        <w:t>p</w:t>
-      </w:r>
-      <w:r>
-        <w:rPr>
-          <w:u w:val="single" w:color="0000ff"/>
-          <w:rFonts w:ascii="Charis SIL Regular" w:hAnsi="Charis SIL Regular" w:eastAsia="Charis SIL Regular"/>
-          <w:b w:val="0"/>
-          <w:i w:val="0"/>
-          <w:color w:val="000000"/>
-          <w:sz w:val="24"/>
-        </w:rPr>
-        <w:hyperlink r:id="rId16" w:history="1">
-          <w:r>
-            <w:rPr>
-              <w:rStyle w:val="Hyperlink"/>
-            </w:rPr>
-            <w:t>plie</w:t>
-          </w:r>
-        </w:hyperlink>
-      </w:r>
-      <w:r>
-        <w:rPr>
-          <w:u w:val="single" w:color="0000ff"/>
-          <w:rFonts w:ascii="Charis SIL Regular" w:hAnsi="Charis SIL Regular" w:eastAsia="Charis SIL Regular"/>
-          <w:b w:val="0"/>
-          <w:i w:val="0"/>
-          <w:color w:val="000000"/>
-          <w:sz w:val="24"/>
-        </w:rPr>
-        <w:hyperlink r:id="rId16" w:history="1">
-          <w:r>
-            <w:rPr>
-              <w:rStyle w:val="Hyperlink"/>
-            </w:rPr>
-            <w:t>s</w:t>
-          </w:r>
-        </w:hyperlink>
-      </w:r>
-      <w:r>
-        <w:rPr>
-          <w:u w:val="single" w:color="0000ff"/>
-          <w:rFonts w:ascii="Charis SIL Regular" w:hAnsi="Charis SIL Regular" w:eastAsia="Charis SIL Regular"/>
-          <w:b w:val="0"/>
-          <w:i w:val="0"/>
-          <w:color w:val="000000"/>
-          <w:sz w:val="24"/>
-        </w:rPr>
-        <w:hyperlink r:id="rId16" w:history="1">
-          <w:r>
-            <w:rPr>
-              <w:rStyle w:val="Hyperlink"/>
-            </w:rPr>
-            <w:t xml:space="preserve"> to the KI</w:t>
-          </w:r>
-        </w:hyperlink>
-      </w:r>
-      <w:r>
-        <w:rPr>
-          <w:rFonts w:ascii="Charis SIL Regular" w:hAnsi="Charis SIL Regular" w:eastAsia="Charis SIL Regular"/>
-          <w:b w:val="0"/>
-          <w:i w:val="0"/>
-          <w:color w:val="000000"/>
-          <w:sz w:val="24"/>
-        </w:rPr>
-        <w:t xml:space="preserve">TLV </w:t>
+        <w:t xml:space="preserve">This also applies to the KITLV </w:t>
       </w:r>
       <w:r>
         <w:rPr>
@@ -1753,7 +1596,6 @@
           <w:i w:val="0"/>
           <w:color w:val="0000FF"/>
           <w:sz w:val="24"/>
-          <w:u w:val="single"/>
         </w:rPr>
         <w:t>Oral History Archive Indonesia</w:t>
       </w:r>
@@ -1802,32 +1644,7 @@
           <w:color w:val="000000"/>
           <w:sz w:val="24"/>
         </w:rPr>
-        <w:hyperlink r:id="rId17" w:history="1">
-          <w:r>
-            <w:rPr>
-              <w:rStyle w:val="Hyperlink"/>
-            </w:rPr>
-            <w:t>) an</w:t>
-          </w:r>
-        </w:hyperlink>
-      </w:r>
-      <w:r>
-        <w:rPr>
-          <w:u w:val="single" w:color="0000ff"/>
-          <w:rFonts w:ascii="Charis SIL Regular" w:hAnsi="Charis SIL Regular" w:eastAsia="Charis SIL Regular"/>
-          <w:b w:val="0"/>
-          <w:i w:val="0"/>
-          <w:color w:val="000000"/>
-          <w:sz w:val="24"/>
-        </w:rPr>
-        <w:hyperlink r:id="rId17" w:history="1">
-          <w:r>
-            <w:rPr>
-              <w:rStyle w:val="Hyperlink"/>
-            </w:rPr>
-            <w:t xml:space="preserve">d the </w:t>
-          </w:r>
-        </w:hyperlink>
+        <w:t xml:space="preserve">) and the </w:t>
       </w:r>
       <w:r>
         <w:rPr>
@@ -1838,7 +1655,7 @@
           <w:sz w:val="24"/>
           <w:u w:val="single"/>
         </w:rPr>
-        <w:hyperlink r:id="rId17" w:history="1">
+        <w:hyperlink r:id="rId18" w:history="1">
           <w:r>
             <w:rPr>
               <w:rStyle w:val="Hyperlink"/>
@@ -1856,7 +1673,7 @@
           <w:sz w:val="24"/>
           <w:u w:val="single"/>
         </w:rPr>
-        <w:hyperlink r:id="rId17" w:history="1">
+        <w:hyperlink r:id="rId18" w:history="1">
           <w:r>
             <w:rPr>
               <w:rStyle w:val="Hyperlink"/>
@@ -1874,7 +1691,7 @@
           <w:sz w:val="24"/>
           <w:u w:val="single"/>
         </w:rPr>
-        <w:hyperlink r:id="rId17" w:history="1">
+        <w:hyperlink r:id="rId18" w:history="1">
           <w:r>
             <w:rPr>
               <w:rStyle w:val="Hyperlink"/>
@@ -2000,7 +1817,6 @@
       </w:r>
       <w:r>
         <w:rPr>
-          <w:u w:val="single" w:color="0000ff"/>
           <w:rFonts w:ascii="Charis SIL Regular" w:hAnsi="Charis SIL Regular" w:eastAsia="Charis SIL Regular"/>
           <w:b w:val="0"/>
           <w:i w:val="0"/>
@@ -2018,7 +1834,6 @@
       </w:r>
       <w:r>
         <w:rPr>
-          <w:u w:val="single" w:color="0000ff"/>
           <w:rFonts w:ascii="Charis SIL Regular" w:hAnsi="Charis SIL Regular" w:eastAsia="Charis SIL Regular"/>
           <w:b w:val="0"/>
           <w:i w:val="0"/>
@@ -2036,7 +1851,6 @@
       </w:r>
       <w:r>
         <w:rPr>
-          <w:u w:val="single" w:color="0000ff"/>
           <w:rFonts w:ascii="Charis SIL Regular" w:hAnsi="Charis SIL Regular" w:eastAsia="Charis SIL Regular"/>
           <w:b w:val="0"/>
           <w:i w:val="0"/>
@@ -2047,7 +1861,6 @@
       </w:r>
       <w:r>
         <w:rPr>
-          <w:u w:val="single" w:color="0000ff"/>
           <w:rFonts w:ascii="Charis SIL Regular" w:hAnsi="Charis SIL Regular" w:eastAsia="Charis SIL Regular"/>
           <w:b w:val="0"/>
           <w:i w:val="0"/>
@@ -2065,7 +1878,6 @@
       </w:r>
       <w:r>
         <w:rPr>
-          <w:u w:val="single" w:color="0000ff"/>
           <w:rFonts w:ascii="Charis SIL Regular" w:hAnsi="Charis SIL Regular" w:eastAsia="Charis SIL Regular"/>
           <w:b w:val="0"/>
           <w:i w:val="0"/>
@@ -2083,7 +1895,6 @@
       </w:r>
       <w:r>
         <w:rPr>
-          <w:u w:val="single" w:color="0000ff"/>
           <w:rFonts w:ascii="Charis SIL Regular" w:hAnsi="Charis SIL Regular" w:eastAsia="Charis SIL Regular"/>
           <w:b w:val="0"/>
           <w:i w:val="0"/>
@@ -2378,7 +2189,7 @@
           <w:sz w:val="24"/>
           <w:u w:val="single"/>
         </w:rPr>
-        <w:t>Scientific research in colonised terr</w:t>
+        <w:t>Scientific research in colonised terri</w:t>
       </w:r>
       <w:r>
         <w:rPr>
@@ -2389,7 +2200,7 @@
           <w:sz w:val="24"/>
           <w:u w:val="single"/>
         </w:rPr>
-        <w:t>i</w:t>
+        <w:t>torie</w:t>
       </w:r>
       <w:r>
         <w:rPr>
@@ -2398,9 +2209,8 @@
           <w:i w:val="0"/>
           <w:color w:val="0000FF"/>
           <w:sz w:val="24"/>
-          <w:u w:val="single"/>
-        </w:rPr>
-        <w:t>tories</w:t>
+        </w:rPr>
+        <w:t>s</w:t>
       </w:r>
       <w:r>
         <w:br/>
